--- a/inst/report/Draft_Etat_conditions_nourriceries_estuariennes.docx
+++ b/inst/report/Draft_Etat_conditions_nourriceries_estuariennes.docx
@@ -126,23 +126,50 @@
       <w:r>
         <w:t>« La fonction de nourricerie est l’une des principales assurées par les estuaires de la Mer du Nord et ceux de l’Atlantique européen (Whitfield &amp; Elliott, 2002 ; Franco et al, 2008). Une fraction importante de l'ichtyofaune estuarienne est originaire du milieu marin et constitue la guilde des espèces migrantes marines, qui naissent en mer et peuvent pénétrer dans les estuaires de façon plus ou moins régulière puis retournent en mer pour leurs stades ultérieurs de développement. Le bar (</w:t>
       </w:r>
+      <w:proofErr w:type="spellStart"/>
       <w:r>
         <w:rPr>
           <w:i/>
           <w:iCs/>
         </w:rPr>
-        <w:t>Dicentrarchus labrax</w:t>
-      </w:r>
-      <w:r>
-        <w:t>) et la sole (</w:t>
-      </w:r>
+        <w:t>Dicentrarchus</w:t>
+      </w:r>
+      <w:proofErr w:type="spellEnd"/>
       <w:r>
         <w:rPr>
           <w:i/>
           <w:iCs/>
         </w:rPr>
-        <w:t>Solea solea</w:t>
-      </w:r>
+        <w:t xml:space="preserve"> </w:t>
+      </w:r>
+      <w:proofErr w:type="spellStart"/>
+      <w:r>
+        <w:rPr>
+          <w:i/>
+          <w:iCs/>
+        </w:rPr>
+        <w:t>labrax</w:t>
+      </w:r>
+      <w:proofErr w:type="spellEnd"/>
+      <w:r>
+        <w:t>) et la sole (</w:t>
+      </w:r>
+      <w:r>
+        <w:rPr>
+          <w:i/>
+          <w:iCs/>
+        </w:rPr>
+        <w:t xml:space="preserve">Solea </w:t>
+      </w:r>
+      <w:proofErr w:type="spellStart"/>
+      <w:r>
+        <w:rPr>
+          <w:i/>
+          <w:iCs/>
+        </w:rPr>
+        <w:t>solea</w:t>
+      </w:r>
+      <w:proofErr w:type="spellEnd"/>
       <w:r>
         <w:t>), d'origine marine, dépendent plus étroitement au stage juvénile des habitats abrités estuariens, avec des niveaux d’abondance pouvant être très élevés pour les stades juvéniles. Ce sont ces espèces de la guilde des espèces marines migrantes estuariennes-dépendantes (MMD) que nous avons choisies pour représenter les habitats de la fonction de nourricerie de poissons marins. Nous nous sommes particulièrement focalisés sur les groupes d’âge G0 (1</w:t>
       </w:r>
@@ -201,6 +228,37 @@
       </w:r>
       <w:r>
         <w:t>.</w:t>
+      </w:r>
+    </w:p>
+    <w:p>
+      <w:pPr>
+        <w:pStyle w:val="Sansinterligne"/>
+        <w:rPr>
+          <w:rFonts w:ascii="Times New Roman" w:hAnsi="Times New Roman" w:cs="Times New Roman"/>
+          <w:lang w:val="en-US"/>
+        </w:rPr>
+      </w:pPr>
+      <w:r>
+        <w:rPr>
+          <w:rStyle w:val="title-text"/>
+          <w:color w:val="1F1F1F"/>
+          <w:lang w:val="en-US"/>
+        </w:rPr>
+        <w:t>An integrated methodology for assessment of estuarine trophic status</w:t>
+      </w:r>
+    </w:p>
+    <w:p>
+      <w:pPr>
+        <w:pStyle w:val="Sansinterligne"/>
+        <w:rPr>
+          <w:lang w:val="en-US"/>
+        </w:rPr>
+      </w:pPr>
+      <w:r>
+        <w:rPr>
+          <w:lang w:val="en-US"/>
+        </w:rPr>
+        <w:t>https://www-sciencedirect-com.inrae.idm.oclc.org/science/article/pii/S0304380003001996</w:t>
       </w:r>
     </w:p>
     <w:p>
@@ -1324,7 +1382,21 @@
         <w:rPr>
           <w:lang w:val="en-US"/>
         </w:rPr>
-        <w:t xml:space="preserve"> cor.test function from the {stats}</w:t>
+        <w:t xml:space="preserve"> </w:t>
+      </w:r>
+      <w:proofErr w:type="spellStart"/>
+      <w:r>
+        <w:rPr>
+          <w:lang w:val="en-US"/>
+        </w:rPr>
+        <w:t>cor.test</w:t>
+      </w:r>
+      <w:proofErr w:type="spellEnd"/>
+      <w:r>
+        <w:rPr>
+          <w:lang w:val="en-US"/>
+        </w:rPr>
+        <w:t xml:space="preserve"> function from the {stats}</w:t>
       </w:r>
       <w:r>
         <w:rPr>
@@ -1447,12 +1519,14 @@
         </w:rPr>
         <w:t xml:space="preserve"> Kruskal-Wallis rank sum test (</w:t>
       </w:r>
+      <w:proofErr w:type="spellStart"/>
       <w:r>
         <w:rPr>
           <w:lang w:val="en-US"/>
         </w:rPr>
         <w:t>kruskal.test</w:t>
       </w:r>
+      <w:proofErr w:type="spellEnd"/>
       <w:r>
         <w:rPr>
           <w:lang w:val="en-US"/>
@@ -1779,7 +1853,21 @@
         <w:rPr>
           <w:lang w:val="en-US"/>
         </w:rPr>
-        <w:t xml:space="preserve">“Envlit” website </w:t>
+        <w:t>“</w:t>
+      </w:r>
+      <w:proofErr w:type="spellStart"/>
+      <w:r>
+        <w:rPr>
+          <w:lang w:val="en-US"/>
+        </w:rPr>
+        <w:t>Envlit</w:t>
+      </w:r>
+      <w:proofErr w:type="spellEnd"/>
+      <w:r>
+        <w:rPr>
+          <w:lang w:val="en-US"/>
+        </w:rPr>
+        <w:t xml:space="preserve">” website </w:t>
       </w:r>
       <w:r>
         <w:rPr>
@@ -1791,7 +1879,21 @@
         <w:rPr>
           <w:lang w:val="en-US"/>
         </w:rPr>
-        <w:t xml:space="preserve"> Ifremer (</w:t>
+        <w:t xml:space="preserve"> </w:t>
+      </w:r>
+      <w:proofErr w:type="spellStart"/>
+      <w:r>
+        <w:rPr>
+          <w:lang w:val="en-US"/>
+        </w:rPr>
+        <w:t>Ifremer</w:t>
+      </w:r>
+      <w:proofErr w:type="spellEnd"/>
+      <w:r>
+        <w:rPr>
+          <w:lang w:val="en-US"/>
+        </w:rPr>
+        <w:t xml:space="preserve"> (</w:t>
       </w:r>
       <w:hyperlink r:id="rId9" w:history="1">
         <w:r>
@@ -2356,7 +2458,63 @@
         <w:rPr>
           <w:lang w:val="en-US"/>
         </w:rPr>
-        <w:t>sum of isomers p,p'-DDT (4,4’-DDT), o,p’-DDT (2,4’-DDT), p,p'-DDE (4,4’-DDE), p,p'-DDD (4,4’-DDD)</w:t>
+        <w:t xml:space="preserve">sum of isomers </w:t>
+      </w:r>
+      <w:proofErr w:type="spellStart"/>
+      <w:r>
+        <w:rPr>
+          <w:lang w:val="en-US"/>
+        </w:rPr>
+        <w:t>p,p</w:t>
+      </w:r>
+      <w:proofErr w:type="spellEnd"/>
+      <w:r>
+        <w:rPr>
+          <w:lang w:val="en-US"/>
+        </w:rPr>
+        <w:t xml:space="preserve">'-DDT (4,4’-DDT), </w:t>
+      </w:r>
+      <w:proofErr w:type="spellStart"/>
+      <w:r>
+        <w:rPr>
+          <w:lang w:val="en-US"/>
+        </w:rPr>
+        <w:t>o,p</w:t>
+      </w:r>
+      <w:proofErr w:type="spellEnd"/>
+      <w:r>
+        <w:rPr>
+          <w:lang w:val="en-US"/>
+        </w:rPr>
+        <w:t xml:space="preserve">’-DDT (2,4’-DDT), </w:t>
+      </w:r>
+      <w:proofErr w:type="spellStart"/>
+      <w:r>
+        <w:rPr>
+          <w:lang w:val="en-US"/>
+        </w:rPr>
+        <w:t>p,p</w:t>
+      </w:r>
+      <w:proofErr w:type="spellEnd"/>
+      <w:r>
+        <w:rPr>
+          <w:lang w:val="en-US"/>
+        </w:rPr>
+        <w:t xml:space="preserve">'-DDE (4,4’-DDE), </w:t>
+      </w:r>
+      <w:proofErr w:type="spellStart"/>
+      <w:r>
+        <w:rPr>
+          <w:lang w:val="en-US"/>
+        </w:rPr>
+        <w:t>p,p</w:t>
+      </w:r>
+      <w:proofErr w:type="spellEnd"/>
+      <w:r>
+        <w:rPr>
+          <w:lang w:val="en-US"/>
+        </w:rPr>
+        <w:t>'-DDD (4,4’-DDD)</w:t>
       </w:r>
       <w:r>
         <w:rPr>
@@ -2443,7 +2601,21 @@
         <w:rPr>
           <w:lang w:val="en-US"/>
         </w:rPr>
-        <w:t xml:space="preserve"> (abr. benzo-pyr.)</w:t>
+        <w:t xml:space="preserve"> (abr. benzo-</w:t>
+      </w:r>
+      <w:proofErr w:type="spellStart"/>
+      <w:r>
+        <w:rPr>
+          <w:lang w:val="en-US"/>
+        </w:rPr>
+        <w:t>pyr</w:t>
+      </w:r>
+      <w:proofErr w:type="spellEnd"/>
+      <w:r>
+        <w:rPr>
+          <w:lang w:val="en-US"/>
+        </w:rPr>
+        <w:t>.)</w:t>
       </w:r>
       <w:r>
         <w:rPr>
@@ -2503,19 +2675,61 @@
         <w:rPr>
           <w:lang w:val="en-US"/>
         </w:rPr>
-        <w:t xml:space="preserve"> (abr. benzo-anthra.), and b</w:t>
-      </w:r>
-      <w:r>
-        <w:rPr>
-          <w:lang w:val="en-US"/>
-        </w:rPr>
-        <w:t>enzo(g,h,i)perylene</w:t>
-      </w:r>
-      <w:r>
-        <w:rPr>
-          <w:lang w:val="en-US"/>
-        </w:rPr>
-        <w:t xml:space="preserve"> (abr. benzo-peryl.).</w:t>
+        <w:t xml:space="preserve"> (abr. benzo-</w:t>
+      </w:r>
+      <w:proofErr w:type="spellStart"/>
+      <w:r>
+        <w:rPr>
+          <w:lang w:val="en-US"/>
+        </w:rPr>
+        <w:t>anthra</w:t>
+      </w:r>
+      <w:proofErr w:type="spellEnd"/>
+      <w:r>
+        <w:rPr>
+          <w:lang w:val="en-US"/>
+        </w:rPr>
+        <w:t>.), and b</w:t>
+      </w:r>
+      <w:r>
+        <w:rPr>
+          <w:lang w:val="en-US"/>
+        </w:rPr>
+        <w:t>enzo(</w:t>
+      </w:r>
+      <w:proofErr w:type="spellStart"/>
+      <w:r>
+        <w:rPr>
+          <w:lang w:val="en-US"/>
+        </w:rPr>
+        <w:t>g,h,i</w:t>
+      </w:r>
+      <w:proofErr w:type="spellEnd"/>
+      <w:r>
+        <w:rPr>
+          <w:lang w:val="en-US"/>
+        </w:rPr>
+        <w:t>)perylene</w:t>
+      </w:r>
+      <w:r>
+        <w:rPr>
+          <w:lang w:val="en-US"/>
+        </w:rPr>
+        <w:t xml:space="preserve"> (abr. benzo-</w:t>
+      </w:r>
+      <w:proofErr w:type="spellStart"/>
+      <w:r>
+        <w:rPr>
+          <w:lang w:val="en-US"/>
+        </w:rPr>
+        <w:t>peryl</w:t>
+      </w:r>
+      <w:proofErr w:type="spellEnd"/>
+      <w:r>
+        <w:rPr>
+          <w:lang w:val="en-US"/>
+        </w:rPr>
+        <w:t>.).</w:t>
       </w:r>
       <w:r>
         <w:rPr>
@@ -2685,38 +2899,9 @@
           <w:bCs w:val="0"/>
           <w:lang w:val="en-US"/>
         </w:rPr>
-        <w:t>. Two emergent compounds were studied more recently: a perfluorinated compound (</w:t>
-      </w:r>
-      <w:r>
-        <w:rPr>
-          <w:lang w:val="en-US"/>
-        </w:rPr>
-        <w:t>p</w:t>
-      </w:r>
-      <w:r>
-        <w:rPr>
-          <w:lang w:val="en-US"/>
-        </w:rPr>
-        <w:t>erfluorooctane sulfonate</w:t>
-      </w:r>
-      <w:r>
-        <w:rPr>
-          <w:lang w:val="en-US"/>
-        </w:rPr>
-        <w:t xml:space="preserve">, </w:t>
-      </w:r>
-      <w:r>
-        <w:rPr>
-          <w:lang w:val="en-US"/>
-        </w:rPr>
-        <w:t>PFOS)</w:t>
-      </w:r>
-      <w:r>
-        <w:rPr>
-          <w:lang w:val="en-US"/>
-        </w:rPr>
-        <w:t xml:space="preserve">, and an </w:t>
-      </w:r>
+        <w:t xml:space="preserve">. Two emergent compounds were studied more recently: a </w:t>
+      </w:r>
+      <w:proofErr w:type="spellStart"/>
       <w:r>
         <w:rPr>
           <w:rStyle w:val="lev"/>
@@ -2724,8 +2909,9 @@
           <w:bCs w:val="0"/>
           <w:lang w:val="en-US"/>
         </w:rPr>
-        <w:t>o</w:t>
-      </w:r>
+        <w:t>perfluorinated</w:t>
+      </w:r>
+      <w:proofErr w:type="spellEnd"/>
       <w:r>
         <w:rPr>
           <w:rStyle w:val="lev"/>
@@ -2733,7 +2919,74 @@
           <w:bCs w:val="0"/>
           <w:lang w:val="en-US"/>
         </w:rPr>
-        <w:t>rganostannic compound</w:t>
+        <w:t xml:space="preserve"> compound (</w:t>
+      </w:r>
+      <w:proofErr w:type="spellStart"/>
+      <w:r>
+        <w:rPr>
+          <w:lang w:val="en-US"/>
+        </w:rPr>
+        <w:t>p</w:t>
+      </w:r>
+      <w:r>
+        <w:rPr>
+          <w:lang w:val="en-US"/>
+        </w:rPr>
+        <w:t>erfluorooctane</w:t>
+      </w:r>
+      <w:proofErr w:type="spellEnd"/>
+      <w:r>
+        <w:rPr>
+          <w:lang w:val="en-US"/>
+        </w:rPr>
+        <w:t xml:space="preserve"> sulfonate</w:t>
+      </w:r>
+      <w:r>
+        <w:rPr>
+          <w:lang w:val="en-US"/>
+        </w:rPr>
+        <w:t xml:space="preserve">, </w:t>
+      </w:r>
+      <w:r>
+        <w:rPr>
+          <w:lang w:val="en-US"/>
+        </w:rPr>
+        <w:t>PFOS)</w:t>
+      </w:r>
+      <w:r>
+        <w:rPr>
+          <w:lang w:val="en-US"/>
+        </w:rPr>
+        <w:t xml:space="preserve">, and an </w:t>
+      </w:r>
+      <w:proofErr w:type="spellStart"/>
+      <w:r>
+        <w:rPr>
+          <w:rStyle w:val="lev"/>
+          <w:b w:val="0"/>
+          <w:bCs w:val="0"/>
+          <w:lang w:val="en-US"/>
+        </w:rPr>
+        <w:t>o</w:t>
+      </w:r>
+      <w:r>
+        <w:rPr>
+          <w:rStyle w:val="lev"/>
+          <w:b w:val="0"/>
+          <w:bCs w:val="0"/>
+          <w:lang w:val="en-US"/>
+        </w:rPr>
+        <w:t>rganostannic</w:t>
+      </w:r>
+      <w:proofErr w:type="spellEnd"/>
+      <w:r>
+        <w:rPr>
+          <w:rStyle w:val="lev"/>
+          <w:b w:val="0"/>
+          <w:bCs w:val="0"/>
+          <w:lang w:val="en-US"/>
+        </w:rPr>
+        <w:t xml:space="preserve"> compound</w:t>
       </w:r>
       <w:r>
         <w:rPr>
@@ -3027,8 +3280,37 @@
         <w:rPr>
           <w:lang w:val="en-US"/>
         </w:rPr>
-        <w:t xml:space="preserve">NQE (Norme de Qualité </w:t>
-      </w:r>
+        <w:t>NQE (</w:t>
+      </w:r>
+      <w:proofErr w:type="spellStart"/>
+      <w:r>
+        <w:rPr>
+          <w:lang w:val="en-US"/>
+        </w:rPr>
+        <w:t>Norme</w:t>
+      </w:r>
+      <w:proofErr w:type="spellEnd"/>
+      <w:r>
+        <w:rPr>
+          <w:lang w:val="en-US"/>
+        </w:rPr>
+        <w:t xml:space="preserve"> de </w:t>
+      </w:r>
+      <w:proofErr w:type="spellStart"/>
+      <w:r>
+        <w:rPr>
+          <w:lang w:val="en-US"/>
+        </w:rPr>
+        <w:t>Qualité</w:t>
+      </w:r>
+      <w:proofErr w:type="spellEnd"/>
+      <w:r>
+        <w:rPr>
+          <w:lang w:val="en-US"/>
+        </w:rPr>
+        <w:t xml:space="preserve"> </w:t>
+      </w:r>
+      <w:proofErr w:type="spellStart"/>
       <w:r>
         <w:rPr>
           <w:lang w:val="en-US"/>
@@ -3039,7 +3321,14 @@
         <w:rPr>
           <w:lang w:val="en-US"/>
         </w:rPr>
-        <w:t xml:space="preserve">nvironnementale: French equivalent of EQS), </w:t>
+        <w:t>nvironnementale</w:t>
+      </w:r>
+      <w:proofErr w:type="spellEnd"/>
+      <w:r>
+        <w:rPr>
+          <w:lang w:val="en-US"/>
+        </w:rPr>
+        <w:t xml:space="preserve">: French equivalent of EQS), </w:t>
       </w:r>
       <w:r>
         <w:rPr>
@@ -3053,12 +3342,28 @@
         </w:rPr>
         <w:t xml:space="preserve"> (</w:t>
       </w:r>
-      <w:r>
-        <w:rPr>
-          <w:lang w:val="en-US"/>
-        </w:rPr>
-        <w:t>Valeurs Guide Environnementales</w:t>
-      </w:r>
+      <w:proofErr w:type="spellStart"/>
+      <w:r>
+        <w:rPr>
+          <w:lang w:val="en-US"/>
+        </w:rPr>
+        <w:t>Valeurs</w:t>
+      </w:r>
+      <w:proofErr w:type="spellEnd"/>
+      <w:r>
+        <w:rPr>
+          <w:lang w:val="en-US"/>
+        </w:rPr>
+        <w:t xml:space="preserve"> Guide </w:t>
+      </w:r>
+      <w:proofErr w:type="spellStart"/>
+      <w:r>
+        <w:rPr>
+          <w:lang w:val="en-US"/>
+        </w:rPr>
+        <w:t>Environnementales</w:t>
+      </w:r>
+      <w:proofErr w:type="spellEnd"/>
       <w:r>
         <w:rPr>
           <w:lang w:val="en-US"/>
@@ -3123,8 +3428,16 @@
         <w:rPr>
           <w:lang w:val="en-US"/>
         </w:rPr>
-        <w:t>m: molluscs</w:t>
-      </w:r>
+        <w:t xml:space="preserve">m: </w:t>
+      </w:r>
+      <w:proofErr w:type="spellStart"/>
+      <w:r>
+        <w:rPr>
+          <w:lang w:val="en-US"/>
+        </w:rPr>
+        <w:t>molluscs</w:t>
+      </w:r>
+      <w:proofErr w:type="spellEnd"/>
       <w:r>
         <w:rPr>
           <w:lang w:val="en-US"/>
@@ -3770,8 +4083,16 @@
               <w:rPr>
                 <w:lang w:val="en-US"/>
               </w:rPr>
-              <w:t>500 ng/g ww</w:t>
-            </w:r>
+              <w:t xml:space="preserve">500 ng/g </w:t>
+            </w:r>
+            <w:proofErr w:type="spellStart"/>
+            <w:r>
+              <w:rPr>
+                <w:lang w:val="en-US"/>
+              </w:rPr>
+              <w:t>ww</w:t>
+            </w:r>
+            <w:proofErr w:type="spellEnd"/>
           </w:p>
         </w:tc>
         <w:tc>
@@ -4019,8 +4340,16 @@
               <w:rPr>
                 <w:lang w:val="en-US"/>
               </w:rPr>
-              <w:t>1000 ng/g ww</w:t>
-            </w:r>
+              <w:t xml:space="preserve">1000 ng/g </w:t>
+            </w:r>
+            <w:proofErr w:type="spellStart"/>
+            <w:r>
+              <w:rPr>
+                <w:lang w:val="en-US"/>
+              </w:rPr>
+              <w:t>ww</w:t>
+            </w:r>
+            <w:proofErr w:type="spellEnd"/>
           </w:p>
         </w:tc>
         <w:tc>
@@ -4289,8 +4618,16 @@
               <w:rPr>
                 <w:lang w:val="en-US"/>
               </w:rPr>
-              <w:t>1500 ng/g ww</w:t>
-            </w:r>
+              <w:t xml:space="preserve">1500 ng/g </w:t>
+            </w:r>
+            <w:proofErr w:type="spellStart"/>
+            <w:r>
+              <w:rPr>
+                <w:lang w:val="en-US"/>
+              </w:rPr>
+              <w:t>ww</w:t>
+            </w:r>
+            <w:proofErr w:type="spellEnd"/>
           </w:p>
         </w:tc>
         <w:tc>
@@ -4713,31 +5050,41 @@
                 <w:lang w:val="en-US"/>
               </w:rPr>
             </w:pPr>
+            <w:proofErr w:type="spellStart"/>
             <w:r>
               <w:rPr>
                 <w:rStyle w:val="lev"/>
                 <w:b w:val="0"/>
                 <w:bCs w:val="0"/>
               </w:rPr>
-              <w:t>Organochlorin pesticides</w:t>
-            </w:r>
-          </w:p>
-        </w:tc>
-        <w:tc>
-          <w:tcPr>
-            <w:tcW w:w="1418" w:type="dxa"/>
-            <w:tcBorders>
-              <w:bottom w:val="single" w:sz="4" w:space="0" w:color="auto"/>
-            </w:tcBorders>
-            <w:vAlign w:val="center"/>
-          </w:tcPr>
-          <w:p>
-            <w:pPr>
-              <w:pStyle w:val="Sansinterligne"/>
+              <w:t>Organochlorin</w:t>
+            </w:r>
+            <w:proofErr w:type="spellEnd"/>
+            <w:r>
               <w:rPr>
                 <w:rStyle w:val="lev"/>
                 <w:b w:val="0"/>
                 <w:bCs w:val="0"/>
+              </w:rPr>
+              <w:t xml:space="preserve"> pesticides</w:t>
+            </w:r>
+          </w:p>
+        </w:tc>
+        <w:tc>
+          <w:tcPr>
+            <w:tcW w:w="1418" w:type="dxa"/>
+            <w:tcBorders>
+              <w:bottom w:val="single" w:sz="4" w:space="0" w:color="auto"/>
+            </w:tcBorders>
+            <w:vAlign w:val="center"/>
+          </w:tcPr>
+          <w:p>
+            <w:pPr>
+              <w:pStyle w:val="Sansinterligne"/>
+              <w:rPr>
+                <w:rStyle w:val="lev"/>
+                <w:b w:val="0"/>
+                <w:bCs w:val="0"/>
                 <w:lang w:val="en-US"/>
               </w:rPr>
             </w:pPr>
@@ -4828,8 +5175,21 @@
               </w:rPr>
             </w:pPr>
             <w:r>
-              <w:t>1282 ng/g ww</w:t>
-            </w:r>
+              <w:t xml:space="preserve">1282 </w:t>
+            </w:r>
+            <w:proofErr w:type="spellStart"/>
+            <w:r>
+              <w:t>ng</w:t>
+            </w:r>
+            <w:proofErr w:type="spellEnd"/>
+            <w:r>
+              <w:t xml:space="preserve">/g </w:t>
+            </w:r>
+            <w:proofErr w:type="spellStart"/>
+            <w:r>
+              <w:t>ww</w:t>
+            </w:r>
+            <w:proofErr w:type="spellEnd"/>
           </w:p>
         </w:tc>
         <w:tc>
@@ -5148,9 +5508,19 @@
               </w:rPr>
               <w:t xml:space="preserve">0.29 </w:t>
             </w:r>
-            <w:r>
-              <w:t>ng/g ww</w:t>
-            </w:r>
+            <w:proofErr w:type="spellStart"/>
+            <w:r>
+              <w:t>ng</w:t>
+            </w:r>
+            <w:proofErr w:type="spellEnd"/>
+            <w:r>
+              <w:t xml:space="preserve">/g </w:t>
+            </w:r>
+            <w:proofErr w:type="spellStart"/>
+            <w:r>
+              <w:t>ww</w:t>
+            </w:r>
+            <w:proofErr w:type="spellEnd"/>
           </w:p>
         </w:tc>
         <w:tc>
@@ -5354,49 +5724,89 @@
                 <w:bCs w:val="0"/>
               </w:rPr>
             </w:pPr>
+            <w:proofErr w:type="spellStart"/>
             <w:r>
               <w:rPr>
                 <w:rStyle w:val="lev"/>
                 <w:b w:val="0"/>
                 <w:bCs w:val="0"/>
               </w:rPr>
-              <w:t>Polycyclic aromatic hydrocarbon</w:t>
-            </w:r>
+              <w:t>Polycyclic</w:t>
+            </w:r>
+            <w:proofErr w:type="spellEnd"/>
             <w:r>
               <w:rPr>
                 <w:rStyle w:val="lev"/>
                 <w:b w:val="0"/>
                 <w:bCs w:val="0"/>
               </w:rPr>
-              <w:t xml:space="preserve"> (PAH)</w:t>
-            </w:r>
-          </w:p>
-        </w:tc>
-        <w:tc>
-          <w:tcPr>
-            <w:tcW w:w="1418" w:type="dxa"/>
-            <w:tcBorders>
-              <w:top w:val="single" w:sz="12" w:space="0" w:color="auto"/>
-            </w:tcBorders>
-            <w:vAlign w:val="center"/>
-          </w:tcPr>
-          <w:p>
-            <w:pPr>
-              <w:pStyle w:val="Sansinterligne"/>
+              <w:t xml:space="preserve"> </w:t>
+            </w:r>
+            <w:proofErr w:type="spellStart"/>
+            <w:r>
               <w:rPr>
                 <w:rStyle w:val="lev"/>
                 <w:b w:val="0"/>
                 <w:bCs w:val="0"/>
               </w:rPr>
-            </w:pPr>
+              <w:t>aromatic</w:t>
+            </w:r>
+            <w:proofErr w:type="spellEnd"/>
             <w:r>
               <w:rPr>
                 <w:rStyle w:val="lev"/>
                 <w:b w:val="0"/>
                 <w:bCs w:val="0"/>
               </w:rPr>
+              <w:t xml:space="preserve"> </w:t>
+            </w:r>
+            <w:proofErr w:type="spellStart"/>
+            <w:r>
+              <w:rPr>
+                <w:rStyle w:val="lev"/>
+                <w:b w:val="0"/>
+                <w:bCs w:val="0"/>
+              </w:rPr>
+              <w:t>hydrocarbon</w:t>
+            </w:r>
+            <w:proofErr w:type="spellEnd"/>
+            <w:r>
+              <w:rPr>
+                <w:rStyle w:val="lev"/>
+                <w:b w:val="0"/>
+                <w:bCs w:val="0"/>
+              </w:rPr>
+              <w:t xml:space="preserve"> (PAH)</w:t>
+            </w:r>
+          </w:p>
+        </w:tc>
+        <w:tc>
+          <w:tcPr>
+            <w:tcW w:w="1418" w:type="dxa"/>
+            <w:tcBorders>
+              <w:top w:val="single" w:sz="12" w:space="0" w:color="auto"/>
+            </w:tcBorders>
+            <w:vAlign w:val="center"/>
+          </w:tcPr>
+          <w:p>
+            <w:pPr>
+              <w:pStyle w:val="Sansinterligne"/>
+              <w:rPr>
+                <w:rStyle w:val="lev"/>
+                <w:b w:val="0"/>
+                <w:bCs w:val="0"/>
+              </w:rPr>
+            </w:pPr>
+            <w:proofErr w:type="spellStart"/>
+            <w:r>
+              <w:rPr>
+                <w:rStyle w:val="lev"/>
+                <w:b w:val="0"/>
+                <w:bCs w:val="0"/>
+              </w:rPr>
               <w:t>Fluoranthene</w:t>
             </w:r>
+            <w:proofErr w:type="spellEnd"/>
           </w:p>
         </w:tc>
         <w:tc>
@@ -5413,8 +5823,21 @@
               <w:pStyle w:val="Sansinterligne"/>
             </w:pPr>
             <w:r>
-              <w:t>Combustion, oil spills</w:t>
-            </w:r>
+              <w:t xml:space="preserve">Combustion, </w:t>
+            </w:r>
+            <w:proofErr w:type="spellStart"/>
+            <w:r>
+              <w:t>oil</w:t>
+            </w:r>
+            <w:proofErr w:type="spellEnd"/>
+            <w:r>
+              <w:t xml:space="preserve"> </w:t>
+            </w:r>
+            <w:proofErr w:type="spellStart"/>
+            <w:r>
+              <w:t>spills</w:t>
+            </w:r>
+            <w:proofErr w:type="spellEnd"/>
           </w:p>
         </w:tc>
         <w:tc>
@@ -5453,8 +5876,21 @@
               <w:jc w:val="center"/>
             </w:pPr>
             <w:r>
-              <w:t>110 ng/g dw</w:t>
-            </w:r>
+              <w:t xml:space="preserve">110 </w:t>
+            </w:r>
+            <w:proofErr w:type="spellStart"/>
+            <w:r>
+              <w:t>ng</w:t>
+            </w:r>
+            <w:proofErr w:type="spellEnd"/>
+            <w:r>
+              <w:t xml:space="preserve">/g </w:t>
+            </w:r>
+            <w:proofErr w:type="spellStart"/>
+            <w:r>
+              <w:t>dw</w:t>
+            </w:r>
+            <w:proofErr w:type="spellEnd"/>
           </w:p>
         </w:tc>
         <w:tc>
@@ -5657,14 +6093,34 @@
                 <w:bCs w:val="0"/>
               </w:rPr>
             </w:pPr>
+            <w:proofErr w:type="spellStart"/>
             <w:r>
               <w:rPr>
                 <w:rStyle w:val="lev"/>
                 <w:b w:val="0"/>
                 <w:bCs w:val="0"/>
               </w:rPr>
-              <w:t>Benzo(a)pyrene</w:t>
-            </w:r>
+              <w:t>Benzo</w:t>
+            </w:r>
+            <w:proofErr w:type="spellEnd"/>
+            <w:r>
+              <w:rPr>
+                <w:rStyle w:val="lev"/>
+                <w:b w:val="0"/>
+                <w:bCs w:val="0"/>
+              </w:rPr>
+              <w:t>(a)</w:t>
+            </w:r>
+            <w:proofErr w:type="spellStart"/>
+            <w:r>
+              <w:rPr>
+                <w:rStyle w:val="lev"/>
+                <w:b w:val="0"/>
+                <w:bCs w:val="0"/>
+              </w:rPr>
+              <w:t>pyrene</w:t>
+            </w:r>
+            <w:proofErr w:type="spellEnd"/>
           </w:p>
         </w:tc>
         <w:tc>
@@ -5703,8 +6159,21 @@
               <w:jc w:val="center"/>
             </w:pPr>
             <w:r>
-              <w:t>600 ng/g dw</w:t>
-            </w:r>
+              <w:t xml:space="preserve">600 </w:t>
+            </w:r>
+            <w:proofErr w:type="spellStart"/>
+            <w:r>
+              <w:t>ng</w:t>
+            </w:r>
+            <w:proofErr w:type="spellEnd"/>
+            <w:r>
+              <w:t xml:space="preserve">/g </w:t>
+            </w:r>
+            <w:proofErr w:type="spellStart"/>
+            <w:r>
+              <w:t>dw</w:t>
+            </w:r>
+            <w:proofErr w:type="spellEnd"/>
           </w:p>
         </w:tc>
         <w:tc>
@@ -5893,6 +6362,7 @@
                 <w:bCs w:val="0"/>
               </w:rPr>
             </w:pPr>
+            <w:proofErr w:type="spellStart"/>
             <w:r>
               <w:rPr>
                 <w:rStyle w:val="lev"/>
@@ -5901,6 +6371,7 @@
               </w:rPr>
               <w:t>Pyrene</w:t>
             </w:r>
+            <w:proofErr w:type="spellEnd"/>
           </w:p>
         </w:tc>
         <w:tc>
@@ -5939,8 +6410,21 @@
               <w:jc w:val="center"/>
             </w:pPr>
             <w:r>
-              <w:t>100 ng/g dw</w:t>
-            </w:r>
+              <w:t xml:space="preserve">100 </w:t>
+            </w:r>
+            <w:proofErr w:type="spellStart"/>
+            <w:r>
+              <w:t>ng</w:t>
+            </w:r>
+            <w:proofErr w:type="spellEnd"/>
+            <w:r>
+              <w:t xml:space="preserve">/g </w:t>
+            </w:r>
+            <w:proofErr w:type="spellStart"/>
+            <w:r>
+              <w:t>dw</w:t>
+            </w:r>
+            <w:proofErr w:type="spellEnd"/>
           </w:p>
         </w:tc>
         <w:tc>
@@ -6132,14 +6616,34 @@
                 <w:bCs w:val="0"/>
               </w:rPr>
             </w:pPr>
+            <w:proofErr w:type="spellStart"/>
             <w:r>
               <w:rPr>
                 <w:rStyle w:val="lev"/>
                 <w:b w:val="0"/>
                 <w:bCs w:val="0"/>
               </w:rPr>
-              <w:t>Benzo(a)anthracene</w:t>
-            </w:r>
+              <w:t>Benzo</w:t>
+            </w:r>
+            <w:proofErr w:type="spellEnd"/>
+            <w:r>
+              <w:rPr>
+                <w:rStyle w:val="lev"/>
+                <w:b w:val="0"/>
+                <w:bCs w:val="0"/>
+              </w:rPr>
+              <w:t>(a)</w:t>
+            </w:r>
+            <w:proofErr w:type="spellStart"/>
+            <w:r>
+              <w:rPr>
+                <w:rStyle w:val="lev"/>
+                <w:b w:val="0"/>
+                <w:bCs w:val="0"/>
+              </w:rPr>
+              <w:t>anthracene</w:t>
+            </w:r>
+            <w:proofErr w:type="spellEnd"/>
           </w:p>
         </w:tc>
         <w:tc>
@@ -6178,8 +6682,21 @@
               <w:jc w:val="center"/>
             </w:pPr>
             <w:r>
-              <w:t>80 ng/g dw</w:t>
-            </w:r>
+              <w:t xml:space="preserve">80 </w:t>
+            </w:r>
+            <w:proofErr w:type="spellStart"/>
+            <w:r>
+              <w:t>ng</w:t>
+            </w:r>
+            <w:proofErr w:type="spellEnd"/>
+            <w:r>
+              <w:t xml:space="preserve">/g </w:t>
+            </w:r>
+            <w:proofErr w:type="spellStart"/>
+            <w:r>
+              <w:t>dw</w:t>
+            </w:r>
+            <w:proofErr w:type="spellEnd"/>
           </w:p>
         </w:tc>
         <w:tc>
@@ -6367,7 +6884,27 @@
                 <w:bCs w:val="0"/>
                 <w:lang w:val="en-US"/>
               </w:rPr>
-              <w:t>Benzo(g,h,i)perylene</w:t>
+              <w:t>Benzo(</w:t>
+            </w:r>
+            <w:proofErr w:type="spellStart"/>
+            <w:r>
+              <w:rPr>
+                <w:rStyle w:val="lev"/>
+                <w:b w:val="0"/>
+                <w:bCs w:val="0"/>
+                <w:lang w:val="en-US"/>
+              </w:rPr>
+              <w:t>g,h,i</w:t>
+            </w:r>
+            <w:proofErr w:type="spellEnd"/>
+            <w:r>
+              <w:rPr>
+                <w:rStyle w:val="lev"/>
+                <w:b w:val="0"/>
+                <w:bCs w:val="0"/>
+                <w:lang w:val="en-US"/>
+              </w:rPr>
+              <w:t>)perylene</w:t>
             </w:r>
           </w:p>
         </w:tc>
@@ -6416,8 +6953,16 @@
               <w:rPr>
                 <w:lang w:val="en-US"/>
               </w:rPr>
-              <w:t>110 ng/g dw</w:t>
-            </w:r>
+              <w:t xml:space="preserve">110 ng/g </w:t>
+            </w:r>
+            <w:proofErr w:type="spellStart"/>
+            <w:r>
+              <w:rPr>
+                <w:lang w:val="en-US"/>
+              </w:rPr>
+              <w:t>dw</w:t>
+            </w:r>
+            <w:proofErr w:type="spellEnd"/>
           </w:p>
         </w:tc>
         <w:tc>
@@ -6615,6 +7160,7 @@
                 <w:bCs w:val="0"/>
               </w:rPr>
             </w:pPr>
+            <w:proofErr w:type="spellStart"/>
             <w:r>
               <w:rPr>
                 <w:rStyle w:val="lev"/>
@@ -6623,6 +7169,7 @@
               </w:rPr>
               <w:t>Anthracene</w:t>
             </w:r>
+            <w:proofErr w:type="spellEnd"/>
           </w:p>
         </w:tc>
         <w:tc>
@@ -6661,8 +7208,21 @@
               <w:jc w:val="center"/>
             </w:pPr>
             <w:r>
-              <w:t>290 ng/g dw</w:t>
-            </w:r>
+              <w:t xml:space="preserve">290 </w:t>
+            </w:r>
+            <w:proofErr w:type="spellStart"/>
+            <w:r>
+              <w:t>ng</w:t>
+            </w:r>
+            <w:proofErr w:type="spellEnd"/>
+            <w:r>
+              <w:t xml:space="preserve">/g </w:t>
+            </w:r>
+            <w:proofErr w:type="spellStart"/>
+            <w:r>
+              <w:t>dw</w:t>
+            </w:r>
+            <w:proofErr w:type="spellEnd"/>
           </w:p>
         </w:tc>
         <w:tc>
@@ -6851,6 +7411,7 @@
                 <w:bCs w:val="0"/>
               </w:rPr>
             </w:pPr>
+            <w:proofErr w:type="spellStart"/>
             <w:r>
               <w:rPr>
                 <w:rStyle w:val="lev"/>
@@ -6859,6 +7420,7 @@
               </w:rPr>
               <w:t>Naphtalene</w:t>
             </w:r>
+            <w:proofErr w:type="spellEnd"/>
           </w:p>
         </w:tc>
         <w:tc>
@@ -6897,8 +7459,21 @@
               <w:jc w:val="center"/>
             </w:pPr>
             <w:r>
-              <w:t>340 ng/g dw</w:t>
-            </w:r>
+              <w:t xml:space="preserve">340 </w:t>
+            </w:r>
+            <w:proofErr w:type="spellStart"/>
+            <w:r>
+              <w:t>ng</w:t>
+            </w:r>
+            <w:proofErr w:type="spellEnd"/>
+            <w:r>
+              <w:t xml:space="preserve">/g </w:t>
+            </w:r>
+            <w:proofErr w:type="spellStart"/>
+            <w:r>
+              <w:t>dw</w:t>
+            </w:r>
+            <w:proofErr w:type="spellEnd"/>
           </w:p>
         </w:tc>
         <w:tc>
@@ -7108,6 +7683,7 @@
                 <w:bCs w:val="0"/>
               </w:rPr>
             </w:pPr>
+            <w:proofErr w:type="spellStart"/>
             <w:r>
               <w:rPr>
                 <w:rStyle w:val="lev"/>
@@ -7116,6 +7692,7 @@
               </w:rPr>
               <w:t>Phenanthrene</w:t>
             </w:r>
+            <w:proofErr w:type="spellEnd"/>
           </w:p>
         </w:tc>
         <w:tc>
@@ -7163,8 +7740,21 @@
               <w:jc w:val="center"/>
             </w:pPr>
             <w:r>
-              <w:t>1 700 ng/g dw</w:t>
-            </w:r>
+              <w:t xml:space="preserve">1 700 </w:t>
+            </w:r>
+            <w:proofErr w:type="spellStart"/>
+            <w:r>
+              <w:t>ng</w:t>
+            </w:r>
+            <w:proofErr w:type="spellEnd"/>
+            <w:r>
+              <w:t xml:space="preserve">/g </w:t>
+            </w:r>
+            <w:proofErr w:type="spellStart"/>
+            <w:r>
+              <w:t>dw</w:t>
+            </w:r>
+            <w:proofErr w:type="spellEnd"/>
           </w:p>
         </w:tc>
         <w:tc>
@@ -7379,7 +7969,14 @@
               <w:rPr>
                 <w:lang w:val="en-US"/>
               </w:rPr>
-              <w:t>(PCB</w:t>
+              <w:t>(</w:t>
+            </w:r>
+            <w:proofErr w:type="spellStart"/>
+            <w:r>
+              <w:rPr>
+                <w:lang w:val="en-US"/>
+              </w:rPr>
+              <w:t>PCB</w:t>
             </w:r>
             <w:r>
               <w:rPr>
@@ -7387,6 +7984,7 @@
               </w:rPr>
               <w:t>i</w:t>
             </w:r>
+            <w:proofErr w:type="spellEnd"/>
             <w:r>
               <w:rPr>
                 <w:lang w:val="en-US"/>
@@ -7440,9 +8038,27 @@
                 <w:lang w:val="en-US"/>
               </w:rPr>
             </w:pPr>
-            <w:r>
-              <w:t>Dielectric fluids, sealants</w:t>
-            </w:r>
+            <w:proofErr w:type="spellStart"/>
+            <w:r>
+              <w:t>Dielectric</w:t>
+            </w:r>
+            <w:proofErr w:type="spellEnd"/>
+            <w:r>
+              <w:t xml:space="preserve"> </w:t>
+            </w:r>
+            <w:proofErr w:type="spellStart"/>
+            <w:r>
+              <w:t>fluids</w:t>
+            </w:r>
+            <w:proofErr w:type="spellEnd"/>
+            <w:r>
+              <w:t xml:space="preserve">, </w:t>
+            </w:r>
+            <w:proofErr w:type="spellStart"/>
+            <w:r>
+              <w:t>sealants</w:t>
+            </w:r>
+            <w:proofErr w:type="spellEnd"/>
           </w:p>
         </w:tc>
         <w:tc>
@@ -7508,8 +8124,19 @@
                 <w:bCs w:val="0"/>
                 <w:lang w:val="en-US"/>
               </w:rPr>
-              <w:t>/g lw</w:t>
-            </w:r>
+              <w:t xml:space="preserve">/g </w:t>
+            </w:r>
+            <w:proofErr w:type="spellStart"/>
+            <w:r>
+              <w:rPr>
+                <w:rStyle w:val="lev"/>
+                <w:b w:val="0"/>
+                <w:bCs w:val="0"/>
+                <w:lang w:val="en-US"/>
+              </w:rPr>
+              <w:t>lw</w:t>
+            </w:r>
+            <w:proofErr w:type="spellEnd"/>
           </w:p>
         </w:tc>
         <w:tc>
@@ -7784,8 +8411,19 @@
                 <w:bCs w:val="0"/>
                 <w:lang w:val="en-US"/>
               </w:rPr>
-              <w:t>108 ng/g lw</w:t>
-            </w:r>
+              <w:t xml:space="preserve">108 ng/g </w:t>
+            </w:r>
+            <w:proofErr w:type="spellStart"/>
+            <w:r>
+              <w:rPr>
+                <w:rStyle w:val="lev"/>
+                <w:b w:val="0"/>
+                <w:bCs w:val="0"/>
+                <w:lang w:val="en-US"/>
+              </w:rPr>
+              <w:t>lw</w:t>
+            </w:r>
+            <w:proofErr w:type="spellEnd"/>
           </w:p>
         </w:tc>
         <w:tc>
@@ -8019,8 +8657,19 @@
                 <w:bCs w:val="0"/>
                 <w:lang w:val="en-US"/>
               </w:rPr>
-              <w:t>121 ng/g lw</w:t>
-            </w:r>
+              <w:t xml:space="preserve">121 ng/g </w:t>
+            </w:r>
+            <w:proofErr w:type="spellStart"/>
+            <w:r>
+              <w:rPr>
+                <w:rStyle w:val="lev"/>
+                <w:b w:val="0"/>
+                <w:bCs w:val="0"/>
+                <w:lang w:val="en-US"/>
+              </w:rPr>
+              <w:t>lw</w:t>
+            </w:r>
+            <w:proofErr w:type="spellEnd"/>
           </w:p>
         </w:tc>
         <w:tc>
@@ -8248,8 +8897,19 @@
                 <w:bCs w:val="0"/>
                 <w:lang w:val="en-US"/>
               </w:rPr>
-              <w:t>25 ng/g lw</w:t>
-            </w:r>
+              <w:t xml:space="preserve">25 ng/g </w:t>
+            </w:r>
+            <w:proofErr w:type="spellStart"/>
+            <w:r>
+              <w:rPr>
+                <w:rStyle w:val="lev"/>
+                <w:b w:val="0"/>
+                <w:bCs w:val="0"/>
+                <w:lang w:val="en-US"/>
+              </w:rPr>
+              <w:t>lw</w:t>
+            </w:r>
+            <w:proofErr w:type="spellEnd"/>
           </w:p>
         </w:tc>
         <w:tc>
@@ -8477,8 +9137,19 @@
                 <w:bCs w:val="0"/>
                 <w:lang w:val="en-US"/>
               </w:rPr>
-              <w:t>317 ng/g lw</w:t>
-            </w:r>
+              <w:t xml:space="preserve">317 ng/g </w:t>
+            </w:r>
+            <w:proofErr w:type="spellStart"/>
+            <w:r>
+              <w:rPr>
+                <w:rStyle w:val="lev"/>
+                <w:b w:val="0"/>
+                <w:bCs w:val="0"/>
+                <w:lang w:val="en-US"/>
+              </w:rPr>
+              <w:t>lw</w:t>
+            </w:r>
+            <w:proofErr w:type="spellEnd"/>
           </w:p>
         </w:tc>
         <w:tc>
@@ -8712,8 +9383,19 @@
                 <w:bCs w:val="0"/>
                 <w:lang w:val="en-US"/>
               </w:rPr>
-              <w:t>1585 ng/g lw</w:t>
-            </w:r>
+              <w:t xml:space="preserve">1585 ng/g </w:t>
+            </w:r>
+            <w:proofErr w:type="spellStart"/>
+            <w:r>
+              <w:rPr>
+                <w:rStyle w:val="lev"/>
+                <w:b w:val="0"/>
+                <w:bCs w:val="0"/>
+                <w:lang w:val="en-US"/>
+              </w:rPr>
+              <w:t>lw</w:t>
+            </w:r>
+            <w:proofErr w:type="spellEnd"/>
           </w:p>
         </w:tc>
         <w:tc>
@@ -8962,8 +9644,19 @@
                 <w:bCs w:val="0"/>
                 <w:lang w:val="en-US"/>
               </w:rPr>
-              <w:t>469 ng/g lw</w:t>
-            </w:r>
+              <w:t xml:space="preserve">469 ng/g </w:t>
+            </w:r>
+            <w:proofErr w:type="spellStart"/>
+            <w:r>
+              <w:rPr>
+                <w:rStyle w:val="lev"/>
+                <w:b w:val="0"/>
+                <w:bCs w:val="0"/>
+                <w:lang w:val="en-US"/>
+              </w:rPr>
+              <w:t>lw</w:t>
+            </w:r>
+            <w:proofErr w:type="spellEnd"/>
           </w:p>
         </w:tc>
         <w:tc>
@@ -9519,9 +10212,14 @@
                 <w:lang w:val="en-US"/>
               </w:rPr>
             </w:pPr>
+            <w:proofErr w:type="spellStart"/>
             <w:r>
               <w:lastRenderedPageBreak/>
-              <w:t>Brominated flame retardant</w:t>
+              <w:t>Brominated</w:t>
+            </w:r>
+            <w:proofErr w:type="spellEnd"/>
+            <w:r>
+              <w:t xml:space="preserve"> flame retardant</w:t>
             </w:r>
           </w:p>
         </w:tc>
@@ -9655,8 +10353,16 @@
               <w:rPr>
                 <w:lang w:val="en-US"/>
               </w:rPr>
-              <w:t xml:space="preserve"> ng/g ww</w:t>
-            </w:r>
+              <w:t xml:space="preserve"> ng/g </w:t>
+            </w:r>
+            <w:proofErr w:type="spellStart"/>
+            <w:r>
+              <w:rPr>
+                <w:lang w:val="en-US"/>
+              </w:rPr>
+              <w:t>ww</w:t>
+            </w:r>
+            <w:proofErr w:type="spellEnd"/>
           </w:p>
         </w:tc>
         <w:tc>
@@ -10070,8 +10776,16 @@
               <w:rPr>
                 <w:lang w:val="en-US"/>
               </w:rPr>
-              <w:t>0.0085 ng/g ww</w:t>
-            </w:r>
+              <w:t xml:space="preserve">0.0085 ng/g </w:t>
+            </w:r>
+            <w:proofErr w:type="spellStart"/>
+            <w:r>
+              <w:rPr>
+                <w:lang w:val="en-US"/>
+              </w:rPr>
+              <w:t>ww</w:t>
+            </w:r>
+            <w:proofErr w:type="spellEnd"/>
           </w:p>
         </w:tc>
         <w:tc>
@@ -10264,8 +10978,13 @@
                 <w:bCs w:val="0"/>
               </w:rPr>
             </w:pPr>
-            <w:r>
-              <w:t>Perfluorinated compounds</w:t>
+            <w:proofErr w:type="spellStart"/>
+            <w:r>
+              <w:t>Perfluorinated</w:t>
+            </w:r>
+            <w:proofErr w:type="spellEnd"/>
+            <w:r>
+              <w:t xml:space="preserve"> compounds</w:t>
             </w:r>
           </w:p>
         </w:tc>
@@ -10285,11 +11004,19 @@
                 <w:lang w:val="en-US"/>
               </w:rPr>
             </w:pPr>
-            <w:r>
-              <w:rPr>
-                <w:lang w:val="en-US"/>
-              </w:rPr>
-              <w:t>Perfluorooctane sulfonate (PFOS)</w:t>
+            <w:proofErr w:type="spellStart"/>
+            <w:r>
+              <w:rPr>
+                <w:lang w:val="en-US"/>
+              </w:rPr>
+              <w:t>Perfluorooctane</w:t>
+            </w:r>
+            <w:proofErr w:type="spellEnd"/>
+            <w:r>
+              <w:rPr>
+                <w:lang w:val="en-US"/>
+              </w:rPr>
+              <w:t xml:space="preserve"> sulfonate (PFOS)</w:t>
             </w:r>
           </w:p>
         </w:tc>
@@ -10309,9 +11036,35 @@
                 <w:lang w:val="en-US"/>
               </w:rPr>
             </w:pPr>
-            <w:r>
-              <w:t>Stain repellents, firefighting foams</w:t>
-            </w:r>
+            <w:proofErr w:type="spellStart"/>
+            <w:r>
+              <w:t>Stain</w:t>
+            </w:r>
+            <w:proofErr w:type="spellEnd"/>
+            <w:r>
+              <w:t xml:space="preserve"> </w:t>
+            </w:r>
+            <w:proofErr w:type="spellStart"/>
+            <w:r>
+              <w:t>repellents</w:t>
+            </w:r>
+            <w:proofErr w:type="spellEnd"/>
+            <w:r>
+              <w:t xml:space="preserve">, </w:t>
+            </w:r>
+            <w:proofErr w:type="spellStart"/>
+            <w:r>
+              <w:t>firefighting</w:t>
+            </w:r>
+            <w:proofErr w:type="spellEnd"/>
+            <w:r>
+              <w:t xml:space="preserve"> </w:t>
+            </w:r>
+            <w:proofErr w:type="spellStart"/>
+            <w:r>
+              <w:t>foams</w:t>
+            </w:r>
+            <w:proofErr w:type="spellEnd"/>
           </w:p>
         </w:tc>
         <w:tc>
@@ -10360,8 +11113,16 @@
               <w:rPr>
                 <w:lang w:val="en-US"/>
               </w:rPr>
-              <w:t>9.1 ng/g ww</w:t>
-            </w:r>
+              <w:t xml:space="preserve">9.1 ng/g </w:t>
+            </w:r>
+            <w:proofErr w:type="spellStart"/>
+            <w:r>
+              <w:rPr>
+                <w:lang w:val="en-US"/>
+              </w:rPr>
+              <w:t>ww</w:t>
+            </w:r>
+            <w:proofErr w:type="spellEnd"/>
           </w:p>
         </w:tc>
         <w:tc>
@@ -10541,6 +11302,7 @@
             <w:pPr>
               <w:pStyle w:val="Sansinterligne"/>
             </w:pPr>
+            <w:proofErr w:type="spellStart"/>
             <w:r>
               <w:rPr>
                 <w:rStyle w:val="lev"/>
@@ -10565,6 +11327,7 @@
               </w:rPr>
               <w:t>stannic</w:t>
             </w:r>
+            <w:proofErr w:type="spellEnd"/>
             <w:r>
               <w:rPr>
                 <w:rStyle w:val="lev"/>
@@ -10590,8 +11353,13 @@
                 <w:lang w:val="en-US"/>
               </w:rPr>
             </w:pPr>
-            <w:r>
-              <w:t>Tributyltin cation</w:t>
+            <w:proofErr w:type="spellStart"/>
+            <w:r>
+              <w:t>Tributyltin</w:t>
+            </w:r>
+            <w:proofErr w:type="spellEnd"/>
+            <w:r>
+              <w:t xml:space="preserve"> cation</w:t>
             </w:r>
           </w:p>
         </w:tc>
@@ -10608,8 +11376,13 @@
               <w:pStyle w:val="Sansinterligne"/>
             </w:pPr>
             <w:r>
-              <w:t>Antifouling paints</w:t>
-            </w:r>
+              <w:t xml:space="preserve">Antifouling </w:t>
+            </w:r>
+            <w:proofErr w:type="spellStart"/>
+            <w:r>
+              <w:t>paints</w:t>
+            </w:r>
+            <w:proofErr w:type="spellEnd"/>
           </w:p>
         </w:tc>
         <w:tc>
@@ -10664,6 +11437,7 @@
               </w:rPr>
               <w:t xml:space="preserve">ng/g </w:t>
             </w:r>
+            <w:proofErr w:type="spellStart"/>
             <w:r>
               <w:rPr>
                 <w:color w:val="FF0000"/>
@@ -10671,6 +11445,7 @@
               </w:rPr>
               <w:t>dw</w:t>
             </w:r>
+            <w:proofErr w:type="spellEnd"/>
           </w:p>
         </w:tc>
         <w:tc>
@@ -10893,7 +11668,21 @@
         <w:rPr>
           <w:lang w:val="en-US"/>
         </w:rPr>
-        <w:t xml:space="preserve">As part of the revision of the national list of Specific Pollutants of Ecological Status (PSEE), aimed at identifying relevant substances for monitoring in coastal environments, Ifremer investigated 102 emerging organic substances (i.e., not currently regulated for the marine environment), including </w:t>
+        <w:t xml:space="preserve">As part of the revision of the national list of Specific Pollutants of Ecological Status (PSEE), aimed at identifying relevant substances for monitoring in coastal environments, </w:t>
+      </w:r>
+      <w:proofErr w:type="spellStart"/>
+      <w:r>
+        <w:rPr>
+          <w:lang w:val="en-US"/>
+        </w:rPr>
+        <w:t>Ifremer</w:t>
+      </w:r>
+      <w:proofErr w:type="spellEnd"/>
+      <w:r>
+        <w:rPr>
+          <w:lang w:val="en-US"/>
+        </w:rPr>
+        <w:t xml:space="preserve"> investigated 102 emerging organic substances (i.e., not currently regulated for the marine environment), including </w:t>
       </w:r>
       <w:r>
         <w:rPr>
@@ -11100,7 +11889,49 @@
         <w:rPr>
           <w:lang w:val="en-US"/>
         </w:rPr>
-        <w:t>(Seine: Villerville site; Loire: Montoir-Ponton site; Gironde: Pontaillac site)</w:t>
+        <w:t xml:space="preserve">(Seine: </w:t>
+      </w:r>
+      <w:proofErr w:type="spellStart"/>
+      <w:r>
+        <w:rPr>
+          <w:lang w:val="en-US"/>
+        </w:rPr>
+        <w:t>Villerville</w:t>
+      </w:r>
+      <w:proofErr w:type="spellEnd"/>
+      <w:r>
+        <w:rPr>
+          <w:lang w:val="en-US"/>
+        </w:rPr>
+        <w:t xml:space="preserve"> site; Loire: </w:t>
+      </w:r>
+      <w:proofErr w:type="spellStart"/>
+      <w:r>
+        <w:rPr>
+          <w:lang w:val="en-US"/>
+        </w:rPr>
+        <w:t>Montoir</w:t>
+      </w:r>
+      <w:proofErr w:type="spellEnd"/>
+      <w:r>
+        <w:rPr>
+          <w:lang w:val="en-US"/>
+        </w:rPr>
+        <w:t xml:space="preserve">-Ponton site; Gironde: </w:t>
+      </w:r>
+      <w:proofErr w:type="spellStart"/>
+      <w:r>
+        <w:rPr>
+          <w:lang w:val="en-US"/>
+        </w:rPr>
+        <w:t>Pontaillac</w:t>
+      </w:r>
+      <w:proofErr w:type="spellEnd"/>
+      <w:r>
+        <w:rPr>
+          <w:lang w:val="en-US"/>
+        </w:rPr>
+        <w:t xml:space="preserve"> site)</w:t>
       </w:r>
       <w:r>
         <w:rPr>
@@ -11504,7 +12335,21 @@
         <w:rPr>
           <w:lang w:val="en-US"/>
         </w:rPr>
-        <w:t>monitoring of the aquatic environment linked to the operation of the Cordemais energy production unit</w:t>
+        <w:t xml:space="preserve">monitoring of the aquatic environment linked to the operation of the </w:t>
+      </w:r>
+      <w:proofErr w:type="spellStart"/>
+      <w:r>
+        <w:rPr>
+          <w:lang w:val="en-US"/>
+        </w:rPr>
+        <w:t>Cordemais</w:t>
+      </w:r>
+      <w:proofErr w:type="spellEnd"/>
+      <w:r>
+        <w:rPr>
+          <w:lang w:val="en-US"/>
+        </w:rPr>
+        <w:t xml:space="preserve"> energy production unit</w:t>
       </w:r>
       <w:r>
         <w:rPr>
@@ -11542,7 +12387,35 @@
         <w:rPr>
           <w:lang w:val="en-US"/>
         </w:rPr>
-        <w:t xml:space="preserve"> (Réseau de surveillance benthique) </w:t>
+        <w:t xml:space="preserve"> (</w:t>
+      </w:r>
+      <w:proofErr w:type="spellStart"/>
+      <w:r>
+        <w:rPr>
+          <w:lang w:val="en-US"/>
+        </w:rPr>
+        <w:t>Réseau</w:t>
+      </w:r>
+      <w:proofErr w:type="spellEnd"/>
+      <w:r>
+        <w:rPr>
+          <w:lang w:val="en-US"/>
+        </w:rPr>
+        <w:t xml:space="preserve"> de surveillance </w:t>
+      </w:r>
+      <w:proofErr w:type="spellStart"/>
+      <w:r>
+        <w:rPr>
+          <w:lang w:val="en-US"/>
+        </w:rPr>
+        <w:t>benthique</w:t>
+      </w:r>
+      <w:proofErr w:type="spellEnd"/>
+      <w:r>
+        <w:rPr>
+          <w:lang w:val="en-US"/>
+        </w:rPr>
+        <w:t xml:space="preserve">) </w:t>
       </w:r>
       <w:r>
         <w:rPr>
@@ -11568,8 +12441,17 @@
           <w:rStyle w:val="lev"/>
           <w:lang w:val="en-US"/>
         </w:rPr>
-        <w:t>Directive Cadre sur l’Eau</w:t>
-      </w:r>
+        <w:t xml:space="preserve">Directive Cadre sur </w:t>
+      </w:r>
+      <w:proofErr w:type="spellStart"/>
+      <w:r>
+        <w:rPr>
+          <w:rStyle w:val="lev"/>
+          <w:lang w:val="en-US"/>
+        </w:rPr>
+        <w:t>l’Eau</w:t>
+      </w:r>
+      <w:proofErr w:type="spellEnd"/>
       <w:r>
         <w:rPr>
           <w:lang w:val="en-US"/>
@@ -11644,7 +12526,21 @@
         <w:rPr>
           <w:lang w:val="en-US"/>
         </w:rPr>
-        <w:t xml:space="preserve"> the impact of discharges from cooling circuits in the immediate vicinity of the Cordemais power plant site, in compliance with legislation requiring hydrobiological monitoring of the environment.</w:t>
+        <w:t xml:space="preserve"> the impact of discharges from cooling circuits in the immediate vicinity of the </w:t>
+      </w:r>
+      <w:proofErr w:type="spellStart"/>
+      <w:r>
+        <w:rPr>
+          <w:lang w:val="en-US"/>
+        </w:rPr>
+        <w:t>Cordemais</w:t>
+      </w:r>
+      <w:proofErr w:type="spellEnd"/>
+      <w:r>
+        <w:rPr>
+          <w:lang w:val="en-US"/>
+        </w:rPr>
+        <w:t xml:space="preserve"> power plant site, in compliance with legislation requiring hydrobiological monitoring of the environment.</w:t>
       </w:r>
       <w:r>
         <w:rPr>
@@ -11795,7 +12691,15 @@
         </w:numPr>
       </w:pPr>
       <w:r>
-        <w:t>Loire EDF: oligohaline (</w:t>
+        <w:t xml:space="preserve">Loire EDF: </w:t>
+      </w:r>
+      <w:proofErr w:type="spellStart"/>
+      <w:r>
+        <w:t>oligohaline</w:t>
+      </w:r>
+      <w:proofErr w:type="spellEnd"/>
+      <w:r>
+        <w:t xml:space="preserve"> (</w:t>
       </w:r>
       <w:r>
         <w:t>1</w:t>
@@ -12211,12 +13115,14 @@
         </w:rPr>
         <w:t xml:space="preserve">). Than compute AMBI value following the equation using the function </w:t>
       </w:r>
+      <w:proofErr w:type="spellStart"/>
       <w:r>
         <w:rPr>
           <w:lang w:val="en-US"/>
         </w:rPr>
         <w:t>ambi</w:t>
       </w:r>
+      <w:proofErr w:type="spellEnd"/>
       <w:r>
         <w:rPr>
           <w:lang w:val="en-US"/>
@@ -13425,12 +14331,28 @@
               </w:rPr>
               <w:t xml:space="preserve">Gastropod: </w:t>
             </w:r>
-            <w:r>
-              <w:rPr>
-                <w:lang w:val="en-US"/>
-              </w:rPr>
-              <w:t>Peringia ulvae</w:t>
-            </w:r>
+            <w:proofErr w:type="spellStart"/>
+            <w:r>
+              <w:rPr>
+                <w:lang w:val="en-US"/>
+              </w:rPr>
+              <w:t>Peringia</w:t>
+            </w:r>
+            <w:proofErr w:type="spellEnd"/>
+            <w:r>
+              <w:rPr>
+                <w:lang w:val="en-US"/>
+              </w:rPr>
+              <w:t xml:space="preserve"> </w:t>
+            </w:r>
+            <w:proofErr w:type="spellStart"/>
+            <w:r>
+              <w:rPr>
+                <w:lang w:val="en-US"/>
+              </w:rPr>
+              <w:t>ulvae</w:t>
+            </w:r>
+            <w:proofErr w:type="spellEnd"/>
             <w:r>
               <w:rPr>
                 <w:lang w:val="en-US"/>
@@ -13444,11 +14366,19 @@
               <w:br/>
               <w:t xml:space="preserve">Bivalve: </w:t>
             </w:r>
-            <w:r>
-              <w:rPr>
-                <w:lang w:val="en-US"/>
-              </w:rPr>
-              <w:t>Scrobicularia plana</w:t>
+            <w:proofErr w:type="spellStart"/>
+            <w:r>
+              <w:rPr>
+                <w:lang w:val="en-US"/>
+              </w:rPr>
+              <w:t>Scrobicularia</w:t>
+            </w:r>
+            <w:proofErr w:type="spellEnd"/>
+            <w:r>
+              <w:rPr>
+                <w:lang w:val="en-US"/>
+              </w:rPr>
+              <w:t xml:space="preserve"> plana</w:t>
             </w:r>
             <w:r>
               <w:rPr>
@@ -13463,12 +14393,28 @@
               <w:br/>
               <w:t xml:space="preserve">Crustacea: </w:t>
             </w:r>
-            <w:r>
-              <w:rPr>
-                <w:lang w:val="en-US"/>
-              </w:rPr>
-              <w:t>Corophium volutator</w:t>
-            </w:r>
+            <w:proofErr w:type="spellStart"/>
+            <w:r>
+              <w:rPr>
+                <w:lang w:val="en-US"/>
+              </w:rPr>
+              <w:t>Corophium</w:t>
+            </w:r>
+            <w:proofErr w:type="spellEnd"/>
+            <w:r>
+              <w:rPr>
+                <w:lang w:val="en-US"/>
+              </w:rPr>
+              <w:t xml:space="preserve"> </w:t>
+            </w:r>
+            <w:proofErr w:type="spellStart"/>
+            <w:r>
+              <w:rPr>
+                <w:lang w:val="en-US"/>
+              </w:rPr>
+              <w:t>volutator</w:t>
+            </w:r>
+            <w:proofErr w:type="spellEnd"/>
             <w:r>
               <w:rPr>
                 <w:lang w:val="en-US"/>
@@ -13488,11 +14434,19 @@
                 <w:lang w:val="en-US"/>
               </w:rPr>
             </w:pPr>
-            <w:r>
-              <w:rPr>
-                <w:lang w:val="en-US"/>
-              </w:rPr>
-              <w:t xml:space="preserve">MEst </w:t>
+            <w:proofErr w:type="spellStart"/>
+            <w:r>
+              <w:rPr>
+                <w:lang w:val="en-US"/>
+              </w:rPr>
+              <w:t>MEst</w:t>
+            </w:r>
+            <w:proofErr w:type="spellEnd"/>
+            <w:r>
+              <w:rPr>
+                <w:lang w:val="en-US"/>
+              </w:rPr>
+              <w:t xml:space="preserve"> </w:t>
             </w:r>
           </w:p>
           <w:p>
@@ -13605,14 +14559,44 @@
               <w:rPr>
                 <w:lang w:val="en-US"/>
               </w:rPr>
-              <w:t xml:space="preserve">Sed. polychete: </w:t>
-            </w:r>
-            <w:r>
-              <w:rPr>
-                <w:lang w:val="en-US"/>
-              </w:rPr>
-              <w:t>Heteromastus filiformis</w:t>
-            </w:r>
+              <w:t xml:space="preserve">Sed. </w:t>
+            </w:r>
+            <w:proofErr w:type="spellStart"/>
+            <w:r>
+              <w:rPr>
+                <w:lang w:val="en-US"/>
+              </w:rPr>
+              <w:t>polychete</w:t>
+            </w:r>
+            <w:proofErr w:type="spellEnd"/>
+            <w:r>
+              <w:rPr>
+                <w:lang w:val="en-US"/>
+              </w:rPr>
+              <w:t xml:space="preserve">: </w:t>
+            </w:r>
+            <w:proofErr w:type="spellStart"/>
+            <w:r>
+              <w:rPr>
+                <w:lang w:val="en-US"/>
+              </w:rPr>
+              <w:t>Heteromastus</w:t>
+            </w:r>
+            <w:proofErr w:type="spellEnd"/>
+            <w:r>
+              <w:rPr>
+                <w:lang w:val="en-US"/>
+              </w:rPr>
+              <w:t xml:space="preserve"> </w:t>
+            </w:r>
+            <w:proofErr w:type="spellStart"/>
+            <w:r>
+              <w:rPr>
+                <w:lang w:val="en-US"/>
+              </w:rPr>
+              <w:t>filiformis</w:t>
+            </w:r>
+            <w:proofErr w:type="spellEnd"/>
             <w:r>
               <w:rPr>
                 <w:lang w:val="en-US"/>
@@ -13626,12 +14610,28 @@
               <w:br/>
               <w:t xml:space="preserve">Crustacea: </w:t>
             </w:r>
-            <w:r>
-              <w:rPr>
-                <w:lang w:val="en-US"/>
-              </w:rPr>
-              <w:t>Mesopodopsis slabberi</w:t>
-            </w:r>
+            <w:proofErr w:type="spellStart"/>
+            <w:r>
+              <w:rPr>
+                <w:lang w:val="en-US"/>
+              </w:rPr>
+              <w:t>Mesopodopsis</w:t>
+            </w:r>
+            <w:proofErr w:type="spellEnd"/>
+            <w:r>
+              <w:rPr>
+                <w:lang w:val="en-US"/>
+              </w:rPr>
+              <w:t xml:space="preserve"> </w:t>
+            </w:r>
+            <w:proofErr w:type="spellStart"/>
+            <w:r>
+              <w:rPr>
+                <w:lang w:val="en-US"/>
+              </w:rPr>
+              <w:t>slabberi</w:t>
+            </w:r>
+            <w:proofErr w:type="spellEnd"/>
             <w:r>
               <w:rPr>
                 <w:lang w:val="en-US"/>
@@ -13651,11 +14651,19 @@
                 <w:lang w:val="en-US"/>
               </w:rPr>
             </w:pPr>
-            <w:r>
-              <w:rPr>
-                <w:lang w:val="en-US"/>
-              </w:rPr>
-              <w:t xml:space="preserve">SMuVS </w:t>
+            <w:proofErr w:type="spellStart"/>
+            <w:r>
+              <w:rPr>
+                <w:lang w:val="en-US"/>
+              </w:rPr>
+              <w:t>SMuVS</w:t>
+            </w:r>
+            <w:proofErr w:type="spellEnd"/>
+            <w:r>
+              <w:rPr>
+                <w:lang w:val="en-US"/>
+              </w:rPr>
+              <w:t xml:space="preserve"> </w:t>
             </w:r>
           </w:p>
           <w:p>
@@ -13774,7 +14782,49 @@
               <w:rPr>
                 <w:lang w:val="en-US"/>
               </w:rPr>
-              <w:t>Sed. polychete: Heteromastus filiformis (36 %)</w:t>
+              <w:t xml:space="preserve">Sed. </w:t>
+            </w:r>
+            <w:proofErr w:type="spellStart"/>
+            <w:r>
+              <w:rPr>
+                <w:lang w:val="en-US"/>
+              </w:rPr>
+              <w:t>polychete</w:t>
+            </w:r>
+            <w:proofErr w:type="spellEnd"/>
+            <w:r>
+              <w:rPr>
+                <w:lang w:val="en-US"/>
+              </w:rPr>
+              <w:t xml:space="preserve">: </w:t>
+            </w:r>
+            <w:proofErr w:type="spellStart"/>
+            <w:r>
+              <w:rPr>
+                <w:lang w:val="en-US"/>
+              </w:rPr>
+              <w:t>Heteromastus</w:t>
+            </w:r>
+            <w:proofErr w:type="spellEnd"/>
+            <w:r>
+              <w:rPr>
+                <w:lang w:val="en-US"/>
+              </w:rPr>
+              <w:t xml:space="preserve"> </w:t>
+            </w:r>
+            <w:proofErr w:type="spellStart"/>
+            <w:r>
+              <w:rPr>
+                <w:lang w:val="en-US"/>
+              </w:rPr>
+              <w:t>filiformis</w:t>
+            </w:r>
+            <w:proofErr w:type="spellEnd"/>
+            <w:r>
+              <w:rPr>
+                <w:lang w:val="en-US"/>
+              </w:rPr>
+              <w:t xml:space="preserve"> (36 %)</w:t>
             </w:r>
             <w:r>
               <w:rPr>
@@ -13788,11 +14838,19 @@
               </w:rPr>
               <w:t xml:space="preserve">Bivalve: </w:t>
             </w:r>
-            <w:r>
-              <w:rPr>
-                <w:lang w:val="en-US"/>
-              </w:rPr>
-              <w:t>Scrobicularia plana (16%)</w:t>
+            <w:proofErr w:type="spellStart"/>
+            <w:r>
+              <w:rPr>
+                <w:lang w:val="en-US"/>
+              </w:rPr>
+              <w:t>Scrobicularia</w:t>
+            </w:r>
+            <w:proofErr w:type="spellEnd"/>
+            <w:r>
+              <w:rPr>
+                <w:lang w:val="en-US"/>
+              </w:rPr>
+              <w:t xml:space="preserve"> plana (16%)</w:t>
             </w:r>
           </w:p>
         </w:tc>
@@ -13807,11 +14865,19 @@
                 <w:lang w:val="en-US"/>
               </w:rPr>
             </w:pPr>
-            <w:r>
-              <w:rPr>
-                <w:lang w:val="en-US"/>
-              </w:rPr>
-              <w:t xml:space="preserve">MEst </w:t>
+            <w:proofErr w:type="spellStart"/>
+            <w:r>
+              <w:rPr>
+                <w:lang w:val="en-US"/>
+              </w:rPr>
+              <w:t>MEst</w:t>
+            </w:r>
+            <w:proofErr w:type="spellEnd"/>
+            <w:r>
+              <w:rPr>
+                <w:lang w:val="en-US"/>
+              </w:rPr>
+              <w:t xml:space="preserve"> </w:t>
             </w:r>
           </w:p>
           <w:p>
@@ -13924,7 +14990,21 @@
               <w:rPr>
                 <w:lang w:val="en-US"/>
               </w:rPr>
-              <w:t>Sed. polychete:</w:t>
+              <w:t xml:space="preserve">Sed. </w:t>
+            </w:r>
+            <w:proofErr w:type="spellStart"/>
+            <w:r>
+              <w:rPr>
+                <w:lang w:val="en-US"/>
+              </w:rPr>
+              <w:t>polychete</w:t>
+            </w:r>
+            <w:proofErr w:type="spellEnd"/>
+            <w:r>
+              <w:rPr>
+                <w:lang w:val="en-US"/>
+              </w:rPr>
+              <w:t>:</w:t>
             </w:r>
             <w:r>
               <w:rPr>
@@ -13932,12 +15012,28 @@
               </w:rPr>
               <w:t xml:space="preserve"> </w:t>
             </w:r>
-            <w:r>
-              <w:rPr>
-                <w:lang w:val="en-US"/>
-              </w:rPr>
-              <w:t>Boccardiella ligerica</w:t>
-            </w:r>
+            <w:proofErr w:type="spellStart"/>
+            <w:r>
+              <w:rPr>
+                <w:lang w:val="en-US"/>
+              </w:rPr>
+              <w:t>Boccardiella</w:t>
+            </w:r>
+            <w:proofErr w:type="spellEnd"/>
+            <w:r>
+              <w:rPr>
+                <w:lang w:val="en-US"/>
+              </w:rPr>
+              <w:t xml:space="preserve"> </w:t>
+            </w:r>
+            <w:proofErr w:type="spellStart"/>
+            <w:r>
+              <w:rPr>
+                <w:lang w:val="en-US"/>
+              </w:rPr>
+              <w:t>ligerica</w:t>
+            </w:r>
+            <w:proofErr w:type="spellEnd"/>
             <w:r>
               <w:rPr>
                 <w:lang w:val="en-US"/>
@@ -13957,11 +15053,19 @@
                 <w:lang w:val="en-US"/>
               </w:rPr>
             </w:pPr>
-            <w:r>
-              <w:rPr>
-                <w:lang w:val="en-US"/>
-              </w:rPr>
-              <w:t xml:space="preserve">IMuSa </w:t>
+            <w:proofErr w:type="spellStart"/>
+            <w:r>
+              <w:rPr>
+                <w:lang w:val="en-US"/>
+              </w:rPr>
+              <w:t>IMuSa</w:t>
+            </w:r>
+            <w:proofErr w:type="spellEnd"/>
+            <w:r>
+              <w:rPr>
+                <w:lang w:val="en-US"/>
+              </w:rPr>
+              <w:t xml:space="preserve"> </w:t>
             </w:r>
           </w:p>
           <w:p>
@@ -14096,24 +15200,56 @@
               </w:rPr>
               <w:t xml:space="preserve">Bivalves: </w:t>
             </w:r>
-            <w:r>
-              <w:rPr>
-                <w:lang w:val="en-US"/>
-              </w:rPr>
-              <w:t>Cerastoderma edule</w:t>
-            </w:r>
+            <w:proofErr w:type="spellStart"/>
+            <w:r>
+              <w:rPr>
+                <w:lang w:val="en-US"/>
+              </w:rPr>
+              <w:t>Cerastoderma</w:t>
+            </w:r>
+            <w:proofErr w:type="spellEnd"/>
+            <w:r>
+              <w:rPr>
+                <w:lang w:val="en-US"/>
+              </w:rPr>
+              <w:t xml:space="preserve"> </w:t>
+            </w:r>
+            <w:proofErr w:type="spellStart"/>
+            <w:r>
+              <w:rPr>
+                <w:lang w:val="en-US"/>
+              </w:rPr>
+              <w:t>edule</w:t>
+            </w:r>
+            <w:proofErr w:type="spellEnd"/>
             <w:r>
               <w:rPr>
                 <w:lang w:val="en-US"/>
               </w:rPr>
               <w:t xml:space="preserve"> (25 %), </w:t>
             </w:r>
-            <w:r>
-              <w:rPr>
-                <w:lang w:val="en-US"/>
-              </w:rPr>
-              <w:t>Macoma balthica</w:t>
-            </w:r>
+            <w:proofErr w:type="spellStart"/>
+            <w:r>
+              <w:rPr>
+                <w:lang w:val="en-US"/>
+              </w:rPr>
+              <w:t>Macoma</w:t>
+            </w:r>
+            <w:proofErr w:type="spellEnd"/>
+            <w:r>
+              <w:rPr>
+                <w:lang w:val="en-US"/>
+              </w:rPr>
+              <w:t xml:space="preserve"> </w:t>
+            </w:r>
+            <w:proofErr w:type="spellStart"/>
+            <w:r>
+              <w:rPr>
+                <w:lang w:val="en-US"/>
+              </w:rPr>
+              <w:t>balthica</w:t>
+            </w:r>
+            <w:proofErr w:type="spellEnd"/>
             <w:r>
               <w:rPr>
                 <w:lang w:val="en-US"/>
@@ -14133,11 +15269,19 @@
                 <w:lang w:val="en-US"/>
               </w:rPr>
             </w:pPr>
-            <w:r>
-              <w:rPr>
-                <w:lang w:val="en-US"/>
-              </w:rPr>
-              <w:t xml:space="preserve">MuSa </w:t>
+            <w:proofErr w:type="spellStart"/>
+            <w:r>
+              <w:rPr>
+                <w:lang w:val="en-US"/>
+              </w:rPr>
+              <w:t>MuSa</w:t>
+            </w:r>
+            <w:proofErr w:type="spellEnd"/>
+            <w:r>
+              <w:rPr>
+                <w:lang w:val="en-US"/>
+              </w:rPr>
+              <w:t xml:space="preserve"> </w:t>
             </w:r>
           </w:p>
           <w:p>
@@ -14266,24 +15410,56 @@
               </w:rPr>
               <w:t xml:space="preserve">Crustacea: </w:t>
             </w:r>
-            <w:r>
-              <w:rPr>
-                <w:lang w:val="en-US"/>
-              </w:rPr>
-              <w:t>Haustorius arenarius</w:t>
-            </w:r>
+            <w:proofErr w:type="spellStart"/>
+            <w:r>
+              <w:rPr>
+                <w:lang w:val="en-US"/>
+              </w:rPr>
+              <w:t>Haustorius</w:t>
+            </w:r>
+            <w:proofErr w:type="spellEnd"/>
+            <w:r>
+              <w:rPr>
+                <w:lang w:val="en-US"/>
+              </w:rPr>
+              <w:t xml:space="preserve"> </w:t>
+            </w:r>
+            <w:proofErr w:type="spellStart"/>
+            <w:r>
+              <w:rPr>
+                <w:lang w:val="en-US"/>
+              </w:rPr>
+              <w:t>arenarius</w:t>
+            </w:r>
+            <w:proofErr w:type="spellEnd"/>
             <w:r>
               <w:rPr>
                 <w:lang w:val="en-US"/>
               </w:rPr>
               <w:t xml:space="preserve"> (18 %), </w:t>
             </w:r>
-            <w:r>
-              <w:rPr>
-                <w:lang w:val="en-US"/>
-              </w:rPr>
-              <w:t>Bathyporeia pilosa</w:t>
-            </w:r>
+            <w:proofErr w:type="spellStart"/>
+            <w:r>
+              <w:rPr>
+                <w:lang w:val="en-US"/>
+              </w:rPr>
+              <w:t>Bathyporeia</w:t>
+            </w:r>
+            <w:proofErr w:type="spellEnd"/>
+            <w:r>
+              <w:rPr>
+                <w:lang w:val="en-US"/>
+              </w:rPr>
+              <w:t xml:space="preserve"> </w:t>
+            </w:r>
+            <w:proofErr w:type="spellStart"/>
+            <w:r>
+              <w:rPr>
+                <w:lang w:val="en-US"/>
+              </w:rPr>
+              <w:t>pilosa</w:t>
+            </w:r>
+            <w:proofErr w:type="spellEnd"/>
             <w:r>
               <w:rPr>
                 <w:lang w:val="en-US"/>
@@ -14295,14 +15471,30 @@
                 <w:lang w:val="en-US"/>
               </w:rPr>
               <w:br/>
-              <w:t xml:space="preserve">Err. polychete: </w:t>
-            </w:r>
+              <w:t xml:space="preserve">Err. </w:t>
+            </w:r>
+            <w:proofErr w:type="spellStart"/>
+            <w:r>
+              <w:rPr>
+                <w:lang w:val="en-US"/>
+              </w:rPr>
+              <w:t>polychete</w:t>
+            </w:r>
+            <w:proofErr w:type="spellEnd"/>
+            <w:r>
+              <w:rPr>
+                <w:lang w:val="en-US"/>
+              </w:rPr>
+              <w:t xml:space="preserve">: </w:t>
+            </w:r>
+            <w:proofErr w:type="spellStart"/>
             <w:r>
               <w:rPr>
                 <w:lang w:val="en-US"/>
               </w:rPr>
               <w:t>Microphthalmus</w:t>
             </w:r>
+            <w:proofErr w:type="spellEnd"/>
             <w:r>
               <w:rPr>
                 <w:lang w:val="en-US"/>
@@ -14322,11 +15514,19 @@
                 <w:lang w:val="en-US"/>
               </w:rPr>
             </w:pPr>
-            <w:r>
-              <w:rPr>
-                <w:lang w:val="en-US"/>
-              </w:rPr>
-              <w:t xml:space="preserve">SSaVS </w:t>
+            <w:proofErr w:type="spellStart"/>
+            <w:r>
+              <w:rPr>
+                <w:lang w:val="en-US"/>
+              </w:rPr>
+              <w:t>SSaVS</w:t>
+            </w:r>
+            <w:proofErr w:type="spellEnd"/>
+            <w:r>
+              <w:rPr>
+                <w:lang w:val="en-US"/>
+              </w:rPr>
+              <w:t xml:space="preserve"> </w:t>
             </w:r>
           </w:p>
           <w:p>
@@ -14467,12 +15667,14 @@
                 <w:lang w:val="en-US"/>
               </w:rPr>
             </w:pPr>
+            <w:proofErr w:type="spellStart"/>
             <w:r>
               <w:rPr>
                 <w:lang w:val="en-US"/>
               </w:rPr>
               <w:t>AMBIref</w:t>
             </w:r>
+            <w:proofErr w:type="spellEnd"/>
           </w:p>
         </w:tc>
         <w:tc>
@@ -14486,12 +15688,14 @@
                 <w:lang w:val="en-US"/>
               </w:rPr>
             </w:pPr>
+            <w:proofErr w:type="spellStart"/>
             <w:r>
               <w:rPr>
                 <w:lang w:val="en-US"/>
               </w:rPr>
               <w:t>H’ref</w:t>
             </w:r>
+            <w:proofErr w:type="spellEnd"/>
           </w:p>
         </w:tc>
         <w:tc>
@@ -14505,12 +15709,14 @@
                 <w:lang w:val="en-US"/>
               </w:rPr>
             </w:pPr>
+            <w:proofErr w:type="spellStart"/>
             <w:r>
               <w:rPr>
                 <w:lang w:val="en-US"/>
               </w:rPr>
               <w:t>Sref</w:t>
             </w:r>
+            <w:proofErr w:type="spellEnd"/>
           </w:p>
         </w:tc>
       </w:tr>
@@ -14546,11 +15752,19 @@
                 <w:lang w:val="en-US"/>
               </w:rPr>
             </w:pPr>
-            <w:r>
-              <w:rPr>
-                <w:lang w:val="en-US"/>
-              </w:rPr>
-              <w:t>MEst (code A2.31</w:t>
+            <w:proofErr w:type="spellStart"/>
+            <w:r>
+              <w:rPr>
+                <w:lang w:val="en-US"/>
+              </w:rPr>
+              <w:t>MEst</w:t>
+            </w:r>
+            <w:proofErr w:type="spellEnd"/>
+            <w:r>
+              <w:rPr>
+                <w:lang w:val="en-US"/>
+              </w:rPr>
+              <w:t xml:space="preserve"> (code A2.31</w:t>
             </w:r>
             <w:r>
               <w:rPr>
@@ -14641,11 +15855,19 @@
             <w:pPr>
               <w:pStyle w:val="Sansinterligne"/>
             </w:pPr>
-            <w:r>
-              <w:rPr>
-                <w:lang w:val="en-US"/>
-              </w:rPr>
-              <w:t>MuSa (code A2.24)</w:t>
+            <w:proofErr w:type="spellStart"/>
+            <w:r>
+              <w:rPr>
+                <w:lang w:val="en-US"/>
+              </w:rPr>
+              <w:t>MuSa</w:t>
+            </w:r>
+            <w:proofErr w:type="spellEnd"/>
+            <w:r>
+              <w:rPr>
+                <w:lang w:val="en-US"/>
+              </w:rPr>
+              <w:t xml:space="preserve"> (code A2.24)</w:t>
             </w:r>
           </w:p>
         </w:tc>
@@ -14739,11 +15961,19 @@
                 <w:lang w:val="en-US"/>
               </w:rPr>
             </w:pPr>
-            <w:r>
-              <w:rPr>
-                <w:lang w:val="en-US"/>
-              </w:rPr>
-              <w:t>SMuVS (code A5.32)</w:t>
+            <w:proofErr w:type="spellStart"/>
+            <w:r>
+              <w:rPr>
+                <w:lang w:val="en-US"/>
+              </w:rPr>
+              <w:t>SMuVS</w:t>
+            </w:r>
+            <w:proofErr w:type="spellEnd"/>
+            <w:r>
+              <w:rPr>
+                <w:lang w:val="en-US"/>
+              </w:rPr>
+              <w:t xml:space="preserve"> (code A5.32)</w:t>
             </w:r>
           </w:p>
         </w:tc>
@@ -14831,11 +16061,19 @@
                 <w:lang w:val="en-US"/>
               </w:rPr>
             </w:pPr>
-            <w:r>
-              <w:rPr>
-                <w:lang w:val="en-US"/>
-              </w:rPr>
-              <w:t>IMuSa (code A5.25)</w:t>
+            <w:proofErr w:type="spellStart"/>
+            <w:r>
+              <w:rPr>
+                <w:lang w:val="en-US"/>
+              </w:rPr>
+              <w:t>IMuSa</w:t>
+            </w:r>
+            <w:proofErr w:type="spellEnd"/>
+            <w:r>
+              <w:rPr>
+                <w:lang w:val="en-US"/>
+              </w:rPr>
+              <w:t xml:space="preserve"> (code A5.25)</w:t>
             </w:r>
           </w:p>
         </w:tc>
@@ -14923,11 +16161,19 @@
                 <w:lang w:val="en-US"/>
               </w:rPr>
             </w:pPr>
-            <w:r>
-              <w:rPr>
-                <w:lang w:val="en-US"/>
-              </w:rPr>
-              <w:t>SSaVS (code A5.22)</w:t>
+            <w:proofErr w:type="spellStart"/>
+            <w:r>
+              <w:rPr>
+                <w:lang w:val="en-US"/>
+              </w:rPr>
+              <w:t>SSaVS</w:t>
+            </w:r>
+            <w:proofErr w:type="spellEnd"/>
+            <w:r>
+              <w:rPr>
+                <w:lang w:val="en-US"/>
+              </w:rPr>
+              <w:t xml:space="preserve"> (code A5.22)</w:t>
             </w:r>
           </w:p>
         </w:tc>
@@ -15460,13 +16706,22 @@
           <w:lang w:val="en-US"/>
         </w:rPr>
       </w:pPr>
+      <w:proofErr w:type="spellStart"/>
       <w:r>
         <w:rPr>
           <w:highlight w:val="yellow"/>
           <w:lang w:val="en-US"/>
         </w:rPr>
         <w:lastRenderedPageBreak/>
-        <w:t>Physico-chemical parameters</w:t>
+        <w:t>Physico</w:t>
+      </w:r>
+      <w:proofErr w:type="spellEnd"/>
+      <w:r>
+        <w:rPr>
+          <w:highlight w:val="yellow"/>
+          <w:lang w:val="en-US"/>
+        </w:rPr>
+        <w:t>-chemical parameters</w:t>
       </w:r>
     </w:p>
     <w:p>
@@ -15477,14 +16732,27 @@
       <w:r>
         <w:t xml:space="preserve">Table </w:t>
       </w:r>
-      <w:fldSimple w:instr=" SEQ Table \* ARABIC ">
-        <w:r>
-          <w:rPr>
-            <w:noProof/>
-          </w:rPr>
-          <w:t>4</w:t>
-        </w:r>
-      </w:fldSimple>
+      <w:r>
+        <w:fldChar w:fldCharType="begin"/>
+      </w:r>
+      <w:r>
+        <w:instrText xml:space="preserve"> SEQ Table \* ARABIC </w:instrText>
+      </w:r>
+      <w:r>
+        <w:fldChar w:fldCharType="separate"/>
+      </w:r>
+      <w:r>
+        <w:rPr>
+          <w:noProof/>
+        </w:rPr>
+        <w:t>4</w:t>
+      </w:r>
+      <w:r>
+        <w:rPr>
+          <w:noProof/>
+        </w:rPr>
+        <w:fldChar w:fldCharType="end"/>
+      </w:r>
       <w:r>
         <w:t xml:space="preserve"> </w:t>
       </w:r>
@@ -15495,8 +16763,21 @@
         <w:t xml:space="preserve"> </w:t>
       </w:r>
       <w:r>
-        <w:t>List of measured parameters</w:t>
-      </w:r>
+        <w:t xml:space="preserve">List of </w:t>
+      </w:r>
+      <w:proofErr w:type="spellStart"/>
+      <w:r>
+        <w:t>measured</w:t>
+      </w:r>
+      <w:proofErr w:type="spellEnd"/>
+      <w:r>
+        <w:t xml:space="preserve"> </w:t>
+      </w:r>
+      <w:proofErr w:type="spellStart"/>
+      <w:r>
+        <w:t>parameters</w:t>
+      </w:r>
+      <w:proofErr w:type="spellEnd"/>
       <w:r>
         <w:br/>
         <w:t>(1) Ratio &gt;&gt; 1 =&gt; OK ;~1 ou &lt;1 =&gt; pollution récente ammonium OU blocage nitrification (hypoxie, basse température, inhibition bactérienne)</w:t>
@@ -15584,11 +16865,19 @@
                 <w:lang w:val="en-US"/>
               </w:rPr>
             </w:pPr>
-            <w:r>
-              <w:rPr>
-                <w:lang w:val="en-US"/>
-              </w:rPr>
-              <w:t>Physico-chemistry</w:t>
+            <w:proofErr w:type="spellStart"/>
+            <w:r>
+              <w:rPr>
+                <w:lang w:val="en-US"/>
+              </w:rPr>
+              <w:t>Physico</w:t>
+            </w:r>
+            <w:proofErr w:type="spellEnd"/>
+            <w:r>
+              <w:rPr>
+                <w:lang w:val="en-US"/>
+              </w:rPr>
+              <w:t>-chemistry</w:t>
             </w:r>
           </w:p>
         </w:tc>
@@ -15692,28 +16981,16 @@
           <w:p>
             <w:pPr>
               <w:pStyle w:val="Sansinterligne"/>
-              <w:rPr>
-                <w:lang w:val="en-US"/>
-              </w:rPr>
-            </w:pPr>
-            <w:r>
-              <w:rPr>
-                <w:lang w:val="en-US"/>
-              </w:rPr>
+            </w:pPr>
+            <w:r>
               <w:t>RNOHYD (1985-2005)</w:t>
             </w:r>
           </w:p>
           <w:p>
             <w:pPr>
               <w:pStyle w:val="Sansinterligne"/>
-              <w:rPr>
-                <w:lang w:val="en-US"/>
-              </w:rPr>
-            </w:pPr>
-            <w:r>
-              <w:rPr>
-                <w:lang w:val="en-US"/>
-              </w:rPr>
+            </w:pPr>
+            <w:r>
               <w:t>REPHY (2007-2024)</w:t>
             </w:r>
           </w:p>
@@ -15838,7 +17115,35 @@
               <w:rPr>
                 <w:lang w:val="en-US"/>
               </w:rPr>
-              <w:t>(voir mail Jérèm)</w:t>
+              <w:t>(</w:t>
+            </w:r>
+            <w:proofErr w:type="spellStart"/>
+            <w:r>
+              <w:rPr>
+                <w:lang w:val="en-US"/>
+              </w:rPr>
+              <w:t>voir</w:t>
+            </w:r>
+            <w:proofErr w:type="spellEnd"/>
+            <w:r>
+              <w:rPr>
+                <w:lang w:val="en-US"/>
+              </w:rPr>
+              <w:t xml:space="preserve"> mail </w:t>
+            </w:r>
+            <w:proofErr w:type="spellStart"/>
+            <w:r>
+              <w:rPr>
+                <w:lang w:val="en-US"/>
+              </w:rPr>
+              <w:t>Jérèm</w:t>
+            </w:r>
+            <w:proofErr w:type="spellEnd"/>
+            <w:r>
+              <w:rPr>
+                <w:lang w:val="en-US"/>
+              </w:rPr>
+              <w:t>)</w:t>
             </w:r>
           </w:p>
         </w:tc>
@@ -15931,7 +17236,21 @@
               <w:rPr>
                 <w:lang w:val="en-US"/>
               </w:rPr>
-              <w:t>- Photosynthese limitation</w:t>
+              <w:t xml:space="preserve">- </w:t>
+            </w:r>
+            <w:proofErr w:type="spellStart"/>
+            <w:r>
+              <w:rPr>
+                <w:lang w:val="en-US"/>
+              </w:rPr>
+              <w:t>Photosynthese</w:t>
+            </w:r>
+            <w:proofErr w:type="spellEnd"/>
+            <w:r>
+              <w:rPr>
+                <w:lang w:val="en-US"/>
+              </w:rPr>
+              <w:t xml:space="preserve"> limitation</w:t>
             </w:r>
           </w:p>
           <w:p>
@@ -15965,7 +17284,21 @@
               <w:rPr>
                 <w:lang w:val="en-US"/>
               </w:rPr>
-              <w:t xml:space="preserve">- Contaminant biodisponibility </w:t>
+              <w:t xml:space="preserve">- Contaminant </w:t>
+            </w:r>
+            <w:proofErr w:type="spellStart"/>
+            <w:r>
+              <w:rPr>
+                <w:lang w:val="en-US"/>
+              </w:rPr>
+              <w:t>biodisponibility</w:t>
+            </w:r>
+            <w:proofErr w:type="spellEnd"/>
+            <w:r>
+              <w:rPr>
+                <w:lang w:val="en-US"/>
+              </w:rPr>
+              <w:t xml:space="preserve"> </w:t>
             </w:r>
           </w:p>
         </w:tc>
@@ -16403,7 +17736,21 @@
               <w:rPr>
                 <w:lang w:val="en-US"/>
               </w:rPr>
-              <w:t>Global indicator of eutrophization (stable)</w:t>
+              <w:t xml:space="preserve">Global indicator of </w:t>
+            </w:r>
+            <w:proofErr w:type="spellStart"/>
+            <w:r>
+              <w:rPr>
+                <w:lang w:val="en-US"/>
+              </w:rPr>
+              <w:t>eutrophization</w:t>
+            </w:r>
+            <w:proofErr w:type="spellEnd"/>
+            <w:r>
+              <w:rPr>
+                <w:lang w:val="en-US"/>
+              </w:rPr>
+              <w:t xml:space="preserve"> (stable)</w:t>
             </w:r>
           </w:p>
         </w:tc>
@@ -16487,7 +17834,21 @@
                 <w:lang w:val="en-US"/>
               </w:rPr>
               <w:br/>
-              <w:t>- eutrophization at high level</w:t>
+              <w:t xml:space="preserve">- </w:t>
+            </w:r>
+            <w:proofErr w:type="spellStart"/>
+            <w:r>
+              <w:rPr>
+                <w:lang w:val="en-US"/>
+              </w:rPr>
+              <w:t>eutrophization</w:t>
+            </w:r>
+            <w:proofErr w:type="spellEnd"/>
+            <w:r>
+              <w:rPr>
+                <w:lang w:val="en-US"/>
+              </w:rPr>
+              <w:t xml:space="preserve"> at high level</w:t>
             </w:r>
           </w:p>
         </w:tc>
@@ -16587,7 +17948,21 @@
               <w:rPr>
                 <w:lang w:val="en-US"/>
               </w:rPr>
-              <w:t>- eutrophisation (hypoxia)</w:t>
+              <w:t xml:space="preserve">- </w:t>
+            </w:r>
+            <w:proofErr w:type="spellStart"/>
+            <w:r>
+              <w:rPr>
+                <w:lang w:val="en-US"/>
+              </w:rPr>
+              <w:t>eutrophisation</w:t>
+            </w:r>
+            <w:proofErr w:type="spellEnd"/>
+            <w:r>
+              <w:rPr>
+                <w:lang w:val="en-US"/>
+              </w:rPr>
+              <w:t xml:space="preserve"> (hypoxia)</w:t>
             </w:r>
           </w:p>
         </w:tc>
@@ -16607,7 +17982,21 @@
               <w:rPr>
                 <w:lang w:val="en-US"/>
               </w:rPr>
-              <w:t xml:space="preserve">High ratio pheopigments / chlorophyl : stressed system </w:t>
+              <w:t xml:space="preserve">High ratio </w:t>
+            </w:r>
+            <w:proofErr w:type="spellStart"/>
+            <w:r>
+              <w:rPr>
+                <w:lang w:val="en-US"/>
+              </w:rPr>
+              <w:t>pheopigments</w:t>
+            </w:r>
+            <w:proofErr w:type="spellEnd"/>
+            <w:r>
+              <w:rPr>
+                <w:lang w:val="en-US"/>
+              </w:rPr>
+              <w:t xml:space="preserve"> / chlorophyl : stressed system </w:t>
             </w:r>
             <w:r>
               <w:rPr>
@@ -16615,6 +18004,7 @@
               </w:rPr>
               <w:t xml:space="preserve">(rapid </w:t>
             </w:r>
+            <w:proofErr w:type="spellStart"/>
             <w:r>
               <w:rPr>
                 <w:rStyle w:val="lev"/>
@@ -16629,6 +18019,7 @@
               </w:rPr>
               <w:t>c</w:t>
             </w:r>
+            <w:proofErr w:type="spellEnd"/>
             <w:r>
               <w:rPr>
                 <w:rStyle w:val="lev"/>
@@ -16672,12 +18063,14 @@
                 <w:lang w:val="en-US"/>
               </w:rPr>
             </w:pPr>
+            <w:proofErr w:type="spellStart"/>
             <w:r>
               <w:rPr>
                 <w:lang w:val="en-US"/>
               </w:rPr>
               <w:t>Pheopigments</w:t>
             </w:r>
+            <w:proofErr w:type="spellEnd"/>
           </w:p>
         </w:tc>
         <w:tc>
@@ -16736,8 +18129,27 @@
       </w:pPr>
     </w:p>
     <w:p>
-      <w:r>
-        <w:t xml:space="preserve"> Test de tendance de Mann-Kendall</w:t>
+      <w:pPr>
+        <w:rPr>
+          <w:lang w:val="en-US"/>
+        </w:rPr>
+      </w:pPr>
+      <w:r>
+        <w:rPr>
+          <w:lang w:val="en-US"/>
+        </w:rPr>
+        <w:t>Dissolved inorganic nitrogen (DIN) was calculated by adding up the contribution of NO3, NO2 (if present) and NH4 (if present)</w:t>
+      </w:r>
+    </w:p>
+    <w:p>
+      <w:r>
+        <w:rPr>
+          <w:lang w:val="en-US"/>
+        </w:rPr>
+        <w:t xml:space="preserve"> </w:t>
+      </w:r>
+      <w:r>
+        <w:t>Test de tendance de Mann-Kendall</w:t>
       </w:r>
       <w:r>
         <w:t> :</w:t>
@@ -16812,7 +18224,15 @@
         </w:numPr>
       </w:pPr>
       <w:r>
-        <w:t>{trend} mk.test()</w:t>
+        <w:t xml:space="preserve">{trend} </w:t>
+      </w:r>
+      <w:proofErr w:type="spellStart"/>
+      <w:r>
+        <w:t>mk.test</w:t>
+      </w:r>
+      <w:proofErr w:type="spellEnd"/>
+      <w:r>
+        <w:t>()</w:t>
       </w:r>
     </w:p>
     <w:p>
@@ -16824,13 +18244,61 @@
         </w:numPr>
       </w:pPr>
       <w:r>
-        <w:t>{modifiedmk} mmkh() =&gt; mk() avec correction d'auto-correlation =&gt; {stats} acf()</w:t>
+        <w:t>{</w:t>
+      </w:r>
+      <w:proofErr w:type="spellStart"/>
+      <w:r>
+        <w:t>modifiedmk</w:t>
+      </w:r>
+      <w:proofErr w:type="spellEnd"/>
+      <w:r>
+        <w:t xml:space="preserve">} </w:t>
+      </w:r>
+      <w:proofErr w:type="spellStart"/>
+      <w:r>
+        <w:t>mmkh</w:t>
+      </w:r>
+      <w:proofErr w:type="spellEnd"/>
+      <w:r>
+        <w:t xml:space="preserve">() =&gt; </w:t>
+      </w:r>
+      <w:proofErr w:type="spellStart"/>
+      <w:r>
+        <w:t>mk</w:t>
+      </w:r>
+      <w:proofErr w:type="spellEnd"/>
+      <w:r>
+        <w:t>() avec correction d'</w:t>
+      </w:r>
+      <w:proofErr w:type="spellStart"/>
+      <w:r>
+        <w:t>auto-correlation</w:t>
+      </w:r>
+      <w:proofErr w:type="spellEnd"/>
+      <w:r>
+        <w:t xml:space="preserve"> =&gt; {stats} </w:t>
+      </w:r>
+      <w:proofErr w:type="spellStart"/>
+      <w:r>
+        <w:t>acf</w:t>
+      </w:r>
+      <w:proofErr w:type="spellEnd"/>
+      <w:r>
+        <w:t>()</w:t>
       </w:r>
     </w:p>
     <w:p/>
     <w:p>
       <w:r>
-        <w:t xml:space="preserve"> Theil–Sen estimator / Pente de Sen</w:t>
+        <w:t xml:space="preserve"> Theil–Sen </w:t>
+      </w:r>
+      <w:proofErr w:type="spellStart"/>
+      <w:r>
+        <w:t>estimator</w:t>
+      </w:r>
+      <w:proofErr w:type="spellEnd"/>
+      <w:r>
+        <w:t xml:space="preserve"> / Pente de Sen</w:t>
       </w:r>
       <w:r>
         <w:t> :</w:t>
@@ -16857,8 +18325,13 @@
         </w:numPr>
       </w:pPr>
       <w:r>
-        <w:t>robuste aux outliers</w:t>
-      </w:r>
+        <w:t xml:space="preserve">robuste aux </w:t>
+      </w:r>
+      <w:proofErr w:type="spellStart"/>
+      <w:r>
+        <w:t>outliers</w:t>
+      </w:r>
+      <w:proofErr w:type="spellEnd"/>
     </w:p>
     <w:p/>
     <w:p>
@@ -16890,8 +18363,13 @@
         </w:numPr>
       </w:pPr>
       <w:r>
-        <w:t>sensible à la forte variabilité interannuelle et aux outliers</w:t>
-      </w:r>
+        <w:t xml:space="preserve">sensible à la forte variabilité interannuelle et aux </w:t>
+      </w:r>
+      <w:proofErr w:type="spellStart"/>
+      <w:r>
+        <w:t>outliers</w:t>
+      </w:r>
+      <w:proofErr w:type="spellEnd"/>
     </w:p>
     <w:p>
       <w:r>
@@ -16900,12 +18378,29 @@
     </w:p>
     <w:p>
       <w:r>
-        <w:t>{changepoint} : périodes caractérisées par des moyennes différentes</w:t>
+        <w:lastRenderedPageBreak/>
+        <w:t>{</w:t>
+      </w:r>
+      <w:proofErr w:type="spellStart"/>
+      <w:r>
+        <w:t>changepoint</w:t>
+      </w:r>
+      <w:proofErr w:type="spellEnd"/>
+      <w:r>
+        <w:t>} : périodes caractérisées par des moyennes différentes</w:t>
       </w:r>
     </w:p>
     <w:p>
       <w:r>
-        <w:t>{segmented} : tendances différentes</w:t>
+        <w:t>{</w:t>
+      </w:r>
+      <w:proofErr w:type="spellStart"/>
+      <w:r>
+        <w:t>segmented</w:t>
+      </w:r>
+      <w:proofErr w:type="spellEnd"/>
+      <w:r>
+        <w:t>} : tendances différentes</w:t>
       </w:r>
     </w:p>
     <w:p>
@@ -17361,6 +18856,7 @@
         </w:rPr>
         <w:t xml:space="preserve">in </w:t>
       </w:r>
+      <w:proofErr w:type="spellStart"/>
       <w:r>
         <w:rPr>
           <w:lang w:val="en-US"/>
@@ -17371,8 +18867,23 @@
         <w:rPr>
           <w:lang w:val="en-US"/>
         </w:rPr>
-        <w:t>g/kg_ww</w:t>
-      </w:r>
+        <w:t>g</w:t>
+      </w:r>
+      <w:proofErr w:type="spellEnd"/>
+      <w:r>
+        <w:rPr>
+          <w:lang w:val="en-US"/>
+        </w:rPr>
+        <w:t>/</w:t>
+      </w:r>
+      <w:proofErr w:type="spellStart"/>
+      <w:r>
+        <w:rPr>
+          <w:lang w:val="en-US"/>
+        </w:rPr>
+        <w:t>kg_ww</w:t>
+      </w:r>
+      <w:proofErr w:type="spellEnd"/>
       <w:r>
         <w:rPr>
           <w:lang w:val="en-US"/>
@@ -17470,7 +18981,21 @@
         <w:rPr>
           <w:lang w:val="en-US"/>
         </w:rPr>
-        <w:t xml:space="preserve"> the degree of priorisation of the substance </w:t>
+        <w:t xml:space="preserve"> the degree of </w:t>
+      </w:r>
+      <w:proofErr w:type="spellStart"/>
+      <w:r>
+        <w:rPr>
+          <w:lang w:val="en-US"/>
+        </w:rPr>
+        <w:t>priorisation</w:t>
+      </w:r>
+      <w:proofErr w:type="spellEnd"/>
+      <w:r>
+        <w:rPr>
+          <w:lang w:val="en-US"/>
+        </w:rPr>
+        <w:t xml:space="preserve"> of the substance </w:t>
       </w:r>
       <w:r>
         <w:rPr>
@@ -18366,6 +19891,7 @@
             <w:pPr>
               <w:pStyle w:val="Sansinterligne"/>
             </w:pPr>
+            <w:proofErr w:type="spellStart"/>
             <w:r>
               <w:t>M</w:t>
             </w:r>
@@ -18381,6 +19907,7 @@
             <w:r>
               <w:t>tomidine</w:t>
             </w:r>
+            <w:proofErr w:type="spellEnd"/>
           </w:p>
         </w:tc>
         <w:tc>
@@ -18546,9 +20073,11 @@
             <w:pPr>
               <w:pStyle w:val="Sansinterligne"/>
             </w:pPr>
+            <w:proofErr w:type="spellStart"/>
             <w:r>
               <w:t>Tralopyril</w:t>
             </w:r>
+            <w:proofErr w:type="spellEnd"/>
           </w:p>
         </w:tc>
         <w:tc>
@@ -18706,9 +20235,11 @@
             <w:pPr>
               <w:pStyle w:val="Sansinterligne"/>
             </w:pPr>
+            <w:proofErr w:type="spellStart"/>
             <w:r>
               <w:t>Fungicide</w:t>
             </w:r>
+            <w:proofErr w:type="spellEnd"/>
           </w:p>
         </w:tc>
         <w:tc>
@@ -18722,9 +20253,11 @@
             <w:pPr>
               <w:pStyle w:val="Sansinterligne"/>
             </w:pPr>
+            <w:proofErr w:type="spellStart"/>
             <w:r>
               <w:t>Azoxystrobin</w:t>
             </w:r>
+            <w:proofErr w:type="spellEnd"/>
           </w:p>
         </w:tc>
         <w:tc>
@@ -19590,6 +21123,7 @@
             <w:pPr>
               <w:pStyle w:val="Sansinterligne"/>
             </w:pPr>
+            <w:proofErr w:type="spellStart"/>
             <w:r>
               <w:t>T</w:t>
             </w:r>
@@ -19599,6 +21133,7 @@
             <w:r>
               <w:t>buconazole</w:t>
             </w:r>
+            <w:proofErr w:type="spellEnd"/>
           </w:p>
         </w:tc>
         <w:tc>
@@ -21014,7 +22549,11 @@
               <w:t>(</w:t>
             </w:r>
             <w:r>
-              <w:t>Atrazine d</w:t>
+              <w:t xml:space="preserve">Atrazine </w:t>
+            </w:r>
+            <w:proofErr w:type="spellStart"/>
+            <w:r>
+              <w:t>d</w:t>
             </w:r>
             <w:r>
               <w:t>e</w:t>
@@ -21028,6 +22567,7 @@
             <w:r>
               <w:t>thyl</w:t>
             </w:r>
+            <w:proofErr w:type="spellEnd"/>
             <w:r>
               <w:t>)</w:t>
             </w:r>
@@ -21882,9 +23422,11 @@
             <w:pPr>
               <w:pStyle w:val="Sansinterligne"/>
             </w:pPr>
+            <w:proofErr w:type="spellStart"/>
             <w:r>
               <w:t>Metoxuron</w:t>
             </w:r>
+            <w:proofErr w:type="spellEnd"/>
           </w:p>
         </w:tc>
         <w:tc>
@@ -22051,6 +23593,7 @@
             <w:pPr>
               <w:pStyle w:val="Sansinterligne"/>
             </w:pPr>
+            <w:proofErr w:type="spellStart"/>
             <w:r>
               <w:t>M</w:t>
             </w:r>
@@ -22060,6 +23603,7 @@
             <w:r>
               <w:t>tolachlor</w:t>
             </w:r>
+            <w:proofErr w:type="spellEnd"/>
           </w:p>
         </w:tc>
         <w:tc>
@@ -22227,9 +23771,11 @@
             <w:pPr>
               <w:pStyle w:val="Sansinterligne"/>
             </w:pPr>
+            <w:proofErr w:type="spellStart"/>
             <w:r>
               <w:t>Propazine</w:t>
             </w:r>
+            <w:proofErr w:type="spellEnd"/>
           </w:p>
         </w:tc>
         <w:tc>
@@ -22401,7 +23947,11 @@
               <w:pStyle w:val="Sansinterligne"/>
             </w:pPr>
             <w:r>
-              <w:t>Terbuthylazine d</w:t>
+              <w:t xml:space="preserve">Terbuthylazine </w:t>
+            </w:r>
+            <w:proofErr w:type="spellStart"/>
+            <w:r>
+              <w:t>d</w:t>
             </w:r>
             <w:r>
               <w:t>e</w:t>
@@ -22409,6 +23959,7 @@
             <w:r>
               <w:t>sethyl</w:t>
             </w:r>
+            <w:proofErr w:type="spellEnd"/>
           </w:p>
         </w:tc>
         <w:tc>
@@ -22856,7 +24407,21 @@
         <w:rPr>
           <w:lang w:val="en-US"/>
         </w:rPr>
-        <w:t xml:space="preserve">compounds, diflufenican and fipronil, </w:t>
+        <w:t xml:space="preserve">compounds, </w:t>
+      </w:r>
+      <w:proofErr w:type="spellStart"/>
+      <w:r>
+        <w:rPr>
+          <w:lang w:val="en-US"/>
+        </w:rPr>
+        <w:t>diflufenican</w:t>
+      </w:r>
+      <w:proofErr w:type="spellEnd"/>
+      <w:r>
+        <w:rPr>
+          <w:lang w:val="en-US"/>
+        </w:rPr>
+        <w:t xml:space="preserve"> and fipronil, </w:t>
       </w:r>
       <w:r>
         <w:rPr>
@@ -22952,7 +24517,21 @@
         <w:rPr>
           <w:lang w:val="en-US"/>
         </w:rPr>
-        <w:t>The fact that fipronil and diflufenican are not systematically detected at higher concentrations in estuaries compared to the national average suggests that PNEC exceedances are also frequent along other parts of the French coastline, justifying their high prioritization.</w:t>
+        <w:t xml:space="preserve">The fact that fipronil and </w:t>
+      </w:r>
+      <w:proofErr w:type="spellStart"/>
+      <w:r>
+        <w:rPr>
+          <w:lang w:val="en-US"/>
+        </w:rPr>
+        <w:t>diflufenican</w:t>
+      </w:r>
+      <w:proofErr w:type="spellEnd"/>
+      <w:r>
+        <w:rPr>
+          <w:lang w:val="en-US"/>
+        </w:rPr>
+        <w:t xml:space="preserve"> are not systematically detected at higher concentrations in estuaries compared to the national average suggests that PNEC exceedances are also frequent along other parts of the French coastline, justifying their high prioritization.</w:t>
       </w:r>
       <w:r>
         <w:rPr>
@@ -22979,6 +24558,7 @@
         </w:rPr>
         <w:t xml:space="preserve"> herbicides, in addition to </w:t>
       </w:r>
+      <w:proofErr w:type="spellStart"/>
       <w:r>
         <w:rPr>
           <w:lang w:val="en-US"/>
@@ -22989,7 +24569,14 @@
         <w:rPr>
           <w:lang w:val="en-US"/>
         </w:rPr>
-        <w:t xml:space="preserve">iflufenican, </w:t>
+        <w:t>iflufenican</w:t>
+      </w:r>
+      <w:proofErr w:type="spellEnd"/>
+      <w:r>
+        <w:rPr>
+          <w:lang w:val="en-US"/>
+        </w:rPr>
+        <w:t xml:space="preserve">, </w:t>
       </w:r>
       <w:r>
         <w:rPr>
@@ -23178,12 +24765,14 @@
         </w:rPr>
         <w:t xml:space="preserve">. </w:t>
       </w:r>
+      <w:proofErr w:type="spellStart"/>
       <w:r>
         <w:rPr>
           <w:lang w:val="en-US"/>
         </w:rPr>
         <w:t>Dichlofluanide</w:t>
       </w:r>
+      <w:proofErr w:type="spellEnd"/>
       <w:r>
         <w:rPr>
           <w:lang w:val="en-US"/>
@@ -23996,11 +25585,19 @@
         </w:rPr>
         <w:t xml:space="preserve"> for Gironde and Seine, annelids in Loire (</w:t>
       </w:r>
-      <w:r>
-        <w:rPr>
-          <w:lang w:val="en-US"/>
-        </w:rPr>
-        <w:t xml:space="preserve">Cordemay </w:t>
+      <w:proofErr w:type="spellStart"/>
+      <w:r>
+        <w:rPr>
+          <w:lang w:val="en-US"/>
+        </w:rPr>
+        <w:t>Cordemay</w:t>
+      </w:r>
+      <w:proofErr w:type="spellEnd"/>
+      <w:r>
+        <w:rPr>
+          <w:lang w:val="en-US"/>
+        </w:rPr>
+        <w:t xml:space="preserve"> </w:t>
       </w:r>
       <w:r>
         <w:rPr>
@@ -24395,7 +25992,23 @@
           <w:lang w:val="en-US"/>
         </w:rPr>
         <w:lastRenderedPageBreak/>
-        <w:t>Fish and demerso-pelagic preys</w:t>
+        <w:t xml:space="preserve">Fish and </w:t>
+      </w:r>
+      <w:proofErr w:type="spellStart"/>
+      <w:r>
+        <w:rPr>
+          <w:highlight w:val="yellow"/>
+          <w:lang w:val="en-US"/>
+        </w:rPr>
+        <w:t>demerso</w:t>
+      </w:r>
+      <w:proofErr w:type="spellEnd"/>
+      <w:r>
+        <w:rPr>
+          <w:highlight w:val="yellow"/>
+          <w:lang w:val="en-US"/>
+        </w:rPr>
+        <w:t>-pelagic preys</w:t>
       </w:r>
     </w:p>
     <w:p>
@@ -24426,12 +26039,21 @@
           <w:lang w:val="en-US"/>
         </w:rPr>
       </w:pPr>
+      <w:proofErr w:type="spellStart"/>
       <w:r>
         <w:rPr>
           <w:highlight w:val="yellow"/>
           <w:lang w:val="en-US"/>
         </w:rPr>
-        <w:t>Physico-chemical parameters</w:t>
+        <w:t>Physico</w:t>
+      </w:r>
+      <w:proofErr w:type="spellEnd"/>
+      <w:r>
+        <w:rPr>
+          <w:highlight w:val="yellow"/>
+          <w:lang w:val="en-US"/>
+        </w:rPr>
+        <w:t>-chemical parameters</w:t>
       </w:r>
     </w:p>
     <w:p>
@@ -24480,7 +26102,21 @@
           <w:lang w:val="en-US"/>
         </w:rPr>
         <w:lastRenderedPageBreak/>
-        <w:t>Primary production: pheopigment / chlorophyl a</w:t>
+        <w:t xml:space="preserve">Primary production: </w:t>
+      </w:r>
+      <w:proofErr w:type="spellStart"/>
+      <w:r>
+        <w:rPr>
+          <w:lang w:val="en-US"/>
+        </w:rPr>
+        <w:t>pheopigment</w:t>
+      </w:r>
+      <w:proofErr w:type="spellEnd"/>
+      <w:r>
+        <w:rPr>
+          <w:lang w:val="en-US"/>
+        </w:rPr>
+        <w:t xml:space="preserve"> / chlorophyl a</w:t>
       </w:r>
     </w:p>
     <w:p>
@@ -24542,11 +26178,16 @@
         <w:pStyle w:val="Titre4"/>
       </w:pPr>
       <w:r>
-        <w:t>Nitrification cycle: Ammonium / nitrate+ni</w:t>
+        <w:t xml:space="preserve">Nitrification cycle: Ammonium / </w:t>
+      </w:r>
+      <w:proofErr w:type="spellStart"/>
+      <w:r>
+        <w:t>nitrate+ni</w:t>
       </w:r>
       <w:r>
         <w:t>trite</w:t>
       </w:r>
+      <w:proofErr w:type="spellEnd"/>
     </w:p>
     <w:tbl>
       <w:tblPr>
@@ -24556,7 +26197,7 @@
       </w:tblPr>
       <w:tblGrid>
         <w:gridCol w:w="6006"/>
-        <w:gridCol w:w="5228"/>
+        <w:gridCol w:w="6372"/>
       </w:tblGrid>
       <w:tr>
         <w:tc>
@@ -24703,7 +26344,15 @@
               </w:numPr>
             </w:pPr>
             <w:r>
-              <w:t>Reconstruction de la somme nitrate+nitrite à partir de la valeur max de « Nitrate + nitrite » ou « sumNO2NO3 »</w:t>
+              <w:t xml:space="preserve">Reconstruction de la somme </w:t>
+            </w:r>
+            <w:proofErr w:type="spellStart"/>
+            <w:r>
+              <w:t>nitrate+nitrite</w:t>
+            </w:r>
+            <w:proofErr w:type="spellEnd"/>
+            <w:r>
+              <w:t xml:space="preserve"> à partir de la valeur max de « Nitrate + nitrite » ou « sumNO2NO3 »</w:t>
             </w:r>
           </w:p>
           <w:p>
@@ -24754,10 +26403,345 @@
               <w:t xml:space="preserve"> conditions intermédiaires, dysfonctionnement saisonnier possible du cycle avec accumulation d’ammonium pouvant indiquer hypoxie, pollution organique, altération microbiologique</w:t>
             </w:r>
           </w:p>
+          <w:p/>
+          <w:p>
+            <w:r>
+              <w:t>https://www-sciencedirect-com.inrae.idm.oclc.org/science/article/pii/S0165993624000013#sec4</w:t>
+            </w:r>
+          </w:p>
+          <w:p>
+            <w:pPr>
+              <w:rPr>
+                <w:lang w:val="en-US"/>
+              </w:rPr>
+            </w:pPr>
+            <w:r>
+              <w:rPr>
+                <w:rFonts w:ascii="Georgia" w:hAnsi="Georgia"/>
+                <w:color w:val="1F1F1F"/>
+                <w:lang w:val="en-US"/>
+              </w:rPr>
+              <w:t>“</w:t>
+            </w:r>
+            <w:r>
+              <w:rPr>
+                <w:rFonts w:ascii="Georgia" w:hAnsi="Georgia"/>
+                <w:color w:val="1F1F1F"/>
+                <w:lang w:val="en-US"/>
+              </w:rPr>
+              <w:t>ammonium serves as an essential indicator for the evaluation and regulation of the health status of aquatic ecological environments. Ammonium can enter the </w:t>
+            </w:r>
+            <w:hyperlink r:id="rId26" w:history="1">
+              <w:r>
+                <w:rPr>
+                  <w:rStyle w:val="Lienhypertexte"/>
+                  <w:rFonts w:ascii="Georgia" w:hAnsi="Georgia"/>
+                  <w:color w:val="1F1F1F"/>
+                  <w:lang w:val="en-US"/>
+                </w:rPr>
+                <w:t>aquatic environment</w:t>
+              </w:r>
+            </w:hyperlink>
+            <w:r>
+              <w:rPr>
+                <w:rFonts w:ascii="Georgia" w:hAnsi="Georgia"/>
+                <w:color w:val="1F1F1F"/>
+                <w:lang w:val="en-US"/>
+              </w:rPr>
+              <w:t> through various sources, including various </w:t>
+            </w:r>
+            <w:hyperlink r:id="rId27" w:history="1">
+              <w:r>
+                <w:rPr>
+                  <w:rStyle w:val="Lienhypertexte"/>
+                  <w:rFonts w:ascii="Georgia" w:hAnsi="Georgia"/>
+                  <w:color w:val="1F1F1F"/>
+                  <w:lang w:val="en-US"/>
+                </w:rPr>
+                <w:t>anthropogenic sources</w:t>
+              </w:r>
+            </w:hyperlink>
+            <w:r>
+              <w:rPr>
+                <w:rFonts w:ascii="Georgia" w:hAnsi="Georgia"/>
+                <w:color w:val="1F1F1F"/>
+                <w:lang w:val="en-US"/>
+              </w:rPr>
+              <w:t> such as </w:t>
+            </w:r>
+            <w:hyperlink r:id="rId28" w:history="1">
+              <w:r>
+                <w:rPr>
+                  <w:rStyle w:val="Lienhypertexte"/>
+                  <w:rFonts w:ascii="Georgia" w:hAnsi="Georgia"/>
+                  <w:color w:val="1F1F1F"/>
+                  <w:lang w:val="en-US"/>
+                </w:rPr>
+                <w:t>industrial wastewater</w:t>
+              </w:r>
+            </w:hyperlink>
+            <w:r>
+              <w:rPr>
+                <w:rFonts w:ascii="Georgia" w:hAnsi="Georgia"/>
+                <w:color w:val="1F1F1F"/>
+                <w:lang w:val="en-US"/>
+              </w:rPr>
+              <w:t>, </w:t>
+            </w:r>
+            <w:hyperlink r:id="rId29" w:history="1">
+              <w:r>
+                <w:rPr>
+                  <w:rStyle w:val="Lienhypertexte"/>
+                  <w:rFonts w:ascii="Georgia" w:hAnsi="Georgia"/>
+                  <w:color w:val="1F1F1F"/>
+                  <w:lang w:val="en-US"/>
+                </w:rPr>
+                <w:t>agricultural runoff</w:t>
+              </w:r>
+            </w:hyperlink>
+            <w:r>
+              <w:rPr>
+                <w:rFonts w:ascii="Georgia" w:hAnsi="Georgia"/>
+                <w:color w:val="1F1F1F"/>
+                <w:lang w:val="en-US"/>
+              </w:rPr>
+              <w:t> and municipal effluent, as well as natural sources such as </w:t>
+            </w:r>
+            <w:hyperlink r:id="rId30" w:history="1">
+              <w:r>
+                <w:rPr>
+                  <w:rStyle w:val="Lienhypertexte"/>
+                  <w:rFonts w:ascii="Georgia" w:hAnsi="Georgia"/>
+                  <w:color w:val="1F1F1F"/>
+                  <w:lang w:val="en-US"/>
+                </w:rPr>
+                <w:t>nitrogen fixation</w:t>
+              </w:r>
+            </w:hyperlink>
+            <w:r>
+              <w:rPr>
+                <w:rFonts w:ascii="Georgia" w:hAnsi="Georgia"/>
+                <w:color w:val="1F1F1F"/>
+                <w:lang w:val="en-US"/>
+              </w:rPr>
+              <w:t> and the excretion of nitrogenous waste by animals [</w:t>
+            </w:r>
+            <w:bookmarkStart w:id="11" w:name="bbib5"/>
+            <w:r>
+              <w:fldChar w:fldCharType="begin"/>
+            </w:r>
+            <w:r>
+              <w:rPr>
+                <w:lang w:val="en-US"/>
+              </w:rPr>
+              <w:instrText xml:space="preserve"> HYPERLINK "https://www-sciencedirect-com.inrae.idm.oclc.org/science/article/pii/S0165993624000013" \l "bib5" </w:instrText>
+            </w:r>
+            <w:r>
+              <w:fldChar w:fldCharType="separate"/>
+            </w:r>
+            <w:r>
+              <w:rPr>
+                <w:rStyle w:val="anchor-text"/>
+                <w:rFonts w:ascii="Georgia" w:hAnsi="Georgia"/>
+                <w:color w:val="0272B1"/>
+                <w:lang w:val="en-US"/>
+              </w:rPr>
+              <w:t>5</w:t>
+            </w:r>
+            <w:r>
+              <w:fldChar w:fldCharType="end"/>
+            </w:r>
+            <w:r>
+              <w:rPr>
+                <w:rFonts w:ascii="Georgia" w:hAnsi="Georgia"/>
+                <w:color w:val="1F1F1F"/>
+                <w:lang w:val="en-US"/>
+              </w:rPr>
+              <w:t>,</w:t>
+            </w:r>
+            <w:bookmarkStart w:id="12" w:name="bbib6"/>
+            <w:r>
+              <w:fldChar w:fldCharType="begin"/>
+            </w:r>
+            <w:r>
+              <w:rPr>
+                <w:lang w:val="en-US"/>
+              </w:rPr>
+              <w:instrText xml:space="preserve"> HYPERLINK "https://www-sciencedirect-com.inrae.idm.oclc.org/science/article/pii/S0165993624000013" \l "bib6" </w:instrText>
+            </w:r>
+            <w:r>
+              <w:fldChar w:fldCharType="separate"/>
+            </w:r>
+            <w:r>
+              <w:rPr>
+                <w:rStyle w:val="anchor-text"/>
+                <w:rFonts w:ascii="Georgia" w:hAnsi="Georgia"/>
+                <w:color w:val="0272B1"/>
+                <w:lang w:val="en-US"/>
+              </w:rPr>
+              <w:t>6</w:t>
+            </w:r>
+            <w:r>
+              <w:fldChar w:fldCharType="end"/>
+            </w:r>
+            <w:r>
+              <w:rPr>
+                <w:rFonts w:ascii="Georgia" w:hAnsi="Georgia"/>
+                <w:color w:val="1F1F1F"/>
+                <w:lang w:val="en-US"/>
+              </w:rPr>
+              <w:t>]. Excessive ammonium inputs into </w:t>
+            </w:r>
+            <w:hyperlink r:id="rId31" w:history="1">
+              <w:r>
+                <w:rPr>
+                  <w:rStyle w:val="Lienhypertexte"/>
+                  <w:rFonts w:ascii="Georgia" w:hAnsi="Georgia"/>
+                  <w:color w:val="1F1F1F"/>
+                  <w:lang w:val="en-US"/>
+                </w:rPr>
+                <w:t>surface waters</w:t>
+              </w:r>
+            </w:hyperlink>
+            <w:r>
+              <w:rPr>
+                <w:rFonts w:ascii="Georgia" w:hAnsi="Georgia"/>
+                <w:color w:val="1F1F1F"/>
+                <w:lang w:val="en-US"/>
+              </w:rPr>
+              <w:t> can stimulate the primary production of plankton communities, leading to rapid </w:t>
+            </w:r>
+            <w:hyperlink r:id="rId32" w:history="1">
+              <w:r>
+                <w:rPr>
+                  <w:rStyle w:val="Lienhypertexte"/>
+                  <w:rFonts w:ascii="Georgia" w:hAnsi="Georgia"/>
+                  <w:color w:val="1F1F1F"/>
+                  <w:lang w:val="en-US"/>
+                </w:rPr>
+                <w:t>phytoplankton</w:t>
+              </w:r>
+            </w:hyperlink>
+            <w:r>
+              <w:rPr>
+                <w:rFonts w:ascii="Georgia" w:hAnsi="Georgia"/>
+                <w:color w:val="1F1F1F"/>
+                <w:lang w:val="en-US"/>
+              </w:rPr>
+              <w:t> growth and the subsequent decay of plant material, which can result in oxygen depletion within the water and contribute to eutrophication, posing a significant threat to the aquatic environment and ecological security [</w:t>
+            </w:r>
+            <w:bookmarkStart w:id="13" w:name="bbib7"/>
+            <w:r>
+              <w:fldChar w:fldCharType="begin"/>
+            </w:r>
+            <w:r>
+              <w:rPr>
+                <w:lang w:val="en-US"/>
+              </w:rPr>
+              <w:instrText xml:space="preserve"> HYPERLINK "https://www-sciencedirect-com.inrae.idm.oclc.org/science/article/pii/S0165993624000013" \l "bib7" </w:instrText>
+            </w:r>
+            <w:r>
+              <w:fldChar w:fldCharType="separate"/>
+            </w:r>
+            <w:r>
+              <w:rPr>
+                <w:rStyle w:val="anchor-text"/>
+                <w:rFonts w:ascii="Georgia" w:hAnsi="Georgia"/>
+                <w:color w:val="0272B1"/>
+                <w:lang w:val="en-US"/>
+              </w:rPr>
+              <w:t>7</w:t>
+            </w:r>
+            <w:r>
+              <w:fldChar w:fldCharType="end"/>
+            </w:r>
+            <w:bookmarkEnd w:id="13"/>
+            <w:r>
+              <w:rPr>
+                <w:rFonts w:ascii="Georgia" w:hAnsi="Georgia"/>
+                <w:color w:val="1F1F1F"/>
+                <w:lang w:val="en-US"/>
+              </w:rPr>
+              <w:t>]. Additionally, the presence of unionized ammonia is more toxic to aquatic animals because it is a neutral molecule that can freely diffuse across the epithelial membranes of </w:t>
+            </w:r>
+            <w:hyperlink r:id="rId33" w:history="1">
+              <w:r>
+                <w:rPr>
+                  <w:rStyle w:val="Lienhypertexte"/>
+                  <w:rFonts w:ascii="Georgia" w:hAnsi="Georgia"/>
+                  <w:color w:val="1F1F1F"/>
+                  <w:lang w:val="en-US"/>
+                </w:rPr>
+                <w:t>aquatic organisms</w:t>
+              </w:r>
+            </w:hyperlink>
+            <w:r>
+              <w:rPr>
+                <w:rFonts w:ascii="Georgia" w:hAnsi="Georgia"/>
+                <w:color w:val="1F1F1F"/>
+                <w:lang w:val="en-US"/>
+              </w:rPr>
+              <w:t>. Subsequently, even low concentrations of ammonia can cause fatality in certain fish species, directly impacting the healthy growth of breeding organisms, while also influencing the yield and brood quality of breeding organisms [</w:t>
+            </w:r>
+            <w:hyperlink r:id="rId34" w:anchor="bib5" w:history="1">
+              <w:r>
+                <w:rPr>
+                  <w:rStyle w:val="anchor-text"/>
+                  <w:rFonts w:ascii="Georgia" w:hAnsi="Georgia"/>
+                  <w:color w:val="0272B1"/>
+                  <w:lang w:val="en-US"/>
+                </w:rPr>
+                <w:t>5</w:t>
+              </w:r>
+            </w:hyperlink>
+            <w:bookmarkEnd w:id="11"/>
+            <w:r>
+              <w:rPr>
+                <w:rFonts w:ascii="Georgia" w:hAnsi="Georgia"/>
+                <w:color w:val="1F1F1F"/>
+                <w:lang w:val="en-US"/>
+              </w:rPr>
+              <w:t>,</w:t>
+            </w:r>
+            <w:hyperlink r:id="rId35" w:anchor="bib6" w:history="1">
+              <w:r>
+                <w:rPr>
+                  <w:rStyle w:val="anchor-text"/>
+                  <w:rFonts w:ascii="Georgia" w:hAnsi="Georgia"/>
+                  <w:color w:val="0272B1"/>
+                  <w:lang w:val="en-US"/>
+                </w:rPr>
+                <w:t>6</w:t>
+              </w:r>
+            </w:hyperlink>
+            <w:bookmarkEnd w:id="12"/>
+            <w:r>
+              <w:rPr>
+                <w:rFonts w:ascii="Georgia" w:hAnsi="Georgia"/>
+                <w:color w:val="1F1F1F"/>
+                <w:lang w:val="en-US"/>
+              </w:rPr>
+              <w:t>]. </w:t>
+            </w:r>
+            <w:r>
+              <w:rPr>
+                <w:rFonts w:ascii="Georgia" w:hAnsi="Georgia"/>
+                <w:color w:val="1F1F1F"/>
+                <w:lang w:val="en-US"/>
+              </w:rPr>
+              <w:t>“</w:t>
+            </w:r>
+          </w:p>
         </w:tc>
       </w:tr>
     </w:tbl>
-    <w:p/>
+    <w:p>
+      <w:pPr>
+        <w:rPr>
+          <w:lang w:val="en-US"/>
+        </w:rPr>
+      </w:pPr>
+    </w:p>
     <w:p>
       <w:pPr>
         <w:pStyle w:val="Titre2"/>
@@ -24769,6 +26753,7 @@
         <w:rPr>
           <w:lang w:val="en-US"/>
         </w:rPr>
+        <w:lastRenderedPageBreak/>
         <w:t>Discussion</w:t>
       </w:r>
     </w:p>
@@ -24784,9 +26769,11 @@
       <w:pPr>
         <w:pStyle w:val="Titre4"/>
       </w:pPr>
+      <w:proofErr w:type="spellStart"/>
       <w:r>
         <w:t>Metals</w:t>
       </w:r>
+      <w:proofErr w:type="spellEnd"/>
     </w:p>
     <w:p>
       <w:pPr>
@@ -24925,7 +26912,21 @@
         <w:rPr>
           <w:lang w:val="en-US"/>
         </w:rPr>
-        <w:t>Although cadmium levels declined significantly between approximately 1990 and 2000, following the cessation of zinc metallurgy in Aveyron and the containment of associated waste, no further decrease has been observed in the Gironde estuary over the past two decades. As of 2024, cadmium concentrations remain above the sanitary threshold for shellfish consumption. This persistent contamination is linked to the sedimentary reservoir within the watershed and estuary, which continues to release metals during major hydrodynamic events such as floods</w:t>
+        <w:t xml:space="preserve">Although cadmium levels declined significantly between approximately 1990 and 2000, following the cessation of zinc metallurgy in </w:t>
+      </w:r>
+      <w:proofErr w:type="spellStart"/>
+      <w:r>
+        <w:rPr>
+          <w:lang w:val="en-US"/>
+        </w:rPr>
+        <w:t>Aveyron</w:t>
+      </w:r>
+      <w:proofErr w:type="spellEnd"/>
+      <w:r>
+        <w:rPr>
+          <w:lang w:val="en-US"/>
+        </w:rPr>
+        <w:t xml:space="preserve"> and the containment of associated waste, no further decrease has been observed in the Gironde estuary over the past two decades. As of 2024, cadmium concentrations remain above the sanitary threshold for shellfish consumption. This persistent contamination is linked to the sedimentary reservoir within the watershed and estuary, which continues to release metals during major hydrodynamic events such as floods</w:t>
       </w:r>
       <w:r>
         <w:rPr>
@@ -25171,7 +27172,6 @@
         <w:rPr>
           <w:lang w:val="en-US"/>
         </w:rPr>
-        <w:lastRenderedPageBreak/>
         <w:t>In contrast</w:t>
       </w:r>
       <w:r>
@@ -25520,7 +27520,28 @@
         <w:rPr>
           <w:lang w:val="en-US"/>
         </w:rPr>
-        <w:t>the degree of threshold exceedance appears to be correlated with the bioaccumulation potential of the congeners. This potential can be approximated by physicochemical properties such as log Kow. Studies have shown a parabolic relationship between bioaccumulation/biomagnification and log K</w:t>
+        <w:t>the degree of threshold exceedance appears to be correlated with the bioaccumulation potential of the congeners. This potential can be approximated by physicochemical properties such as log </w:t>
+      </w:r>
+      <w:proofErr w:type="spellStart"/>
+      <w:r>
+        <w:rPr>
+          <w:lang w:val="en-US"/>
+        </w:rPr>
+        <w:t>Kow</w:t>
+      </w:r>
+      <w:proofErr w:type="spellEnd"/>
+      <w:r>
+        <w:rPr>
+          <w:lang w:val="en-US"/>
+        </w:rPr>
+        <w:t>. Studies have shown a parabolic relationship between bioaccumulation/biomagnification and log </w:t>
+      </w:r>
+      <w:proofErr w:type="spellStart"/>
+      <w:r>
+        <w:rPr>
+          <w:lang w:val="en-US"/>
+        </w:rPr>
+        <w:t>K</w:t>
       </w:r>
       <w:r>
         <w:rPr>
@@ -25528,11 +27549,19 @@
         </w:rPr>
         <w:t>ow</w:t>
       </w:r>
-      <w:r>
-        <w:rPr>
-          <w:lang w:val="en-US"/>
-        </w:rPr>
-        <w:t xml:space="preserve"> values, with accumulation increasing up to a log K</w:t>
+      <w:proofErr w:type="spellEnd"/>
+      <w:r>
+        <w:rPr>
+          <w:lang w:val="en-US"/>
+        </w:rPr>
+        <w:t xml:space="preserve"> values, with accumulation increasing up to a log </w:t>
+      </w:r>
+      <w:proofErr w:type="spellStart"/>
+      <w:r>
+        <w:rPr>
+          <w:lang w:val="en-US"/>
+        </w:rPr>
+        <w:t>K</w:t>
       </w:r>
       <w:r>
         <w:rPr>
@@ -25540,6 +27569,7 @@
         </w:rPr>
         <w:t>ow</w:t>
       </w:r>
+      <w:proofErr w:type="spellEnd"/>
       <w:r>
         <w:rPr>
           <w:lang w:val="en-US"/>
@@ -25630,7 +27660,14 @@
         <w:rPr>
           <w:lang w:val="en-US"/>
         </w:rPr>
-        <w:t>This is consistent with the limited threshold exceedance observed for CB 28 (log K</w:t>
+        <w:t>This is consistent with the limited threshold exceedance observed for CB 28 (log </w:t>
+      </w:r>
+      <w:proofErr w:type="spellStart"/>
+      <w:r>
+        <w:rPr>
+          <w:lang w:val="en-US"/>
+        </w:rPr>
+        <w:t>K</w:t>
       </w:r>
       <w:r>
         <w:rPr>
@@ -25638,11 +27675,19 @@
         </w:rPr>
         <w:t>ow</w:t>
       </w:r>
-      <w:r>
-        <w:rPr>
-          <w:lang w:val="en-US"/>
-        </w:rPr>
-        <w:t xml:space="preserve"> = 5.67) and CB 180 (log K</w:t>
+      <w:proofErr w:type="spellEnd"/>
+      <w:r>
+        <w:rPr>
+          <w:lang w:val="en-US"/>
+        </w:rPr>
+        <w:t xml:space="preserve"> = 5.67) and CB 180 (log </w:t>
+      </w:r>
+      <w:proofErr w:type="spellStart"/>
+      <w:r>
+        <w:rPr>
+          <w:lang w:val="en-US"/>
+        </w:rPr>
+        <w:t>K</w:t>
       </w:r>
       <w:r>
         <w:rPr>
@@ -25650,6 +27695,7 @@
         </w:rPr>
         <w:t>ow</w:t>
       </w:r>
+      <w:proofErr w:type="spellEnd"/>
       <w:r>
         <w:rPr>
           <w:lang w:val="en-US"/>
@@ -25710,6 +27756,7 @@
         <w:rPr>
           <w:lang w:val="en-GB"/>
         </w:rPr>
+        <w:lastRenderedPageBreak/>
         <w:t>Alt</w:t>
       </w:r>
       <w:r>
@@ -26159,7 +28206,21 @@
         <w:rPr>
           <w:lang w:val="en-US"/>
         </w:rPr>
-        <w:t>/glw in</w:t>
+        <w:t>/</w:t>
+      </w:r>
+      <w:proofErr w:type="spellStart"/>
+      <w:r>
+        <w:rPr>
+          <w:lang w:val="en-US"/>
+        </w:rPr>
+        <w:t>glw</w:t>
+      </w:r>
+      <w:proofErr w:type="spellEnd"/>
+      <w:r>
+        <w:rPr>
+          <w:lang w:val="en-US"/>
+        </w:rPr>
+        <w:t xml:space="preserve"> in</w:t>
       </w:r>
       <w:r>
         <w:rPr>
@@ -26380,7 +28441,6 @@
         <w:rPr>
           <w:lang w:val="en-US"/>
         </w:rPr>
-        <w:lastRenderedPageBreak/>
         <w:t>B</w:t>
       </w:r>
       <w:r>
@@ -26915,6 +28975,7 @@
         </w:rPr>
         <w:t xml:space="preserve"> </w:t>
       </w:r>
+      <w:proofErr w:type="spellStart"/>
       <w:r>
         <w:rPr>
           <w:lang w:val="en-US"/>
@@ -26925,7 +28986,14 @@
         <w:rPr>
           <w:lang w:val="en-US"/>
         </w:rPr>
-        <w:t>iflufenican,</w:t>
+        <w:t>iflufenican</w:t>
+      </w:r>
+      <w:proofErr w:type="spellEnd"/>
+      <w:r>
+        <w:rPr>
+          <w:lang w:val="en-US"/>
+        </w:rPr>
+        <w:t>,</w:t>
       </w:r>
       <w:r>
         <w:rPr>
@@ -27158,7 +29226,14 @@
         <w:rPr>
           <w:lang w:val="en-US"/>
         </w:rPr>
-        <w:t xml:space="preserve">Other herbicides are also known to negatively affect aquatic organisms </w:t>
+        <w:t xml:space="preserve">Other herbicides are also known to negatively affect </w:t>
+      </w:r>
+      <w:r>
+        <w:rPr>
+          <w:lang w:val="en-US"/>
+        </w:rPr>
+        <w:lastRenderedPageBreak/>
+        <w:t xml:space="preserve">aquatic organisms </w:t>
       </w:r>
       <w:r>
         <w:rPr>
@@ -28061,7 +30136,6 @@
         <w:rPr>
           <w:lang w:val="en-US"/>
         </w:rPr>
-        <w:lastRenderedPageBreak/>
         <w:t>Conclusion</w:t>
       </w:r>
     </w:p>
@@ -28137,7 +30211,22 @@
         <w:rPr>
           <w:lang w:val="en-US"/>
         </w:rPr>
-        <w:t>Contamination by emerging biocidal compounds is of greater concern, with several substances exceeding their predicted no-effect concentrations (PNECs), and known to impact multiple levels of estuarine nursery food webs. All three estuaries are affected, although contamination profiles differ among them. Notably, diflufenican (herbicide) and fipronil (insecticide) exceed PNEC values consistently across all sites.</w:t>
+        <w:lastRenderedPageBreak/>
+        <w:t xml:space="preserve">Contamination by emerging biocidal compounds is of greater concern, with several substances exceeding their predicted no-effect concentrations (PNECs), and known to impact multiple levels of estuarine nursery food webs. All three estuaries are affected, although contamination profiles differ among them. Notably, </w:t>
+      </w:r>
+      <w:proofErr w:type="spellStart"/>
+      <w:r>
+        <w:rPr>
+          <w:lang w:val="en-US"/>
+        </w:rPr>
+        <w:t>diflufenican</w:t>
+      </w:r>
+      <w:proofErr w:type="spellEnd"/>
+      <w:r>
+        <w:rPr>
+          <w:lang w:val="en-US"/>
+        </w:rPr>
+        <w:t xml:space="preserve"> (herbicide) and fipronil (insecticide) exceed PNEC values consistently across all sites.</w:t>
       </w:r>
     </w:p>
     <w:p>
@@ -28181,7 +30270,7 @@
           <w:lang w:val="en-US"/>
         </w:rPr>
       </w:pPr>
-      <w:bookmarkStart w:id="11" w:name="_Hlk204159459"/>
+      <w:bookmarkStart w:id="14" w:name="_Hlk204159459"/>
       <w:r>
         <w:rPr>
           <w:lang w:val="en-US"/>
@@ -28465,12 +30554,14 @@
                 <w:lang w:val="en-US"/>
               </w:rPr>
             </w:pPr>
+            <w:proofErr w:type="spellStart"/>
             <w:r>
               <w:rPr>
                 <w:lang w:val="en-US"/>
               </w:rPr>
               <w:t>MoSa</w:t>
             </w:r>
+            <w:proofErr w:type="spellEnd"/>
             <w:r>
               <w:rPr>
                 <w:lang w:val="en-US"/>
@@ -28608,8 +30699,16 @@
               <w:rPr>
                 <w:lang w:val="en-US"/>
               </w:rPr>
-              <w:t>o fine particules</w:t>
-            </w:r>
+              <w:t xml:space="preserve">o fine </w:t>
+            </w:r>
+            <w:proofErr w:type="spellStart"/>
+            <w:r>
+              <w:rPr>
+                <w:lang w:val="en-US"/>
+              </w:rPr>
+              <w:t>particules</w:t>
+            </w:r>
+            <w:proofErr w:type="spellEnd"/>
           </w:p>
         </w:tc>
         <w:tc>
@@ -28682,11 +30781,19 @@
                 <w:lang w:val="en-US"/>
               </w:rPr>
             </w:pPr>
-            <w:r>
-              <w:rPr>
-                <w:lang w:val="en-US"/>
-              </w:rPr>
-              <w:t>FiSa A2.23</w:t>
+            <w:proofErr w:type="spellStart"/>
+            <w:r>
+              <w:rPr>
+                <w:lang w:val="en-US"/>
+              </w:rPr>
+              <w:t>FiSa</w:t>
+            </w:r>
+            <w:proofErr w:type="spellEnd"/>
+            <w:r>
+              <w:rPr>
+                <w:lang w:val="en-US"/>
+              </w:rPr>
+              <w:t xml:space="preserve"> A2.23</w:t>
             </w:r>
           </w:p>
         </w:tc>
@@ -28701,11 +30808,19 @@
                 <w:lang w:val="en-US"/>
               </w:rPr>
             </w:pPr>
-            <w:r>
-              <w:rPr>
-                <w:lang w:val="en-US"/>
-              </w:rPr>
-              <w:t>Polychaete or amphipod-dominated fine sand shores</w:t>
+            <w:proofErr w:type="spellStart"/>
+            <w:r>
+              <w:rPr>
+                <w:lang w:val="en-US"/>
+              </w:rPr>
+              <w:t>Polychaete</w:t>
+            </w:r>
+            <w:proofErr w:type="spellEnd"/>
+            <w:r>
+              <w:rPr>
+                <w:lang w:val="en-US"/>
+              </w:rPr>
+              <w:t xml:space="preserve"> or amphipod-dominated fine sand shores</w:t>
             </w:r>
           </w:p>
         </w:tc>
@@ -28724,7 +30839,77 @@
               <w:rPr>
                 <w:lang w:val="en-US"/>
               </w:rPr>
-              <w:t>Major: amphipods (haustorids maily Bathyporeia spp.) OR polychaetes (Eteone sp., Capitellidae)</w:t>
+              <w:t>Major: amphipods (</w:t>
+            </w:r>
+            <w:proofErr w:type="spellStart"/>
+            <w:r>
+              <w:rPr>
+                <w:lang w:val="en-US"/>
+              </w:rPr>
+              <w:t>haustorids</w:t>
+            </w:r>
+            <w:proofErr w:type="spellEnd"/>
+            <w:r>
+              <w:rPr>
+                <w:lang w:val="en-US"/>
+              </w:rPr>
+              <w:t xml:space="preserve"> </w:t>
+            </w:r>
+            <w:proofErr w:type="spellStart"/>
+            <w:r>
+              <w:rPr>
+                <w:lang w:val="en-US"/>
+              </w:rPr>
+              <w:t>maily</w:t>
+            </w:r>
+            <w:proofErr w:type="spellEnd"/>
+            <w:r>
+              <w:rPr>
+                <w:lang w:val="en-US"/>
+              </w:rPr>
+              <w:t xml:space="preserve"> </w:t>
+            </w:r>
+            <w:proofErr w:type="spellStart"/>
+            <w:r>
+              <w:rPr>
+                <w:lang w:val="en-US"/>
+              </w:rPr>
+              <w:t>Bathyporeia</w:t>
+            </w:r>
+            <w:proofErr w:type="spellEnd"/>
+            <w:r>
+              <w:rPr>
+                <w:lang w:val="en-US"/>
+              </w:rPr>
+              <w:t xml:space="preserve"> spp.) OR polychaetes (</w:t>
+            </w:r>
+            <w:proofErr w:type="spellStart"/>
+            <w:r>
+              <w:rPr>
+                <w:lang w:val="en-US"/>
+              </w:rPr>
+              <w:t>Eteone</w:t>
+            </w:r>
+            <w:proofErr w:type="spellEnd"/>
+            <w:r>
+              <w:rPr>
+                <w:lang w:val="en-US"/>
+              </w:rPr>
+              <w:t xml:space="preserve"> sp., </w:t>
+            </w:r>
+            <w:proofErr w:type="spellStart"/>
+            <w:r>
+              <w:rPr>
+                <w:lang w:val="en-US"/>
+              </w:rPr>
+              <w:t>Capitellidae</w:t>
+            </w:r>
+            <w:proofErr w:type="spellEnd"/>
+            <w:r>
+              <w:rPr>
+                <w:lang w:val="en-US"/>
+              </w:rPr>
+              <w:t>)</w:t>
             </w:r>
           </w:p>
         </w:tc>
@@ -28787,8 +30972,16 @@
               <w:rPr>
                 <w:lang w:val="en-US"/>
               </w:rPr>
-              <w:t>o fine particules</w:t>
-            </w:r>
+              <w:t xml:space="preserve">o fine </w:t>
+            </w:r>
+            <w:proofErr w:type="spellStart"/>
+            <w:r>
+              <w:rPr>
+                <w:lang w:val="en-US"/>
+              </w:rPr>
+              <w:t>particules</w:t>
+            </w:r>
+            <w:proofErr w:type="spellEnd"/>
           </w:p>
         </w:tc>
         <w:tc>
@@ -28861,11 +31054,19 @@
                 <w:lang w:val="en-US"/>
               </w:rPr>
             </w:pPr>
-            <w:r>
-              <w:rPr>
-                <w:lang w:val="en-US"/>
-              </w:rPr>
-              <w:t>MuSa A2.24</w:t>
+            <w:proofErr w:type="spellStart"/>
+            <w:r>
+              <w:rPr>
+                <w:lang w:val="en-US"/>
+              </w:rPr>
+              <w:t>MuSa</w:t>
+            </w:r>
+            <w:proofErr w:type="spellEnd"/>
+            <w:r>
+              <w:rPr>
+                <w:lang w:val="en-US"/>
+              </w:rPr>
+              <w:t xml:space="preserve"> A2.24</w:t>
             </w:r>
           </w:p>
         </w:tc>
@@ -28880,11 +31081,19 @@
                 <w:lang w:val="en-US"/>
               </w:rPr>
             </w:pPr>
-            <w:r>
-              <w:rPr>
-                <w:lang w:val="en-US"/>
-              </w:rPr>
-              <w:t>Polychaete or bivalve-dominated muddy sand shores.</w:t>
+            <w:proofErr w:type="spellStart"/>
+            <w:r>
+              <w:rPr>
+                <w:lang w:val="en-US"/>
+              </w:rPr>
+              <w:t>Polychaete</w:t>
+            </w:r>
+            <w:proofErr w:type="spellEnd"/>
+            <w:r>
+              <w:rPr>
+                <w:lang w:val="en-US"/>
+              </w:rPr>
+              <w:t xml:space="preserve"> or bivalve-dominated muddy sand shores.</w:t>
             </w:r>
           </w:p>
         </w:tc>
@@ -28909,7 +31118,35 @@
               <w:rPr>
                 <w:lang w:val="en-US"/>
               </w:rPr>
-              <w:t>(tolerant e.g. Spionidae or indicator of pollution Capitellidae)</w:t>
+              <w:t xml:space="preserve">(tolerant e.g. </w:t>
+            </w:r>
+            <w:proofErr w:type="spellStart"/>
+            <w:r>
+              <w:rPr>
+                <w:lang w:val="en-US"/>
+              </w:rPr>
+              <w:t>Spionidae</w:t>
+            </w:r>
+            <w:proofErr w:type="spellEnd"/>
+            <w:r>
+              <w:rPr>
+                <w:lang w:val="en-US"/>
+              </w:rPr>
+              <w:t xml:space="preserve"> or indicator of pollution </w:t>
+            </w:r>
+            <w:proofErr w:type="spellStart"/>
+            <w:r>
+              <w:rPr>
+                <w:lang w:val="en-US"/>
+              </w:rPr>
+              <w:t>Capitellidae</w:t>
+            </w:r>
+            <w:proofErr w:type="spellEnd"/>
+            <w:r>
+              <w:rPr>
+                <w:lang w:val="en-US"/>
+              </w:rPr>
+              <w:t>)</w:t>
             </w:r>
           </w:p>
           <w:p>
@@ -28929,7 +31166,21 @@
               <w:rPr>
                 <w:lang w:val="en-US"/>
               </w:rPr>
-              <w:t xml:space="preserve"> (tellinids and semelids)</w:t>
+              <w:t xml:space="preserve"> (tellinids and </w:t>
+            </w:r>
+            <w:proofErr w:type="spellStart"/>
+            <w:r>
+              <w:rPr>
+                <w:lang w:val="en-US"/>
+              </w:rPr>
+              <w:t>semelids</w:t>
+            </w:r>
+            <w:proofErr w:type="spellEnd"/>
+            <w:r>
+              <w:rPr>
+                <w:lang w:val="en-US"/>
+              </w:rPr>
+              <w:t>)</w:t>
             </w:r>
             <w:r>
               <w:rPr>
@@ -28988,7 +31239,21 @@
               <w:rPr>
                 <w:lang w:val="en-US"/>
               </w:rPr>
-              <w:t>(100 and 300 μm)</w:t>
+              <w:t xml:space="preserve">(100 and 300 </w:t>
+            </w:r>
+            <w:proofErr w:type="spellStart"/>
+            <w:r>
+              <w:rPr>
+                <w:lang w:val="en-US"/>
+              </w:rPr>
+              <w:t>μm</w:t>
+            </w:r>
+            <w:proofErr w:type="spellEnd"/>
+            <w:r>
+              <w:rPr>
+                <w:lang w:val="en-US"/>
+              </w:rPr>
+              <w:t>)</w:t>
             </w:r>
           </w:p>
           <w:p>
@@ -29089,11 +31354,19 @@
                 <w:lang w:val="en-US"/>
               </w:rPr>
             </w:pPr>
-            <w:r>
-              <w:rPr>
-                <w:lang w:val="en-US"/>
-              </w:rPr>
-              <w:t>MEst A2.31</w:t>
+            <w:proofErr w:type="spellStart"/>
+            <w:r>
+              <w:rPr>
+                <w:lang w:val="en-US"/>
+              </w:rPr>
+              <w:t>MEst</w:t>
+            </w:r>
+            <w:proofErr w:type="spellEnd"/>
+            <w:r>
+              <w:rPr>
+                <w:lang w:val="en-US"/>
+              </w:rPr>
+              <w:t xml:space="preserve"> A2.31</w:t>
             </w:r>
           </w:p>
         </w:tc>
@@ -29108,11 +31381,19 @@
                 <w:lang w:val="en-US"/>
               </w:rPr>
             </w:pPr>
-            <w:r>
-              <w:rPr>
-                <w:lang w:val="en-US"/>
-              </w:rPr>
-              <w:t>Polychaete/bivalves-dominated mid estuarine mud shores.</w:t>
+            <w:proofErr w:type="spellStart"/>
+            <w:r>
+              <w:rPr>
+                <w:lang w:val="en-US"/>
+              </w:rPr>
+              <w:t>Polychaete</w:t>
+            </w:r>
+            <w:proofErr w:type="spellEnd"/>
+            <w:r>
+              <w:rPr>
+                <w:lang w:val="en-US"/>
+              </w:rPr>
+              <w:t>/bivalves-dominated mid estuarine mud shores.</w:t>
             </w:r>
           </w:p>
         </w:tc>
@@ -29164,24 +31445,140 @@
               </w:rPr>
               <w:t xml:space="preserve"> (</w:t>
             </w:r>
-            <w:r>
-              <w:rPr>
-                <w:lang w:val="en-US"/>
-              </w:rPr>
-              <w:t xml:space="preserve">Nephtys hombergii, </w:t>
-            </w:r>
+            <w:proofErr w:type="spellStart"/>
+            <w:r>
+              <w:rPr>
+                <w:lang w:val="en-US"/>
+              </w:rPr>
+              <w:t>Nephtys</w:t>
+            </w:r>
+            <w:proofErr w:type="spellEnd"/>
+            <w:r>
+              <w:rPr>
+                <w:lang w:val="en-US"/>
+              </w:rPr>
+              <w:t xml:space="preserve"> </w:t>
+            </w:r>
+            <w:proofErr w:type="spellStart"/>
+            <w:r>
+              <w:rPr>
+                <w:lang w:val="en-US"/>
+              </w:rPr>
+              <w:t>hombergii</w:t>
+            </w:r>
+            <w:proofErr w:type="spellEnd"/>
+            <w:r>
+              <w:rPr>
+                <w:lang w:val="en-US"/>
+              </w:rPr>
+              <w:t xml:space="preserve">, </w:t>
+            </w:r>
+            <w:proofErr w:type="spellStart"/>
             <w:r>
               <w:rPr>
                 <w:lang w:val="en-US"/>
               </w:rPr>
               <w:t>Hediste</w:t>
             </w:r>
-            <w:r>
-              <w:rPr>
-                <w:lang w:val="en-US"/>
-              </w:rPr>
-              <w:t xml:space="preserve"> diversicolor, Heteromastus filiformis, Pygospio elegans and Eteone sp.. Peringia ulvae</w:t>
-            </w:r>
+            <w:proofErr w:type="spellEnd"/>
+            <w:r>
+              <w:rPr>
+                <w:lang w:val="en-US"/>
+              </w:rPr>
+              <w:t xml:space="preserve"> </w:t>
+            </w:r>
+            <w:proofErr w:type="spellStart"/>
+            <w:r>
+              <w:rPr>
+                <w:lang w:val="en-US"/>
+              </w:rPr>
+              <w:t>diversicolor</w:t>
+            </w:r>
+            <w:proofErr w:type="spellEnd"/>
+            <w:r>
+              <w:rPr>
+                <w:lang w:val="en-US"/>
+              </w:rPr>
+              <w:t xml:space="preserve">, </w:t>
+            </w:r>
+            <w:proofErr w:type="spellStart"/>
+            <w:r>
+              <w:rPr>
+                <w:lang w:val="en-US"/>
+              </w:rPr>
+              <w:t>Heteromastus</w:t>
+            </w:r>
+            <w:proofErr w:type="spellEnd"/>
+            <w:r>
+              <w:rPr>
+                <w:lang w:val="en-US"/>
+              </w:rPr>
+              <w:t xml:space="preserve"> </w:t>
+            </w:r>
+            <w:proofErr w:type="spellStart"/>
+            <w:r>
+              <w:rPr>
+                <w:lang w:val="en-US"/>
+              </w:rPr>
+              <w:t>filiformis</w:t>
+            </w:r>
+            <w:proofErr w:type="spellEnd"/>
+            <w:r>
+              <w:rPr>
+                <w:lang w:val="en-US"/>
+              </w:rPr>
+              <w:t xml:space="preserve">, </w:t>
+            </w:r>
+            <w:proofErr w:type="spellStart"/>
+            <w:r>
+              <w:rPr>
+                <w:lang w:val="en-US"/>
+              </w:rPr>
+              <w:t>Pygospio</w:t>
+            </w:r>
+            <w:proofErr w:type="spellEnd"/>
+            <w:r>
+              <w:rPr>
+                <w:lang w:val="en-US"/>
+              </w:rPr>
+              <w:t xml:space="preserve"> elegans and </w:t>
+            </w:r>
+            <w:proofErr w:type="spellStart"/>
+            <w:r>
+              <w:rPr>
+                <w:lang w:val="en-US"/>
+              </w:rPr>
+              <w:t>Eteone</w:t>
+            </w:r>
+            <w:proofErr w:type="spellEnd"/>
+            <w:r>
+              <w:rPr>
+                <w:lang w:val="en-US"/>
+              </w:rPr>
+              <w:t xml:space="preserve"> sp.. </w:t>
+            </w:r>
+            <w:proofErr w:type="spellStart"/>
+            <w:r>
+              <w:rPr>
+                <w:lang w:val="en-US"/>
+              </w:rPr>
+              <w:t>Peringia</w:t>
+            </w:r>
+            <w:proofErr w:type="spellEnd"/>
+            <w:r>
+              <w:rPr>
+                <w:lang w:val="en-US"/>
+              </w:rPr>
+              <w:t xml:space="preserve"> </w:t>
+            </w:r>
+            <w:proofErr w:type="spellStart"/>
+            <w:r>
+              <w:rPr>
+                <w:lang w:val="en-US"/>
+              </w:rPr>
+              <w:t>ulvae</w:t>
+            </w:r>
+            <w:proofErr w:type="spellEnd"/>
             <w:r>
               <w:rPr>
                 <w:lang w:val="en-US"/>
@@ -29212,7 +31609,105 @@
               <w:rPr>
                 <w:lang w:val="en-US"/>
               </w:rPr>
-              <w:t xml:space="preserve"> (Limecola balthica, Scrobicularia plana &gt; Cerastoderma edule, Ruditapes spp., Abra tenuis)</w:t>
+              <w:t xml:space="preserve"> (</w:t>
+            </w:r>
+            <w:proofErr w:type="spellStart"/>
+            <w:r>
+              <w:rPr>
+                <w:lang w:val="en-US"/>
+              </w:rPr>
+              <w:t>Limecola</w:t>
+            </w:r>
+            <w:proofErr w:type="spellEnd"/>
+            <w:r>
+              <w:rPr>
+                <w:lang w:val="en-US"/>
+              </w:rPr>
+              <w:t xml:space="preserve"> </w:t>
+            </w:r>
+            <w:proofErr w:type="spellStart"/>
+            <w:r>
+              <w:rPr>
+                <w:lang w:val="en-US"/>
+              </w:rPr>
+              <w:t>balthica</w:t>
+            </w:r>
+            <w:proofErr w:type="spellEnd"/>
+            <w:r>
+              <w:rPr>
+                <w:lang w:val="en-US"/>
+              </w:rPr>
+              <w:t xml:space="preserve">, </w:t>
+            </w:r>
+            <w:proofErr w:type="spellStart"/>
+            <w:r>
+              <w:rPr>
+                <w:lang w:val="en-US"/>
+              </w:rPr>
+              <w:t>Scrobicularia</w:t>
+            </w:r>
+            <w:proofErr w:type="spellEnd"/>
+            <w:r>
+              <w:rPr>
+                <w:lang w:val="en-US"/>
+              </w:rPr>
+              <w:t xml:space="preserve"> plana &gt; </w:t>
+            </w:r>
+            <w:proofErr w:type="spellStart"/>
+            <w:r>
+              <w:rPr>
+                <w:lang w:val="en-US"/>
+              </w:rPr>
+              <w:t>Cerastoderma</w:t>
+            </w:r>
+            <w:proofErr w:type="spellEnd"/>
+            <w:r>
+              <w:rPr>
+                <w:lang w:val="en-US"/>
+              </w:rPr>
+              <w:t xml:space="preserve"> </w:t>
+            </w:r>
+            <w:proofErr w:type="spellStart"/>
+            <w:r>
+              <w:rPr>
+                <w:lang w:val="en-US"/>
+              </w:rPr>
+              <w:t>edule</w:t>
+            </w:r>
+            <w:proofErr w:type="spellEnd"/>
+            <w:r>
+              <w:rPr>
+                <w:lang w:val="en-US"/>
+              </w:rPr>
+              <w:t xml:space="preserve">, </w:t>
+            </w:r>
+            <w:proofErr w:type="spellStart"/>
+            <w:r>
+              <w:rPr>
+                <w:lang w:val="en-US"/>
+              </w:rPr>
+              <w:t>Ruditapes</w:t>
+            </w:r>
+            <w:proofErr w:type="spellEnd"/>
+            <w:r>
+              <w:rPr>
+                <w:lang w:val="en-US"/>
+              </w:rPr>
+              <w:t xml:space="preserve"> spp., </w:t>
+            </w:r>
+            <w:proofErr w:type="spellStart"/>
+            <w:r>
+              <w:rPr>
+                <w:lang w:val="en-US"/>
+              </w:rPr>
+              <w:t>Abra</w:t>
+            </w:r>
+            <w:proofErr w:type="spellEnd"/>
+            <w:r>
+              <w:rPr>
+                <w:lang w:val="en-US"/>
+              </w:rPr>
+              <w:t xml:space="preserve"> tenuis)</w:t>
             </w:r>
           </w:p>
         </w:tc>
@@ -29250,7 +31745,21 @@
               <w:rPr>
                 <w:lang w:val="en-US"/>
               </w:rPr>
-              <w:t>mud (20 and 150 μm)</w:t>
+              <w:t xml:space="preserve">mud (20 and 150 </w:t>
+            </w:r>
+            <w:proofErr w:type="spellStart"/>
+            <w:r>
+              <w:rPr>
+                <w:lang w:val="en-US"/>
+              </w:rPr>
+              <w:t>μm</w:t>
+            </w:r>
+            <w:proofErr w:type="spellEnd"/>
+            <w:r>
+              <w:rPr>
+                <w:lang w:val="en-US"/>
+              </w:rPr>
+              <w:t>)</w:t>
             </w:r>
             <w:r>
               <w:rPr>
@@ -29350,17 +31859,39 @@
                 <w:lang w:val="en-US"/>
               </w:rPr>
             </w:pPr>
-            <w:r>
-              <w:rPr>
-                <w:lang w:val="en-US"/>
-              </w:rPr>
-              <w:t>UEst A2.32</w:t>
-            </w:r>
-            <w:r>
-              <w:rPr>
-                <w:lang w:val="en-US"/>
-              </w:rPr>
-              <w:t xml:space="preserve"> (upper MEst)</w:t>
+            <w:proofErr w:type="spellStart"/>
+            <w:r>
+              <w:rPr>
+                <w:lang w:val="en-US"/>
+              </w:rPr>
+              <w:t>UEst</w:t>
+            </w:r>
+            <w:proofErr w:type="spellEnd"/>
+            <w:r>
+              <w:rPr>
+                <w:lang w:val="en-US"/>
+              </w:rPr>
+              <w:t xml:space="preserve"> A2.32</w:t>
+            </w:r>
+            <w:r>
+              <w:rPr>
+                <w:lang w:val="en-US"/>
+              </w:rPr>
+              <w:t xml:space="preserve"> (upper </w:t>
+            </w:r>
+            <w:proofErr w:type="spellStart"/>
+            <w:r>
+              <w:rPr>
+                <w:lang w:val="en-US"/>
+              </w:rPr>
+              <w:t>MEst</w:t>
+            </w:r>
+            <w:proofErr w:type="spellEnd"/>
+            <w:r>
+              <w:rPr>
+                <w:lang w:val="en-US"/>
+              </w:rPr>
+              <w:t>)</w:t>
             </w:r>
           </w:p>
         </w:tc>
@@ -29375,11 +31906,19 @@
                 <w:lang w:val="en-US"/>
               </w:rPr>
             </w:pPr>
-            <w:r>
-              <w:rPr>
-                <w:lang w:val="en-US"/>
-              </w:rPr>
-              <w:t>Polychaete/oligochaete-dominated upper estuarine mud shores.</w:t>
+            <w:proofErr w:type="spellStart"/>
+            <w:r>
+              <w:rPr>
+                <w:lang w:val="en-US"/>
+              </w:rPr>
+              <w:t>Polychaete</w:t>
+            </w:r>
+            <w:proofErr w:type="spellEnd"/>
+            <w:r>
+              <w:rPr>
+                <w:lang w:val="en-US"/>
+              </w:rPr>
+              <w:t>/oligochaete-dominated upper estuarine mud shores.</w:t>
             </w:r>
           </w:p>
         </w:tc>
@@ -29398,19 +31937,89 @@
               <w:rPr>
                 <w:lang w:val="en-US"/>
               </w:rPr>
-              <w:t xml:space="preserve">- Polychetes </w:t>
-            </w:r>
-            <w:r>
-              <w:rPr>
-                <w:lang w:val="en-US"/>
-              </w:rPr>
-              <w:t>(Nereids Allita succinea, Spionids Bo</w:t>
-            </w:r>
-            <w:r>
-              <w:rPr>
-                <w:lang w:val="en-US"/>
-              </w:rPr>
-              <w:t>ccardiella sp.</w:t>
+              <w:t xml:space="preserve">- </w:t>
+            </w:r>
+            <w:proofErr w:type="spellStart"/>
+            <w:r>
+              <w:rPr>
+                <w:lang w:val="en-US"/>
+              </w:rPr>
+              <w:t>Polychetes</w:t>
+            </w:r>
+            <w:proofErr w:type="spellEnd"/>
+            <w:r>
+              <w:rPr>
+                <w:lang w:val="en-US"/>
+              </w:rPr>
+              <w:t xml:space="preserve"> </w:t>
+            </w:r>
+            <w:r>
+              <w:rPr>
+                <w:lang w:val="en-US"/>
+              </w:rPr>
+              <w:t xml:space="preserve">(Nereids </w:t>
+            </w:r>
+            <w:proofErr w:type="spellStart"/>
+            <w:r>
+              <w:rPr>
+                <w:lang w:val="en-US"/>
+              </w:rPr>
+              <w:t>Allita</w:t>
+            </w:r>
+            <w:proofErr w:type="spellEnd"/>
+            <w:r>
+              <w:rPr>
+                <w:lang w:val="en-US"/>
+              </w:rPr>
+              <w:t xml:space="preserve"> </w:t>
+            </w:r>
+            <w:proofErr w:type="spellStart"/>
+            <w:r>
+              <w:rPr>
+                <w:lang w:val="en-US"/>
+              </w:rPr>
+              <w:t>succinea</w:t>
+            </w:r>
+            <w:proofErr w:type="spellEnd"/>
+            <w:r>
+              <w:rPr>
+                <w:lang w:val="en-US"/>
+              </w:rPr>
+              <w:t xml:space="preserve">, </w:t>
+            </w:r>
+            <w:proofErr w:type="spellStart"/>
+            <w:r>
+              <w:rPr>
+                <w:lang w:val="en-US"/>
+              </w:rPr>
+              <w:t>Spionids</w:t>
+            </w:r>
+            <w:proofErr w:type="spellEnd"/>
+            <w:r>
+              <w:rPr>
+                <w:lang w:val="en-US"/>
+              </w:rPr>
+              <w:t xml:space="preserve"> </w:t>
+            </w:r>
+            <w:proofErr w:type="spellStart"/>
+            <w:r>
+              <w:rPr>
+                <w:lang w:val="en-US"/>
+              </w:rPr>
+              <w:t>Bo</w:t>
+            </w:r>
+            <w:r>
+              <w:rPr>
+                <w:lang w:val="en-US"/>
+              </w:rPr>
+              <w:t>ccardiella</w:t>
+            </w:r>
+            <w:proofErr w:type="spellEnd"/>
+            <w:r>
+              <w:rPr>
+                <w:lang w:val="en-US"/>
+              </w:rPr>
+              <w:t xml:space="preserve"> sp.</w:t>
             </w:r>
             <w:r>
               <w:rPr>
@@ -29422,8 +32031,16 @@
               <w:rPr>
                 <w:lang w:val="en-US"/>
               </w:rPr>
-              <w:t>and oligochetes</w:t>
-            </w:r>
+              <w:t xml:space="preserve">and </w:t>
+            </w:r>
+            <w:proofErr w:type="spellStart"/>
+            <w:r>
+              <w:rPr>
+                <w:lang w:val="en-US"/>
+              </w:rPr>
+              <w:t>oligochetes</w:t>
+            </w:r>
+            <w:proofErr w:type="spellEnd"/>
             <w:r>
               <w:rPr>
                 <w:lang w:val="en-US"/>
@@ -29442,14 +32059,58 @@
               <w:rPr>
                 <w:lang w:val="en-US"/>
               </w:rPr>
-              <w:t xml:space="preserve">- also crustaceans (Corophium volutator, </w:t>
-            </w:r>
-            <w:r>
-              <w:rPr>
-                <w:lang w:val="en-US"/>
-              </w:rPr>
-              <w:t>Cyathura carinata</w:t>
-            </w:r>
+              <w:t>- also crustaceans (</w:t>
+            </w:r>
+            <w:proofErr w:type="spellStart"/>
+            <w:r>
+              <w:rPr>
+                <w:lang w:val="en-US"/>
+              </w:rPr>
+              <w:t>Corophium</w:t>
+            </w:r>
+            <w:proofErr w:type="spellEnd"/>
+            <w:r>
+              <w:rPr>
+                <w:lang w:val="en-US"/>
+              </w:rPr>
+              <w:t xml:space="preserve"> </w:t>
+            </w:r>
+            <w:proofErr w:type="spellStart"/>
+            <w:r>
+              <w:rPr>
+                <w:lang w:val="en-US"/>
+              </w:rPr>
+              <w:t>volutator</w:t>
+            </w:r>
+            <w:proofErr w:type="spellEnd"/>
+            <w:r>
+              <w:rPr>
+                <w:lang w:val="en-US"/>
+              </w:rPr>
+              <w:t xml:space="preserve">, </w:t>
+            </w:r>
+            <w:proofErr w:type="spellStart"/>
+            <w:r>
+              <w:rPr>
+                <w:lang w:val="en-US"/>
+              </w:rPr>
+              <w:t>Cyathura</w:t>
+            </w:r>
+            <w:proofErr w:type="spellEnd"/>
+            <w:r>
+              <w:rPr>
+                <w:lang w:val="en-US"/>
+              </w:rPr>
+              <w:t xml:space="preserve"> </w:t>
+            </w:r>
+            <w:proofErr w:type="spellStart"/>
+            <w:r>
+              <w:rPr>
+                <w:lang w:val="en-US"/>
+              </w:rPr>
+              <w:t>carinata</w:t>
+            </w:r>
+            <w:proofErr w:type="spellEnd"/>
             <w:r>
               <w:rPr>
                 <w:lang w:val="en-US"/>
@@ -29461,21 +32122,49 @@
                 <w:lang w:val="en-US"/>
               </w:rPr>
               <w:br/>
-              <w:t>- Disparition of sensitive species (e.g. S. plana)</w:t>
-            </w:r>
-          </w:p>
-          <w:p>
-            <w:pPr>
-              <w:pStyle w:val="Sansinterligne"/>
-              <w:rPr>
-                <w:lang w:val="en-US"/>
-              </w:rPr>
-            </w:pPr>
-            <w:r>
-              <w:rPr>
-                <w:lang w:val="en-US"/>
-              </w:rPr>
-              <w:t>- Apparition of invasive freshwater species (Corbicula fluminea)</w:t>
+              <w:t xml:space="preserve">- </w:t>
+            </w:r>
+            <w:proofErr w:type="spellStart"/>
+            <w:r>
+              <w:rPr>
+                <w:lang w:val="en-US"/>
+              </w:rPr>
+              <w:t>Disparition</w:t>
+            </w:r>
+            <w:proofErr w:type="spellEnd"/>
+            <w:r>
+              <w:rPr>
+                <w:lang w:val="en-US"/>
+              </w:rPr>
+              <w:t xml:space="preserve"> of sensitive species (e.g. S. plana)</w:t>
+            </w:r>
+          </w:p>
+          <w:p>
+            <w:pPr>
+              <w:pStyle w:val="Sansinterligne"/>
+              <w:rPr>
+                <w:lang w:val="en-US"/>
+              </w:rPr>
+            </w:pPr>
+            <w:r>
+              <w:rPr>
+                <w:lang w:val="en-US"/>
+              </w:rPr>
+              <w:t xml:space="preserve">- Apparition of invasive freshwater species (Corbicula </w:t>
+            </w:r>
+            <w:proofErr w:type="spellStart"/>
+            <w:r>
+              <w:rPr>
+                <w:lang w:val="en-US"/>
+              </w:rPr>
+              <w:t>fluminea</w:t>
+            </w:r>
+            <w:proofErr w:type="spellEnd"/>
+            <w:r>
+              <w:rPr>
+                <w:lang w:val="en-US"/>
+              </w:rPr>
+              <w:t>)</w:t>
             </w:r>
           </w:p>
           <w:p>
@@ -29539,8 +32228,16 @@
               <w:rPr>
                 <w:lang w:val="en-US"/>
               </w:rPr>
-              <w:t>20 and 60 μm</w:t>
-            </w:r>
+              <w:t xml:space="preserve">20 and 60 </w:t>
+            </w:r>
+            <w:proofErr w:type="spellStart"/>
+            <w:r>
+              <w:rPr>
+                <w:lang w:val="en-US"/>
+              </w:rPr>
+              <w:t>μm</w:t>
+            </w:r>
+            <w:proofErr w:type="spellEnd"/>
             <w:r>
               <w:rPr>
                 <w:lang w:val="en-US"/>
@@ -29893,11 +32590,19 @@
                 <w:lang w:val="en-US"/>
               </w:rPr>
             </w:pPr>
-            <w:r>
-              <w:rPr>
-                <w:lang w:val="en-US"/>
-              </w:rPr>
-              <w:t>SMuVS A5.32</w:t>
+            <w:proofErr w:type="spellStart"/>
+            <w:r>
+              <w:rPr>
+                <w:lang w:val="en-US"/>
+              </w:rPr>
+              <w:t>SMuVS</w:t>
+            </w:r>
+            <w:proofErr w:type="spellEnd"/>
+            <w:r>
+              <w:rPr>
+                <w:lang w:val="en-US"/>
+              </w:rPr>
+              <w:t xml:space="preserve"> A5.32</w:t>
             </w:r>
           </w:p>
         </w:tc>
@@ -29930,7 +32635,35 @@
               <w:rPr>
                 <w:lang w:val="en-US"/>
               </w:rPr>
-              <w:t>(intertidal habitas of UEst)</w:t>
+              <w:t xml:space="preserve">(intertidal </w:t>
+            </w:r>
+            <w:proofErr w:type="spellStart"/>
+            <w:r>
+              <w:rPr>
+                <w:lang w:val="en-US"/>
+              </w:rPr>
+              <w:t>habitas</w:t>
+            </w:r>
+            <w:proofErr w:type="spellEnd"/>
+            <w:r>
+              <w:rPr>
+                <w:lang w:val="en-US"/>
+              </w:rPr>
+              <w:t xml:space="preserve"> of </w:t>
+            </w:r>
+            <w:proofErr w:type="spellStart"/>
+            <w:r>
+              <w:rPr>
+                <w:lang w:val="en-US"/>
+              </w:rPr>
+              <w:t>UEst</w:t>
+            </w:r>
+            <w:proofErr w:type="spellEnd"/>
+            <w:r>
+              <w:rPr>
+                <w:lang w:val="en-US"/>
+              </w:rPr>
+              <w:t>)</w:t>
             </w:r>
           </w:p>
         </w:tc>
@@ -29963,28 +32696,198 @@
               <w:rPr>
                 <w:lang w:val="en-US"/>
               </w:rPr>
-              <w:t>Polychaetes: Capitellidae (Heteromastus sp.), Spionidae, Nereidae, Phyllodocidae</w:t>
-            </w:r>
+              <w:t xml:space="preserve">Polychaetes: </w:t>
+            </w:r>
+            <w:proofErr w:type="spellStart"/>
+            <w:r>
+              <w:rPr>
+                <w:lang w:val="en-US"/>
+              </w:rPr>
+              <w:t>Capitellidae</w:t>
+            </w:r>
+            <w:proofErr w:type="spellEnd"/>
+            <w:r>
+              <w:rPr>
+                <w:lang w:val="en-US"/>
+              </w:rPr>
+              <w:t xml:space="preserve"> (</w:t>
+            </w:r>
+            <w:proofErr w:type="spellStart"/>
+            <w:r>
+              <w:rPr>
+                <w:lang w:val="en-US"/>
+              </w:rPr>
+              <w:t>Heteromastus</w:t>
+            </w:r>
+            <w:proofErr w:type="spellEnd"/>
+            <w:r>
+              <w:rPr>
+                <w:lang w:val="en-US"/>
+              </w:rPr>
+              <w:t xml:space="preserve"> sp.), </w:t>
+            </w:r>
+            <w:proofErr w:type="spellStart"/>
+            <w:r>
+              <w:rPr>
+                <w:lang w:val="en-US"/>
+              </w:rPr>
+              <w:t>Spionidae</w:t>
+            </w:r>
+            <w:proofErr w:type="spellEnd"/>
+            <w:r>
+              <w:rPr>
+                <w:lang w:val="en-US"/>
+              </w:rPr>
+              <w:t xml:space="preserve">, </w:t>
+            </w:r>
+            <w:proofErr w:type="spellStart"/>
+            <w:r>
+              <w:rPr>
+                <w:lang w:val="en-US"/>
+              </w:rPr>
+              <w:t>Nereidae</w:t>
+            </w:r>
+            <w:proofErr w:type="spellEnd"/>
+            <w:r>
+              <w:rPr>
+                <w:lang w:val="en-US"/>
+              </w:rPr>
+              <w:t xml:space="preserve">, </w:t>
+            </w:r>
+            <w:proofErr w:type="spellStart"/>
+            <w:r>
+              <w:rPr>
+                <w:lang w:val="en-US"/>
+              </w:rPr>
+              <w:t>Phyllodocidae</w:t>
+            </w:r>
+            <w:proofErr w:type="spellEnd"/>
             <w:r>
               <w:rPr>
                 <w:lang w:val="en-US"/>
               </w:rPr>
               <w:br/>
-              <w:t>Some crustaceans: Corophium volutator, Cyathura carinata</w:t>
-            </w:r>
-          </w:p>
-          <w:p>
-            <w:pPr>
-              <w:pStyle w:val="Sansinterligne"/>
-              <w:rPr>
-                <w:lang w:val="en-US"/>
-              </w:rPr>
-            </w:pPr>
-            <w:r>
-              <w:rPr>
-                <w:lang w:val="en-US"/>
-              </w:rPr>
-              <w:t>Some molluscs : Scrobicularia plana, Limecola balthica (North Gironde estuary species)</w:t>
+              <w:t xml:space="preserve">Some crustaceans: </w:t>
+            </w:r>
+            <w:proofErr w:type="spellStart"/>
+            <w:r>
+              <w:rPr>
+                <w:lang w:val="en-US"/>
+              </w:rPr>
+              <w:t>Corophium</w:t>
+            </w:r>
+            <w:proofErr w:type="spellEnd"/>
+            <w:r>
+              <w:rPr>
+                <w:lang w:val="en-US"/>
+              </w:rPr>
+              <w:t xml:space="preserve"> </w:t>
+            </w:r>
+            <w:proofErr w:type="spellStart"/>
+            <w:r>
+              <w:rPr>
+                <w:lang w:val="en-US"/>
+              </w:rPr>
+              <w:t>volutator</w:t>
+            </w:r>
+            <w:proofErr w:type="spellEnd"/>
+            <w:r>
+              <w:rPr>
+                <w:lang w:val="en-US"/>
+              </w:rPr>
+              <w:t xml:space="preserve">, </w:t>
+            </w:r>
+            <w:proofErr w:type="spellStart"/>
+            <w:r>
+              <w:rPr>
+                <w:lang w:val="en-US"/>
+              </w:rPr>
+              <w:t>Cyathura</w:t>
+            </w:r>
+            <w:proofErr w:type="spellEnd"/>
+            <w:r>
+              <w:rPr>
+                <w:lang w:val="en-US"/>
+              </w:rPr>
+              <w:t xml:space="preserve"> </w:t>
+            </w:r>
+            <w:proofErr w:type="spellStart"/>
+            <w:r>
+              <w:rPr>
+                <w:lang w:val="en-US"/>
+              </w:rPr>
+              <w:t>carinata</w:t>
+            </w:r>
+            <w:proofErr w:type="spellEnd"/>
+          </w:p>
+          <w:p>
+            <w:pPr>
+              <w:pStyle w:val="Sansinterligne"/>
+              <w:rPr>
+                <w:lang w:val="en-US"/>
+              </w:rPr>
+            </w:pPr>
+            <w:r>
+              <w:rPr>
+                <w:lang w:val="en-US"/>
+              </w:rPr>
+              <w:t xml:space="preserve">Some </w:t>
+            </w:r>
+            <w:proofErr w:type="spellStart"/>
+            <w:r>
+              <w:rPr>
+                <w:lang w:val="en-US"/>
+              </w:rPr>
+              <w:t>molluscs</w:t>
+            </w:r>
+            <w:proofErr w:type="spellEnd"/>
+            <w:r>
+              <w:rPr>
+                <w:lang w:val="en-US"/>
+              </w:rPr>
+              <w:t xml:space="preserve"> : </w:t>
+            </w:r>
+            <w:proofErr w:type="spellStart"/>
+            <w:r>
+              <w:rPr>
+                <w:lang w:val="en-US"/>
+              </w:rPr>
+              <w:t>Scrobicularia</w:t>
+            </w:r>
+            <w:proofErr w:type="spellEnd"/>
+            <w:r>
+              <w:rPr>
+                <w:lang w:val="en-US"/>
+              </w:rPr>
+              <w:t xml:space="preserve"> plana, </w:t>
+            </w:r>
+            <w:proofErr w:type="spellStart"/>
+            <w:r>
+              <w:rPr>
+                <w:lang w:val="en-US"/>
+              </w:rPr>
+              <w:t>Limecola</w:t>
+            </w:r>
+            <w:proofErr w:type="spellEnd"/>
+            <w:r>
+              <w:rPr>
+                <w:lang w:val="en-US"/>
+              </w:rPr>
+              <w:t xml:space="preserve"> </w:t>
+            </w:r>
+            <w:proofErr w:type="spellStart"/>
+            <w:r>
+              <w:rPr>
+                <w:lang w:val="en-US"/>
+              </w:rPr>
+              <w:t>balthica</w:t>
+            </w:r>
+            <w:proofErr w:type="spellEnd"/>
+            <w:r>
+              <w:rPr>
+                <w:lang w:val="en-US"/>
+              </w:rPr>
+              <w:t xml:space="preserve"> (North Gironde estuary species)</w:t>
             </w:r>
           </w:p>
         </w:tc>
@@ -30022,7 +32925,21 @@
               <w:rPr>
                 <w:lang w:val="en-US"/>
               </w:rPr>
-              <w:t>Fine sand (20 and 200 μm)</w:t>
+              <w:t xml:space="preserve">Fine sand (20 and 200 </w:t>
+            </w:r>
+            <w:proofErr w:type="spellStart"/>
+            <w:r>
+              <w:rPr>
+                <w:lang w:val="en-US"/>
+              </w:rPr>
+              <w:t>μm</w:t>
+            </w:r>
+            <w:proofErr w:type="spellEnd"/>
+            <w:r>
+              <w:rPr>
+                <w:lang w:val="en-US"/>
+              </w:rPr>
+              <w:t>)</w:t>
             </w:r>
           </w:p>
           <w:p>
@@ -30123,11 +33040,19 @@
                 <w:lang w:val="en-US"/>
               </w:rPr>
             </w:pPr>
-            <w:r>
-              <w:rPr>
-                <w:lang w:val="en-US"/>
-              </w:rPr>
-              <w:t>SSaVS A5.22</w:t>
+            <w:proofErr w:type="spellStart"/>
+            <w:r>
+              <w:rPr>
+                <w:lang w:val="en-US"/>
+              </w:rPr>
+              <w:t>SSaVS</w:t>
+            </w:r>
+            <w:proofErr w:type="spellEnd"/>
+            <w:r>
+              <w:rPr>
+                <w:lang w:val="en-US"/>
+              </w:rPr>
+              <w:t xml:space="preserve"> A5.22</w:t>
             </w:r>
           </w:p>
         </w:tc>
@@ -30178,7 +33103,21 @@
                 <w:lang w:val="en-US"/>
               </w:rPr>
               <w:br/>
-              <w:t xml:space="preserve">Amphipods: Eurydice spp., Bathyporeia spp.  </w:t>
+              <w:t xml:space="preserve">Amphipods: Eurydice spp., </w:t>
+            </w:r>
+            <w:proofErr w:type="spellStart"/>
+            <w:r>
+              <w:rPr>
+                <w:lang w:val="en-US"/>
+              </w:rPr>
+              <w:t>Bathyporeia</w:t>
+            </w:r>
+            <w:proofErr w:type="spellEnd"/>
+            <w:r>
+              <w:rPr>
+                <w:lang w:val="en-US"/>
+              </w:rPr>
+              <w:t xml:space="preserve"> spp.  </w:t>
             </w:r>
             <w:r>
               <w:rPr>
@@ -30198,21 +33137,71 @@
               <w:rPr>
                 <w:lang w:val="en-US"/>
               </w:rPr>
-              <w:t>Polychaetes: Capitellidar, Ophelidae, Nephtyidae</w:t>
-            </w:r>
-          </w:p>
-          <w:p>
-            <w:pPr>
-              <w:pStyle w:val="Sansinterligne"/>
-              <w:rPr>
-                <w:lang w:val="en-US"/>
-              </w:rPr>
-            </w:pPr>
-            <w:r>
-              <w:rPr>
-                <w:lang w:val="en-US"/>
-              </w:rPr>
-              <w:t>Mysids shrimps : Gastrosaccus spp.</w:t>
+              <w:t xml:space="preserve">Polychaetes: </w:t>
+            </w:r>
+            <w:proofErr w:type="spellStart"/>
+            <w:r>
+              <w:rPr>
+                <w:lang w:val="en-US"/>
+              </w:rPr>
+              <w:t>Capitellidar</w:t>
+            </w:r>
+            <w:proofErr w:type="spellEnd"/>
+            <w:r>
+              <w:rPr>
+                <w:lang w:val="en-US"/>
+              </w:rPr>
+              <w:t xml:space="preserve">, </w:t>
+            </w:r>
+            <w:proofErr w:type="spellStart"/>
+            <w:r>
+              <w:rPr>
+                <w:lang w:val="en-US"/>
+              </w:rPr>
+              <w:t>Ophelidae</w:t>
+            </w:r>
+            <w:proofErr w:type="spellEnd"/>
+            <w:r>
+              <w:rPr>
+                <w:lang w:val="en-US"/>
+              </w:rPr>
+              <w:t xml:space="preserve">, </w:t>
+            </w:r>
+            <w:proofErr w:type="spellStart"/>
+            <w:r>
+              <w:rPr>
+                <w:lang w:val="en-US"/>
+              </w:rPr>
+              <w:t>Nephtyidae</w:t>
+            </w:r>
+            <w:proofErr w:type="spellEnd"/>
+          </w:p>
+          <w:p>
+            <w:pPr>
+              <w:pStyle w:val="Sansinterligne"/>
+              <w:rPr>
+                <w:lang w:val="en-US"/>
+              </w:rPr>
+            </w:pPr>
+            <w:r>
+              <w:rPr>
+                <w:lang w:val="en-US"/>
+              </w:rPr>
+              <w:t xml:space="preserve">Mysids shrimps : </w:t>
+            </w:r>
+            <w:proofErr w:type="spellStart"/>
+            <w:r>
+              <w:rPr>
+                <w:lang w:val="en-US"/>
+              </w:rPr>
+              <w:t>Gastrosaccus</w:t>
+            </w:r>
+            <w:proofErr w:type="spellEnd"/>
+            <w:r>
+              <w:rPr>
+                <w:lang w:val="en-US"/>
+              </w:rPr>
+              <w:t xml:space="preserve"> spp.</w:t>
             </w:r>
           </w:p>
         </w:tc>
@@ -30369,11 +33358,19 @@
                 <w:lang w:val="en-US"/>
               </w:rPr>
             </w:pPr>
-            <w:r>
-              <w:rPr>
-                <w:lang w:val="en-US"/>
-              </w:rPr>
-              <w:t>IMuSa A5.24</w:t>
+            <w:proofErr w:type="spellStart"/>
+            <w:r>
+              <w:rPr>
+                <w:lang w:val="en-US"/>
+              </w:rPr>
+              <w:t>IMuSa</w:t>
+            </w:r>
+            <w:proofErr w:type="spellEnd"/>
+            <w:r>
+              <w:rPr>
+                <w:lang w:val="en-US"/>
+              </w:rPr>
+              <w:t xml:space="preserve"> A5.24</w:t>
             </w:r>
           </w:p>
         </w:tc>
@@ -30398,7 +33395,21 @@
               <w:rPr>
                 <w:lang w:val="en-US"/>
               </w:rPr>
-              <w:t xml:space="preserve"> (around MEst)</w:t>
+              <w:t xml:space="preserve"> (around </w:t>
+            </w:r>
+            <w:proofErr w:type="spellStart"/>
+            <w:r>
+              <w:rPr>
+                <w:lang w:val="en-US"/>
+              </w:rPr>
+              <w:t>MEst</w:t>
+            </w:r>
+            <w:proofErr w:type="spellEnd"/>
+            <w:r>
+              <w:rPr>
+                <w:lang w:val="en-US"/>
+              </w:rPr>
+              <w:t>)</w:t>
             </w:r>
           </w:p>
         </w:tc>
@@ -30428,8 +33439,37 @@
               <w:t>Polychaetes</w:t>
             </w:r>
             <w:r>
-              <w:t>: Magelona mirabilis, Spiophanes bombyx et Chaetozone setosa</w:t>
-            </w:r>
+              <w:t xml:space="preserve">: </w:t>
+            </w:r>
+            <w:proofErr w:type="spellStart"/>
+            <w:r>
+              <w:t>Magelona</w:t>
+            </w:r>
+            <w:proofErr w:type="spellEnd"/>
+            <w:r>
+              <w:t xml:space="preserve"> mirabilis, </w:t>
+            </w:r>
+            <w:proofErr w:type="spellStart"/>
+            <w:r>
+              <w:t>Spiophanes</w:t>
+            </w:r>
+            <w:proofErr w:type="spellEnd"/>
+            <w:r>
+              <w:t xml:space="preserve"> bombyx et </w:t>
+            </w:r>
+            <w:proofErr w:type="spellStart"/>
+            <w:r>
+              <w:t>Chaetozone</w:t>
+            </w:r>
+            <w:proofErr w:type="spellEnd"/>
+            <w:r>
+              <w:t xml:space="preserve"> </w:t>
+            </w:r>
+            <w:proofErr w:type="spellStart"/>
+            <w:r>
+              <w:t>setosa</w:t>
+            </w:r>
+            <w:proofErr w:type="spellEnd"/>
           </w:p>
           <w:p>
             <w:pPr>
@@ -30454,8 +33494,30 @@
               <w:rPr>
                 <w:lang w:val="en-US"/>
               </w:rPr>
-              <w:t>Tellina fabula et Chamelea gallina</w:t>
-            </w:r>
+              <w:t xml:space="preserve">Tellina fabula et </w:t>
+            </w:r>
+            <w:proofErr w:type="spellStart"/>
+            <w:r>
+              <w:rPr>
+                <w:lang w:val="en-US"/>
+              </w:rPr>
+              <w:t>Chamelea</w:t>
+            </w:r>
+            <w:proofErr w:type="spellEnd"/>
+            <w:r>
+              <w:rPr>
+                <w:lang w:val="en-US"/>
+              </w:rPr>
+              <w:t xml:space="preserve"> </w:t>
+            </w:r>
+            <w:proofErr w:type="spellStart"/>
+            <w:r>
+              <w:rPr>
+                <w:lang w:val="en-US"/>
+              </w:rPr>
+              <w:t>gallina</w:t>
+            </w:r>
+            <w:proofErr w:type="spellEnd"/>
           </w:p>
         </w:tc>
         <w:tc>
@@ -30659,7 +33721,7 @@
                     </pic:cNvPicPr>
                   </pic:nvPicPr>
                   <pic:blipFill>
-                    <a:blip r:embed="rId26" cstate="print">
+                    <a:blip r:embed="rId36" cstate="print">
                       <a:extLst>
                         <a:ext uri="{28A0092B-C50C-407E-A947-70E740481C1C}">
                           <a14:useLocalDpi xmlns:a14="http://schemas.microsoft.com/office/drawing/2010/main" val="0"/>
@@ -30841,12 +33903,14 @@
                 <w:lang w:eastAsia="fr-FR"/>
               </w:rPr>
             </w:pPr>
+            <w:proofErr w:type="spellStart"/>
             <w:r>
               <w:rPr>
                 <w:lang w:eastAsia="fr-FR"/>
               </w:rPr>
               <w:t>order</w:t>
             </w:r>
+            <w:proofErr w:type="spellEnd"/>
           </w:p>
         </w:tc>
         <w:tc>
@@ -30863,12 +33927,14 @@
                 <w:lang w:eastAsia="fr-FR"/>
               </w:rPr>
             </w:pPr>
+            <w:proofErr w:type="spellStart"/>
             <w:r>
               <w:rPr>
                 <w:lang w:eastAsia="fr-FR"/>
               </w:rPr>
               <w:t>species</w:t>
             </w:r>
+            <w:proofErr w:type="spellEnd"/>
           </w:p>
         </w:tc>
         <w:tc>
@@ -30885,12 +33951,14 @@
                 <w:lang w:eastAsia="fr-FR"/>
               </w:rPr>
             </w:pPr>
+            <w:proofErr w:type="spellStart"/>
             <w:r>
               <w:rPr>
                 <w:lang w:eastAsia="fr-FR"/>
               </w:rPr>
               <w:t>abundance_prop</w:t>
             </w:r>
+            <w:proofErr w:type="spellEnd"/>
           </w:p>
         </w:tc>
       </w:tr>
@@ -30957,12 +34025,14 @@
                 <w:lang w:eastAsia="fr-FR"/>
               </w:rPr>
             </w:pPr>
+            <w:proofErr w:type="spellStart"/>
             <w:r>
               <w:rPr>
                 <w:lang w:eastAsia="fr-FR"/>
               </w:rPr>
               <w:t>Arthropoda</w:t>
             </w:r>
+            <w:proofErr w:type="spellEnd"/>
           </w:p>
         </w:tc>
         <w:tc>
@@ -30979,12 +34049,14 @@
                 <w:lang w:eastAsia="fr-FR"/>
               </w:rPr>
             </w:pPr>
+            <w:proofErr w:type="spellStart"/>
             <w:r>
               <w:rPr>
                 <w:lang w:eastAsia="fr-FR"/>
               </w:rPr>
               <w:t>Crustacea</w:t>
             </w:r>
+            <w:proofErr w:type="spellEnd"/>
           </w:p>
         </w:tc>
         <w:tc>
@@ -31001,12 +34073,14 @@
                 <w:lang w:eastAsia="fr-FR"/>
               </w:rPr>
             </w:pPr>
+            <w:proofErr w:type="spellStart"/>
             <w:r>
               <w:rPr>
                 <w:lang w:eastAsia="fr-FR"/>
               </w:rPr>
               <w:t>Multicrustacea</w:t>
             </w:r>
+            <w:proofErr w:type="spellEnd"/>
           </w:p>
         </w:tc>
         <w:tc>
@@ -31023,12 +34097,28 @@
                 <w:lang w:eastAsia="fr-FR"/>
               </w:rPr>
             </w:pPr>
+            <w:proofErr w:type="spellStart"/>
             <w:r>
               <w:rPr>
                 <w:lang w:eastAsia="fr-FR"/>
               </w:rPr>
-              <w:t>Corophium volutator</w:t>
-            </w:r>
+              <w:t>Corophium</w:t>
+            </w:r>
+            <w:proofErr w:type="spellEnd"/>
+            <w:r>
+              <w:rPr>
+                <w:lang w:eastAsia="fr-FR"/>
+              </w:rPr>
+              <w:t xml:space="preserve"> </w:t>
+            </w:r>
+            <w:proofErr w:type="spellStart"/>
+            <w:r>
+              <w:rPr>
+                <w:lang w:eastAsia="fr-FR"/>
+              </w:rPr>
+              <w:t>volutator</w:t>
+            </w:r>
+            <w:proofErr w:type="spellEnd"/>
           </w:p>
         </w:tc>
         <w:tc>
@@ -31116,12 +34206,14 @@
                 <w:lang w:eastAsia="fr-FR"/>
               </w:rPr>
             </w:pPr>
+            <w:proofErr w:type="spellStart"/>
             <w:r>
               <w:rPr>
                 <w:lang w:eastAsia="fr-FR"/>
               </w:rPr>
               <w:t>Mollusca</w:t>
             </w:r>
+            <w:proofErr w:type="spellEnd"/>
           </w:p>
         </w:tc>
         <w:tc>
@@ -31138,12 +34230,14 @@
                 <w:lang w:eastAsia="fr-FR"/>
               </w:rPr>
             </w:pPr>
+            <w:proofErr w:type="spellStart"/>
             <w:r>
               <w:rPr>
                 <w:lang w:eastAsia="fr-FR"/>
               </w:rPr>
               <w:t>Bivalvia</w:t>
             </w:r>
+            <w:proofErr w:type="spellEnd"/>
           </w:p>
         </w:tc>
         <w:tc>
@@ -31160,12 +34254,14 @@
                 <w:lang w:eastAsia="fr-FR"/>
               </w:rPr>
             </w:pPr>
+            <w:proofErr w:type="spellStart"/>
             <w:r>
               <w:rPr>
                 <w:lang w:eastAsia="fr-FR"/>
               </w:rPr>
               <w:t>Autobranchia</w:t>
             </w:r>
+            <w:proofErr w:type="spellEnd"/>
           </w:p>
         </w:tc>
         <w:tc>
@@ -31182,11 +34278,19 @@
                 <w:lang w:eastAsia="fr-FR"/>
               </w:rPr>
             </w:pPr>
+            <w:proofErr w:type="spellStart"/>
             <w:r>
               <w:rPr>
                 <w:lang w:eastAsia="fr-FR"/>
               </w:rPr>
-              <w:t>Scrobicularia plana</w:t>
+              <w:t>Scrobicularia</w:t>
+            </w:r>
+            <w:proofErr w:type="spellEnd"/>
+            <w:r>
+              <w:rPr>
+                <w:lang w:eastAsia="fr-FR"/>
+              </w:rPr>
+              <w:t xml:space="preserve"> plana</w:t>
             </w:r>
           </w:p>
         </w:tc>
@@ -31276,12 +34380,14 @@
                 <w:lang w:eastAsia="fr-FR"/>
               </w:rPr>
             </w:pPr>
+            <w:proofErr w:type="spellStart"/>
             <w:r>
               <w:rPr>
                 <w:lang w:eastAsia="fr-FR"/>
               </w:rPr>
               <w:t>Mollusca</w:t>
             </w:r>
+            <w:proofErr w:type="spellEnd"/>
           </w:p>
         </w:tc>
         <w:tc>
@@ -31298,12 +34404,14 @@
                 <w:lang w:eastAsia="fr-FR"/>
               </w:rPr>
             </w:pPr>
+            <w:proofErr w:type="spellStart"/>
             <w:r>
               <w:rPr>
                 <w:lang w:eastAsia="fr-FR"/>
               </w:rPr>
               <w:t>Gastropoda</w:t>
             </w:r>
+            <w:proofErr w:type="spellEnd"/>
           </w:p>
         </w:tc>
         <w:tc>
@@ -31320,12 +34428,14 @@
                 <w:lang w:eastAsia="fr-FR"/>
               </w:rPr>
             </w:pPr>
+            <w:proofErr w:type="spellStart"/>
             <w:r>
               <w:rPr>
                 <w:lang w:eastAsia="fr-FR"/>
               </w:rPr>
               <w:t>Caenogastropoda</w:t>
             </w:r>
+            <w:proofErr w:type="spellEnd"/>
           </w:p>
         </w:tc>
         <w:tc>
@@ -31342,12 +34452,28 @@
                 <w:lang w:eastAsia="fr-FR"/>
               </w:rPr>
             </w:pPr>
+            <w:proofErr w:type="spellStart"/>
             <w:r>
               <w:rPr>
                 <w:lang w:eastAsia="fr-FR"/>
               </w:rPr>
-              <w:t>Peringia ulvae</w:t>
-            </w:r>
+              <w:t>Peringia</w:t>
+            </w:r>
+            <w:proofErr w:type="spellEnd"/>
+            <w:r>
+              <w:rPr>
+                <w:lang w:eastAsia="fr-FR"/>
+              </w:rPr>
+              <w:t xml:space="preserve"> </w:t>
+            </w:r>
+            <w:proofErr w:type="spellStart"/>
+            <w:r>
+              <w:rPr>
+                <w:lang w:eastAsia="fr-FR"/>
+              </w:rPr>
+              <w:t>ulvae</w:t>
+            </w:r>
+            <w:proofErr w:type="spellEnd"/>
           </w:p>
         </w:tc>
         <w:tc>
@@ -31413,12 +34539,14 @@
                 <w:lang w:eastAsia="fr-FR"/>
               </w:rPr>
             </w:pPr>
+            <w:proofErr w:type="spellStart"/>
             <w:r>
               <w:rPr>
                 <w:lang w:eastAsia="fr-FR"/>
               </w:rPr>
               <w:t>subtidal</w:t>
             </w:r>
+            <w:proofErr w:type="spellEnd"/>
           </w:p>
         </w:tc>
         <w:tc>
@@ -31435,12 +34563,14 @@
                 <w:lang w:eastAsia="fr-FR"/>
               </w:rPr>
             </w:pPr>
+            <w:proofErr w:type="spellStart"/>
             <w:r>
               <w:rPr>
                 <w:lang w:eastAsia="fr-FR"/>
               </w:rPr>
               <w:t>Annelida</w:t>
             </w:r>
+            <w:proofErr w:type="spellEnd"/>
           </w:p>
         </w:tc>
         <w:tc>
@@ -31457,12 +34587,14 @@
                 <w:lang w:eastAsia="fr-FR"/>
               </w:rPr>
             </w:pPr>
+            <w:proofErr w:type="spellStart"/>
             <w:r>
               <w:rPr>
                 <w:lang w:eastAsia="fr-FR"/>
               </w:rPr>
               <w:t>Polychaeta</w:t>
             </w:r>
+            <w:proofErr w:type="spellEnd"/>
           </w:p>
         </w:tc>
         <w:tc>
@@ -31479,12 +34611,14 @@
                 <w:lang w:eastAsia="fr-FR"/>
               </w:rPr>
             </w:pPr>
+            <w:proofErr w:type="spellStart"/>
             <w:r>
               <w:rPr>
                 <w:lang w:eastAsia="fr-FR"/>
               </w:rPr>
               <w:t>Sedentaria</w:t>
             </w:r>
+            <w:proofErr w:type="spellEnd"/>
           </w:p>
         </w:tc>
         <w:tc>
@@ -31501,12 +34635,28 @@
                 <w:lang w:eastAsia="fr-FR"/>
               </w:rPr>
             </w:pPr>
+            <w:proofErr w:type="spellStart"/>
             <w:r>
               <w:rPr>
                 <w:lang w:eastAsia="fr-FR"/>
               </w:rPr>
-              <w:t>Heteromastus filiformis</w:t>
-            </w:r>
+              <w:t>Heteromastus</w:t>
+            </w:r>
+            <w:proofErr w:type="spellEnd"/>
+            <w:r>
+              <w:rPr>
+                <w:lang w:eastAsia="fr-FR"/>
+              </w:rPr>
+              <w:t xml:space="preserve"> </w:t>
+            </w:r>
+            <w:proofErr w:type="spellStart"/>
+            <w:r>
+              <w:rPr>
+                <w:lang w:eastAsia="fr-FR"/>
+              </w:rPr>
+              <w:t>filiformis</w:t>
+            </w:r>
+            <w:proofErr w:type="spellEnd"/>
           </w:p>
         </w:tc>
         <w:tc>
@@ -31573,12 +34723,14 @@
                 <w:lang w:eastAsia="fr-FR"/>
               </w:rPr>
             </w:pPr>
+            <w:proofErr w:type="spellStart"/>
             <w:r>
               <w:rPr>
                 <w:lang w:eastAsia="fr-FR"/>
               </w:rPr>
               <w:t>subtidal</w:t>
             </w:r>
+            <w:proofErr w:type="spellEnd"/>
           </w:p>
         </w:tc>
         <w:tc>
@@ -31595,12 +34747,14 @@
                 <w:lang w:eastAsia="fr-FR"/>
               </w:rPr>
             </w:pPr>
+            <w:proofErr w:type="spellStart"/>
             <w:r>
               <w:rPr>
                 <w:lang w:eastAsia="fr-FR"/>
               </w:rPr>
               <w:t>Arthropoda</w:t>
             </w:r>
+            <w:proofErr w:type="spellEnd"/>
           </w:p>
         </w:tc>
         <w:tc>
@@ -31617,12 +34771,14 @@
                 <w:lang w:eastAsia="fr-FR"/>
               </w:rPr>
             </w:pPr>
+            <w:proofErr w:type="spellStart"/>
             <w:r>
               <w:rPr>
                 <w:lang w:eastAsia="fr-FR"/>
               </w:rPr>
               <w:t>Crustacea</w:t>
             </w:r>
+            <w:proofErr w:type="spellEnd"/>
           </w:p>
         </w:tc>
         <w:tc>
@@ -31639,12 +34795,14 @@
                 <w:lang w:eastAsia="fr-FR"/>
               </w:rPr>
             </w:pPr>
+            <w:proofErr w:type="spellStart"/>
             <w:r>
               <w:rPr>
                 <w:lang w:eastAsia="fr-FR"/>
               </w:rPr>
               <w:t>Multicrustacea</w:t>
             </w:r>
+            <w:proofErr w:type="spellEnd"/>
           </w:p>
         </w:tc>
         <w:tc>
@@ -31661,12 +34819,28 @@
                 <w:lang w:eastAsia="fr-FR"/>
               </w:rPr>
             </w:pPr>
+            <w:proofErr w:type="spellStart"/>
             <w:r>
               <w:rPr>
                 <w:lang w:eastAsia="fr-FR"/>
               </w:rPr>
-              <w:t>Mesopodopsis slabberi</w:t>
-            </w:r>
+              <w:t>Mesopodopsis</w:t>
+            </w:r>
+            <w:proofErr w:type="spellEnd"/>
+            <w:r>
+              <w:rPr>
+                <w:lang w:eastAsia="fr-FR"/>
+              </w:rPr>
+              <w:t xml:space="preserve"> </w:t>
+            </w:r>
+            <w:proofErr w:type="spellStart"/>
+            <w:r>
+              <w:rPr>
+                <w:lang w:eastAsia="fr-FR"/>
+              </w:rPr>
+              <w:t>slabberi</w:t>
+            </w:r>
+            <w:proofErr w:type="spellEnd"/>
           </w:p>
         </w:tc>
         <w:tc>
@@ -31754,12 +34928,14 @@
                 <w:lang w:eastAsia="fr-FR"/>
               </w:rPr>
             </w:pPr>
+            <w:proofErr w:type="spellStart"/>
             <w:r>
               <w:rPr>
                 <w:lang w:eastAsia="fr-FR"/>
               </w:rPr>
               <w:t>Annelida</w:t>
             </w:r>
+            <w:proofErr w:type="spellEnd"/>
           </w:p>
         </w:tc>
         <w:tc>
@@ -31776,12 +34952,14 @@
                 <w:lang w:eastAsia="fr-FR"/>
               </w:rPr>
             </w:pPr>
+            <w:proofErr w:type="spellStart"/>
             <w:r>
               <w:rPr>
                 <w:lang w:eastAsia="fr-FR"/>
               </w:rPr>
               <w:t>Polychaeta</w:t>
             </w:r>
+            <w:proofErr w:type="spellEnd"/>
           </w:p>
         </w:tc>
         <w:tc>
@@ -31798,12 +34976,14 @@
                 <w:lang w:eastAsia="fr-FR"/>
               </w:rPr>
             </w:pPr>
+            <w:proofErr w:type="spellStart"/>
             <w:r>
               <w:rPr>
                 <w:lang w:eastAsia="fr-FR"/>
               </w:rPr>
               <w:t>Sedentaria</w:t>
             </w:r>
+            <w:proofErr w:type="spellEnd"/>
           </w:p>
         </w:tc>
         <w:tc>
@@ -31820,12 +35000,28 @@
                 <w:lang w:eastAsia="fr-FR"/>
               </w:rPr>
             </w:pPr>
+            <w:proofErr w:type="spellStart"/>
             <w:r>
               <w:rPr>
                 <w:lang w:eastAsia="fr-FR"/>
               </w:rPr>
-              <w:t>Heteromastus filiformis</w:t>
-            </w:r>
+              <w:t>Heteromastus</w:t>
+            </w:r>
+            <w:proofErr w:type="spellEnd"/>
+            <w:r>
+              <w:rPr>
+                <w:lang w:eastAsia="fr-FR"/>
+              </w:rPr>
+              <w:t xml:space="preserve"> </w:t>
+            </w:r>
+            <w:proofErr w:type="spellStart"/>
+            <w:r>
+              <w:rPr>
+                <w:lang w:eastAsia="fr-FR"/>
+              </w:rPr>
+              <w:t>filiformis</w:t>
+            </w:r>
+            <w:proofErr w:type="spellEnd"/>
           </w:p>
         </w:tc>
         <w:tc>
@@ -31914,12 +35110,14 @@
                 <w:lang w:eastAsia="fr-FR"/>
               </w:rPr>
             </w:pPr>
+            <w:proofErr w:type="spellStart"/>
             <w:r>
               <w:rPr>
                 <w:lang w:eastAsia="fr-FR"/>
               </w:rPr>
               <w:t>Mollusca</w:t>
             </w:r>
+            <w:proofErr w:type="spellEnd"/>
           </w:p>
         </w:tc>
         <w:tc>
@@ -31936,12 +35134,14 @@
                 <w:lang w:eastAsia="fr-FR"/>
               </w:rPr>
             </w:pPr>
+            <w:proofErr w:type="spellStart"/>
             <w:r>
               <w:rPr>
                 <w:lang w:eastAsia="fr-FR"/>
               </w:rPr>
               <w:t>Bivalvia</w:t>
             </w:r>
+            <w:proofErr w:type="spellEnd"/>
           </w:p>
         </w:tc>
         <w:tc>
@@ -31958,12 +35158,14 @@
                 <w:lang w:eastAsia="fr-FR"/>
               </w:rPr>
             </w:pPr>
+            <w:proofErr w:type="spellStart"/>
             <w:r>
               <w:rPr>
                 <w:lang w:eastAsia="fr-FR"/>
               </w:rPr>
               <w:t>Autobranchia</w:t>
             </w:r>
+            <w:proofErr w:type="spellEnd"/>
           </w:p>
         </w:tc>
         <w:tc>
@@ -31980,11 +35182,19 @@
                 <w:lang w:eastAsia="fr-FR"/>
               </w:rPr>
             </w:pPr>
+            <w:proofErr w:type="spellStart"/>
             <w:r>
               <w:rPr>
                 <w:lang w:eastAsia="fr-FR"/>
               </w:rPr>
-              <w:t>Scrobicularia plana</w:t>
+              <w:t>Scrobicularia</w:t>
+            </w:r>
+            <w:proofErr w:type="spellEnd"/>
+            <w:r>
+              <w:rPr>
+                <w:lang w:eastAsia="fr-FR"/>
+              </w:rPr>
+              <w:t xml:space="preserve"> plana</w:t>
             </w:r>
           </w:p>
         </w:tc>
@@ -32051,12 +35261,14 @@
                 <w:lang w:eastAsia="fr-FR"/>
               </w:rPr>
             </w:pPr>
+            <w:proofErr w:type="spellStart"/>
             <w:r>
               <w:rPr>
                 <w:lang w:eastAsia="fr-FR"/>
               </w:rPr>
               <w:t>subtidal</w:t>
             </w:r>
+            <w:proofErr w:type="spellEnd"/>
           </w:p>
         </w:tc>
         <w:tc>
@@ -32073,12 +35285,14 @@
                 <w:lang w:eastAsia="fr-FR"/>
               </w:rPr>
             </w:pPr>
+            <w:proofErr w:type="spellStart"/>
             <w:r>
               <w:rPr>
                 <w:lang w:eastAsia="fr-FR"/>
               </w:rPr>
               <w:t>Annelida</w:t>
             </w:r>
+            <w:proofErr w:type="spellEnd"/>
           </w:p>
         </w:tc>
         <w:tc>
@@ -32095,12 +35309,14 @@
                 <w:lang w:eastAsia="fr-FR"/>
               </w:rPr>
             </w:pPr>
+            <w:proofErr w:type="spellStart"/>
             <w:r>
               <w:rPr>
                 <w:lang w:eastAsia="fr-FR"/>
               </w:rPr>
               <w:t>Polychaeta</w:t>
             </w:r>
+            <w:proofErr w:type="spellEnd"/>
           </w:p>
         </w:tc>
         <w:tc>
@@ -32117,12 +35333,14 @@
                 <w:lang w:eastAsia="fr-FR"/>
               </w:rPr>
             </w:pPr>
+            <w:proofErr w:type="spellStart"/>
             <w:r>
               <w:rPr>
                 <w:lang w:eastAsia="fr-FR"/>
               </w:rPr>
               <w:t>Sedentaria</w:t>
             </w:r>
+            <w:proofErr w:type="spellEnd"/>
           </w:p>
         </w:tc>
         <w:tc>
@@ -32139,12 +35357,28 @@
                 <w:lang w:eastAsia="fr-FR"/>
               </w:rPr>
             </w:pPr>
+            <w:proofErr w:type="spellStart"/>
             <w:r>
               <w:rPr>
                 <w:lang w:eastAsia="fr-FR"/>
               </w:rPr>
-              <w:t>Boccardiella ligerica</w:t>
-            </w:r>
+              <w:t>Boccardiella</w:t>
+            </w:r>
+            <w:proofErr w:type="spellEnd"/>
+            <w:r>
+              <w:rPr>
+                <w:lang w:eastAsia="fr-FR"/>
+              </w:rPr>
+              <w:t xml:space="preserve"> </w:t>
+            </w:r>
+            <w:proofErr w:type="spellStart"/>
+            <w:r>
+              <w:rPr>
+                <w:lang w:eastAsia="fr-FR"/>
+              </w:rPr>
+              <w:t>ligerica</w:t>
+            </w:r>
+            <w:proofErr w:type="spellEnd"/>
           </w:p>
         </w:tc>
         <w:tc>
@@ -32233,12 +35467,14 @@
                 <w:lang w:eastAsia="fr-FR"/>
               </w:rPr>
             </w:pPr>
+            <w:proofErr w:type="spellStart"/>
             <w:r>
               <w:rPr>
                 <w:lang w:eastAsia="fr-FR"/>
               </w:rPr>
               <w:t>Mollusca</w:t>
             </w:r>
+            <w:proofErr w:type="spellEnd"/>
           </w:p>
         </w:tc>
         <w:tc>
@@ -32255,12 +35491,14 @@
                 <w:lang w:eastAsia="fr-FR"/>
               </w:rPr>
             </w:pPr>
+            <w:proofErr w:type="spellStart"/>
             <w:r>
               <w:rPr>
                 <w:lang w:eastAsia="fr-FR"/>
               </w:rPr>
               <w:t>Bivalvia</w:t>
             </w:r>
+            <w:proofErr w:type="spellEnd"/>
           </w:p>
         </w:tc>
         <w:tc>
@@ -32277,12 +35515,14 @@
                 <w:lang w:eastAsia="fr-FR"/>
               </w:rPr>
             </w:pPr>
+            <w:proofErr w:type="spellStart"/>
             <w:r>
               <w:rPr>
                 <w:lang w:eastAsia="fr-FR"/>
               </w:rPr>
               <w:t>Autobranchia</w:t>
             </w:r>
+            <w:proofErr w:type="spellEnd"/>
           </w:p>
         </w:tc>
         <w:tc>
@@ -32299,12 +35539,28 @@
                 <w:lang w:eastAsia="fr-FR"/>
               </w:rPr>
             </w:pPr>
+            <w:proofErr w:type="spellStart"/>
             <w:r>
               <w:rPr>
                 <w:lang w:eastAsia="fr-FR"/>
               </w:rPr>
-              <w:t>Cerastoderma edule</w:t>
-            </w:r>
+              <w:t>Cerastoderma</w:t>
+            </w:r>
+            <w:proofErr w:type="spellEnd"/>
+            <w:r>
+              <w:rPr>
+                <w:lang w:eastAsia="fr-FR"/>
+              </w:rPr>
+              <w:t xml:space="preserve"> </w:t>
+            </w:r>
+            <w:proofErr w:type="spellStart"/>
+            <w:r>
+              <w:rPr>
+                <w:lang w:eastAsia="fr-FR"/>
+              </w:rPr>
+              <w:t>edule</w:t>
+            </w:r>
+            <w:proofErr w:type="spellEnd"/>
           </w:p>
         </w:tc>
         <w:tc>
@@ -32392,12 +35648,14 @@
                 <w:lang w:eastAsia="fr-FR"/>
               </w:rPr>
             </w:pPr>
+            <w:proofErr w:type="spellStart"/>
             <w:r>
               <w:rPr>
                 <w:lang w:eastAsia="fr-FR"/>
               </w:rPr>
               <w:t>Mollusca</w:t>
             </w:r>
+            <w:proofErr w:type="spellEnd"/>
           </w:p>
         </w:tc>
         <w:tc>
@@ -32414,12 +35672,14 @@
                 <w:lang w:eastAsia="fr-FR"/>
               </w:rPr>
             </w:pPr>
+            <w:proofErr w:type="spellStart"/>
             <w:r>
               <w:rPr>
                 <w:lang w:eastAsia="fr-FR"/>
               </w:rPr>
               <w:t>Bivalvia</w:t>
             </w:r>
+            <w:proofErr w:type="spellEnd"/>
           </w:p>
         </w:tc>
         <w:tc>
@@ -32436,12 +35696,14 @@
                 <w:lang w:eastAsia="fr-FR"/>
               </w:rPr>
             </w:pPr>
+            <w:proofErr w:type="spellStart"/>
             <w:r>
               <w:rPr>
                 <w:lang w:eastAsia="fr-FR"/>
               </w:rPr>
               <w:t>Autobranchia</w:t>
             </w:r>
+            <w:proofErr w:type="spellEnd"/>
           </w:p>
         </w:tc>
         <w:tc>
@@ -32458,12 +35720,28 @@
                 <w:lang w:eastAsia="fr-FR"/>
               </w:rPr>
             </w:pPr>
+            <w:proofErr w:type="spellStart"/>
             <w:r>
               <w:rPr>
                 <w:lang w:eastAsia="fr-FR"/>
               </w:rPr>
-              <w:t>Macoma balthica</w:t>
-            </w:r>
+              <w:t>Macoma</w:t>
+            </w:r>
+            <w:proofErr w:type="spellEnd"/>
+            <w:r>
+              <w:rPr>
+                <w:lang w:eastAsia="fr-FR"/>
+              </w:rPr>
+              <w:t xml:space="preserve"> </w:t>
+            </w:r>
+            <w:proofErr w:type="spellStart"/>
+            <w:r>
+              <w:rPr>
+                <w:lang w:eastAsia="fr-FR"/>
+              </w:rPr>
+              <w:t>balthica</w:t>
+            </w:r>
+            <w:proofErr w:type="spellEnd"/>
           </w:p>
         </w:tc>
         <w:tc>
@@ -32530,12 +35808,14 @@
                 <w:lang w:eastAsia="fr-FR"/>
               </w:rPr>
             </w:pPr>
+            <w:proofErr w:type="spellStart"/>
             <w:r>
               <w:rPr>
                 <w:lang w:eastAsia="fr-FR"/>
               </w:rPr>
               <w:t>subtidal</w:t>
             </w:r>
+            <w:proofErr w:type="spellEnd"/>
           </w:p>
         </w:tc>
         <w:tc>
@@ -32552,12 +35832,14 @@
                 <w:lang w:eastAsia="fr-FR"/>
               </w:rPr>
             </w:pPr>
+            <w:proofErr w:type="spellStart"/>
             <w:r>
               <w:rPr>
                 <w:lang w:eastAsia="fr-FR"/>
               </w:rPr>
               <w:t>Annelida</w:t>
             </w:r>
+            <w:proofErr w:type="spellEnd"/>
           </w:p>
         </w:tc>
         <w:tc>
@@ -32574,12 +35856,14 @@
                 <w:lang w:eastAsia="fr-FR"/>
               </w:rPr>
             </w:pPr>
+            <w:proofErr w:type="spellStart"/>
             <w:r>
               <w:rPr>
                 <w:lang w:eastAsia="fr-FR"/>
               </w:rPr>
               <w:t>Polychaeta</w:t>
             </w:r>
+            <w:proofErr w:type="spellEnd"/>
           </w:p>
         </w:tc>
         <w:tc>
@@ -32596,12 +35880,14 @@
                 <w:lang w:eastAsia="fr-FR"/>
               </w:rPr>
             </w:pPr>
+            <w:proofErr w:type="spellStart"/>
             <w:r>
               <w:rPr>
                 <w:lang w:eastAsia="fr-FR"/>
               </w:rPr>
               <w:t>Errantia</w:t>
             </w:r>
+            <w:proofErr w:type="spellEnd"/>
           </w:p>
         </w:tc>
         <w:tc>
@@ -32618,12 +35904,14 @@
                 <w:lang w:eastAsia="fr-FR"/>
               </w:rPr>
             </w:pPr>
+            <w:proofErr w:type="spellStart"/>
             <w:r>
               <w:rPr>
                 <w:lang w:eastAsia="fr-FR"/>
               </w:rPr>
               <w:t>Microphthalmus</w:t>
             </w:r>
+            <w:proofErr w:type="spellEnd"/>
           </w:p>
         </w:tc>
         <w:tc>
@@ -32689,12 +35977,14 @@
                 <w:lang w:eastAsia="fr-FR"/>
               </w:rPr>
             </w:pPr>
+            <w:proofErr w:type="spellStart"/>
             <w:r>
               <w:rPr>
                 <w:lang w:eastAsia="fr-FR"/>
               </w:rPr>
               <w:t>subtidal</w:t>
             </w:r>
+            <w:proofErr w:type="spellEnd"/>
           </w:p>
         </w:tc>
         <w:tc>
@@ -32711,12 +36001,14 @@
                 <w:lang w:eastAsia="fr-FR"/>
               </w:rPr>
             </w:pPr>
+            <w:proofErr w:type="spellStart"/>
             <w:r>
               <w:rPr>
                 <w:lang w:eastAsia="fr-FR"/>
               </w:rPr>
               <w:t>Arthropoda</w:t>
             </w:r>
+            <w:proofErr w:type="spellEnd"/>
           </w:p>
         </w:tc>
         <w:tc>
@@ -32733,12 +36025,14 @@
                 <w:lang w:eastAsia="fr-FR"/>
               </w:rPr>
             </w:pPr>
+            <w:proofErr w:type="spellStart"/>
             <w:r>
               <w:rPr>
                 <w:lang w:eastAsia="fr-FR"/>
               </w:rPr>
               <w:t>Crustacea</w:t>
             </w:r>
+            <w:proofErr w:type="spellEnd"/>
           </w:p>
         </w:tc>
         <w:tc>
@@ -32755,12 +36049,14 @@
                 <w:lang w:eastAsia="fr-FR"/>
               </w:rPr>
             </w:pPr>
+            <w:proofErr w:type="spellStart"/>
             <w:r>
               <w:rPr>
                 <w:lang w:eastAsia="fr-FR"/>
               </w:rPr>
               <w:t>Multicrustacea</w:t>
             </w:r>
+            <w:proofErr w:type="spellEnd"/>
           </w:p>
         </w:tc>
         <w:tc>
@@ -32777,12 +36073,28 @@
                 <w:lang w:eastAsia="fr-FR"/>
               </w:rPr>
             </w:pPr>
+            <w:proofErr w:type="spellStart"/>
             <w:r>
               <w:rPr>
                 <w:lang w:eastAsia="fr-FR"/>
               </w:rPr>
-              <w:t>Haustorius arenarius</w:t>
-            </w:r>
+              <w:t>Haustorius</w:t>
+            </w:r>
+            <w:proofErr w:type="spellEnd"/>
+            <w:r>
+              <w:rPr>
+                <w:lang w:eastAsia="fr-FR"/>
+              </w:rPr>
+              <w:t xml:space="preserve"> </w:t>
+            </w:r>
+            <w:proofErr w:type="spellStart"/>
+            <w:r>
+              <w:rPr>
+                <w:lang w:eastAsia="fr-FR"/>
+              </w:rPr>
+              <w:t>arenarius</w:t>
+            </w:r>
+            <w:proofErr w:type="spellEnd"/>
           </w:p>
         </w:tc>
         <w:tc>
@@ -32849,12 +36161,14 @@
                 <w:lang w:eastAsia="fr-FR"/>
               </w:rPr>
             </w:pPr>
+            <w:proofErr w:type="spellStart"/>
             <w:r>
               <w:rPr>
                 <w:lang w:eastAsia="fr-FR"/>
               </w:rPr>
               <w:t>subtidal</w:t>
             </w:r>
+            <w:proofErr w:type="spellEnd"/>
           </w:p>
         </w:tc>
         <w:tc>
@@ -32871,12 +36185,14 @@
                 <w:lang w:eastAsia="fr-FR"/>
               </w:rPr>
             </w:pPr>
+            <w:proofErr w:type="spellStart"/>
             <w:r>
               <w:rPr>
                 <w:lang w:eastAsia="fr-FR"/>
               </w:rPr>
               <w:t>Arthropoda</w:t>
             </w:r>
+            <w:proofErr w:type="spellEnd"/>
           </w:p>
         </w:tc>
         <w:tc>
@@ -32893,12 +36209,14 @@
                 <w:lang w:eastAsia="fr-FR"/>
               </w:rPr>
             </w:pPr>
+            <w:proofErr w:type="spellStart"/>
             <w:r>
               <w:rPr>
                 <w:lang w:eastAsia="fr-FR"/>
               </w:rPr>
               <w:t>Crustacea</w:t>
             </w:r>
+            <w:proofErr w:type="spellEnd"/>
           </w:p>
         </w:tc>
         <w:tc>
@@ -32915,12 +36233,14 @@
                 <w:lang w:eastAsia="fr-FR"/>
               </w:rPr>
             </w:pPr>
+            <w:proofErr w:type="spellStart"/>
             <w:r>
               <w:rPr>
                 <w:lang w:eastAsia="fr-FR"/>
               </w:rPr>
               <w:t>Multicrustacea</w:t>
             </w:r>
+            <w:proofErr w:type="spellEnd"/>
           </w:p>
         </w:tc>
         <w:tc>
@@ -32937,12 +36257,28 @@
                 <w:lang w:eastAsia="fr-FR"/>
               </w:rPr>
             </w:pPr>
+            <w:proofErr w:type="spellStart"/>
             <w:r>
               <w:rPr>
                 <w:lang w:eastAsia="fr-FR"/>
               </w:rPr>
-              <w:t>Bathyporeia pilosa</w:t>
-            </w:r>
+              <w:t>Bathyporeia</w:t>
+            </w:r>
+            <w:proofErr w:type="spellEnd"/>
+            <w:r>
+              <w:rPr>
+                <w:lang w:eastAsia="fr-FR"/>
+              </w:rPr>
+              <w:t xml:space="preserve"> </w:t>
+            </w:r>
+            <w:proofErr w:type="spellStart"/>
+            <w:r>
+              <w:rPr>
+                <w:lang w:eastAsia="fr-FR"/>
+              </w:rPr>
+              <w:t>pilosa</w:t>
+            </w:r>
+            <w:proofErr w:type="spellEnd"/>
           </w:p>
         </w:tc>
         <w:tc>
@@ -32982,7 +36318,7 @@
         <w:br w:type="page"/>
       </w:r>
     </w:p>
-    <w:bookmarkEnd w:id="11"/>
+    <w:bookmarkEnd w:id="14"/>
     <w:p>
       <w:pPr>
         <w:pStyle w:val="Titre2"/>
@@ -37756,6 +41092,16 @@
       <w:iCs/>
     </w:rPr>
   </w:style>
+  <w:style w:type="character" w:customStyle="1" w:styleId="anchor-text">
+    <w:name w:val="anchor-text"/>
+    <w:basedOn w:val="Policepardfaut"/>
+    <w:rsid w:val="00AA1FDE"/>
+  </w:style>
+  <w:style w:type="character" w:customStyle="1" w:styleId="title-text">
+    <w:name w:val="title-text"/>
+    <w:basedOn w:val="Policepardfaut"/>
+    <w:rsid w:val="007F0A46"/>
+  </w:style>
 </w:styles>
 </file>
 

--- a/inst/report/Draft_Etat_conditions_nourriceries_estuariennes.docx
+++ b/inst/report/Draft_Etat_conditions_nourriceries_estuariennes.docx
@@ -86,182 +86,6 @@
       </w:r>
     </w:p>
     <w:p>
-      <w:r>
-        <w:t>Comparaison de la qualité d</w:t>
-      </w:r>
-      <w:r>
-        <w:t>e la fonctionnalité de nourriceries des trois plus grands estuaires français </w:t>
-      </w:r>
-      <w:r>
-        <w:t>(</w:t>
-      </w:r>
-      <w:r>
-        <w:t>Gironde, Loire et Seine</w:t>
-      </w:r>
-      <w:r>
-        <w:t>) et de leur</w:t>
-      </w:r>
-      <w:r>
-        <w:t>s tendances d’</w:t>
-      </w:r>
-      <w:r>
-        <w:t>évolution</w:t>
-      </w:r>
-      <w:r>
-        <w:t>.</w:t>
-      </w:r>
-    </w:p>
-    <w:p>
-      <w:r>
-        <w:t>Diagnostic basé sur l’é</w:t>
-      </w:r>
-      <w:r>
-        <w:t xml:space="preserve">tude des paramètres </w:t>
-      </w:r>
-      <w:r>
-        <w:t>impliqués dans la qualité de la fonctionnalité de nourricerie des estuaires : paramètres physico-chimiques, contamination, diversité et qualité écologique des communautés de faune benthique et de poissons (+ indices de condition poisson ?)</w:t>
-      </w:r>
-    </w:p>
-    <w:p>
-      <w:r>
-        <w:t>« La fonction de nourricerie est l’une des principales assurées par les estuaires de la Mer du Nord et ceux de l’Atlantique européen (Whitfield &amp; Elliott, 2002 ; Franco et al, 2008). Une fraction importante de l'ichtyofaune estuarienne est originaire du milieu marin et constitue la guilde des espèces migrantes marines, qui naissent en mer et peuvent pénétrer dans les estuaires de façon plus ou moins régulière puis retournent en mer pour leurs stades ultérieurs de développement. Le bar (</w:t>
-      </w:r>
-      <w:proofErr w:type="spellStart"/>
-      <w:r>
-        <w:rPr>
-          <w:i/>
-          <w:iCs/>
-        </w:rPr>
-        <w:t>Dicentrarchus</w:t>
-      </w:r>
-      <w:proofErr w:type="spellEnd"/>
-      <w:r>
-        <w:rPr>
-          <w:i/>
-          <w:iCs/>
-        </w:rPr>
-        <w:t xml:space="preserve"> </w:t>
-      </w:r>
-      <w:proofErr w:type="spellStart"/>
-      <w:r>
-        <w:rPr>
-          <w:i/>
-          <w:iCs/>
-        </w:rPr>
-        <w:t>labrax</w:t>
-      </w:r>
-      <w:proofErr w:type="spellEnd"/>
-      <w:r>
-        <w:t>) et la sole (</w:t>
-      </w:r>
-      <w:r>
-        <w:rPr>
-          <w:i/>
-          <w:iCs/>
-        </w:rPr>
-        <w:t xml:space="preserve">Solea </w:t>
-      </w:r>
-      <w:proofErr w:type="spellStart"/>
-      <w:r>
-        <w:rPr>
-          <w:i/>
-          <w:iCs/>
-        </w:rPr>
-        <w:t>solea</w:t>
-      </w:r>
-      <w:proofErr w:type="spellEnd"/>
-      <w:r>
-        <w:t>), d'origine marine, dépendent plus étroitement au stage juvénile des habitats abrités estuariens, avec des niveaux d’abondance pouvant être très élevés pour les stades juvéniles. Ce sont ces espèces de la guilde des espèces marines migrantes estuariennes-dépendantes (MMD) que nous avons choisies pour représenter les habitats de la fonction de nourricerie de poissons marins. Nous nous sommes particulièrement focalisés sur les groupes d’âge G0 (1</w:t>
-      </w:r>
-      <w:r>
-        <w:rPr>
-          <w:vertAlign w:val="superscript"/>
-        </w:rPr>
-        <w:t>ère</w:t>
-      </w:r>
-      <w:r>
-        <w:t xml:space="preserve"> année de vie) et G1 (2</w:t>
-      </w:r>
-      <w:r>
-        <w:rPr>
-          <w:vertAlign w:val="superscript"/>
-        </w:rPr>
-        <w:t>ème</w:t>
-      </w:r>
-      <w:r>
-        <w:t xml:space="preserve"> année de vie) de ces espèces, correspondants aux stades de vie pour lesquels les estuaires sont des habitats préférentiels </w:t>
-      </w:r>
-      <w:r>
-        <w:fldChar w:fldCharType="begin"/>
-      </w:r>
-      <w:r>
-        <w:instrText xml:space="preserve"> ADDIN ZOTERO_ITEM CSL_CITATION {"citationID":"KkSvnrRP","properties":{"formattedCitation":"(Bacq {\\i{}et al.}, 2013)","plainCitation":"(Bacq et al., 2013)","noteIndex":0},"citationItems":[{"id":1305,"uris":["http://zotero.org/users/3305729/items/A7UWI7DU"],"itemData":{"id":1305,"type":"report","language":"fr","source":"Zotero","title":"Modélisation des fonctions écologiques de l’Estuaire de la Seine et ScENarios d’Evolution (MESSCENE)","URL":"https://www.seine-aval.fr//wp-content/uploads/2017/01/Bacq-et-al-2013-MESSENE.pdf","author":[{"family":"Bacq","given":"Nicolas"},{"family":"Lemoine","given":"Jean-Philippe"},{"family":"Moussard","given":"Stéphanie"},{"family":"Le Hir","given":"Pierre"},{"family":"Lobry","given":"Jérémy"}],"accessed":{"date-parts":[["2026",2,19]]},"issued":{"date-parts":[["2013"]]},"citation-key":"bacqModelisationFonctionsEcologiques2013"}}],"schema":"https://github.com/citation-style-language/schema/raw/master/csl-citation.json"} </w:instrText>
-      </w:r>
-      <w:r>
-        <w:fldChar w:fldCharType="separate"/>
-      </w:r>
-      <w:r>
-        <w:rPr>
-          <w:rFonts w:ascii="Calibri Light" w:hAnsi="Calibri Light" w:cs="Calibri Light"/>
-          <w:szCs w:val="24"/>
-        </w:rPr>
-        <w:t xml:space="preserve">(Bacq </w:t>
-      </w:r>
-      <w:r>
-        <w:rPr>
-          <w:rFonts w:ascii="Calibri Light" w:hAnsi="Calibri Light" w:cs="Calibri Light"/>
-          <w:i/>
-          <w:iCs/>
-          <w:szCs w:val="24"/>
-        </w:rPr>
-        <w:t>et al.</w:t>
-      </w:r>
-      <w:r>
-        <w:rPr>
-          <w:rFonts w:ascii="Calibri Light" w:hAnsi="Calibri Light" w:cs="Calibri Light"/>
-          <w:szCs w:val="24"/>
-        </w:rPr>
-        <w:t>, 2013)</w:t>
-      </w:r>
-      <w:r>
-        <w:fldChar w:fldCharType="end"/>
-      </w:r>
-      <w:r>
-        <w:t>.</w:t>
-      </w:r>
-    </w:p>
-    <w:p>
-      <w:pPr>
-        <w:pStyle w:val="Sansinterligne"/>
-        <w:rPr>
-          <w:rFonts w:ascii="Times New Roman" w:hAnsi="Times New Roman" w:cs="Times New Roman"/>
-          <w:lang w:val="en-US"/>
-        </w:rPr>
-      </w:pPr>
-      <w:r>
-        <w:rPr>
-          <w:rStyle w:val="title-text"/>
-          <w:color w:val="1F1F1F"/>
-          <w:lang w:val="en-US"/>
-        </w:rPr>
-        <w:t>An integrated methodology for assessment of estuarine trophic status</w:t>
-      </w:r>
-    </w:p>
-    <w:p>
-      <w:pPr>
-        <w:pStyle w:val="Sansinterligne"/>
-        <w:rPr>
-          <w:lang w:val="en-US"/>
-        </w:rPr>
-      </w:pPr>
-      <w:r>
-        <w:rPr>
-          <w:lang w:val="en-US"/>
-        </w:rPr>
-        <w:t>https://www-sciencedirect-com.inrae.idm.oclc.org/science/article/pii/S0304380003001996</w:t>
-      </w:r>
-    </w:p>
-    <w:p>
       <w:pPr>
         <w:pStyle w:val="Titre2"/>
         <w:rPr>
@@ -291,1497 +115,11 @@
     </w:p>
     <w:p>
       <w:pPr>
+        <w:pStyle w:val="Titre4"/>
         <w:rPr>
           <w:lang w:val="en-US"/>
         </w:rPr>
       </w:pPr>
-    </w:p>
-    <w:p>
-      <w:pPr>
-        <w:pStyle w:val="Titre3"/>
-        <w:rPr>
-          <w:lang w:val="en-US"/>
-        </w:rPr>
-      </w:pPr>
-      <w:r>
-        <w:rPr>
-          <w:lang w:val="en-US"/>
-        </w:rPr>
-        <w:t>C</w:t>
-      </w:r>
-      <w:r>
-        <w:rPr>
-          <w:lang w:val="en-US"/>
-        </w:rPr>
-        <w:t xml:space="preserve">ontamination </w:t>
-      </w:r>
-      <w:r>
-        <w:rPr>
-          <w:lang w:val="en-US"/>
-        </w:rPr>
-        <w:t xml:space="preserve">of biota </w:t>
-      </w:r>
-      <w:r>
-        <w:rPr>
-          <w:lang w:val="en-US"/>
-        </w:rPr>
-        <w:t xml:space="preserve">by </w:t>
-      </w:r>
-      <w:r>
-        <w:rPr>
-          <w:lang w:val="en-US"/>
-        </w:rPr>
-        <w:t>legislated</w:t>
-      </w:r>
-      <w:r>
-        <w:rPr>
-          <w:lang w:val="en-US"/>
-        </w:rPr>
-        <w:t xml:space="preserve"> compounds</w:t>
-      </w:r>
-    </w:p>
-    <w:p>
-      <w:pPr>
-        <w:pStyle w:val="Titre4"/>
-        <w:rPr>
-          <w:lang w:val="en-US"/>
-        </w:rPr>
-      </w:pPr>
-      <w:r>
-        <w:rPr>
-          <w:lang w:val="en-US"/>
-        </w:rPr>
-        <w:t>Data source</w:t>
-      </w:r>
-    </w:p>
-    <w:p>
-      <w:pPr>
-        <w:rPr>
-          <w:lang w:val="en-US"/>
-        </w:rPr>
-      </w:pPr>
-      <w:r>
-        <w:rPr>
-          <w:lang w:val="en-US"/>
-        </w:rPr>
-        <w:t xml:space="preserve">Concentrations of various contaminants were measured </w:t>
-      </w:r>
-      <w:r>
-        <w:rPr>
-          <w:lang w:val="en-US"/>
-        </w:rPr>
-        <w:t xml:space="preserve">in bivalves </w:t>
-      </w:r>
-      <w:r>
-        <w:rPr>
-          <w:lang w:val="en-US"/>
-        </w:rPr>
-        <w:t xml:space="preserve">collected from three major French estuaries (Gironde, Loire, and Seine) over </w:t>
-      </w:r>
-      <w:r>
-        <w:rPr>
-          <w:lang w:val="en-US"/>
-        </w:rPr>
-        <w:t>the period</w:t>
-      </w:r>
-      <w:r>
-        <w:rPr>
-          <w:lang w:val="en-US"/>
-        </w:rPr>
-        <w:t xml:space="preserve"> 1979 to 2024, as part of the ROCCHMV monitoring program. </w:t>
-      </w:r>
-      <w:r>
-        <w:rPr>
-          <w:lang w:val="en-US"/>
-        </w:rPr>
-        <w:t>In the Gironde estuary, th</w:t>
-      </w:r>
-      <w:r>
-        <w:rPr>
-          <w:lang w:val="en-US"/>
-        </w:rPr>
-        <w:t>e</w:t>
-      </w:r>
-      <w:r>
-        <w:rPr>
-          <w:lang w:val="en-US"/>
-        </w:rPr>
-        <w:t xml:space="preserve"> Pacific oysters (</w:t>
-      </w:r>
-      <w:r>
-        <w:rPr>
-          <w:i/>
-          <w:iCs/>
-          <w:lang w:val="en-US"/>
-        </w:rPr>
-        <w:t>Crassostrea gigas</w:t>
-      </w:r>
-      <w:r>
-        <w:rPr>
-          <w:lang w:val="en-US"/>
-        </w:rPr>
-        <w:t xml:space="preserve">) </w:t>
-      </w:r>
-      <w:r>
-        <w:rPr>
-          <w:lang w:val="en-US"/>
-        </w:rPr>
-        <w:t>was monitored. In the Seine estuary, the blue mussel (</w:t>
-      </w:r>
-      <w:r>
-        <w:rPr>
-          <w:i/>
-          <w:iCs/>
-          <w:lang w:val="en-US"/>
-        </w:rPr>
-        <w:t>Mytilus edulis</w:t>
-      </w:r>
-      <w:r>
-        <w:rPr>
-          <w:lang w:val="en-US"/>
-        </w:rPr>
-        <w:t>) was studied. In the Loire estuary, the blue mussel was initially monitored, and, from 2017 onward,</w:t>
-      </w:r>
-      <w:r>
-        <w:rPr>
-          <w:lang w:val="en-US"/>
-        </w:rPr>
-        <w:t xml:space="preserve"> </w:t>
-      </w:r>
-      <w:r>
-        <w:rPr>
-          <w:i/>
-          <w:iCs/>
-          <w:lang w:val="en-US"/>
-        </w:rPr>
-        <w:t>oysters</w:t>
-      </w:r>
-      <w:r>
-        <w:rPr>
-          <w:lang w:val="en-US"/>
-        </w:rPr>
-        <w:t xml:space="preserve"> </w:t>
-      </w:r>
-      <w:r>
-        <w:rPr>
-          <w:lang w:val="en-US"/>
-        </w:rPr>
-        <w:t xml:space="preserve">were also </w:t>
-      </w:r>
-      <w:r>
-        <w:rPr>
-          <w:lang w:val="en-US"/>
-        </w:rPr>
-        <w:t>included</w:t>
-      </w:r>
-      <w:r>
-        <w:rPr>
-          <w:lang w:val="en-US"/>
-        </w:rPr>
-        <w:t xml:space="preserve"> in parallel. </w:t>
-      </w:r>
-      <w:r>
-        <w:rPr>
-          <w:lang w:val="en-US"/>
-        </w:rPr>
-        <w:t>Sampling was conducted in the most saline zones of each estuary, near their respective mouths</w:t>
-      </w:r>
-      <w:r>
-        <w:rPr>
-          <w:lang w:val="en-US"/>
-        </w:rPr>
-        <w:t xml:space="preserve"> (</w:t>
-      </w:r>
-      <w:r>
-        <w:rPr>
-          <w:lang w:val="en-US"/>
-        </w:rPr>
-        <w:fldChar w:fldCharType="begin"/>
-      </w:r>
-      <w:r>
-        <w:rPr>
-          <w:lang w:val="en-US"/>
-        </w:rPr>
-        <w:instrText xml:space="preserve"> REF _Ref204242368 \h </w:instrText>
-      </w:r>
-      <w:r>
-        <w:rPr>
-          <w:lang w:val="en-US"/>
-        </w:rPr>
-      </w:r>
-      <w:r>
-        <w:rPr>
-          <w:lang w:val="en-US"/>
-        </w:rPr>
-        <w:fldChar w:fldCharType="separate"/>
-      </w:r>
-      <w:r>
-        <w:rPr>
-          <w:lang w:val="en-US"/>
-        </w:rPr>
-        <w:t xml:space="preserve">Figure </w:t>
-      </w:r>
-      <w:r>
-        <w:rPr>
-          <w:noProof/>
-          <w:lang w:val="en-US"/>
-        </w:rPr>
-        <w:t>1</w:t>
-      </w:r>
-      <w:r>
-        <w:rPr>
-          <w:lang w:val="en-US"/>
-        </w:rPr>
-        <w:fldChar w:fldCharType="end"/>
-      </w:r>
-      <w:r>
-        <w:rPr>
-          <w:lang w:val="en-US"/>
-        </w:rPr>
-        <w:t>)</w:t>
-      </w:r>
-      <w:r>
-        <w:rPr>
-          <w:lang w:val="en-US"/>
-        </w:rPr>
-        <w:t>.</w:t>
-      </w:r>
-    </w:p>
-    <w:tbl>
-      <w:tblPr>
-        <w:tblStyle w:val="Grilledutableau"/>
-        <w:tblW w:w="0" w:type="auto"/>
-        <w:tblBorders>
-          <w:top w:val="none" w:sz="0" w:space="0" w:color="auto"/>
-          <w:left w:val="none" w:sz="0" w:space="0" w:color="auto"/>
-          <w:bottom w:val="none" w:sz="0" w:space="0" w:color="auto"/>
-          <w:right w:val="none" w:sz="0" w:space="0" w:color="auto"/>
-          <w:insideH w:val="none" w:sz="0" w:space="0" w:color="auto"/>
-          <w:insideV w:val="none" w:sz="0" w:space="0" w:color="auto"/>
-        </w:tblBorders>
-        <w:tblLook w:val="04A0" w:firstRow="1" w:lastRow="0" w:firstColumn="1" w:lastColumn="0" w:noHBand="0" w:noVBand="1"/>
-      </w:tblPr>
-      <w:tblGrid>
-        <w:gridCol w:w="2842"/>
-        <w:gridCol w:w="3471"/>
-        <w:gridCol w:w="2759"/>
-      </w:tblGrid>
-      <w:tr>
-        <w:tc>
-          <w:tcPr>
-            <w:tcW w:w="2839" w:type="dxa"/>
-          </w:tcPr>
-          <w:p>
-            <w:pPr>
-              <w:rPr>
-                <w:lang w:val="en-US"/>
-              </w:rPr>
-            </w:pPr>
-            <w:r>
-              <w:rPr>
-                <w:noProof/>
-                <w:lang w:val="en-US"/>
-              </w:rPr>
-              <w:lastRenderedPageBreak/>
-              <w:drawing>
-                <wp:inline distT="0" distB="0" distL="0" distR="0" wp14:anchorId="273D0822" wp14:editId="4A67F3AB">
-                  <wp:extent cx="1745673" cy="2570246"/>
-                  <wp:effectExtent l="0" t="0" r="6985" b="1905"/>
-                  <wp:docPr id="3" name="Image 3"/>
-                  <wp:cNvGraphicFramePr>
-                    <a:graphicFrameLocks xmlns:a="http://schemas.openxmlformats.org/drawingml/2006/main" noChangeAspect="1"/>
-                  </wp:cNvGraphicFramePr>
-                  <a:graphic xmlns:a="http://schemas.openxmlformats.org/drawingml/2006/main">
-                    <a:graphicData uri="http://schemas.openxmlformats.org/drawingml/2006/picture">
-                      <pic:pic xmlns:pic="http://schemas.openxmlformats.org/drawingml/2006/picture">
-                        <pic:nvPicPr>
-                          <pic:cNvPr id="3" name="Image 3"/>
-                          <pic:cNvPicPr/>
-                        </pic:nvPicPr>
-                        <pic:blipFill rotWithShape="1">
-                          <a:blip r:embed="rId6" cstate="print">
-                            <a:extLst>
-                              <a:ext uri="{28A0092B-C50C-407E-A947-70E740481C1C}">
-                                <a14:useLocalDpi xmlns:a14="http://schemas.microsoft.com/office/drawing/2010/main" val="0"/>
-                              </a:ext>
-                            </a:extLst>
-                          </a:blip>
-                          <a:srcRect l="22846" r="23221"/>
-                          <a:stretch/>
-                        </pic:blipFill>
-                        <pic:spPr bwMode="auto">
-                          <a:xfrm>
-                            <a:off x="0" y="0"/>
-                            <a:ext cx="1756144" cy="2585663"/>
-                          </a:xfrm>
-                          <a:prstGeom prst="rect">
-                            <a:avLst/>
-                          </a:prstGeom>
-                          <a:ln>
-                            <a:noFill/>
-                          </a:ln>
-                          <a:extLst>
-                            <a:ext uri="{53640926-AAD7-44D8-BBD7-CCE9431645EC}">
-                              <a14:shadowObscured xmlns:a14="http://schemas.microsoft.com/office/drawing/2010/main"/>
-                            </a:ext>
-                          </a:extLst>
-                        </pic:spPr>
-                      </pic:pic>
-                    </a:graphicData>
-                  </a:graphic>
-                </wp:inline>
-              </w:drawing>
-            </w:r>
-          </w:p>
-        </w:tc>
-        <w:tc>
-          <w:tcPr>
-            <w:tcW w:w="3467" w:type="dxa"/>
-          </w:tcPr>
-          <w:p>
-            <w:pPr>
-              <w:rPr>
-                <w:lang w:val="en-US"/>
-              </w:rPr>
-            </w:pPr>
-            <w:r>
-              <w:rPr>
-                <w:noProof/>
-                <w:lang w:val="en-US"/>
-              </w:rPr>
-              <w:drawing>
-                <wp:inline distT="0" distB="0" distL="0" distR="0" wp14:anchorId="71E9D15E" wp14:editId="3B3CE9B7">
-                  <wp:extent cx="2169268" cy="2528455"/>
-                  <wp:effectExtent l="0" t="0" r="2540" b="5715"/>
-                  <wp:docPr id="5" name="Image 5"/>
-                  <wp:cNvGraphicFramePr>
-                    <a:graphicFrameLocks xmlns:a="http://schemas.openxmlformats.org/drawingml/2006/main" noChangeAspect="1"/>
-                  </wp:cNvGraphicFramePr>
-                  <a:graphic xmlns:a="http://schemas.openxmlformats.org/drawingml/2006/main">
-                    <a:graphicData uri="http://schemas.openxmlformats.org/drawingml/2006/picture">
-                      <pic:pic xmlns:pic="http://schemas.openxmlformats.org/drawingml/2006/picture">
-                        <pic:nvPicPr>
-                          <pic:cNvPr id="5" name="Image 5"/>
-                          <pic:cNvPicPr/>
-                        </pic:nvPicPr>
-                        <pic:blipFill rotWithShape="1">
-                          <a:blip r:embed="rId7" cstate="print">
-                            <a:extLst>
-                              <a:ext uri="{28A0092B-C50C-407E-A947-70E740481C1C}">
-                                <a14:useLocalDpi xmlns:a14="http://schemas.microsoft.com/office/drawing/2010/main" val="0"/>
-                              </a:ext>
-                            </a:extLst>
-                          </a:blip>
-                          <a:srcRect l="16423" r="15449"/>
-                          <a:stretch/>
-                        </pic:blipFill>
-                        <pic:spPr bwMode="auto">
-                          <a:xfrm>
-                            <a:off x="0" y="0"/>
-                            <a:ext cx="2189609" cy="2552164"/>
-                          </a:xfrm>
-                          <a:prstGeom prst="rect">
-                            <a:avLst/>
-                          </a:prstGeom>
-                          <a:ln>
-                            <a:noFill/>
-                          </a:ln>
-                          <a:extLst>
-                            <a:ext uri="{53640926-AAD7-44D8-BBD7-CCE9431645EC}">
-                              <a14:shadowObscured xmlns:a14="http://schemas.microsoft.com/office/drawing/2010/main"/>
-                            </a:ext>
-                          </a:extLst>
-                        </pic:spPr>
-                      </pic:pic>
-                    </a:graphicData>
-                  </a:graphic>
-                </wp:inline>
-              </w:drawing>
-            </w:r>
-          </w:p>
-        </w:tc>
-        <w:tc>
-          <w:tcPr>
-            <w:tcW w:w="2756" w:type="dxa"/>
-          </w:tcPr>
-          <w:p>
-            <w:pPr>
-              <w:rPr>
-                <w:lang w:val="en-US"/>
-              </w:rPr>
-            </w:pPr>
-            <w:r>
-              <w:rPr>
-                <w:noProof/>
-                <w:lang w:val="en-US"/>
-              </w:rPr>
-              <w:drawing>
-                <wp:inline distT="0" distB="0" distL="0" distR="0" wp14:anchorId="19889300" wp14:editId="68297290">
-                  <wp:extent cx="1697182" cy="2548462"/>
-                  <wp:effectExtent l="0" t="0" r="0" b="4445"/>
-                  <wp:docPr id="6" name="Image 6"/>
-                  <wp:cNvGraphicFramePr>
-                    <a:graphicFrameLocks xmlns:a="http://schemas.openxmlformats.org/drawingml/2006/main" noChangeAspect="1"/>
-                  </wp:cNvGraphicFramePr>
-                  <a:graphic xmlns:a="http://schemas.openxmlformats.org/drawingml/2006/main">
-                    <a:graphicData uri="http://schemas.openxmlformats.org/drawingml/2006/picture">
-                      <pic:pic xmlns:pic="http://schemas.openxmlformats.org/drawingml/2006/picture">
-                        <pic:nvPicPr>
-                          <pic:cNvPr id="6" name="Image 6"/>
-                          <pic:cNvPicPr/>
-                        </pic:nvPicPr>
-                        <pic:blipFill rotWithShape="1">
-                          <a:blip r:embed="rId8" cstate="print">
-                            <a:extLst>
-                              <a:ext uri="{28A0092B-C50C-407E-A947-70E740481C1C}">
-                                <a14:useLocalDpi xmlns:a14="http://schemas.microsoft.com/office/drawing/2010/main" val="0"/>
-                              </a:ext>
-                            </a:extLst>
-                          </a:blip>
-                          <a:srcRect l="23308" r="23808"/>
-                          <a:stretch/>
-                        </pic:blipFill>
-                        <pic:spPr bwMode="auto">
-                          <a:xfrm>
-                            <a:off x="0" y="0"/>
-                            <a:ext cx="1700355" cy="2553226"/>
-                          </a:xfrm>
-                          <a:prstGeom prst="rect">
-                            <a:avLst/>
-                          </a:prstGeom>
-                          <a:ln>
-                            <a:noFill/>
-                          </a:ln>
-                          <a:extLst>
-                            <a:ext uri="{53640926-AAD7-44D8-BBD7-CCE9431645EC}">
-                              <a14:shadowObscured xmlns:a14="http://schemas.microsoft.com/office/drawing/2010/main"/>
-                            </a:ext>
-                          </a:extLst>
-                        </pic:spPr>
-                      </pic:pic>
-                    </a:graphicData>
-                  </a:graphic>
-                </wp:inline>
-              </w:drawing>
-            </w:r>
-          </w:p>
-        </w:tc>
-      </w:tr>
-      <w:tr>
-        <w:tc>
-          <w:tcPr>
-            <w:tcW w:w="9062" w:type="dxa"/>
-            <w:gridSpan w:val="3"/>
-          </w:tcPr>
-          <w:p>
-            <w:pPr>
-              <w:pStyle w:val="Lgende"/>
-              <w:rPr>
-                <w:lang w:val="en-US"/>
-              </w:rPr>
-            </w:pPr>
-            <w:bookmarkStart w:id="0" w:name="_Ref204242368"/>
-            <w:r>
-              <w:rPr>
-                <w:lang w:val="en-US"/>
-              </w:rPr>
-              <w:t xml:space="preserve">Figure </w:t>
-            </w:r>
-            <w:r>
-              <w:fldChar w:fldCharType="begin"/>
-            </w:r>
-            <w:r>
-              <w:rPr>
-                <w:lang w:val="en-US"/>
-              </w:rPr>
-              <w:instrText xml:space="preserve"> SEQ Figure \* ARABIC </w:instrText>
-            </w:r>
-            <w:r>
-              <w:fldChar w:fldCharType="separate"/>
-            </w:r>
-            <w:r>
-              <w:rPr>
-                <w:noProof/>
-                <w:lang w:val="en-US"/>
-              </w:rPr>
-              <w:t>1</w:t>
-            </w:r>
-            <w:r>
-              <w:fldChar w:fldCharType="end"/>
-            </w:r>
-            <w:bookmarkEnd w:id="0"/>
-            <w:r>
-              <w:rPr>
-                <w:lang w:val="en-US"/>
-              </w:rPr>
-              <w:t xml:space="preserve"> - Map of sampling points for the ROCCHMV program. The numbers indicate the number of years these points have been monitored.</w:t>
-            </w:r>
-          </w:p>
-        </w:tc>
-      </w:tr>
-    </w:tbl>
-    <w:p>
-      <w:pPr>
-        <w:pStyle w:val="Titre4"/>
-        <w:rPr>
-          <w:lang w:val="en-US"/>
-        </w:rPr>
-      </w:pPr>
-      <w:r>
-        <w:rPr>
-          <w:lang w:val="en-US"/>
-        </w:rPr>
-        <w:t>Data transformations</w:t>
-      </w:r>
-    </w:p>
-    <w:p>
-      <w:pPr>
-        <w:rPr>
-          <w:lang w:val="en-US"/>
-        </w:rPr>
-      </w:pPr>
-      <w:r>
-        <w:rPr>
-          <w:lang w:val="en-US"/>
-        </w:rPr>
-        <w:t xml:space="preserve">When multiple measurements were </w:t>
-      </w:r>
-      <w:r>
-        <w:rPr>
-          <w:lang w:val="en-US"/>
-        </w:rPr>
-        <w:t xml:space="preserve">available for </w:t>
-      </w:r>
-      <w:r>
-        <w:rPr>
-          <w:lang w:val="en-US"/>
-        </w:rPr>
-        <w:t xml:space="preserve">the same </w:t>
-      </w:r>
-      <w:r>
-        <w:rPr>
-          <w:lang w:val="en-US"/>
-        </w:rPr>
-        <w:t>year</w:t>
-      </w:r>
-      <w:r>
-        <w:rPr>
-          <w:lang w:val="en-US"/>
-        </w:rPr>
-        <w:t xml:space="preserve">, the </w:t>
-      </w:r>
-      <w:r>
-        <w:rPr>
-          <w:lang w:val="en-US"/>
-        </w:rPr>
-        <w:t>annual</w:t>
-      </w:r>
-      <w:r>
-        <w:rPr>
-          <w:lang w:val="en-US"/>
-        </w:rPr>
-        <w:t xml:space="preserve"> </w:t>
-      </w:r>
-      <w:r>
-        <w:rPr>
-          <w:lang w:val="en-US"/>
-        </w:rPr>
-        <w:t>median</w:t>
-      </w:r>
-      <w:r>
-        <w:rPr>
-          <w:lang w:val="en-US"/>
-        </w:rPr>
-        <w:t xml:space="preserve"> value was used.</w:t>
-      </w:r>
-      <w:r>
-        <w:rPr>
-          <w:lang w:val="en-US"/>
-        </w:rPr>
-        <w:t xml:space="preserve"> </w:t>
-      </w:r>
-      <w:r>
-        <w:rPr>
-          <w:lang w:val="en-US"/>
-        </w:rPr>
-        <w:t xml:space="preserve">Values under limit of detection were replaced by zero value. The similarity </w:t>
-      </w:r>
-      <w:r>
-        <w:rPr>
-          <w:lang w:val="en-US"/>
-        </w:rPr>
-        <w:t>in</w:t>
-      </w:r>
-      <w:r>
-        <w:rPr>
-          <w:lang w:val="en-US"/>
-        </w:rPr>
-        <w:t xml:space="preserve"> bioaccumulation potential </w:t>
-      </w:r>
-      <w:r>
-        <w:rPr>
-          <w:lang w:val="en-US"/>
-        </w:rPr>
-        <w:t xml:space="preserve">between </w:t>
-      </w:r>
-      <w:r>
-        <w:rPr>
-          <w:lang w:val="en-US"/>
-        </w:rPr>
-        <w:t xml:space="preserve">mussels and oysters was </w:t>
-      </w:r>
-      <w:r>
-        <w:rPr>
-          <w:lang w:val="en-US"/>
-        </w:rPr>
-        <w:t>assessed</w:t>
-      </w:r>
-      <w:r>
-        <w:rPr>
-          <w:lang w:val="en-US"/>
-        </w:rPr>
-        <w:t xml:space="preserve"> </w:t>
-      </w:r>
-      <w:r>
-        <w:rPr>
-          <w:lang w:val="en-US"/>
-        </w:rPr>
-        <w:t xml:space="preserve">based on </w:t>
-      </w:r>
-      <w:r>
-        <w:rPr>
-          <w:lang w:val="en-US"/>
-        </w:rPr>
-        <w:t>difference</w:t>
-      </w:r>
-      <w:r>
-        <w:rPr>
-          <w:lang w:val="en-US"/>
-        </w:rPr>
-        <w:t>s</w:t>
-      </w:r>
-      <w:r>
-        <w:rPr>
-          <w:lang w:val="en-US"/>
-        </w:rPr>
-        <w:t xml:space="preserve"> in </w:t>
-      </w:r>
-      <w:r>
-        <w:rPr>
-          <w:lang w:val="en-US"/>
-        </w:rPr>
-        <w:t xml:space="preserve">their </w:t>
-      </w:r>
-      <w:r>
-        <w:rPr>
-          <w:lang w:val="en-US"/>
-        </w:rPr>
-        <w:t>contamination</w:t>
-      </w:r>
-      <w:r>
-        <w:rPr>
-          <w:lang w:val="en-US"/>
-        </w:rPr>
-        <w:t xml:space="preserve"> level</w:t>
-      </w:r>
-      <w:r>
-        <w:rPr>
-          <w:lang w:val="en-US"/>
-        </w:rPr>
-        <w:t>s</w:t>
-      </w:r>
-      <w:r>
-        <w:rPr>
-          <w:lang w:val="en-US"/>
-        </w:rPr>
-        <w:t xml:space="preserve">. </w:t>
-      </w:r>
-      <w:r>
-        <w:rPr>
-          <w:lang w:val="en-US"/>
-        </w:rPr>
-        <w:t>Where</w:t>
-      </w:r>
-      <w:r>
-        <w:rPr>
-          <w:lang w:val="en-US"/>
-        </w:rPr>
-        <w:t xml:space="preserve"> d</w:t>
-      </w:r>
-      <w:r>
-        <w:rPr>
-          <w:lang w:val="en-US"/>
-        </w:rPr>
-        <w:t>ifference</w:t>
-      </w:r>
-      <w:r>
-        <w:rPr>
-          <w:lang w:val="en-US"/>
-        </w:rPr>
-        <w:t>s</w:t>
-      </w:r>
-      <w:r>
-        <w:rPr>
-          <w:lang w:val="en-US"/>
-        </w:rPr>
-        <w:t xml:space="preserve"> </w:t>
-      </w:r>
-      <w:r>
-        <w:rPr>
-          <w:lang w:val="en-US"/>
-        </w:rPr>
-        <w:t>were</w:t>
-      </w:r>
-      <w:r>
-        <w:rPr>
-          <w:lang w:val="en-US"/>
-        </w:rPr>
-        <w:t xml:space="preserve"> </w:t>
-      </w:r>
-      <w:r>
-        <w:rPr>
-          <w:lang w:val="en-US"/>
-        </w:rPr>
-        <w:t>observed</w:t>
-      </w:r>
-      <w:r>
-        <w:rPr>
-          <w:lang w:val="en-US"/>
-        </w:rPr>
-        <w:t xml:space="preserve">, </w:t>
-      </w:r>
-      <w:r>
-        <w:rPr>
-          <w:lang w:val="en-US"/>
-        </w:rPr>
-        <w:t>such as those documented</w:t>
-      </w:r>
-      <w:r>
-        <w:rPr>
-          <w:lang w:val="en-US"/>
-        </w:rPr>
-        <w:t xml:space="preserve"> for several</w:t>
-      </w:r>
-      <w:r>
-        <w:rPr>
-          <w:lang w:val="en-US"/>
-        </w:rPr>
-        <w:t xml:space="preserve"> metals</w:t>
-      </w:r>
-      <w:r>
-        <w:rPr>
-          <w:lang w:val="en-US"/>
-        </w:rPr>
-        <w:t xml:space="preserve"> </w:t>
-      </w:r>
-      <w:r>
-        <w:rPr>
-          <w:lang w:val="en-US"/>
-        </w:rPr>
-        <w:fldChar w:fldCharType="begin"/>
-      </w:r>
-      <w:r>
-        <w:rPr>
-          <w:lang w:val="en-US"/>
-        </w:rPr>
-        <w:instrText xml:space="preserve"> ADDIN ZOTERO_ITEM CSL_CITATION {"citationID":"p3J6YmHT","properties":{"formattedCitation":"(Ifremer, 2024)","plainCitation":"(Ifremer, 2024)","noteIndex":0},"citationItems":[{"id":1175,"uris":["http://zotero.org/users/3305729/items/T5NV2GYA"],"itemData":{"id":1175,"type":"report","number":"Laboratoire Environnement Ressources d’Arcachon/Anglet. Ref. ODE/COAST/LERAR/24.013.","page":"194","publisher":"Ifremer","title":"Qualité du Milieu Marin Littoral. Bulletin de la surveillance 2023. Départements de la Gironde, des Landes et des Pyrénées atlantiques.","URL":"https://archimer.ifremer.fr/doc/00924/103575/","author":[{"family":"Ifremer","given":""}],"accessed":{"date-parts":[["2025",7,3]]},"issued":{"date-parts":[["2024",11,27]]},"citation-key":"ifremerQualiteMilieuMarin2024"}}],"schema":"https://github.com/citation-style-language/schema/raw/master/csl-citation.json"} </w:instrText>
-      </w:r>
-      <w:r>
-        <w:rPr>
-          <w:lang w:val="en-US"/>
-        </w:rPr>
-        <w:fldChar w:fldCharType="separate"/>
-      </w:r>
-      <w:r>
-        <w:rPr>
-          <w:rFonts w:ascii="Calibri Light" w:hAnsi="Calibri Light" w:cs="Calibri Light"/>
-          <w:lang w:val="en-US"/>
-        </w:rPr>
-        <w:t>(Ifremer, 2024)</w:t>
-      </w:r>
-      <w:r>
-        <w:rPr>
-          <w:lang w:val="en-US"/>
-        </w:rPr>
-        <w:fldChar w:fldCharType="end"/>
-      </w:r>
-      <w:r>
-        <w:rPr>
-          <w:lang w:val="en-US"/>
-        </w:rPr>
-        <w:t>, all concentrations were expressed in “mussel</w:t>
-      </w:r>
-      <w:r>
-        <w:rPr>
-          <w:lang w:val="en-US"/>
-        </w:rPr>
-        <w:t xml:space="preserve"> equivalents</w:t>
-      </w:r>
-      <w:r>
-        <w:rPr>
-          <w:lang w:val="en-US"/>
-        </w:rPr>
-        <w:t>” using an oyster-to-mussel conversion factor. Th</w:t>
-      </w:r>
-      <w:r>
-        <w:rPr>
-          <w:lang w:val="en-US"/>
-        </w:rPr>
-        <w:t xml:space="preserve">is </w:t>
-      </w:r>
-      <w:r>
-        <w:rPr>
-          <w:lang w:val="en-US"/>
-        </w:rPr>
-        <w:t xml:space="preserve">factor was </w:t>
-      </w:r>
-      <w:r>
-        <w:rPr>
-          <w:lang w:val="en-US"/>
-        </w:rPr>
-        <w:t>calculated</w:t>
-      </w:r>
-      <w:r>
-        <w:rPr>
-          <w:lang w:val="en-US"/>
-        </w:rPr>
-        <w:t xml:space="preserve"> </w:t>
-      </w:r>
-      <w:r>
-        <w:rPr>
-          <w:lang w:val="en-US"/>
-        </w:rPr>
-        <w:t xml:space="preserve">for each </w:t>
-      </w:r>
-      <w:r>
-        <w:rPr>
-          <w:lang w:val="en-US"/>
-        </w:rPr>
-        <w:t>metal</w:t>
-      </w:r>
-      <w:r>
-        <w:rPr>
-          <w:lang w:val="en-US"/>
-        </w:rPr>
-        <w:t xml:space="preserve"> </w:t>
-      </w:r>
-      <w:r>
-        <w:rPr>
-          <w:lang w:val="en-US"/>
-        </w:rPr>
-        <w:t>as</w:t>
-      </w:r>
-      <w:r>
-        <w:rPr>
-          <w:lang w:val="en-US"/>
-        </w:rPr>
-        <w:t xml:space="preserve"> the ratio of median contamination</w:t>
-      </w:r>
-      <w:r>
-        <w:rPr>
-          <w:lang w:val="en-US"/>
-        </w:rPr>
-        <w:t xml:space="preserve"> levels in oysters to those in mussels, based on</w:t>
-      </w:r>
-      <w:r>
-        <w:rPr>
-          <w:lang w:val="en-US"/>
-        </w:rPr>
-        <w:t xml:space="preserve"> </w:t>
-      </w:r>
-      <w:r>
-        <w:rPr>
-          <w:lang w:val="en-US"/>
-        </w:rPr>
-        <w:t>seven</w:t>
-      </w:r>
-      <w:r>
-        <w:rPr>
-          <w:lang w:val="en-US"/>
-        </w:rPr>
-        <w:t xml:space="preserve"> years </w:t>
-      </w:r>
-      <w:r>
-        <w:rPr>
-          <w:lang w:val="en-US"/>
-        </w:rPr>
-        <w:t xml:space="preserve">(2017-2024) </w:t>
-      </w:r>
-      <w:r>
-        <w:rPr>
-          <w:lang w:val="en-US"/>
-        </w:rPr>
-        <w:t xml:space="preserve">of parallel </w:t>
-      </w:r>
-      <w:r>
-        <w:rPr>
-          <w:lang w:val="en-US"/>
-        </w:rPr>
-        <w:t>monitoring</w:t>
-      </w:r>
-      <w:r>
-        <w:rPr>
-          <w:lang w:val="en-US"/>
-        </w:rPr>
-        <w:t xml:space="preserve"> in the Loire estuary</w:t>
-      </w:r>
-      <w:r>
-        <w:rPr>
-          <w:lang w:val="en-US"/>
-        </w:rPr>
-        <w:t xml:space="preserve">. The resulting conversion factors were </w:t>
-      </w:r>
-      <w:r>
-        <w:rPr>
-          <w:lang w:val="en-US"/>
-        </w:rPr>
-        <w:t>0.634 for mercury, 0.718 for cadmium, 0.898 for lead, and 0.036 for copper</w:t>
-      </w:r>
-      <w:r>
-        <w:rPr>
-          <w:lang w:val="en-US"/>
-        </w:rPr>
-        <w:t>.</w:t>
-      </w:r>
-    </w:p>
-    <w:p>
-      <w:pPr>
-        <w:pStyle w:val="Titre4"/>
-        <w:rPr>
-          <w:lang w:val="en-US"/>
-        </w:rPr>
-      </w:pPr>
-      <w:r>
-        <w:rPr>
-          <w:lang w:val="en-US"/>
-        </w:rPr>
-        <w:t>Data analysis</w:t>
-      </w:r>
-    </w:p>
-    <w:p>
-      <w:pPr>
-        <w:rPr>
-          <w:lang w:val="en-US"/>
-        </w:rPr>
-      </w:pPr>
-      <w:r>
-        <w:rPr>
-          <w:lang w:val="en-US"/>
-        </w:rPr>
-        <w:t>Recent</w:t>
-      </w:r>
-      <w:r>
-        <w:rPr>
-          <w:lang w:val="en-US"/>
-        </w:rPr>
-        <w:t xml:space="preserve"> trend</w:t>
-      </w:r>
-      <w:r>
-        <w:rPr>
-          <w:lang w:val="en-US"/>
-        </w:rPr>
-        <w:t>s</w:t>
-      </w:r>
-      <w:r>
-        <w:rPr>
-          <w:lang w:val="en-US"/>
-        </w:rPr>
-        <w:t xml:space="preserve"> w</w:t>
-      </w:r>
-      <w:r>
-        <w:rPr>
-          <w:lang w:val="en-US"/>
-        </w:rPr>
-        <w:t>ere</w:t>
-      </w:r>
-      <w:r>
-        <w:rPr>
-          <w:lang w:val="en-US"/>
-        </w:rPr>
-        <w:t xml:space="preserve"> estimated </w:t>
-      </w:r>
-      <w:r>
-        <w:rPr>
-          <w:lang w:val="en-US"/>
-        </w:rPr>
-        <w:t>using the</w:t>
-      </w:r>
-      <w:r>
-        <w:rPr>
-          <w:lang w:val="en-US"/>
-        </w:rPr>
-        <w:t xml:space="preserve"> </w:t>
-      </w:r>
-      <w:r>
-        <w:rPr>
-          <w:lang w:val="en-US"/>
-        </w:rPr>
-        <w:t xml:space="preserve">last 15 years of </w:t>
-      </w:r>
-      <w:r>
-        <w:rPr>
-          <w:lang w:val="en-US"/>
-        </w:rPr>
-        <w:t>time series data</w:t>
-      </w:r>
-      <w:r>
-        <w:rPr>
-          <w:lang w:val="en-US"/>
-        </w:rPr>
-        <w:t>, applying</w:t>
-      </w:r>
-      <w:r>
-        <w:rPr>
-          <w:lang w:val="en-US"/>
-        </w:rPr>
-        <w:t xml:space="preserve"> </w:t>
-      </w:r>
-      <w:r>
-        <w:rPr>
-          <w:lang w:val="en-US"/>
-        </w:rPr>
-        <w:t xml:space="preserve">Spearman’s </w:t>
-      </w:r>
-      <w:r>
-        <w:rPr>
-          <w:lang w:val="en-US"/>
-        </w:rPr>
-        <w:t xml:space="preserve">rank </w:t>
-      </w:r>
-      <w:r>
-        <w:rPr>
-          <w:lang w:val="en-US"/>
-        </w:rPr>
-        <w:t>correlation coefficient</w:t>
-      </w:r>
-      <w:r>
-        <w:rPr>
-          <w:lang w:val="en-US"/>
-        </w:rPr>
-        <w:t xml:space="preserve"> (</w:t>
-      </w:r>
-      <w:r>
-        <w:rPr>
-          <w:lang w:val="en-US"/>
-        </w:rPr>
-        <w:t>ρ</w:t>
-      </w:r>
-      <w:r>
-        <w:rPr>
-          <w:lang w:val="en-US"/>
-        </w:rPr>
-        <w:t>)</w:t>
-      </w:r>
-      <w:r>
-        <w:rPr>
-          <w:lang w:val="en-US"/>
-        </w:rPr>
-        <w:t>. Statistical significance of the correlations was tested using the</w:t>
-      </w:r>
-      <w:r>
-        <w:rPr>
-          <w:lang w:val="en-US"/>
-        </w:rPr>
-        <w:t xml:space="preserve"> </w:t>
-      </w:r>
-      <w:proofErr w:type="spellStart"/>
-      <w:r>
-        <w:rPr>
-          <w:lang w:val="en-US"/>
-        </w:rPr>
-        <w:t>cor.test</w:t>
-      </w:r>
-      <w:proofErr w:type="spellEnd"/>
-      <w:r>
-        <w:rPr>
-          <w:lang w:val="en-US"/>
-        </w:rPr>
-        <w:t xml:space="preserve"> function from the {stats}</w:t>
-      </w:r>
-      <w:r>
-        <w:rPr>
-          <w:lang w:val="en-US"/>
-        </w:rPr>
-        <w:t xml:space="preserve"> package</w:t>
-      </w:r>
-      <w:r>
-        <w:rPr>
-          <w:lang w:val="en-US"/>
-        </w:rPr>
-        <w:t xml:space="preserve"> in R</w:t>
-      </w:r>
-      <w:r>
-        <w:rPr>
-          <w:lang w:val="en-US"/>
-        </w:rPr>
-        <w:t xml:space="preserve">. </w:t>
-      </w:r>
-      <w:r>
-        <w:rPr>
-          <w:lang w:val="en-US"/>
-        </w:rPr>
-        <w:t xml:space="preserve">For each estuary and each </w:t>
-      </w:r>
-      <w:r>
-        <w:rPr>
-          <w:lang w:val="en-US"/>
-        </w:rPr>
-        <w:t xml:space="preserve">compound, </w:t>
-      </w:r>
-      <w:r>
-        <w:rPr>
-          <w:lang w:val="en-US"/>
-        </w:rPr>
-        <w:t>the</w:t>
-      </w:r>
-      <w:r>
-        <w:rPr>
-          <w:lang w:val="en-US"/>
-        </w:rPr>
-        <w:t xml:space="preserve"> correlation coefficient and its </w:t>
-      </w:r>
-      <w:r>
-        <w:rPr>
-          <w:lang w:val="en-US"/>
-        </w:rPr>
-        <w:t>associated p-value were used to evaluate the presence and direction of recent trends.</w:t>
-      </w:r>
-    </w:p>
-    <w:p>
-      <w:pPr>
-        <w:rPr>
-          <w:lang w:val="en-US"/>
-        </w:rPr>
-      </w:pPr>
-      <w:r>
-        <w:rPr>
-          <w:lang w:val="en-US"/>
-        </w:rPr>
-        <w:t>L</w:t>
-      </w:r>
-      <w:r>
-        <w:rPr>
-          <w:lang w:val="en-US"/>
-        </w:rPr>
-        <w:t>ong</w:t>
-      </w:r>
-      <w:r>
-        <w:rPr>
-          <w:lang w:val="en-US"/>
-        </w:rPr>
-        <w:t>-</w:t>
-      </w:r>
-      <w:r>
-        <w:rPr>
-          <w:lang w:val="en-US"/>
-        </w:rPr>
-        <w:t>term trend</w:t>
-      </w:r>
-      <w:r>
-        <w:rPr>
-          <w:lang w:val="en-US"/>
-        </w:rPr>
-        <w:t>s</w:t>
-      </w:r>
-      <w:r>
-        <w:rPr>
-          <w:lang w:val="en-US"/>
-        </w:rPr>
-        <w:t xml:space="preserve"> </w:t>
-      </w:r>
-      <w:r>
-        <w:rPr>
-          <w:lang w:val="en-US"/>
-        </w:rPr>
-        <w:t>were assessed</w:t>
-      </w:r>
-      <w:r>
-        <w:rPr>
-          <w:lang w:val="en-US"/>
-        </w:rPr>
-        <w:t xml:space="preserve"> </w:t>
-      </w:r>
-      <w:r>
-        <w:rPr>
-          <w:lang w:val="en-US"/>
-        </w:rPr>
-        <w:t xml:space="preserve">using </w:t>
-      </w:r>
-      <w:r>
-        <w:rPr>
-          <w:lang w:val="en-US"/>
-        </w:rPr>
-        <w:t>the</w:t>
-      </w:r>
-      <w:r>
-        <w:rPr>
-          <w:lang w:val="en-US"/>
-        </w:rPr>
-        <w:t xml:space="preserve"> Kruskal-Wallis rank sum test (</w:t>
-      </w:r>
-      <w:proofErr w:type="spellStart"/>
-      <w:r>
-        <w:rPr>
-          <w:lang w:val="en-US"/>
-        </w:rPr>
-        <w:t>kruskal.test</w:t>
-      </w:r>
-      <w:proofErr w:type="spellEnd"/>
-      <w:r>
-        <w:rPr>
-          <w:lang w:val="en-US"/>
-        </w:rPr>
-        <w:t xml:space="preserve">, </w:t>
-      </w:r>
-      <w:r>
-        <w:rPr>
-          <w:lang w:val="en-US"/>
-        </w:rPr>
-        <w:t>{stats}</w:t>
-      </w:r>
-      <w:r>
-        <w:rPr>
-          <w:lang w:val="en-US"/>
-        </w:rPr>
-        <w:t xml:space="preserve"> package</w:t>
-      </w:r>
-      <w:r>
-        <w:rPr>
-          <w:lang w:val="en-US"/>
-        </w:rPr>
-        <w:t>)</w:t>
-      </w:r>
-      <w:r>
-        <w:rPr>
-          <w:lang w:val="en-US"/>
-        </w:rPr>
-        <w:t>,</w:t>
-      </w:r>
-      <w:r>
-        <w:rPr>
-          <w:lang w:val="en-US"/>
-        </w:rPr>
-        <w:t xml:space="preserve"> </w:t>
-      </w:r>
-      <w:r>
-        <w:rPr>
-          <w:lang w:val="en-US"/>
-        </w:rPr>
-        <w:t>based on</w:t>
-      </w:r>
-      <w:r>
-        <w:rPr>
-          <w:lang w:val="en-US"/>
-        </w:rPr>
-        <w:t xml:space="preserve"> contamination data </w:t>
-      </w:r>
-      <w:r>
-        <w:rPr>
-          <w:lang w:val="en-US"/>
-        </w:rPr>
-        <w:t>from</w:t>
-      </w:r>
-      <w:r>
-        <w:rPr>
-          <w:lang w:val="en-US"/>
-        </w:rPr>
-        <w:t xml:space="preserve"> the first and last </w:t>
-      </w:r>
-      <w:r>
-        <w:rPr>
-          <w:lang w:val="en-US"/>
-        </w:rPr>
-        <w:t>five</w:t>
-      </w:r>
-      <w:r>
-        <w:rPr>
-          <w:lang w:val="en-US"/>
-        </w:rPr>
-        <w:t>-year periods</w:t>
-      </w:r>
-      <w:r>
-        <w:rPr>
-          <w:lang w:val="en-US"/>
-        </w:rPr>
-        <w:t>,</w:t>
-      </w:r>
-      <w:r>
-        <w:rPr>
-          <w:lang w:val="en-US"/>
-        </w:rPr>
-        <w:t xml:space="preserve"> for compounds with </w:t>
-      </w:r>
-      <w:r>
-        <w:rPr>
-          <w:lang w:val="en-US"/>
-        </w:rPr>
-        <w:t>more than</w:t>
-      </w:r>
-      <w:r>
-        <w:rPr>
-          <w:lang w:val="en-US"/>
-        </w:rPr>
-        <w:t xml:space="preserve"> 20 years of </w:t>
-      </w:r>
-      <w:r>
-        <w:rPr>
-          <w:lang w:val="en-US"/>
-        </w:rPr>
-        <w:t>monitoring data</w:t>
-      </w:r>
-      <w:r>
-        <w:rPr>
-          <w:lang w:val="en-US"/>
-        </w:rPr>
-        <w:t>.</w:t>
-      </w:r>
-      <w:r>
-        <w:rPr>
-          <w:lang w:val="en-US"/>
-        </w:rPr>
-        <w:t xml:space="preserve"> </w:t>
-      </w:r>
-      <w:r>
-        <w:rPr>
-          <w:lang w:val="en-US"/>
-        </w:rPr>
-        <w:t xml:space="preserve">To compare contamination levels between </w:t>
-      </w:r>
-      <w:r>
-        <w:rPr>
-          <w:lang w:val="en-US"/>
-        </w:rPr>
-        <w:t xml:space="preserve">compounds and </w:t>
-      </w:r>
-      <w:r>
-        <w:rPr>
-          <w:lang w:val="en-US"/>
-        </w:rPr>
-        <w:t xml:space="preserve">estuaries, median values </w:t>
-      </w:r>
-      <w:r>
-        <w:rPr>
-          <w:lang w:val="en-US"/>
-        </w:rPr>
-        <w:t>were calculated for both periods.</w:t>
-      </w:r>
-      <w:r>
-        <w:rPr>
-          <w:lang w:val="en-US"/>
-        </w:rPr>
-        <w:t xml:space="preserve"> For compounds </w:t>
-      </w:r>
-      <w:r>
-        <w:rPr>
-          <w:lang w:val="en-US"/>
-        </w:rPr>
-        <w:t>monitored for fewer</w:t>
-      </w:r>
-      <w:r>
-        <w:rPr>
-          <w:lang w:val="en-US"/>
-        </w:rPr>
-        <w:t xml:space="preserve"> than 20 years,</w:t>
-      </w:r>
-      <w:r>
-        <w:rPr>
-          <w:lang w:val="en-US"/>
-        </w:rPr>
-        <w:t xml:space="preserve"> </w:t>
-      </w:r>
-      <w:r>
-        <w:rPr>
-          <w:lang w:val="en-US"/>
-        </w:rPr>
-        <w:t>long-term trend</w:t>
-      </w:r>
-      <w:r>
-        <w:rPr>
-          <w:lang w:val="en-US"/>
-        </w:rPr>
-        <w:t>s</w:t>
-      </w:r>
-      <w:r>
-        <w:rPr>
-          <w:lang w:val="en-US"/>
-        </w:rPr>
-        <w:t xml:space="preserve"> </w:t>
-      </w:r>
-      <w:r>
-        <w:rPr>
-          <w:lang w:val="en-US"/>
-        </w:rPr>
-        <w:t>were not estimated. Instead, contamination levels were</w:t>
-      </w:r>
-      <w:r>
-        <w:rPr>
-          <w:lang w:val="en-US"/>
-        </w:rPr>
-        <w:t xml:space="preserve"> compared </w:t>
-      </w:r>
-      <w:r>
-        <w:rPr>
-          <w:lang w:val="en-US"/>
-        </w:rPr>
-        <w:t>using</w:t>
-      </w:r>
-      <w:r>
-        <w:rPr>
-          <w:lang w:val="en-US"/>
-        </w:rPr>
-        <w:t xml:space="preserve"> median values </w:t>
-      </w:r>
-      <w:r>
-        <w:rPr>
-          <w:lang w:val="en-US"/>
-        </w:rPr>
-        <w:t xml:space="preserve">calculated </w:t>
-      </w:r>
-      <w:r>
-        <w:rPr>
-          <w:lang w:val="en-US"/>
-        </w:rPr>
-        <w:t>over the entire monitoring</w:t>
-      </w:r>
-      <w:r>
-        <w:rPr>
-          <w:lang w:val="en-US"/>
-        </w:rPr>
-        <w:t xml:space="preserve"> period</w:t>
-      </w:r>
-      <w:r>
-        <w:rPr>
-          <w:lang w:val="en-US"/>
-        </w:rPr>
-        <w:t>.</w:t>
-      </w:r>
-    </w:p>
-    <w:p>
-      <w:pPr>
-        <w:rPr>
-          <w:lang w:val="en-US"/>
-        </w:rPr>
-      </w:pPr>
-      <w:r>
-        <w:rPr>
-          <w:lang w:val="en-US"/>
-        </w:rPr>
-        <w:t>When a decreasing trend was observed,</w:t>
-      </w:r>
-      <w:r>
-        <w:rPr>
-          <w:lang w:val="en-US"/>
-        </w:rPr>
-        <w:t xml:space="preserve"> the time required for concentrations to fall below the EQS was estimated by comparing values from the first and last years of the monitoring period. Assuming a linear rate of decline, this approach allowed for projection of the time needed to reach compliance with the EQS.</w:t>
-      </w:r>
-    </w:p>
-    <w:p>
-      <w:pPr>
-        <w:pStyle w:val="Titre4"/>
-        <w:rPr>
-          <w:lang w:val="en-US"/>
-        </w:rPr>
-      </w:pPr>
       <w:r>
         <w:rPr>
           <w:lang w:val="en-US"/>
@@ -1794,1234 +132,6 @@
         </w:rPr>
         <w:t>compounds</w:t>
       </w:r>
-    </w:p>
-    <w:p>
-      <w:pPr>
-        <w:rPr>
-          <w:lang w:val="en-US"/>
-        </w:rPr>
-      </w:pPr>
-      <w:r>
-        <w:rPr>
-          <w:lang w:val="en-US"/>
-        </w:rPr>
-        <w:t xml:space="preserve">The </w:t>
-      </w:r>
-      <w:r>
-        <w:rPr>
-          <w:lang w:val="en-US"/>
-        </w:rPr>
-        <w:t>full</w:t>
-      </w:r>
-      <w:r>
-        <w:rPr>
-          <w:lang w:val="en-US"/>
-        </w:rPr>
-        <w:t xml:space="preserve"> list of contaminant</w:t>
-      </w:r>
-      <w:r>
-        <w:rPr>
-          <w:lang w:val="en-US"/>
-        </w:rPr>
-        <w:t>s monitored under t</w:t>
-      </w:r>
-      <w:r>
-        <w:rPr>
-          <w:lang w:val="en-US"/>
-        </w:rPr>
-        <w:t xml:space="preserve">he ROCCHMV program </w:t>
-      </w:r>
-      <w:r>
-        <w:rPr>
-          <w:lang w:val="en-US"/>
-        </w:rPr>
-        <w:t>is available</w:t>
-      </w:r>
-      <w:r>
-        <w:rPr>
-          <w:lang w:val="en-US"/>
-        </w:rPr>
-        <w:t xml:space="preserve"> on </w:t>
-      </w:r>
-      <w:r>
-        <w:rPr>
-          <w:lang w:val="en-US"/>
-        </w:rPr>
-        <w:t xml:space="preserve">the </w:t>
-      </w:r>
-      <w:r>
-        <w:rPr>
-          <w:lang w:val="en-US"/>
-        </w:rPr>
-        <w:t>“</w:t>
-      </w:r>
-      <w:proofErr w:type="spellStart"/>
-      <w:r>
-        <w:rPr>
-          <w:lang w:val="en-US"/>
-        </w:rPr>
-        <w:t>Envlit</w:t>
-      </w:r>
-      <w:proofErr w:type="spellEnd"/>
-      <w:r>
-        <w:rPr>
-          <w:lang w:val="en-US"/>
-        </w:rPr>
-        <w:t xml:space="preserve">” website </w:t>
-      </w:r>
-      <w:r>
-        <w:rPr>
-          <w:lang w:val="en-US"/>
-        </w:rPr>
-        <w:t>maintained by</w:t>
-      </w:r>
-      <w:r>
-        <w:rPr>
-          <w:lang w:val="en-US"/>
-        </w:rPr>
-        <w:t xml:space="preserve"> </w:t>
-      </w:r>
-      <w:proofErr w:type="spellStart"/>
-      <w:r>
-        <w:rPr>
-          <w:lang w:val="en-US"/>
-        </w:rPr>
-        <w:t>Ifremer</w:t>
-      </w:r>
-      <w:proofErr w:type="spellEnd"/>
-      <w:r>
-        <w:rPr>
-          <w:lang w:val="en-US"/>
-        </w:rPr>
-        <w:t xml:space="preserve"> (</w:t>
-      </w:r>
-      <w:hyperlink r:id="rId9" w:history="1">
-        <w:r>
-          <w:rPr>
-            <w:rStyle w:val="Lienhypertexte"/>
-            <w:lang w:val="en-US"/>
-          </w:rPr>
-          <w:t>https://envlit.ifremer.fr/Surveillance-du-littoral/Contaminants-</w:t>
-        </w:r>
-        <w:r>
-          <w:rPr>
-            <w:rStyle w:val="Lienhypertexte"/>
-            <w:lang w:val="en-US"/>
-          </w:rPr>
-          <w:lastRenderedPageBreak/>
-          <w:t>chimiques/Contaminants-suivis</w:t>
-        </w:r>
-      </w:hyperlink>
-      <w:r>
-        <w:rPr>
-          <w:lang w:val="en-US"/>
-        </w:rPr>
-        <w:t xml:space="preserve">). </w:t>
-      </w:r>
-      <w:r>
-        <w:rPr>
-          <w:lang w:val="en-US"/>
-        </w:rPr>
-        <w:t>For the present study, a subset of compounds was selected and is listed in</w:t>
-      </w:r>
-      <w:r>
-        <w:rPr>
-          <w:lang w:val="en-US"/>
-        </w:rPr>
-        <w:t xml:space="preserve"> </w:t>
-      </w:r>
-      <w:r>
-        <w:rPr>
-          <w:lang w:val="en-US"/>
-        </w:rPr>
-        <w:fldChar w:fldCharType="begin"/>
-      </w:r>
-      <w:r>
-        <w:rPr>
-          <w:lang w:val="en-US"/>
-        </w:rPr>
-        <w:instrText xml:space="preserve"> REF _Ref196811056 \h </w:instrText>
-      </w:r>
-      <w:r>
-        <w:rPr>
-          <w:lang w:val="en-US"/>
-        </w:rPr>
-      </w:r>
-      <w:r>
-        <w:rPr>
-          <w:lang w:val="en-US"/>
-        </w:rPr>
-        <w:fldChar w:fldCharType="separate"/>
-      </w:r>
-      <w:r>
-        <w:rPr>
-          <w:lang w:val="en-US"/>
-        </w:rPr>
-        <w:t xml:space="preserve">Table </w:t>
-      </w:r>
-      <w:r>
-        <w:rPr>
-          <w:noProof/>
-          <w:lang w:val="en-US"/>
-        </w:rPr>
-        <w:t>1</w:t>
-      </w:r>
-      <w:r>
-        <w:rPr>
-          <w:lang w:val="en-US"/>
-        </w:rPr>
-        <w:fldChar w:fldCharType="end"/>
-      </w:r>
-      <w:r>
-        <w:rPr>
-          <w:lang w:val="en-US"/>
-        </w:rPr>
-        <w:t>, based on the following criteria</w:t>
-      </w:r>
-      <w:r>
-        <w:rPr>
-          <w:lang w:val="en-US"/>
-        </w:rPr>
-        <w:t xml:space="preserve">: </w:t>
-      </w:r>
-      <w:r>
-        <w:rPr>
-          <w:lang w:val="en-US"/>
-        </w:rPr>
-        <w:t xml:space="preserve">(1) </w:t>
-      </w:r>
-      <w:r>
-        <w:rPr>
-          <w:lang w:val="en-US"/>
-        </w:rPr>
-        <w:t>inclusion in Euro</w:t>
-      </w:r>
-      <w:r>
-        <w:rPr>
-          <w:lang w:val="en-US"/>
-        </w:rPr>
-        <w:t xml:space="preserve">pean </w:t>
-      </w:r>
-      <w:r>
-        <w:rPr>
-          <w:lang w:val="en-US"/>
-        </w:rPr>
-        <w:t>or</w:t>
-      </w:r>
-      <w:r>
-        <w:rPr>
-          <w:lang w:val="en-US"/>
-        </w:rPr>
-        <w:t xml:space="preserve"> national </w:t>
-      </w:r>
-      <w:r>
-        <w:rPr>
-          <w:lang w:val="en-US"/>
-        </w:rPr>
-        <w:t xml:space="preserve">regulatory </w:t>
-      </w:r>
-      <w:r>
-        <w:rPr>
-          <w:lang w:val="en-US"/>
-        </w:rPr>
-        <w:t xml:space="preserve">framework with established </w:t>
-      </w:r>
-      <w:r>
-        <w:rPr>
-          <w:lang w:val="en-US"/>
-        </w:rPr>
-        <w:t xml:space="preserve">thresholds for </w:t>
-      </w:r>
-      <w:r>
-        <w:rPr>
-          <w:lang w:val="en-US"/>
-        </w:rPr>
-        <w:t xml:space="preserve">human health and ecotoxicological </w:t>
-      </w:r>
-      <w:r>
-        <w:rPr>
-          <w:lang w:val="en-US"/>
-        </w:rPr>
-        <w:t>risk</w:t>
-      </w:r>
-      <w:r>
-        <w:rPr>
-          <w:lang w:val="en-US"/>
-        </w:rPr>
-        <w:t xml:space="preserve"> in biota </w:t>
-      </w:r>
-      <w:r>
-        <w:rPr>
-          <w:lang w:val="en-US"/>
-        </w:rPr>
-        <w:fldChar w:fldCharType="begin"/>
-      </w:r>
-      <w:r>
-        <w:rPr>
-          <w:lang w:val="en-US"/>
-        </w:rPr>
-        <w:instrText xml:space="preserve"> ADDIN ZOTERO_ITEM CSL_CITATION {"citationID":"lxG2u9ZL","properties":{"formattedCitation":"(European Commission, 2013; legifrance.gouv, 2023; OSPAR, 2023)","plainCitation":"(European Commission, 2013; legifrance.gouv, 2023; OSPAR, 2023)","dontUpdate":true,"noteIndex":0},"citationItems":[{"id":1169,"uris":["http://zotero.org/users/3305729/items/MRR7HIJG"],"itemData":{"id":1169,"type":"legislation","title":"DIRECTIVE 2013/39/EU OF THE EUROPEAN PARLIAMENT AND OF THE COUNCIL of 12 August 2013 amending Directives 2000/60/EC and 2008/105/EC as regards priority substances in the field of water policy. Annex II ENVIRONMENTAL QUALITY STANDARDS FOR PRIORITY SUBSTANCES AND CERTAIN OTHER POLLUTANTS","title-short":"DIRECTIVE 2013/39/EU","URL":"https://eur-lex.europa.eu/eli/dir/2013/39/oj/eng","author":[{"family":"European Commission","given":""}],"accessed":{"date-parts":[["2025",7,2]]},"issued":{"date-parts":[["2013",8,12]]},"citation-key":"europeancommissionDIRECTIVE2013392013"}},{"id":1017,"uris":["http://zotero.org/users/3305729/items/RN22NJJE"],"itemData":{"id":1017,"type":"webpage","title":"Arrêté du 9 octobre 2023 modifiant l'arrêté du 25 janvier 2010 relatif aux méthodes et critères d'évaluation de l'état écologique, de l'état chimique et du potentiel écologique des eaux de surface pris en application des article R. 212-10, R. 212-11 et R. 212-18 du code de l'environnement - Légifrance","URL":"https://www.legifrance.gouv.fr/jorf/id/JORFSCTA000048347211?utm_source=chatgpt.com","author":[{"family":"legifrance.gouv","given":""}],"accessed":{"date-parts":[["2025",5,17]]},"issued":{"date-parts":[["2023"]]},"citation-key":"legifrance.gouvArrete9Octobre2023"}},{"id":1160,"uris":["http://zotero.org/users/3305729/items/53N6HZX8"],"itemData":{"id":1160,"type":"report","title":"Status and Trends in the Levels of Imposex in Marine Gastropods (TBT in Shellfish)","URL":"https://oap.ospar.org/en/ospar-assessments/quality-status-reports/qsr-2023/indicator-assessments/tbt-shellfish/","author":[{"family":"OSPAR","given":""}],"accessed":{"date-parts":[["2025",7,3]]},"issued":{"date-parts":[["2023"]],"season":"QSR"},"citation-key":"osparStatusTrendsLevels2023"}}],"schema":"https://github.com/citation-style-language/schema/raw/master/csl-citation.json"} </w:instrText>
-      </w:r>
-      <w:r>
-        <w:rPr>
-          <w:lang w:val="en-US"/>
-        </w:rPr>
-        <w:fldChar w:fldCharType="separate"/>
-      </w:r>
-      <w:r>
-        <w:rPr>
-          <w:rFonts w:ascii="Calibri Light" w:hAnsi="Calibri Light" w:cs="Calibri Light"/>
-          <w:lang w:val="en-US"/>
-        </w:rPr>
-        <w:t>(European Commission, 2013; legifrance.gouv, 2023; OSPAR, 2023)</w:t>
-      </w:r>
-      <w:r>
-        <w:rPr>
-          <w:lang w:val="en-US"/>
-        </w:rPr>
-        <w:fldChar w:fldCharType="end"/>
-      </w:r>
-      <w:r>
-        <w:rPr>
-          <w:lang w:val="en-US"/>
-        </w:rPr>
-        <w:t>;</w:t>
-      </w:r>
-      <w:r>
-        <w:rPr>
-          <w:lang w:val="en-US"/>
-        </w:rPr>
-        <w:t xml:space="preserve"> and</w:t>
-      </w:r>
-      <w:r>
-        <w:rPr>
-          <w:lang w:val="en-US"/>
-        </w:rPr>
-        <w:t xml:space="preserve"> (2) </w:t>
-      </w:r>
-      <w:r>
-        <w:rPr>
-          <w:lang w:val="en-US"/>
-        </w:rPr>
-        <w:t>detection</w:t>
-      </w:r>
-      <w:r>
-        <w:rPr>
-          <w:lang w:val="en-US"/>
-        </w:rPr>
-        <w:t xml:space="preserve"> above</w:t>
-      </w:r>
-      <w:r>
-        <w:rPr>
-          <w:lang w:val="en-US"/>
-        </w:rPr>
-        <w:t xml:space="preserve"> </w:t>
-      </w:r>
-      <w:r>
-        <w:rPr>
-          <w:lang w:val="en-US"/>
-        </w:rPr>
-        <w:t>analytical limits</w:t>
-      </w:r>
-      <w:r>
-        <w:rPr>
-          <w:lang w:val="en-US"/>
-        </w:rPr>
-        <w:t xml:space="preserve"> in the present dataset.</w:t>
-      </w:r>
-      <w:r>
-        <w:rPr>
-          <w:lang w:val="en-US"/>
-        </w:rPr>
-        <w:t xml:space="preserve"> </w:t>
-      </w:r>
-      <w:r>
-        <w:rPr>
-          <w:lang w:val="en-US"/>
-        </w:rPr>
-        <w:t>These criteria ensure that the selected compounds are ecologically and toxicologically relevant and reflect the contamination levels to which juvenile organisms and their prey are exposed.</w:t>
-      </w:r>
-    </w:p>
-    <w:p>
-      <w:pPr>
-        <w:rPr>
-          <w:lang w:val="en-US"/>
-        </w:rPr>
-      </w:pPr>
-      <w:r>
-        <w:rPr>
-          <w:lang w:val="en-US"/>
-        </w:rPr>
-        <w:fldChar w:fldCharType="begin"/>
-      </w:r>
-      <w:r>
-        <w:rPr>
-          <w:lang w:val="en-US"/>
-        </w:rPr>
-        <w:instrText xml:space="preserve"> REF _Ref196811056 \h </w:instrText>
-      </w:r>
-      <w:r>
-        <w:rPr>
-          <w:lang w:val="en-US"/>
-        </w:rPr>
-      </w:r>
-      <w:r>
-        <w:rPr>
-          <w:lang w:val="en-US"/>
-        </w:rPr>
-        <w:fldChar w:fldCharType="separate"/>
-      </w:r>
-      <w:r>
-        <w:rPr>
-          <w:lang w:val="en-US"/>
-        </w:rPr>
-        <w:t xml:space="preserve">Table </w:t>
-      </w:r>
-      <w:r>
-        <w:rPr>
-          <w:noProof/>
-          <w:lang w:val="en-US"/>
-        </w:rPr>
-        <w:t>1</w:t>
-      </w:r>
-      <w:r>
-        <w:rPr>
-          <w:lang w:val="en-US"/>
-        </w:rPr>
-        <w:fldChar w:fldCharType="end"/>
-      </w:r>
-      <w:r>
-        <w:rPr>
-          <w:lang w:val="en-US"/>
-        </w:rPr>
-        <w:t xml:space="preserve"> </w:t>
-      </w:r>
-      <w:r>
-        <w:rPr>
-          <w:lang w:val="en-US"/>
-        </w:rPr>
-        <w:t xml:space="preserve">summarizes the </w:t>
-      </w:r>
-      <w:r>
-        <w:rPr>
-          <w:lang w:val="en-US"/>
-        </w:rPr>
-        <w:t>main sources</w:t>
-      </w:r>
-      <w:r>
-        <w:rPr>
-          <w:lang w:val="en-US"/>
-        </w:rPr>
-        <w:t xml:space="preserve"> and </w:t>
-      </w:r>
-      <w:r>
-        <w:rPr>
-          <w:lang w:val="en-US"/>
-        </w:rPr>
-        <w:t>ecotoxicological effects</w:t>
-      </w:r>
-      <w:r>
-        <w:rPr>
-          <w:lang w:val="en-US"/>
-        </w:rPr>
-        <w:t xml:space="preserve"> as</w:t>
-      </w:r>
-      <w:r>
-        <w:rPr>
-          <w:lang w:val="en-US"/>
-        </w:rPr>
-        <w:t xml:space="preserve"> synthetized from </w:t>
-      </w:r>
-      <w:r>
-        <w:rPr>
-          <w:lang w:val="en-US"/>
-        </w:rPr>
-        <w:fldChar w:fldCharType="begin"/>
-      </w:r>
-      <w:r>
-        <w:rPr>
-          <w:lang w:val="en-US"/>
-        </w:rPr>
-        <w:instrText xml:space="preserve"> ADDIN ZOTERO_ITEM CSL_CITATION {"citationID":"YG4ydfq7","properties":{"formattedCitation":"(Ifremer, 2021)","plainCitation":"(Ifremer, 2021)","noteIndex":0},"citationItems":[{"id":1162,"uris":["http://zotero.org/users/3305729/items/2YVSA7YV"],"itemData":{"id":1162,"type":"report","title":"20 ans de suivi de la contamination chimique des eaux côtières méditerranéennes : Résultats et perspectives","URL":"https://archimer.ifremer.fr/doc/00673/78554/80744.pdf","author":[{"family":"Ifremer","given":""}],"accessed":{"date-parts":[["2025",7,2]]},"issued":{"date-parts":[["2021"]]},"citation-key":"ifremer20AnsSuivi2021"}}],"schema":"https://github.com/citation-style-language/schema/raw/master/csl-citation.json"} </w:instrText>
-      </w:r>
-      <w:r>
-        <w:rPr>
-          <w:lang w:val="en-US"/>
-        </w:rPr>
-        <w:fldChar w:fldCharType="separate"/>
-      </w:r>
-      <w:r>
-        <w:rPr>
-          <w:rFonts w:ascii="Calibri Light" w:hAnsi="Calibri Light" w:cs="Calibri Light"/>
-          <w:lang w:val="en-US"/>
-        </w:rPr>
-        <w:t>(Ifremer, 2021)</w:t>
-      </w:r>
-      <w:r>
-        <w:rPr>
-          <w:lang w:val="en-US"/>
-        </w:rPr>
-        <w:fldChar w:fldCharType="end"/>
-      </w:r>
-      <w:r>
-        <w:rPr>
-          <w:lang w:val="en-US"/>
-        </w:rPr>
-        <w:t>.</w:t>
-      </w:r>
-      <w:r>
-        <w:rPr>
-          <w:lang w:val="en-US"/>
-        </w:rPr>
-        <w:t xml:space="preserve"> </w:t>
-      </w:r>
-      <w:r>
-        <w:rPr>
-          <w:lang w:val="en-US"/>
-        </w:rPr>
-        <w:t>The table also presents the relevant l</w:t>
-      </w:r>
-      <w:r>
-        <w:rPr>
-          <w:lang w:val="en-US"/>
-        </w:rPr>
-        <w:t>egislative threshold</w:t>
-      </w:r>
-      <w:r>
-        <w:rPr>
-          <w:lang w:val="en-US"/>
-        </w:rPr>
-        <w:t>s, specifying their regulatory context (human health or ecotoxicology)</w:t>
-      </w:r>
-      <w:r>
-        <w:rPr>
-          <w:lang w:val="en-US"/>
-        </w:rPr>
-        <w:t>,</w:t>
-      </w:r>
-      <w:r>
-        <w:rPr>
-          <w:lang w:val="en-US"/>
-        </w:rPr>
-        <w:t xml:space="preserve"> the biological matrix of reference (primarily bivalves or fish), </w:t>
-      </w:r>
-      <w:r>
-        <w:rPr>
-          <w:lang w:val="en-US"/>
-        </w:rPr>
-        <w:t xml:space="preserve">and </w:t>
-      </w:r>
-      <w:r>
-        <w:rPr>
-          <w:lang w:val="en-US"/>
-        </w:rPr>
-        <w:t>the legislative source</w:t>
-      </w:r>
-      <w:r>
-        <w:rPr>
-          <w:lang w:val="en-US"/>
-        </w:rPr>
-        <w:t>.</w:t>
-      </w:r>
-    </w:p>
-    <w:p>
-      <w:pPr>
-        <w:rPr>
-          <w:lang w:val="en-US"/>
-        </w:rPr>
-      </w:pPr>
-      <w:r>
-        <w:rPr>
-          <w:lang w:val="en-US"/>
-        </w:rPr>
-        <w:t>Three legislated heavy metals have been studied (mercury, cadmium, and lead). Copper was also included due to its</w:t>
-      </w:r>
-      <w:r>
-        <w:rPr>
-          <w:lang w:val="en-US"/>
-        </w:rPr>
-        <w:t xml:space="preserve"> historical</w:t>
-      </w:r>
-      <w:r>
-        <w:rPr>
-          <w:lang w:val="en-US"/>
-        </w:rPr>
-        <w:t xml:space="preserve"> significance as a </w:t>
-      </w:r>
-      <w:r>
-        <w:rPr>
-          <w:lang w:val="en-US"/>
-        </w:rPr>
-        <w:t>pollut</w:t>
-      </w:r>
-      <w:r>
-        <w:rPr>
-          <w:lang w:val="en-US"/>
-        </w:rPr>
-        <w:t>ant in</w:t>
-      </w:r>
-      <w:r>
-        <w:rPr>
-          <w:lang w:val="en-US"/>
-        </w:rPr>
-        <w:t xml:space="preserve"> </w:t>
-      </w:r>
-      <w:r>
-        <w:rPr>
-          <w:lang w:val="en-US"/>
-        </w:rPr>
-        <w:t>the Gironde estuary</w:t>
-      </w:r>
-      <w:r>
-        <w:rPr>
-          <w:lang w:val="en-US"/>
-        </w:rPr>
-        <w:t xml:space="preserve"> </w:t>
-      </w:r>
-      <w:r>
-        <w:rPr>
-          <w:lang w:val="en-US"/>
-        </w:rPr>
-        <w:fldChar w:fldCharType="begin"/>
-      </w:r>
-      <w:r>
-        <w:rPr>
-          <w:lang w:val="en-US"/>
-        </w:rPr>
-        <w:instrText xml:space="preserve"> ADDIN ZOTERO_ITEM CSL_CITATION {"citationID":"sWfKI19g","properties":{"formattedCitation":"(Ifremer, 2024)","plainCitation":"(Ifremer, 2024)","noteIndex":0},"citationItems":[{"id":1175,"uris":["http://zotero.org/users/3305729/items/T5NV2GYA"],"itemData":{"id":1175,"type":"report","number":"Laboratoire Environnement Ressources d’Arcachon/Anglet. Ref. ODE/COAST/LERAR/24.013.","page":"194","publisher":"Ifremer","title":"Qualité du Milieu Marin Littoral. Bulletin de la surveillance 2023. Départements de la Gironde, des Landes et des Pyrénées atlantiques.","URL":"https://archimer.ifremer.fr/doc/00924/103575/","author":[{"family":"Ifremer","given":""}],"accessed":{"date-parts":[["2025",7,3]]},"issued":{"date-parts":[["2024",11,27]]},"citation-key":"ifremerQualiteMilieuMarin2024"}}],"schema":"https://github.com/citation-style-language/schema/raw/master/csl-citation.json"} </w:instrText>
-      </w:r>
-      <w:r>
-        <w:rPr>
-          <w:lang w:val="en-US"/>
-        </w:rPr>
-        <w:fldChar w:fldCharType="separate"/>
-      </w:r>
-      <w:r>
-        <w:rPr>
-          <w:rFonts w:ascii="Calibri Light" w:hAnsi="Calibri Light" w:cs="Calibri Light"/>
-          <w:lang w:val="en-US"/>
-        </w:rPr>
-        <w:t>(Ifremer, 2024)</w:t>
-      </w:r>
-      <w:r>
-        <w:rPr>
-          <w:lang w:val="en-US"/>
-        </w:rPr>
-        <w:fldChar w:fldCharType="end"/>
-      </w:r>
-      <w:r>
-        <w:rPr>
-          <w:lang w:val="en-US"/>
-        </w:rPr>
-        <w:t xml:space="preserve">. Two types of organochlorine (OC) pesticides are under legislative thresholds: </w:t>
-      </w:r>
-      <w:r>
-        <w:t>γ</w:t>
-      </w:r>
-      <w:r>
-        <w:rPr>
-          <w:rStyle w:val="lev"/>
-          <w:b w:val="0"/>
-          <w:bCs w:val="0"/>
-          <w:lang w:val="en-US"/>
-        </w:rPr>
-        <w:t xml:space="preserve">-HCH </w:t>
-      </w:r>
-      <w:r>
-        <w:rPr>
-          <w:lang w:val="en-US"/>
-        </w:rPr>
-        <w:t>(</w:t>
-      </w:r>
-      <w:r>
-        <w:rPr>
-          <w:rStyle w:val="lev"/>
-          <w:b w:val="0"/>
-          <w:bCs w:val="0"/>
-          <w:lang w:val="en-US"/>
-        </w:rPr>
-        <w:t>or Lindane)</w:t>
-      </w:r>
-      <w:r>
-        <w:rPr>
-          <w:lang w:val="en-US"/>
-        </w:rPr>
-        <w:t xml:space="preserve"> a</w:t>
-      </w:r>
-      <w:r>
-        <w:rPr>
-          <w:lang w:val="en-US"/>
-        </w:rPr>
-        <w:t>nd so called DDT total (</w:t>
-      </w:r>
-      <w:r>
-        <w:rPr>
-          <w:lang w:val="en-US"/>
-        </w:rPr>
-        <w:t xml:space="preserve">sum of isomers </w:t>
-      </w:r>
-      <w:proofErr w:type="spellStart"/>
-      <w:r>
-        <w:rPr>
-          <w:lang w:val="en-US"/>
-        </w:rPr>
-        <w:t>p,p</w:t>
-      </w:r>
-      <w:proofErr w:type="spellEnd"/>
-      <w:r>
-        <w:rPr>
-          <w:lang w:val="en-US"/>
-        </w:rPr>
-        <w:t xml:space="preserve">'-DDT (4,4’-DDT), </w:t>
-      </w:r>
-      <w:proofErr w:type="spellStart"/>
-      <w:r>
-        <w:rPr>
-          <w:lang w:val="en-US"/>
-        </w:rPr>
-        <w:t>o,p</w:t>
-      </w:r>
-      <w:proofErr w:type="spellEnd"/>
-      <w:r>
-        <w:rPr>
-          <w:lang w:val="en-US"/>
-        </w:rPr>
-        <w:t xml:space="preserve">’-DDT (2,4’-DDT), </w:t>
-      </w:r>
-      <w:proofErr w:type="spellStart"/>
-      <w:r>
-        <w:rPr>
-          <w:lang w:val="en-US"/>
-        </w:rPr>
-        <w:t>p,p</w:t>
-      </w:r>
-      <w:proofErr w:type="spellEnd"/>
-      <w:r>
-        <w:rPr>
-          <w:lang w:val="en-US"/>
-        </w:rPr>
-        <w:t xml:space="preserve">'-DDE (4,4’-DDE), </w:t>
-      </w:r>
-      <w:proofErr w:type="spellStart"/>
-      <w:r>
-        <w:rPr>
-          <w:lang w:val="en-US"/>
-        </w:rPr>
-        <w:t>p,p</w:t>
-      </w:r>
-      <w:proofErr w:type="spellEnd"/>
-      <w:r>
-        <w:rPr>
-          <w:lang w:val="en-US"/>
-        </w:rPr>
-        <w:t>'-DDD (4,4’-DDD)</w:t>
-      </w:r>
-      <w:r>
-        <w:rPr>
-          <w:lang w:val="en-US"/>
-        </w:rPr>
-        <w:t>)</w:t>
-      </w:r>
-      <w:r>
-        <w:rPr>
-          <w:lang w:val="en-US"/>
-        </w:rPr>
-        <w:t xml:space="preserve">. Eight </w:t>
-      </w:r>
-      <w:r>
-        <w:rPr>
-          <w:rStyle w:val="lev"/>
-          <w:b w:val="0"/>
-          <w:bCs w:val="0"/>
-          <w:lang w:val="en-US"/>
-        </w:rPr>
-        <w:t xml:space="preserve">Polycyclic </w:t>
-      </w:r>
-      <w:r>
-        <w:rPr>
-          <w:rStyle w:val="lev"/>
-          <w:b w:val="0"/>
-          <w:bCs w:val="0"/>
-          <w:lang w:val="en-US"/>
-        </w:rPr>
-        <w:t>A</w:t>
-      </w:r>
-      <w:r>
-        <w:rPr>
-          <w:rStyle w:val="lev"/>
-          <w:b w:val="0"/>
-          <w:bCs w:val="0"/>
-          <w:lang w:val="en-US"/>
-        </w:rPr>
-        <w:t xml:space="preserve">romatic </w:t>
-      </w:r>
-      <w:r>
-        <w:rPr>
-          <w:rStyle w:val="lev"/>
-          <w:b w:val="0"/>
-          <w:bCs w:val="0"/>
-          <w:lang w:val="en-US"/>
-        </w:rPr>
-        <w:t>H</w:t>
-      </w:r>
-      <w:r>
-        <w:rPr>
-          <w:rStyle w:val="lev"/>
-          <w:b w:val="0"/>
-          <w:bCs w:val="0"/>
-          <w:lang w:val="en-US"/>
-        </w:rPr>
-        <w:t>ydrocarbon</w:t>
-      </w:r>
-      <w:r>
-        <w:rPr>
-          <w:lang w:val="en-US"/>
-        </w:rPr>
-        <w:t xml:space="preserve"> (PAH) are under OSPAR legislation: f</w:t>
-      </w:r>
-      <w:r>
-        <w:rPr>
-          <w:lang w:val="en-US"/>
-        </w:rPr>
-        <w:t xml:space="preserve">luoranthene, </w:t>
-      </w:r>
-      <w:r>
-        <w:rPr>
-          <w:lang w:val="en-US"/>
-        </w:rPr>
-        <w:t>b</w:t>
-      </w:r>
-      <w:r>
-        <w:rPr>
-          <w:lang w:val="en-US"/>
-        </w:rPr>
-        <w:t>enzo(a)pyrene</w:t>
-      </w:r>
-      <w:r>
-        <w:rPr>
-          <w:lang w:val="en-US"/>
-        </w:rPr>
-        <w:t xml:space="preserve"> (abr. benzo-</w:t>
-      </w:r>
-      <w:proofErr w:type="spellStart"/>
-      <w:r>
-        <w:rPr>
-          <w:lang w:val="en-US"/>
-        </w:rPr>
-        <w:t>pyr</w:t>
-      </w:r>
-      <w:proofErr w:type="spellEnd"/>
-      <w:r>
-        <w:rPr>
-          <w:lang w:val="en-US"/>
-        </w:rPr>
-        <w:t>.)</w:t>
-      </w:r>
-      <w:r>
-        <w:rPr>
-          <w:lang w:val="en-US"/>
-        </w:rPr>
-        <w:t xml:space="preserve">, </w:t>
-      </w:r>
-      <w:r>
-        <w:rPr>
-          <w:lang w:val="en-US"/>
-        </w:rPr>
-        <w:t>a</w:t>
-      </w:r>
-      <w:r>
-        <w:rPr>
-          <w:lang w:val="en-US"/>
-        </w:rPr>
-        <w:t>nthracene,</w:t>
-      </w:r>
-      <w:r>
-        <w:rPr>
-          <w:lang w:val="en-US"/>
-        </w:rPr>
-        <w:t xml:space="preserve"> naphthalene, p</w:t>
-      </w:r>
-      <w:r>
-        <w:rPr>
-          <w:lang w:val="en-US"/>
-        </w:rPr>
-        <w:t>henanthrene</w:t>
-      </w:r>
-      <w:r>
-        <w:rPr>
-          <w:lang w:val="en-US"/>
-        </w:rPr>
-        <w:t>, p</w:t>
-      </w:r>
-      <w:r>
-        <w:rPr>
-          <w:lang w:val="en-US"/>
-        </w:rPr>
-        <w:t>yrene</w:t>
-      </w:r>
-      <w:r>
-        <w:rPr>
-          <w:lang w:val="en-US"/>
-        </w:rPr>
-        <w:t>, b</w:t>
-      </w:r>
-      <w:r>
-        <w:rPr>
-          <w:lang w:val="en-US"/>
-        </w:rPr>
-        <w:t>enzo(a)anthracene</w:t>
-      </w:r>
-      <w:r>
-        <w:rPr>
-          <w:lang w:val="en-US"/>
-        </w:rPr>
-        <w:t xml:space="preserve"> (abr. benzo-</w:t>
-      </w:r>
-      <w:proofErr w:type="spellStart"/>
-      <w:r>
-        <w:rPr>
-          <w:lang w:val="en-US"/>
-        </w:rPr>
-        <w:t>anthra</w:t>
-      </w:r>
-      <w:proofErr w:type="spellEnd"/>
-      <w:r>
-        <w:rPr>
-          <w:lang w:val="en-US"/>
-        </w:rPr>
-        <w:t>.), and b</w:t>
-      </w:r>
-      <w:r>
-        <w:rPr>
-          <w:lang w:val="en-US"/>
-        </w:rPr>
-        <w:t>enzo(</w:t>
-      </w:r>
-      <w:proofErr w:type="spellStart"/>
-      <w:r>
-        <w:rPr>
-          <w:lang w:val="en-US"/>
-        </w:rPr>
-        <w:t>g,h,i</w:t>
-      </w:r>
-      <w:proofErr w:type="spellEnd"/>
-      <w:r>
-        <w:rPr>
-          <w:lang w:val="en-US"/>
-        </w:rPr>
-        <w:t>)perylene</w:t>
-      </w:r>
-      <w:r>
-        <w:rPr>
-          <w:lang w:val="en-US"/>
-        </w:rPr>
-        <w:t xml:space="preserve"> (abr. benzo-</w:t>
-      </w:r>
-      <w:proofErr w:type="spellStart"/>
-      <w:r>
-        <w:rPr>
-          <w:lang w:val="en-US"/>
-        </w:rPr>
-        <w:t>peryl</w:t>
-      </w:r>
-      <w:proofErr w:type="spellEnd"/>
-      <w:r>
-        <w:rPr>
-          <w:lang w:val="en-US"/>
-        </w:rPr>
-        <w:t>.).</w:t>
-      </w:r>
-      <w:r>
-        <w:rPr>
-          <w:lang w:val="en-US"/>
-        </w:rPr>
-        <w:t xml:space="preserve"> </w:t>
-      </w:r>
-      <w:r>
-        <w:rPr>
-          <w:lang w:val="en-US"/>
-        </w:rPr>
-        <w:t>Seven i</w:t>
-      </w:r>
-      <w:r>
-        <w:rPr>
-          <w:lang w:val="en-US"/>
-        </w:rPr>
-        <w:t xml:space="preserve">ndicator congeners of the polychlorinated biphenyls (PCB) family </w:t>
-      </w:r>
-      <w:r>
-        <w:rPr>
-          <w:lang w:val="en-US"/>
-        </w:rPr>
-        <w:t xml:space="preserve">are under OSPAR legislation: CB 28, CB 52, CB 101, CB 118, CB 138, CB 153, CB 180. </w:t>
-      </w:r>
-      <w:bookmarkStart w:id="1" w:name="_Hlk204262659"/>
-      <w:r>
-        <w:rPr>
-          <w:rStyle w:val="lev"/>
-          <w:b w:val="0"/>
-          <w:bCs w:val="0"/>
-          <w:lang w:val="en-US"/>
-        </w:rPr>
-        <w:t>Dioxins and dioxin-like compounds</w:t>
-      </w:r>
-      <w:r>
-        <w:rPr>
-          <w:rStyle w:val="lev"/>
-          <w:b w:val="0"/>
-          <w:bCs w:val="0"/>
-          <w:lang w:val="en-US"/>
-        </w:rPr>
-        <w:t xml:space="preserve"> </w:t>
-      </w:r>
-      <w:bookmarkEnd w:id="1"/>
-      <w:r>
-        <w:rPr>
-          <w:rStyle w:val="lev"/>
-          <w:b w:val="0"/>
-          <w:bCs w:val="0"/>
-          <w:lang w:val="en-US"/>
-        </w:rPr>
-        <w:t>are under a European Commission legislation under the form of a</w:t>
-      </w:r>
-      <w:r>
-        <w:rPr>
-          <w:rStyle w:val="lev"/>
-          <w:b w:val="0"/>
-          <w:bCs w:val="0"/>
-          <w:lang w:val="en-US"/>
-        </w:rPr>
-        <w:t xml:space="preserve"> weighted sum of PCDD + PCDF + PCB-DL </w:t>
-      </w:r>
-      <w:r>
-        <w:rPr>
-          <w:rStyle w:val="lev"/>
-          <w:b w:val="0"/>
-          <w:bCs w:val="0"/>
-          <w:lang w:val="en-US"/>
-        </w:rPr>
-        <w:t xml:space="preserve">expressed in toxic equivalents concentrations </w:t>
-      </w:r>
-      <w:r>
-        <w:rPr>
-          <w:rStyle w:val="lev"/>
-          <w:b w:val="0"/>
-          <w:bCs w:val="0"/>
-          <w:lang w:val="en-US"/>
-        </w:rPr>
-        <w:t>(see SI</w:t>
-      </w:r>
-      <w:r>
-        <w:rPr>
-          <w:rStyle w:val="lev"/>
-          <w:b w:val="0"/>
-          <w:bCs w:val="0"/>
-          <w:lang w:val="en-US"/>
-        </w:rPr>
-        <w:t xml:space="preserve"> for details</w:t>
-      </w:r>
-      <w:r>
-        <w:rPr>
-          <w:lang w:val="en-US"/>
-        </w:rPr>
-        <w:t>).</w:t>
-      </w:r>
-      <w:r>
-        <w:rPr>
-          <w:lang w:val="en-US"/>
-        </w:rPr>
-        <w:t xml:space="preserve"> </w:t>
-      </w:r>
-      <w:r>
-        <w:rPr>
-          <w:lang w:val="en-US"/>
-        </w:rPr>
-        <w:t>Two types of b</w:t>
-      </w:r>
-      <w:r>
-        <w:rPr>
-          <w:lang w:val="en-US"/>
-        </w:rPr>
-        <w:t>rominated flame retardant were studied: the t</w:t>
-      </w:r>
-      <w:r>
-        <w:rPr>
-          <w:lang w:val="en-US"/>
-        </w:rPr>
-        <w:t>hree isomers of HBCDD (h</w:t>
-      </w:r>
-      <w:r>
-        <w:rPr>
-          <w:lang w:val="en-US"/>
-        </w:rPr>
-        <w:t>exabromocyclododecane</w:t>
-      </w:r>
-      <w:r>
-        <w:rPr>
-          <w:lang w:val="en-US"/>
-        </w:rPr>
-        <w:t xml:space="preserve">) and the sum </w:t>
-      </w:r>
-      <w:r>
-        <w:rPr>
-          <w:rStyle w:val="lev"/>
-          <w:b w:val="0"/>
-          <w:bCs w:val="0"/>
-          <w:lang w:val="en-US"/>
-        </w:rPr>
-        <w:t xml:space="preserve">of </w:t>
-      </w:r>
-      <w:r>
-        <w:rPr>
-          <w:lang w:val="en-US"/>
-        </w:rPr>
-        <w:t xml:space="preserve">Polybrominated diphenyl ethers </w:t>
-      </w:r>
-      <w:r>
-        <w:rPr>
-          <w:lang w:val="en-US"/>
-        </w:rPr>
-        <w:t xml:space="preserve">(PBDE) </w:t>
-      </w:r>
-      <w:r>
-        <w:rPr>
-          <w:rStyle w:val="lev"/>
-          <w:b w:val="0"/>
-          <w:bCs w:val="0"/>
-          <w:lang w:val="en-US"/>
-        </w:rPr>
-        <w:t>congeners 28, 47, 99, 100, 153 and 154</w:t>
-      </w:r>
-      <w:r>
-        <w:rPr>
-          <w:rStyle w:val="lev"/>
-          <w:b w:val="0"/>
-          <w:bCs w:val="0"/>
-          <w:lang w:val="en-US"/>
-        </w:rPr>
-        <w:t xml:space="preserve">. Two emergent compounds were studied more recently: a </w:t>
-      </w:r>
-      <w:proofErr w:type="spellStart"/>
-      <w:r>
-        <w:rPr>
-          <w:rStyle w:val="lev"/>
-          <w:b w:val="0"/>
-          <w:bCs w:val="0"/>
-          <w:lang w:val="en-US"/>
-        </w:rPr>
-        <w:t>perfluorinated</w:t>
-      </w:r>
-      <w:proofErr w:type="spellEnd"/>
-      <w:r>
-        <w:rPr>
-          <w:rStyle w:val="lev"/>
-          <w:b w:val="0"/>
-          <w:bCs w:val="0"/>
-          <w:lang w:val="en-US"/>
-        </w:rPr>
-        <w:t xml:space="preserve"> compound (</w:t>
-      </w:r>
-      <w:proofErr w:type="spellStart"/>
-      <w:r>
-        <w:rPr>
-          <w:lang w:val="en-US"/>
-        </w:rPr>
-        <w:t>p</w:t>
-      </w:r>
-      <w:r>
-        <w:rPr>
-          <w:lang w:val="en-US"/>
-        </w:rPr>
-        <w:t>erfluorooctane</w:t>
-      </w:r>
-      <w:proofErr w:type="spellEnd"/>
-      <w:r>
-        <w:rPr>
-          <w:lang w:val="en-US"/>
-        </w:rPr>
-        <w:t xml:space="preserve"> sulfonate</w:t>
-      </w:r>
-      <w:r>
-        <w:rPr>
-          <w:lang w:val="en-US"/>
-        </w:rPr>
-        <w:t xml:space="preserve">, </w:t>
-      </w:r>
-      <w:r>
-        <w:rPr>
-          <w:lang w:val="en-US"/>
-        </w:rPr>
-        <w:t>PFOS)</w:t>
-      </w:r>
-      <w:r>
-        <w:rPr>
-          <w:lang w:val="en-US"/>
-        </w:rPr>
-        <w:t xml:space="preserve">, and an </w:t>
-      </w:r>
-      <w:proofErr w:type="spellStart"/>
-      <w:r>
-        <w:rPr>
-          <w:rStyle w:val="lev"/>
-          <w:b w:val="0"/>
-          <w:bCs w:val="0"/>
-          <w:lang w:val="en-US"/>
-        </w:rPr>
-        <w:t>o</w:t>
-      </w:r>
-      <w:r>
-        <w:rPr>
-          <w:rStyle w:val="lev"/>
-          <w:b w:val="0"/>
-          <w:bCs w:val="0"/>
-          <w:lang w:val="en-US"/>
-        </w:rPr>
-        <w:t>rganostannic</w:t>
-      </w:r>
-      <w:proofErr w:type="spellEnd"/>
-      <w:r>
-        <w:rPr>
-          <w:rStyle w:val="lev"/>
-          <w:b w:val="0"/>
-          <w:bCs w:val="0"/>
-          <w:lang w:val="en-US"/>
-        </w:rPr>
-        <w:t xml:space="preserve"> compound</w:t>
-      </w:r>
-      <w:r>
-        <w:rPr>
-          <w:rStyle w:val="lev"/>
-          <w:b w:val="0"/>
-          <w:bCs w:val="0"/>
-          <w:lang w:val="en-US"/>
-        </w:rPr>
-        <w:t xml:space="preserve"> (t</w:t>
-      </w:r>
-      <w:r>
-        <w:rPr>
-          <w:rStyle w:val="lev"/>
-          <w:b w:val="0"/>
-          <w:bCs w:val="0"/>
-          <w:lang w:val="en-US"/>
-        </w:rPr>
-        <w:t>ributyltin cation</w:t>
-      </w:r>
-      <w:r>
-        <w:rPr>
-          <w:rStyle w:val="lev"/>
-          <w:b w:val="0"/>
-          <w:bCs w:val="0"/>
-          <w:lang w:val="en-US"/>
-        </w:rPr>
-        <w:t>).</w:t>
-      </w:r>
-    </w:p>
-    <w:p>
-      <w:pPr>
-        <w:rPr>
-          <w:lang w:val="en-US"/>
-        </w:rPr>
-      </w:pPr>
       <w:r>
         <w:rPr>
           <w:lang w:val="en-US"/>
@@ -3050,7 +160,7 @@
           <w:lang w:val="en-US"/>
         </w:rPr>
       </w:pPr>
-      <w:bookmarkStart w:id="2" w:name="_Ref196811056"/>
+      <w:bookmarkStart w:id="0" w:name="_Ref196811056"/>
       <w:r>
         <w:rPr>
           <w:lang w:val="en-US"/>
@@ -3089,7 +199,7 @@
         </w:rPr>
         <w:fldChar w:fldCharType="end"/>
       </w:r>
-      <w:bookmarkEnd w:id="2"/>
+      <w:bookmarkEnd w:id="0"/>
       <w:r>
         <w:rPr>
           <w:lang w:val="en-US"/>
@@ -3466,7 +576,21 @@
         <w:rPr>
           <w:lang w:val="en-US"/>
         </w:rPr>
-        <w:t xml:space="preserve">¤ long term evolution, last short term evolution, deviation from limit value (blue: [0-50%[, green: [50-100%[, </w:t>
+        <w:t>¤ long term evolution, last short term evolution, deviation from limit value (blue: [0-50</w:t>
+      </w:r>
+      <w:proofErr w:type="gramStart"/>
+      <w:r>
+        <w:rPr>
+          <w:lang w:val="en-US"/>
+        </w:rPr>
+        <w:t>%[</w:t>
+      </w:r>
+      <w:proofErr w:type="gramEnd"/>
+      <w:r>
+        <w:rPr>
+          <w:lang w:val="en-US"/>
+        </w:rPr>
+        <w:t xml:space="preserve">, green: [50-100%[, </w:t>
       </w:r>
       <w:r>
         <w:rPr>
@@ -4170,8 +1294,13 @@
             <w:pPr>
               <w:pStyle w:val="Sansinterligne"/>
             </w:pPr>
-            <w:r>
-              <w:t xml:space="preserve">→  →  </w:t>
+            <w:proofErr w:type="gramStart"/>
+            <w:r>
+              <w:t>→  →</w:t>
+            </w:r>
+            <w:proofErr w:type="gramEnd"/>
+            <w:r>
+              <w:t xml:space="preserve">  </w:t>
             </w:r>
             <w:r>
               <w:t xml:space="preserve"> </w:t>
@@ -4196,8 +1325,13 @@
             <w:pPr>
               <w:pStyle w:val="Sansinterligne"/>
             </w:pPr>
-            <w:r>
-              <w:t xml:space="preserve">→  →  </w:t>
+            <w:proofErr w:type="gramStart"/>
+            <w:r>
+              <w:t>→  →</w:t>
+            </w:r>
+            <w:proofErr w:type="gramEnd"/>
+            <w:r>
+              <w:t xml:space="preserve">  </w:t>
             </w:r>
             <w:r>
               <w:t xml:space="preserve"> </w:t>
@@ -4222,8 +1356,13 @@
             <w:pPr>
               <w:pStyle w:val="Sansinterligne"/>
             </w:pPr>
-            <w:r>
-              <w:t xml:space="preserve">→  →  </w:t>
+            <w:proofErr w:type="gramStart"/>
+            <w:r>
+              <w:t>→  →</w:t>
+            </w:r>
+            <w:proofErr w:type="gramEnd"/>
+            <w:r>
+              <w:t xml:space="preserve">  </w:t>
             </w:r>
             <w:r>
               <w:t xml:space="preserve"> </w:t>
@@ -4415,6 +1554,7 @@
             <w:pPr>
               <w:pStyle w:val="Sansinterligne"/>
             </w:pPr>
+            <w:proofErr w:type="gramStart"/>
             <w:r>
               <w:rPr>
                 <w:color w:val="70AD47" w:themeColor="accent6"/>
@@ -4422,7 +1562,11 @@
               <w:t>↓</w:t>
             </w:r>
             <w:r>
-              <w:t xml:space="preserve">  →  </w:t>
+              <w:t xml:space="preserve">  →</w:t>
+            </w:r>
+            <w:proofErr w:type="gramEnd"/>
+            <w:r>
+              <w:t xml:space="preserve">  </w:t>
             </w:r>
             <w:r>
               <w:t xml:space="preserve"> </w:t>
@@ -4444,6 +1588,7 @@
             <w:pPr>
               <w:pStyle w:val="Sansinterligne"/>
             </w:pPr>
+            <w:proofErr w:type="gramStart"/>
             <w:r>
               <w:rPr>
                 <w:color w:val="70AD47" w:themeColor="accent6"/>
@@ -4459,6 +1604,7 @@
               </w:rPr>
               <w:t>↓</w:t>
             </w:r>
+            <w:proofErr w:type="gramEnd"/>
             <w:r>
               <w:t xml:space="preserve">  </w:t>
             </w:r>
@@ -4482,6 +1628,7 @@
             <w:pPr>
               <w:pStyle w:val="Sansinterligne"/>
             </w:pPr>
+            <w:proofErr w:type="gramStart"/>
             <w:r>
               <w:rPr>
                 <w:color w:val="70AD47" w:themeColor="accent6"/>
@@ -4489,7 +1636,11 @@
               <w:t>↓</w:t>
             </w:r>
             <w:r>
-              <w:t xml:space="preserve">  →  </w:t>
+              <w:t xml:space="preserve">  →</w:t>
+            </w:r>
+            <w:proofErr w:type="gramEnd"/>
+            <w:r>
+              <w:t xml:space="preserve">  </w:t>
             </w:r>
             <w:r>
               <w:t xml:space="preserve"> </w:t>
@@ -4693,8 +1844,13 @@
             <w:pPr>
               <w:pStyle w:val="Sansinterligne"/>
             </w:pPr>
-            <w:r>
-              <w:t xml:space="preserve">→  →  </w:t>
+            <w:proofErr w:type="gramStart"/>
+            <w:r>
+              <w:t>→  →</w:t>
+            </w:r>
+            <w:proofErr w:type="gramEnd"/>
+            <w:r>
+              <w:t xml:space="preserve">  </w:t>
             </w:r>
             <w:r>
               <w:t xml:space="preserve"> </w:t>
@@ -4716,6 +1872,7 @@
             <w:pPr>
               <w:pStyle w:val="Sansinterligne"/>
             </w:pPr>
+            <w:proofErr w:type="gramStart"/>
             <w:r>
               <w:rPr>
                 <w:color w:val="70AD47" w:themeColor="accent6"/>
@@ -4731,6 +1888,7 @@
               </w:rPr>
               <w:t>↓</w:t>
             </w:r>
+            <w:proofErr w:type="gramEnd"/>
             <w:r>
               <w:t xml:space="preserve">  </w:t>
             </w:r>
@@ -4754,8 +1912,13 @@
             <w:pPr>
               <w:pStyle w:val="Sansinterligne"/>
             </w:pPr>
-            <w:r>
-              <w:t xml:space="preserve">→  →  </w:t>
+            <w:proofErr w:type="gramStart"/>
+            <w:r>
+              <w:t>→  →</w:t>
+            </w:r>
+            <w:proofErr w:type="gramEnd"/>
+            <w:r>
+              <w:t xml:space="preserve">  </w:t>
             </w:r>
             <w:r>
               <w:t xml:space="preserve"> </w:t>
@@ -5208,9 +2371,11 @@
                 <w:lang w:val="en-US"/>
               </w:rPr>
             </w:pPr>
+            <w:proofErr w:type="gramStart"/>
             <w:r>
               <w:t>b</w:t>
             </w:r>
+            <w:proofErr w:type="gramEnd"/>
           </w:p>
         </w:tc>
         <w:tc>
@@ -5283,6 +2448,7 @@
                 <w:lang w:val="en-US"/>
               </w:rPr>
             </w:pPr>
+            <w:proofErr w:type="gramStart"/>
             <w:r>
               <w:rPr>
                 <w:color w:val="70AD47" w:themeColor="accent6"/>
@@ -5290,7 +2456,11 @@
               <w:t>↓</w:t>
             </w:r>
             <w:r>
-              <w:t xml:space="preserve">  →  </w:t>
+              <w:t xml:space="preserve">  →</w:t>
+            </w:r>
+            <w:proofErr w:type="gramEnd"/>
+            <w:r>
+              <w:t xml:space="preserve">  </w:t>
             </w:r>
             <w:r>
               <w:t xml:space="preserve"> </w:t>
@@ -5319,6 +2489,7 @@
                 <w:lang w:val="en-US"/>
               </w:rPr>
             </w:pPr>
+            <w:proofErr w:type="gramStart"/>
             <w:r>
               <w:rPr>
                 <w:color w:val="70AD47" w:themeColor="accent6"/>
@@ -5326,7 +2497,11 @@
               <w:t>↓</w:t>
             </w:r>
             <w:r>
-              <w:t xml:space="preserve">  →  </w:t>
+              <w:t xml:space="preserve">  →</w:t>
+            </w:r>
+            <w:proofErr w:type="gramEnd"/>
+            <w:r>
+              <w:t xml:space="preserve">  </w:t>
             </w:r>
             <w:r>
               <w:t xml:space="preserve"> </w:t>
@@ -5355,12 +2530,14 @@
                 <w:lang w:val="en-US"/>
               </w:rPr>
             </w:pPr>
+            <w:proofErr w:type="gramStart"/>
             <w:r>
               <w:rPr>
                 <w:color w:val="70AD47" w:themeColor="accent6"/>
               </w:rPr>
               <w:t>↓  ↓</w:t>
             </w:r>
+            <w:proofErr w:type="gramEnd"/>
             <w:r>
               <w:t xml:space="preserve">  </w:t>
             </w:r>
@@ -5539,9 +2716,11 @@
                 <w:lang w:val="en-US"/>
               </w:rPr>
             </w:pPr>
+            <w:proofErr w:type="gramStart"/>
             <w:r>
               <w:t>b</w:t>
             </w:r>
+            <w:proofErr w:type="gramEnd"/>
           </w:p>
         </w:tc>
         <w:tc>
@@ -5598,11 +2777,19 @@
                 <w:lang w:val="en-US"/>
               </w:rPr>
             </w:pPr>
+            <w:proofErr w:type="gramStart"/>
             <w:r>
               <w:rPr>
                 <w:color w:val="70AD47" w:themeColor="accent6"/>
               </w:rPr>
-              <w:t xml:space="preserve">↓  ↓   </w:t>
+              <w:t>↓  ↓</w:t>
+            </w:r>
+            <w:proofErr w:type="gramEnd"/>
+            <w:r>
+              <w:rPr>
+                <w:color w:val="70AD47" w:themeColor="accent6"/>
+              </w:rPr>
+              <w:t xml:space="preserve">   </w:t>
             </w:r>
             <w:r>
               <w:rPr>
@@ -5628,6 +2815,7 @@
                 <w:lang w:val="en-US"/>
               </w:rPr>
             </w:pPr>
+            <w:proofErr w:type="gramStart"/>
             <w:r>
               <w:rPr>
                 <w:color w:val="70AD47" w:themeColor="accent6"/>
@@ -5640,6 +2828,7 @@
             <w:r>
               <w:t>NA</w:t>
             </w:r>
+            <w:proofErr w:type="gramEnd"/>
             <w:r>
               <w:t xml:space="preserve">  </w:t>
             </w:r>
@@ -5670,6 +2859,7 @@
                 <w:lang w:val="en-US"/>
               </w:rPr>
             </w:pPr>
+            <w:proofErr w:type="gramStart"/>
             <w:r>
               <w:rPr>
                 <w:color w:val="70AD47" w:themeColor="accent6"/>
@@ -5685,6 +2875,7 @@
               </w:rPr>
               <w:t>↓</w:t>
             </w:r>
+            <w:proofErr w:type="gramEnd"/>
             <w:r>
               <w:t xml:space="preserve">  </w:t>
             </w:r>
@@ -5906,9 +3097,11 @@
               <w:pStyle w:val="Sansinterligne"/>
               <w:jc w:val="center"/>
             </w:pPr>
+            <w:proofErr w:type="gramStart"/>
             <w:r>
               <w:t>b</w:t>
             </w:r>
+            <w:proofErr w:type="gramEnd"/>
           </w:p>
         </w:tc>
         <w:tc>
@@ -5975,8 +3168,13 @@
               <w:pStyle w:val="Sansinterligne"/>
               <w:jc w:val="center"/>
             </w:pPr>
-            <w:r>
-              <w:t xml:space="preserve">→  →  </w:t>
+            <w:proofErr w:type="gramStart"/>
+            <w:r>
+              <w:t>→  →</w:t>
+            </w:r>
+            <w:proofErr w:type="gramEnd"/>
+            <w:r>
+              <w:t xml:space="preserve">  </w:t>
             </w:r>
             <w:r>
               <w:t xml:space="preserve"> </w:t>
@@ -6002,6 +3200,7 @@
               <w:pStyle w:val="Sansinterligne"/>
               <w:jc w:val="center"/>
             </w:pPr>
+            <w:proofErr w:type="gramStart"/>
             <w:r>
               <w:rPr>
                 <w:color w:val="70AD47" w:themeColor="accent6"/>
@@ -6009,7 +3208,11 @@
               <w:t xml:space="preserve">↓ </w:t>
             </w:r>
             <w:r>
-              <w:t xml:space="preserve"> →  </w:t>
+              <w:t xml:space="preserve"> →</w:t>
+            </w:r>
+            <w:proofErr w:type="gramEnd"/>
+            <w:r>
+              <w:t xml:space="preserve">  </w:t>
             </w:r>
             <w:r>
               <w:t xml:space="preserve"> </w:t>
@@ -6035,6 +3238,7 @@
               <w:pStyle w:val="Sansinterligne"/>
               <w:jc w:val="center"/>
             </w:pPr>
+            <w:proofErr w:type="gramStart"/>
             <w:r>
               <w:rPr>
                 <w:color w:val="70AD47" w:themeColor="accent6"/>
@@ -6042,7 +3246,11 @@
               <w:t xml:space="preserve">↓ </w:t>
             </w:r>
             <w:r>
-              <w:t xml:space="preserve"> →  </w:t>
+              <w:t xml:space="preserve"> →</w:t>
+            </w:r>
+            <w:proofErr w:type="gramEnd"/>
+            <w:r>
+              <w:t xml:space="preserve">  </w:t>
             </w:r>
             <w:r>
               <w:t xml:space="preserve"> </w:t>
@@ -6186,9 +3394,11 @@
               <w:pStyle w:val="Sansinterligne"/>
               <w:jc w:val="center"/>
             </w:pPr>
+            <w:proofErr w:type="gramStart"/>
             <w:r>
               <w:t>b</w:t>
             </w:r>
+            <w:proofErr w:type="gramEnd"/>
           </w:p>
         </w:tc>
         <w:tc>
@@ -6253,6 +3463,7 @@
               <w:pStyle w:val="Sansinterligne"/>
               <w:jc w:val="center"/>
             </w:pPr>
+            <w:proofErr w:type="gramStart"/>
             <w:r>
               <w:t xml:space="preserve">→  </w:t>
             </w:r>
@@ -6262,6 +3473,7 @@
               </w:rPr>
               <w:t>↓</w:t>
             </w:r>
+            <w:proofErr w:type="gramEnd"/>
             <w:r>
               <w:t xml:space="preserve">  </w:t>
             </w:r>
@@ -6286,8 +3498,13 @@
               <w:pStyle w:val="Sansinterligne"/>
               <w:jc w:val="center"/>
             </w:pPr>
-            <w:r>
-              <w:t xml:space="preserve">→  →  </w:t>
+            <w:proofErr w:type="gramStart"/>
+            <w:r>
+              <w:t>→  →</w:t>
+            </w:r>
+            <w:proofErr w:type="gramEnd"/>
+            <w:r>
+              <w:t xml:space="preserve">  </w:t>
             </w:r>
             <w:r>
               <w:t xml:space="preserve"> </w:t>
@@ -6310,8 +3527,13 @@
               <w:pStyle w:val="Sansinterligne"/>
               <w:jc w:val="center"/>
             </w:pPr>
-            <w:r>
-              <w:t xml:space="preserve">→  →  </w:t>
+            <w:proofErr w:type="gramStart"/>
+            <w:r>
+              <w:t>→  →</w:t>
+            </w:r>
+            <w:proofErr w:type="gramEnd"/>
+            <w:r>
+              <w:t xml:space="preserve">  </w:t>
             </w:r>
             <w:r>
               <w:t xml:space="preserve"> </w:t>
@@ -6437,9 +3659,11 @@
               <w:pStyle w:val="Sansinterligne"/>
               <w:jc w:val="center"/>
             </w:pPr>
+            <w:proofErr w:type="gramStart"/>
             <w:r>
               <w:t>b</w:t>
             </w:r>
+            <w:proofErr w:type="gramEnd"/>
           </w:p>
         </w:tc>
         <w:tc>
@@ -6504,8 +3728,13 @@
               <w:pStyle w:val="Sansinterligne"/>
               <w:jc w:val="center"/>
             </w:pPr>
-            <w:r>
-              <w:t xml:space="preserve">→  →  </w:t>
+            <w:proofErr w:type="gramStart"/>
+            <w:r>
+              <w:t>→  →</w:t>
+            </w:r>
+            <w:proofErr w:type="gramEnd"/>
+            <w:r>
+              <w:t xml:space="preserve">  </w:t>
             </w:r>
             <w:r>
               <w:t xml:space="preserve"> </w:t>
@@ -6528,6 +3757,7 @@
               <w:pStyle w:val="Sansinterligne"/>
               <w:jc w:val="center"/>
             </w:pPr>
+            <w:proofErr w:type="gramStart"/>
             <w:r>
               <w:rPr>
                 <w:color w:val="70AD47" w:themeColor="accent6"/>
@@ -6535,7 +3765,11 @@
               <w:t xml:space="preserve">↓  </w:t>
             </w:r>
             <w:r>
-              <w:t xml:space="preserve">→  </w:t>
+              <w:t>→</w:t>
+            </w:r>
+            <w:proofErr w:type="gramEnd"/>
+            <w:r>
+              <w:t xml:space="preserve">  </w:t>
             </w:r>
             <w:r>
               <w:t xml:space="preserve"> </w:t>
@@ -6558,6 +3792,7 @@
               <w:pStyle w:val="Sansinterligne"/>
               <w:jc w:val="center"/>
             </w:pPr>
+            <w:proofErr w:type="gramStart"/>
             <w:r>
               <w:rPr>
                 <w:color w:val="70AD47" w:themeColor="accent6"/>
@@ -6565,7 +3800,11 @@
               <w:t xml:space="preserve">↓  </w:t>
             </w:r>
             <w:r>
-              <w:t xml:space="preserve">→  </w:t>
+              <w:t>→</w:t>
+            </w:r>
+            <w:proofErr w:type="gramEnd"/>
+            <w:r>
+              <w:t xml:space="preserve">  </w:t>
             </w:r>
             <w:r>
               <w:t xml:space="preserve"> </w:t>
@@ -6709,9 +3948,11 @@
               <w:pStyle w:val="Sansinterligne"/>
               <w:jc w:val="center"/>
             </w:pPr>
+            <w:proofErr w:type="gramStart"/>
             <w:r>
               <w:t>b</w:t>
             </w:r>
+            <w:proofErr w:type="gramEnd"/>
           </w:p>
         </w:tc>
         <w:tc>
@@ -6776,8 +4017,13 @@
               <w:pStyle w:val="Sansinterligne"/>
               <w:jc w:val="center"/>
             </w:pPr>
-            <w:r>
-              <w:t xml:space="preserve">→  →  </w:t>
+            <w:proofErr w:type="gramStart"/>
+            <w:r>
+              <w:t>→  →</w:t>
+            </w:r>
+            <w:proofErr w:type="gramEnd"/>
+            <w:r>
+              <w:t xml:space="preserve">  </w:t>
             </w:r>
             <w:r>
               <w:t xml:space="preserve"> </w:t>
@@ -6800,8 +4046,13 @@
               <w:pStyle w:val="Sansinterligne"/>
               <w:jc w:val="center"/>
             </w:pPr>
-            <w:r>
-              <w:t xml:space="preserve">→  →  </w:t>
+            <w:proofErr w:type="gramStart"/>
+            <w:r>
+              <w:t>→  →</w:t>
+            </w:r>
+            <w:proofErr w:type="gramEnd"/>
+            <w:r>
+              <w:t xml:space="preserve">  </w:t>
             </w:r>
             <w:r>
               <w:t xml:space="preserve"> </w:t>
@@ -6824,8 +4075,13 @@
               <w:pStyle w:val="Sansinterligne"/>
               <w:jc w:val="center"/>
             </w:pPr>
-            <w:r>
-              <w:t xml:space="preserve">→  →  </w:t>
+            <w:proofErr w:type="gramStart"/>
+            <w:r>
+              <w:t>→  →</w:t>
+            </w:r>
+            <w:proofErr w:type="gramEnd"/>
+            <w:r>
+              <w:t xml:space="preserve">  </w:t>
             </w:r>
             <w:r>
               <w:t xml:space="preserve"> </w:t>
@@ -6887,6 +4143,7 @@
               <w:t>Benzo(</w:t>
             </w:r>
             <w:proofErr w:type="spellStart"/>
+            <w:proofErr w:type="gramStart"/>
             <w:r>
               <w:rPr>
                 <w:rStyle w:val="lev"/>
@@ -6894,9 +4151,9 @@
                 <w:bCs w:val="0"/>
                 <w:lang w:val="en-US"/>
               </w:rPr>
-              <w:t>g,h,i</w:t>
-            </w:r>
-            <w:proofErr w:type="spellEnd"/>
+              <w:t>g,h</w:t>
+            </w:r>
+            <w:proofErr w:type="gramEnd"/>
             <w:r>
               <w:rPr>
                 <w:rStyle w:val="lev"/>
@@ -6904,6 +4161,16 @@
                 <w:bCs w:val="0"/>
                 <w:lang w:val="en-US"/>
               </w:rPr>
+              <w:t>,i</w:t>
+            </w:r>
+            <w:proofErr w:type="spellEnd"/>
+            <w:r>
+              <w:rPr>
+                <w:rStyle w:val="lev"/>
+                <w:b w:val="0"/>
+                <w:bCs w:val="0"/>
+                <w:lang w:val="en-US"/>
+              </w:rPr>
               <w:t>)perylene</w:t>
             </w:r>
           </w:p>
@@ -6975,9 +4242,11 @@
               <w:pStyle w:val="Sansinterligne"/>
               <w:jc w:val="center"/>
             </w:pPr>
+            <w:proofErr w:type="gramStart"/>
             <w:r>
               <w:t>b</w:t>
             </w:r>
+            <w:proofErr w:type="gramEnd"/>
           </w:p>
         </w:tc>
         <w:tc>
@@ -7045,6 +4314,7 @@
               <w:pStyle w:val="Sansinterligne"/>
               <w:jc w:val="center"/>
             </w:pPr>
+            <w:proofErr w:type="gramStart"/>
             <w:r>
               <w:t xml:space="preserve">→  </w:t>
             </w:r>
@@ -7054,6 +4324,7 @@
               </w:rPr>
               <w:t>↑</w:t>
             </w:r>
+            <w:proofErr w:type="gramEnd"/>
             <w:r>
               <w:t xml:space="preserve">  </w:t>
             </w:r>
@@ -7078,6 +4349,7 @@
               <w:pStyle w:val="Sansinterligne"/>
               <w:jc w:val="center"/>
             </w:pPr>
+            <w:proofErr w:type="gramStart"/>
             <w:r>
               <w:rPr>
                 <w:color w:val="70AD47" w:themeColor="accent6"/>
@@ -7085,7 +4357,11 @@
               <w:t xml:space="preserve">↓  </w:t>
             </w:r>
             <w:r>
-              <w:t xml:space="preserve">→  </w:t>
+              <w:t>→</w:t>
+            </w:r>
+            <w:proofErr w:type="gramEnd"/>
+            <w:r>
+              <w:t xml:space="preserve">  </w:t>
             </w:r>
             <w:r>
               <w:t xml:space="preserve"> </w:t>
@@ -7108,8 +4384,13 @@
               <w:pStyle w:val="Sansinterligne"/>
               <w:jc w:val="center"/>
             </w:pPr>
-            <w:r>
-              <w:t xml:space="preserve">→  →  </w:t>
+            <w:proofErr w:type="gramStart"/>
+            <w:r>
+              <w:t>→  →</w:t>
+            </w:r>
+            <w:proofErr w:type="gramEnd"/>
+            <w:r>
+              <w:t xml:space="preserve">  </w:t>
             </w:r>
             <w:r>
               <w:t xml:space="preserve"> </w:t>
@@ -7235,9 +4516,11 @@
               <w:pStyle w:val="Sansinterligne"/>
               <w:jc w:val="center"/>
             </w:pPr>
+            <w:proofErr w:type="gramStart"/>
             <w:r>
               <w:t>b</w:t>
             </w:r>
+            <w:proofErr w:type="gramEnd"/>
           </w:p>
         </w:tc>
         <w:tc>
@@ -7305,8 +4588,13 @@
               <w:pStyle w:val="Sansinterligne"/>
               <w:jc w:val="center"/>
             </w:pPr>
-            <w:r>
-              <w:t xml:space="preserve">→  →  </w:t>
+            <w:proofErr w:type="gramStart"/>
+            <w:r>
+              <w:t>→  →</w:t>
+            </w:r>
+            <w:proofErr w:type="gramEnd"/>
+            <w:r>
+              <w:t xml:space="preserve">  </w:t>
             </w:r>
             <w:r>
               <w:t xml:space="preserve"> </w:t>
@@ -7332,8 +4620,13 @@
                 <w:color w:val="70AD47" w:themeColor="accent6"/>
               </w:rPr>
             </w:pPr>
-            <w:r>
-              <w:t xml:space="preserve">→  →  </w:t>
+            <w:proofErr w:type="gramStart"/>
+            <w:r>
+              <w:t>→  →</w:t>
+            </w:r>
+            <w:proofErr w:type="gramEnd"/>
+            <w:r>
+              <w:t xml:space="preserve">  </w:t>
             </w:r>
             <w:r>
               <w:t xml:space="preserve"> </w:t>
@@ -7359,8 +4652,13 @@
                 <w:color w:val="70AD47" w:themeColor="accent6"/>
               </w:rPr>
             </w:pPr>
-            <w:r>
-              <w:t xml:space="preserve">→  →  </w:t>
+            <w:proofErr w:type="gramStart"/>
+            <w:r>
+              <w:t>→  →</w:t>
+            </w:r>
+            <w:proofErr w:type="gramEnd"/>
+            <w:r>
+              <w:t xml:space="preserve">  </w:t>
             </w:r>
             <w:r>
               <w:t xml:space="preserve"> </w:t>
@@ -7486,9 +4784,11 @@
               <w:pStyle w:val="Sansinterligne"/>
               <w:jc w:val="center"/>
             </w:pPr>
+            <w:proofErr w:type="gramStart"/>
             <w:r>
               <w:t>b</w:t>
             </w:r>
+            <w:proofErr w:type="gramEnd"/>
           </w:p>
         </w:tc>
         <w:tc>
@@ -7556,8 +4856,13 @@
               <w:pStyle w:val="Sansinterligne"/>
               <w:jc w:val="center"/>
             </w:pPr>
-            <w:r>
-              <w:t xml:space="preserve">→  →  </w:t>
+            <w:proofErr w:type="gramStart"/>
+            <w:r>
+              <w:t>→  →</w:t>
+            </w:r>
+            <w:proofErr w:type="gramEnd"/>
+            <w:r>
+              <w:t xml:space="preserve">  </w:t>
             </w:r>
             <w:r>
               <w:t xml:space="preserve"> </w:t>
@@ -7583,6 +4888,7 @@
                 <w:color w:val="70AD47" w:themeColor="accent6"/>
               </w:rPr>
             </w:pPr>
+            <w:proofErr w:type="gramStart"/>
             <w:r>
               <w:t xml:space="preserve">→  </w:t>
             </w:r>
@@ -7592,6 +4898,7 @@
               </w:rPr>
               <w:t>↓</w:t>
             </w:r>
+            <w:proofErr w:type="gramEnd"/>
             <w:r>
               <w:t xml:space="preserve">  </w:t>
             </w:r>
@@ -7619,12 +4926,14 @@
                 <w:color w:val="70AD47" w:themeColor="accent6"/>
               </w:rPr>
             </w:pPr>
+            <w:proofErr w:type="gramStart"/>
             <w:r>
               <w:rPr>
                 <w:color w:val="70AD47" w:themeColor="accent6"/>
               </w:rPr>
               <w:t>↓  ↓</w:t>
             </w:r>
+            <w:proofErr w:type="gramEnd"/>
             <w:r>
               <w:t xml:space="preserve">  </w:t>
             </w:r>
@@ -7770,9 +5079,11 @@
               <w:pStyle w:val="Sansinterligne"/>
               <w:jc w:val="center"/>
             </w:pPr>
+            <w:proofErr w:type="gramStart"/>
             <w:r>
               <w:t>b</w:t>
             </w:r>
+            <w:proofErr w:type="gramEnd"/>
           </w:p>
         </w:tc>
         <w:tc>
@@ -7872,6 +5183,7 @@
                 <w:color w:val="70AD47" w:themeColor="accent6"/>
               </w:rPr>
             </w:pPr>
+            <w:proofErr w:type="gramStart"/>
             <w:r>
               <w:rPr>
                 <w:color w:val="70AD47" w:themeColor="accent6"/>
@@ -7879,7 +5191,11 @@
               <w:t>↓</w:t>
             </w:r>
             <w:r>
-              <w:t xml:space="preserve">  →  </w:t>
+              <w:t xml:space="preserve">  →</w:t>
+            </w:r>
+            <w:proofErr w:type="gramEnd"/>
+            <w:r>
+              <w:t xml:space="preserve">  </w:t>
             </w:r>
             <w:r>
               <w:t xml:space="preserve"> </w:t>
@@ -7908,6 +5224,7 @@
                 <w:color w:val="70AD47" w:themeColor="accent6"/>
               </w:rPr>
             </w:pPr>
+            <w:proofErr w:type="gramStart"/>
             <w:r>
               <w:rPr>
                 <w:color w:val="70AD47" w:themeColor="accent6"/>
@@ -7915,7 +5232,11 @@
               <w:t>↓</w:t>
             </w:r>
             <w:r>
-              <w:t xml:space="preserve">  →  </w:t>
+              <w:t xml:space="preserve">  →</w:t>
+            </w:r>
+            <w:proofErr w:type="gramEnd"/>
+            <w:r>
+              <w:t xml:space="preserve">  </w:t>
             </w:r>
             <w:r>
               <w:t xml:space="preserve"> </w:t>
@@ -8256,6 +5577,7 @@
                 <w:lang w:val="en-US"/>
               </w:rPr>
             </w:pPr>
+            <w:proofErr w:type="gramStart"/>
             <w:r>
               <w:rPr>
                 <w:color w:val="70AD47" w:themeColor="accent6"/>
@@ -8263,7 +5585,11 @@
               <w:t xml:space="preserve">↓  </w:t>
             </w:r>
             <w:r>
-              <w:t xml:space="preserve">→   </w:t>
+              <w:t>→</w:t>
+            </w:r>
+            <w:proofErr w:type="gramEnd"/>
+            <w:r>
+              <w:t xml:space="preserve">   </w:t>
             </w:r>
             <w:r>
               <w:rPr>
@@ -8289,6 +5615,7 @@
                 <w:lang w:val="en-US"/>
               </w:rPr>
             </w:pPr>
+            <w:proofErr w:type="gramStart"/>
             <w:r>
               <w:rPr>
                 <w:color w:val="70AD47" w:themeColor="accent6"/>
@@ -8296,7 +5623,11 @@
               <w:t xml:space="preserve">↓  </w:t>
             </w:r>
             <w:r>
-              <w:t xml:space="preserve">→   </w:t>
+              <w:t>→</w:t>
+            </w:r>
+            <w:proofErr w:type="gramEnd"/>
+            <w:r>
+              <w:t xml:space="preserve">   </w:t>
             </w:r>
             <w:r>
               <w:rPr>
@@ -8475,6 +5806,7 @@
                 <w:lang w:val="en-US"/>
               </w:rPr>
             </w:pPr>
+            <w:proofErr w:type="gramStart"/>
             <w:r>
               <w:rPr>
                 <w:color w:val="70AD47" w:themeColor="accent6"/>
@@ -8482,7 +5814,11 @@
               <w:t xml:space="preserve">↓  </w:t>
             </w:r>
             <w:r>
-              <w:t xml:space="preserve">→   </w:t>
+              <w:t>→</w:t>
+            </w:r>
+            <w:proofErr w:type="gramEnd"/>
+            <w:r>
+              <w:t xml:space="preserve">   </w:t>
             </w:r>
             <w:r>
               <w:rPr>
@@ -8505,6 +5841,7 @@
                 <w:lang w:val="en-US"/>
               </w:rPr>
             </w:pPr>
+            <w:proofErr w:type="gramStart"/>
             <w:r>
               <w:rPr>
                 <w:color w:val="70AD47" w:themeColor="accent6"/>
@@ -8512,7 +5849,11 @@
               <w:t xml:space="preserve">↓  </w:t>
             </w:r>
             <w:r>
-              <w:t xml:space="preserve">→  </w:t>
+              <w:t>→</w:t>
+            </w:r>
+            <w:proofErr w:type="gramEnd"/>
+            <w:r>
+              <w:t xml:space="preserve">  </w:t>
             </w:r>
             <w:r>
               <w:rPr>
@@ -8535,12 +5876,14 @@
                 <w:lang w:val="en-US"/>
               </w:rPr>
             </w:pPr>
+            <w:proofErr w:type="gramStart"/>
             <w:r>
               <w:rPr>
                 <w:color w:val="70AD47" w:themeColor="accent6"/>
               </w:rPr>
               <w:t>↓  ↓</w:t>
             </w:r>
+            <w:proofErr w:type="gramEnd"/>
             <w:r>
               <w:t xml:space="preserve">   </w:t>
             </w:r>
@@ -8721,8 +6064,13 @@
                 <w:lang w:val="en-US"/>
               </w:rPr>
             </w:pPr>
-            <w:r>
-              <w:t xml:space="preserve">→  →   </w:t>
+            <w:proofErr w:type="gramStart"/>
+            <w:r>
+              <w:t>→  →</w:t>
+            </w:r>
+            <w:proofErr w:type="gramEnd"/>
+            <w:r>
+              <w:t xml:space="preserve">   </w:t>
             </w:r>
             <w:r>
               <w:rPr>
@@ -8745,6 +6093,7 @@
                 <w:lang w:val="en-US"/>
               </w:rPr>
             </w:pPr>
+            <w:proofErr w:type="gramStart"/>
             <w:r>
               <w:rPr>
                 <w:color w:val="70AD47" w:themeColor="accent6"/>
@@ -8752,7 +6101,11 @@
               <w:t>↓</w:t>
             </w:r>
             <w:r>
-              <w:t xml:space="preserve">  →   </w:t>
+              <w:t xml:space="preserve">  →</w:t>
+            </w:r>
+            <w:proofErr w:type="gramEnd"/>
+            <w:r>
+              <w:t xml:space="preserve">   </w:t>
             </w:r>
             <w:r>
               <w:rPr>
@@ -8775,6 +6128,7 @@
                 <w:lang w:val="en-US"/>
               </w:rPr>
             </w:pPr>
+            <w:proofErr w:type="gramStart"/>
             <w:r>
               <w:rPr>
                 <w:color w:val="70AD47" w:themeColor="accent6"/>
@@ -8782,7 +6136,11 @@
               <w:t xml:space="preserve">↓  </w:t>
             </w:r>
             <w:r>
-              <w:t xml:space="preserve">→   </w:t>
+              <w:t>→</w:t>
+            </w:r>
+            <w:proofErr w:type="gramEnd"/>
+            <w:r>
+              <w:t xml:space="preserve">   </w:t>
             </w:r>
             <w:r>
               <w:rPr>
@@ -8961,8 +6319,13 @@
                 <w:lang w:val="en-US"/>
               </w:rPr>
             </w:pPr>
-            <w:r>
-              <w:t xml:space="preserve">→  →   </w:t>
+            <w:proofErr w:type="gramStart"/>
+            <w:r>
+              <w:t>→  →</w:t>
+            </w:r>
+            <w:proofErr w:type="gramEnd"/>
+            <w:r>
+              <w:t xml:space="preserve">   </w:t>
             </w:r>
             <w:r>
               <w:rPr>
@@ -8985,6 +6348,7 @@
                 <w:lang w:val="en-US"/>
               </w:rPr>
             </w:pPr>
+            <w:proofErr w:type="gramStart"/>
             <w:r>
               <w:rPr>
                 <w:color w:val="70AD47" w:themeColor="accent6"/>
@@ -8992,7 +6356,11 @@
               <w:t>↓</w:t>
             </w:r>
             <w:r>
-              <w:t xml:space="preserve">  →   </w:t>
+              <w:t xml:space="preserve">  →</w:t>
+            </w:r>
+            <w:proofErr w:type="gramEnd"/>
+            <w:r>
+              <w:t xml:space="preserve">   </w:t>
             </w:r>
             <w:r>
               <w:rPr>
@@ -9201,6 +6569,7 @@
                 <w:lang w:val="en-US"/>
               </w:rPr>
             </w:pPr>
+            <w:proofErr w:type="gramStart"/>
             <w:r>
               <w:rPr>
                 <w:color w:val="70AD47" w:themeColor="accent6"/>
@@ -9208,7 +6577,11 @@
               <w:t xml:space="preserve">↓  </w:t>
             </w:r>
             <w:r>
-              <w:t xml:space="preserve">→   </w:t>
+              <w:t>→</w:t>
+            </w:r>
+            <w:proofErr w:type="gramEnd"/>
+            <w:r>
+              <w:t xml:space="preserve">   </w:t>
             </w:r>
             <w:r>
               <w:rPr>
@@ -9231,6 +6604,7 @@
                 <w:lang w:val="en-US"/>
               </w:rPr>
             </w:pPr>
+            <w:proofErr w:type="gramStart"/>
             <w:r>
               <w:rPr>
                 <w:color w:val="70AD47" w:themeColor="accent6"/>
@@ -9238,7 +6612,11 @@
               <w:t xml:space="preserve">↓  </w:t>
             </w:r>
             <w:r>
-              <w:t xml:space="preserve">→   </w:t>
+              <w:t>→</w:t>
+            </w:r>
+            <w:proofErr w:type="gramEnd"/>
+            <w:r>
+              <w:t xml:space="preserve">   </w:t>
             </w:r>
             <w:r>
               <w:rPr>
@@ -9261,6 +6639,7 @@
                 <w:lang w:val="en-US"/>
               </w:rPr>
             </w:pPr>
+            <w:proofErr w:type="gramStart"/>
             <w:r>
               <w:rPr>
                 <w:color w:val="70AD47" w:themeColor="accent6"/>
@@ -9268,7 +6647,11 @@
               <w:t xml:space="preserve">↓  </w:t>
             </w:r>
             <w:r>
-              <w:t xml:space="preserve">→   </w:t>
+              <w:t>→</w:t>
+            </w:r>
+            <w:proofErr w:type="gramEnd"/>
+            <w:r>
+              <w:t xml:space="preserve">   </w:t>
             </w:r>
             <w:r>
               <w:rPr>
@@ -9447,8 +6830,13 @@
                 <w:lang w:val="en-US"/>
               </w:rPr>
             </w:pPr>
-            <w:r>
-              <w:t xml:space="preserve">→  →   </w:t>
+            <w:proofErr w:type="gramStart"/>
+            <w:r>
+              <w:t>→  →</w:t>
+            </w:r>
+            <w:proofErr w:type="gramEnd"/>
+            <w:r>
+              <w:t xml:space="preserve">   </w:t>
             </w:r>
             <w:r>
               <w:rPr>
@@ -9471,6 +6859,7 @@
                 <w:lang w:val="en-US"/>
               </w:rPr>
             </w:pPr>
+            <w:proofErr w:type="gramStart"/>
             <w:r>
               <w:rPr>
                 <w:color w:val="70AD47" w:themeColor="accent6"/>
@@ -9480,6 +6869,7 @@
             <w:r>
               <w:t>→</w:t>
             </w:r>
+            <w:proofErr w:type="gramEnd"/>
             <w:r>
               <w:rPr>
                 <w:color w:val="70AD47" w:themeColor="accent6"/>
@@ -9507,6 +6897,7 @@
                 <w:lang w:val="en-US"/>
               </w:rPr>
             </w:pPr>
+            <w:proofErr w:type="gramStart"/>
             <w:r>
               <w:rPr>
                 <w:color w:val="70AD47" w:themeColor="accent6"/>
@@ -9514,7 +6905,11 @@
               <w:t xml:space="preserve">↓  </w:t>
             </w:r>
             <w:r>
-              <w:t xml:space="preserve">→   </w:t>
+              <w:t>→</w:t>
+            </w:r>
+            <w:proofErr w:type="gramEnd"/>
+            <w:r>
+              <w:t xml:space="preserve">   </w:t>
             </w:r>
             <w:r>
               <w:rPr>
@@ -9713,6 +7108,7 @@
                 <w:lang w:val="en-US"/>
               </w:rPr>
             </w:pPr>
+            <w:proofErr w:type="gramStart"/>
             <w:r>
               <w:rPr>
                 <w:color w:val="70AD47" w:themeColor="accent6"/>
@@ -9722,6 +7118,7 @@
             <w:r>
               <w:t>→</w:t>
             </w:r>
+            <w:proofErr w:type="gramEnd"/>
             <w:r>
               <w:rPr>
                 <w:color w:val="70AD47" w:themeColor="accent6"/>
@@ -9752,6 +7149,7 @@
                 <w:lang w:val="en-US"/>
               </w:rPr>
             </w:pPr>
+            <w:proofErr w:type="gramStart"/>
             <w:r>
               <w:rPr>
                 <w:color w:val="70AD47" w:themeColor="accent6"/>
@@ -9759,7 +7157,11 @@
               <w:t xml:space="preserve">↓  </w:t>
             </w:r>
             <w:r>
-              <w:t xml:space="preserve">→   </w:t>
+              <w:t>→</w:t>
+            </w:r>
+            <w:proofErr w:type="gramEnd"/>
+            <w:r>
+              <w:t xml:space="preserve">   </w:t>
             </w:r>
             <w:r>
               <w:rPr>
@@ -9785,6 +7187,7 @@
                 <w:lang w:val="en-US"/>
               </w:rPr>
             </w:pPr>
+            <w:proofErr w:type="gramStart"/>
             <w:r>
               <w:rPr>
                 <w:color w:val="70AD47" w:themeColor="accent6"/>
@@ -9792,7 +7195,11 @@
               <w:t xml:space="preserve">↓ </w:t>
             </w:r>
             <w:r>
-              <w:t xml:space="preserve"> →   </w:t>
+              <w:t xml:space="preserve"> →</w:t>
+            </w:r>
+            <w:proofErr w:type="gramEnd"/>
+            <w:r>
+              <w:t xml:space="preserve">   </w:t>
             </w:r>
             <w:r>
               <w:rPr>
@@ -9824,7 +7231,7 @@
                 <w:lang w:val="en-US"/>
               </w:rPr>
             </w:pPr>
-            <w:bookmarkStart w:id="3" w:name="_Hlk204262642"/>
+            <w:bookmarkStart w:id="1" w:name="_Hlk204262642"/>
             <w:r>
               <w:rPr>
                 <w:rStyle w:val="lev"/>
@@ -10143,6 +7550,7 @@
                 <w:color w:val="70AD47" w:themeColor="accent6"/>
               </w:rPr>
             </w:pPr>
+            <w:proofErr w:type="gramStart"/>
             <w:r>
               <w:rPr>
                 <w:color w:val="FF0000"/>
@@ -10158,6 +7566,7 @@
               </w:rPr>
               <w:t>🔵</w:t>
             </w:r>
+            <w:proofErr w:type="gramEnd"/>
           </w:p>
         </w:tc>
         <w:tc>
@@ -10176,6 +7585,7 @@
                 <w:color w:val="70AD47" w:themeColor="accent6"/>
               </w:rPr>
             </w:pPr>
+            <w:proofErr w:type="gramStart"/>
             <w:r>
               <w:t xml:space="preserve">→  </w:t>
             </w:r>
@@ -10185,10 +7595,11 @@
               </w:rPr>
               <w:t>🟠</w:t>
             </w:r>
+            <w:proofErr w:type="gramEnd"/>
           </w:p>
         </w:tc>
       </w:tr>
-      <w:bookmarkEnd w:id="3"/>
+      <w:bookmarkEnd w:id="1"/>
       <w:tr>
         <w:trPr>
           <w:gridAfter w:val="1"/>
@@ -11524,6 +8935,7 @@
               <w:pStyle w:val="Sansinterligne"/>
               <w:jc w:val="center"/>
             </w:pPr>
+            <w:proofErr w:type="gramStart"/>
             <w:r>
               <w:t>→</w:t>
             </w:r>
@@ -11536,6 +8948,7 @@
               </w:rPr>
               <w:t>🔵</w:t>
             </w:r>
+            <w:proofErr w:type="gramEnd"/>
           </w:p>
         </w:tc>
         <w:tc>
@@ -11551,6 +8964,7 @@
               <w:pStyle w:val="Sansinterligne"/>
               <w:jc w:val="center"/>
             </w:pPr>
+            <w:proofErr w:type="gramStart"/>
             <w:r>
               <w:t>→</w:t>
             </w:r>
@@ -11566,6 +8980,7 @@
               </w:rPr>
               <w:t>🟢</w:t>
             </w:r>
+            <w:proofErr w:type="gramEnd"/>
           </w:p>
         </w:tc>
         <w:tc>
@@ -12691,7 +10106,15 @@
         </w:numPr>
       </w:pPr>
       <w:r>
-        <w:t xml:space="preserve">Loire EDF: </w:t>
+        <w:t xml:space="preserve">Loire </w:t>
+      </w:r>
+      <w:proofErr w:type="gramStart"/>
+      <w:r>
+        <w:t>EDF:</w:t>
+      </w:r>
+      <w:proofErr w:type="gramEnd"/>
+      <w:r>
+        <w:t xml:space="preserve"> </w:t>
       </w:r>
       <w:proofErr w:type="spellStart"/>
       <w:r>
@@ -12720,7 +10143,15 @@
         </w:numPr>
       </w:pPr>
       <w:r>
-        <w:t xml:space="preserve">Loire REBENT: </w:t>
+        <w:t xml:space="preserve">Loire </w:t>
+      </w:r>
+      <w:proofErr w:type="gramStart"/>
+      <w:r>
+        <w:t>REBENT:</w:t>
+      </w:r>
+      <w:proofErr w:type="gramEnd"/>
+      <w:r>
+        <w:t xml:space="preserve"> </w:t>
       </w:r>
     </w:p>
     <w:p>
@@ -12738,7 +10169,21 @@
         <w:rPr>
           <w:lang w:val="en-US"/>
         </w:rPr>
-        <w:t>Seine REBENT : delete points at th</w:t>
+        <w:t xml:space="preserve">Seine </w:t>
+      </w:r>
+      <w:proofErr w:type="gramStart"/>
+      <w:r>
+        <w:rPr>
+          <w:lang w:val="en-US"/>
+        </w:rPr>
+        <w:t>REBENT :</w:t>
+      </w:r>
+      <w:proofErr w:type="gramEnd"/>
+      <w:r>
+        <w:rPr>
+          <w:lang w:val="en-US"/>
+        </w:rPr>
+        <w:t xml:space="preserve"> delete points at th</w:t>
       </w:r>
       <w:r>
         <w:rPr>
@@ -12935,7 +10380,7 @@
         </w:rPr>
         <w:t>)</w:t>
       </w:r>
-      <w:bookmarkStart w:id="4" w:name="_Hlk204160043"/>
+      <w:bookmarkStart w:id="2" w:name="_Hlk204160043"/>
     </w:p>
     <w:p>
       <w:pPr>
@@ -12952,9 +10397,9 @@
           <w:lang w:val="en-US"/>
         </w:rPr>
       </w:pPr>
-      <w:bookmarkStart w:id="5" w:name="_Hlk204160036"/>
-      <w:bookmarkStart w:id="6" w:name="_Hlk204160015"/>
-      <w:bookmarkEnd w:id="4"/>
+      <w:bookmarkStart w:id="3" w:name="_Hlk204160036"/>
+      <w:bookmarkStart w:id="4" w:name="_Hlk204160015"/>
+      <w:bookmarkEnd w:id="2"/>
       <w:r>
         <w:rPr>
           <w:rStyle w:val="lev"/>
@@ -13127,8 +10572,16 @@
         <w:rPr>
           <w:lang w:val="en-US"/>
         </w:rPr>
-        <w:t xml:space="preserve"> from the package {benthos} :</w:t>
-      </w:r>
+        <w:t xml:space="preserve"> from the package {benthos</w:t>
+      </w:r>
+      <w:proofErr w:type="gramStart"/>
+      <w:r>
+        <w:rPr>
+          <w:lang w:val="en-US"/>
+        </w:rPr>
+        <w:t>} :</w:t>
+      </w:r>
+      <w:proofErr w:type="gramEnd"/>
     </w:p>
     <w:p>
       <w:pPr>
@@ -13589,7 +11042,7 @@
         <w:ind w:left="360"/>
       </w:pPr>
     </w:p>
-    <w:bookmarkEnd w:id="5"/>
+    <w:bookmarkEnd w:id="3"/>
     <w:p>
       <w:pPr>
         <w:pStyle w:val="Paragraphedeliste"/>
@@ -14056,8 +11509,8 @@
           <w:lang w:val="en-US"/>
         </w:rPr>
       </w:pPr>
-      <w:bookmarkStart w:id="7" w:name="_Hlk204160562"/>
-      <w:bookmarkEnd w:id="6"/>
+      <w:bookmarkStart w:id="5" w:name="_Hlk204160562"/>
+      <w:bookmarkEnd w:id="4"/>
       <w:r>
         <w:rPr>
           <w:lang w:val="en-US"/>
@@ -14081,7 +11534,7 @@
           <w:noProof/>
           <w:lang w:val="en-US"/>
         </w:rPr>
-        <w:t>2</w:t>
+        <w:t>1</w:t>
       </w:r>
       <w:r>
         <w:fldChar w:fldCharType="end"/>
@@ -14460,7 +11913,21 @@
               <w:rPr>
                 <w:lang w:val="en-US"/>
               </w:rPr>
-              <w:t>(code A2.31)</w:t>
+              <w:t>(</w:t>
+            </w:r>
+            <w:proofErr w:type="gramStart"/>
+            <w:r>
+              <w:rPr>
+                <w:lang w:val="en-US"/>
+              </w:rPr>
+              <w:t>code</w:t>
+            </w:r>
+            <w:proofErr w:type="gramEnd"/>
+            <w:r>
+              <w:rPr>
+                <w:lang w:val="en-US"/>
+              </w:rPr>
+              <w:t xml:space="preserve"> A2.31)</w:t>
             </w:r>
           </w:p>
         </w:tc>
@@ -14677,7 +12144,21 @@
               <w:rPr>
                 <w:lang w:val="en-US"/>
               </w:rPr>
-              <w:t>(code A5.32)</w:t>
+              <w:t>(</w:t>
+            </w:r>
+            <w:proofErr w:type="gramStart"/>
+            <w:r>
+              <w:rPr>
+                <w:lang w:val="en-US"/>
+              </w:rPr>
+              <w:t>code</w:t>
+            </w:r>
+            <w:proofErr w:type="gramEnd"/>
+            <w:r>
+              <w:rPr>
+                <w:lang w:val="en-US"/>
+              </w:rPr>
+              <w:t xml:space="preserve"> A5.32)</w:t>
             </w:r>
           </w:p>
         </w:tc>
@@ -14891,7 +12372,21 @@
               <w:rPr>
                 <w:lang w:val="en-US"/>
               </w:rPr>
-              <w:t>(code A2.31)</w:t>
+              <w:t>(</w:t>
+            </w:r>
+            <w:proofErr w:type="gramStart"/>
+            <w:r>
+              <w:rPr>
+                <w:lang w:val="en-US"/>
+              </w:rPr>
+              <w:t>code</w:t>
+            </w:r>
+            <w:proofErr w:type="gramEnd"/>
+            <w:r>
+              <w:rPr>
+                <w:lang w:val="en-US"/>
+              </w:rPr>
+              <w:t xml:space="preserve"> A2.31)</w:t>
             </w:r>
           </w:p>
         </w:tc>
@@ -15079,7 +12574,21 @@
               <w:rPr>
                 <w:lang w:val="en-US"/>
               </w:rPr>
-              <w:t>(code A5.25)</w:t>
+              <w:t>(</w:t>
+            </w:r>
+            <w:proofErr w:type="gramStart"/>
+            <w:r>
+              <w:rPr>
+                <w:lang w:val="en-US"/>
+              </w:rPr>
+              <w:t>code</w:t>
+            </w:r>
+            <w:proofErr w:type="gramEnd"/>
+            <w:r>
+              <w:rPr>
+                <w:lang w:val="en-US"/>
+              </w:rPr>
+              <w:t xml:space="preserve"> A5.25)</w:t>
             </w:r>
           </w:p>
         </w:tc>
@@ -15295,7 +12804,21 @@
               <w:rPr>
                 <w:lang w:val="en-US"/>
               </w:rPr>
-              <w:t>(code A2.24):</w:t>
+              <w:t>(</w:t>
+            </w:r>
+            <w:proofErr w:type="gramStart"/>
+            <w:r>
+              <w:rPr>
+                <w:lang w:val="en-US"/>
+              </w:rPr>
+              <w:t>code</w:t>
+            </w:r>
+            <w:proofErr w:type="gramEnd"/>
+            <w:r>
+              <w:rPr>
+                <w:lang w:val="en-US"/>
+              </w:rPr>
+              <w:t xml:space="preserve"> A2.24):</w:t>
             </w:r>
           </w:p>
         </w:tc>
@@ -15540,7 +13063,21 @@
               <w:rPr>
                 <w:lang w:val="en-US"/>
               </w:rPr>
-              <w:t>(code A5.22)</w:t>
+              <w:t>(</w:t>
+            </w:r>
+            <w:proofErr w:type="gramStart"/>
+            <w:r>
+              <w:rPr>
+                <w:lang w:val="en-US"/>
+              </w:rPr>
+              <w:t>code</w:t>
+            </w:r>
+            <w:proofErr w:type="gramEnd"/>
+            <w:r>
+              <w:rPr>
+                <w:lang w:val="en-US"/>
+              </w:rPr>
+              <w:t xml:space="preserve"> A5.22)</w:t>
             </w:r>
           </w:p>
         </w:tc>
@@ -15561,8 +13098,8 @@
           <w:lang w:val="en-US"/>
         </w:rPr>
       </w:pPr>
-      <w:bookmarkStart w:id="8" w:name="_Hlk204160125"/>
-      <w:bookmarkEnd w:id="7"/>
+      <w:bookmarkStart w:id="6" w:name="_Hlk204160125"/>
+      <w:bookmarkEnd w:id="5"/>
       <w:r>
         <w:rPr>
           <w:lang w:val="en-US"/>
@@ -15586,7 +13123,7 @@
           <w:noProof/>
           <w:lang w:val="en-US"/>
         </w:rPr>
-        <w:t>3</w:t>
+        <w:t>2</w:t>
       </w:r>
       <w:r>
         <w:fldChar w:fldCharType="end"/>
@@ -16308,7 +13845,7 @@
           <w:noProof/>
           <w:lang w:val="en-US"/>
         </w:rPr>
-        <w:t>1</w:t>
+        <w:t>3</w:t>
       </w:r>
       <w:r>
         <w:rPr>
@@ -16387,7 +13924,7 @@
           <w:lang w:val="en-US"/>
         </w:rPr>
       </w:pPr>
-      <w:bookmarkStart w:id="9" w:name="_Ref203047237"/>
+      <w:bookmarkStart w:id="7" w:name="_Ref203047237"/>
       <w:r>
         <w:rPr>
           <w:lang w:val="en-US"/>
@@ -16411,12 +13948,12 @@
           <w:noProof/>
           <w:lang w:val="en-US"/>
         </w:rPr>
-        <w:t>4</w:t>
+        <w:t>3</w:t>
       </w:r>
       <w:r>
         <w:fldChar w:fldCharType="end"/>
       </w:r>
-      <w:bookmarkEnd w:id="9"/>
+      <w:bookmarkEnd w:id="7"/>
       <w:r>
         <w:rPr>
           <w:lang w:val="en-US"/>
@@ -16684,7 +14221,7 @@
         </w:rPr>
       </w:pPr>
     </w:p>
-    <w:bookmarkEnd w:id="8"/>
+    <w:bookmarkEnd w:id="6"/>
     <w:p>
       <w:pPr>
         <w:rPr>
@@ -16780,7 +14317,15 @@
       <w:proofErr w:type="spellEnd"/>
       <w:r>
         <w:br/>
-        <w:t>(1) Ratio &gt;&gt; 1 =&gt; OK ;~1 ou &lt;1 =&gt; pollution récente ammonium OU blocage nitrification (hypoxie, basse température, inhibition bactérienne)</w:t>
+        <w:t>(1) Ratio &gt;&gt; 1 =&gt; OK</w:t>
+      </w:r>
+      <w:proofErr w:type="gramStart"/>
+      <w:r>
+        <w:t xml:space="preserve"> ;~</w:t>
+      </w:r>
+      <w:proofErr w:type="gramEnd"/>
+      <w:r>
+        <w:t>1 ou &lt;1 =&gt; pollution récente ammonium OU blocage nitrification (hypoxie, basse température, inhibition bactérienne)</w:t>
       </w:r>
       <w:r>
         <w:br/>
@@ -16999,10 +14544,18 @@
               <w:pStyle w:val="Sansinterligne"/>
             </w:pPr>
             <w:r>
-              <w:t>-&gt; changement de matériel entre l</w:t>
-            </w:r>
-            <w:r>
-              <w:t>es programme, non valorisable</w:t>
+              <w:t xml:space="preserve">-&gt; changement de matériel entre </w:t>
+            </w:r>
+            <w:proofErr w:type="gramStart"/>
+            <w:r>
+              <w:t>l</w:t>
+            </w:r>
+            <w:r>
+              <w:t>es programme</w:t>
+            </w:r>
+            <w:proofErr w:type="gramEnd"/>
+            <w:r>
+              <w:t>, non valorisable</w:t>
             </w:r>
           </w:p>
         </w:tc>
@@ -17057,11 +14610,19 @@
                 <w:lang w:val="en-US"/>
               </w:rPr>
             </w:pPr>
-            <w:r>
-              <w:rPr>
-                <w:lang w:val="en-US"/>
-              </w:rPr>
-              <w:t>/!\ mg/L et ml/L</w:t>
+            <w:proofErr w:type="gramStart"/>
+            <w:r>
+              <w:rPr>
+                <w:lang w:val="en-US"/>
+              </w:rPr>
+              <w:t>/!\</w:t>
+            </w:r>
+            <w:proofErr w:type="gramEnd"/>
+            <w:r>
+              <w:rPr>
+                <w:lang w:val="en-US"/>
+              </w:rPr>
+              <w:t xml:space="preserve"> mg/L et ml/L</w:t>
             </w:r>
           </w:p>
         </w:tc>
@@ -17118,6 +14679,7 @@
               <w:t>(</w:t>
             </w:r>
             <w:proofErr w:type="spellStart"/>
+            <w:proofErr w:type="gramStart"/>
             <w:r>
               <w:rPr>
                 <w:lang w:val="en-US"/>
@@ -17125,6 +14687,7 @@
               <w:t>voir</w:t>
             </w:r>
             <w:proofErr w:type="spellEnd"/>
+            <w:proofErr w:type="gramEnd"/>
             <w:r>
               <w:rPr>
                 <w:lang w:val="en-US"/>
@@ -17797,9 +15360,11 @@
             <w:pPr>
               <w:pStyle w:val="Sansinterligne"/>
             </w:pPr>
+            <w:proofErr w:type="gramStart"/>
             <w:r>
               <w:t>phosphate</w:t>
             </w:r>
+            <w:proofErr w:type="gramEnd"/>
           </w:p>
         </w:tc>
         <w:tc>
@@ -17996,7 +15561,21 @@
               <w:rPr>
                 <w:lang w:val="en-US"/>
               </w:rPr>
-              <w:t xml:space="preserve"> / chlorophyl : stressed system </w:t>
+              <w:t xml:space="preserve"> / </w:t>
+            </w:r>
+            <w:proofErr w:type="gramStart"/>
+            <w:r>
+              <w:rPr>
+                <w:lang w:val="en-US"/>
+              </w:rPr>
+              <w:t>chlorophyl :</w:t>
+            </w:r>
+            <w:proofErr w:type="gramEnd"/>
+            <w:r>
+              <w:rPr>
+                <w:lang w:val="en-US"/>
+              </w:rPr>
+              <w:t xml:space="preserve"> stressed system </w:t>
             </w:r>
             <w:r>
               <w:rPr>
@@ -18163,8 +15742,13 @@
           <w:numId w:val="22"/>
         </w:numPr>
       </w:pPr>
-      <w:r>
-        <w:t>non paramétrique, aucune hypothèse de normalité</w:t>
+      <w:proofErr w:type="gramStart"/>
+      <w:r>
+        <w:t>non</w:t>
+      </w:r>
+      <w:proofErr w:type="gramEnd"/>
+      <w:r>
+        <w:t xml:space="preserve"> paramétrique, aucune hypothèse de normalité</w:t>
       </w:r>
     </w:p>
     <w:p>
@@ -18175,8 +15759,13 @@
           <w:numId w:val="22"/>
         </w:numPr>
       </w:pPr>
-      <w:r>
-        <w:t>détection d'une tendance monotone globale (pas forcément linéaire)</w:t>
+      <w:proofErr w:type="gramStart"/>
+      <w:r>
+        <w:t>détection</w:t>
+      </w:r>
+      <w:proofErr w:type="gramEnd"/>
+      <w:r>
+        <w:t xml:space="preserve"> d'une tendance monotone globale (pas forcément linéaire)</w:t>
       </w:r>
     </w:p>
     <w:p>
@@ -18187,8 +15776,13 @@
           <w:numId w:val="22"/>
         </w:numPr>
       </w:pPr>
-      <w:r>
-        <w:t>regarde si les valeurs augmentent plus souvent qu'elles ne diminuent au fil du temps</w:t>
+      <w:proofErr w:type="gramStart"/>
+      <w:r>
+        <w:t>regarde</w:t>
+      </w:r>
+      <w:proofErr w:type="gramEnd"/>
+      <w:r>
+        <w:t xml:space="preserve"> si les valeurs augmentent plus souvent qu'elles ne diminuent au fil du temps</w:t>
       </w:r>
     </w:p>
     <w:p>
@@ -18199,8 +15793,13 @@
           <w:numId w:val="22"/>
         </w:numPr>
       </w:pPr>
-      <w:r>
-        <w:t>robuste aux valeurs extrêmes</w:t>
+      <w:proofErr w:type="gramStart"/>
+      <w:r>
+        <w:t>robuste</w:t>
+      </w:r>
+      <w:proofErr w:type="gramEnd"/>
+      <w:r>
+        <w:t xml:space="preserve"> aux valeurs extrêmes</w:t>
       </w:r>
     </w:p>
     <w:p>
@@ -18211,8 +15810,13 @@
           <w:numId w:val="22"/>
         </w:numPr>
       </w:pPr>
-      <w:r>
-        <w:t>ne donne pas d'estimation de pente</w:t>
+      <w:proofErr w:type="gramStart"/>
+      <w:r>
+        <w:t>ne</w:t>
+      </w:r>
+      <w:proofErr w:type="gramEnd"/>
+      <w:r>
+        <w:t xml:space="preserve"> donne pas d'estimation de pente</w:t>
       </w:r>
     </w:p>
     <w:p>
@@ -18224,7 +15828,15 @@
         </w:numPr>
       </w:pPr>
       <w:r>
-        <w:t xml:space="preserve">{trend} </w:t>
+        <w:t>{</w:t>
+      </w:r>
+      <w:proofErr w:type="gramStart"/>
+      <w:r>
+        <w:t>trend</w:t>
+      </w:r>
+      <w:proofErr w:type="gramEnd"/>
+      <w:r>
+        <w:t xml:space="preserve">} </w:t>
       </w:r>
       <w:proofErr w:type="spellStart"/>
       <w:r>
@@ -18247,10 +15859,12 @@
         <w:t>{</w:t>
       </w:r>
       <w:proofErr w:type="spellStart"/>
+      <w:proofErr w:type="gramStart"/>
       <w:r>
         <w:t>modifiedmk</w:t>
       </w:r>
       <w:proofErr w:type="spellEnd"/>
+      <w:proofErr w:type="gramEnd"/>
       <w:r>
         <w:t xml:space="preserve">} </w:t>
       </w:r>
@@ -18312,8 +15926,13 @@
           <w:numId w:val="23"/>
         </w:numPr>
       </w:pPr>
-      <w:r>
-        <w:t>estime l'intensité de la tendance</w:t>
+      <w:proofErr w:type="gramStart"/>
+      <w:r>
+        <w:t>estime</w:t>
+      </w:r>
+      <w:proofErr w:type="gramEnd"/>
+      <w:r>
+        <w:t xml:space="preserve"> l'intensité de la tendance</w:t>
       </w:r>
     </w:p>
     <w:p>
@@ -18324,8 +15943,13 @@
           <w:numId w:val="23"/>
         </w:numPr>
       </w:pPr>
-      <w:r>
-        <w:t xml:space="preserve">robuste aux </w:t>
+      <w:proofErr w:type="gramStart"/>
+      <w:r>
+        <w:t>robuste</w:t>
+      </w:r>
+      <w:proofErr w:type="gramEnd"/>
+      <w:r>
+        <w:t xml:space="preserve"> aux </w:t>
       </w:r>
       <w:proofErr w:type="spellStart"/>
       <w:r>
@@ -18350,8 +15974,13 @@
           <w:numId w:val="24"/>
         </w:numPr>
       </w:pPr>
-      <w:r>
-        <w:t>permet la visualisation d'une tendance si elle était strictement linéaire sur toute la période</w:t>
+      <w:proofErr w:type="gramStart"/>
+      <w:r>
+        <w:t>permet</w:t>
+      </w:r>
+      <w:proofErr w:type="gramEnd"/>
+      <w:r>
+        <w:t xml:space="preserve"> la visualisation d'une tendance si elle était strictement linéaire sur toute la période</w:t>
       </w:r>
     </w:p>
     <w:p>
@@ -18362,8 +15991,13 @@
           <w:numId w:val="24"/>
         </w:numPr>
       </w:pPr>
-      <w:r>
-        <w:t xml:space="preserve">sensible à la forte variabilité interannuelle et aux </w:t>
+      <w:proofErr w:type="gramStart"/>
+      <w:r>
+        <w:t>sensible</w:t>
+      </w:r>
+      <w:proofErr w:type="gramEnd"/>
+      <w:r>
+        <w:t xml:space="preserve"> à la forte variabilité interannuelle et aux </w:t>
       </w:r>
       <w:proofErr w:type="spellStart"/>
       <w:r>
@@ -18382,10 +16016,12 @@
         <w:t>{</w:t>
       </w:r>
       <w:proofErr w:type="spellStart"/>
+      <w:proofErr w:type="gramStart"/>
       <w:r>
         <w:t>changepoint</w:t>
       </w:r>
       <w:proofErr w:type="spellEnd"/>
+      <w:proofErr w:type="gramEnd"/>
       <w:r>
         <w:t>} : périodes caractérisées par des moyennes différentes</w:t>
       </w:r>
@@ -18395,10 +16031,12 @@
         <w:t>{</w:t>
       </w:r>
       <w:proofErr w:type="spellStart"/>
+      <w:proofErr w:type="gramStart"/>
       <w:r>
         <w:t>segmented</w:t>
       </w:r>
       <w:proofErr w:type="spellEnd"/>
+      <w:proofErr w:type="gramEnd"/>
       <w:r>
         <w:t>} : tendances différentes</w:t>
       </w:r>
@@ -18406,321 +16044,25 @@
     <w:p>
       <w:pPr>
         <w:rPr>
-          <w:lang w:val="en-US"/>
-        </w:rPr>
-      </w:pPr>
-      <w:r>
-        <w:rPr>
-          <w:noProof/>
-          <w:lang w:val="en-US"/>
-        </w:rPr>
-        <w:lastRenderedPageBreak/>
-        <w:drawing>
-          <wp:inline distT="0" distB="0" distL="0" distR="0" wp14:anchorId="3C4EF174" wp14:editId="2CB74167">
-            <wp:extent cx="3911600" cy="9777730"/>
-            <wp:effectExtent l="0" t="0" r="0" b="0"/>
-            <wp:docPr id="4" name="Image 4"/>
-            <wp:cNvGraphicFramePr>
-              <a:graphicFrameLocks xmlns:a="http://schemas.openxmlformats.org/drawingml/2006/main" noChangeAspect="1"/>
-            </wp:cNvGraphicFramePr>
-            <a:graphic xmlns:a="http://schemas.openxmlformats.org/drawingml/2006/main">
-              <a:graphicData uri="http://schemas.openxmlformats.org/drawingml/2006/picture">
-                <pic:pic xmlns:pic="http://schemas.openxmlformats.org/drawingml/2006/picture">
-                  <pic:nvPicPr>
-                    <pic:cNvPr id="4" name="Image 4"/>
-                    <pic:cNvPicPr/>
-                  </pic:nvPicPr>
-                  <pic:blipFill>
-                    <a:blip r:embed="rId10" cstate="print">
-                      <a:extLst>
-                        <a:ext uri="{28A0092B-C50C-407E-A947-70E740481C1C}">
-                          <a14:useLocalDpi xmlns:a14="http://schemas.microsoft.com/office/drawing/2010/main" val="0"/>
-                        </a:ext>
-                      </a:extLst>
-                    </a:blip>
-                    <a:stretch>
-                      <a:fillRect/>
-                    </a:stretch>
-                  </pic:blipFill>
-                  <pic:spPr>
-                    <a:xfrm>
-                      <a:off x="0" y="0"/>
-                      <a:ext cx="3911600" cy="9777730"/>
-                    </a:xfrm>
-                    <a:prstGeom prst="rect">
-                      <a:avLst/>
-                    </a:prstGeom>
-                  </pic:spPr>
-                </pic:pic>
-              </a:graphicData>
-            </a:graphic>
-          </wp:inline>
-        </w:drawing>
-      </w:r>
-    </w:p>
-    <w:p>
-      <w:pPr>
-        <w:pStyle w:val="Titre4"/>
-        <w:rPr>
-          <w:lang w:val="en-US"/>
-        </w:rPr>
-      </w:pPr>
-      <w:r>
-        <w:rPr>
-          <w:lang w:val="en-US"/>
-        </w:rPr>
-        <w:lastRenderedPageBreak/>
-        <w:t>PCA</w:t>
-      </w:r>
-    </w:p>
-    <w:p>
-      <w:pPr>
-        <w:rPr>
-          <w:lang w:val="en-US"/>
-        </w:rPr>
-      </w:pPr>
-      <w:r>
-        <w:rPr>
-          <w:noProof/>
-          <w:lang w:val="en-US"/>
-        </w:rPr>
-        <w:drawing>
-          <wp:inline distT="0" distB="0" distL="0" distR="0" wp14:anchorId="163FB619" wp14:editId="7502FFE2">
-            <wp:extent cx="6645910" cy="6645910"/>
-            <wp:effectExtent l="0" t="0" r="2540" b="2540"/>
-            <wp:docPr id="10" name="Image 10"/>
-            <wp:cNvGraphicFramePr>
-              <a:graphicFrameLocks xmlns:a="http://schemas.openxmlformats.org/drawingml/2006/main" noChangeAspect="1"/>
-            </wp:cNvGraphicFramePr>
-            <a:graphic xmlns:a="http://schemas.openxmlformats.org/drawingml/2006/main">
-              <a:graphicData uri="http://schemas.openxmlformats.org/drawingml/2006/picture">
-                <pic:pic xmlns:pic="http://schemas.openxmlformats.org/drawingml/2006/picture">
-                  <pic:nvPicPr>
-                    <pic:cNvPr id="10" name="Image 10"/>
-                    <pic:cNvPicPr/>
-                  </pic:nvPicPr>
-                  <pic:blipFill>
-                    <a:blip r:embed="rId11" cstate="print">
-                      <a:extLst>
-                        <a:ext uri="{28A0092B-C50C-407E-A947-70E740481C1C}">
-                          <a14:useLocalDpi xmlns:a14="http://schemas.microsoft.com/office/drawing/2010/main" val="0"/>
-                        </a:ext>
-                      </a:extLst>
-                    </a:blip>
-                    <a:stretch>
-                      <a:fillRect/>
-                    </a:stretch>
-                  </pic:blipFill>
-                  <pic:spPr>
-                    <a:xfrm>
-                      <a:off x="0" y="0"/>
-                      <a:ext cx="6645910" cy="6645910"/>
-                    </a:xfrm>
-                    <a:prstGeom prst="rect">
-                      <a:avLst/>
-                    </a:prstGeom>
-                  </pic:spPr>
-                </pic:pic>
-              </a:graphicData>
-            </a:graphic>
-          </wp:inline>
-        </w:drawing>
-      </w:r>
-    </w:p>
-    <w:p>
-      <w:pPr>
-        <w:rPr>
+          <w:rFonts w:eastAsiaTheme="majorEastAsia" w:cstheme="majorBidi"/>
+          <w:i/>
+          <w:iCs/>
+          <w:color w:val="2F5496" w:themeColor="accent1" w:themeShade="BF"/>
           <w:lang w:val="en-US"/>
         </w:rPr>
       </w:pPr>
     </w:p>
     <w:p>
       <w:pPr>
+        <w:pStyle w:val="Titre2"/>
         <w:rPr>
           <w:lang w:val="en-US"/>
         </w:rPr>
       </w:pPr>
       <w:r>
         <w:rPr>
-          <w:noProof/>
-          <w:lang w:val="en-US"/>
-        </w:rPr>
-        <w:lastRenderedPageBreak/>
-        <w:drawing>
-          <wp:inline distT="0" distB="0" distL="0" distR="0" wp14:anchorId="560CE007" wp14:editId="2A209875">
-            <wp:extent cx="6645910" cy="6645910"/>
-            <wp:effectExtent l="0" t="0" r="2540" b="2540"/>
-            <wp:docPr id="11" name="Image 11"/>
-            <wp:cNvGraphicFramePr>
-              <a:graphicFrameLocks xmlns:a="http://schemas.openxmlformats.org/drawingml/2006/main" noChangeAspect="1"/>
-            </wp:cNvGraphicFramePr>
-            <a:graphic xmlns:a="http://schemas.openxmlformats.org/drawingml/2006/main">
-              <a:graphicData uri="http://schemas.openxmlformats.org/drawingml/2006/picture">
-                <pic:pic xmlns:pic="http://schemas.openxmlformats.org/drawingml/2006/picture">
-                  <pic:nvPicPr>
-                    <pic:cNvPr id="11" name="Image 11"/>
-                    <pic:cNvPicPr/>
-                  </pic:nvPicPr>
-                  <pic:blipFill>
-                    <a:blip r:embed="rId12" cstate="print">
-                      <a:extLst>
-                        <a:ext uri="{28A0092B-C50C-407E-A947-70E740481C1C}">
-                          <a14:useLocalDpi xmlns:a14="http://schemas.microsoft.com/office/drawing/2010/main" val="0"/>
-                        </a:ext>
-                      </a:extLst>
-                    </a:blip>
-                    <a:stretch>
-                      <a:fillRect/>
-                    </a:stretch>
-                  </pic:blipFill>
-                  <pic:spPr>
-                    <a:xfrm>
-                      <a:off x="0" y="0"/>
-                      <a:ext cx="6645910" cy="6645910"/>
-                    </a:xfrm>
-                    <a:prstGeom prst="rect">
-                      <a:avLst/>
-                    </a:prstGeom>
-                  </pic:spPr>
-                </pic:pic>
-              </a:graphicData>
-            </a:graphic>
-          </wp:inline>
-        </w:drawing>
-      </w:r>
-    </w:p>
-    <w:p>
-      <w:pPr>
-        <w:rPr>
-          <w:lang w:val="en-US"/>
-        </w:rPr>
-      </w:pPr>
-      <w:r>
-        <w:rPr>
-          <w:noProof/>
-          <w:lang w:val="en-US"/>
-        </w:rPr>
-        <w:lastRenderedPageBreak/>
-        <w:drawing>
-          <wp:inline distT="0" distB="0" distL="0" distR="0" wp14:anchorId="7642DA7C" wp14:editId="626835C7">
-            <wp:extent cx="6645910" cy="6645910"/>
-            <wp:effectExtent l="0" t="0" r="2540" b="2540"/>
-            <wp:docPr id="13" name="Image 13"/>
-            <wp:cNvGraphicFramePr>
-              <a:graphicFrameLocks xmlns:a="http://schemas.openxmlformats.org/drawingml/2006/main" noChangeAspect="1"/>
-            </wp:cNvGraphicFramePr>
-            <a:graphic xmlns:a="http://schemas.openxmlformats.org/drawingml/2006/main">
-              <a:graphicData uri="http://schemas.openxmlformats.org/drawingml/2006/picture">
-                <pic:pic xmlns:pic="http://schemas.openxmlformats.org/drawingml/2006/picture">
-                  <pic:nvPicPr>
-                    <pic:cNvPr id="13" name="Image 13"/>
-                    <pic:cNvPicPr/>
-                  </pic:nvPicPr>
-                  <pic:blipFill>
-                    <a:blip r:embed="rId13" cstate="print">
-                      <a:extLst>
-                        <a:ext uri="{28A0092B-C50C-407E-A947-70E740481C1C}">
-                          <a14:useLocalDpi xmlns:a14="http://schemas.microsoft.com/office/drawing/2010/main" val="0"/>
-                        </a:ext>
-                      </a:extLst>
-                    </a:blip>
-                    <a:stretch>
-                      <a:fillRect/>
-                    </a:stretch>
-                  </pic:blipFill>
-                  <pic:spPr>
-                    <a:xfrm>
-                      <a:off x="0" y="0"/>
-                      <a:ext cx="6645910" cy="6645910"/>
-                    </a:xfrm>
-                    <a:prstGeom prst="rect">
-                      <a:avLst/>
-                    </a:prstGeom>
-                  </pic:spPr>
-                </pic:pic>
-              </a:graphicData>
-            </a:graphic>
-          </wp:inline>
-        </w:drawing>
-      </w:r>
-    </w:p>
-    <w:p>
-      <w:pPr>
-        <w:rPr>
-          <w:rFonts w:eastAsiaTheme="majorEastAsia" w:cstheme="majorBidi"/>
-          <w:i/>
-          <w:iCs/>
-          <w:color w:val="2F5496" w:themeColor="accent1" w:themeShade="BF"/>
-          <w:lang w:val="en-US"/>
-        </w:rPr>
-      </w:pPr>
-      <w:r>
-        <w:rPr>
-          <w:noProof/>
-          <w:lang w:val="en-US"/>
-        </w:rPr>
-        <w:lastRenderedPageBreak/>
-        <w:drawing>
-          <wp:inline distT="0" distB="0" distL="0" distR="0" wp14:anchorId="5F87C48E" wp14:editId="019089E4">
-            <wp:extent cx="6645910" cy="6645910"/>
-            <wp:effectExtent l="0" t="0" r="2540" b="2540"/>
-            <wp:docPr id="12" name="Image 12"/>
-            <wp:cNvGraphicFramePr>
-              <a:graphicFrameLocks xmlns:a="http://schemas.openxmlformats.org/drawingml/2006/main" noChangeAspect="1"/>
-            </wp:cNvGraphicFramePr>
-            <a:graphic xmlns:a="http://schemas.openxmlformats.org/drawingml/2006/main">
-              <a:graphicData uri="http://schemas.openxmlformats.org/drawingml/2006/picture">
-                <pic:pic xmlns:pic="http://schemas.openxmlformats.org/drawingml/2006/picture">
-                  <pic:nvPicPr>
-                    <pic:cNvPr id="12" name="Image 12"/>
-                    <pic:cNvPicPr/>
-                  </pic:nvPicPr>
-                  <pic:blipFill>
-                    <a:blip r:embed="rId14" cstate="print">
-                      <a:extLst>
-                        <a:ext uri="{28A0092B-C50C-407E-A947-70E740481C1C}">
-                          <a14:useLocalDpi xmlns:a14="http://schemas.microsoft.com/office/drawing/2010/main" val="0"/>
-                        </a:ext>
-                      </a:extLst>
-                    </a:blip>
-                    <a:stretch>
-                      <a:fillRect/>
-                    </a:stretch>
-                  </pic:blipFill>
-                  <pic:spPr>
-                    <a:xfrm>
-                      <a:off x="0" y="0"/>
-                      <a:ext cx="6645910" cy="6645910"/>
-                    </a:xfrm>
-                    <a:prstGeom prst="rect">
-                      <a:avLst/>
-                    </a:prstGeom>
-                  </pic:spPr>
-                </pic:pic>
-              </a:graphicData>
-            </a:graphic>
-          </wp:inline>
-        </w:drawing>
-      </w:r>
-      <w:r>
-        <w:rPr>
-          <w:lang w:val="en-US"/>
-        </w:rPr>
-        <w:br w:type="page"/>
-      </w:r>
-    </w:p>
-    <w:p>
-      <w:pPr>
-        <w:pStyle w:val="Titre2"/>
-        <w:rPr>
-          <w:lang w:val="en-US"/>
-        </w:rPr>
-      </w:pPr>
-      <w:r>
-        <w:rPr>
-          <w:lang w:val="en-US"/>
-        </w:rPr>
-        <w:lastRenderedPageBreak/>
+          <w:lang w:val="en-US"/>
+        </w:rPr>
         <w:t>Results</w:t>
       </w:r>
     </w:p>
@@ -18772,7 +16114,7 @@
           <w:lang w:val="en-US"/>
         </w:rPr>
       </w:pPr>
-      <w:bookmarkStart w:id="10" w:name="_Ref204761649"/>
+      <w:bookmarkStart w:id="8" w:name="_Ref204761649"/>
       <w:r>
         <w:rPr>
           <w:lang w:val="en-US"/>
@@ -18801,7 +16143,7 @@
       <w:r>
         <w:fldChar w:fldCharType="end"/>
       </w:r>
-      <w:bookmarkEnd w:id="10"/>
+      <w:bookmarkEnd w:id="8"/>
       <w:r>
         <w:rPr>
           <w:lang w:val="en-US"/>
@@ -18945,7 +16287,21 @@
         <w:rPr>
           <w:lang w:val="en-US"/>
         </w:rPr>
-        <w:t xml:space="preserve">: [0-100%[, yellow:[100-200%[, orange: [200-300%[, red: [300-400%[, black: &gt; 400%). </w:t>
+        <w:t>: [0-100</w:t>
+      </w:r>
+      <w:proofErr w:type="gramStart"/>
+      <w:r>
+        <w:rPr>
+          <w:lang w:val="en-US"/>
+        </w:rPr>
+        <w:t>%[</w:t>
+      </w:r>
+      <w:proofErr w:type="gramEnd"/>
+      <w:r>
+        <w:rPr>
+          <w:lang w:val="en-US"/>
+        </w:rPr>
+        <w:t xml:space="preserve">, yellow:[100-200%[, orange: [200-300%[, red: [300-400%[, black: &gt; 400%). </w:t>
       </w:r>
       <w:r>
         <w:rPr>
@@ -25018,7 +22374,14 @@
         <w:rPr>
           <w:lang w:val="en-US"/>
         </w:rPr>
-        <w:t xml:space="preserve"> in the Gironde and Loire estuar</w:t>
+        <w:t xml:space="preserve"> in the </w:t>
+      </w:r>
+      <w:r>
+        <w:rPr>
+          <w:lang w:val="en-US"/>
+        </w:rPr>
+        <w:lastRenderedPageBreak/>
+        <w:t>Gironde and Loire estuar</w:t>
       </w:r>
       <w:r>
         <w:rPr>
@@ -25179,7 +22542,6 @@
           <w:highlight w:val="yellow"/>
           <w:lang w:val="en-US"/>
         </w:rPr>
-        <w:lastRenderedPageBreak/>
         <w:t>Benthic macrofauna</w:t>
       </w:r>
     </w:p>
@@ -25239,7 +22601,7 @@
                           <pic:cNvPicPr/>
                         </pic:nvPicPr>
                         <pic:blipFill>
-                          <a:blip r:embed="rId15" cstate="print">
+                          <a:blip r:embed="rId6" cstate="print">
                             <a:extLst>
                               <a:ext uri="{28A0092B-C50C-407E-A947-70E740481C1C}">
                                 <a14:useLocalDpi xmlns:a14="http://schemas.microsoft.com/office/drawing/2010/main" val="0"/>
@@ -25307,7 +22669,7 @@
                           <pic:cNvPicPr/>
                         </pic:nvPicPr>
                         <pic:blipFill>
-                          <a:blip r:embed="rId16" cstate="print">
+                          <a:blip r:embed="rId7" cstate="print">
                             <a:extLst>
                               <a:ext uri="{28A0092B-C50C-407E-A947-70E740481C1C}">
                                 <a14:useLocalDpi xmlns:a14="http://schemas.microsoft.com/office/drawing/2010/main" val="0"/>
@@ -25361,7 +22723,7 @@
                           <pic:cNvPicPr/>
                         </pic:nvPicPr>
                         <pic:blipFill rotWithShape="1">
-                          <a:blip r:embed="rId17" cstate="print">
+                          <a:blip r:embed="rId8" cstate="print">
                             <a:extLst>
                               <a:ext uri="{28A0092B-C50C-407E-A947-70E740481C1C}">
                                 <a14:useLocalDpi xmlns:a14="http://schemas.microsoft.com/office/drawing/2010/main" val="0"/>
@@ -25430,7 +22792,7 @@
                           <pic:cNvPicPr/>
                         </pic:nvPicPr>
                         <pic:blipFill rotWithShape="1">
-                          <a:blip r:embed="rId18" cstate="print">
+                          <a:blip r:embed="rId9" cstate="print">
                             <a:extLst>
                               <a:ext uri="{28A0092B-C50C-407E-A947-70E740481C1C}">
                                 <a14:useLocalDpi xmlns:a14="http://schemas.microsoft.com/office/drawing/2010/main" val="0"/>
@@ -25529,7 +22891,7 @@
                     <pic:cNvPicPr/>
                   </pic:nvPicPr>
                   <pic:blipFill>
-                    <a:blip r:embed="rId19" cstate="print">
+                    <a:blip r:embed="rId10" cstate="print">
                       <a:extLst>
                         <a:ext uri="{28A0092B-C50C-407E-A947-70E740481C1C}">
                           <a14:useLocalDpi xmlns:a14="http://schemas.microsoft.com/office/drawing/2010/main" val="0"/>
@@ -25663,7 +23025,7 @@
                     <pic:cNvPicPr/>
                   </pic:nvPicPr>
                   <pic:blipFill>
-                    <a:blip r:embed="rId20" cstate="print">
+                    <a:blip r:embed="rId11" cstate="print">
                       <a:extLst>
                         <a:ext uri="{28A0092B-C50C-407E-A947-70E740481C1C}">
                           <a14:useLocalDpi xmlns:a14="http://schemas.microsoft.com/office/drawing/2010/main" val="0"/>
@@ -25754,7 +23116,7 @@
                           </pic:cNvPicPr>
                         </pic:nvPicPr>
                         <pic:blipFill>
-                          <a:blip r:embed="rId21" cstate="print">
+                          <a:blip r:embed="rId12" cstate="print">
                             <a:extLst>
                               <a:ext uri="{28A0092B-C50C-407E-A947-70E740481C1C}">
                                 <a14:useLocalDpi xmlns:a14="http://schemas.microsoft.com/office/drawing/2010/main" val="0"/>
@@ -25835,11 +23197,19 @@
                 <w:lang w:val="en-US"/>
               </w:rPr>
             </w:pPr>
-            <w:r>
-              <w:rPr>
-                <w:lang w:val="en-US"/>
-              </w:rPr>
-              <w:t>3 fold higher in Loire intertidal areas than the highest densities in other estuaries and areas.</w:t>
+            <w:proofErr w:type="gramStart"/>
+            <w:r>
+              <w:rPr>
+                <w:lang w:val="en-US"/>
+              </w:rPr>
+              <w:t>3 fold</w:t>
+            </w:r>
+            <w:proofErr w:type="gramEnd"/>
+            <w:r>
+              <w:rPr>
+                <w:lang w:val="en-US"/>
+              </w:rPr>
+              <w:t xml:space="preserve"> higher in Loire intertidal areas than the highest densities in other estuaries and areas.</w:t>
             </w:r>
           </w:p>
           <w:p>
@@ -25938,7 +23308,7 @@
                     <pic:cNvPicPr/>
                   </pic:nvPicPr>
                   <pic:blipFill>
-                    <a:blip r:embed="rId22" cstate="print">
+                    <a:blip r:embed="rId13" cstate="print">
                       <a:extLst>
                         <a:ext uri="{28A0092B-C50C-407E-A947-70E740481C1C}">
                           <a14:useLocalDpi xmlns:a14="http://schemas.microsoft.com/office/drawing/2010/main" val="0"/>
@@ -26146,7 +23516,7 @@
                     <pic:cNvPicPr/>
                   </pic:nvPicPr>
                   <pic:blipFill>
-                    <a:blip r:embed="rId23" cstate="print">
+                    <a:blip r:embed="rId14" cstate="print">
                       <a:extLst>
                         <a:ext uri="{28A0092B-C50C-407E-A947-70E740481C1C}">
                           <a14:useLocalDpi xmlns:a14="http://schemas.microsoft.com/office/drawing/2010/main" val="0"/>
@@ -26178,7 +23548,15 @@
         <w:pStyle w:val="Titre4"/>
       </w:pPr>
       <w:r>
-        <w:t xml:space="preserve">Nitrification cycle: Ammonium / </w:t>
+        <w:t xml:space="preserve">Nitrification </w:t>
+      </w:r>
+      <w:proofErr w:type="gramStart"/>
+      <w:r>
+        <w:t>cycle:</w:t>
+      </w:r>
+      <w:proofErr w:type="gramEnd"/>
+      <w:r>
+        <w:t xml:space="preserve"> Ammonium / </w:t>
       </w:r>
       <w:proofErr w:type="spellStart"/>
       <w:r>
@@ -26196,7 +23574,7 @@
         <w:tblLook w:val="04A0" w:firstRow="1" w:lastRow="0" w:firstColumn="1" w:lastColumn="0" w:noHBand="0" w:noVBand="1"/>
       </w:tblPr>
       <w:tblGrid>
-        <w:gridCol w:w="6006"/>
+        <w:gridCol w:w="5466"/>
         <w:gridCol w:w="6372"/>
       </w:tblGrid>
       <w:tr>
@@ -26206,50 +23584,7 @@
           </w:tcPr>
           <w:p>
             <w:r>
-              <w:rPr>
-                <w:noProof/>
-              </w:rPr>
-              <w:drawing>
-                <wp:inline distT="0" distB="0" distL="0" distR="0" wp14:anchorId="50C4D40C" wp14:editId="2A07C2C7">
-                  <wp:extent cx="3671350" cy="2448151"/>
-                  <wp:effectExtent l="0" t="0" r="5715" b="0"/>
-                  <wp:docPr id="8" name="Image 8"/>
-                  <wp:cNvGraphicFramePr>
-                    <a:graphicFrameLocks xmlns:a="http://schemas.openxmlformats.org/drawingml/2006/main" noChangeAspect="1"/>
-                  </wp:cNvGraphicFramePr>
-                  <a:graphic xmlns:a="http://schemas.openxmlformats.org/drawingml/2006/main">
-                    <a:graphicData uri="http://schemas.openxmlformats.org/drawingml/2006/picture">
-                      <pic:pic xmlns:pic="http://schemas.openxmlformats.org/drawingml/2006/picture">
-                        <pic:nvPicPr>
-                          <pic:cNvPr id="8" name="Image 8"/>
-                          <pic:cNvPicPr/>
-                        </pic:nvPicPr>
-                        <pic:blipFill>
-                          <a:blip r:embed="rId24" cstate="print">
-                            <a:extLst>
-                              <a:ext uri="{28A0092B-C50C-407E-A947-70E740481C1C}">
-                                <a14:useLocalDpi xmlns:a14="http://schemas.microsoft.com/office/drawing/2010/main" val="0"/>
-                              </a:ext>
-                            </a:extLst>
-                          </a:blip>
-                          <a:stretch>
-                            <a:fillRect/>
-                          </a:stretch>
-                        </pic:blipFill>
-                        <pic:spPr>
-                          <a:xfrm>
-                            <a:off x="0" y="0"/>
-                            <a:ext cx="3685923" cy="2457868"/>
-                          </a:xfrm>
-                          <a:prstGeom prst="rect">
-                            <a:avLst/>
-                          </a:prstGeom>
-                        </pic:spPr>
-                      </pic:pic>
-                    </a:graphicData>
-                  </a:graphic>
-                </wp:inline>
-              </w:drawing>
+              <w:t xml:space="preserve"> </w:t>
             </w:r>
           </w:p>
         </w:tc>
@@ -26257,11 +23592,6 @@
           <w:tcPr>
             <w:tcW w:w="5228" w:type="dxa"/>
           </w:tcPr>
-          <w:p>
-            <w:r>
-              <w:t>La somme calculée en Loire semble plus forte que celle mesurée dans Quadrige</w:t>
-            </w:r>
-          </w:p>
           <w:p>
             <w:pPr>
               <w:pStyle w:val="Paragraphedeliste"/>
@@ -26270,9 +23600,6 @@
                 <w:numId w:val="17"/>
               </w:numPr>
             </w:pPr>
-            <w:r>
-              <w:t>On garde quand même ?</w:t>
-            </w:r>
           </w:p>
         </w:tc>
       </w:tr>
@@ -26286,7 +23613,6 @@
               <w:rPr>
                 <w:noProof/>
               </w:rPr>
-              <w:lastRenderedPageBreak/>
               <w:drawing>
                 <wp:inline distT="0" distB="0" distL="0" distR="0" wp14:anchorId="06C80DC9" wp14:editId="43C5820E">
                   <wp:extent cx="3327591" cy="2218923"/>
@@ -26303,7 +23629,7 @@
                           <pic:cNvPicPr/>
                         </pic:nvPicPr>
                         <pic:blipFill>
-                          <a:blip r:embed="rId25" cstate="print">
+                          <a:blip r:embed="rId15" cstate="print">
                             <a:extLst>
                               <a:ext uri="{28A0092B-C50C-407E-A947-70E740481C1C}">
                                 <a14:useLocalDpi xmlns:a14="http://schemas.microsoft.com/office/drawing/2010/main" val="0"/>
@@ -26423,15 +23749,25 @@
               </w:rPr>
               <w:t>“</w:t>
             </w:r>
+            <w:proofErr w:type="gramStart"/>
             <w:r>
               <w:rPr>
                 <w:rFonts w:ascii="Georgia" w:hAnsi="Georgia"/>
                 <w:color w:val="1F1F1F"/>
                 <w:lang w:val="en-US"/>
               </w:rPr>
-              <w:t>ammonium serves as an essential indicator for the evaluation and regulation of the health status of aquatic ecological environments. Ammonium can enter the </w:t>
-            </w:r>
-            <w:hyperlink r:id="rId26" w:history="1">
+              <w:t>ammonium</w:t>
+            </w:r>
+            <w:proofErr w:type="gramEnd"/>
+            <w:r>
+              <w:rPr>
+                <w:rFonts w:ascii="Georgia" w:hAnsi="Georgia"/>
+                <w:color w:val="1F1F1F"/>
+                <w:lang w:val="en-US"/>
+              </w:rPr>
+              <w:t xml:space="preserve"> serves as an essential indicator for the evaluation and regulation of the health status of aquatic ecological environments. Ammonium can enter the </w:t>
+            </w:r>
+            <w:hyperlink r:id="rId16" w:history="1">
               <w:r>
                 <w:rPr>
                   <w:rStyle w:val="Lienhypertexte"/>
@@ -26450,7 +23786,7 @@
               </w:rPr>
               <w:t> through various sources, including various </w:t>
             </w:r>
-            <w:hyperlink r:id="rId27" w:history="1">
+            <w:hyperlink r:id="rId17" w:history="1">
               <w:r>
                 <w:rPr>
                   <w:rStyle w:val="Lienhypertexte"/>
@@ -26469,7 +23805,7 @@
               </w:rPr>
               <w:t> such as </w:t>
             </w:r>
-            <w:hyperlink r:id="rId28" w:history="1">
+            <w:hyperlink r:id="rId18" w:history="1">
               <w:r>
                 <w:rPr>
                   <w:rStyle w:val="Lienhypertexte"/>
@@ -26488,7 +23824,7 @@
               </w:rPr>
               <w:t>, </w:t>
             </w:r>
-            <w:hyperlink r:id="rId29" w:history="1">
+            <w:hyperlink r:id="rId19" w:history="1">
               <w:r>
                 <w:rPr>
                   <w:rStyle w:val="Lienhypertexte"/>
@@ -26507,7 +23843,7 @@
               </w:rPr>
               <w:t> and municipal effluent, as well as natural sources such as </w:t>
             </w:r>
-            <w:hyperlink r:id="rId30" w:history="1">
+            <w:hyperlink r:id="rId20" w:history="1">
               <w:r>
                 <w:rPr>
                   <w:rStyle w:val="Lienhypertexte"/>
@@ -26526,7 +23862,7 @@
               </w:rPr>
               <w:t> and the excretion of nitrogenous waste by animals [</w:t>
             </w:r>
-            <w:bookmarkStart w:id="11" w:name="bbib5"/>
+            <w:bookmarkStart w:id="9" w:name="bbib5"/>
             <w:r>
               <w:fldChar w:fldCharType="begin"/>
             </w:r>
@@ -26559,7 +23895,7 @@
               </w:rPr>
               <w:t>,</w:t>
             </w:r>
-            <w:bookmarkStart w:id="12" w:name="bbib6"/>
+            <w:bookmarkStart w:id="10" w:name="bbib6"/>
             <w:r>
               <w:fldChar w:fldCharType="begin"/>
             </w:r>
@@ -26592,7 +23928,7 @@
               </w:rPr>
               <w:t>]. Excessive ammonium inputs into </w:t>
             </w:r>
-            <w:hyperlink r:id="rId31" w:history="1">
+            <w:hyperlink r:id="rId21" w:history="1">
               <w:r>
                 <w:rPr>
                   <w:rStyle w:val="Lienhypertexte"/>
@@ -26611,7 +23947,7 @@
               </w:rPr>
               <w:t> can stimulate the primary production of plankton communities, leading to rapid </w:t>
             </w:r>
-            <w:hyperlink r:id="rId32" w:history="1">
+            <w:hyperlink r:id="rId22" w:history="1">
               <w:r>
                 <w:rPr>
                   <w:rStyle w:val="Lienhypertexte"/>
@@ -26628,9 +23964,18 @@
                 <w:color w:val="1F1F1F"/>
                 <w:lang w:val="en-US"/>
               </w:rPr>
-              <w:t> growth and the subsequent decay of plant material, which can result in oxygen depletion within the water and contribute to eutrophication, posing a significant threat to the aquatic environment and ecological security [</w:t>
-            </w:r>
-            <w:bookmarkStart w:id="13" w:name="bbib7"/>
+              <w:t xml:space="preserve"> growth and the subsequent decay of plant </w:t>
+            </w:r>
+            <w:r>
+              <w:rPr>
+                <w:rFonts w:ascii="Georgia" w:hAnsi="Georgia"/>
+                <w:color w:val="1F1F1F"/>
+                <w:lang w:val="en-US"/>
+              </w:rPr>
+              <w:lastRenderedPageBreak/>
+              <w:t>material, which can result in oxygen depletion within the water and contribute to eutrophication, posing a significant threat to the aquatic environment and ecological security [</w:t>
+            </w:r>
+            <w:bookmarkStart w:id="11" w:name="bbib7"/>
             <w:r>
               <w:fldChar w:fldCharType="begin"/>
             </w:r>
@@ -26655,7 +24000,7 @@
             <w:r>
               <w:fldChar w:fldCharType="end"/>
             </w:r>
-            <w:bookmarkEnd w:id="13"/>
+            <w:bookmarkEnd w:id="11"/>
             <w:r>
               <w:rPr>
                 <w:rFonts w:ascii="Georgia" w:hAnsi="Georgia"/>
@@ -26664,7 +24009,7 @@
               </w:rPr>
               <w:t>]. Additionally, the presence of unionized ammonia is more toxic to aquatic animals because it is a neutral molecule that can freely diffuse across the epithelial membranes of </w:t>
             </w:r>
-            <w:hyperlink r:id="rId33" w:history="1">
+            <w:hyperlink r:id="rId23" w:history="1">
               <w:r>
                 <w:rPr>
                   <w:rStyle w:val="Lienhypertexte"/>
@@ -26683,7 +24028,7 @@
               </w:rPr>
               <w:t>. Subsequently, even low concentrations of ammonia can cause fatality in certain fish species, directly impacting the healthy growth of breeding organisms, while also influencing the yield and brood quality of breeding organisms [</w:t>
             </w:r>
-            <w:hyperlink r:id="rId34" w:anchor="bib5" w:history="1">
+            <w:hyperlink r:id="rId24" w:anchor="bib5" w:history="1">
               <w:r>
                 <w:rPr>
                   <w:rStyle w:val="anchor-text"/>
@@ -26694,7 +24039,7 @@
                 <w:t>5</w:t>
               </w:r>
             </w:hyperlink>
-            <w:bookmarkEnd w:id="11"/>
+            <w:bookmarkEnd w:id="9"/>
             <w:r>
               <w:rPr>
                 <w:rFonts w:ascii="Georgia" w:hAnsi="Georgia"/>
@@ -26703,7 +24048,7 @@
               </w:rPr>
               <w:t>,</w:t>
             </w:r>
-            <w:hyperlink r:id="rId35" w:anchor="bib6" w:history="1">
+            <w:hyperlink r:id="rId25" w:anchor="bib6" w:history="1">
               <w:r>
                 <w:rPr>
                   <w:rStyle w:val="anchor-text"/>
@@ -26714,7 +24059,7 @@
                 <w:t>6</w:t>
               </w:r>
             </w:hyperlink>
-            <w:bookmarkEnd w:id="12"/>
+            <w:bookmarkEnd w:id="10"/>
             <w:r>
               <w:rPr>
                 <w:rFonts w:ascii="Georgia" w:hAnsi="Georgia"/>
@@ -26753,7 +24098,6 @@
         <w:rPr>
           <w:lang w:val="en-US"/>
         </w:rPr>
-        <w:lastRenderedPageBreak/>
         <w:t>Discussion</w:t>
       </w:r>
     </w:p>
@@ -27357,6 +24701,7 @@
         <w:rPr>
           <w:lang w:val="en-US"/>
         </w:rPr>
+        <w:lastRenderedPageBreak/>
         <w:t xml:space="preserve">For PCBs, time series data indicate a long-term decline in contamination levels, consistent with regulatory actions implemented in France since 1987. A decree issued in February 2003, in accordance with a 1996 European directive, mandated the elimination of all equipment containing PCBs by the end of 2010. The Stockholm Convention further calls for their complete phase-out by 2025 </w:t>
       </w:r>
       <w:r>
@@ -27756,7 +25101,6 @@
         <w:rPr>
           <w:lang w:val="en-GB"/>
         </w:rPr>
-        <w:lastRenderedPageBreak/>
         <w:t>Alt</w:t>
       </w:r>
       <w:r>
@@ -28550,7 +25894,14 @@
         <w:rPr>
           <w:lang w:val="en-US"/>
         </w:rPr>
-        <w:t>with higher pesticides concentrations often observed in February and November</w:t>
+        <w:t xml:space="preserve">with higher </w:t>
+      </w:r>
+      <w:r>
+        <w:rPr>
+          <w:lang w:val="en-US"/>
+        </w:rPr>
+        <w:lastRenderedPageBreak/>
+        <w:t>pesticides concentrations often observed in February and November</w:t>
       </w:r>
       <w:r>
         <w:rPr>
@@ -29226,14 +26577,7 @@
         <w:rPr>
           <w:lang w:val="en-US"/>
         </w:rPr>
-        <w:t xml:space="preserve">Other herbicides are also known to negatively affect </w:t>
-      </w:r>
-      <w:r>
-        <w:rPr>
-          <w:lang w:val="en-US"/>
-        </w:rPr>
-        <w:lastRenderedPageBreak/>
-        <w:t xml:space="preserve">aquatic organisms </w:t>
+        <w:t xml:space="preserve">Other herbicides are also known to negatively affect aquatic organisms </w:t>
       </w:r>
       <w:r>
         <w:rPr>
@@ -30136,6 +27480,7 @@
         <w:rPr>
           <w:lang w:val="en-US"/>
         </w:rPr>
+        <w:lastRenderedPageBreak/>
         <w:t>Conclusion</w:t>
       </w:r>
     </w:p>
@@ -30211,7 +27556,6 @@
         <w:rPr>
           <w:lang w:val="en-US"/>
         </w:rPr>
-        <w:lastRenderedPageBreak/>
         <w:t xml:space="preserve">Contamination by emerging biocidal compounds is of greater concern, with several substances exceeding their predicted no-effect concentrations (PNECs), and known to impact multiple levels of estuarine nursery food webs. All three estuaries are affected, although contamination profiles differ among them. Notably, </w:t>
       </w:r>
       <w:proofErr w:type="spellStart"/>
@@ -30270,7 +27614,7 @@
           <w:lang w:val="en-US"/>
         </w:rPr>
       </w:pPr>
-      <w:bookmarkStart w:id="14" w:name="_Hlk204159459"/>
+      <w:bookmarkStart w:id="12" w:name="_Hlk204159459"/>
       <w:r>
         <w:rPr>
           <w:lang w:val="en-US"/>
@@ -30626,11 +27970,19 @@
                 <w:lang w:val="en-US"/>
               </w:rPr>
             </w:pPr>
-            <w:r>
-              <w:rPr>
-                <w:lang w:val="en-US"/>
-              </w:rPr>
-              <w:t>Potential : mobile crustaceans</w:t>
+            <w:proofErr w:type="gramStart"/>
+            <w:r>
+              <w:rPr>
+                <w:lang w:val="en-US"/>
+              </w:rPr>
+              <w:t>Potential :</w:t>
+            </w:r>
+            <w:proofErr w:type="gramEnd"/>
+            <w:r>
+              <w:rPr>
+                <w:lang w:val="en-US"/>
+              </w:rPr>
+              <w:t xml:space="preserve"> mobile crustaceans</w:t>
             </w:r>
           </w:p>
         </w:tc>
@@ -31118,7 +28470,21 @@
               <w:rPr>
                 <w:lang w:val="en-US"/>
               </w:rPr>
-              <w:t xml:space="preserve">(tolerant e.g. </w:t>
+              <w:t xml:space="preserve">(tolerant </w:t>
+            </w:r>
+            <w:proofErr w:type="gramStart"/>
+            <w:r>
+              <w:rPr>
+                <w:lang w:val="en-US"/>
+              </w:rPr>
+              <w:t>e.g.</w:t>
+            </w:r>
+            <w:proofErr w:type="gramEnd"/>
+            <w:r>
+              <w:rPr>
+                <w:lang w:val="en-US"/>
+              </w:rPr>
+              <w:t xml:space="preserve"> </w:t>
             </w:r>
             <w:proofErr w:type="spellStart"/>
             <w:r>
@@ -31555,7 +28921,21 @@
               <w:rPr>
                 <w:lang w:val="en-US"/>
               </w:rPr>
-              <w:t xml:space="preserve"> sp.. </w:t>
+              <w:t xml:space="preserve"> </w:t>
+            </w:r>
+            <w:proofErr w:type="gramStart"/>
+            <w:r>
+              <w:rPr>
+                <w:lang w:val="en-US"/>
+              </w:rPr>
+              <w:t>sp..</w:t>
+            </w:r>
+            <w:proofErr w:type="gramEnd"/>
+            <w:r>
+              <w:rPr>
+                <w:lang w:val="en-US"/>
+              </w:rPr>
+              <w:t xml:space="preserve"> </w:t>
             </w:r>
             <w:proofErr w:type="spellStart"/>
             <w:r>
@@ -32059,7 +29439,21 @@
               <w:rPr>
                 <w:lang w:val="en-US"/>
               </w:rPr>
-              <w:t>- also crustaceans (</w:t>
+              <w:t xml:space="preserve">- </w:t>
+            </w:r>
+            <w:proofErr w:type="gramStart"/>
+            <w:r>
+              <w:rPr>
+                <w:lang w:val="en-US"/>
+              </w:rPr>
+              <w:t>also</w:t>
+            </w:r>
+            <w:proofErr w:type="gramEnd"/>
+            <w:r>
+              <w:rPr>
+                <w:lang w:val="en-US"/>
+              </w:rPr>
+              <w:t xml:space="preserve"> crustaceans (</w:t>
             </w:r>
             <w:proofErr w:type="spellStart"/>
             <w:r>
@@ -32635,7 +30029,21 @@
               <w:rPr>
                 <w:lang w:val="en-US"/>
               </w:rPr>
-              <w:t xml:space="preserve">(intertidal </w:t>
+              <w:t>(</w:t>
+            </w:r>
+            <w:proofErr w:type="gramStart"/>
+            <w:r>
+              <w:rPr>
+                <w:lang w:val="en-US"/>
+              </w:rPr>
+              <w:t>intertidal</w:t>
+            </w:r>
+            <w:proofErr w:type="gramEnd"/>
+            <w:r>
+              <w:rPr>
+                <w:lang w:val="en-US"/>
+              </w:rPr>
+              <w:t xml:space="preserve"> </w:t>
             </w:r>
             <w:proofErr w:type="spellStart"/>
             <w:r>
@@ -32834,6 +30242,7 @@
               <w:t xml:space="preserve">Some </w:t>
             </w:r>
             <w:proofErr w:type="spellStart"/>
+            <w:proofErr w:type="gramStart"/>
             <w:r>
               <w:rPr>
                 <w:lang w:val="en-US"/>
@@ -32845,7 +30254,14 @@
               <w:rPr>
                 <w:lang w:val="en-US"/>
               </w:rPr>
-              <w:t xml:space="preserve"> : </w:t>
+              <w:t> :</w:t>
+            </w:r>
+            <w:proofErr w:type="gramEnd"/>
+            <w:r>
+              <w:rPr>
+                <w:lang w:val="en-US"/>
+              </w:rPr>
+              <w:t xml:space="preserve"> </w:t>
             </w:r>
             <w:proofErr w:type="spellStart"/>
             <w:r>
@@ -33123,7 +30539,21 @@
               <w:rPr>
                 <w:lang w:val="en-US"/>
               </w:rPr>
-              <w:t>(highly mobile)</w:t>
+              <w:t>(</w:t>
+            </w:r>
+            <w:proofErr w:type="gramStart"/>
+            <w:r>
+              <w:rPr>
+                <w:lang w:val="en-US"/>
+              </w:rPr>
+              <w:t>highly</w:t>
+            </w:r>
+            <w:proofErr w:type="gramEnd"/>
+            <w:r>
+              <w:rPr>
+                <w:lang w:val="en-US"/>
+              </w:rPr>
+              <w:t xml:space="preserve"> mobile)</w:t>
             </w:r>
           </w:p>
           <w:p>
@@ -33187,7 +30617,21 @@
               <w:rPr>
                 <w:lang w:val="en-US"/>
               </w:rPr>
-              <w:t xml:space="preserve">Mysids shrimps : </w:t>
+              <w:t xml:space="preserve">Mysids </w:t>
+            </w:r>
+            <w:proofErr w:type="gramStart"/>
+            <w:r>
+              <w:rPr>
+                <w:lang w:val="en-US"/>
+              </w:rPr>
+              <w:t>shrimps :</w:t>
+            </w:r>
+            <w:proofErr w:type="gramEnd"/>
+            <w:r>
+              <w:rPr>
+                <w:lang w:val="en-US"/>
+              </w:rPr>
+              <w:t xml:space="preserve"> </w:t>
             </w:r>
             <w:proofErr w:type="spellStart"/>
             <w:r>
@@ -33435,11 +30879,16 @@
             <w:pPr>
               <w:pStyle w:val="Sansinterligne"/>
             </w:pPr>
+            <w:proofErr w:type="gramStart"/>
             <w:r>
               <w:t>Polychaetes</w:t>
             </w:r>
             <w:r>
-              <w:t xml:space="preserve">: </w:t>
+              <w:t>:</w:t>
+            </w:r>
+            <w:proofErr w:type="gramEnd"/>
+            <w:r>
+              <w:t xml:space="preserve"> </w:t>
             </w:r>
             <w:proofErr w:type="spellStart"/>
             <w:r>
@@ -33721,7 +31170,7 @@
                     </pic:cNvPicPr>
                   </pic:nvPicPr>
                   <pic:blipFill>
-                    <a:blip r:embed="rId36" cstate="print">
+                    <a:blip r:embed="rId26" cstate="print">
                       <a:extLst>
                         <a:ext uri="{28A0092B-C50C-407E-A947-70E740481C1C}">
                           <a14:useLocalDpi xmlns:a14="http://schemas.microsoft.com/office/drawing/2010/main" val="0"/>
@@ -33837,12 +31286,14 @@
                 <w:lang w:eastAsia="fr-FR"/>
               </w:rPr>
             </w:pPr>
+            <w:proofErr w:type="gramStart"/>
             <w:r>
               <w:rPr>
                 <w:lang w:eastAsia="fr-FR"/>
               </w:rPr>
               <w:t>tidal</w:t>
             </w:r>
+            <w:proofErr w:type="gramEnd"/>
           </w:p>
         </w:tc>
         <w:tc>
@@ -33859,12 +31310,14 @@
                 <w:lang w:eastAsia="fr-FR"/>
               </w:rPr>
             </w:pPr>
+            <w:proofErr w:type="gramStart"/>
             <w:r>
               <w:rPr>
                 <w:lang w:eastAsia="fr-FR"/>
               </w:rPr>
               <w:t>phylum</w:t>
             </w:r>
+            <w:proofErr w:type="gramEnd"/>
           </w:p>
         </w:tc>
         <w:tc>
@@ -33881,12 +31334,14 @@
                 <w:lang w:eastAsia="fr-FR"/>
               </w:rPr>
             </w:pPr>
+            <w:proofErr w:type="gramStart"/>
             <w:r>
               <w:rPr>
                 <w:lang w:eastAsia="fr-FR"/>
               </w:rPr>
               <w:t>class</w:t>
             </w:r>
+            <w:proofErr w:type="gramEnd"/>
           </w:p>
         </w:tc>
         <w:tc>
@@ -33904,6 +31359,7 @@
               </w:rPr>
             </w:pPr>
             <w:proofErr w:type="spellStart"/>
+            <w:proofErr w:type="gramStart"/>
             <w:r>
               <w:rPr>
                 <w:lang w:eastAsia="fr-FR"/>
@@ -33911,6 +31367,7 @@
               <w:t>order</w:t>
             </w:r>
             <w:proofErr w:type="spellEnd"/>
+            <w:proofErr w:type="gramEnd"/>
           </w:p>
         </w:tc>
         <w:tc>
@@ -33928,6 +31385,7 @@
               </w:rPr>
             </w:pPr>
             <w:proofErr w:type="spellStart"/>
+            <w:proofErr w:type="gramStart"/>
             <w:r>
               <w:rPr>
                 <w:lang w:eastAsia="fr-FR"/>
@@ -33935,6 +31393,7 @@
               <w:t>species</w:t>
             </w:r>
             <w:proofErr w:type="spellEnd"/>
+            <w:proofErr w:type="gramEnd"/>
           </w:p>
         </w:tc>
         <w:tc>
@@ -33952,11 +31411,19 @@
               </w:rPr>
             </w:pPr>
             <w:proofErr w:type="spellStart"/>
+            <w:proofErr w:type="gramStart"/>
             <w:r>
               <w:rPr>
                 <w:lang w:eastAsia="fr-FR"/>
               </w:rPr>
-              <w:t>abundance_prop</w:t>
+              <w:t>abundance</w:t>
+            </w:r>
+            <w:proofErr w:type="gramEnd"/>
+            <w:r>
+              <w:rPr>
+                <w:lang w:eastAsia="fr-FR"/>
+              </w:rPr>
+              <w:t>_prop</w:t>
             </w:r>
             <w:proofErr w:type="spellEnd"/>
           </w:p>
@@ -34003,12 +31470,14 @@
                 <w:lang w:eastAsia="fr-FR"/>
               </w:rPr>
             </w:pPr>
+            <w:proofErr w:type="gramStart"/>
             <w:r>
               <w:rPr>
                 <w:lang w:eastAsia="fr-FR"/>
               </w:rPr>
               <w:t>intertidal</w:t>
             </w:r>
+            <w:proofErr w:type="gramEnd"/>
           </w:p>
         </w:tc>
         <w:tc>
@@ -34184,12 +31653,14 @@
                 <w:lang w:eastAsia="fr-FR"/>
               </w:rPr>
             </w:pPr>
+            <w:proofErr w:type="gramStart"/>
             <w:r>
               <w:rPr>
                 <w:lang w:eastAsia="fr-FR"/>
               </w:rPr>
               <w:t>intertidal</w:t>
             </w:r>
+            <w:proofErr w:type="gramEnd"/>
           </w:p>
         </w:tc>
         <w:tc>
@@ -34358,12 +31829,14 @@
                 <w:lang w:eastAsia="fr-FR"/>
               </w:rPr>
             </w:pPr>
+            <w:proofErr w:type="gramStart"/>
             <w:r>
               <w:rPr>
                 <w:lang w:eastAsia="fr-FR"/>
               </w:rPr>
               <w:t>intertidal</w:t>
             </w:r>
+            <w:proofErr w:type="gramEnd"/>
           </w:p>
         </w:tc>
         <w:tc>
@@ -34540,6 +32013,7 @@
               </w:rPr>
             </w:pPr>
             <w:proofErr w:type="spellStart"/>
+            <w:proofErr w:type="gramStart"/>
             <w:r>
               <w:rPr>
                 <w:lang w:eastAsia="fr-FR"/>
@@ -34547,6 +32021,7 @@
               <w:t>subtidal</w:t>
             </w:r>
             <w:proofErr w:type="spellEnd"/>
+            <w:proofErr w:type="gramEnd"/>
           </w:p>
         </w:tc>
         <w:tc>
@@ -34724,6 +32199,7 @@
               </w:rPr>
             </w:pPr>
             <w:proofErr w:type="spellStart"/>
+            <w:proofErr w:type="gramStart"/>
             <w:r>
               <w:rPr>
                 <w:lang w:eastAsia="fr-FR"/>
@@ -34731,6 +32207,7 @@
               <w:t>subtidal</w:t>
             </w:r>
             <w:proofErr w:type="spellEnd"/>
+            <w:proofErr w:type="gramEnd"/>
           </w:p>
         </w:tc>
         <w:tc>
@@ -34906,12 +32383,14 @@
                 <w:lang w:eastAsia="fr-FR"/>
               </w:rPr>
             </w:pPr>
+            <w:proofErr w:type="gramStart"/>
             <w:r>
               <w:rPr>
                 <w:lang w:eastAsia="fr-FR"/>
               </w:rPr>
               <w:t>intertidal</w:t>
             </w:r>
+            <w:proofErr w:type="gramEnd"/>
           </w:p>
         </w:tc>
         <w:tc>
@@ -35088,12 +32567,14 @@
                 <w:lang w:eastAsia="fr-FR"/>
               </w:rPr>
             </w:pPr>
+            <w:proofErr w:type="gramStart"/>
             <w:r>
               <w:rPr>
                 <w:lang w:eastAsia="fr-FR"/>
               </w:rPr>
               <w:t>intertidal</w:t>
             </w:r>
+            <w:proofErr w:type="gramEnd"/>
           </w:p>
         </w:tc>
         <w:tc>
@@ -35262,6 +32743,7 @@
               </w:rPr>
             </w:pPr>
             <w:proofErr w:type="spellStart"/>
+            <w:proofErr w:type="gramStart"/>
             <w:r>
               <w:rPr>
                 <w:lang w:eastAsia="fr-FR"/>
@@ -35269,6 +32751,7 @@
               <w:t>subtidal</w:t>
             </w:r>
             <w:proofErr w:type="spellEnd"/>
+            <w:proofErr w:type="gramEnd"/>
           </w:p>
         </w:tc>
         <w:tc>
@@ -35445,12 +32928,14 @@
                 <w:lang w:eastAsia="fr-FR"/>
               </w:rPr>
             </w:pPr>
+            <w:proofErr w:type="gramStart"/>
             <w:r>
               <w:rPr>
                 <w:lang w:eastAsia="fr-FR"/>
               </w:rPr>
               <w:t>intertidal</w:t>
             </w:r>
+            <w:proofErr w:type="gramEnd"/>
           </w:p>
         </w:tc>
         <w:tc>
@@ -35626,12 +33111,14 @@
                 <w:lang w:eastAsia="fr-FR"/>
               </w:rPr>
             </w:pPr>
+            <w:proofErr w:type="gramStart"/>
             <w:r>
               <w:rPr>
                 <w:lang w:eastAsia="fr-FR"/>
               </w:rPr>
               <w:t>intertidal</w:t>
             </w:r>
+            <w:proofErr w:type="gramEnd"/>
           </w:p>
         </w:tc>
         <w:tc>
@@ -35809,6 +33296,7 @@
               </w:rPr>
             </w:pPr>
             <w:proofErr w:type="spellStart"/>
+            <w:proofErr w:type="gramStart"/>
             <w:r>
               <w:rPr>
                 <w:lang w:eastAsia="fr-FR"/>
@@ -35816,6 +33304,7 @@
               <w:t>subtidal</w:t>
             </w:r>
             <w:proofErr w:type="spellEnd"/>
+            <w:proofErr w:type="gramEnd"/>
           </w:p>
         </w:tc>
         <w:tc>
@@ -35978,6 +33467,7 @@
               </w:rPr>
             </w:pPr>
             <w:proofErr w:type="spellStart"/>
+            <w:proofErr w:type="gramStart"/>
             <w:r>
               <w:rPr>
                 <w:lang w:eastAsia="fr-FR"/>
@@ -35985,6 +33475,7 @@
               <w:t>subtidal</w:t>
             </w:r>
             <w:proofErr w:type="spellEnd"/>
+            <w:proofErr w:type="gramEnd"/>
           </w:p>
         </w:tc>
         <w:tc>
@@ -36162,6 +33653,7 @@
               </w:rPr>
             </w:pPr>
             <w:proofErr w:type="spellStart"/>
+            <w:proofErr w:type="gramStart"/>
             <w:r>
               <w:rPr>
                 <w:lang w:eastAsia="fr-FR"/>
@@ -36169,6 +33661,7 @@
               <w:t>subtidal</w:t>
             </w:r>
             <w:proofErr w:type="spellEnd"/>
+            <w:proofErr w:type="gramEnd"/>
           </w:p>
         </w:tc>
         <w:tc>
@@ -36318,7 +33811,7 @@
         <w:br w:type="page"/>
       </w:r>
     </w:p>
-    <w:bookmarkEnd w:id="14"/>
+    <w:bookmarkEnd w:id="12"/>
     <w:p>
       <w:pPr>
         <w:pStyle w:val="Titre2"/>

--- a/inst/report/Draft_Etat_conditions_nourriceries_estuariennes.docx
+++ b/inst/report/Draft_Etat_conditions_nourriceries_estuariennes.docx
@@ -390,107 +390,109 @@
         <w:rPr>
           <w:lang w:val="en-US"/>
         </w:rPr>
-        <w:t>NQE (</w:t>
-      </w:r>
-      <w:proofErr w:type="spellStart"/>
-      <w:r>
-        <w:rPr>
-          <w:lang w:val="en-US"/>
-        </w:rPr>
-        <w:t>Norme</w:t>
-      </w:r>
-      <w:proofErr w:type="spellEnd"/>
-      <w:r>
-        <w:rPr>
-          <w:lang w:val="en-US"/>
-        </w:rPr>
-        <w:t xml:space="preserve"> de </w:t>
-      </w:r>
-      <w:proofErr w:type="spellStart"/>
-      <w:r>
-        <w:rPr>
-          <w:lang w:val="en-US"/>
-        </w:rPr>
-        <w:t>Qualité</w:t>
-      </w:r>
-      <w:proofErr w:type="spellEnd"/>
+        <w:t xml:space="preserve">NQE (Norme de Qualité </w:t>
+      </w:r>
+      <w:r>
+        <w:rPr>
+          <w:lang w:val="en-US"/>
+        </w:rPr>
+        <w:t>E</w:t>
+      </w:r>
+      <w:r>
+        <w:rPr>
+          <w:lang w:val="en-US"/>
+        </w:rPr>
+        <w:t xml:space="preserve">nvironnementale: French equivalent of EQS), </w:t>
+      </w:r>
+      <w:r>
+        <w:rPr>
+          <w:lang w:val="en-US"/>
+        </w:rPr>
+        <w:t>VGE</w:t>
+      </w:r>
+      <w:r>
+        <w:rPr>
+          <w:lang w:val="en-US"/>
+        </w:rPr>
+        <w:t xml:space="preserve"> (</w:t>
+      </w:r>
+      <w:r>
+        <w:rPr>
+          <w:lang w:val="en-US"/>
+        </w:rPr>
+        <w:t>Valeurs Guide Environnementales</w:t>
+      </w:r>
+      <w:r>
+        <w:rPr>
+          <w:lang w:val="en-US"/>
+        </w:rPr>
+        <w:t xml:space="preserve">: </w:t>
+      </w:r>
+      <w:r>
+        <w:rPr>
+          <w:lang w:val="en-US"/>
+        </w:rPr>
+        <w:t>French</w:t>
+      </w:r>
+      <w:r>
+        <w:rPr>
+          <w:lang w:val="en-US"/>
+        </w:rPr>
+        <w:t xml:space="preserve"> equivalent of EQS for bivalves)</w:t>
+      </w:r>
+      <w:r>
+        <w:rPr>
+          <w:lang w:val="en-US"/>
+        </w:rPr>
+        <w:t>.</w:t>
+      </w:r>
       <w:r>
         <w:rPr>
           <w:lang w:val="en-US"/>
         </w:rPr>
         <w:t xml:space="preserve"> </w:t>
       </w:r>
-      <w:proofErr w:type="spellStart"/>
-      <w:r>
-        <w:rPr>
-          <w:lang w:val="en-US"/>
-        </w:rPr>
-        <w:t>E</w:t>
-      </w:r>
-      <w:r>
-        <w:rPr>
-          <w:lang w:val="en-US"/>
-        </w:rPr>
-        <w:t>nvironnementale</w:t>
-      </w:r>
-      <w:proofErr w:type="spellEnd"/>
-      <w:r>
-        <w:rPr>
-          <w:lang w:val="en-US"/>
-        </w:rPr>
-        <w:t xml:space="preserve">: French equivalent of EQS), </w:t>
-      </w:r>
-      <w:r>
-        <w:rPr>
-          <w:lang w:val="en-US"/>
-        </w:rPr>
-        <w:t>VGE</w:t>
-      </w:r>
-      <w:r>
-        <w:rPr>
-          <w:lang w:val="en-US"/>
-        </w:rPr>
-        <w:t xml:space="preserve"> (</w:t>
-      </w:r>
-      <w:proofErr w:type="spellStart"/>
-      <w:r>
-        <w:rPr>
-          <w:lang w:val="en-US"/>
-        </w:rPr>
-        <w:t>Valeurs</w:t>
-      </w:r>
-      <w:proofErr w:type="spellEnd"/>
-      <w:r>
-        <w:rPr>
-          <w:lang w:val="en-US"/>
-        </w:rPr>
-        <w:t xml:space="preserve"> Guide </w:t>
-      </w:r>
-      <w:proofErr w:type="spellStart"/>
-      <w:r>
-        <w:rPr>
-          <w:lang w:val="en-US"/>
-        </w:rPr>
-        <w:t>Environnementales</w:t>
-      </w:r>
-      <w:proofErr w:type="spellEnd"/>
-      <w:r>
-        <w:rPr>
-          <w:lang w:val="en-US"/>
-        </w:rPr>
-        <w:t xml:space="preserve">: </w:t>
-      </w:r>
-      <w:r>
-        <w:rPr>
-          <w:lang w:val="en-US"/>
-        </w:rPr>
-        <w:t>French</w:t>
-      </w:r>
-      <w:r>
-        <w:rPr>
-          <w:lang w:val="en-US"/>
-        </w:rPr>
-        <w:t xml:space="preserve"> equivalent of EQS for bivalves)</w:t>
+      <w:r>
+        <w:rPr>
+          <w:lang w:val="en-US"/>
+        </w:rPr>
+        <w:br/>
+      </w:r>
+      <w:r>
+        <w:rPr>
+          <w:lang w:val="en-US"/>
+        </w:rPr>
+        <w:t xml:space="preserve">Matrix </w:t>
+      </w:r>
+      <w:r>
+        <w:rPr>
+          <w:lang w:val="en-US"/>
+        </w:rPr>
+        <w:t>abbreviations</w:t>
+      </w:r>
+      <w:r>
+        <w:rPr>
+          <w:lang w:val="en-US"/>
+        </w:rPr>
+        <w:t xml:space="preserve">: f.: fish, </w:t>
+      </w:r>
+      <w:r>
+        <w:rPr>
+          <w:lang w:val="en-US"/>
+        </w:rPr>
+        <w:t xml:space="preserve">c: crustaceans, </w:t>
+      </w:r>
+      <w:r>
+        <w:rPr>
+          <w:lang w:val="en-US"/>
+        </w:rPr>
+        <w:t>m: molluscs</w:t>
+      </w:r>
+      <w:r>
+        <w:rPr>
+          <w:lang w:val="en-US"/>
+        </w:rPr>
+        <w:t>, b: bivalves</w:t>
       </w:r>
       <w:r>
         <w:rPr>
@@ -514,83 +516,7 @@
         <w:rPr>
           <w:lang w:val="en-US"/>
         </w:rPr>
-        <w:t xml:space="preserve">Matrix </w:t>
-      </w:r>
-      <w:r>
-        <w:rPr>
-          <w:lang w:val="en-US"/>
-        </w:rPr>
-        <w:t>abbreviations</w:t>
-      </w:r>
-      <w:r>
-        <w:rPr>
-          <w:lang w:val="en-US"/>
-        </w:rPr>
-        <w:t xml:space="preserve">: f.: fish, </w:t>
-      </w:r>
-      <w:r>
-        <w:rPr>
-          <w:lang w:val="en-US"/>
-        </w:rPr>
-        <w:t xml:space="preserve">c: crustaceans, </w:t>
-      </w:r>
-      <w:r>
-        <w:rPr>
-          <w:lang w:val="en-US"/>
-        </w:rPr>
-        <w:t xml:space="preserve">m: </w:t>
-      </w:r>
-      <w:proofErr w:type="spellStart"/>
-      <w:r>
-        <w:rPr>
-          <w:lang w:val="en-US"/>
-        </w:rPr>
-        <w:t>molluscs</w:t>
-      </w:r>
-      <w:proofErr w:type="spellEnd"/>
-      <w:r>
-        <w:rPr>
-          <w:lang w:val="en-US"/>
-        </w:rPr>
-        <w:t>, b: bivalves</w:t>
-      </w:r>
-      <w:r>
-        <w:rPr>
-          <w:lang w:val="en-US"/>
-        </w:rPr>
-        <w:t>.</w:t>
-      </w:r>
-      <w:r>
-        <w:rPr>
-          <w:lang w:val="en-US"/>
-        </w:rPr>
-        <w:t xml:space="preserve"> </w:t>
-      </w:r>
-      <w:r>
-        <w:rPr>
-          <w:lang w:val="en-US"/>
-        </w:rPr>
-        <w:br/>
-      </w:r>
-      <w:r>
-        <w:rPr>
-          <w:lang w:val="en-US"/>
-        </w:rPr>
-        <w:t>¤ long term evolution, last short term evolution, deviation from limit value (blue: [0-50</w:t>
-      </w:r>
-      <w:proofErr w:type="gramStart"/>
-      <w:r>
-        <w:rPr>
-          <w:lang w:val="en-US"/>
-        </w:rPr>
-        <w:t>%[</w:t>
-      </w:r>
-      <w:proofErr w:type="gramEnd"/>
-      <w:r>
-        <w:rPr>
-          <w:lang w:val="en-US"/>
-        </w:rPr>
-        <w:t xml:space="preserve">, green: [50-100%[, </w:t>
+        <w:t xml:space="preserve">¤ long term evolution, last short term evolution, deviation from limit value (blue: [0-50%[, green: [50-100%[, </w:t>
       </w:r>
       <w:r>
         <w:rPr>
@@ -1207,16 +1133,8 @@
               <w:rPr>
                 <w:lang w:val="en-US"/>
               </w:rPr>
-              <w:t xml:space="preserve">500 ng/g </w:t>
-            </w:r>
-            <w:proofErr w:type="spellStart"/>
-            <w:r>
-              <w:rPr>
-                <w:lang w:val="en-US"/>
-              </w:rPr>
-              <w:t>ww</w:t>
-            </w:r>
-            <w:proofErr w:type="spellEnd"/>
+              <w:t>500 ng/g ww</w:t>
+            </w:r>
           </w:p>
         </w:tc>
         <w:tc>
@@ -1294,13 +1212,8 @@
             <w:pPr>
               <w:pStyle w:val="Sansinterligne"/>
             </w:pPr>
-            <w:proofErr w:type="gramStart"/>
-            <w:r>
-              <w:t>→  →</w:t>
-            </w:r>
-            <w:proofErr w:type="gramEnd"/>
-            <w:r>
-              <w:t xml:space="preserve">  </w:t>
+            <w:r>
+              <w:t xml:space="preserve">→  →  </w:t>
             </w:r>
             <w:r>
               <w:t xml:space="preserve"> </w:t>
@@ -1325,13 +1238,8 @@
             <w:pPr>
               <w:pStyle w:val="Sansinterligne"/>
             </w:pPr>
-            <w:proofErr w:type="gramStart"/>
-            <w:r>
-              <w:t>→  →</w:t>
-            </w:r>
-            <w:proofErr w:type="gramEnd"/>
-            <w:r>
-              <w:t xml:space="preserve">  </w:t>
+            <w:r>
+              <w:t xml:space="preserve">→  →  </w:t>
             </w:r>
             <w:r>
               <w:t xml:space="preserve"> </w:t>
@@ -1356,13 +1264,8 @@
             <w:pPr>
               <w:pStyle w:val="Sansinterligne"/>
             </w:pPr>
-            <w:proofErr w:type="gramStart"/>
-            <w:r>
-              <w:t>→  →</w:t>
-            </w:r>
-            <w:proofErr w:type="gramEnd"/>
-            <w:r>
-              <w:t xml:space="preserve">  </w:t>
+            <w:r>
+              <w:t xml:space="preserve">→  →  </w:t>
             </w:r>
             <w:r>
               <w:t xml:space="preserve"> </w:t>
@@ -1479,16 +1382,8 @@
               <w:rPr>
                 <w:lang w:val="en-US"/>
               </w:rPr>
-              <w:t xml:space="preserve">1000 ng/g </w:t>
-            </w:r>
-            <w:proofErr w:type="spellStart"/>
-            <w:r>
-              <w:rPr>
-                <w:lang w:val="en-US"/>
-              </w:rPr>
-              <w:t>ww</w:t>
-            </w:r>
-            <w:proofErr w:type="spellEnd"/>
+              <w:t>1000 ng/g ww</w:t>
+            </w:r>
           </w:p>
         </w:tc>
         <w:tc>
@@ -1554,7 +1449,6 @@
             <w:pPr>
               <w:pStyle w:val="Sansinterligne"/>
             </w:pPr>
-            <w:proofErr w:type="gramStart"/>
             <w:r>
               <w:rPr>
                 <w:color w:val="70AD47" w:themeColor="accent6"/>
@@ -1562,11 +1456,7 @@
               <w:t>↓</w:t>
             </w:r>
             <w:r>
-              <w:t xml:space="preserve">  →</w:t>
-            </w:r>
-            <w:proofErr w:type="gramEnd"/>
-            <w:r>
-              <w:t xml:space="preserve">  </w:t>
+              <w:t xml:space="preserve">  →  </w:t>
             </w:r>
             <w:r>
               <w:t xml:space="preserve"> </w:t>
@@ -1588,7 +1478,6 @@
             <w:pPr>
               <w:pStyle w:val="Sansinterligne"/>
             </w:pPr>
-            <w:proofErr w:type="gramStart"/>
             <w:r>
               <w:rPr>
                 <w:color w:val="70AD47" w:themeColor="accent6"/>
@@ -1604,7 +1493,6 @@
               </w:rPr>
               <w:t>↓</w:t>
             </w:r>
-            <w:proofErr w:type="gramEnd"/>
             <w:r>
               <w:t xml:space="preserve">  </w:t>
             </w:r>
@@ -1628,7 +1516,6 @@
             <w:pPr>
               <w:pStyle w:val="Sansinterligne"/>
             </w:pPr>
-            <w:proofErr w:type="gramStart"/>
             <w:r>
               <w:rPr>
                 <w:color w:val="70AD47" w:themeColor="accent6"/>
@@ -1636,11 +1523,7 @@
               <w:t>↓</w:t>
             </w:r>
             <w:r>
-              <w:t xml:space="preserve">  →</w:t>
-            </w:r>
-            <w:proofErr w:type="gramEnd"/>
-            <w:r>
-              <w:t xml:space="preserve">  </w:t>
+              <w:t xml:space="preserve">  →  </w:t>
             </w:r>
             <w:r>
               <w:t xml:space="preserve"> </w:t>
@@ -1769,16 +1652,8 @@
               <w:rPr>
                 <w:lang w:val="en-US"/>
               </w:rPr>
-              <w:t xml:space="preserve">1500 ng/g </w:t>
-            </w:r>
-            <w:proofErr w:type="spellStart"/>
-            <w:r>
-              <w:rPr>
-                <w:lang w:val="en-US"/>
-              </w:rPr>
-              <w:t>ww</w:t>
-            </w:r>
-            <w:proofErr w:type="spellEnd"/>
+              <w:t>1500 ng/g ww</w:t>
+            </w:r>
           </w:p>
         </w:tc>
         <w:tc>
@@ -1844,13 +1719,8 @@
             <w:pPr>
               <w:pStyle w:val="Sansinterligne"/>
             </w:pPr>
-            <w:proofErr w:type="gramStart"/>
-            <w:r>
-              <w:t>→  →</w:t>
-            </w:r>
-            <w:proofErr w:type="gramEnd"/>
-            <w:r>
-              <w:t xml:space="preserve">  </w:t>
+            <w:r>
+              <w:t xml:space="preserve">→  →  </w:t>
             </w:r>
             <w:r>
               <w:t xml:space="preserve"> </w:t>
@@ -1872,7 +1742,6 @@
             <w:pPr>
               <w:pStyle w:val="Sansinterligne"/>
             </w:pPr>
-            <w:proofErr w:type="gramStart"/>
             <w:r>
               <w:rPr>
                 <w:color w:val="70AD47" w:themeColor="accent6"/>
@@ -1888,7 +1757,6 @@
               </w:rPr>
               <w:t>↓</w:t>
             </w:r>
-            <w:proofErr w:type="gramEnd"/>
             <w:r>
               <w:t xml:space="preserve">  </w:t>
             </w:r>
@@ -1912,13 +1780,8 @@
             <w:pPr>
               <w:pStyle w:val="Sansinterligne"/>
             </w:pPr>
-            <w:proofErr w:type="gramStart"/>
-            <w:r>
-              <w:t>→  →</w:t>
-            </w:r>
-            <w:proofErr w:type="gramEnd"/>
-            <w:r>
-              <w:t xml:space="preserve">  </w:t>
+            <w:r>
+              <w:t xml:space="preserve">→  →  </w:t>
             </w:r>
             <w:r>
               <w:t xml:space="preserve"> </w:t>
@@ -2213,29 +2076,45 @@
                 <w:lang w:val="en-US"/>
               </w:rPr>
             </w:pPr>
-            <w:proofErr w:type="spellStart"/>
             <w:r>
               <w:rPr>
                 <w:rStyle w:val="lev"/>
                 <w:b w:val="0"/>
                 <w:bCs w:val="0"/>
               </w:rPr>
-              <w:t>Organochlorin</w:t>
-            </w:r>
-            <w:proofErr w:type="spellEnd"/>
-            <w:r>
+              <w:t>Organochlorin pesticides</w:t>
+            </w:r>
+          </w:p>
+        </w:tc>
+        <w:tc>
+          <w:tcPr>
+            <w:tcW w:w="1418" w:type="dxa"/>
+            <w:tcBorders>
+              <w:bottom w:val="single" w:sz="4" w:space="0" w:color="auto"/>
+            </w:tcBorders>
+            <w:vAlign w:val="center"/>
+          </w:tcPr>
+          <w:p>
+            <w:pPr>
+              <w:pStyle w:val="Sansinterligne"/>
               <w:rPr>
                 <w:rStyle w:val="lev"/>
                 <w:b w:val="0"/>
                 <w:bCs w:val="0"/>
-              </w:rPr>
-              <w:t xml:space="preserve"> pesticides</w:t>
-            </w:r>
-          </w:p>
-        </w:tc>
-        <w:tc>
-          <w:tcPr>
-            <w:tcW w:w="1418" w:type="dxa"/>
+                <w:lang w:val="en-US"/>
+              </w:rPr>
+            </w:pPr>
+            <w:r>
+              <w:rPr>
+                <w:lang w:val="en-US"/>
+              </w:rPr>
+              <w:t>DDT total</w:t>
+            </w:r>
+          </w:p>
+        </w:tc>
+        <w:tc>
+          <w:tcPr>
+            <w:tcW w:w="1564" w:type="dxa"/>
             <w:tcBorders>
               <w:bottom w:val="single" w:sz="4" w:space="0" w:color="auto"/>
             </w:tcBorders>
@@ -2245,23 +2124,35 @@
             <w:pPr>
               <w:pStyle w:val="Sansinterligne"/>
               <w:rPr>
-                <w:rStyle w:val="lev"/>
-                <w:b w:val="0"/>
-                <w:bCs w:val="0"/>
-                <w:lang w:val="en-US"/>
-              </w:rPr>
-            </w:pPr>
-            <w:r>
-              <w:rPr>
-                <w:lang w:val="en-US"/>
-              </w:rPr>
-              <w:t>DDT total</w:t>
-            </w:r>
-          </w:p>
-        </w:tc>
-        <w:tc>
-          <w:tcPr>
-            <w:tcW w:w="1564" w:type="dxa"/>
+                <w:lang w:val="en-US"/>
+              </w:rPr>
+            </w:pPr>
+            <w:r>
+              <w:rPr>
+                <w:szCs w:val="20"/>
+                <w:lang w:val="en-US"/>
+              </w:rPr>
+              <w:t>Insecticide (historical)</w:t>
+            </w:r>
+            <w:r>
+              <w:rPr>
+                <w:szCs w:val="20"/>
+                <w:lang w:val="en-US"/>
+              </w:rPr>
+              <w:t xml:space="preserve">, </w:t>
+            </w:r>
+            <w:r>
+              <w:rPr>
+                <w:szCs w:val="20"/>
+                <w:lang w:val="en-US"/>
+              </w:rPr>
+              <w:t>degradation product and main metabolite</w:t>
+            </w:r>
+          </w:p>
+        </w:tc>
+        <w:tc>
+          <w:tcPr>
+            <w:tcW w:w="993" w:type="dxa"/>
             <w:tcBorders>
               <w:bottom w:val="single" w:sz="4" w:space="0" w:color="auto"/>
             </w:tcBorders>
@@ -2270,36 +2161,22 @@
           <w:p>
             <w:pPr>
               <w:pStyle w:val="Sansinterligne"/>
-              <w:rPr>
-                <w:lang w:val="en-US"/>
-              </w:rPr>
-            </w:pPr>
-            <w:r>
-              <w:rPr>
-                <w:szCs w:val="20"/>
-                <w:lang w:val="en-US"/>
-              </w:rPr>
-              <w:t>Insecticide (historical)</w:t>
-            </w:r>
-            <w:r>
-              <w:rPr>
-                <w:szCs w:val="20"/>
-                <w:lang w:val="en-US"/>
-              </w:rPr>
-              <w:t xml:space="preserve">, </w:t>
-            </w:r>
-            <w:r>
-              <w:rPr>
-                <w:szCs w:val="20"/>
-                <w:lang w:val="en-US"/>
-              </w:rPr>
-              <w:t>degradation product and main metabolite</w:t>
-            </w:r>
-          </w:p>
-        </w:tc>
-        <w:tc>
-          <w:tcPr>
-            <w:tcW w:w="993" w:type="dxa"/>
+              <w:jc w:val="center"/>
+              <w:rPr>
+                <w:lang w:val="en-US"/>
+              </w:rPr>
+            </w:pPr>
+            <w:r>
+              <w:rPr>
+                <w:lang w:val="en-US"/>
+              </w:rPr>
+              <w:t>1979-2023</w:t>
+            </w:r>
+          </w:p>
+        </w:tc>
+        <w:tc>
+          <w:tcPr>
+            <w:tcW w:w="1134" w:type="dxa"/>
             <w:tcBorders>
               <w:bottom w:val="single" w:sz="4" w:space="0" w:color="auto"/>
             </w:tcBorders>
@@ -2314,16 +2191,13 @@
               </w:rPr>
             </w:pPr>
             <w:r>
-              <w:rPr>
-                <w:lang w:val="en-US"/>
-              </w:rPr>
-              <w:t>1979-2023</w:t>
-            </w:r>
-          </w:p>
-        </w:tc>
-        <w:tc>
-          <w:tcPr>
-            <w:tcW w:w="1134" w:type="dxa"/>
+              <w:t>1282 ng/g ww</w:t>
+            </w:r>
+          </w:p>
+        </w:tc>
+        <w:tc>
+          <w:tcPr>
+            <w:tcW w:w="567" w:type="dxa"/>
             <w:tcBorders>
               <w:bottom w:val="single" w:sz="4" w:space="0" w:color="auto"/>
             </w:tcBorders>
@@ -2338,44 +2212,8 @@
               </w:rPr>
             </w:pPr>
             <w:r>
-              <w:t xml:space="preserve">1282 </w:t>
-            </w:r>
-            <w:proofErr w:type="spellStart"/>
-            <w:r>
-              <w:t>ng</w:t>
-            </w:r>
-            <w:proofErr w:type="spellEnd"/>
-            <w:r>
-              <w:t xml:space="preserve">/g </w:t>
-            </w:r>
-            <w:proofErr w:type="spellStart"/>
-            <w:r>
-              <w:t>ww</w:t>
-            </w:r>
-            <w:proofErr w:type="spellEnd"/>
-          </w:p>
-        </w:tc>
-        <w:tc>
-          <w:tcPr>
-            <w:tcW w:w="567" w:type="dxa"/>
-            <w:tcBorders>
-              <w:bottom w:val="single" w:sz="4" w:space="0" w:color="auto"/>
-            </w:tcBorders>
-            <w:vAlign w:val="center"/>
-          </w:tcPr>
-          <w:p>
-            <w:pPr>
-              <w:pStyle w:val="Sansinterligne"/>
-              <w:jc w:val="center"/>
-              <w:rPr>
-                <w:lang w:val="en-US"/>
-              </w:rPr>
-            </w:pPr>
-            <w:proofErr w:type="gramStart"/>
-            <w:r>
               <w:t>b</w:t>
             </w:r>
-            <w:proofErr w:type="gramEnd"/>
           </w:p>
         </w:tc>
         <w:tc>
@@ -2448,7 +2286,6 @@
                 <w:lang w:val="en-US"/>
               </w:rPr>
             </w:pPr>
-            <w:proofErr w:type="gramStart"/>
             <w:r>
               <w:rPr>
                 <w:color w:val="70AD47" w:themeColor="accent6"/>
@@ -2456,11 +2293,7 @@
               <w:t>↓</w:t>
             </w:r>
             <w:r>
-              <w:t xml:space="preserve">  →</w:t>
-            </w:r>
-            <w:proofErr w:type="gramEnd"/>
-            <w:r>
-              <w:t xml:space="preserve">  </w:t>
+              <w:t xml:space="preserve">  →  </w:t>
             </w:r>
             <w:r>
               <w:t xml:space="preserve"> </w:t>
@@ -2489,7 +2322,6 @@
                 <w:lang w:val="en-US"/>
               </w:rPr>
             </w:pPr>
-            <w:proofErr w:type="gramStart"/>
             <w:r>
               <w:rPr>
                 <w:color w:val="70AD47" w:themeColor="accent6"/>
@@ -2497,11 +2329,7 @@
               <w:t>↓</w:t>
             </w:r>
             <w:r>
-              <w:t xml:space="preserve">  →</w:t>
-            </w:r>
-            <w:proofErr w:type="gramEnd"/>
-            <w:r>
-              <w:t xml:space="preserve">  </w:t>
+              <w:t xml:space="preserve">  →  </w:t>
             </w:r>
             <w:r>
               <w:t xml:space="preserve"> </w:t>
@@ -2530,14 +2358,12 @@
                 <w:lang w:val="en-US"/>
               </w:rPr>
             </w:pPr>
-            <w:proofErr w:type="gramStart"/>
             <w:r>
               <w:rPr>
                 <w:color w:val="70AD47" w:themeColor="accent6"/>
               </w:rPr>
               <w:t>↓  ↓</w:t>
             </w:r>
-            <w:proofErr w:type="gramEnd"/>
             <w:r>
               <w:t xml:space="preserve">  </w:t>
             </w:r>
@@ -2685,19 +2511,9 @@
               </w:rPr>
               <w:t xml:space="preserve">0.29 </w:t>
             </w:r>
-            <w:proofErr w:type="spellStart"/>
-            <w:r>
-              <w:t>ng</w:t>
-            </w:r>
-            <w:proofErr w:type="spellEnd"/>
-            <w:r>
-              <w:t xml:space="preserve">/g </w:t>
-            </w:r>
-            <w:proofErr w:type="spellStart"/>
-            <w:r>
-              <w:t>ww</w:t>
-            </w:r>
-            <w:proofErr w:type="spellEnd"/>
+            <w:r>
+              <w:t>ng/g ww</w:t>
+            </w:r>
           </w:p>
         </w:tc>
         <w:tc>
@@ -2716,11 +2532,9 @@
                 <w:lang w:val="en-US"/>
               </w:rPr>
             </w:pPr>
-            <w:proofErr w:type="gramStart"/>
             <w:r>
               <w:t>b</w:t>
             </w:r>
-            <w:proofErr w:type="gramEnd"/>
           </w:p>
         </w:tc>
         <w:tc>
@@ -2777,19 +2591,53 @@
                 <w:lang w:val="en-US"/>
               </w:rPr>
             </w:pPr>
-            <w:proofErr w:type="gramStart"/>
             <w:r>
               <w:rPr>
                 <w:color w:val="70AD47" w:themeColor="accent6"/>
               </w:rPr>
-              <w:t>↓  ↓</w:t>
-            </w:r>
-            <w:proofErr w:type="gramEnd"/>
+              <w:t xml:space="preserve">↓  ↓   </w:t>
+            </w:r>
+            <w:r>
+              <w:rPr>
+                <w:rFonts w:ascii="Segoe UI Emoji" w:hAnsi="Segoe UI Emoji" w:cs="Segoe UI Emoji"/>
+              </w:rPr>
+              <w:t>🔵</w:t>
+            </w:r>
+          </w:p>
+        </w:tc>
+        <w:tc>
+          <w:tcPr>
+            <w:tcW w:w="850" w:type="dxa"/>
+            <w:tcBorders>
+              <w:bottom w:val="single" w:sz="12" w:space="0" w:color="auto"/>
+            </w:tcBorders>
+            <w:vAlign w:val="center"/>
+          </w:tcPr>
+          <w:p>
+            <w:pPr>
+              <w:pStyle w:val="Sansinterligne"/>
+              <w:jc w:val="center"/>
+              <w:rPr>
+                <w:lang w:val="en-US"/>
+              </w:rPr>
+            </w:pPr>
             <w:r>
               <w:rPr>
                 <w:color w:val="70AD47" w:themeColor="accent6"/>
               </w:rPr>
-              <w:t xml:space="preserve">   </w:t>
+              <w:t xml:space="preserve">↓ </w:t>
+            </w:r>
+            <w:r>
+              <w:t xml:space="preserve"> </w:t>
+            </w:r>
+            <w:r>
+              <w:t>NA</w:t>
+            </w:r>
+            <w:r>
+              <w:t xml:space="preserve">  </w:t>
+            </w:r>
+            <w:r>
+              <w:t xml:space="preserve"> </w:t>
             </w:r>
             <w:r>
               <w:rPr>
@@ -2801,7 +2649,7 @@
         </w:tc>
         <w:tc>
           <w:tcPr>
-            <w:tcW w:w="850" w:type="dxa"/>
+            <w:tcW w:w="786" w:type="dxa"/>
             <w:tcBorders>
               <w:bottom w:val="single" w:sz="12" w:space="0" w:color="auto"/>
             </w:tcBorders>
@@ -2815,67 +2663,21 @@
                 <w:lang w:val="en-US"/>
               </w:rPr>
             </w:pPr>
-            <w:proofErr w:type="gramStart"/>
             <w:r>
               <w:rPr>
                 <w:color w:val="70AD47" w:themeColor="accent6"/>
               </w:rPr>
-              <w:t xml:space="preserve">↓ </w:t>
-            </w:r>
-            <w:r>
-              <w:t xml:space="preserve"> </w:t>
-            </w:r>
-            <w:r>
-              <w:t>NA</w:t>
-            </w:r>
-            <w:proofErr w:type="gramEnd"/>
+              <w:t>↓</w:t>
+            </w:r>
             <w:r>
               <w:t xml:space="preserve">  </w:t>
             </w:r>
             <w:r>
-              <w:t xml:space="preserve"> </w:t>
-            </w:r>
-            <w:r>
-              <w:rPr>
-                <w:rFonts w:ascii="Segoe UI Emoji" w:hAnsi="Segoe UI Emoji" w:cs="Segoe UI Emoji"/>
-              </w:rPr>
-              <w:t>🔵</w:t>
-            </w:r>
-          </w:p>
-        </w:tc>
-        <w:tc>
-          <w:tcPr>
-            <w:tcW w:w="786" w:type="dxa"/>
-            <w:tcBorders>
-              <w:bottom w:val="single" w:sz="12" w:space="0" w:color="auto"/>
-            </w:tcBorders>
-            <w:vAlign w:val="center"/>
-          </w:tcPr>
-          <w:p>
-            <w:pPr>
-              <w:pStyle w:val="Sansinterligne"/>
-              <w:jc w:val="center"/>
-              <w:rPr>
-                <w:lang w:val="en-US"/>
-              </w:rPr>
-            </w:pPr>
-            <w:proofErr w:type="gramStart"/>
-            <w:r>
               <w:rPr>
                 <w:color w:val="70AD47" w:themeColor="accent6"/>
               </w:rPr>
               <w:t>↓</w:t>
             </w:r>
-            <w:r>
-              <w:t xml:space="preserve">  </w:t>
-            </w:r>
-            <w:r>
-              <w:rPr>
-                <w:color w:val="70AD47" w:themeColor="accent6"/>
-              </w:rPr>
-              <w:t>↓</w:t>
-            </w:r>
-            <w:proofErr w:type="gramEnd"/>
             <w:r>
               <w:t xml:space="preserve">  </w:t>
             </w:r>
@@ -2915,89 +2717,49 @@
                 <w:bCs w:val="0"/>
               </w:rPr>
             </w:pPr>
-            <w:proofErr w:type="spellStart"/>
             <w:r>
               <w:rPr>
                 <w:rStyle w:val="lev"/>
                 <w:b w:val="0"/>
                 <w:bCs w:val="0"/>
               </w:rPr>
-              <w:t>Polycyclic</w:t>
-            </w:r>
-            <w:proofErr w:type="spellEnd"/>
+              <w:t>Polycyclic aromatic hydrocarbon</w:t>
+            </w:r>
             <w:r>
               <w:rPr>
                 <w:rStyle w:val="lev"/>
                 <w:b w:val="0"/>
                 <w:bCs w:val="0"/>
               </w:rPr>
-              <w:t xml:space="preserve"> </w:t>
-            </w:r>
-            <w:proofErr w:type="spellStart"/>
-            <w:r>
+              <w:t xml:space="preserve"> (PAH)</w:t>
+            </w:r>
+          </w:p>
+        </w:tc>
+        <w:tc>
+          <w:tcPr>
+            <w:tcW w:w="1418" w:type="dxa"/>
+            <w:tcBorders>
+              <w:top w:val="single" w:sz="12" w:space="0" w:color="auto"/>
+            </w:tcBorders>
+            <w:vAlign w:val="center"/>
+          </w:tcPr>
+          <w:p>
+            <w:pPr>
+              <w:pStyle w:val="Sansinterligne"/>
               <w:rPr>
                 <w:rStyle w:val="lev"/>
                 <w:b w:val="0"/>
                 <w:bCs w:val="0"/>
               </w:rPr>
-              <w:t>aromatic</w:t>
-            </w:r>
-            <w:proofErr w:type="spellEnd"/>
+            </w:pPr>
             <w:r>
               <w:rPr>
                 <w:rStyle w:val="lev"/>
                 <w:b w:val="0"/>
                 <w:bCs w:val="0"/>
               </w:rPr>
-              <w:t xml:space="preserve"> </w:t>
-            </w:r>
-            <w:proofErr w:type="spellStart"/>
-            <w:r>
-              <w:rPr>
-                <w:rStyle w:val="lev"/>
-                <w:b w:val="0"/>
-                <w:bCs w:val="0"/>
-              </w:rPr>
-              <w:t>hydrocarbon</w:t>
-            </w:r>
-            <w:proofErr w:type="spellEnd"/>
-            <w:r>
-              <w:rPr>
-                <w:rStyle w:val="lev"/>
-                <w:b w:val="0"/>
-                <w:bCs w:val="0"/>
-              </w:rPr>
-              <w:t xml:space="preserve"> (PAH)</w:t>
-            </w:r>
-          </w:p>
-        </w:tc>
-        <w:tc>
-          <w:tcPr>
-            <w:tcW w:w="1418" w:type="dxa"/>
-            <w:tcBorders>
-              <w:top w:val="single" w:sz="12" w:space="0" w:color="auto"/>
-            </w:tcBorders>
-            <w:vAlign w:val="center"/>
-          </w:tcPr>
-          <w:p>
-            <w:pPr>
-              <w:pStyle w:val="Sansinterligne"/>
-              <w:rPr>
-                <w:rStyle w:val="lev"/>
-                <w:b w:val="0"/>
-                <w:bCs w:val="0"/>
-              </w:rPr>
-            </w:pPr>
-            <w:proofErr w:type="spellStart"/>
-            <w:r>
-              <w:rPr>
-                <w:rStyle w:val="lev"/>
-                <w:b w:val="0"/>
-                <w:bCs w:val="0"/>
-              </w:rPr>
               <w:t>Fluoranthene</w:t>
             </w:r>
-            <w:proofErr w:type="spellEnd"/>
           </w:p>
         </w:tc>
         <w:tc>
@@ -3014,21 +2776,8 @@
               <w:pStyle w:val="Sansinterligne"/>
             </w:pPr>
             <w:r>
-              <w:t xml:space="preserve">Combustion, </w:t>
-            </w:r>
-            <w:proofErr w:type="spellStart"/>
-            <w:r>
-              <w:t>oil</w:t>
-            </w:r>
-            <w:proofErr w:type="spellEnd"/>
-            <w:r>
-              <w:t xml:space="preserve"> </w:t>
-            </w:r>
-            <w:proofErr w:type="spellStart"/>
-            <w:r>
-              <w:t>spills</w:t>
-            </w:r>
-            <w:proofErr w:type="spellEnd"/>
+              <w:t>Combustion, oil spills</w:t>
+            </w:r>
           </w:p>
         </w:tc>
         <w:tc>
@@ -3067,21 +2816,8 @@
               <w:jc w:val="center"/>
             </w:pPr>
             <w:r>
-              <w:t xml:space="preserve">110 </w:t>
-            </w:r>
-            <w:proofErr w:type="spellStart"/>
-            <w:r>
-              <w:t>ng</w:t>
-            </w:r>
-            <w:proofErr w:type="spellEnd"/>
-            <w:r>
-              <w:t xml:space="preserve">/g </w:t>
-            </w:r>
-            <w:proofErr w:type="spellStart"/>
-            <w:r>
-              <w:t>dw</w:t>
-            </w:r>
-            <w:proofErr w:type="spellEnd"/>
+              <w:t>110 ng/g dw</w:t>
+            </w:r>
           </w:p>
         </w:tc>
         <w:tc>
@@ -3097,11 +2833,9 @@
               <w:pStyle w:val="Sansinterligne"/>
               <w:jc w:val="center"/>
             </w:pPr>
-            <w:proofErr w:type="gramStart"/>
             <w:r>
               <w:t>b</w:t>
             </w:r>
-            <w:proofErr w:type="gramEnd"/>
           </w:p>
         </w:tc>
         <w:tc>
@@ -3168,13 +2902,8 @@
               <w:pStyle w:val="Sansinterligne"/>
               <w:jc w:val="center"/>
             </w:pPr>
-            <w:proofErr w:type="gramStart"/>
-            <w:r>
-              <w:t>→  →</w:t>
-            </w:r>
-            <w:proofErr w:type="gramEnd"/>
-            <w:r>
-              <w:t xml:space="preserve">  </w:t>
+            <w:r>
+              <w:t xml:space="preserve">→  →  </w:t>
             </w:r>
             <w:r>
               <w:t xml:space="preserve"> </w:t>
@@ -3200,7 +2929,6 @@
               <w:pStyle w:val="Sansinterligne"/>
               <w:jc w:val="center"/>
             </w:pPr>
-            <w:proofErr w:type="gramStart"/>
             <w:r>
               <w:rPr>
                 <w:color w:val="70AD47" w:themeColor="accent6"/>
@@ -3208,11 +2936,7 @@
               <w:t xml:space="preserve">↓ </w:t>
             </w:r>
             <w:r>
-              <w:t xml:space="preserve"> →</w:t>
-            </w:r>
-            <w:proofErr w:type="gramEnd"/>
-            <w:r>
-              <w:t xml:space="preserve">  </w:t>
+              <w:t xml:space="preserve"> →  </w:t>
             </w:r>
             <w:r>
               <w:t xml:space="preserve"> </w:t>
@@ -3238,7 +2962,6 @@
               <w:pStyle w:val="Sansinterligne"/>
               <w:jc w:val="center"/>
             </w:pPr>
-            <w:proofErr w:type="gramStart"/>
             <w:r>
               <w:rPr>
                 <w:color w:val="70AD47" w:themeColor="accent6"/>
@@ -3246,11 +2969,7 @@
               <w:t xml:space="preserve">↓ </w:t>
             </w:r>
             <w:r>
-              <w:t xml:space="preserve"> →</w:t>
-            </w:r>
-            <w:proofErr w:type="gramEnd"/>
-            <w:r>
-              <w:t xml:space="preserve">  </w:t>
+              <w:t xml:space="preserve"> →  </w:t>
             </w:r>
             <w:r>
               <w:t xml:space="preserve"> </w:t>
@@ -3301,34 +3020,14 @@
                 <w:bCs w:val="0"/>
               </w:rPr>
             </w:pPr>
-            <w:proofErr w:type="spellStart"/>
             <w:r>
               <w:rPr>
                 <w:rStyle w:val="lev"/>
                 <w:b w:val="0"/>
                 <w:bCs w:val="0"/>
               </w:rPr>
-              <w:t>Benzo</w:t>
-            </w:r>
-            <w:proofErr w:type="spellEnd"/>
-            <w:r>
-              <w:rPr>
-                <w:rStyle w:val="lev"/>
-                <w:b w:val="0"/>
-                <w:bCs w:val="0"/>
-              </w:rPr>
-              <w:t>(a)</w:t>
-            </w:r>
-            <w:proofErr w:type="spellStart"/>
-            <w:r>
-              <w:rPr>
-                <w:rStyle w:val="lev"/>
-                <w:b w:val="0"/>
-                <w:bCs w:val="0"/>
-              </w:rPr>
-              <w:t>pyrene</w:t>
-            </w:r>
-            <w:proofErr w:type="spellEnd"/>
+              <w:t>Benzo(a)pyrene</w:t>
+            </w:r>
           </w:p>
         </w:tc>
         <w:tc>
@@ -3367,21 +3066,8 @@
               <w:jc w:val="center"/>
             </w:pPr>
             <w:r>
-              <w:t xml:space="preserve">600 </w:t>
-            </w:r>
-            <w:proofErr w:type="spellStart"/>
-            <w:r>
-              <w:t>ng</w:t>
-            </w:r>
-            <w:proofErr w:type="spellEnd"/>
-            <w:r>
-              <w:t xml:space="preserve">/g </w:t>
-            </w:r>
-            <w:proofErr w:type="spellStart"/>
-            <w:r>
-              <w:t>dw</w:t>
-            </w:r>
-            <w:proofErr w:type="spellEnd"/>
+              <w:t>600 ng/g dw</w:t>
+            </w:r>
           </w:p>
         </w:tc>
         <w:tc>
@@ -3394,11 +3080,9 @@
               <w:pStyle w:val="Sansinterligne"/>
               <w:jc w:val="center"/>
             </w:pPr>
-            <w:proofErr w:type="gramStart"/>
             <w:r>
               <w:t>b</w:t>
             </w:r>
-            <w:proofErr w:type="gramEnd"/>
           </w:p>
         </w:tc>
         <w:tc>
@@ -3463,7 +3147,6 @@
               <w:pStyle w:val="Sansinterligne"/>
               <w:jc w:val="center"/>
             </w:pPr>
-            <w:proofErr w:type="gramStart"/>
             <w:r>
               <w:t xml:space="preserve">→  </w:t>
             </w:r>
@@ -3473,7 +3156,6 @@
               </w:rPr>
               <w:t>↓</w:t>
             </w:r>
-            <w:proofErr w:type="gramEnd"/>
             <w:r>
               <w:t xml:space="preserve">  </w:t>
             </w:r>
@@ -3498,13 +3180,8 @@
               <w:pStyle w:val="Sansinterligne"/>
               <w:jc w:val="center"/>
             </w:pPr>
-            <w:proofErr w:type="gramStart"/>
-            <w:r>
-              <w:t>→  →</w:t>
-            </w:r>
-            <w:proofErr w:type="gramEnd"/>
-            <w:r>
-              <w:t xml:space="preserve">  </w:t>
+            <w:r>
+              <w:t xml:space="preserve">→  →  </w:t>
             </w:r>
             <w:r>
               <w:t xml:space="preserve"> </w:t>
@@ -3527,13 +3204,8 @@
               <w:pStyle w:val="Sansinterligne"/>
               <w:jc w:val="center"/>
             </w:pPr>
-            <w:proofErr w:type="gramStart"/>
-            <w:r>
-              <w:t>→  →</w:t>
-            </w:r>
-            <w:proofErr w:type="gramEnd"/>
-            <w:r>
-              <w:t xml:space="preserve">  </w:t>
+            <w:r>
+              <w:t xml:space="preserve">→  →  </w:t>
             </w:r>
             <w:r>
               <w:t xml:space="preserve"> </w:t>
@@ -3584,7 +3256,6 @@
                 <w:bCs w:val="0"/>
               </w:rPr>
             </w:pPr>
-            <w:proofErr w:type="spellStart"/>
             <w:r>
               <w:rPr>
                 <w:rStyle w:val="lev"/>
@@ -3593,7 +3264,6 @@
               </w:rPr>
               <w:t>Pyrene</w:t>
             </w:r>
-            <w:proofErr w:type="spellEnd"/>
           </w:p>
         </w:tc>
         <w:tc>
@@ -3632,21 +3302,8 @@
               <w:jc w:val="center"/>
             </w:pPr>
             <w:r>
-              <w:t xml:space="preserve">100 </w:t>
-            </w:r>
-            <w:proofErr w:type="spellStart"/>
-            <w:r>
-              <w:t>ng</w:t>
-            </w:r>
-            <w:proofErr w:type="spellEnd"/>
-            <w:r>
-              <w:t xml:space="preserve">/g </w:t>
-            </w:r>
-            <w:proofErr w:type="spellStart"/>
-            <w:r>
-              <w:t>dw</w:t>
-            </w:r>
-            <w:proofErr w:type="spellEnd"/>
+              <w:t>100 ng/g dw</w:t>
+            </w:r>
           </w:p>
         </w:tc>
         <w:tc>
@@ -3659,11 +3316,9 @@
               <w:pStyle w:val="Sansinterligne"/>
               <w:jc w:val="center"/>
             </w:pPr>
-            <w:proofErr w:type="gramStart"/>
             <w:r>
               <w:t>b</w:t>
             </w:r>
-            <w:proofErr w:type="gramEnd"/>
           </w:p>
         </w:tc>
         <w:tc>
@@ -3728,13 +3383,8 @@
               <w:pStyle w:val="Sansinterligne"/>
               <w:jc w:val="center"/>
             </w:pPr>
-            <w:proofErr w:type="gramStart"/>
-            <w:r>
-              <w:t>→  →</w:t>
-            </w:r>
-            <w:proofErr w:type="gramEnd"/>
-            <w:r>
-              <w:t xml:space="preserve">  </w:t>
+            <w:r>
+              <w:t xml:space="preserve">→  →  </w:t>
             </w:r>
             <w:r>
               <w:t xml:space="preserve"> </w:t>
@@ -3757,7 +3407,6 @@
               <w:pStyle w:val="Sansinterligne"/>
               <w:jc w:val="center"/>
             </w:pPr>
-            <w:proofErr w:type="gramStart"/>
             <w:r>
               <w:rPr>
                 <w:color w:val="70AD47" w:themeColor="accent6"/>
@@ -3765,11 +3414,7 @@
               <w:t xml:space="preserve">↓  </w:t>
             </w:r>
             <w:r>
-              <w:t>→</w:t>
-            </w:r>
-            <w:proofErr w:type="gramEnd"/>
-            <w:r>
-              <w:t xml:space="preserve">  </w:t>
+              <w:t xml:space="preserve">→  </w:t>
             </w:r>
             <w:r>
               <w:t xml:space="preserve"> </w:t>
@@ -3792,7 +3437,6 @@
               <w:pStyle w:val="Sansinterligne"/>
               <w:jc w:val="center"/>
             </w:pPr>
-            <w:proofErr w:type="gramStart"/>
             <w:r>
               <w:rPr>
                 <w:color w:val="70AD47" w:themeColor="accent6"/>
@@ -3800,11 +3444,7 @@
               <w:t xml:space="preserve">↓  </w:t>
             </w:r>
             <w:r>
-              <w:t>→</w:t>
-            </w:r>
-            <w:proofErr w:type="gramEnd"/>
-            <w:r>
-              <w:t xml:space="preserve">  </w:t>
+              <w:t xml:space="preserve">→  </w:t>
             </w:r>
             <w:r>
               <w:t xml:space="preserve"> </w:t>
@@ -3855,34 +3495,14 @@
                 <w:bCs w:val="0"/>
               </w:rPr>
             </w:pPr>
-            <w:proofErr w:type="spellStart"/>
             <w:r>
               <w:rPr>
                 <w:rStyle w:val="lev"/>
                 <w:b w:val="0"/>
                 <w:bCs w:val="0"/>
               </w:rPr>
-              <w:t>Benzo</w:t>
-            </w:r>
-            <w:proofErr w:type="spellEnd"/>
-            <w:r>
-              <w:rPr>
-                <w:rStyle w:val="lev"/>
-                <w:b w:val="0"/>
-                <w:bCs w:val="0"/>
-              </w:rPr>
-              <w:t>(a)</w:t>
-            </w:r>
-            <w:proofErr w:type="spellStart"/>
-            <w:r>
-              <w:rPr>
-                <w:rStyle w:val="lev"/>
-                <w:b w:val="0"/>
-                <w:bCs w:val="0"/>
-              </w:rPr>
-              <w:t>anthracene</w:t>
-            </w:r>
-            <w:proofErr w:type="spellEnd"/>
+              <w:t>Benzo(a)anthracene</w:t>
+            </w:r>
           </w:p>
         </w:tc>
         <w:tc>
@@ -3921,21 +3541,8 @@
               <w:jc w:val="center"/>
             </w:pPr>
             <w:r>
-              <w:t xml:space="preserve">80 </w:t>
-            </w:r>
-            <w:proofErr w:type="spellStart"/>
-            <w:r>
-              <w:t>ng</w:t>
-            </w:r>
-            <w:proofErr w:type="spellEnd"/>
-            <w:r>
-              <w:t xml:space="preserve">/g </w:t>
-            </w:r>
-            <w:proofErr w:type="spellStart"/>
-            <w:r>
-              <w:t>dw</w:t>
-            </w:r>
-            <w:proofErr w:type="spellEnd"/>
+              <w:t>80 ng/g dw</w:t>
+            </w:r>
           </w:p>
         </w:tc>
         <w:tc>
@@ -3948,11 +3555,9 @@
               <w:pStyle w:val="Sansinterligne"/>
               <w:jc w:val="center"/>
             </w:pPr>
-            <w:proofErr w:type="gramStart"/>
             <w:r>
               <w:t>b</w:t>
             </w:r>
-            <w:proofErr w:type="gramEnd"/>
           </w:p>
         </w:tc>
         <w:tc>
@@ -4017,13 +3622,8 @@
               <w:pStyle w:val="Sansinterligne"/>
               <w:jc w:val="center"/>
             </w:pPr>
-            <w:proofErr w:type="gramStart"/>
-            <w:r>
-              <w:t>→  →</w:t>
-            </w:r>
-            <w:proofErr w:type="gramEnd"/>
-            <w:r>
-              <w:t xml:space="preserve">  </w:t>
+            <w:r>
+              <w:t xml:space="preserve">→  →  </w:t>
             </w:r>
             <w:r>
               <w:t xml:space="preserve"> </w:t>
@@ -4046,13 +3646,8 @@
               <w:pStyle w:val="Sansinterligne"/>
               <w:jc w:val="center"/>
             </w:pPr>
-            <w:proofErr w:type="gramStart"/>
-            <w:r>
-              <w:t>→  →</w:t>
-            </w:r>
-            <w:proofErr w:type="gramEnd"/>
-            <w:r>
-              <w:t xml:space="preserve">  </w:t>
+            <w:r>
+              <w:t xml:space="preserve">→  →  </w:t>
             </w:r>
             <w:r>
               <w:t xml:space="preserve"> </w:t>
@@ -4075,13 +3670,8 @@
               <w:pStyle w:val="Sansinterligne"/>
               <w:jc w:val="center"/>
             </w:pPr>
-            <w:proofErr w:type="gramStart"/>
-            <w:r>
-              <w:t>→  →</w:t>
-            </w:r>
-            <w:proofErr w:type="gramEnd"/>
-            <w:r>
-              <w:t xml:space="preserve">  </w:t>
+            <w:r>
+              <w:t xml:space="preserve">→  →  </w:t>
             </w:r>
             <w:r>
               <w:t xml:space="preserve"> </w:t>
@@ -4140,38 +3730,7 @@
                 <w:bCs w:val="0"/>
                 <w:lang w:val="en-US"/>
               </w:rPr>
-              <w:t>Benzo(</w:t>
-            </w:r>
-            <w:proofErr w:type="spellStart"/>
-            <w:proofErr w:type="gramStart"/>
-            <w:r>
-              <w:rPr>
-                <w:rStyle w:val="lev"/>
-                <w:b w:val="0"/>
-                <w:bCs w:val="0"/>
-                <w:lang w:val="en-US"/>
-              </w:rPr>
-              <w:t>g,h</w:t>
-            </w:r>
-            <w:proofErr w:type="gramEnd"/>
-            <w:r>
-              <w:rPr>
-                <w:rStyle w:val="lev"/>
-                <w:b w:val="0"/>
-                <w:bCs w:val="0"/>
-                <w:lang w:val="en-US"/>
-              </w:rPr>
-              <w:t>,i</w:t>
-            </w:r>
-            <w:proofErr w:type="spellEnd"/>
-            <w:r>
-              <w:rPr>
-                <w:rStyle w:val="lev"/>
-                <w:b w:val="0"/>
-                <w:bCs w:val="0"/>
-                <w:lang w:val="en-US"/>
-              </w:rPr>
-              <w:t>)perylene</w:t>
+              <w:t>Benzo(g,h,i)perylene</w:t>
             </w:r>
           </w:p>
         </w:tc>
@@ -4220,16 +3779,8 @@
               <w:rPr>
                 <w:lang w:val="en-US"/>
               </w:rPr>
-              <w:t xml:space="preserve">110 ng/g </w:t>
-            </w:r>
-            <w:proofErr w:type="spellStart"/>
-            <w:r>
-              <w:rPr>
-                <w:lang w:val="en-US"/>
-              </w:rPr>
-              <w:t>dw</w:t>
-            </w:r>
-            <w:proofErr w:type="spellEnd"/>
+              <w:t>110 ng/g dw</w:t>
+            </w:r>
           </w:p>
         </w:tc>
         <w:tc>
@@ -4242,11 +3793,9 @@
               <w:pStyle w:val="Sansinterligne"/>
               <w:jc w:val="center"/>
             </w:pPr>
-            <w:proofErr w:type="gramStart"/>
             <w:r>
               <w:t>b</w:t>
             </w:r>
-            <w:proofErr w:type="gramEnd"/>
           </w:p>
         </w:tc>
         <w:tc>
@@ -4314,7 +3863,6 @@
               <w:pStyle w:val="Sansinterligne"/>
               <w:jc w:val="center"/>
             </w:pPr>
-            <w:proofErr w:type="gramStart"/>
             <w:r>
               <w:t xml:space="preserve">→  </w:t>
             </w:r>
@@ -4324,7 +3872,6 @@
               </w:rPr>
               <w:t>↑</w:t>
             </w:r>
-            <w:proofErr w:type="gramEnd"/>
             <w:r>
               <w:t xml:space="preserve">  </w:t>
             </w:r>
@@ -4349,7 +3896,6 @@
               <w:pStyle w:val="Sansinterligne"/>
               <w:jc w:val="center"/>
             </w:pPr>
-            <w:proofErr w:type="gramStart"/>
             <w:r>
               <w:rPr>
                 <w:color w:val="70AD47" w:themeColor="accent6"/>
@@ -4357,11 +3903,7 @@
               <w:t xml:space="preserve">↓  </w:t>
             </w:r>
             <w:r>
-              <w:t>→</w:t>
-            </w:r>
-            <w:proofErr w:type="gramEnd"/>
-            <w:r>
-              <w:t xml:space="preserve">  </w:t>
+              <w:t xml:space="preserve">→  </w:t>
             </w:r>
             <w:r>
               <w:t xml:space="preserve"> </w:t>
@@ -4384,13 +3926,8 @@
               <w:pStyle w:val="Sansinterligne"/>
               <w:jc w:val="center"/>
             </w:pPr>
-            <w:proofErr w:type="gramStart"/>
-            <w:r>
-              <w:t>→  →</w:t>
-            </w:r>
-            <w:proofErr w:type="gramEnd"/>
-            <w:r>
-              <w:t xml:space="preserve">  </w:t>
+            <w:r>
+              <w:t xml:space="preserve">→  →  </w:t>
             </w:r>
             <w:r>
               <w:t xml:space="preserve"> </w:t>
@@ -4441,7 +3978,6 @@
                 <w:bCs w:val="0"/>
               </w:rPr>
             </w:pPr>
-            <w:proofErr w:type="spellStart"/>
             <w:r>
               <w:rPr>
                 <w:rStyle w:val="lev"/>
@@ -4450,7 +3986,6 @@
               </w:rPr>
               <w:t>Anthracene</w:t>
             </w:r>
-            <w:proofErr w:type="spellEnd"/>
           </w:p>
         </w:tc>
         <w:tc>
@@ -4489,21 +4024,8 @@
               <w:jc w:val="center"/>
             </w:pPr>
             <w:r>
-              <w:t xml:space="preserve">290 </w:t>
-            </w:r>
-            <w:proofErr w:type="spellStart"/>
-            <w:r>
-              <w:t>ng</w:t>
-            </w:r>
-            <w:proofErr w:type="spellEnd"/>
-            <w:r>
-              <w:t xml:space="preserve">/g </w:t>
-            </w:r>
-            <w:proofErr w:type="spellStart"/>
-            <w:r>
-              <w:t>dw</w:t>
-            </w:r>
-            <w:proofErr w:type="spellEnd"/>
+              <w:t>290 ng/g dw</w:t>
+            </w:r>
           </w:p>
         </w:tc>
         <w:tc>
@@ -4516,11 +4038,9 @@
               <w:pStyle w:val="Sansinterligne"/>
               <w:jc w:val="center"/>
             </w:pPr>
-            <w:proofErr w:type="gramStart"/>
             <w:r>
               <w:t>b</w:t>
             </w:r>
-            <w:proofErr w:type="gramEnd"/>
           </w:p>
         </w:tc>
         <w:tc>
@@ -4588,13 +4108,8 @@
               <w:pStyle w:val="Sansinterligne"/>
               <w:jc w:val="center"/>
             </w:pPr>
-            <w:proofErr w:type="gramStart"/>
-            <w:r>
-              <w:t>→  →</w:t>
-            </w:r>
-            <w:proofErr w:type="gramEnd"/>
-            <w:r>
-              <w:t xml:space="preserve">  </w:t>
+            <w:r>
+              <w:t xml:space="preserve">→  →  </w:t>
             </w:r>
             <w:r>
               <w:t xml:space="preserve"> </w:t>
@@ -4620,13 +4135,8 @@
                 <w:color w:val="70AD47" w:themeColor="accent6"/>
               </w:rPr>
             </w:pPr>
-            <w:proofErr w:type="gramStart"/>
-            <w:r>
-              <w:t>→  →</w:t>
-            </w:r>
-            <w:proofErr w:type="gramEnd"/>
-            <w:r>
-              <w:t xml:space="preserve">  </w:t>
+            <w:r>
+              <w:t xml:space="preserve">→  →  </w:t>
             </w:r>
             <w:r>
               <w:t xml:space="preserve"> </w:t>
@@ -4652,13 +4162,8 @@
                 <w:color w:val="70AD47" w:themeColor="accent6"/>
               </w:rPr>
             </w:pPr>
-            <w:proofErr w:type="gramStart"/>
-            <w:r>
-              <w:t>→  →</w:t>
-            </w:r>
-            <w:proofErr w:type="gramEnd"/>
-            <w:r>
-              <w:t xml:space="preserve">  </w:t>
+            <w:r>
+              <w:t xml:space="preserve">→  →  </w:t>
             </w:r>
             <w:r>
               <w:t xml:space="preserve"> </w:t>
@@ -4709,7 +4214,6 @@
                 <w:bCs w:val="0"/>
               </w:rPr>
             </w:pPr>
-            <w:proofErr w:type="spellStart"/>
             <w:r>
               <w:rPr>
                 <w:rStyle w:val="lev"/>
@@ -4718,7 +4222,6 @@
               </w:rPr>
               <w:t>Naphtalene</w:t>
             </w:r>
-            <w:proofErr w:type="spellEnd"/>
           </w:p>
         </w:tc>
         <w:tc>
@@ -4757,21 +4260,8 @@
               <w:jc w:val="center"/>
             </w:pPr>
             <w:r>
-              <w:t xml:space="preserve">340 </w:t>
-            </w:r>
-            <w:proofErr w:type="spellStart"/>
-            <w:r>
-              <w:t>ng</w:t>
-            </w:r>
-            <w:proofErr w:type="spellEnd"/>
-            <w:r>
-              <w:t xml:space="preserve">/g </w:t>
-            </w:r>
-            <w:proofErr w:type="spellStart"/>
-            <w:r>
-              <w:t>dw</w:t>
-            </w:r>
-            <w:proofErr w:type="spellEnd"/>
+              <w:t>340 ng/g dw</w:t>
+            </w:r>
           </w:p>
         </w:tc>
         <w:tc>
@@ -4784,11 +4274,9 @@
               <w:pStyle w:val="Sansinterligne"/>
               <w:jc w:val="center"/>
             </w:pPr>
-            <w:proofErr w:type="gramStart"/>
             <w:r>
               <w:t>b</w:t>
             </w:r>
-            <w:proofErr w:type="gramEnd"/>
           </w:p>
         </w:tc>
         <w:tc>
@@ -4856,13 +4344,8 @@
               <w:pStyle w:val="Sansinterligne"/>
               <w:jc w:val="center"/>
             </w:pPr>
-            <w:proofErr w:type="gramStart"/>
-            <w:r>
-              <w:t>→  →</w:t>
-            </w:r>
-            <w:proofErr w:type="gramEnd"/>
-            <w:r>
-              <w:t xml:space="preserve">  </w:t>
+            <w:r>
+              <w:t xml:space="preserve">→  →  </w:t>
             </w:r>
             <w:r>
               <w:t xml:space="preserve"> </w:t>
@@ -4888,7 +4371,6 @@
                 <w:color w:val="70AD47" w:themeColor="accent6"/>
               </w:rPr>
             </w:pPr>
-            <w:proofErr w:type="gramStart"/>
             <w:r>
               <w:t xml:space="preserve">→  </w:t>
             </w:r>
@@ -4898,7 +4380,6 @@
               </w:rPr>
               <w:t>↓</w:t>
             </w:r>
-            <w:proofErr w:type="gramEnd"/>
             <w:r>
               <w:t xml:space="preserve">  </w:t>
             </w:r>
@@ -4926,14 +4407,12 @@
                 <w:color w:val="70AD47" w:themeColor="accent6"/>
               </w:rPr>
             </w:pPr>
-            <w:proofErr w:type="gramStart"/>
             <w:r>
               <w:rPr>
                 <w:color w:val="70AD47" w:themeColor="accent6"/>
               </w:rPr>
               <w:t>↓  ↓</w:t>
             </w:r>
-            <w:proofErr w:type="gramEnd"/>
             <w:r>
               <w:t xml:space="preserve">  </w:t>
             </w:r>
@@ -4992,7 +4471,6 @@
                 <w:bCs w:val="0"/>
               </w:rPr>
             </w:pPr>
-            <w:proofErr w:type="spellStart"/>
             <w:r>
               <w:rPr>
                 <w:rStyle w:val="lev"/>
@@ -5001,7 +4479,6 @@
               </w:rPr>
               <w:t>Phenanthrene</w:t>
             </w:r>
-            <w:proofErr w:type="spellEnd"/>
           </w:p>
         </w:tc>
         <w:tc>
@@ -5049,21 +4526,8 @@
               <w:jc w:val="center"/>
             </w:pPr>
             <w:r>
-              <w:t xml:space="preserve">1 700 </w:t>
-            </w:r>
-            <w:proofErr w:type="spellStart"/>
-            <w:r>
-              <w:t>ng</w:t>
-            </w:r>
-            <w:proofErr w:type="spellEnd"/>
-            <w:r>
-              <w:t xml:space="preserve">/g </w:t>
-            </w:r>
-            <w:proofErr w:type="spellStart"/>
-            <w:r>
-              <w:t>dw</w:t>
-            </w:r>
-            <w:proofErr w:type="spellEnd"/>
+              <w:t>1 700 ng/g dw</w:t>
+            </w:r>
           </w:p>
         </w:tc>
         <w:tc>
@@ -5079,11 +4543,9 @@
               <w:pStyle w:val="Sansinterligne"/>
               <w:jc w:val="center"/>
             </w:pPr>
-            <w:proofErr w:type="gramStart"/>
             <w:r>
               <w:t>b</w:t>
             </w:r>
-            <w:proofErr w:type="gramEnd"/>
           </w:p>
         </w:tc>
         <w:tc>
@@ -5183,7 +4645,6 @@
                 <w:color w:val="70AD47" w:themeColor="accent6"/>
               </w:rPr>
             </w:pPr>
-            <w:proofErr w:type="gramStart"/>
             <w:r>
               <w:rPr>
                 <w:color w:val="70AD47" w:themeColor="accent6"/>
@@ -5191,11 +4652,7 @@
               <w:t>↓</w:t>
             </w:r>
             <w:r>
-              <w:t xml:space="preserve">  →</w:t>
-            </w:r>
-            <w:proofErr w:type="gramEnd"/>
-            <w:r>
-              <w:t xml:space="preserve">  </w:t>
+              <w:t xml:space="preserve">  →  </w:t>
             </w:r>
             <w:r>
               <w:t xml:space="preserve"> </w:t>
@@ -5224,7 +4681,6 @@
                 <w:color w:val="70AD47" w:themeColor="accent6"/>
               </w:rPr>
             </w:pPr>
-            <w:proofErr w:type="gramStart"/>
             <w:r>
               <w:rPr>
                 <w:color w:val="70AD47" w:themeColor="accent6"/>
@@ -5232,11 +4688,7 @@
               <w:t>↓</w:t>
             </w:r>
             <w:r>
-              <w:t xml:space="preserve">  →</w:t>
-            </w:r>
-            <w:proofErr w:type="gramEnd"/>
-            <w:r>
-              <w:t xml:space="preserve">  </w:t>
+              <w:t xml:space="preserve">  →  </w:t>
             </w:r>
             <w:r>
               <w:t xml:space="preserve"> </w:t>
@@ -5290,14 +4742,7 @@
               <w:rPr>
                 <w:lang w:val="en-US"/>
               </w:rPr>
-              <w:t>(</w:t>
-            </w:r>
-            <w:proofErr w:type="spellStart"/>
-            <w:r>
-              <w:rPr>
-                <w:lang w:val="en-US"/>
-              </w:rPr>
-              <w:t>PCB</w:t>
+              <w:t>(PCB</w:t>
             </w:r>
             <w:r>
               <w:rPr>
@@ -5305,7 +4750,6 @@
               </w:rPr>
               <w:t>i</w:t>
             </w:r>
-            <w:proofErr w:type="spellEnd"/>
             <w:r>
               <w:rPr>
                 <w:lang w:val="en-US"/>
@@ -5359,27 +4803,9 @@
                 <w:lang w:val="en-US"/>
               </w:rPr>
             </w:pPr>
-            <w:proofErr w:type="spellStart"/>
-            <w:r>
-              <w:t>Dielectric</w:t>
-            </w:r>
-            <w:proofErr w:type="spellEnd"/>
-            <w:r>
-              <w:t xml:space="preserve"> </w:t>
-            </w:r>
-            <w:proofErr w:type="spellStart"/>
-            <w:r>
-              <w:t>fluids</w:t>
-            </w:r>
-            <w:proofErr w:type="spellEnd"/>
-            <w:r>
-              <w:t xml:space="preserve">, </w:t>
-            </w:r>
-            <w:proofErr w:type="spellStart"/>
-            <w:r>
-              <w:t>sealants</w:t>
-            </w:r>
-            <w:proofErr w:type="spellEnd"/>
+            <w:r>
+              <w:t>Dielectric fluids, sealants</w:t>
+            </w:r>
           </w:p>
         </w:tc>
         <w:tc>
@@ -5445,19 +4871,8 @@
                 <w:bCs w:val="0"/>
                 <w:lang w:val="en-US"/>
               </w:rPr>
-              <w:t xml:space="preserve">/g </w:t>
-            </w:r>
-            <w:proofErr w:type="spellStart"/>
-            <w:r>
-              <w:rPr>
-                <w:rStyle w:val="lev"/>
-                <w:b w:val="0"/>
-                <w:bCs w:val="0"/>
-                <w:lang w:val="en-US"/>
-              </w:rPr>
-              <w:t>lw</w:t>
-            </w:r>
-            <w:proofErr w:type="spellEnd"/>
+              <w:t>/g lw</w:t>
+            </w:r>
           </w:p>
         </w:tc>
         <w:tc>
@@ -5577,7 +4992,6 @@
                 <w:lang w:val="en-US"/>
               </w:rPr>
             </w:pPr>
-            <w:proofErr w:type="gramStart"/>
             <w:r>
               <w:rPr>
                 <w:color w:val="70AD47" w:themeColor="accent6"/>
@@ -5585,11 +4999,7 @@
               <w:t xml:space="preserve">↓  </w:t>
             </w:r>
             <w:r>
-              <w:t>→</w:t>
-            </w:r>
-            <w:proofErr w:type="gramEnd"/>
-            <w:r>
-              <w:t xml:space="preserve">   </w:t>
+              <w:t xml:space="preserve">→   </w:t>
             </w:r>
             <w:r>
               <w:rPr>
@@ -5615,7 +5025,6 @@
                 <w:lang w:val="en-US"/>
               </w:rPr>
             </w:pPr>
-            <w:proofErr w:type="gramStart"/>
             <w:r>
               <w:rPr>
                 <w:color w:val="70AD47" w:themeColor="accent6"/>
@@ -5623,11 +5032,7 @@
               <w:t xml:space="preserve">↓  </w:t>
             </w:r>
             <w:r>
-              <w:t>→</w:t>
-            </w:r>
-            <w:proofErr w:type="gramEnd"/>
-            <w:r>
-              <w:t xml:space="preserve">   </w:t>
+              <w:t xml:space="preserve">→   </w:t>
             </w:r>
             <w:r>
               <w:rPr>
@@ -5742,19 +5147,8 @@
                 <w:bCs w:val="0"/>
                 <w:lang w:val="en-US"/>
               </w:rPr>
-              <w:t xml:space="preserve">108 ng/g </w:t>
-            </w:r>
-            <w:proofErr w:type="spellStart"/>
-            <w:r>
-              <w:rPr>
-                <w:rStyle w:val="lev"/>
-                <w:b w:val="0"/>
-                <w:bCs w:val="0"/>
-                <w:lang w:val="en-US"/>
-              </w:rPr>
-              <w:t>lw</w:t>
-            </w:r>
-            <w:proofErr w:type="spellEnd"/>
+              <w:t>108 ng/g lw</w:t>
+            </w:r>
           </w:p>
         </w:tc>
         <w:tc>
@@ -5806,7 +5200,6 @@
                 <w:lang w:val="en-US"/>
               </w:rPr>
             </w:pPr>
-            <w:proofErr w:type="gramStart"/>
             <w:r>
               <w:rPr>
                 <w:color w:val="70AD47" w:themeColor="accent6"/>
@@ -5814,11 +5207,7 @@
               <w:t xml:space="preserve">↓  </w:t>
             </w:r>
             <w:r>
-              <w:t>→</w:t>
-            </w:r>
-            <w:proofErr w:type="gramEnd"/>
-            <w:r>
-              <w:t xml:space="preserve">   </w:t>
+              <w:t xml:space="preserve">→   </w:t>
             </w:r>
             <w:r>
               <w:rPr>
@@ -5841,7 +5230,6 @@
                 <w:lang w:val="en-US"/>
               </w:rPr>
             </w:pPr>
-            <w:proofErr w:type="gramStart"/>
             <w:r>
               <w:rPr>
                 <w:color w:val="70AD47" w:themeColor="accent6"/>
@@ -5849,11 +5237,7 @@
               <w:t xml:space="preserve">↓  </w:t>
             </w:r>
             <w:r>
-              <w:t>→</w:t>
-            </w:r>
-            <w:proofErr w:type="gramEnd"/>
-            <w:r>
-              <w:t xml:space="preserve">  </w:t>
+              <w:t xml:space="preserve">→  </w:t>
             </w:r>
             <w:r>
               <w:rPr>
@@ -5876,14 +5260,12 @@
                 <w:lang w:val="en-US"/>
               </w:rPr>
             </w:pPr>
-            <w:proofErr w:type="gramStart"/>
             <w:r>
               <w:rPr>
                 <w:color w:val="70AD47" w:themeColor="accent6"/>
               </w:rPr>
               <w:t>↓  ↓</w:t>
             </w:r>
-            <w:proofErr w:type="gramEnd"/>
             <w:r>
               <w:t xml:space="preserve">   </w:t>
             </w:r>
@@ -6000,19 +5382,8 @@
                 <w:bCs w:val="0"/>
                 <w:lang w:val="en-US"/>
               </w:rPr>
-              <w:t xml:space="preserve">121 ng/g </w:t>
-            </w:r>
-            <w:proofErr w:type="spellStart"/>
-            <w:r>
-              <w:rPr>
-                <w:rStyle w:val="lev"/>
-                <w:b w:val="0"/>
-                <w:bCs w:val="0"/>
-                <w:lang w:val="en-US"/>
-              </w:rPr>
-              <w:t>lw</w:t>
-            </w:r>
-            <w:proofErr w:type="spellEnd"/>
+              <w:t>121 ng/g lw</w:t>
+            </w:r>
           </w:p>
         </w:tc>
         <w:tc>
@@ -6064,13 +5435,8 @@
                 <w:lang w:val="en-US"/>
               </w:rPr>
             </w:pPr>
-            <w:proofErr w:type="gramStart"/>
-            <w:r>
-              <w:t>→  →</w:t>
-            </w:r>
-            <w:proofErr w:type="gramEnd"/>
-            <w:r>
-              <w:t xml:space="preserve">   </w:t>
+            <w:r>
+              <w:t xml:space="preserve">→  →   </w:t>
             </w:r>
             <w:r>
               <w:rPr>
@@ -6093,7 +5459,6 @@
                 <w:lang w:val="en-US"/>
               </w:rPr>
             </w:pPr>
-            <w:proofErr w:type="gramStart"/>
             <w:r>
               <w:rPr>
                 <w:color w:val="70AD47" w:themeColor="accent6"/>
@@ -6101,11 +5466,7 @@
               <w:t>↓</w:t>
             </w:r>
             <w:r>
-              <w:t xml:space="preserve">  →</w:t>
-            </w:r>
-            <w:proofErr w:type="gramEnd"/>
-            <w:r>
-              <w:t xml:space="preserve">   </w:t>
+              <w:t xml:space="preserve">  →   </w:t>
             </w:r>
             <w:r>
               <w:rPr>
@@ -6128,7 +5489,6 @@
                 <w:lang w:val="en-US"/>
               </w:rPr>
             </w:pPr>
-            <w:proofErr w:type="gramStart"/>
             <w:r>
               <w:rPr>
                 <w:color w:val="70AD47" w:themeColor="accent6"/>
@@ -6136,11 +5496,7 @@
               <w:t xml:space="preserve">↓  </w:t>
             </w:r>
             <w:r>
-              <w:t>→</w:t>
-            </w:r>
-            <w:proofErr w:type="gramEnd"/>
-            <w:r>
-              <w:t xml:space="preserve">   </w:t>
+              <w:t xml:space="preserve">→   </w:t>
             </w:r>
             <w:r>
               <w:rPr>
@@ -6255,19 +5611,8 @@
                 <w:bCs w:val="0"/>
                 <w:lang w:val="en-US"/>
               </w:rPr>
-              <w:t xml:space="preserve">25 ng/g </w:t>
-            </w:r>
-            <w:proofErr w:type="spellStart"/>
-            <w:r>
-              <w:rPr>
-                <w:rStyle w:val="lev"/>
-                <w:b w:val="0"/>
-                <w:bCs w:val="0"/>
-                <w:lang w:val="en-US"/>
-              </w:rPr>
-              <w:t>lw</w:t>
-            </w:r>
-            <w:proofErr w:type="spellEnd"/>
+              <w:t>25 ng/g lw</w:t>
+            </w:r>
           </w:p>
         </w:tc>
         <w:tc>
@@ -6319,13 +5664,8 @@
                 <w:lang w:val="en-US"/>
               </w:rPr>
             </w:pPr>
-            <w:proofErr w:type="gramStart"/>
-            <w:r>
-              <w:t>→  →</w:t>
-            </w:r>
-            <w:proofErr w:type="gramEnd"/>
-            <w:r>
-              <w:t xml:space="preserve">   </w:t>
+            <w:r>
+              <w:t xml:space="preserve">→  →   </w:t>
             </w:r>
             <w:r>
               <w:rPr>
@@ -6348,7 +5688,6 @@
                 <w:lang w:val="en-US"/>
               </w:rPr>
             </w:pPr>
-            <w:proofErr w:type="gramStart"/>
             <w:r>
               <w:rPr>
                 <w:color w:val="70AD47" w:themeColor="accent6"/>
@@ -6356,11 +5695,7 @@
               <w:t>↓</w:t>
             </w:r>
             <w:r>
-              <w:t xml:space="preserve">  →</w:t>
-            </w:r>
-            <w:proofErr w:type="gramEnd"/>
-            <w:r>
-              <w:t xml:space="preserve">   </w:t>
+              <w:t xml:space="preserve">  →   </w:t>
             </w:r>
             <w:r>
               <w:rPr>
@@ -6505,19 +5840,8 @@
                 <w:bCs w:val="0"/>
                 <w:lang w:val="en-US"/>
               </w:rPr>
-              <w:t xml:space="preserve">317 ng/g </w:t>
-            </w:r>
-            <w:proofErr w:type="spellStart"/>
-            <w:r>
-              <w:rPr>
-                <w:rStyle w:val="lev"/>
-                <w:b w:val="0"/>
-                <w:bCs w:val="0"/>
-                <w:lang w:val="en-US"/>
-              </w:rPr>
-              <w:t>lw</w:t>
-            </w:r>
-            <w:proofErr w:type="spellEnd"/>
+              <w:t>317 ng/g lw</w:t>
+            </w:r>
           </w:p>
         </w:tc>
         <w:tc>
@@ -6569,7 +5893,6 @@
                 <w:lang w:val="en-US"/>
               </w:rPr>
             </w:pPr>
-            <w:proofErr w:type="gramStart"/>
             <w:r>
               <w:rPr>
                 <w:color w:val="70AD47" w:themeColor="accent6"/>
@@ -6577,11 +5900,7 @@
               <w:t xml:space="preserve">↓  </w:t>
             </w:r>
             <w:r>
-              <w:t>→</w:t>
-            </w:r>
-            <w:proofErr w:type="gramEnd"/>
-            <w:r>
-              <w:t xml:space="preserve">   </w:t>
+              <w:t xml:space="preserve">→   </w:t>
             </w:r>
             <w:r>
               <w:rPr>
@@ -6604,7 +5923,6 @@
                 <w:lang w:val="en-US"/>
               </w:rPr>
             </w:pPr>
-            <w:proofErr w:type="gramStart"/>
             <w:r>
               <w:rPr>
                 <w:color w:val="70AD47" w:themeColor="accent6"/>
@@ -6612,11 +5930,7 @@
               <w:t xml:space="preserve">↓  </w:t>
             </w:r>
             <w:r>
-              <w:t>→</w:t>
-            </w:r>
-            <w:proofErr w:type="gramEnd"/>
-            <w:r>
-              <w:t xml:space="preserve">   </w:t>
+              <w:t xml:space="preserve">→   </w:t>
             </w:r>
             <w:r>
               <w:rPr>
@@ -6639,7 +5953,6 @@
                 <w:lang w:val="en-US"/>
               </w:rPr>
             </w:pPr>
-            <w:proofErr w:type="gramStart"/>
             <w:r>
               <w:rPr>
                 <w:color w:val="70AD47" w:themeColor="accent6"/>
@@ -6647,11 +5960,7 @@
               <w:t xml:space="preserve">↓  </w:t>
             </w:r>
             <w:r>
-              <w:t>→</w:t>
-            </w:r>
-            <w:proofErr w:type="gramEnd"/>
-            <w:r>
-              <w:t xml:space="preserve">   </w:t>
+              <w:t xml:space="preserve">→   </w:t>
             </w:r>
             <w:r>
               <w:rPr>
@@ -6766,19 +6075,8 @@
                 <w:bCs w:val="0"/>
                 <w:lang w:val="en-US"/>
               </w:rPr>
-              <w:t xml:space="preserve">1585 ng/g </w:t>
-            </w:r>
-            <w:proofErr w:type="spellStart"/>
-            <w:r>
-              <w:rPr>
-                <w:rStyle w:val="lev"/>
-                <w:b w:val="0"/>
-                <w:bCs w:val="0"/>
-                <w:lang w:val="en-US"/>
-              </w:rPr>
-              <w:t>lw</w:t>
-            </w:r>
-            <w:proofErr w:type="spellEnd"/>
+              <w:t>1585 ng/g lw</w:t>
+            </w:r>
           </w:p>
         </w:tc>
         <w:tc>
@@ -6830,13 +6128,8 @@
                 <w:lang w:val="en-US"/>
               </w:rPr>
             </w:pPr>
-            <w:proofErr w:type="gramStart"/>
-            <w:r>
-              <w:t>→  →</w:t>
-            </w:r>
-            <w:proofErr w:type="gramEnd"/>
-            <w:r>
-              <w:t xml:space="preserve">   </w:t>
+            <w:r>
+              <w:t xml:space="preserve">→  →   </w:t>
             </w:r>
             <w:r>
               <w:rPr>
@@ -6859,7 +6152,6 @@
                 <w:lang w:val="en-US"/>
               </w:rPr>
             </w:pPr>
-            <w:proofErr w:type="gramStart"/>
             <w:r>
               <w:rPr>
                 <w:color w:val="70AD47" w:themeColor="accent6"/>
@@ -6869,7 +6161,6 @@
             <w:r>
               <w:t>→</w:t>
             </w:r>
-            <w:proofErr w:type="gramEnd"/>
             <w:r>
               <w:rPr>
                 <w:color w:val="70AD47" w:themeColor="accent6"/>
@@ -6897,7 +6188,6 @@
                 <w:lang w:val="en-US"/>
               </w:rPr>
             </w:pPr>
-            <w:proofErr w:type="gramStart"/>
             <w:r>
               <w:rPr>
                 <w:color w:val="70AD47" w:themeColor="accent6"/>
@@ -6905,11 +6195,7 @@
               <w:t xml:space="preserve">↓  </w:t>
             </w:r>
             <w:r>
-              <w:t>→</w:t>
-            </w:r>
-            <w:proofErr w:type="gramEnd"/>
-            <w:r>
-              <w:t xml:space="preserve">   </w:t>
+              <w:t xml:space="preserve">→   </w:t>
             </w:r>
             <w:r>
               <w:rPr>
@@ -7039,19 +6325,8 @@
                 <w:bCs w:val="0"/>
                 <w:lang w:val="en-US"/>
               </w:rPr>
-              <w:t xml:space="preserve">469 ng/g </w:t>
-            </w:r>
-            <w:proofErr w:type="spellStart"/>
-            <w:r>
-              <w:rPr>
-                <w:rStyle w:val="lev"/>
-                <w:b w:val="0"/>
-                <w:bCs w:val="0"/>
-                <w:lang w:val="en-US"/>
-              </w:rPr>
-              <w:t>lw</w:t>
-            </w:r>
-            <w:proofErr w:type="spellEnd"/>
+              <w:t>469 ng/g lw</w:t>
+            </w:r>
           </w:p>
         </w:tc>
         <w:tc>
@@ -7108,7 +6383,6 @@
                 <w:lang w:val="en-US"/>
               </w:rPr>
             </w:pPr>
-            <w:proofErr w:type="gramStart"/>
             <w:r>
               <w:rPr>
                 <w:color w:val="70AD47" w:themeColor="accent6"/>
@@ -7118,7 +6392,6 @@
             <w:r>
               <w:t>→</w:t>
             </w:r>
-            <w:proofErr w:type="gramEnd"/>
             <w:r>
               <w:rPr>
                 <w:color w:val="70AD47" w:themeColor="accent6"/>
@@ -7149,7 +6422,6 @@
                 <w:lang w:val="en-US"/>
               </w:rPr>
             </w:pPr>
-            <w:proofErr w:type="gramStart"/>
             <w:r>
               <w:rPr>
                 <w:color w:val="70AD47" w:themeColor="accent6"/>
@@ -7157,11 +6429,7 @@
               <w:t xml:space="preserve">↓  </w:t>
             </w:r>
             <w:r>
-              <w:t>→</w:t>
-            </w:r>
-            <w:proofErr w:type="gramEnd"/>
-            <w:r>
-              <w:t xml:space="preserve">   </w:t>
+              <w:t xml:space="preserve">→   </w:t>
             </w:r>
             <w:r>
               <w:rPr>
@@ -7187,7 +6455,6 @@
                 <w:lang w:val="en-US"/>
               </w:rPr>
             </w:pPr>
-            <w:proofErr w:type="gramStart"/>
             <w:r>
               <w:rPr>
                 <w:color w:val="70AD47" w:themeColor="accent6"/>
@@ -7195,11 +6462,7 @@
               <w:t xml:space="preserve">↓ </w:t>
             </w:r>
             <w:r>
-              <w:t xml:space="preserve"> →</w:t>
-            </w:r>
-            <w:proofErr w:type="gramEnd"/>
-            <w:r>
-              <w:t xml:space="preserve">   </w:t>
+              <w:t xml:space="preserve"> →   </w:t>
             </w:r>
             <w:r>
               <w:rPr>
@@ -7550,7 +6813,6 @@
                 <w:color w:val="70AD47" w:themeColor="accent6"/>
               </w:rPr>
             </w:pPr>
-            <w:proofErr w:type="gramStart"/>
             <w:r>
               <w:rPr>
                 <w:color w:val="FF0000"/>
@@ -7566,7 +6828,6 @@
               </w:rPr>
               <w:t>🔵</w:t>
             </w:r>
-            <w:proofErr w:type="gramEnd"/>
           </w:p>
         </w:tc>
         <w:tc>
@@ -7585,7 +6846,6 @@
                 <w:color w:val="70AD47" w:themeColor="accent6"/>
               </w:rPr>
             </w:pPr>
-            <w:proofErr w:type="gramStart"/>
             <w:r>
               <w:t xml:space="preserve">→  </w:t>
             </w:r>
@@ -7595,7 +6855,6 @@
               </w:rPr>
               <w:t>🟠</w:t>
             </w:r>
-            <w:proofErr w:type="gramEnd"/>
           </w:p>
         </w:tc>
       </w:tr>
@@ -7623,14 +6882,9 @@
                 <w:lang w:val="en-US"/>
               </w:rPr>
             </w:pPr>
-            <w:proofErr w:type="spellStart"/>
             <w:r>
               <w:lastRenderedPageBreak/>
-              <w:t>Brominated</w:t>
-            </w:r>
-            <w:proofErr w:type="spellEnd"/>
-            <w:r>
-              <w:t xml:space="preserve"> flame retardant</w:t>
+              <w:t>Brominated flame retardant</w:t>
             </w:r>
           </w:p>
         </w:tc>
@@ -7764,16 +7018,8 @@
               <w:rPr>
                 <w:lang w:val="en-US"/>
               </w:rPr>
-              <w:t xml:space="preserve"> ng/g </w:t>
-            </w:r>
-            <w:proofErr w:type="spellStart"/>
-            <w:r>
-              <w:rPr>
-                <w:lang w:val="en-US"/>
-              </w:rPr>
-              <w:t>ww</w:t>
-            </w:r>
-            <w:proofErr w:type="spellEnd"/>
+              <w:t xml:space="preserve"> ng/g ww</w:t>
+            </w:r>
           </w:p>
         </w:tc>
         <w:tc>
@@ -8187,16 +7433,8 @@
               <w:rPr>
                 <w:lang w:val="en-US"/>
               </w:rPr>
-              <w:t xml:space="preserve">0.0085 ng/g </w:t>
-            </w:r>
-            <w:proofErr w:type="spellStart"/>
-            <w:r>
-              <w:rPr>
-                <w:lang w:val="en-US"/>
-              </w:rPr>
-              <w:t>ww</w:t>
-            </w:r>
-            <w:proofErr w:type="spellEnd"/>
+              <w:t>0.0085 ng/g ww</w:t>
+            </w:r>
           </w:p>
         </w:tc>
         <w:tc>
@@ -8389,13 +7627,8 @@
                 <w:bCs w:val="0"/>
               </w:rPr>
             </w:pPr>
-            <w:proofErr w:type="spellStart"/>
-            <w:r>
-              <w:t>Perfluorinated</w:t>
-            </w:r>
-            <w:proofErr w:type="spellEnd"/>
-            <w:r>
-              <w:t xml:space="preserve"> compounds</w:t>
+            <w:r>
+              <w:t>Perfluorinated compounds</w:t>
             </w:r>
           </w:p>
         </w:tc>
@@ -8415,19 +7648,11 @@
                 <w:lang w:val="en-US"/>
               </w:rPr>
             </w:pPr>
-            <w:proofErr w:type="spellStart"/>
-            <w:r>
-              <w:rPr>
-                <w:lang w:val="en-US"/>
-              </w:rPr>
-              <w:t>Perfluorooctane</w:t>
-            </w:r>
-            <w:proofErr w:type="spellEnd"/>
-            <w:r>
-              <w:rPr>
-                <w:lang w:val="en-US"/>
-              </w:rPr>
-              <w:t xml:space="preserve"> sulfonate (PFOS)</w:t>
+            <w:r>
+              <w:rPr>
+                <w:lang w:val="en-US"/>
+              </w:rPr>
+              <w:t>Perfluorooctane sulfonate (PFOS)</w:t>
             </w:r>
           </w:p>
         </w:tc>
@@ -8447,35 +7672,9 @@
                 <w:lang w:val="en-US"/>
               </w:rPr>
             </w:pPr>
-            <w:proofErr w:type="spellStart"/>
-            <w:r>
-              <w:t>Stain</w:t>
-            </w:r>
-            <w:proofErr w:type="spellEnd"/>
-            <w:r>
-              <w:t xml:space="preserve"> </w:t>
-            </w:r>
-            <w:proofErr w:type="spellStart"/>
-            <w:r>
-              <w:t>repellents</w:t>
-            </w:r>
-            <w:proofErr w:type="spellEnd"/>
-            <w:r>
-              <w:t xml:space="preserve">, </w:t>
-            </w:r>
-            <w:proofErr w:type="spellStart"/>
-            <w:r>
-              <w:t>firefighting</w:t>
-            </w:r>
-            <w:proofErr w:type="spellEnd"/>
-            <w:r>
-              <w:t xml:space="preserve"> </w:t>
-            </w:r>
-            <w:proofErr w:type="spellStart"/>
-            <w:r>
-              <w:t>foams</w:t>
-            </w:r>
-            <w:proofErr w:type="spellEnd"/>
+            <w:r>
+              <w:t>Stain repellents, firefighting foams</w:t>
+            </w:r>
           </w:p>
         </w:tc>
         <w:tc>
@@ -8524,16 +7723,8 @@
               <w:rPr>
                 <w:lang w:val="en-US"/>
               </w:rPr>
-              <w:t xml:space="preserve">9.1 ng/g </w:t>
-            </w:r>
-            <w:proofErr w:type="spellStart"/>
-            <w:r>
-              <w:rPr>
-                <w:lang w:val="en-US"/>
-              </w:rPr>
-              <w:t>ww</w:t>
-            </w:r>
-            <w:proofErr w:type="spellEnd"/>
+              <w:t>9.1 ng/g ww</w:t>
+            </w:r>
           </w:p>
         </w:tc>
         <w:tc>
@@ -8713,7 +7904,6 @@
             <w:pPr>
               <w:pStyle w:val="Sansinterligne"/>
             </w:pPr>
-            <w:proofErr w:type="spellStart"/>
             <w:r>
               <w:rPr>
                 <w:rStyle w:val="lev"/>
@@ -8738,7 +7928,6 @@
               </w:rPr>
               <w:t>stannic</w:t>
             </w:r>
-            <w:proofErr w:type="spellEnd"/>
             <w:r>
               <w:rPr>
                 <w:rStyle w:val="lev"/>
@@ -8764,13 +7953,8 @@
                 <w:lang w:val="en-US"/>
               </w:rPr>
             </w:pPr>
-            <w:proofErr w:type="spellStart"/>
-            <w:r>
-              <w:t>Tributyltin</w:t>
-            </w:r>
-            <w:proofErr w:type="spellEnd"/>
-            <w:r>
-              <w:t xml:space="preserve"> cation</w:t>
+            <w:r>
+              <w:t>Tributyltin cation</w:t>
             </w:r>
           </w:p>
         </w:tc>
@@ -8787,13 +7971,8 @@
               <w:pStyle w:val="Sansinterligne"/>
             </w:pPr>
             <w:r>
-              <w:t xml:space="preserve">Antifouling </w:t>
-            </w:r>
-            <w:proofErr w:type="spellStart"/>
-            <w:r>
-              <w:t>paints</w:t>
-            </w:r>
-            <w:proofErr w:type="spellEnd"/>
+              <w:t>Antifouling paints</w:t>
+            </w:r>
           </w:p>
         </w:tc>
         <w:tc>
@@ -8848,7 +8027,6 @@
               </w:rPr>
               <w:t xml:space="preserve">ng/g </w:t>
             </w:r>
-            <w:proofErr w:type="spellStart"/>
             <w:r>
               <w:rPr>
                 <w:color w:val="FF0000"/>
@@ -8856,7 +8034,6 @@
               </w:rPr>
               <w:t>dw</w:t>
             </w:r>
-            <w:proofErr w:type="spellEnd"/>
           </w:p>
         </w:tc>
         <w:tc>
@@ -8935,7 +8112,6 @@
               <w:pStyle w:val="Sansinterligne"/>
               <w:jc w:val="center"/>
             </w:pPr>
-            <w:proofErr w:type="gramStart"/>
             <w:r>
               <w:t>→</w:t>
             </w:r>
@@ -8948,7 +8124,6 @@
               </w:rPr>
               <w:t>🔵</w:t>
             </w:r>
-            <w:proofErr w:type="gramEnd"/>
           </w:p>
         </w:tc>
         <w:tc>
@@ -8964,7 +8139,6 @@
               <w:pStyle w:val="Sansinterligne"/>
               <w:jc w:val="center"/>
             </w:pPr>
-            <w:proofErr w:type="gramStart"/>
             <w:r>
               <w:t>→</w:t>
             </w:r>
@@ -8980,7 +8154,6 @@
               </w:rPr>
               <w:t>🟢</w:t>
             </w:r>
-            <w:proofErr w:type="gramEnd"/>
           </w:p>
         </w:tc>
         <w:tc>
@@ -9026,643 +8199,16 @@
       <w:pPr>
         <w:pStyle w:val="Titre3"/>
         <w:rPr>
+          <w:highlight w:val="yellow"/>
           <w:lang w:val="en-US"/>
         </w:rPr>
       </w:pPr>
       <w:r>
         <w:rPr>
+          <w:highlight w:val="yellow"/>
           <w:lang w:val="en-US"/>
         </w:rPr>
         <w:lastRenderedPageBreak/>
-        <w:t xml:space="preserve">Contamination of biota </w:t>
-      </w:r>
-      <w:r>
-        <w:rPr>
-          <w:lang w:val="en-US"/>
-        </w:rPr>
-        <w:t xml:space="preserve">and sea water </w:t>
-      </w:r>
-      <w:r>
-        <w:rPr>
-          <w:lang w:val="en-US"/>
-        </w:rPr>
-        <w:t xml:space="preserve">by </w:t>
-      </w:r>
-      <w:r>
-        <w:rPr>
-          <w:lang w:val="en-US"/>
-        </w:rPr>
-        <w:t>emerg</w:t>
-      </w:r>
-      <w:r>
-        <w:rPr>
-          <w:lang w:val="en-US"/>
-        </w:rPr>
-        <w:t>ing</w:t>
-      </w:r>
-      <w:r>
-        <w:rPr>
-          <w:lang w:val="en-US"/>
-        </w:rPr>
-        <w:t xml:space="preserve"> </w:t>
-      </w:r>
-      <w:r>
-        <w:rPr>
-          <w:lang w:val="en-US"/>
-        </w:rPr>
-        <w:t>biocides</w:t>
-      </w:r>
-    </w:p>
-    <w:p>
-      <w:pPr>
-        <w:rPr>
-          <w:lang w:val="en-US"/>
-        </w:rPr>
-      </w:pPr>
-      <w:r>
-        <w:rPr>
-          <w:lang w:val="en-US"/>
-        </w:rPr>
-        <w:t xml:space="preserve">As part of the revision of the national list of Specific Pollutants of Ecological Status (PSEE), aimed at identifying relevant substances for monitoring in coastal environments, </w:t>
-      </w:r>
-      <w:proofErr w:type="spellStart"/>
-      <w:r>
-        <w:rPr>
-          <w:lang w:val="en-US"/>
-        </w:rPr>
-        <w:t>Ifremer</w:t>
-      </w:r>
-      <w:proofErr w:type="spellEnd"/>
-      <w:r>
-        <w:rPr>
-          <w:lang w:val="en-US"/>
-        </w:rPr>
-        <w:t xml:space="preserve"> investigated 102 emerging organic substances (i.e., not currently regulated for the marine environment), including </w:t>
-      </w:r>
-      <w:r>
-        <w:rPr>
-          <w:lang w:val="en-US"/>
-        </w:rPr>
-        <w:t>different types of</w:t>
-      </w:r>
-      <w:r>
-        <w:rPr>
-          <w:lang w:val="en-US"/>
-        </w:rPr>
-        <w:t xml:space="preserve"> biocides</w:t>
-      </w:r>
-      <w:r>
-        <w:rPr>
-          <w:lang w:val="en-US"/>
-        </w:rPr>
-        <w:t xml:space="preserve"> </w:t>
-      </w:r>
-      <w:r>
-        <w:rPr>
-          <w:lang w:val="en-US"/>
-        </w:rPr>
-        <w:fldChar w:fldCharType="begin"/>
-      </w:r>
-      <w:r>
-        <w:rPr>
-          <w:lang w:val="en-US"/>
-        </w:rPr>
-        <w:instrText xml:space="preserve"> ADDIN ZOTERO_ITEM CSL_CITATION {"citationID":"APQfKCTY","properties":{"formattedCitation":"(Amouroux {\\i{}et al.}, 2025)","plainCitation":"(Amouroux et al., 2025)","noteIndex":0},"citationItems":[{"id":1207,"uris":["http://zotero.org/users/3305729/items/V6X6YRI4"],"itemData":{"id":1207,"type":"article-journal","abstract":"le projet emergent’sea a été conduit en france métropolitaine sur la période 2021‐2024, par ifremer, epoc et ofb. ce projet a permis l’acquisition de données de concentration sur des substances d’intérêt émergent (pesticides, pharmaceutiques, biocides, biocides antisalissures, plastifiants, composés métalliques) sur des points de suivi considérés comme exposés à des apports de contaminants issus des bassins versants, sur des matrices intégratrices : mollusques (34 points de suivi) et échantillonneurs passifs (pocis, dgt) (26 points de suivi). ce projet a ainsi permis une acquisition, sur l’ensemble du littoral français, de données aussi homogènes que possible : période d’acquisition, échantillonnage, analyses, traitement des données. l’objectif final était de pouvoir identifier les substances pertinentes pouvant être proposées in fine en tant que substances candidates psee (polluants spécifiques de l’etat ecologique) pour les eaux littorales dans le cadre de la dce. la priorisation des substances est réalisée en considérant l’occurrence des contaminations et une approche risque, elle s’appuie sur la méthodologie de priorisation du cep (comité expert priorisation), et utilise des pnec (concentration prédite sans effet) déterminées par ineris, ou issues du réseau norman. la priorisation concerne uniquement les substances organiques. parmi les 102 substances organiques recherchées, 77% des substances « quantifiables » sont quantifiées en eau marine (51 / 66 substances) et 65 % dans les mollusques (34/52 substances). ce projet permet ainsi de proposer une liste de substances priorisées sur eau marine et une liste de substances priorisées sur mollusques, substances pouvant être considérées comme pertinentes pour un suivi en eau littorale. cette démarche permet de démontrer à l’échelle nationale la complémentarité des suivis en eau marine via échantillonneurs passifs et dans les mollusques, elle met également en évidence un manque de pnec eau marine, pnec mollusques[...]","container-title":"Ref. Ifremer/RBE/CCEM‐ARC‐15.12.2024","language":"fr","page":"61","source":"archimer.ifremer.fr","title":"Emergent’Sea. Recherche des substances d’intérêt émergent en milieu marin","volume":"Contrat R&amp;D OFB 21‐453","author":[{"family":"Amouroux","given":"Isabelle"},{"family":"Gonzalez","given":"Jean-Louis"},{"family":"Grouhel","given":"Anne"},{"family":"Chavanon","given":"Fabienne"},{"family":"Augagneur","given":"Sylvie"},{"family":"Bruneau","given":"Audrey"},{"family":"Budzinski","given":"Hélène"},{"family":"Dagault","given":"Francoise"},{"family":"Duquesne","given":"Vincent"},{"family":"Gabellec","given":"Raoul"},{"family":"Le Bon","given":"Fabien"},{"family":"Lebrun","given":"Luc"},{"family":"Le Fur","given":"Ines"},{"family":"Le Gall","given":"Patrik"},{"family":"Gianaroli","given":"Camille"},{"family":"Lissardy","given":"Muriel"},{"family":"Maheux","given":"Frank"},{"family":"Munaron","given":"Dominique"},{"family":"Pierre Duplessix","given":"Olivier"},{"family":"Ravel","given":"Christophe"},{"family":"Retho","given":"Michael"},{"family":"Schmidt","given":"Anne"},{"family":"Simon","given":"Benjamin"},{"family":"Sireau","given":"Teddy"},{"family":"Staub","given":"Pierre-François"},{"family":"Tapie","given":"Nathalie"},{"family":"Thevand","given":"Adeline"}],"issued":{"date-parts":[["2025",4,17]]},"citation-key":"amourouxEmergentSeaRechercheSubstances2025"}}],"schema":"https://github.com/citation-style-language/schema/raw/master/csl-citation.json"} </w:instrText>
-      </w:r>
-      <w:r>
-        <w:rPr>
-          <w:lang w:val="en-US"/>
-        </w:rPr>
-        <w:fldChar w:fldCharType="separate"/>
-      </w:r>
-      <w:r>
-        <w:rPr>
-          <w:rFonts w:ascii="Calibri Light" w:hAnsi="Calibri Light" w:cs="Calibri Light"/>
-          <w:szCs w:val="24"/>
-          <w:lang w:val="en-US"/>
-        </w:rPr>
-        <w:t xml:space="preserve">(Amouroux </w:t>
-      </w:r>
-      <w:r>
-        <w:rPr>
-          <w:rFonts w:ascii="Calibri Light" w:hAnsi="Calibri Light" w:cs="Calibri Light"/>
-          <w:i/>
-          <w:iCs/>
-          <w:szCs w:val="24"/>
-          <w:lang w:val="en-US"/>
-        </w:rPr>
-        <w:t>et al.</w:t>
-      </w:r>
-      <w:r>
-        <w:rPr>
-          <w:rFonts w:ascii="Calibri Light" w:hAnsi="Calibri Light" w:cs="Calibri Light"/>
-          <w:szCs w:val="24"/>
-          <w:lang w:val="en-US"/>
-        </w:rPr>
-        <w:t>, 2025)</w:t>
-      </w:r>
-      <w:r>
-        <w:rPr>
-          <w:lang w:val="en-US"/>
-        </w:rPr>
-        <w:fldChar w:fldCharType="end"/>
-      </w:r>
-      <w:r>
-        <w:rPr>
-          <w:lang w:val="en-US"/>
-        </w:rPr>
-        <w:t>. These measurements were carried out in 2021 and 2022, alongside ROCCHMV sampling, using integrative matrices—namely, bivalves and passive samplers (POCIS)—to facilitate the detection of these substances.</w:t>
-      </w:r>
-      <w:r>
-        <w:rPr>
-          <w:lang w:val="en-US"/>
-        </w:rPr>
-        <w:t xml:space="preserve"> </w:t>
-      </w:r>
-      <w:r>
-        <w:rPr>
-          <w:lang w:val="en-US"/>
-        </w:rPr>
-        <w:t xml:space="preserve">The use of passive samplers is particularly suited for targeting organic compounds with low hydrophobicity, which are expected to exhibit limited bioconcentration and bioaccumulation in marine organisms. </w:t>
-      </w:r>
-      <w:r>
-        <w:rPr>
-          <w:lang w:val="en-US"/>
-        </w:rPr>
-        <w:t>In addition, the compounds studied are generally less persistent than those subject to regulation, making them more susceptible to seasonal variation.</w:t>
-      </w:r>
-    </w:p>
-    <w:p>
-      <w:pPr>
-        <w:rPr>
-          <w:lang w:val="en-US"/>
-        </w:rPr>
-      </w:pPr>
-      <w:r>
-        <w:rPr>
-          <w:lang w:val="en-US"/>
-        </w:rPr>
-        <w:t xml:space="preserve">Sampling sites and periods were selected to coincide with locations and times of known contaminant inputs (i.e., related to usage patterns). The emerging compounds selected for this study </w:t>
-      </w:r>
-      <w:r>
-        <w:rPr>
-          <w:lang w:val="en-US"/>
-        </w:rPr>
-        <w:t xml:space="preserve">(see </w:t>
-      </w:r>
-      <w:r>
-        <w:rPr>
-          <w:lang w:val="en-US"/>
-        </w:rPr>
-        <w:fldChar w:fldCharType="begin"/>
-      </w:r>
-      <w:r>
-        <w:rPr>
-          <w:lang w:val="en-US"/>
-        </w:rPr>
-        <w:instrText xml:space="preserve"> REF _Ref204761649 \h </w:instrText>
-      </w:r>
-      <w:r>
-        <w:rPr>
-          <w:lang w:val="en-US"/>
-        </w:rPr>
-      </w:r>
-      <w:r>
-        <w:rPr>
-          <w:lang w:val="en-US"/>
-        </w:rPr>
-        <w:fldChar w:fldCharType="separate"/>
-      </w:r>
-      <w:r>
-        <w:rPr>
-          <w:lang w:val="en-US"/>
-        </w:rPr>
-        <w:t xml:space="preserve">Table </w:t>
-      </w:r>
-      <w:r>
-        <w:rPr>
-          <w:noProof/>
-          <w:lang w:val="en-US"/>
-        </w:rPr>
-        <w:t>5</w:t>
-      </w:r>
-      <w:r>
-        <w:rPr>
-          <w:lang w:val="en-US"/>
-        </w:rPr>
-        <w:fldChar w:fldCharType="end"/>
-      </w:r>
-      <w:r>
-        <w:rPr>
-          <w:lang w:val="en-US"/>
-        </w:rPr>
-        <w:t xml:space="preserve">) </w:t>
-      </w:r>
-      <w:r>
-        <w:rPr>
-          <w:lang w:val="en-US"/>
-        </w:rPr>
-        <w:t xml:space="preserve">include those quantified </w:t>
-      </w:r>
-      <w:r>
-        <w:rPr>
-          <w:lang w:val="en-US"/>
-        </w:rPr>
-        <w:t xml:space="preserve">in at least </w:t>
-      </w:r>
-      <w:r>
-        <w:rPr>
-          <w:lang w:val="en-US"/>
-        </w:rPr>
-        <w:t>one</w:t>
-      </w:r>
-      <w:r>
-        <w:rPr>
-          <w:lang w:val="en-US"/>
-        </w:rPr>
-        <w:t xml:space="preserve"> </w:t>
-      </w:r>
-      <w:r>
-        <w:rPr>
-          <w:lang w:val="en-US"/>
-        </w:rPr>
-        <w:t xml:space="preserve">of the three </w:t>
-      </w:r>
-      <w:r>
-        <w:rPr>
-          <w:lang w:val="en-US"/>
-        </w:rPr>
-        <w:t>estuary</w:t>
-      </w:r>
-      <w:r>
-        <w:rPr>
-          <w:lang w:val="en-US"/>
-        </w:rPr>
-        <w:t xml:space="preserve"> </w:t>
-      </w:r>
-      <w:r>
-        <w:rPr>
-          <w:lang w:val="en-US"/>
-        </w:rPr>
-        <w:t xml:space="preserve">(Seine: </w:t>
-      </w:r>
-      <w:proofErr w:type="spellStart"/>
-      <w:r>
-        <w:rPr>
-          <w:lang w:val="en-US"/>
-        </w:rPr>
-        <w:t>Villerville</w:t>
-      </w:r>
-      <w:proofErr w:type="spellEnd"/>
-      <w:r>
-        <w:rPr>
-          <w:lang w:val="en-US"/>
-        </w:rPr>
-        <w:t xml:space="preserve"> site; Loire: </w:t>
-      </w:r>
-      <w:proofErr w:type="spellStart"/>
-      <w:r>
-        <w:rPr>
-          <w:lang w:val="en-US"/>
-        </w:rPr>
-        <w:t>Montoir</w:t>
-      </w:r>
-      <w:proofErr w:type="spellEnd"/>
-      <w:r>
-        <w:rPr>
-          <w:lang w:val="en-US"/>
-        </w:rPr>
-        <w:t xml:space="preserve">-Ponton site; Gironde: </w:t>
-      </w:r>
-      <w:proofErr w:type="spellStart"/>
-      <w:r>
-        <w:rPr>
-          <w:lang w:val="en-US"/>
-        </w:rPr>
-        <w:t>Pontaillac</w:t>
-      </w:r>
-      <w:proofErr w:type="spellEnd"/>
-      <w:r>
-        <w:rPr>
-          <w:lang w:val="en-US"/>
-        </w:rPr>
-        <w:t xml:space="preserve"> site)</w:t>
-      </w:r>
-      <w:r>
-        <w:rPr>
-          <w:lang w:val="en-US"/>
-        </w:rPr>
-        <w:t xml:space="preserve"> and quantified </w:t>
-      </w:r>
-      <w:r>
-        <w:rPr>
-          <w:lang w:val="en-US"/>
-        </w:rPr>
-        <w:t>in seawater (</w:t>
-      </w:r>
-      <w:r>
-        <w:rPr>
-          <w:lang w:val="en-US"/>
-        </w:rPr>
-        <w:t>2</w:t>
-      </w:r>
-      <w:r>
-        <w:rPr>
-          <w:lang w:val="en-US"/>
-        </w:rPr>
-        <w:t xml:space="preserve"> </w:t>
-      </w:r>
-      <w:r>
-        <w:rPr>
-          <w:lang w:val="en-US"/>
-        </w:rPr>
-        <w:t xml:space="preserve">herbicides) </w:t>
-      </w:r>
-      <w:r>
-        <w:rPr>
-          <w:lang w:val="en-US"/>
-        </w:rPr>
-        <w:t>or</w:t>
-      </w:r>
-      <w:r>
-        <w:rPr>
-          <w:lang w:val="en-US"/>
-        </w:rPr>
-        <w:t xml:space="preserve"> in bivalves (</w:t>
-      </w:r>
-      <w:r>
-        <w:rPr>
-          <w:lang w:val="en-US"/>
-        </w:rPr>
-        <w:t xml:space="preserve">7 </w:t>
-      </w:r>
-      <w:r>
-        <w:rPr>
-          <w:lang w:val="en-US"/>
-        </w:rPr>
-        <w:t>antifouling agents,</w:t>
-      </w:r>
-      <w:r>
-        <w:rPr>
-          <w:lang w:val="en-US"/>
-        </w:rPr>
-        <w:t xml:space="preserve"> </w:t>
-      </w:r>
-      <w:r>
-        <w:rPr>
-          <w:lang w:val="en-US"/>
-        </w:rPr>
-        <w:t xml:space="preserve">7 </w:t>
-      </w:r>
-      <w:r>
-        <w:rPr>
-          <w:lang w:val="en-US"/>
-        </w:rPr>
-        <w:t xml:space="preserve">fungicides, 1 insecticide and </w:t>
-      </w:r>
-      <w:r>
-        <w:rPr>
-          <w:lang w:val="en-US"/>
-        </w:rPr>
-        <w:t xml:space="preserve">14 </w:t>
-      </w:r>
-      <w:r>
-        <w:rPr>
-          <w:lang w:val="en-US"/>
-        </w:rPr>
-        <w:t>herbicid</w:t>
-      </w:r>
-      <w:r>
-        <w:rPr>
-          <w:lang w:val="en-US"/>
-        </w:rPr>
-        <w:t>e</w:t>
-      </w:r>
-      <w:r>
-        <w:rPr>
-          <w:lang w:val="en-US"/>
-        </w:rPr>
-        <w:t>s)</w:t>
-      </w:r>
-      <w:r>
-        <w:rPr>
-          <w:lang w:val="en-US"/>
-        </w:rPr>
-        <w:t xml:space="preserve">. </w:t>
-      </w:r>
-    </w:p>
-    <w:p>
-      <w:pPr>
-        <w:rPr>
-          <w:lang w:val="en-US"/>
-        </w:rPr>
-      </w:pPr>
-      <w:r>
-        <w:rPr>
-          <w:lang w:val="en-US"/>
-        </w:rPr>
-        <w:t xml:space="preserve">To </w:t>
-      </w:r>
-      <w:r>
-        <w:rPr>
-          <w:lang w:val="en-US"/>
-        </w:rPr>
-        <w:t>determine w</w:t>
-      </w:r>
-      <w:r>
-        <w:rPr>
-          <w:lang w:val="en-US"/>
-        </w:rPr>
-        <w:t>h</w:t>
-      </w:r>
-      <w:r>
-        <w:rPr>
-          <w:lang w:val="en-US"/>
-        </w:rPr>
-        <w:t xml:space="preserve">ether the </w:t>
-      </w:r>
-      <w:r>
-        <w:rPr>
-          <w:lang w:val="en-US"/>
-        </w:rPr>
-        <w:t xml:space="preserve">estuaries were more contaminated than </w:t>
-      </w:r>
-      <w:r>
-        <w:rPr>
-          <w:lang w:val="en-US"/>
-        </w:rPr>
-        <w:t xml:space="preserve">the </w:t>
-      </w:r>
-      <w:r>
-        <w:rPr>
-          <w:lang w:val="en-US"/>
-        </w:rPr>
-        <w:t>French coast</w:t>
-      </w:r>
-      <w:r>
-        <w:rPr>
-          <w:lang w:val="en-US"/>
-        </w:rPr>
-        <w:t>line overall,</w:t>
-      </w:r>
-      <w:r>
-        <w:rPr>
-          <w:lang w:val="en-US"/>
-        </w:rPr>
-        <w:t xml:space="preserve"> a</w:t>
-      </w:r>
-      <w:r>
-        <w:rPr>
-          <w:lang w:val="en-US"/>
-        </w:rPr>
-        <w:t xml:space="preserve">nnual mean concentrations were calculated at the national level </w:t>
-      </w:r>
-      <w:r>
-        <w:rPr>
-          <w:lang w:val="en-US"/>
-        </w:rPr>
-        <w:t>and compared with</w:t>
-      </w:r>
-      <w:r>
-        <w:rPr>
-          <w:lang w:val="en-US"/>
-        </w:rPr>
-        <w:t xml:space="preserve"> </w:t>
-      </w:r>
-      <w:r>
-        <w:rPr>
-          <w:lang w:val="en-US"/>
-        </w:rPr>
-        <w:t xml:space="preserve">the corresponding </w:t>
-      </w:r>
-      <w:r>
-        <w:rPr>
-          <w:lang w:val="en-US"/>
-        </w:rPr>
-        <w:t>yearly mean</w:t>
-      </w:r>
-      <w:r>
-        <w:rPr>
-          <w:lang w:val="en-US"/>
-        </w:rPr>
-        <w:t>s</w:t>
-      </w:r>
-      <w:r>
-        <w:rPr>
-          <w:lang w:val="en-US"/>
-        </w:rPr>
-        <w:t xml:space="preserve"> </w:t>
-      </w:r>
-      <w:r>
-        <w:rPr>
-          <w:lang w:val="en-US"/>
-        </w:rPr>
-        <w:t xml:space="preserve">observed </w:t>
-      </w:r>
-      <w:r>
-        <w:rPr>
-          <w:lang w:val="en-US"/>
-        </w:rPr>
-        <w:t>in</w:t>
-      </w:r>
-      <w:r>
-        <w:rPr>
-          <w:lang w:val="en-US"/>
-        </w:rPr>
-        <w:t xml:space="preserve"> each estuary.</w:t>
-      </w:r>
-      <w:r>
-        <w:rPr>
-          <w:lang w:val="en-US"/>
-        </w:rPr>
-        <w:t xml:space="preserve"> </w:t>
-      </w:r>
-      <w:r>
-        <w:rPr>
-          <w:lang w:val="en-US"/>
-        </w:rPr>
-        <w:t xml:space="preserve">To </w:t>
-      </w:r>
-      <w:r>
-        <w:rPr>
-          <w:lang w:val="en-US"/>
-        </w:rPr>
-        <w:t>assess the potential environmental risk associated with these contamination levels, o</w:t>
-      </w:r>
-      <w:r>
-        <w:rPr>
-          <w:lang w:val="en-US"/>
-        </w:rPr>
-        <w:t xml:space="preserve">bserved </w:t>
-      </w:r>
-      <w:r>
-        <w:rPr>
-          <w:lang w:val="en-US"/>
-        </w:rPr>
-        <w:t>concentrations</w:t>
-      </w:r>
-      <w:r>
-        <w:rPr>
-          <w:lang w:val="en-US"/>
-        </w:rPr>
-        <w:t xml:space="preserve"> were also compared to </w:t>
-      </w:r>
-      <w:r>
-        <w:rPr>
-          <w:lang w:val="en-US"/>
-        </w:rPr>
-        <w:t>Predicted No Effect Concentration</w:t>
-      </w:r>
-      <w:r>
-        <w:rPr>
-          <w:lang w:val="en-US"/>
-        </w:rPr>
-        <w:t xml:space="preserve"> (PNEC</w:t>
-      </w:r>
-      <w:r>
-        <w:rPr>
-          <w:lang w:val="en-US"/>
-        </w:rPr>
-        <w:t>)</w:t>
-      </w:r>
-      <w:r>
-        <w:rPr>
-          <w:lang w:val="en-US"/>
-        </w:rPr>
-        <w:t xml:space="preserve"> values</w:t>
-      </w:r>
-      <w:r>
-        <w:rPr>
-          <w:lang w:val="en-US"/>
-        </w:rPr>
-        <w:t>.</w:t>
-      </w:r>
-      <w:r>
-        <w:rPr>
-          <w:lang w:val="en-US"/>
-        </w:rPr>
-        <w:t xml:space="preserve"> </w:t>
-      </w:r>
-      <w:r>
-        <w:rPr>
-          <w:lang w:val="en-US"/>
-        </w:rPr>
-        <w:t>Another way to evaluate whether contamination levels exceeding the national average may reflect an environmental risk was to consider the ranking of the compounds in the Emergent’Sea program. This ranking is based on the frequency of quantification of each compound, as well as the extent and frequency of PNEC exceedances.</w:t>
-      </w:r>
-    </w:p>
-    <w:p>
-      <w:pPr>
-        <w:pStyle w:val="Titre3"/>
-        <w:rPr>
-          <w:highlight w:val="yellow"/>
-          <w:lang w:val="en-US"/>
-        </w:rPr>
-      </w:pPr>
-      <w:r>
-        <w:rPr>
-          <w:highlight w:val="yellow"/>
-          <w:lang w:val="en-US"/>
-        </w:rPr>
         <w:t>Benthic invertebrate fauna</w:t>
       </w:r>
     </w:p>
@@ -9750,21 +8296,7 @@
         <w:rPr>
           <w:lang w:val="en-US"/>
         </w:rPr>
-        <w:t xml:space="preserve">monitoring of the aquatic environment linked to the operation of the </w:t>
-      </w:r>
-      <w:proofErr w:type="spellStart"/>
-      <w:r>
-        <w:rPr>
-          <w:lang w:val="en-US"/>
-        </w:rPr>
-        <w:t>Cordemais</w:t>
-      </w:r>
-      <w:proofErr w:type="spellEnd"/>
-      <w:r>
-        <w:rPr>
-          <w:lang w:val="en-US"/>
-        </w:rPr>
-        <w:t xml:space="preserve"> energy production unit</w:t>
+        <w:t>monitoring of the aquatic environment linked to the operation of the Cordemais energy production unit</w:t>
       </w:r>
       <w:r>
         <w:rPr>
@@ -9802,35 +8334,7 @@
         <w:rPr>
           <w:lang w:val="en-US"/>
         </w:rPr>
-        <w:t xml:space="preserve"> (</w:t>
-      </w:r>
-      <w:proofErr w:type="spellStart"/>
-      <w:r>
-        <w:rPr>
-          <w:lang w:val="en-US"/>
-        </w:rPr>
-        <w:t>Réseau</w:t>
-      </w:r>
-      <w:proofErr w:type="spellEnd"/>
-      <w:r>
-        <w:rPr>
-          <w:lang w:val="en-US"/>
-        </w:rPr>
-        <w:t xml:space="preserve"> de surveillance </w:t>
-      </w:r>
-      <w:proofErr w:type="spellStart"/>
-      <w:r>
-        <w:rPr>
-          <w:lang w:val="en-US"/>
-        </w:rPr>
-        <w:t>benthique</w:t>
-      </w:r>
-      <w:proofErr w:type="spellEnd"/>
-      <w:r>
-        <w:rPr>
-          <w:lang w:val="en-US"/>
-        </w:rPr>
-        <w:t xml:space="preserve">) </w:t>
+        <w:t xml:space="preserve"> (Réseau de surveillance benthique) </w:t>
       </w:r>
       <w:r>
         <w:rPr>
@@ -9856,17 +8360,8 @@
           <w:rStyle w:val="lev"/>
           <w:lang w:val="en-US"/>
         </w:rPr>
-        <w:t xml:space="preserve">Directive Cadre sur </w:t>
-      </w:r>
-      <w:proofErr w:type="spellStart"/>
-      <w:r>
-        <w:rPr>
-          <w:rStyle w:val="lev"/>
-          <w:lang w:val="en-US"/>
-        </w:rPr>
-        <w:t>l’Eau</w:t>
-      </w:r>
-      <w:proofErr w:type="spellEnd"/>
+        <w:t>Directive Cadre sur l’Eau</w:t>
+      </w:r>
       <w:r>
         <w:rPr>
           <w:lang w:val="en-US"/>
@@ -9941,21 +8436,7 @@
         <w:rPr>
           <w:lang w:val="en-US"/>
         </w:rPr>
-        <w:t xml:space="preserve"> the impact of discharges from cooling circuits in the immediate vicinity of the </w:t>
-      </w:r>
-      <w:proofErr w:type="spellStart"/>
-      <w:r>
-        <w:rPr>
-          <w:lang w:val="en-US"/>
-        </w:rPr>
-        <w:t>Cordemais</w:t>
-      </w:r>
-      <w:proofErr w:type="spellEnd"/>
-      <w:r>
-        <w:rPr>
-          <w:lang w:val="en-US"/>
-        </w:rPr>
-        <w:t xml:space="preserve"> power plant site, in compliance with legislation requiring hydrobiological monitoring of the environment.</w:t>
+        <w:t xml:space="preserve"> the impact of discharges from cooling circuits in the immediate vicinity of the Cordemais power plant site, in compliance with legislation requiring hydrobiological monitoring of the environment.</w:t>
       </w:r>
       <w:r>
         <w:rPr>
@@ -10106,23 +8587,7 @@
         </w:numPr>
       </w:pPr>
       <w:r>
-        <w:t xml:space="preserve">Loire </w:t>
-      </w:r>
-      <w:proofErr w:type="gramStart"/>
-      <w:r>
-        <w:t>EDF:</w:t>
-      </w:r>
-      <w:proofErr w:type="gramEnd"/>
-      <w:r>
-        <w:t xml:space="preserve"> </w:t>
-      </w:r>
-      <w:proofErr w:type="spellStart"/>
-      <w:r>
-        <w:t>oligohaline</w:t>
-      </w:r>
-      <w:proofErr w:type="spellEnd"/>
-      <w:r>
-        <w:t xml:space="preserve"> (</w:t>
+        <w:t>Loire EDF: oligohaline (</w:t>
       </w:r>
       <w:r>
         <w:t>1</w:t>
@@ -10143,15 +8608,7 @@
         </w:numPr>
       </w:pPr>
       <w:r>
-        <w:t xml:space="preserve">Loire </w:t>
-      </w:r>
-      <w:proofErr w:type="gramStart"/>
-      <w:r>
-        <w:t>REBENT:</w:t>
-      </w:r>
-      <w:proofErr w:type="gramEnd"/>
-      <w:r>
-        <w:t xml:space="preserve"> </w:t>
+        <w:t xml:space="preserve">Loire REBENT: </w:t>
       </w:r>
     </w:p>
     <w:p>
@@ -10169,21 +8626,7 @@
         <w:rPr>
           <w:lang w:val="en-US"/>
         </w:rPr>
-        <w:t xml:space="preserve">Seine </w:t>
-      </w:r>
-      <w:proofErr w:type="gramStart"/>
-      <w:r>
-        <w:rPr>
-          <w:lang w:val="en-US"/>
-        </w:rPr>
-        <w:t>REBENT :</w:t>
-      </w:r>
-      <w:proofErr w:type="gramEnd"/>
-      <w:r>
-        <w:rPr>
-          <w:lang w:val="en-US"/>
-        </w:rPr>
-        <w:t xml:space="preserve"> delete points at th</w:t>
+        <w:t>Seine REBENT : delete points at th</w:t>
       </w:r>
       <w:r>
         <w:rPr>
@@ -10344,7 +8787,6 @@
           <w:rStyle w:val="lev"/>
           <w:lang w:val="en-US"/>
         </w:rPr>
-        <w:lastRenderedPageBreak/>
         <w:t xml:space="preserve">Taxonomic Composition: </w:t>
       </w:r>
       <w:r>
@@ -10560,28 +9002,18 @@
         </w:rPr>
         <w:t xml:space="preserve">). Than compute AMBI value following the equation using the function </w:t>
       </w:r>
-      <w:proofErr w:type="spellStart"/>
       <w:r>
         <w:rPr>
           <w:lang w:val="en-US"/>
         </w:rPr>
         <w:t>ambi</w:t>
       </w:r>
-      <w:proofErr w:type="spellEnd"/>
-      <w:r>
-        <w:rPr>
-          <w:lang w:val="en-US"/>
-        </w:rPr>
-        <w:t xml:space="preserve"> from the package {benthos</w:t>
-      </w:r>
-      <w:proofErr w:type="gramStart"/>
-      <w:r>
-        <w:rPr>
-          <w:lang w:val="en-US"/>
-        </w:rPr>
-        <w:t>} :</w:t>
-      </w:r>
-      <w:proofErr w:type="gramEnd"/>
+      <w:r>
+        <w:rPr>
+          <w:lang w:val="en-US"/>
+        </w:rPr>
+        <w:t xml:space="preserve"> from the package {benthos} :</w:t>
+      </w:r>
     </w:p>
     <w:p>
       <w:pPr>
@@ -11140,7 +9572,14 @@
         <w:rPr>
           <w:lang w:val="en-US"/>
         </w:rPr>
-        <w:t xml:space="preserve">. This method combines the Ecological Quality Ratios (EQR, i.e., scoring method) of the AMBI index </w:t>
+        <w:t xml:space="preserve">. This method combines the Ecological Quality Ratios (EQR, i.e., scoring </w:t>
+      </w:r>
+      <w:r>
+        <w:rPr>
+          <w:lang w:val="en-US"/>
+        </w:rPr>
+        <w:lastRenderedPageBreak/>
+        <w:t xml:space="preserve">method) of the AMBI index </w:t>
       </w:r>
       <w:r>
         <w:rPr>
@@ -11784,28 +10223,12 @@
               </w:rPr>
               <w:t xml:space="preserve">Gastropod: </w:t>
             </w:r>
-            <w:proofErr w:type="spellStart"/>
-            <w:r>
-              <w:rPr>
-                <w:lang w:val="en-US"/>
-              </w:rPr>
-              <w:t>Peringia</w:t>
-            </w:r>
-            <w:proofErr w:type="spellEnd"/>
-            <w:r>
-              <w:rPr>
-                <w:lang w:val="en-US"/>
-              </w:rPr>
-              <w:t xml:space="preserve"> </w:t>
-            </w:r>
-            <w:proofErr w:type="spellStart"/>
-            <w:r>
-              <w:rPr>
-                <w:lang w:val="en-US"/>
-              </w:rPr>
-              <w:t>ulvae</w:t>
-            </w:r>
-            <w:proofErr w:type="spellEnd"/>
+            <w:r>
+              <w:rPr>
+                <w:lang w:val="en-US"/>
+              </w:rPr>
+              <w:t>Peringia ulvae</w:t>
+            </w:r>
             <w:r>
               <w:rPr>
                 <w:lang w:val="en-US"/>
@@ -11819,19 +10242,11 @@
               <w:br/>
               <w:t xml:space="preserve">Bivalve: </w:t>
             </w:r>
-            <w:proofErr w:type="spellStart"/>
-            <w:r>
-              <w:rPr>
-                <w:lang w:val="en-US"/>
-              </w:rPr>
-              <w:t>Scrobicularia</w:t>
-            </w:r>
-            <w:proofErr w:type="spellEnd"/>
-            <w:r>
-              <w:rPr>
-                <w:lang w:val="en-US"/>
-              </w:rPr>
-              <w:t xml:space="preserve"> plana</w:t>
+            <w:r>
+              <w:rPr>
+                <w:lang w:val="en-US"/>
+              </w:rPr>
+              <w:t>Scrobicularia plana</w:t>
             </w:r>
             <w:r>
               <w:rPr>
@@ -11846,28 +10261,12 @@
               <w:br/>
               <w:t xml:space="preserve">Crustacea: </w:t>
             </w:r>
-            <w:proofErr w:type="spellStart"/>
-            <w:r>
-              <w:rPr>
-                <w:lang w:val="en-US"/>
-              </w:rPr>
-              <w:t>Corophium</w:t>
-            </w:r>
-            <w:proofErr w:type="spellEnd"/>
-            <w:r>
-              <w:rPr>
-                <w:lang w:val="en-US"/>
-              </w:rPr>
-              <w:t xml:space="preserve"> </w:t>
-            </w:r>
-            <w:proofErr w:type="spellStart"/>
-            <w:r>
-              <w:rPr>
-                <w:lang w:val="en-US"/>
-              </w:rPr>
-              <w:t>volutator</w:t>
-            </w:r>
-            <w:proofErr w:type="spellEnd"/>
+            <w:r>
+              <w:rPr>
+                <w:lang w:val="en-US"/>
+              </w:rPr>
+              <w:t>Corophium volutator</w:t>
+            </w:r>
             <w:r>
               <w:rPr>
                 <w:lang w:val="en-US"/>
@@ -11887,47 +10286,25 @@
                 <w:lang w:val="en-US"/>
               </w:rPr>
             </w:pPr>
-            <w:proofErr w:type="spellStart"/>
-            <w:r>
-              <w:rPr>
-                <w:lang w:val="en-US"/>
-              </w:rPr>
-              <w:t>MEst</w:t>
-            </w:r>
-            <w:proofErr w:type="spellEnd"/>
-            <w:r>
-              <w:rPr>
-                <w:lang w:val="en-US"/>
-              </w:rPr>
-              <w:t xml:space="preserve"> </w:t>
-            </w:r>
-          </w:p>
-          <w:p>
-            <w:pPr>
-              <w:pStyle w:val="Sansinterligne"/>
-              <w:rPr>
-                <w:lang w:val="en-US"/>
-              </w:rPr>
-            </w:pPr>
-            <w:r>
-              <w:rPr>
-                <w:lang w:val="en-US"/>
-              </w:rPr>
-              <w:t>(</w:t>
-            </w:r>
-            <w:proofErr w:type="gramStart"/>
-            <w:r>
-              <w:rPr>
-                <w:lang w:val="en-US"/>
-              </w:rPr>
-              <w:t>code</w:t>
-            </w:r>
-            <w:proofErr w:type="gramEnd"/>
-            <w:r>
-              <w:rPr>
-                <w:lang w:val="en-US"/>
-              </w:rPr>
-              <w:t xml:space="preserve"> A2.31)</w:t>
+            <w:r>
+              <w:rPr>
+                <w:lang w:val="en-US"/>
+              </w:rPr>
+              <w:t xml:space="preserve">MEst </w:t>
+            </w:r>
+          </w:p>
+          <w:p>
+            <w:pPr>
+              <w:pStyle w:val="Sansinterligne"/>
+              <w:rPr>
+                <w:lang w:val="en-US"/>
+              </w:rPr>
+            </w:pPr>
+            <w:r>
+              <w:rPr>
+                <w:lang w:val="en-US"/>
+              </w:rPr>
+              <w:t>(code A2.31)</w:t>
             </w:r>
           </w:p>
         </w:tc>
@@ -12026,44 +10403,14 @@
               <w:rPr>
                 <w:lang w:val="en-US"/>
               </w:rPr>
-              <w:t xml:space="preserve">Sed. </w:t>
-            </w:r>
-            <w:proofErr w:type="spellStart"/>
-            <w:r>
-              <w:rPr>
-                <w:lang w:val="en-US"/>
-              </w:rPr>
-              <w:t>polychete</w:t>
-            </w:r>
-            <w:proofErr w:type="spellEnd"/>
-            <w:r>
-              <w:rPr>
-                <w:lang w:val="en-US"/>
-              </w:rPr>
-              <w:t xml:space="preserve">: </w:t>
-            </w:r>
-            <w:proofErr w:type="spellStart"/>
-            <w:r>
-              <w:rPr>
-                <w:lang w:val="en-US"/>
-              </w:rPr>
-              <w:t>Heteromastus</w:t>
-            </w:r>
-            <w:proofErr w:type="spellEnd"/>
-            <w:r>
-              <w:rPr>
-                <w:lang w:val="en-US"/>
-              </w:rPr>
-              <w:t xml:space="preserve"> </w:t>
-            </w:r>
-            <w:proofErr w:type="spellStart"/>
-            <w:r>
-              <w:rPr>
-                <w:lang w:val="en-US"/>
-              </w:rPr>
-              <w:t>filiformis</w:t>
-            </w:r>
-            <w:proofErr w:type="spellEnd"/>
+              <w:t xml:space="preserve">Sed. polychete: </w:t>
+            </w:r>
+            <w:r>
+              <w:rPr>
+                <w:lang w:val="en-US"/>
+              </w:rPr>
+              <w:t>Heteromastus filiformis</w:t>
+            </w:r>
             <w:r>
               <w:rPr>
                 <w:lang w:val="en-US"/>
@@ -12077,28 +10424,12 @@
               <w:br/>
               <w:t xml:space="preserve">Crustacea: </w:t>
             </w:r>
-            <w:proofErr w:type="spellStart"/>
-            <w:r>
-              <w:rPr>
-                <w:lang w:val="en-US"/>
-              </w:rPr>
-              <w:t>Mesopodopsis</w:t>
-            </w:r>
-            <w:proofErr w:type="spellEnd"/>
-            <w:r>
-              <w:rPr>
-                <w:lang w:val="en-US"/>
-              </w:rPr>
-              <w:t xml:space="preserve"> </w:t>
-            </w:r>
-            <w:proofErr w:type="spellStart"/>
-            <w:r>
-              <w:rPr>
-                <w:lang w:val="en-US"/>
-              </w:rPr>
-              <w:t>slabberi</w:t>
-            </w:r>
-            <w:proofErr w:type="spellEnd"/>
+            <w:r>
+              <w:rPr>
+                <w:lang w:val="en-US"/>
+              </w:rPr>
+              <w:t>Mesopodopsis slabberi</w:t>
+            </w:r>
             <w:r>
               <w:rPr>
                 <w:lang w:val="en-US"/>
@@ -12118,47 +10449,25 @@
                 <w:lang w:val="en-US"/>
               </w:rPr>
             </w:pPr>
-            <w:proofErr w:type="spellStart"/>
-            <w:r>
-              <w:rPr>
-                <w:lang w:val="en-US"/>
-              </w:rPr>
-              <w:t>SMuVS</w:t>
-            </w:r>
-            <w:proofErr w:type="spellEnd"/>
-            <w:r>
-              <w:rPr>
-                <w:lang w:val="en-US"/>
-              </w:rPr>
-              <w:t xml:space="preserve"> </w:t>
-            </w:r>
-          </w:p>
-          <w:p>
-            <w:pPr>
-              <w:pStyle w:val="Sansinterligne"/>
-              <w:rPr>
-                <w:lang w:val="en-US"/>
-              </w:rPr>
-            </w:pPr>
-            <w:r>
-              <w:rPr>
-                <w:lang w:val="en-US"/>
-              </w:rPr>
-              <w:t>(</w:t>
-            </w:r>
-            <w:proofErr w:type="gramStart"/>
-            <w:r>
-              <w:rPr>
-                <w:lang w:val="en-US"/>
-              </w:rPr>
-              <w:t>code</w:t>
-            </w:r>
-            <w:proofErr w:type="gramEnd"/>
-            <w:r>
-              <w:rPr>
-                <w:lang w:val="en-US"/>
-              </w:rPr>
-              <w:t xml:space="preserve"> A5.32)</w:t>
+            <w:r>
+              <w:rPr>
+                <w:lang w:val="en-US"/>
+              </w:rPr>
+              <w:t xml:space="preserve">SMuVS </w:t>
+            </w:r>
+          </w:p>
+          <w:p>
+            <w:pPr>
+              <w:pStyle w:val="Sansinterligne"/>
+              <w:rPr>
+                <w:lang w:val="en-US"/>
+              </w:rPr>
+            </w:pPr>
+            <w:r>
+              <w:rPr>
+                <w:lang w:val="en-US"/>
+              </w:rPr>
+              <w:t>(code A5.32)</w:t>
             </w:r>
           </w:p>
         </w:tc>
@@ -12263,49 +10572,7 @@
               <w:rPr>
                 <w:lang w:val="en-US"/>
               </w:rPr>
-              <w:t xml:space="preserve">Sed. </w:t>
-            </w:r>
-            <w:proofErr w:type="spellStart"/>
-            <w:r>
-              <w:rPr>
-                <w:lang w:val="en-US"/>
-              </w:rPr>
-              <w:t>polychete</w:t>
-            </w:r>
-            <w:proofErr w:type="spellEnd"/>
-            <w:r>
-              <w:rPr>
-                <w:lang w:val="en-US"/>
-              </w:rPr>
-              <w:t xml:space="preserve">: </w:t>
-            </w:r>
-            <w:proofErr w:type="spellStart"/>
-            <w:r>
-              <w:rPr>
-                <w:lang w:val="en-US"/>
-              </w:rPr>
-              <w:t>Heteromastus</w:t>
-            </w:r>
-            <w:proofErr w:type="spellEnd"/>
-            <w:r>
-              <w:rPr>
-                <w:lang w:val="en-US"/>
-              </w:rPr>
-              <w:t xml:space="preserve"> </w:t>
-            </w:r>
-            <w:proofErr w:type="spellStart"/>
-            <w:r>
-              <w:rPr>
-                <w:lang w:val="en-US"/>
-              </w:rPr>
-              <w:t>filiformis</w:t>
-            </w:r>
-            <w:proofErr w:type="spellEnd"/>
-            <w:r>
-              <w:rPr>
-                <w:lang w:val="en-US"/>
-              </w:rPr>
-              <w:t xml:space="preserve"> (36 %)</w:t>
+              <w:t>Sed. polychete: Heteromastus filiformis (36 %)</w:t>
             </w:r>
             <w:r>
               <w:rPr>
@@ -12319,19 +10586,11 @@
               </w:rPr>
               <w:t xml:space="preserve">Bivalve: </w:t>
             </w:r>
-            <w:proofErr w:type="spellStart"/>
-            <w:r>
-              <w:rPr>
-                <w:lang w:val="en-US"/>
-              </w:rPr>
-              <w:t>Scrobicularia</w:t>
-            </w:r>
-            <w:proofErr w:type="spellEnd"/>
-            <w:r>
-              <w:rPr>
-                <w:lang w:val="en-US"/>
-              </w:rPr>
-              <w:t xml:space="preserve"> plana (16%)</w:t>
+            <w:r>
+              <w:rPr>
+                <w:lang w:val="en-US"/>
+              </w:rPr>
+              <w:t>Scrobicularia plana (16%)</w:t>
             </w:r>
           </w:p>
         </w:tc>
@@ -12346,47 +10605,25 @@
                 <w:lang w:val="en-US"/>
               </w:rPr>
             </w:pPr>
-            <w:proofErr w:type="spellStart"/>
-            <w:r>
-              <w:rPr>
-                <w:lang w:val="en-US"/>
-              </w:rPr>
-              <w:t>MEst</w:t>
-            </w:r>
-            <w:proofErr w:type="spellEnd"/>
-            <w:r>
-              <w:rPr>
-                <w:lang w:val="en-US"/>
-              </w:rPr>
-              <w:t xml:space="preserve"> </w:t>
-            </w:r>
-          </w:p>
-          <w:p>
-            <w:pPr>
-              <w:pStyle w:val="Sansinterligne"/>
-              <w:rPr>
-                <w:lang w:val="en-US"/>
-              </w:rPr>
-            </w:pPr>
-            <w:r>
-              <w:rPr>
-                <w:lang w:val="en-US"/>
-              </w:rPr>
-              <w:t>(</w:t>
-            </w:r>
-            <w:proofErr w:type="gramStart"/>
-            <w:r>
-              <w:rPr>
-                <w:lang w:val="en-US"/>
-              </w:rPr>
-              <w:t>code</w:t>
-            </w:r>
-            <w:proofErr w:type="gramEnd"/>
-            <w:r>
-              <w:rPr>
-                <w:lang w:val="en-US"/>
-              </w:rPr>
-              <w:t xml:space="preserve"> A2.31)</w:t>
+            <w:r>
+              <w:rPr>
+                <w:lang w:val="en-US"/>
+              </w:rPr>
+              <w:t xml:space="preserve">MEst </w:t>
+            </w:r>
+          </w:p>
+          <w:p>
+            <w:pPr>
+              <w:pStyle w:val="Sansinterligne"/>
+              <w:rPr>
+                <w:lang w:val="en-US"/>
+              </w:rPr>
+            </w:pPr>
+            <w:r>
+              <w:rPr>
+                <w:lang w:val="en-US"/>
+              </w:rPr>
+              <w:t>(code A2.31)</w:t>
             </w:r>
           </w:p>
         </w:tc>
@@ -12485,21 +10722,7 @@
               <w:rPr>
                 <w:lang w:val="en-US"/>
               </w:rPr>
-              <w:t xml:space="preserve">Sed. </w:t>
-            </w:r>
-            <w:proofErr w:type="spellStart"/>
-            <w:r>
-              <w:rPr>
-                <w:lang w:val="en-US"/>
-              </w:rPr>
-              <w:t>polychete</w:t>
-            </w:r>
-            <w:proofErr w:type="spellEnd"/>
-            <w:r>
-              <w:rPr>
-                <w:lang w:val="en-US"/>
-              </w:rPr>
-              <w:t>:</w:t>
+              <w:t>Sed. polychete:</w:t>
             </w:r>
             <w:r>
               <w:rPr>
@@ -12507,28 +10730,12 @@
               </w:rPr>
               <w:t xml:space="preserve"> </w:t>
             </w:r>
-            <w:proofErr w:type="spellStart"/>
-            <w:r>
-              <w:rPr>
-                <w:lang w:val="en-US"/>
-              </w:rPr>
-              <w:t>Boccardiella</w:t>
-            </w:r>
-            <w:proofErr w:type="spellEnd"/>
-            <w:r>
-              <w:rPr>
-                <w:lang w:val="en-US"/>
-              </w:rPr>
-              <w:t xml:space="preserve"> </w:t>
-            </w:r>
-            <w:proofErr w:type="spellStart"/>
-            <w:r>
-              <w:rPr>
-                <w:lang w:val="en-US"/>
-              </w:rPr>
-              <w:t>ligerica</w:t>
-            </w:r>
-            <w:proofErr w:type="spellEnd"/>
+            <w:r>
+              <w:rPr>
+                <w:lang w:val="en-US"/>
+              </w:rPr>
+              <w:t>Boccardiella ligerica</w:t>
+            </w:r>
             <w:r>
               <w:rPr>
                 <w:lang w:val="en-US"/>
@@ -12548,47 +10755,25 @@
                 <w:lang w:val="en-US"/>
               </w:rPr>
             </w:pPr>
-            <w:proofErr w:type="spellStart"/>
-            <w:r>
-              <w:rPr>
-                <w:lang w:val="en-US"/>
-              </w:rPr>
-              <w:t>IMuSa</w:t>
-            </w:r>
-            <w:proofErr w:type="spellEnd"/>
-            <w:r>
-              <w:rPr>
-                <w:lang w:val="en-US"/>
-              </w:rPr>
-              <w:t xml:space="preserve"> </w:t>
-            </w:r>
-          </w:p>
-          <w:p>
-            <w:pPr>
-              <w:pStyle w:val="Sansinterligne"/>
-              <w:rPr>
-                <w:lang w:val="en-US"/>
-              </w:rPr>
-            </w:pPr>
-            <w:r>
-              <w:rPr>
-                <w:lang w:val="en-US"/>
-              </w:rPr>
-              <w:t>(</w:t>
-            </w:r>
-            <w:proofErr w:type="gramStart"/>
-            <w:r>
-              <w:rPr>
-                <w:lang w:val="en-US"/>
-              </w:rPr>
-              <w:t>code</w:t>
-            </w:r>
-            <w:proofErr w:type="gramEnd"/>
-            <w:r>
-              <w:rPr>
-                <w:lang w:val="en-US"/>
-              </w:rPr>
-              <w:t xml:space="preserve"> A5.25)</w:t>
+            <w:r>
+              <w:rPr>
+                <w:lang w:val="en-US"/>
+              </w:rPr>
+              <w:t xml:space="preserve">IMuSa </w:t>
+            </w:r>
+          </w:p>
+          <w:p>
+            <w:pPr>
+              <w:pStyle w:val="Sansinterligne"/>
+              <w:rPr>
+                <w:lang w:val="en-US"/>
+              </w:rPr>
+            </w:pPr>
+            <w:r>
+              <w:rPr>
+                <w:lang w:val="en-US"/>
+              </w:rPr>
+              <w:t>(code A5.25)</w:t>
             </w:r>
           </w:p>
         </w:tc>
@@ -12709,56 +10894,24 @@
               </w:rPr>
               <w:t xml:space="preserve">Bivalves: </w:t>
             </w:r>
-            <w:proofErr w:type="spellStart"/>
-            <w:r>
-              <w:rPr>
-                <w:lang w:val="en-US"/>
-              </w:rPr>
-              <w:t>Cerastoderma</w:t>
-            </w:r>
-            <w:proofErr w:type="spellEnd"/>
-            <w:r>
-              <w:rPr>
-                <w:lang w:val="en-US"/>
-              </w:rPr>
-              <w:t xml:space="preserve"> </w:t>
-            </w:r>
-            <w:proofErr w:type="spellStart"/>
-            <w:r>
-              <w:rPr>
-                <w:lang w:val="en-US"/>
-              </w:rPr>
-              <w:t>edule</w:t>
-            </w:r>
-            <w:proofErr w:type="spellEnd"/>
+            <w:r>
+              <w:rPr>
+                <w:lang w:val="en-US"/>
+              </w:rPr>
+              <w:t>Cerastoderma edule</w:t>
+            </w:r>
             <w:r>
               <w:rPr>
                 <w:lang w:val="en-US"/>
               </w:rPr>
               <w:t xml:space="preserve"> (25 %), </w:t>
             </w:r>
-            <w:proofErr w:type="spellStart"/>
-            <w:r>
-              <w:rPr>
-                <w:lang w:val="en-US"/>
-              </w:rPr>
-              <w:t>Macoma</w:t>
-            </w:r>
-            <w:proofErr w:type="spellEnd"/>
-            <w:r>
-              <w:rPr>
-                <w:lang w:val="en-US"/>
-              </w:rPr>
-              <w:t xml:space="preserve"> </w:t>
-            </w:r>
-            <w:proofErr w:type="spellStart"/>
-            <w:r>
-              <w:rPr>
-                <w:lang w:val="en-US"/>
-              </w:rPr>
-              <w:t>balthica</w:t>
-            </w:r>
-            <w:proofErr w:type="spellEnd"/>
+            <w:r>
+              <w:rPr>
+                <w:lang w:val="en-US"/>
+              </w:rPr>
+              <w:t>Macoma balthica</w:t>
+            </w:r>
             <w:r>
               <w:rPr>
                 <w:lang w:val="en-US"/>
@@ -12778,47 +10931,25 @@
                 <w:lang w:val="en-US"/>
               </w:rPr>
             </w:pPr>
-            <w:proofErr w:type="spellStart"/>
-            <w:r>
-              <w:rPr>
-                <w:lang w:val="en-US"/>
-              </w:rPr>
-              <w:t>MuSa</w:t>
-            </w:r>
-            <w:proofErr w:type="spellEnd"/>
-            <w:r>
-              <w:rPr>
-                <w:lang w:val="en-US"/>
-              </w:rPr>
-              <w:t xml:space="preserve"> </w:t>
-            </w:r>
-          </w:p>
-          <w:p>
-            <w:pPr>
-              <w:pStyle w:val="Sansinterligne"/>
-              <w:rPr>
-                <w:lang w:val="en-US"/>
-              </w:rPr>
-            </w:pPr>
-            <w:r>
-              <w:rPr>
-                <w:lang w:val="en-US"/>
-              </w:rPr>
-              <w:t>(</w:t>
-            </w:r>
-            <w:proofErr w:type="gramStart"/>
-            <w:r>
-              <w:rPr>
-                <w:lang w:val="en-US"/>
-              </w:rPr>
-              <w:t>code</w:t>
-            </w:r>
-            <w:proofErr w:type="gramEnd"/>
-            <w:r>
-              <w:rPr>
-                <w:lang w:val="en-US"/>
-              </w:rPr>
-              <w:t xml:space="preserve"> A2.24):</w:t>
+            <w:r>
+              <w:rPr>
+                <w:lang w:val="en-US"/>
+              </w:rPr>
+              <w:t xml:space="preserve">MuSa </w:t>
+            </w:r>
+          </w:p>
+          <w:p>
+            <w:pPr>
+              <w:pStyle w:val="Sansinterligne"/>
+              <w:rPr>
+                <w:lang w:val="en-US"/>
+              </w:rPr>
+            </w:pPr>
+            <w:r>
+              <w:rPr>
+                <w:lang w:val="en-US"/>
+              </w:rPr>
+              <w:t>(code A2.24):</w:t>
             </w:r>
           </w:p>
         </w:tc>
@@ -12933,56 +11064,24 @@
               </w:rPr>
               <w:t xml:space="preserve">Crustacea: </w:t>
             </w:r>
-            <w:proofErr w:type="spellStart"/>
-            <w:r>
-              <w:rPr>
-                <w:lang w:val="en-US"/>
-              </w:rPr>
-              <w:t>Haustorius</w:t>
-            </w:r>
-            <w:proofErr w:type="spellEnd"/>
-            <w:r>
-              <w:rPr>
-                <w:lang w:val="en-US"/>
-              </w:rPr>
-              <w:t xml:space="preserve"> </w:t>
-            </w:r>
-            <w:proofErr w:type="spellStart"/>
-            <w:r>
-              <w:rPr>
-                <w:lang w:val="en-US"/>
-              </w:rPr>
-              <w:t>arenarius</w:t>
-            </w:r>
-            <w:proofErr w:type="spellEnd"/>
+            <w:r>
+              <w:rPr>
+                <w:lang w:val="en-US"/>
+              </w:rPr>
+              <w:t>Haustorius arenarius</w:t>
+            </w:r>
             <w:r>
               <w:rPr>
                 <w:lang w:val="en-US"/>
               </w:rPr>
               <w:t xml:space="preserve"> (18 %), </w:t>
             </w:r>
-            <w:proofErr w:type="spellStart"/>
-            <w:r>
-              <w:rPr>
-                <w:lang w:val="en-US"/>
-              </w:rPr>
-              <w:t>Bathyporeia</w:t>
-            </w:r>
-            <w:proofErr w:type="spellEnd"/>
-            <w:r>
-              <w:rPr>
-                <w:lang w:val="en-US"/>
-              </w:rPr>
-              <w:t xml:space="preserve"> </w:t>
-            </w:r>
-            <w:proofErr w:type="spellStart"/>
-            <w:r>
-              <w:rPr>
-                <w:lang w:val="en-US"/>
-              </w:rPr>
-              <w:t>pilosa</w:t>
-            </w:r>
-            <w:proofErr w:type="spellEnd"/>
+            <w:r>
+              <w:rPr>
+                <w:lang w:val="en-US"/>
+              </w:rPr>
+              <w:t>Bathyporeia pilosa</w:t>
+            </w:r>
             <w:r>
               <w:rPr>
                 <w:lang w:val="en-US"/>
@@ -12994,30 +11093,14 @@
                 <w:lang w:val="en-US"/>
               </w:rPr>
               <w:br/>
-              <w:t xml:space="preserve">Err. </w:t>
-            </w:r>
-            <w:proofErr w:type="spellStart"/>
-            <w:r>
-              <w:rPr>
-                <w:lang w:val="en-US"/>
-              </w:rPr>
-              <w:t>polychete</w:t>
-            </w:r>
-            <w:proofErr w:type="spellEnd"/>
-            <w:r>
-              <w:rPr>
-                <w:lang w:val="en-US"/>
-              </w:rPr>
-              <w:t xml:space="preserve">: </w:t>
-            </w:r>
-            <w:proofErr w:type="spellStart"/>
+              <w:t xml:space="preserve">Err. polychete: </w:t>
+            </w:r>
             <w:r>
               <w:rPr>
                 <w:lang w:val="en-US"/>
               </w:rPr>
               <w:t>Microphthalmus</w:t>
             </w:r>
-            <w:proofErr w:type="spellEnd"/>
             <w:r>
               <w:rPr>
                 <w:lang w:val="en-US"/>
@@ -13037,47 +11120,25 @@
                 <w:lang w:val="en-US"/>
               </w:rPr>
             </w:pPr>
-            <w:proofErr w:type="spellStart"/>
-            <w:r>
-              <w:rPr>
-                <w:lang w:val="en-US"/>
-              </w:rPr>
-              <w:t>SSaVS</w:t>
-            </w:r>
-            <w:proofErr w:type="spellEnd"/>
-            <w:r>
-              <w:rPr>
-                <w:lang w:val="en-US"/>
-              </w:rPr>
-              <w:t xml:space="preserve"> </w:t>
-            </w:r>
-          </w:p>
-          <w:p>
-            <w:pPr>
-              <w:pStyle w:val="Sansinterligne"/>
-              <w:rPr>
-                <w:lang w:val="en-US"/>
-              </w:rPr>
-            </w:pPr>
-            <w:r>
-              <w:rPr>
-                <w:lang w:val="en-US"/>
-              </w:rPr>
-              <w:t>(</w:t>
-            </w:r>
-            <w:proofErr w:type="gramStart"/>
-            <w:r>
-              <w:rPr>
-                <w:lang w:val="en-US"/>
-              </w:rPr>
-              <w:t>code</w:t>
-            </w:r>
-            <w:proofErr w:type="gramEnd"/>
-            <w:r>
-              <w:rPr>
-                <w:lang w:val="en-US"/>
-              </w:rPr>
-              <w:t xml:space="preserve"> A5.22)</w:t>
+            <w:r>
+              <w:rPr>
+                <w:lang w:val="en-US"/>
+              </w:rPr>
+              <w:t xml:space="preserve">SSaVS </w:t>
+            </w:r>
+          </w:p>
+          <w:p>
+            <w:pPr>
+              <w:pStyle w:val="Sansinterligne"/>
+              <w:rPr>
+                <w:lang w:val="en-US"/>
+              </w:rPr>
+            </w:pPr>
+            <w:r>
+              <w:rPr>
+                <w:lang w:val="en-US"/>
+              </w:rPr>
+              <w:t>(code A5.22)</w:t>
             </w:r>
           </w:p>
         </w:tc>
@@ -13204,14 +11265,12 @@
                 <w:lang w:val="en-US"/>
               </w:rPr>
             </w:pPr>
-            <w:proofErr w:type="spellStart"/>
             <w:r>
               <w:rPr>
                 <w:lang w:val="en-US"/>
               </w:rPr>
               <w:t>AMBIref</w:t>
             </w:r>
-            <w:proofErr w:type="spellEnd"/>
           </w:p>
         </w:tc>
         <w:tc>
@@ -13225,14 +11284,12 @@
                 <w:lang w:val="en-US"/>
               </w:rPr>
             </w:pPr>
-            <w:proofErr w:type="spellStart"/>
             <w:r>
               <w:rPr>
                 <w:lang w:val="en-US"/>
               </w:rPr>
               <w:t>H’ref</w:t>
             </w:r>
-            <w:proofErr w:type="spellEnd"/>
           </w:p>
         </w:tc>
         <w:tc>
@@ -13246,14 +11303,12 @@
                 <w:lang w:val="en-US"/>
               </w:rPr>
             </w:pPr>
-            <w:proofErr w:type="spellStart"/>
             <w:r>
               <w:rPr>
                 <w:lang w:val="en-US"/>
               </w:rPr>
               <w:t>Sref</w:t>
             </w:r>
-            <w:proofErr w:type="spellEnd"/>
           </w:p>
         </w:tc>
       </w:tr>
@@ -13289,19 +11344,11 @@
                 <w:lang w:val="en-US"/>
               </w:rPr>
             </w:pPr>
-            <w:proofErr w:type="spellStart"/>
-            <w:r>
-              <w:rPr>
-                <w:lang w:val="en-US"/>
-              </w:rPr>
-              <w:t>MEst</w:t>
-            </w:r>
-            <w:proofErr w:type="spellEnd"/>
-            <w:r>
-              <w:rPr>
-                <w:lang w:val="en-US"/>
-              </w:rPr>
-              <w:t xml:space="preserve"> (code A2.31</w:t>
+            <w:r>
+              <w:rPr>
+                <w:lang w:val="en-US"/>
+              </w:rPr>
+              <w:t>MEst (code A2.31</w:t>
             </w:r>
             <w:r>
               <w:rPr>
@@ -13392,19 +11439,11 @@
             <w:pPr>
               <w:pStyle w:val="Sansinterligne"/>
             </w:pPr>
-            <w:proofErr w:type="spellStart"/>
-            <w:r>
-              <w:rPr>
-                <w:lang w:val="en-US"/>
-              </w:rPr>
-              <w:t>MuSa</w:t>
-            </w:r>
-            <w:proofErr w:type="spellEnd"/>
-            <w:r>
-              <w:rPr>
-                <w:lang w:val="en-US"/>
-              </w:rPr>
-              <w:t xml:space="preserve"> (code A2.24)</w:t>
+            <w:r>
+              <w:rPr>
+                <w:lang w:val="en-US"/>
+              </w:rPr>
+              <w:t>MuSa (code A2.24)</w:t>
             </w:r>
           </w:p>
         </w:tc>
@@ -13498,19 +11537,11 @@
                 <w:lang w:val="en-US"/>
               </w:rPr>
             </w:pPr>
-            <w:proofErr w:type="spellStart"/>
-            <w:r>
-              <w:rPr>
-                <w:lang w:val="en-US"/>
-              </w:rPr>
-              <w:t>SMuVS</w:t>
-            </w:r>
-            <w:proofErr w:type="spellEnd"/>
-            <w:r>
-              <w:rPr>
-                <w:lang w:val="en-US"/>
-              </w:rPr>
-              <w:t xml:space="preserve"> (code A5.32)</w:t>
+            <w:r>
+              <w:rPr>
+                <w:lang w:val="en-US"/>
+              </w:rPr>
+              <w:t>SMuVS (code A5.32)</w:t>
             </w:r>
           </w:p>
         </w:tc>
@@ -13598,19 +11629,11 @@
                 <w:lang w:val="en-US"/>
               </w:rPr>
             </w:pPr>
-            <w:proofErr w:type="spellStart"/>
-            <w:r>
-              <w:rPr>
-                <w:lang w:val="en-US"/>
-              </w:rPr>
-              <w:t>IMuSa</w:t>
-            </w:r>
-            <w:proofErr w:type="spellEnd"/>
-            <w:r>
-              <w:rPr>
-                <w:lang w:val="en-US"/>
-              </w:rPr>
-              <w:t xml:space="preserve"> (code A5.25)</w:t>
+            <w:r>
+              <w:rPr>
+                <w:lang w:val="en-US"/>
+              </w:rPr>
+              <w:t>IMuSa (code A5.25)</w:t>
             </w:r>
           </w:p>
         </w:tc>
@@ -13698,19 +11721,11 @@
                 <w:lang w:val="en-US"/>
               </w:rPr>
             </w:pPr>
-            <w:proofErr w:type="spellStart"/>
-            <w:r>
-              <w:rPr>
-                <w:lang w:val="en-US"/>
-              </w:rPr>
-              <w:t>SSaVS</w:t>
-            </w:r>
-            <w:proofErr w:type="spellEnd"/>
-            <w:r>
-              <w:rPr>
-                <w:lang w:val="en-US"/>
-              </w:rPr>
-              <w:t xml:space="preserve"> (code A5.22)</w:t>
+            <w:r>
+              <w:rPr>
+                <w:lang w:val="en-US"/>
+              </w:rPr>
+              <w:t>SSaVS (code A5.22)</w:t>
             </w:r>
           </w:p>
         </w:tc>
@@ -13790,7 +11805,6 @@
         <w:rPr>
           <w:lang w:val="en-US"/>
         </w:rPr>
-        <w:lastRenderedPageBreak/>
         <w:t xml:space="preserve">The </w:t>
       </w:r>
       <w:r>
@@ -14243,22 +12257,13 @@
           <w:lang w:val="en-US"/>
         </w:rPr>
       </w:pPr>
-      <w:proofErr w:type="spellStart"/>
       <w:r>
         <w:rPr>
           <w:highlight w:val="yellow"/>
           <w:lang w:val="en-US"/>
         </w:rPr>
         <w:lastRenderedPageBreak/>
-        <w:t>Physico</w:t>
-      </w:r>
-      <w:proofErr w:type="spellEnd"/>
-      <w:r>
-        <w:rPr>
-          <w:highlight w:val="yellow"/>
-          <w:lang w:val="en-US"/>
-        </w:rPr>
-        <w:t>-chemical parameters</w:t>
+        <w:t>Physico-chemical parameters</w:t>
       </w:r>
     </w:p>
     <w:p>
@@ -14269,27 +12274,14 @@
       <w:r>
         <w:t xml:space="preserve">Table </w:t>
       </w:r>
-      <w:r>
-        <w:fldChar w:fldCharType="begin"/>
-      </w:r>
-      <w:r>
-        <w:instrText xml:space="preserve"> SEQ Table \* ARABIC </w:instrText>
-      </w:r>
-      <w:r>
-        <w:fldChar w:fldCharType="separate"/>
-      </w:r>
-      <w:r>
-        <w:rPr>
-          <w:noProof/>
-        </w:rPr>
-        <w:t>4</w:t>
-      </w:r>
-      <w:r>
-        <w:rPr>
-          <w:noProof/>
-        </w:rPr>
-        <w:fldChar w:fldCharType="end"/>
-      </w:r>
+      <w:fldSimple w:instr=" SEQ Table \* ARABIC ">
+        <w:r>
+          <w:rPr>
+            <w:noProof/>
+          </w:rPr>
+          <w:t>4</w:t>
+        </w:r>
+      </w:fldSimple>
       <w:r>
         <w:t xml:space="preserve"> </w:t>
       </w:r>
@@ -14300,32 +12292,11 @@
         <w:t xml:space="preserve"> </w:t>
       </w:r>
       <w:r>
-        <w:t xml:space="preserve">List of </w:t>
-      </w:r>
-      <w:proofErr w:type="spellStart"/>
-      <w:r>
-        <w:t>measured</w:t>
-      </w:r>
-      <w:proofErr w:type="spellEnd"/>
-      <w:r>
-        <w:t xml:space="preserve"> </w:t>
-      </w:r>
-      <w:proofErr w:type="spellStart"/>
-      <w:r>
-        <w:t>parameters</w:t>
-      </w:r>
-      <w:proofErr w:type="spellEnd"/>
+        <w:t>List of measured parameters</w:t>
+      </w:r>
       <w:r>
         <w:br/>
-        <w:t>(1) Ratio &gt;&gt; 1 =&gt; OK</w:t>
-      </w:r>
-      <w:proofErr w:type="gramStart"/>
-      <w:r>
-        <w:t xml:space="preserve"> ;~</w:t>
-      </w:r>
-      <w:proofErr w:type="gramEnd"/>
-      <w:r>
-        <w:t>1 ou &lt;1 =&gt; pollution récente ammonium OU blocage nitrification (hypoxie, basse température, inhibition bactérienne)</w:t>
+        <w:t>(1) Ratio &gt;&gt; 1 =&gt; OK ;~1 ou &lt;1 =&gt; pollution récente ammonium OU blocage nitrification (hypoxie, basse température, inhibition bactérienne)</w:t>
       </w:r>
       <w:r>
         <w:br/>
@@ -14410,19 +12381,11 @@
                 <w:lang w:val="en-US"/>
               </w:rPr>
             </w:pPr>
-            <w:proofErr w:type="spellStart"/>
-            <w:r>
-              <w:rPr>
-                <w:lang w:val="en-US"/>
-              </w:rPr>
-              <w:t>Physico</w:t>
-            </w:r>
-            <w:proofErr w:type="spellEnd"/>
-            <w:r>
-              <w:rPr>
-                <w:lang w:val="en-US"/>
-              </w:rPr>
-              <w:t>-chemistry</w:t>
+            <w:r>
+              <w:rPr>
+                <w:lang w:val="en-US"/>
+              </w:rPr>
+              <w:t>Physico-chemistry</w:t>
             </w:r>
           </w:p>
         </w:tc>
@@ -14544,18 +12507,10 @@
               <w:pStyle w:val="Sansinterligne"/>
             </w:pPr>
             <w:r>
-              <w:t xml:space="preserve">-&gt; changement de matériel entre </w:t>
-            </w:r>
-            <w:proofErr w:type="gramStart"/>
-            <w:r>
-              <w:t>l</w:t>
-            </w:r>
-            <w:r>
-              <w:t>es programme</w:t>
-            </w:r>
-            <w:proofErr w:type="gramEnd"/>
-            <w:r>
-              <w:t>, non valorisable</w:t>
+              <w:t>-&gt; changement de matériel entre l</w:t>
+            </w:r>
+            <w:r>
+              <w:t>es programme, non valorisable</w:t>
             </w:r>
           </w:p>
         </w:tc>
@@ -14610,19 +12565,11 @@
                 <w:lang w:val="en-US"/>
               </w:rPr>
             </w:pPr>
-            <w:proofErr w:type="gramStart"/>
-            <w:r>
-              <w:rPr>
-                <w:lang w:val="en-US"/>
-              </w:rPr>
-              <w:t>/!\</w:t>
-            </w:r>
-            <w:proofErr w:type="gramEnd"/>
-            <w:r>
-              <w:rPr>
-                <w:lang w:val="en-US"/>
-              </w:rPr>
-              <w:t xml:space="preserve"> mg/L et ml/L</w:t>
+            <w:r>
+              <w:rPr>
+                <w:lang w:val="en-US"/>
+              </w:rPr>
+              <w:t>/!\ mg/L et ml/L</w:t>
             </w:r>
           </w:p>
         </w:tc>
@@ -14676,37 +12623,7 @@
               <w:rPr>
                 <w:lang w:val="en-US"/>
               </w:rPr>
-              <w:t>(</w:t>
-            </w:r>
-            <w:proofErr w:type="spellStart"/>
-            <w:proofErr w:type="gramStart"/>
-            <w:r>
-              <w:rPr>
-                <w:lang w:val="en-US"/>
-              </w:rPr>
-              <w:t>voir</w:t>
-            </w:r>
-            <w:proofErr w:type="spellEnd"/>
-            <w:proofErr w:type="gramEnd"/>
-            <w:r>
-              <w:rPr>
-                <w:lang w:val="en-US"/>
-              </w:rPr>
-              <w:t xml:space="preserve"> mail </w:t>
-            </w:r>
-            <w:proofErr w:type="spellStart"/>
-            <w:r>
-              <w:rPr>
-                <w:lang w:val="en-US"/>
-              </w:rPr>
-              <w:t>Jérèm</w:t>
-            </w:r>
-            <w:proofErr w:type="spellEnd"/>
-            <w:r>
-              <w:rPr>
-                <w:lang w:val="en-US"/>
-              </w:rPr>
-              <w:t>)</w:t>
+              <w:t>(voir mail Jérèm)</w:t>
             </w:r>
           </w:p>
         </w:tc>
@@ -14799,21 +12716,7 @@
               <w:rPr>
                 <w:lang w:val="en-US"/>
               </w:rPr>
-              <w:t xml:space="preserve">- </w:t>
-            </w:r>
-            <w:proofErr w:type="spellStart"/>
-            <w:r>
-              <w:rPr>
-                <w:lang w:val="en-US"/>
-              </w:rPr>
-              <w:t>Photosynthese</w:t>
-            </w:r>
-            <w:proofErr w:type="spellEnd"/>
-            <w:r>
-              <w:rPr>
-                <w:lang w:val="en-US"/>
-              </w:rPr>
-              <w:t xml:space="preserve"> limitation</w:t>
+              <w:t>- Photosynthese limitation</w:t>
             </w:r>
           </w:p>
           <w:p>
@@ -14847,21 +12750,7 @@
               <w:rPr>
                 <w:lang w:val="en-US"/>
               </w:rPr>
-              <w:t xml:space="preserve">- Contaminant </w:t>
-            </w:r>
-            <w:proofErr w:type="spellStart"/>
-            <w:r>
-              <w:rPr>
-                <w:lang w:val="en-US"/>
-              </w:rPr>
-              <w:t>biodisponibility</w:t>
-            </w:r>
-            <w:proofErr w:type="spellEnd"/>
-            <w:r>
-              <w:rPr>
-                <w:lang w:val="en-US"/>
-              </w:rPr>
-              <w:t xml:space="preserve"> </w:t>
+              <w:t xml:space="preserve">- Contaminant biodisponibility </w:t>
             </w:r>
           </w:p>
         </w:tc>
@@ -15299,21 +13188,7 @@
               <w:rPr>
                 <w:lang w:val="en-US"/>
               </w:rPr>
-              <w:t xml:space="preserve">Global indicator of </w:t>
-            </w:r>
-            <w:proofErr w:type="spellStart"/>
-            <w:r>
-              <w:rPr>
-                <w:lang w:val="en-US"/>
-              </w:rPr>
-              <w:t>eutrophization</w:t>
-            </w:r>
-            <w:proofErr w:type="spellEnd"/>
-            <w:r>
-              <w:rPr>
-                <w:lang w:val="en-US"/>
-              </w:rPr>
-              <w:t xml:space="preserve"> (stable)</w:t>
+              <w:t>Global indicator of eutrophization (stable)</w:t>
             </w:r>
           </w:p>
         </w:tc>
@@ -15360,11 +13235,9 @@
             <w:pPr>
               <w:pStyle w:val="Sansinterligne"/>
             </w:pPr>
-            <w:proofErr w:type="gramStart"/>
             <w:r>
               <w:t>phosphate</w:t>
             </w:r>
-            <w:proofErr w:type="gramEnd"/>
           </w:p>
         </w:tc>
         <w:tc>
@@ -15399,21 +13272,7 @@
                 <w:lang w:val="en-US"/>
               </w:rPr>
               <w:br/>
-              <w:t xml:space="preserve">- </w:t>
-            </w:r>
-            <w:proofErr w:type="spellStart"/>
-            <w:r>
-              <w:rPr>
-                <w:lang w:val="en-US"/>
-              </w:rPr>
-              <w:t>eutrophization</w:t>
-            </w:r>
-            <w:proofErr w:type="spellEnd"/>
-            <w:r>
-              <w:rPr>
-                <w:lang w:val="en-US"/>
-              </w:rPr>
-              <w:t xml:space="preserve"> at high level</w:t>
+              <w:t>- eutrophization at high level</w:t>
             </w:r>
           </w:p>
         </w:tc>
@@ -15513,21 +13372,7 @@
               <w:rPr>
                 <w:lang w:val="en-US"/>
               </w:rPr>
-              <w:t xml:space="preserve">- </w:t>
-            </w:r>
-            <w:proofErr w:type="spellStart"/>
-            <w:r>
-              <w:rPr>
-                <w:lang w:val="en-US"/>
-              </w:rPr>
-              <w:t>eutrophisation</w:t>
-            </w:r>
-            <w:proofErr w:type="spellEnd"/>
-            <w:r>
-              <w:rPr>
-                <w:lang w:val="en-US"/>
-              </w:rPr>
-              <w:t xml:space="preserve"> (hypoxia)</w:t>
+              <w:t>- eutrophisation (hypoxia)</w:t>
             </w:r>
           </w:p>
         </w:tc>
@@ -15547,35 +13392,7 @@
               <w:rPr>
                 <w:lang w:val="en-US"/>
               </w:rPr>
-              <w:t xml:space="preserve">High ratio </w:t>
-            </w:r>
-            <w:proofErr w:type="spellStart"/>
-            <w:r>
-              <w:rPr>
-                <w:lang w:val="en-US"/>
-              </w:rPr>
-              <w:t>pheopigments</w:t>
-            </w:r>
-            <w:proofErr w:type="spellEnd"/>
-            <w:r>
-              <w:rPr>
-                <w:lang w:val="en-US"/>
-              </w:rPr>
-              <w:t xml:space="preserve"> / </w:t>
-            </w:r>
-            <w:proofErr w:type="gramStart"/>
-            <w:r>
-              <w:rPr>
-                <w:lang w:val="en-US"/>
-              </w:rPr>
-              <w:t>chlorophyl :</w:t>
-            </w:r>
-            <w:proofErr w:type="gramEnd"/>
-            <w:r>
-              <w:rPr>
-                <w:lang w:val="en-US"/>
-              </w:rPr>
-              <w:t xml:space="preserve"> stressed system </w:t>
+              <w:t xml:space="preserve">High ratio pheopigments / chlorophyl : stressed system </w:t>
             </w:r>
             <w:r>
               <w:rPr>
@@ -15583,7 +13400,6 @@
               </w:rPr>
               <w:t xml:space="preserve">(rapid </w:t>
             </w:r>
-            <w:proofErr w:type="spellStart"/>
             <w:r>
               <w:rPr>
                 <w:rStyle w:val="lev"/>
@@ -15598,7 +13414,6 @@
               </w:rPr>
               <w:t>c</w:t>
             </w:r>
-            <w:proofErr w:type="spellEnd"/>
             <w:r>
               <w:rPr>
                 <w:rStyle w:val="lev"/>
@@ -15642,14 +13457,12 @@
                 <w:lang w:val="en-US"/>
               </w:rPr>
             </w:pPr>
-            <w:proofErr w:type="spellStart"/>
             <w:r>
               <w:rPr>
                 <w:lang w:val="en-US"/>
               </w:rPr>
               <w:t>Pheopigments</w:t>
             </w:r>
-            <w:proofErr w:type="spellEnd"/>
           </w:p>
         </w:tc>
         <w:tc>
@@ -15742,13 +13555,8 @@
           <w:numId w:val="22"/>
         </w:numPr>
       </w:pPr>
-      <w:proofErr w:type="gramStart"/>
-      <w:r>
-        <w:t>non</w:t>
-      </w:r>
-      <w:proofErr w:type="gramEnd"/>
-      <w:r>
-        <w:t xml:space="preserve"> paramétrique, aucune hypothèse de normalité</w:t>
+      <w:r>
+        <w:t>non paramétrique, aucune hypothèse de normalité</w:t>
       </w:r>
     </w:p>
     <w:p>
@@ -15759,13 +13567,8 @@
           <w:numId w:val="22"/>
         </w:numPr>
       </w:pPr>
-      <w:proofErr w:type="gramStart"/>
-      <w:r>
-        <w:t>détection</w:t>
-      </w:r>
-      <w:proofErr w:type="gramEnd"/>
-      <w:r>
-        <w:t xml:space="preserve"> d'une tendance monotone globale (pas forcément linéaire)</w:t>
+      <w:r>
+        <w:t>détection d'une tendance monotone globale (pas forcément linéaire)</w:t>
       </w:r>
     </w:p>
     <w:p>
@@ -15776,13 +13579,8 @@
           <w:numId w:val="22"/>
         </w:numPr>
       </w:pPr>
-      <w:proofErr w:type="gramStart"/>
-      <w:r>
-        <w:t>regarde</w:t>
-      </w:r>
-      <w:proofErr w:type="gramEnd"/>
-      <w:r>
-        <w:t xml:space="preserve"> si les valeurs augmentent plus souvent qu'elles ne diminuent au fil du temps</w:t>
+      <w:r>
+        <w:t>regarde si les valeurs augmentent plus souvent qu'elles ne diminuent au fil du temps</w:t>
       </w:r>
     </w:p>
     <w:p>
@@ -15793,13 +13591,8 @@
           <w:numId w:val="22"/>
         </w:numPr>
       </w:pPr>
-      <w:proofErr w:type="gramStart"/>
-      <w:r>
-        <w:t>robuste</w:t>
-      </w:r>
-      <w:proofErr w:type="gramEnd"/>
-      <w:r>
-        <w:t xml:space="preserve"> aux valeurs extrêmes</w:t>
+      <w:r>
+        <w:t>robuste aux valeurs extrêmes</w:t>
       </w:r>
     </w:p>
     <w:p>
@@ -15810,13 +13603,8 @@
           <w:numId w:val="22"/>
         </w:numPr>
       </w:pPr>
-      <w:proofErr w:type="gramStart"/>
-      <w:r>
-        <w:t>ne</w:t>
-      </w:r>
-      <w:proofErr w:type="gramEnd"/>
-      <w:r>
-        <w:t xml:space="preserve"> donne pas d'estimation de pente</w:t>
+      <w:r>
+        <w:t>ne donne pas d'estimation de pente</w:t>
       </w:r>
     </w:p>
     <w:p>
@@ -15828,23 +13616,7 @@
         </w:numPr>
       </w:pPr>
       <w:r>
-        <w:t>{</w:t>
-      </w:r>
-      <w:proofErr w:type="gramStart"/>
-      <w:r>
-        <w:t>trend</w:t>
-      </w:r>
-      <w:proofErr w:type="gramEnd"/>
-      <w:r>
-        <w:t xml:space="preserve">} </w:t>
-      </w:r>
-      <w:proofErr w:type="spellStart"/>
-      <w:r>
-        <w:t>mk.test</w:t>
-      </w:r>
-      <w:proofErr w:type="spellEnd"/>
-      <w:r>
-        <w:t>()</w:t>
+        <w:t>{trend} mk.test()</w:t>
       </w:r>
     </w:p>
     <w:p>
@@ -15856,63 +13628,13 @@
         </w:numPr>
       </w:pPr>
       <w:r>
-        <w:t>{</w:t>
-      </w:r>
-      <w:proofErr w:type="spellStart"/>
-      <w:proofErr w:type="gramStart"/>
-      <w:r>
-        <w:t>modifiedmk</w:t>
-      </w:r>
-      <w:proofErr w:type="spellEnd"/>
-      <w:proofErr w:type="gramEnd"/>
-      <w:r>
-        <w:t xml:space="preserve">} </w:t>
-      </w:r>
-      <w:proofErr w:type="spellStart"/>
-      <w:r>
-        <w:t>mmkh</w:t>
-      </w:r>
-      <w:proofErr w:type="spellEnd"/>
-      <w:r>
-        <w:t xml:space="preserve">() =&gt; </w:t>
-      </w:r>
-      <w:proofErr w:type="spellStart"/>
-      <w:r>
-        <w:t>mk</w:t>
-      </w:r>
-      <w:proofErr w:type="spellEnd"/>
-      <w:r>
-        <w:t>() avec correction d'</w:t>
-      </w:r>
-      <w:proofErr w:type="spellStart"/>
-      <w:r>
-        <w:t>auto-correlation</w:t>
-      </w:r>
-      <w:proofErr w:type="spellEnd"/>
-      <w:r>
-        <w:t xml:space="preserve"> =&gt; {stats} </w:t>
-      </w:r>
-      <w:proofErr w:type="spellStart"/>
-      <w:r>
-        <w:t>acf</w:t>
-      </w:r>
-      <w:proofErr w:type="spellEnd"/>
-      <w:r>
-        <w:t>()</w:t>
+        <w:t>{modifiedmk} mmkh() =&gt; mk() avec correction d'auto-correlation =&gt; {stats} acf()</w:t>
       </w:r>
     </w:p>
     <w:p/>
     <w:p>
       <w:r>
-        <w:t xml:space="preserve"> Theil–Sen </w:t>
-      </w:r>
-      <w:proofErr w:type="spellStart"/>
-      <w:r>
-        <w:t>estimator</w:t>
-      </w:r>
-      <w:proofErr w:type="spellEnd"/>
-      <w:r>
-        <w:t xml:space="preserve"> / Pente de Sen</w:t>
+        <w:t xml:space="preserve"> Theil–Sen estimator / Pente de Sen</w:t>
       </w:r>
       <w:r>
         <w:t> :</w:t>
@@ -15926,13 +13648,8 @@
           <w:numId w:val="23"/>
         </w:numPr>
       </w:pPr>
-      <w:proofErr w:type="gramStart"/>
-      <w:r>
-        <w:t>estime</w:t>
-      </w:r>
-      <w:proofErr w:type="gramEnd"/>
-      <w:r>
-        <w:t xml:space="preserve"> l'intensité de la tendance</w:t>
+      <w:r>
+        <w:t>estime l'intensité de la tendance</w:t>
       </w:r>
     </w:p>
     <w:p>
@@ -15943,19 +13660,9 @@
           <w:numId w:val="23"/>
         </w:numPr>
       </w:pPr>
-      <w:proofErr w:type="gramStart"/>
-      <w:r>
-        <w:t>robuste</w:t>
-      </w:r>
-      <w:proofErr w:type="gramEnd"/>
-      <w:r>
-        <w:t xml:space="preserve"> aux </w:t>
-      </w:r>
-      <w:proofErr w:type="spellStart"/>
-      <w:r>
-        <w:t>outliers</w:t>
-      </w:r>
-      <w:proofErr w:type="spellEnd"/>
+      <w:r>
+        <w:t>robuste aux outliers</w:t>
+      </w:r>
     </w:p>
     <w:p/>
     <w:p>
@@ -15974,13 +13681,8 @@
           <w:numId w:val="24"/>
         </w:numPr>
       </w:pPr>
-      <w:proofErr w:type="gramStart"/>
-      <w:r>
-        <w:t>permet</w:t>
-      </w:r>
-      <w:proofErr w:type="gramEnd"/>
-      <w:r>
-        <w:t xml:space="preserve"> la visualisation d'une tendance si elle était strictement linéaire sur toute la période</w:t>
+      <w:r>
+        <w:t>permet la visualisation d'une tendance si elle était strictement linéaire sur toute la période</w:t>
       </w:r>
     </w:p>
     <w:p>
@@ -15991,19 +13693,9 @@
           <w:numId w:val="24"/>
         </w:numPr>
       </w:pPr>
-      <w:proofErr w:type="gramStart"/>
-      <w:r>
-        <w:t>sensible</w:t>
-      </w:r>
-      <w:proofErr w:type="gramEnd"/>
-      <w:r>
-        <w:t xml:space="preserve"> à la forte variabilité interannuelle et aux </w:t>
-      </w:r>
-      <w:proofErr w:type="spellStart"/>
-      <w:r>
-        <w:t>outliers</w:t>
-      </w:r>
-      <w:proofErr w:type="spellEnd"/>
+      <w:r>
+        <w:t>sensible à la forte variabilité interannuelle et aux outliers</w:t>
+      </w:r>
     </w:p>
     <w:p>
       <w:r>
@@ -16013,32 +13705,12 @@
     <w:p>
       <w:r>
         <w:lastRenderedPageBreak/>
-        <w:t>{</w:t>
-      </w:r>
-      <w:proofErr w:type="spellStart"/>
-      <w:proofErr w:type="gramStart"/>
-      <w:r>
-        <w:t>changepoint</w:t>
-      </w:r>
-      <w:proofErr w:type="spellEnd"/>
-      <w:proofErr w:type="gramEnd"/>
-      <w:r>
-        <w:t>} : périodes caractérisées par des moyennes différentes</w:t>
+        <w:t>{changepoint} : périodes caractérisées par des moyennes différentes</w:t>
       </w:r>
     </w:p>
     <w:p>
       <w:r>
-        <w:t>{</w:t>
-      </w:r>
-      <w:proofErr w:type="spellStart"/>
-      <w:proofErr w:type="gramStart"/>
-      <w:r>
-        <w:t>segmented</w:t>
-      </w:r>
-      <w:proofErr w:type="spellEnd"/>
-      <w:proofErr w:type="gramEnd"/>
-      <w:r>
-        <w:t>} : tendances différentes</w:t>
+        <w:t>{segmented} : tendances différentes</w:t>
       </w:r>
     </w:p>
     <w:p>
@@ -16198,7 +13870,6 @@
         </w:rPr>
         <w:t xml:space="preserve">in </w:t>
       </w:r>
-      <w:proofErr w:type="spellStart"/>
       <w:r>
         <w:rPr>
           <w:lang w:val="en-US"/>
@@ -16209,23 +13880,8 @@
         <w:rPr>
           <w:lang w:val="en-US"/>
         </w:rPr>
-        <w:t>g</w:t>
-      </w:r>
-      <w:proofErr w:type="spellEnd"/>
-      <w:r>
-        <w:rPr>
-          <w:lang w:val="en-US"/>
-        </w:rPr>
-        <w:t>/</w:t>
-      </w:r>
-      <w:proofErr w:type="spellStart"/>
-      <w:r>
-        <w:rPr>
-          <w:lang w:val="en-US"/>
-        </w:rPr>
-        <w:t>kg_ww</w:t>
-      </w:r>
-      <w:proofErr w:type="spellEnd"/>
+        <w:t>g/kg_ww</w:t>
+      </w:r>
       <w:r>
         <w:rPr>
           <w:lang w:val="en-US"/>
@@ -16287,21 +13943,7 @@
         <w:rPr>
           <w:lang w:val="en-US"/>
         </w:rPr>
-        <w:t>: [0-100</w:t>
-      </w:r>
-      <w:proofErr w:type="gramStart"/>
-      <w:r>
-        <w:rPr>
-          <w:lang w:val="en-US"/>
-        </w:rPr>
-        <w:t>%[</w:t>
-      </w:r>
-      <w:proofErr w:type="gramEnd"/>
-      <w:r>
-        <w:rPr>
-          <w:lang w:val="en-US"/>
-        </w:rPr>
-        <w:t xml:space="preserve">, yellow:[100-200%[, orange: [200-300%[, red: [300-400%[, black: &gt; 400%). </w:t>
+        <w:t xml:space="preserve">: [0-100%[, yellow:[100-200%[, orange: [200-300%[, red: [300-400%[, black: &gt; 400%). </w:t>
       </w:r>
       <w:r>
         <w:rPr>
@@ -16337,21 +13979,7 @@
         <w:rPr>
           <w:lang w:val="en-US"/>
         </w:rPr>
-        <w:t xml:space="preserve"> the degree of </w:t>
-      </w:r>
-      <w:proofErr w:type="spellStart"/>
-      <w:r>
-        <w:rPr>
-          <w:lang w:val="en-US"/>
-        </w:rPr>
-        <w:t>priorisation</w:t>
-      </w:r>
-      <w:proofErr w:type="spellEnd"/>
-      <w:r>
-        <w:rPr>
-          <w:lang w:val="en-US"/>
-        </w:rPr>
-        <w:t xml:space="preserve"> of the substance </w:t>
+        <w:t xml:space="preserve"> the degree of priorisation of the substance </w:t>
       </w:r>
       <w:r>
         <w:rPr>
@@ -17247,7 +14875,6 @@
             <w:pPr>
               <w:pStyle w:val="Sansinterligne"/>
             </w:pPr>
-            <w:proofErr w:type="spellStart"/>
             <w:r>
               <w:t>M</w:t>
             </w:r>
@@ -17263,7 +14890,6 @@
             <w:r>
               <w:t>tomidine</w:t>
             </w:r>
-            <w:proofErr w:type="spellEnd"/>
           </w:p>
         </w:tc>
         <w:tc>
@@ -17429,11 +15055,9 @@
             <w:pPr>
               <w:pStyle w:val="Sansinterligne"/>
             </w:pPr>
-            <w:proofErr w:type="spellStart"/>
             <w:r>
               <w:t>Tralopyril</w:t>
             </w:r>
-            <w:proofErr w:type="spellEnd"/>
           </w:p>
         </w:tc>
         <w:tc>
@@ -17591,11 +15215,9 @@
             <w:pPr>
               <w:pStyle w:val="Sansinterligne"/>
             </w:pPr>
-            <w:proofErr w:type="spellStart"/>
             <w:r>
               <w:t>Fungicide</w:t>
             </w:r>
-            <w:proofErr w:type="spellEnd"/>
           </w:p>
         </w:tc>
         <w:tc>
@@ -17609,11 +15231,9 @@
             <w:pPr>
               <w:pStyle w:val="Sansinterligne"/>
             </w:pPr>
-            <w:proofErr w:type="spellStart"/>
             <w:r>
               <w:t>Azoxystrobin</w:t>
             </w:r>
-            <w:proofErr w:type="spellEnd"/>
           </w:p>
         </w:tc>
         <w:tc>
@@ -18479,7 +16099,6 @@
             <w:pPr>
               <w:pStyle w:val="Sansinterligne"/>
             </w:pPr>
-            <w:proofErr w:type="spellStart"/>
             <w:r>
               <w:t>T</w:t>
             </w:r>
@@ -18489,7 +16108,6 @@
             <w:r>
               <w:t>buconazole</w:t>
             </w:r>
-            <w:proofErr w:type="spellEnd"/>
           </w:p>
         </w:tc>
         <w:tc>
@@ -19905,11 +17523,7 @@
               <w:t>(</w:t>
             </w:r>
             <w:r>
-              <w:t xml:space="preserve">Atrazine </w:t>
-            </w:r>
-            <w:proofErr w:type="spellStart"/>
-            <w:r>
-              <w:t>d</w:t>
+              <w:t>Atrazine d</w:t>
             </w:r>
             <w:r>
               <w:t>e</w:t>
@@ -19923,7 +17537,6 @@
             <w:r>
               <w:t>thyl</w:t>
             </w:r>
-            <w:proofErr w:type="spellEnd"/>
             <w:r>
               <w:t>)</w:t>
             </w:r>
@@ -20778,11 +18391,9 @@
             <w:pPr>
               <w:pStyle w:val="Sansinterligne"/>
             </w:pPr>
-            <w:proofErr w:type="spellStart"/>
             <w:r>
               <w:t>Metoxuron</w:t>
             </w:r>
-            <w:proofErr w:type="spellEnd"/>
           </w:p>
         </w:tc>
         <w:tc>
@@ -20949,7 +18560,6 @@
             <w:pPr>
               <w:pStyle w:val="Sansinterligne"/>
             </w:pPr>
-            <w:proofErr w:type="spellStart"/>
             <w:r>
               <w:t>M</w:t>
             </w:r>
@@ -20959,7 +18569,6 @@
             <w:r>
               <w:t>tolachlor</w:t>
             </w:r>
-            <w:proofErr w:type="spellEnd"/>
           </w:p>
         </w:tc>
         <w:tc>
@@ -21127,11 +18736,9 @@
             <w:pPr>
               <w:pStyle w:val="Sansinterligne"/>
             </w:pPr>
-            <w:proofErr w:type="spellStart"/>
             <w:r>
               <w:t>Propazine</w:t>
             </w:r>
-            <w:proofErr w:type="spellEnd"/>
           </w:p>
         </w:tc>
         <w:tc>
@@ -21303,11 +18910,7 @@
               <w:pStyle w:val="Sansinterligne"/>
             </w:pPr>
             <w:r>
-              <w:t xml:space="preserve">Terbuthylazine </w:t>
-            </w:r>
-            <w:proofErr w:type="spellStart"/>
-            <w:r>
-              <w:t>d</w:t>
+              <w:t>Terbuthylazine d</w:t>
             </w:r>
             <w:r>
               <w:t>e</w:t>
@@ -21315,7 +18918,6 @@
             <w:r>
               <w:t>sethyl</w:t>
             </w:r>
-            <w:proofErr w:type="spellEnd"/>
           </w:p>
         </w:tc>
         <w:tc>
@@ -21763,21 +19365,7 @@
         <w:rPr>
           <w:lang w:val="en-US"/>
         </w:rPr>
-        <w:t xml:space="preserve">compounds, </w:t>
-      </w:r>
-      <w:proofErr w:type="spellStart"/>
-      <w:r>
-        <w:rPr>
-          <w:lang w:val="en-US"/>
-        </w:rPr>
-        <w:t>diflufenican</w:t>
-      </w:r>
-      <w:proofErr w:type="spellEnd"/>
-      <w:r>
-        <w:rPr>
-          <w:lang w:val="en-US"/>
-        </w:rPr>
-        <w:t xml:space="preserve"> and fipronil, </w:t>
+        <w:t xml:space="preserve">compounds, diflufenican and fipronil, </w:t>
       </w:r>
       <w:r>
         <w:rPr>
@@ -21873,21 +19461,7 @@
         <w:rPr>
           <w:lang w:val="en-US"/>
         </w:rPr>
-        <w:t xml:space="preserve">The fact that fipronil and </w:t>
-      </w:r>
-      <w:proofErr w:type="spellStart"/>
-      <w:r>
-        <w:rPr>
-          <w:lang w:val="en-US"/>
-        </w:rPr>
-        <w:t>diflufenican</w:t>
-      </w:r>
-      <w:proofErr w:type="spellEnd"/>
-      <w:r>
-        <w:rPr>
-          <w:lang w:val="en-US"/>
-        </w:rPr>
-        <w:t xml:space="preserve"> are not systematically detected at higher concentrations in estuaries compared to the national average suggests that PNEC exceedances are also frequent along other parts of the French coastline, justifying their high prioritization.</w:t>
+        <w:t>The fact that fipronil and diflufenican are not systematically detected at higher concentrations in estuaries compared to the national average suggests that PNEC exceedances are also frequent along other parts of the French coastline, justifying their high prioritization.</w:t>
       </w:r>
       <w:r>
         <w:rPr>
@@ -21914,7 +19488,6 @@
         </w:rPr>
         <w:t xml:space="preserve"> herbicides, in addition to </w:t>
       </w:r>
-      <w:proofErr w:type="spellStart"/>
       <w:r>
         <w:rPr>
           <w:lang w:val="en-US"/>
@@ -21925,14 +19498,7 @@
         <w:rPr>
           <w:lang w:val="en-US"/>
         </w:rPr>
-        <w:t>iflufenican</w:t>
-      </w:r>
-      <w:proofErr w:type="spellEnd"/>
-      <w:r>
-        <w:rPr>
-          <w:lang w:val="en-US"/>
-        </w:rPr>
-        <w:t xml:space="preserve">, </w:t>
+        <w:t xml:space="preserve">iflufenican, </w:t>
       </w:r>
       <w:r>
         <w:rPr>
@@ -22121,14 +19687,12 @@
         </w:rPr>
         <w:t xml:space="preserve">. </w:t>
       </w:r>
-      <w:proofErr w:type="spellStart"/>
       <w:r>
         <w:rPr>
           <w:lang w:val="en-US"/>
         </w:rPr>
         <w:t>Dichlofluanide</w:t>
       </w:r>
-      <w:proofErr w:type="spellEnd"/>
       <w:r>
         <w:rPr>
           <w:lang w:val="en-US"/>
@@ -22947,19 +20511,11 @@
         </w:rPr>
         <w:t xml:space="preserve"> for Gironde and Seine, annelids in Loire (</w:t>
       </w:r>
-      <w:proofErr w:type="spellStart"/>
-      <w:r>
-        <w:rPr>
-          <w:lang w:val="en-US"/>
-        </w:rPr>
-        <w:t>Cordemay</w:t>
-      </w:r>
-      <w:proofErr w:type="spellEnd"/>
-      <w:r>
-        <w:rPr>
-          <w:lang w:val="en-US"/>
-        </w:rPr>
-        <w:t xml:space="preserve"> </w:t>
+      <w:r>
+        <w:rPr>
+          <w:lang w:val="en-US"/>
+        </w:rPr>
+        <w:t xml:space="preserve">Cordemay </w:t>
       </w:r>
       <w:r>
         <w:rPr>
@@ -23197,19 +20753,11 @@
                 <w:lang w:val="en-US"/>
               </w:rPr>
             </w:pPr>
-            <w:proofErr w:type="gramStart"/>
-            <w:r>
-              <w:rPr>
-                <w:lang w:val="en-US"/>
-              </w:rPr>
-              <w:t>3 fold</w:t>
-            </w:r>
-            <w:proofErr w:type="gramEnd"/>
-            <w:r>
-              <w:rPr>
-                <w:lang w:val="en-US"/>
-              </w:rPr>
-              <w:t xml:space="preserve"> higher in Loire intertidal areas than the highest densities in other estuaries and areas.</w:t>
+            <w:r>
+              <w:rPr>
+                <w:lang w:val="en-US"/>
+              </w:rPr>
+              <w:t>3 fold higher in Loire intertidal areas than the highest densities in other estuaries and areas.</w:t>
             </w:r>
           </w:p>
           <w:p>
@@ -23362,23 +20910,7 @@
           <w:lang w:val="en-US"/>
         </w:rPr>
         <w:lastRenderedPageBreak/>
-        <w:t xml:space="preserve">Fish and </w:t>
-      </w:r>
-      <w:proofErr w:type="spellStart"/>
-      <w:r>
-        <w:rPr>
-          <w:highlight w:val="yellow"/>
-          <w:lang w:val="en-US"/>
-        </w:rPr>
-        <w:t>demerso</w:t>
-      </w:r>
-      <w:proofErr w:type="spellEnd"/>
-      <w:r>
-        <w:rPr>
-          <w:highlight w:val="yellow"/>
-          <w:lang w:val="en-US"/>
-        </w:rPr>
-        <w:t>-pelagic preys</w:t>
+        <w:t>Fish and demerso-pelagic preys</w:t>
       </w:r>
     </w:p>
     <w:p>
@@ -23409,21 +20941,12 @@
           <w:lang w:val="en-US"/>
         </w:rPr>
       </w:pPr>
-      <w:proofErr w:type="spellStart"/>
       <w:r>
         <w:rPr>
           <w:highlight w:val="yellow"/>
           <w:lang w:val="en-US"/>
         </w:rPr>
-        <w:t>Physico</w:t>
-      </w:r>
-      <w:proofErr w:type="spellEnd"/>
-      <w:r>
-        <w:rPr>
-          <w:highlight w:val="yellow"/>
-          <w:lang w:val="en-US"/>
-        </w:rPr>
-        <w:t>-chemical parameters</w:t>
+        <w:t>Physico-chemical parameters</w:t>
       </w:r>
     </w:p>
     <w:p>
@@ -23472,21 +20995,7 @@
           <w:lang w:val="en-US"/>
         </w:rPr>
         <w:lastRenderedPageBreak/>
-        <w:t xml:space="preserve">Primary production: </w:t>
-      </w:r>
-      <w:proofErr w:type="spellStart"/>
-      <w:r>
-        <w:rPr>
-          <w:lang w:val="en-US"/>
-        </w:rPr>
-        <w:t>pheopigment</w:t>
-      </w:r>
-      <w:proofErr w:type="spellEnd"/>
-      <w:r>
-        <w:rPr>
-          <w:lang w:val="en-US"/>
-        </w:rPr>
-        <w:t xml:space="preserve"> / chlorophyl a</w:t>
+        <w:t>Primary production: pheopigment / chlorophyl a</w:t>
       </w:r>
     </w:p>
     <w:p>
@@ -23548,24 +21057,11 @@
         <w:pStyle w:val="Titre4"/>
       </w:pPr>
       <w:r>
-        <w:t xml:space="preserve">Nitrification </w:t>
-      </w:r>
-      <w:proofErr w:type="gramStart"/>
-      <w:r>
-        <w:t>cycle:</w:t>
-      </w:r>
-      <w:proofErr w:type="gramEnd"/>
-      <w:r>
-        <w:t xml:space="preserve"> Ammonium / </w:t>
-      </w:r>
-      <w:proofErr w:type="spellStart"/>
-      <w:r>
-        <w:t>nitrate+ni</w:t>
+        <w:t>Nitrification cycle: Ammonium / nitrate+ni</w:t>
       </w:r>
       <w:r>
         <w:t>trite</w:t>
       </w:r>
-      <w:proofErr w:type="spellEnd"/>
     </w:p>
     <w:tbl>
       <w:tblPr>
@@ -23670,15 +21166,7 @@
               </w:numPr>
             </w:pPr>
             <w:r>
-              <w:t xml:space="preserve">Reconstruction de la somme </w:t>
-            </w:r>
-            <w:proofErr w:type="spellStart"/>
-            <w:r>
-              <w:t>nitrate+nitrite</w:t>
-            </w:r>
-            <w:proofErr w:type="spellEnd"/>
-            <w:r>
-              <w:t xml:space="preserve"> à partir de la valeur max de « Nitrate + nitrite » ou « sumNO2NO3 »</w:t>
+              <w:t>Reconstruction de la somme nitrate+nitrite à partir de la valeur max de « Nitrate + nitrite » ou « sumNO2NO3 »</w:t>
             </w:r>
           </w:p>
           <w:p>
@@ -23749,23 +21237,13 @@
               </w:rPr>
               <w:t>“</w:t>
             </w:r>
-            <w:proofErr w:type="gramStart"/>
             <w:r>
               <w:rPr>
                 <w:rFonts w:ascii="Georgia" w:hAnsi="Georgia"/>
                 <w:color w:val="1F1F1F"/>
                 <w:lang w:val="en-US"/>
               </w:rPr>
-              <w:t>ammonium</w:t>
-            </w:r>
-            <w:proofErr w:type="gramEnd"/>
-            <w:r>
-              <w:rPr>
-                <w:rFonts w:ascii="Georgia" w:hAnsi="Georgia"/>
-                <w:color w:val="1F1F1F"/>
-                <w:lang w:val="en-US"/>
-              </w:rPr>
-              <w:t xml:space="preserve"> serves as an essential indicator for the evaluation and regulation of the health status of aquatic ecological environments. Ammonium can enter the </w:t>
+              <w:t>ammonium serves as an essential indicator for the evaluation and regulation of the health status of aquatic ecological environments. Ammonium can enter the </w:t>
             </w:r>
             <w:hyperlink r:id="rId16" w:history="1">
               <w:r>
@@ -24113,11 +21591,9 @@
       <w:pPr>
         <w:pStyle w:val="Titre4"/>
       </w:pPr>
-      <w:proofErr w:type="spellStart"/>
       <w:r>
         <w:t>Metals</w:t>
       </w:r>
-      <w:proofErr w:type="spellEnd"/>
     </w:p>
     <w:p>
       <w:pPr>
@@ -24256,21 +21732,7 @@
         <w:rPr>
           <w:lang w:val="en-US"/>
         </w:rPr>
-        <w:t xml:space="preserve">Although cadmium levels declined significantly between approximately 1990 and 2000, following the cessation of zinc metallurgy in </w:t>
-      </w:r>
-      <w:proofErr w:type="spellStart"/>
-      <w:r>
-        <w:rPr>
-          <w:lang w:val="en-US"/>
-        </w:rPr>
-        <w:t>Aveyron</w:t>
-      </w:r>
-      <w:proofErr w:type="spellEnd"/>
-      <w:r>
-        <w:rPr>
-          <w:lang w:val="en-US"/>
-        </w:rPr>
-        <w:t xml:space="preserve"> and the containment of associated waste, no further decrease has been observed in the Gironde estuary over the past two decades. As of 2024, cadmium concentrations remain above the sanitary threshold for shellfish consumption. This persistent contamination is linked to the sedimentary reservoir within the watershed and estuary, which continues to release metals during major hydrodynamic events such as floods</w:t>
+        <w:t>Although cadmium levels declined significantly between approximately 1990 and 2000, following the cessation of zinc metallurgy in Aveyron and the containment of associated waste, no further decrease has been observed in the Gironde estuary over the past two decades. As of 2024, cadmium concentrations remain above the sanitary threshold for shellfish consumption. This persistent contamination is linked to the sedimentary reservoir within the watershed and estuary, which continues to release metals during major hydrodynamic events such as floods</w:t>
       </w:r>
       <w:r>
         <w:rPr>
@@ -24865,28 +22327,7 @@
         <w:rPr>
           <w:lang w:val="en-US"/>
         </w:rPr>
-        <w:t>the degree of threshold exceedance appears to be correlated with the bioaccumulation potential of the congeners. This potential can be approximated by physicochemical properties such as log </w:t>
-      </w:r>
-      <w:proofErr w:type="spellStart"/>
-      <w:r>
-        <w:rPr>
-          <w:lang w:val="en-US"/>
-        </w:rPr>
-        <w:t>Kow</w:t>
-      </w:r>
-      <w:proofErr w:type="spellEnd"/>
-      <w:r>
-        <w:rPr>
-          <w:lang w:val="en-US"/>
-        </w:rPr>
-        <w:t>. Studies have shown a parabolic relationship between bioaccumulation/biomagnification and log </w:t>
-      </w:r>
-      <w:proofErr w:type="spellStart"/>
-      <w:r>
-        <w:rPr>
-          <w:lang w:val="en-US"/>
-        </w:rPr>
-        <w:t>K</w:t>
+        <w:t>the degree of threshold exceedance appears to be correlated with the bioaccumulation potential of the congeners. This potential can be approximated by physicochemical properties such as log Kow. Studies have shown a parabolic relationship between bioaccumulation/biomagnification and log K</w:t>
       </w:r>
       <w:r>
         <w:rPr>
@@ -24894,19 +22335,11 @@
         </w:rPr>
         <w:t>ow</w:t>
       </w:r>
-      <w:proofErr w:type="spellEnd"/>
-      <w:r>
-        <w:rPr>
-          <w:lang w:val="en-US"/>
-        </w:rPr>
-        <w:t xml:space="preserve"> values, with accumulation increasing up to a log </w:t>
-      </w:r>
-      <w:proofErr w:type="spellStart"/>
-      <w:r>
-        <w:rPr>
-          <w:lang w:val="en-US"/>
-        </w:rPr>
-        <w:t>K</w:t>
+      <w:r>
+        <w:rPr>
+          <w:lang w:val="en-US"/>
+        </w:rPr>
+        <w:t xml:space="preserve"> values, with accumulation increasing up to a log K</w:t>
       </w:r>
       <w:r>
         <w:rPr>
@@ -24914,7 +22347,6 @@
         </w:rPr>
         <w:t>ow</w:t>
       </w:r>
-      <w:proofErr w:type="spellEnd"/>
       <w:r>
         <w:rPr>
           <w:lang w:val="en-US"/>
@@ -25005,14 +22437,7 @@
         <w:rPr>
           <w:lang w:val="en-US"/>
         </w:rPr>
-        <w:t>This is consistent with the limited threshold exceedance observed for CB 28 (log </w:t>
-      </w:r>
-      <w:proofErr w:type="spellStart"/>
-      <w:r>
-        <w:rPr>
-          <w:lang w:val="en-US"/>
-        </w:rPr>
-        <w:t>K</w:t>
+        <w:t>This is consistent with the limited threshold exceedance observed for CB 28 (log K</w:t>
       </w:r>
       <w:r>
         <w:rPr>
@@ -25020,19 +22445,11 @@
         </w:rPr>
         <w:t>ow</w:t>
       </w:r>
-      <w:proofErr w:type="spellEnd"/>
-      <w:r>
-        <w:rPr>
-          <w:lang w:val="en-US"/>
-        </w:rPr>
-        <w:t xml:space="preserve"> = 5.67) and CB 180 (log </w:t>
-      </w:r>
-      <w:proofErr w:type="spellStart"/>
-      <w:r>
-        <w:rPr>
-          <w:lang w:val="en-US"/>
-        </w:rPr>
-        <w:t>K</w:t>
+      <w:r>
+        <w:rPr>
+          <w:lang w:val="en-US"/>
+        </w:rPr>
+        <w:t xml:space="preserve"> = 5.67) and CB 180 (log K</w:t>
       </w:r>
       <w:r>
         <w:rPr>
@@ -25040,7 +22457,6 @@
         </w:rPr>
         <w:t>ow</w:t>
       </w:r>
-      <w:proofErr w:type="spellEnd"/>
       <w:r>
         <w:rPr>
           <w:lang w:val="en-US"/>
@@ -25550,21 +22966,7 @@
         <w:rPr>
           <w:lang w:val="en-US"/>
         </w:rPr>
-        <w:t>/</w:t>
-      </w:r>
-      <w:proofErr w:type="spellStart"/>
-      <w:r>
-        <w:rPr>
-          <w:lang w:val="en-US"/>
-        </w:rPr>
-        <w:t>glw</w:t>
-      </w:r>
-      <w:proofErr w:type="spellEnd"/>
-      <w:r>
-        <w:rPr>
-          <w:lang w:val="en-US"/>
-        </w:rPr>
-        <w:t xml:space="preserve"> in</w:t>
+        <w:t>/glw in</w:t>
       </w:r>
       <w:r>
         <w:rPr>
@@ -26326,7 +23728,6 @@
         </w:rPr>
         <w:t xml:space="preserve"> </w:t>
       </w:r>
-      <w:proofErr w:type="spellStart"/>
       <w:r>
         <w:rPr>
           <w:lang w:val="en-US"/>
@@ -26337,14 +23738,7 @@
         <w:rPr>
           <w:lang w:val="en-US"/>
         </w:rPr>
-        <w:t>iflufenican</w:t>
-      </w:r>
-      <w:proofErr w:type="spellEnd"/>
-      <w:r>
-        <w:rPr>
-          <w:lang w:val="en-US"/>
-        </w:rPr>
-        <w:t>,</w:t>
+        <w:t>iflufenican,</w:t>
       </w:r>
       <w:r>
         <w:rPr>
@@ -27556,21 +24950,7 @@
         <w:rPr>
           <w:lang w:val="en-US"/>
         </w:rPr>
-        <w:t xml:space="preserve">Contamination by emerging biocidal compounds is of greater concern, with several substances exceeding their predicted no-effect concentrations (PNECs), and known to impact multiple levels of estuarine nursery food webs. All three estuaries are affected, although contamination profiles differ among them. Notably, </w:t>
-      </w:r>
-      <w:proofErr w:type="spellStart"/>
-      <w:r>
-        <w:rPr>
-          <w:lang w:val="en-US"/>
-        </w:rPr>
-        <w:t>diflufenican</w:t>
-      </w:r>
-      <w:proofErr w:type="spellEnd"/>
-      <w:r>
-        <w:rPr>
-          <w:lang w:val="en-US"/>
-        </w:rPr>
-        <w:t xml:space="preserve"> (herbicide) and fipronil (insecticide) exceed PNEC values consistently across all sites.</w:t>
+        <w:t>Contamination by emerging biocidal compounds is of greater concern, with several substances exceeding their predicted no-effect concentrations (PNECs), and known to impact multiple levels of estuarine nursery food webs. All three estuaries are affected, although contamination profiles differ among them. Notably, diflufenican (herbicide) and fipronil (insecticide) exceed PNEC values consistently across all sites.</w:t>
       </w:r>
     </w:p>
     <w:p>
@@ -27898,14 +25278,12 @@
                 <w:lang w:val="en-US"/>
               </w:rPr>
             </w:pPr>
-            <w:proofErr w:type="spellStart"/>
             <w:r>
               <w:rPr>
                 <w:lang w:val="en-US"/>
               </w:rPr>
               <w:t>MoSa</w:t>
             </w:r>
-            <w:proofErr w:type="spellEnd"/>
             <w:r>
               <w:rPr>
                 <w:lang w:val="en-US"/>
@@ -27970,19 +25348,11 @@
                 <w:lang w:val="en-US"/>
               </w:rPr>
             </w:pPr>
-            <w:proofErr w:type="gramStart"/>
-            <w:r>
-              <w:rPr>
-                <w:lang w:val="en-US"/>
-              </w:rPr>
-              <w:t>Potential :</w:t>
-            </w:r>
-            <w:proofErr w:type="gramEnd"/>
-            <w:r>
-              <w:rPr>
-                <w:lang w:val="en-US"/>
-              </w:rPr>
-              <w:t xml:space="preserve"> mobile crustaceans</w:t>
+            <w:r>
+              <w:rPr>
+                <w:lang w:val="en-US"/>
+              </w:rPr>
+              <w:t>Potential : mobile crustaceans</w:t>
             </w:r>
           </w:p>
         </w:tc>
@@ -28051,16 +25421,8 @@
               <w:rPr>
                 <w:lang w:val="en-US"/>
               </w:rPr>
-              <w:t xml:space="preserve">o fine </w:t>
-            </w:r>
-            <w:proofErr w:type="spellStart"/>
-            <w:r>
-              <w:rPr>
-                <w:lang w:val="en-US"/>
-              </w:rPr>
-              <w:t>particules</w:t>
-            </w:r>
-            <w:proofErr w:type="spellEnd"/>
+              <w:t>o fine particules</w:t>
+            </w:r>
           </w:p>
         </w:tc>
         <w:tc>
@@ -28133,19 +25495,11 @@
                 <w:lang w:val="en-US"/>
               </w:rPr>
             </w:pPr>
-            <w:proofErr w:type="spellStart"/>
-            <w:r>
-              <w:rPr>
-                <w:lang w:val="en-US"/>
-              </w:rPr>
-              <w:t>FiSa</w:t>
-            </w:r>
-            <w:proofErr w:type="spellEnd"/>
-            <w:r>
-              <w:rPr>
-                <w:lang w:val="en-US"/>
-              </w:rPr>
-              <w:t xml:space="preserve"> A2.23</w:t>
+            <w:r>
+              <w:rPr>
+                <w:lang w:val="en-US"/>
+              </w:rPr>
+              <w:t>FiSa A2.23</w:t>
             </w:r>
           </w:p>
         </w:tc>
@@ -28160,19 +25514,11 @@
                 <w:lang w:val="en-US"/>
               </w:rPr>
             </w:pPr>
-            <w:proofErr w:type="spellStart"/>
-            <w:r>
-              <w:rPr>
-                <w:lang w:val="en-US"/>
-              </w:rPr>
-              <w:t>Polychaete</w:t>
-            </w:r>
-            <w:proofErr w:type="spellEnd"/>
-            <w:r>
-              <w:rPr>
-                <w:lang w:val="en-US"/>
-              </w:rPr>
-              <w:t xml:space="preserve"> or amphipod-dominated fine sand shores</w:t>
+            <w:r>
+              <w:rPr>
+                <w:lang w:val="en-US"/>
+              </w:rPr>
+              <w:t>Polychaete or amphipod-dominated fine sand shores</w:t>
             </w:r>
           </w:p>
         </w:tc>
@@ -28191,77 +25537,7 @@
               <w:rPr>
                 <w:lang w:val="en-US"/>
               </w:rPr>
-              <w:t>Major: amphipods (</w:t>
-            </w:r>
-            <w:proofErr w:type="spellStart"/>
-            <w:r>
-              <w:rPr>
-                <w:lang w:val="en-US"/>
-              </w:rPr>
-              <w:t>haustorids</w:t>
-            </w:r>
-            <w:proofErr w:type="spellEnd"/>
-            <w:r>
-              <w:rPr>
-                <w:lang w:val="en-US"/>
-              </w:rPr>
-              <w:t xml:space="preserve"> </w:t>
-            </w:r>
-            <w:proofErr w:type="spellStart"/>
-            <w:r>
-              <w:rPr>
-                <w:lang w:val="en-US"/>
-              </w:rPr>
-              <w:t>maily</w:t>
-            </w:r>
-            <w:proofErr w:type="spellEnd"/>
-            <w:r>
-              <w:rPr>
-                <w:lang w:val="en-US"/>
-              </w:rPr>
-              <w:t xml:space="preserve"> </w:t>
-            </w:r>
-            <w:proofErr w:type="spellStart"/>
-            <w:r>
-              <w:rPr>
-                <w:lang w:val="en-US"/>
-              </w:rPr>
-              <w:t>Bathyporeia</w:t>
-            </w:r>
-            <w:proofErr w:type="spellEnd"/>
-            <w:r>
-              <w:rPr>
-                <w:lang w:val="en-US"/>
-              </w:rPr>
-              <w:t xml:space="preserve"> spp.) OR polychaetes (</w:t>
-            </w:r>
-            <w:proofErr w:type="spellStart"/>
-            <w:r>
-              <w:rPr>
-                <w:lang w:val="en-US"/>
-              </w:rPr>
-              <w:t>Eteone</w:t>
-            </w:r>
-            <w:proofErr w:type="spellEnd"/>
-            <w:r>
-              <w:rPr>
-                <w:lang w:val="en-US"/>
-              </w:rPr>
-              <w:t xml:space="preserve"> sp., </w:t>
-            </w:r>
-            <w:proofErr w:type="spellStart"/>
-            <w:r>
-              <w:rPr>
-                <w:lang w:val="en-US"/>
-              </w:rPr>
-              <w:t>Capitellidae</w:t>
-            </w:r>
-            <w:proofErr w:type="spellEnd"/>
-            <w:r>
-              <w:rPr>
-                <w:lang w:val="en-US"/>
-              </w:rPr>
-              <w:t>)</w:t>
+              <w:t>Major: amphipods (haustorids maily Bathyporeia spp.) OR polychaetes (Eteone sp., Capitellidae)</w:t>
             </w:r>
           </w:p>
         </w:tc>
@@ -28324,16 +25600,8 @@
               <w:rPr>
                 <w:lang w:val="en-US"/>
               </w:rPr>
-              <w:t xml:space="preserve">o fine </w:t>
-            </w:r>
-            <w:proofErr w:type="spellStart"/>
-            <w:r>
-              <w:rPr>
-                <w:lang w:val="en-US"/>
-              </w:rPr>
-              <w:t>particules</w:t>
-            </w:r>
-            <w:proofErr w:type="spellEnd"/>
+              <w:t>o fine particules</w:t>
+            </w:r>
           </w:p>
         </w:tc>
         <w:tc>
@@ -28406,19 +25674,11 @@
                 <w:lang w:val="en-US"/>
               </w:rPr>
             </w:pPr>
-            <w:proofErr w:type="spellStart"/>
-            <w:r>
-              <w:rPr>
-                <w:lang w:val="en-US"/>
-              </w:rPr>
-              <w:t>MuSa</w:t>
-            </w:r>
-            <w:proofErr w:type="spellEnd"/>
-            <w:r>
-              <w:rPr>
-                <w:lang w:val="en-US"/>
-              </w:rPr>
-              <w:t xml:space="preserve"> A2.24</w:t>
+            <w:r>
+              <w:rPr>
+                <w:lang w:val="en-US"/>
+              </w:rPr>
+              <w:t>MuSa A2.24</w:t>
             </w:r>
           </w:p>
         </w:tc>
@@ -28433,19 +25693,11 @@
                 <w:lang w:val="en-US"/>
               </w:rPr>
             </w:pPr>
-            <w:proofErr w:type="spellStart"/>
-            <w:r>
-              <w:rPr>
-                <w:lang w:val="en-US"/>
-              </w:rPr>
-              <w:t>Polychaete</w:t>
-            </w:r>
-            <w:proofErr w:type="spellEnd"/>
-            <w:r>
-              <w:rPr>
-                <w:lang w:val="en-US"/>
-              </w:rPr>
-              <w:t xml:space="preserve"> or bivalve-dominated muddy sand shores.</w:t>
+            <w:r>
+              <w:rPr>
+                <w:lang w:val="en-US"/>
+              </w:rPr>
+              <w:t>Polychaete or bivalve-dominated muddy sand shores.</w:t>
             </w:r>
           </w:p>
         </w:tc>
@@ -28470,49 +25722,7 @@
               <w:rPr>
                 <w:lang w:val="en-US"/>
               </w:rPr>
-              <w:t xml:space="preserve">(tolerant </w:t>
-            </w:r>
-            <w:proofErr w:type="gramStart"/>
-            <w:r>
-              <w:rPr>
-                <w:lang w:val="en-US"/>
-              </w:rPr>
-              <w:t>e.g.</w:t>
-            </w:r>
-            <w:proofErr w:type="gramEnd"/>
-            <w:r>
-              <w:rPr>
-                <w:lang w:val="en-US"/>
-              </w:rPr>
-              <w:t xml:space="preserve"> </w:t>
-            </w:r>
-            <w:proofErr w:type="spellStart"/>
-            <w:r>
-              <w:rPr>
-                <w:lang w:val="en-US"/>
-              </w:rPr>
-              <w:t>Spionidae</w:t>
-            </w:r>
-            <w:proofErr w:type="spellEnd"/>
-            <w:r>
-              <w:rPr>
-                <w:lang w:val="en-US"/>
-              </w:rPr>
-              <w:t xml:space="preserve"> or indicator of pollution </w:t>
-            </w:r>
-            <w:proofErr w:type="spellStart"/>
-            <w:r>
-              <w:rPr>
-                <w:lang w:val="en-US"/>
-              </w:rPr>
-              <w:t>Capitellidae</w:t>
-            </w:r>
-            <w:proofErr w:type="spellEnd"/>
-            <w:r>
-              <w:rPr>
-                <w:lang w:val="en-US"/>
-              </w:rPr>
-              <w:t>)</w:t>
+              <w:t>(tolerant e.g. Spionidae or indicator of pollution Capitellidae)</w:t>
             </w:r>
           </w:p>
           <w:p>
@@ -28532,21 +25742,7 @@
               <w:rPr>
                 <w:lang w:val="en-US"/>
               </w:rPr>
-              <w:t xml:space="preserve"> (tellinids and </w:t>
-            </w:r>
-            <w:proofErr w:type="spellStart"/>
-            <w:r>
-              <w:rPr>
-                <w:lang w:val="en-US"/>
-              </w:rPr>
-              <w:t>semelids</w:t>
-            </w:r>
-            <w:proofErr w:type="spellEnd"/>
-            <w:r>
-              <w:rPr>
-                <w:lang w:val="en-US"/>
-              </w:rPr>
-              <w:t>)</w:t>
+              <w:t xml:space="preserve"> (tellinids and semelids)</w:t>
             </w:r>
             <w:r>
               <w:rPr>
@@ -28605,21 +25801,7 @@
               <w:rPr>
                 <w:lang w:val="en-US"/>
               </w:rPr>
-              <w:t xml:space="preserve">(100 and 300 </w:t>
-            </w:r>
-            <w:proofErr w:type="spellStart"/>
-            <w:r>
-              <w:rPr>
-                <w:lang w:val="en-US"/>
-              </w:rPr>
-              <w:t>μm</w:t>
-            </w:r>
-            <w:proofErr w:type="spellEnd"/>
-            <w:r>
-              <w:rPr>
-                <w:lang w:val="en-US"/>
-              </w:rPr>
-              <w:t>)</w:t>
+              <w:t>(100 and 300 μm)</w:t>
             </w:r>
           </w:p>
           <w:p>
@@ -28720,19 +25902,11 @@
                 <w:lang w:val="en-US"/>
               </w:rPr>
             </w:pPr>
-            <w:proofErr w:type="spellStart"/>
-            <w:r>
-              <w:rPr>
-                <w:lang w:val="en-US"/>
-              </w:rPr>
-              <w:t>MEst</w:t>
-            </w:r>
-            <w:proofErr w:type="spellEnd"/>
-            <w:r>
-              <w:rPr>
-                <w:lang w:val="en-US"/>
-              </w:rPr>
-              <w:t xml:space="preserve"> A2.31</w:t>
+            <w:r>
+              <w:rPr>
+                <w:lang w:val="en-US"/>
+              </w:rPr>
+              <w:t>MEst A2.31</w:t>
             </w:r>
           </w:p>
         </w:tc>
@@ -28747,19 +25921,11 @@
                 <w:lang w:val="en-US"/>
               </w:rPr>
             </w:pPr>
-            <w:proofErr w:type="spellStart"/>
-            <w:r>
-              <w:rPr>
-                <w:lang w:val="en-US"/>
-              </w:rPr>
-              <w:t>Polychaete</w:t>
-            </w:r>
-            <w:proofErr w:type="spellEnd"/>
-            <w:r>
-              <w:rPr>
-                <w:lang w:val="en-US"/>
-              </w:rPr>
-              <w:t>/bivalves-dominated mid estuarine mud shores.</w:t>
+            <w:r>
+              <w:rPr>
+                <w:lang w:val="en-US"/>
+              </w:rPr>
+              <w:t>Polychaete/bivalves-dominated mid estuarine mud shores.</w:t>
             </w:r>
           </w:p>
         </w:tc>
@@ -28811,154 +25977,24 @@
               </w:rPr>
               <w:t xml:space="preserve"> (</w:t>
             </w:r>
-            <w:proofErr w:type="spellStart"/>
-            <w:r>
-              <w:rPr>
-                <w:lang w:val="en-US"/>
-              </w:rPr>
-              <w:t>Nephtys</w:t>
-            </w:r>
-            <w:proofErr w:type="spellEnd"/>
-            <w:r>
-              <w:rPr>
-                <w:lang w:val="en-US"/>
-              </w:rPr>
-              <w:t xml:space="preserve"> </w:t>
-            </w:r>
-            <w:proofErr w:type="spellStart"/>
-            <w:r>
-              <w:rPr>
-                <w:lang w:val="en-US"/>
-              </w:rPr>
-              <w:t>hombergii</w:t>
-            </w:r>
-            <w:proofErr w:type="spellEnd"/>
-            <w:r>
-              <w:rPr>
-                <w:lang w:val="en-US"/>
-              </w:rPr>
-              <w:t xml:space="preserve">, </w:t>
-            </w:r>
-            <w:proofErr w:type="spellStart"/>
+            <w:r>
+              <w:rPr>
+                <w:lang w:val="en-US"/>
+              </w:rPr>
+              <w:t xml:space="preserve">Nephtys hombergii, </w:t>
+            </w:r>
             <w:r>
               <w:rPr>
                 <w:lang w:val="en-US"/>
               </w:rPr>
               <w:t>Hediste</w:t>
             </w:r>
-            <w:proofErr w:type="spellEnd"/>
-            <w:r>
-              <w:rPr>
-                <w:lang w:val="en-US"/>
-              </w:rPr>
-              <w:t xml:space="preserve"> </w:t>
-            </w:r>
-            <w:proofErr w:type="spellStart"/>
-            <w:r>
-              <w:rPr>
-                <w:lang w:val="en-US"/>
-              </w:rPr>
-              <w:t>diversicolor</w:t>
-            </w:r>
-            <w:proofErr w:type="spellEnd"/>
-            <w:r>
-              <w:rPr>
-                <w:lang w:val="en-US"/>
-              </w:rPr>
-              <w:t xml:space="preserve">, </w:t>
-            </w:r>
-            <w:proofErr w:type="spellStart"/>
-            <w:r>
-              <w:rPr>
-                <w:lang w:val="en-US"/>
-              </w:rPr>
-              <w:t>Heteromastus</w:t>
-            </w:r>
-            <w:proofErr w:type="spellEnd"/>
-            <w:r>
-              <w:rPr>
-                <w:lang w:val="en-US"/>
-              </w:rPr>
-              <w:t xml:space="preserve"> </w:t>
-            </w:r>
-            <w:proofErr w:type="spellStart"/>
-            <w:r>
-              <w:rPr>
-                <w:lang w:val="en-US"/>
-              </w:rPr>
-              <w:t>filiformis</w:t>
-            </w:r>
-            <w:proofErr w:type="spellEnd"/>
-            <w:r>
-              <w:rPr>
-                <w:lang w:val="en-US"/>
-              </w:rPr>
-              <w:t xml:space="preserve">, </w:t>
-            </w:r>
-            <w:proofErr w:type="spellStart"/>
-            <w:r>
-              <w:rPr>
-                <w:lang w:val="en-US"/>
-              </w:rPr>
-              <w:t>Pygospio</w:t>
-            </w:r>
-            <w:proofErr w:type="spellEnd"/>
-            <w:r>
-              <w:rPr>
-                <w:lang w:val="en-US"/>
-              </w:rPr>
-              <w:t xml:space="preserve"> elegans and </w:t>
-            </w:r>
-            <w:proofErr w:type="spellStart"/>
-            <w:r>
-              <w:rPr>
-                <w:lang w:val="en-US"/>
-              </w:rPr>
-              <w:t>Eteone</w:t>
-            </w:r>
-            <w:proofErr w:type="spellEnd"/>
-            <w:r>
-              <w:rPr>
-                <w:lang w:val="en-US"/>
-              </w:rPr>
-              <w:t xml:space="preserve"> </w:t>
-            </w:r>
-            <w:proofErr w:type="gramStart"/>
-            <w:r>
-              <w:rPr>
-                <w:lang w:val="en-US"/>
-              </w:rPr>
-              <w:t>sp..</w:t>
-            </w:r>
-            <w:proofErr w:type="gramEnd"/>
-            <w:r>
-              <w:rPr>
-                <w:lang w:val="en-US"/>
-              </w:rPr>
-              <w:t xml:space="preserve"> </w:t>
-            </w:r>
-            <w:proofErr w:type="spellStart"/>
-            <w:r>
-              <w:rPr>
-                <w:lang w:val="en-US"/>
-              </w:rPr>
-              <w:t>Peringia</w:t>
-            </w:r>
-            <w:proofErr w:type="spellEnd"/>
-            <w:r>
-              <w:rPr>
-                <w:lang w:val="en-US"/>
-              </w:rPr>
-              <w:t xml:space="preserve"> </w:t>
-            </w:r>
-            <w:proofErr w:type="spellStart"/>
-            <w:r>
-              <w:rPr>
-                <w:lang w:val="en-US"/>
-              </w:rPr>
-              <w:t>ulvae</w:t>
-            </w:r>
-            <w:proofErr w:type="spellEnd"/>
+            <w:r>
+              <w:rPr>
+                <w:lang w:val="en-US"/>
+              </w:rPr>
+              <w:t xml:space="preserve"> diversicolor, Heteromastus filiformis, Pygospio elegans and Eteone sp.. Peringia ulvae</w:t>
+            </w:r>
             <w:r>
               <w:rPr>
                 <w:lang w:val="en-US"/>
@@ -28989,105 +26025,7 @@
               <w:rPr>
                 <w:lang w:val="en-US"/>
               </w:rPr>
-              <w:t xml:space="preserve"> (</w:t>
-            </w:r>
-            <w:proofErr w:type="spellStart"/>
-            <w:r>
-              <w:rPr>
-                <w:lang w:val="en-US"/>
-              </w:rPr>
-              <w:t>Limecola</w:t>
-            </w:r>
-            <w:proofErr w:type="spellEnd"/>
-            <w:r>
-              <w:rPr>
-                <w:lang w:val="en-US"/>
-              </w:rPr>
-              <w:t xml:space="preserve"> </w:t>
-            </w:r>
-            <w:proofErr w:type="spellStart"/>
-            <w:r>
-              <w:rPr>
-                <w:lang w:val="en-US"/>
-              </w:rPr>
-              <w:t>balthica</w:t>
-            </w:r>
-            <w:proofErr w:type="spellEnd"/>
-            <w:r>
-              <w:rPr>
-                <w:lang w:val="en-US"/>
-              </w:rPr>
-              <w:t xml:space="preserve">, </w:t>
-            </w:r>
-            <w:proofErr w:type="spellStart"/>
-            <w:r>
-              <w:rPr>
-                <w:lang w:val="en-US"/>
-              </w:rPr>
-              <w:t>Scrobicularia</w:t>
-            </w:r>
-            <w:proofErr w:type="spellEnd"/>
-            <w:r>
-              <w:rPr>
-                <w:lang w:val="en-US"/>
-              </w:rPr>
-              <w:t xml:space="preserve"> plana &gt; </w:t>
-            </w:r>
-            <w:proofErr w:type="spellStart"/>
-            <w:r>
-              <w:rPr>
-                <w:lang w:val="en-US"/>
-              </w:rPr>
-              <w:t>Cerastoderma</w:t>
-            </w:r>
-            <w:proofErr w:type="spellEnd"/>
-            <w:r>
-              <w:rPr>
-                <w:lang w:val="en-US"/>
-              </w:rPr>
-              <w:t xml:space="preserve"> </w:t>
-            </w:r>
-            <w:proofErr w:type="spellStart"/>
-            <w:r>
-              <w:rPr>
-                <w:lang w:val="en-US"/>
-              </w:rPr>
-              <w:t>edule</w:t>
-            </w:r>
-            <w:proofErr w:type="spellEnd"/>
-            <w:r>
-              <w:rPr>
-                <w:lang w:val="en-US"/>
-              </w:rPr>
-              <w:t xml:space="preserve">, </w:t>
-            </w:r>
-            <w:proofErr w:type="spellStart"/>
-            <w:r>
-              <w:rPr>
-                <w:lang w:val="en-US"/>
-              </w:rPr>
-              <w:t>Ruditapes</w:t>
-            </w:r>
-            <w:proofErr w:type="spellEnd"/>
-            <w:r>
-              <w:rPr>
-                <w:lang w:val="en-US"/>
-              </w:rPr>
-              <w:t xml:space="preserve"> spp., </w:t>
-            </w:r>
-            <w:proofErr w:type="spellStart"/>
-            <w:r>
-              <w:rPr>
-                <w:lang w:val="en-US"/>
-              </w:rPr>
-              <w:t>Abra</w:t>
-            </w:r>
-            <w:proofErr w:type="spellEnd"/>
-            <w:r>
-              <w:rPr>
-                <w:lang w:val="en-US"/>
-              </w:rPr>
-              <w:t xml:space="preserve"> tenuis)</w:t>
+              <w:t xml:space="preserve"> (Limecola balthica, Scrobicularia plana &gt; Cerastoderma edule, Ruditapes spp., Abra tenuis)</w:t>
             </w:r>
           </w:p>
         </w:tc>
@@ -29125,21 +26063,7 @@
               <w:rPr>
                 <w:lang w:val="en-US"/>
               </w:rPr>
-              <w:t xml:space="preserve">mud (20 and 150 </w:t>
-            </w:r>
-            <w:proofErr w:type="spellStart"/>
-            <w:r>
-              <w:rPr>
-                <w:lang w:val="en-US"/>
-              </w:rPr>
-              <w:t>μm</w:t>
-            </w:r>
-            <w:proofErr w:type="spellEnd"/>
-            <w:r>
-              <w:rPr>
-                <w:lang w:val="en-US"/>
-              </w:rPr>
-              <w:t>)</w:t>
+              <w:t>mud (20 and 150 μm)</w:t>
             </w:r>
             <w:r>
               <w:rPr>
@@ -29239,326 +26163,132 @@
                 <w:lang w:val="en-US"/>
               </w:rPr>
             </w:pPr>
-            <w:proofErr w:type="spellStart"/>
-            <w:r>
-              <w:rPr>
-                <w:lang w:val="en-US"/>
-              </w:rPr>
-              <w:t>UEst</w:t>
-            </w:r>
-            <w:proofErr w:type="spellEnd"/>
-            <w:r>
-              <w:rPr>
-                <w:lang w:val="en-US"/>
-              </w:rPr>
-              <w:t xml:space="preserve"> A2.32</w:t>
-            </w:r>
-            <w:r>
-              <w:rPr>
-                <w:lang w:val="en-US"/>
-              </w:rPr>
-              <w:t xml:space="preserve"> (upper </w:t>
-            </w:r>
-            <w:proofErr w:type="spellStart"/>
-            <w:r>
-              <w:rPr>
-                <w:lang w:val="en-US"/>
-              </w:rPr>
-              <w:t>MEst</w:t>
-            </w:r>
-            <w:proofErr w:type="spellEnd"/>
+            <w:r>
+              <w:rPr>
+                <w:lang w:val="en-US"/>
+              </w:rPr>
+              <w:t>UEst A2.32</w:t>
+            </w:r>
+            <w:r>
+              <w:rPr>
+                <w:lang w:val="en-US"/>
+              </w:rPr>
+              <w:t xml:space="preserve"> (upper MEst)</w:t>
+            </w:r>
+          </w:p>
+        </w:tc>
+        <w:tc>
+          <w:tcPr>
+            <w:tcW w:w="1701" w:type="dxa"/>
+          </w:tcPr>
+          <w:p>
+            <w:pPr>
+              <w:pStyle w:val="Sansinterligne"/>
+              <w:rPr>
+                <w:lang w:val="en-US"/>
+              </w:rPr>
+            </w:pPr>
+            <w:r>
+              <w:rPr>
+                <w:lang w:val="en-US"/>
+              </w:rPr>
+              <w:t>Polychaete/oligochaete-dominated upper estuarine mud shores.</w:t>
+            </w:r>
+          </w:p>
+        </w:tc>
+        <w:tc>
+          <w:tcPr>
+            <w:tcW w:w="4111" w:type="dxa"/>
+          </w:tcPr>
+          <w:p>
+            <w:pPr>
+              <w:pStyle w:val="Sansinterligne"/>
+              <w:rPr>
+                <w:lang w:val="en-US"/>
+              </w:rPr>
+            </w:pPr>
+            <w:r>
+              <w:rPr>
+                <w:lang w:val="en-US"/>
+              </w:rPr>
+              <w:t xml:space="preserve">- Polychetes </w:t>
+            </w:r>
+            <w:r>
+              <w:rPr>
+                <w:lang w:val="en-US"/>
+              </w:rPr>
+              <w:t>(Nereids Allita succinea, Spionids Bo</w:t>
+            </w:r>
+            <w:r>
+              <w:rPr>
+                <w:lang w:val="en-US"/>
+              </w:rPr>
+              <w:t>ccardiella sp.</w:t>
+            </w:r>
+            <w:r>
+              <w:rPr>
+                <w:lang w:val="en-US"/>
+              </w:rPr>
+              <w:t xml:space="preserve">) </w:t>
+            </w:r>
+            <w:r>
+              <w:rPr>
+                <w:lang w:val="en-US"/>
+              </w:rPr>
+              <w:t>and oligochetes</w:t>
+            </w:r>
+            <w:r>
+              <w:rPr>
+                <w:lang w:val="en-US"/>
+              </w:rPr>
+              <w:t xml:space="preserve"> (AMBI group III)</w:t>
+            </w:r>
+          </w:p>
+          <w:p>
+            <w:pPr>
+              <w:pStyle w:val="Sansinterligne"/>
+              <w:rPr>
+                <w:lang w:val="en-US"/>
+              </w:rPr>
+            </w:pPr>
+            <w:r>
+              <w:rPr>
+                <w:lang w:val="en-US"/>
+              </w:rPr>
+              <w:t xml:space="preserve">- also crustaceans (Corophium volutator, </w:t>
+            </w:r>
+            <w:r>
+              <w:rPr>
+                <w:lang w:val="en-US"/>
+              </w:rPr>
+              <w:t>Cyathura carinata</w:t>
+            </w:r>
             <w:r>
               <w:rPr>
                 <w:lang w:val="en-US"/>
               </w:rPr>
               <w:t>)</w:t>
             </w:r>
-          </w:p>
-        </w:tc>
-        <w:tc>
-          <w:tcPr>
-            <w:tcW w:w="1701" w:type="dxa"/>
-          </w:tcPr>
-          <w:p>
-            <w:pPr>
-              <w:pStyle w:val="Sansinterligne"/>
-              <w:rPr>
-                <w:lang w:val="en-US"/>
-              </w:rPr>
-            </w:pPr>
-            <w:proofErr w:type="spellStart"/>
-            <w:r>
-              <w:rPr>
-                <w:lang w:val="en-US"/>
-              </w:rPr>
-              <w:t>Polychaete</w:t>
-            </w:r>
-            <w:proofErr w:type="spellEnd"/>
-            <w:r>
-              <w:rPr>
-                <w:lang w:val="en-US"/>
-              </w:rPr>
-              <w:t>/oligochaete-dominated upper estuarine mud shores.</w:t>
-            </w:r>
-          </w:p>
-        </w:tc>
-        <w:tc>
-          <w:tcPr>
-            <w:tcW w:w="4111" w:type="dxa"/>
-          </w:tcPr>
-          <w:p>
-            <w:pPr>
-              <w:pStyle w:val="Sansinterligne"/>
-              <w:rPr>
-                <w:lang w:val="en-US"/>
-              </w:rPr>
-            </w:pPr>
-            <w:r>
-              <w:rPr>
-                <w:lang w:val="en-US"/>
-              </w:rPr>
-              <w:t xml:space="preserve">- </w:t>
-            </w:r>
-            <w:proofErr w:type="spellStart"/>
-            <w:r>
-              <w:rPr>
-                <w:lang w:val="en-US"/>
-              </w:rPr>
-              <w:t>Polychetes</w:t>
-            </w:r>
-            <w:proofErr w:type="spellEnd"/>
-            <w:r>
-              <w:rPr>
-                <w:lang w:val="en-US"/>
-              </w:rPr>
-              <w:t xml:space="preserve"> </w:t>
-            </w:r>
-            <w:r>
-              <w:rPr>
-                <w:lang w:val="en-US"/>
-              </w:rPr>
-              <w:t xml:space="preserve">(Nereids </w:t>
-            </w:r>
-            <w:proofErr w:type="spellStart"/>
-            <w:r>
-              <w:rPr>
-                <w:lang w:val="en-US"/>
-              </w:rPr>
-              <w:t>Allita</w:t>
-            </w:r>
-            <w:proofErr w:type="spellEnd"/>
-            <w:r>
-              <w:rPr>
-                <w:lang w:val="en-US"/>
-              </w:rPr>
-              <w:t xml:space="preserve"> </w:t>
-            </w:r>
-            <w:proofErr w:type="spellStart"/>
-            <w:r>
-              <w:rPr>
-                <w:lang w:val="en-US"/>
-              </w:rPr>
-              <w:t>succinea</w:t>
-            </w:r>
-            <w:proofErr w:type="spellEnd"/>
-            <w:r>
-              <w:rPr>
-                <w:lang w:val="en-US"/>
-              </w:rPr>
-              <w:t xml:space="preserve">, </w:t>
-            </w:r>
-            <w:proofErr w:type="spellStart"/>
-            <w:r>
-              <w:rPr>
-                <w:lang w:val="en-US"/>
-              </w:rPr>
-              <w:t>Spionids</w:t>
-            </w:r>
-            <w:proofErr w:type="spellEnd"/>
-            <w:r>
-              <w:rPr>
-                <w:lang w:val="en-US"/>
-              </w:rPr>
-              <w:t xml:space="preserve"> </w:t>
-            </w:r>
-            <w:proofErr w:type="spellStart"/>
-            <w:r>
-              <w:rPr>
-                <w:lang w:val="en-US"/>
-              </w:rPr>
-              <w:t>Bo</w:t>
-            </w:r>
-            <w:r>
-              <w:rPr>
-                <w:lang w:val="en-US"/>
-              </w:rPr>
-              <w:t>ccardiella</w:t>
-            </w:r>
-            <w:proofErr w:type="spellEnd"/>
-            <w:r>
-              <w:rPr>
-                <w:lang w:val="en-US"/>
-              </w:rPr>
-              <w:t xml:space="preserve"> sp.</w:t>
-            </w:r>
-            <w:r>
-              <w:rPr>
-                <w:lang w:val="en-US"/>
-              </w:rPr>
-              <w:t xml:space="preserve">) </w:t>
-            </w:r>
-            <w:r>
-              <w:rPr>
-                <w:lang w:val="en-US"/>
-              </w:rPr>
-              <w:t xml:space="preserve">and </w:t>
-            </w:r>
-            <w:proofErr w:type="spellStart"/>
-            <w:r>
-              <w:rPr>
-                <w:lang w:val="en-US"/>
-              </w:rPr>
-              <w:t>oligochetes</w:t>
-            </w:r>
-            <w:proofErr w:type="spellEnd"/>
-            <w:r>
-              <w:rPr>
-                <w:lang w:val="en-US"/>
-              </w:rPr>
-              <w:t xml:space="preserve"> (AMBI group III)</w:t>
-            </w:r>
-          </w:p>
-          <w:p>
-            <w:pPr>
-              <w:pStyle w:val="Sansinterligne"/>
-              <w:rPr>
-                <w:lang w:val="en-US"/>
-              </w:rPr>
-            </w:pPr>
-            <w:r>
-              <w:rPr>
-                <w:lang w:val="en-US"/>
-              </w:rPr>
-              <w:t xml:space="preserve">- </w:t>
-            </w:r>
-            <w:proofErr w:type="gramStart"/>
-            <w:r>
-              <w:rPr>
-                <w:lang w:val="en-US"/>
-              </w:rPr>
-              <w:t>also</w:t>
-            </w:r>
-            <w:proofErr w:type="gramEnd"/>
-            <w:r>
-              <w:rPr>
-                <w:lang w:val="en-US"/>
-              </w:rPr>
-              <w:t xml:space="preserve"> crustaceans (</w:t>
-            </w:r>
-            <w:proofErr w:type="spellStart"/>
-            <w:r>
-              <w:rPr>
-                <w:lang w:val="en-US"/>
-              </w:rPr>
-              <w:t>Corophium</w:t>
-            </w:r>
-            <w:proofErr w:type="spellEnd"/>
-            <w:r>
-              <w:rPr>
-                <w:lang w:val="en-US"/>
-              </w:rPr>
-              <w:t xml:space="preserve"> </w:t>
-            </w:r>
-            <w:proofErr w:type="spellStart"/>
-            <w:r>
-              <w:rPr>
-                <w:lang w:val="en-US"/>
-              </w:rPr>
-              <w:t>volutator</w:t>
-            </w:r>
-            <w:proofErr w:type="spellEnd"/>
-            <w:r>
-              <w:rPr>
-                <w:lang w:val="en-US"/>
-              </w:rPr>
-              <w:t xml:space="preserve">, </w:t>
-            </w:r>
-            <w:proofErr w:type="spellStart"/>
-            <w:r>
-              <w:rPr>
-                <w:lang w:val="en-US"/>
-              </w:rPr>
-              <w:t>Cyathura</w:t>
-            </w:r>
-            <w:proofErr w:type="spellEnd"/>
-            <w:r>
-              <w:rPr>
-                <w:lang w:val="en-US"/>
-              </w:rPr>
-              <w:t xml:space="preserve"> </w:t>
-            </w:r>
-            <w:proofErr w:type="spellStart"/>
-            <w:r>
-              <w:rPr>
-                <w:lang w:val="en-US"/>
-              </w:rPr>
-              <w:t>carinata</w:t>
-            </w:r>
-            <w:proofErr w:type="spellEnd"/>
-            <w:r>
-              <w:rPr>
-                <w:lang w:val="en-US"/>
-              </w:rPr>
-              <w:t>)</w:t>
-            </w:r>
             <w:r>
               <w:rPr>
                 <w:lang w:val="en-US"/>
               </w:rPr>
               <w:br/>
-              <w:t xml:space="preserve">- </w:t>
-            </w:r>
-            <w:proofErr w:type="spellStart"/>
-            <w:r>
-              <w:rPr>
-                <w:lang w:val="en-US"/>
-              </w:rPr>
-              <w:t>Disparition</w:t>
-            </w:r>
-            <w:proofErr w:type="spellEnd"/>
-            <w:r>
-              <w:rPr>
-                <w:lang w:val="en-US"/>
-              </w:rPr>
-              <w:t xml:space="preserve"> of sensitive species (e.g. S. plana)</w:t>
-            </w:r>
-          </w:p>
-          <w:p>
-            <w:pPr>
-              <w:pStyle w:val="Sansinterligne"/>
-              <w:rPr>
-                <w:lang w:val="en-US"/>
-              </w:rPr>
-            </w:pPr>
-            <w:r>
-              <w:rPr>
-                <w:lang w:val="en-US"/>
-              </w:rPr>
-              <w:t xml:space="preserve">- Apparition of invasive freshwater species (Corbicula </w:t>
-            </w:r>
-            <w:proofErr w:type="spellStart"/>
-            <w:r>
-              <w:rPr>
-                <w:lang w:val="en-US"/>
-              </w:rPr>
-              <w:t>fluminea</w:t>
-            </w:r>
-            <w:proofErr w:type="spellEnd"/>
-            <w:r>
-              <w:rPr>
-                <w:lang w:val="en-US"/>
-              </w:rPr>
-              <w:t>)</w:t>
+              <w:t>- Disparition of sensitive species (e.g. S. plana)</w:t>
+            </w:r>
+          </w:p>
+          <w:p>
+            <w:pPr>
+              <w:pStyle w:val="Sansinterligne"/>
+              <w:rPr>
+                <w:lang w:val="en-US"/>
+              </w:rPr>
+            </w:pPr>
+            <w:r>
+              <w:rPr>
+                <w:lang w:val="en-US"/>
+              </w:rPr>
+              <w:t>- Apparition of invasive freshwater species (Corbicula fluminea)</w:t>
             </w:r>
           </w:p>
           <w:p>
@@ -29622,16 +26352,8 @@
               <w:rPr>
                 <w:lang w:val="en-US"/>
               </w:rPr>
-              <w:t xml:space="preserve">20 and 60 </w:t>
-            </w:r>
-            <w:proofErr w:type="spellStart"/>
-            <w:r>
-              <w:rPr>
-                <w:lang w:val="en-US"/>
-              </w:rPr>
-              <w:t>μm</w:t>
-            </w:r>
-            <w:proofErr w:type="spellEnd"/>
+              <w:t>20 and 60 μm</w:t>
+            </w:r>
             <w:r>
               <w:rPr>
                 <w:lang w:val="en-US"/>
@@ -29984,19 +26706,11 @@
                 <w:lang w:val="en-US"/>
               </w:rPr>
             </w:pPr>
-            <w:proofErr w:type="spellStart"/>
-            <w:r>
-              <w:rPr>
-                <w:lang w:val="en-US"/>
-              </w:rPr>
-              <w:t>SMuVS</w:t>
-            </w:r>
-            <w:proofErr w:type="spellEnd"/>
-            <w:r>
-              <w:rPr>
-                <w:lang w:val="en-US"/>
-              </w:rPr>
-              <w:t xml:space="preserve"> A5.32</w:t>
+            <w:r>
+              <w:rPr>
+                <w:lang w:val="en-US"/>
+              </w:rPr>
+              <w:t>SMuVS A5.32</w:t>
             </w:r>
           </w:p>
         </w:tc>
@@ -30029,49 +26743,7 @@
               <w:rPr>
                 <w:lang w:val="en-US"/>
               </w:rPr>
-              <w:t>(</w:t>
-            </w:r>
-            <w:proofErr w:type="gramStart"/>
-            <w:r>
-              <w:rPr>
-                <w:lang w:val="en-US"/>
-              </w:rPr>
-              <w:t>intertidal</w:t>
-            </w:r>
-            <w:proofErr w:type="gramEnd"/>
-            <w:r>
-              <w:rPr>
-                <w:lang w:val="en-US"/>
-              </w:rPr>
-              <w:t xml:space="preserve"> </w:t>
-            </w:r>
-            <w:proofErr w:type="spellStart"/>
-            <w:r>
-              <w:rPr>
-                <w:lang w:val="en-US"/>
-              </w:rPr>
-              <w:t>habitas</w:t>
-            </w:r>
-            <w:proofErr w:type="spellEnd"/>
-            <w:r>
-              <w:rPr>
-                <w:lang w:val="en-US"/>
-              </w:rPr>
-              <w:t xml:space="preserve"> of </w:t>
-            </w:r>
-            <w:proofErr w:type="spellStart"/>
-            <w:r>
-              <w:rPr>
-                <w:lang w:val="en-US"/>
-              </w:rPr>
-              <w:t>UEst</w:t>
-            </w:r>
-            <w:proofErr w:type="spellEnd"/>
-            <w:r>
-              <w:rPr>
-                <w:lang w:val="en-US"/>
-              </w:rPr>
-              <w:t>)</w:t>
+              <w:t>(intertidal habitas of UEst)</w:t>
             </w:r>
           </w:p>
         </w:tc>
@@ -30104,206 +26776,28 @@
               <w:rPr>
                 <w:lang w:val="en-US"/>
               </w:rPr>
-              <w:t xml:space="preserve">Polychaetes: </w:t>
-            </w:r>
-            <w:proofErr w:type="spellStart"/>
-            <w:r>
-              <w:rPr>
-                <w:lang w:val="en-US"/>
-              </w:rPr>
-              <w:t>Capitellidae</w:t>
-            </w:r>
-            <w:proofErr w:type="spellEnd"/>
-            <w:r>
-              <w:rPr>
-                <w:lang w:val="en-US"/>
-              </w:rPr>
-              <w:t xml:space="preserve"> (</w:t>
-            </w:r>
-            <w:proofErr w:type="spellStart"/>
-            <w:r>
-              <w:rPr>
-                <w:lang w:val="en-US"/>
-              </w:rPr>
-              <w:t>Heteromastus</w:t>
-            </w:r>
-            <w:proofErr w:type="spellEnd"/>
-            <w:r>
-              <w:rPr>
-                <w:lang w:val="en-US"/>
-              </w:rPr>
-              <w:t xml:space="preserve"> sp.), </w:t>
-            </w:r>
-            <w:proofErr w:type="spellStart"/>
-            <w:r>
-              <w:rPr>
-                <w:lang w:val="en-US"/>
-              </w:rPr>
-              <w:t>Spionidae</w:t>
-            </w:r>
-            <w:proofErr w:type="spellEnd"/>
-            <w:r>
-              <w:rPr>
-                <w:lang w:val="en-US"/>
-              </w:rPr>
-              <w:t xml:space="preserve">, </w:t>
-            </w:r>
-            <w:proofErr w:type="spellStart"/>
-            <w:r>
-              <w:rPr>
-                <w:lang w:val="en-US"/>
-              </w:rPr>
-              <w:t>Nereidae</w:t>
-            </w:r>
-            <w:proofErr w:type="spellEnd"/>
-            <w:r>
-              <w:rPr>
-                <w:lang w:val="en-US"/>
-              </w:rPr>
-              <w:t xml:space="preserve">, </w:t>
-            </w:r>
-            <w:proofErr w:type="spellStart"/>
-            <w:r>
-              <w:rPr>
-                <w:lang w:val="en-US"/>
-              </w:rPr>
-              <w:t>Phyllodocidae</w:t>
-            </w:r>
-            <w:proofErr w:type="spellEnd"/>
+              <w:t>Polychaetes: Capitellidae (Heteromastus sp.), Spionidae, Nereidae, Phyllodocidae</w:t>
+            </w:r>
             <w:r>
               <w:rPr>
                 <w:lang w:val="en-US"/>
               </w:rPr>
               <w:br/>
-              <w:t xml:space="preserve">Some crustaceans: </w:t>
-            </w:r>
-            <w:proofErr w:type="spellStart"/>
-            <w:r>
-              <w:rPr>
-                <w:lang w:val="en-US"/>
-              </w:rPr>
-              <w:t>Corophium</w:t>
-            </w:r>
-            <w:proofErr w:type="spellEnd"/>
-            <w:r>
-              <w:rPr>
-                <w:lang w:val="en-US"/>
-              </w:rPr>
-              <w:t xml:space="preserve"> </w:t>
-            </w:r>
-            <w:proofErr w:type="spellStart"/>
-            <w:r>
-              <w:rPr>
-                <w:lang w:val="en-US"/>
-              </w:rPr>
-              <w:t>volutator</w:t>
-            </w:r>
-            <w:proofErr w:type="spellEnd"/>
-            <w:r>
-              <w:rPr>
-                <w:lang w:val="en-US"/>
-              </w:rPr>
-              <w:t xml:space="preserve">, </w:t>
-            </w:r>
-            <w:proofErr w:type="spellStart"/>
-            <w:r>
-              <w:rPr>
-                <w:lang w:val="en-US"/>
-              </w:rPr>
-              <w:t>Cyathura</w:t>
-            </w:r>
-            <w:proofErr w:type="spellEnd"/>
-            <w:r>
-              <w:rPr>
-                <w:lang w:val="en-US"/>
-              </w:rPr>
-              <w:t xml:space="preserve"> </w:t>
-            </w:r>
-            <w:proofErr w:type="spellStart"/>
-            <w:r>
-              <w:rPr>
-                <w:lang w:val="en-US"/>
-              </w:rPr>
-              <w:t>carinata</w:t>
-            </w:r>
-            <w:proofErr w:type="spellEnd"/>
-          </w:p>
-          <w:p>
-            <w:pPr>
-              <w:pStyle w:val="Sansinterligne"/>
-              <w:rPr>
-                <w:lang w:val="en-US"/>
-              </w:rPr>
-            </w:pPr>
-            <w:r>
-              <w:rPr>
-                <w:lang w:val="en-US"/>
-              </w:rPr>
-              <w:t xml:space="preserve">Some </w:t>
-            </w:r>
-            <w:proofErr w:type="spellStart"/>
-            <w:proofErr w:type="gramStart"/>
-            <w:r>
-              <w:rPr>
-                <w:lang w:val="en-US"/>
-              </w:rPr>
-              <w:t>molluscs</w:t>
-            </w:r>
-            <w:proofErr w:type="spellEnd"/>
-            <w:r>
-              <w:rPr>
-                <w:lang w:val="en-US"/>
-              </w:rPr>
-              <w:t> :</w:t>
-            </w:r>
-            <w:proofErr w:type="gramEnd"/>
-            <w:r>
-              <w:rPr>
-                <w:lang w:val="en-US"/>
-              </w:rPr>
-              <w:t xml:space="preserve"> </w:t>
-            </w:r>
-            <w:proofErr w:type="spellStart"/>
-            <w:r>
-              <w:rPr>
-                <w:lang w:val="en-US"/>
-              </w:rPr>
-              <w:t>Scrobicularia</w:t>
-            </w:r>
-            <w:proofErr w:type="spellEnd"/>
-            <w:r>
-              <w:rPr>
-                <w:lang w:val="en-US"/>
-              </w:rPr>
-              <w:t xml:space="preserve"> plana, </w:t>
-            </w:r>
-            <w:proofErr w:type="spellStart"/>
-            <w:r>
-              <w:rPr>
-                <w:lang w:val="en-US"/>
-              </w:rPr>
-              <w:t>Limecola</w:t>
-            </w:r>
-            <w:proofErr w:type="spellEnd"/>
-            <w:r>
-              <w:rPr>
-                <w:lang w:val="en-US"/>
-              </w:rPr>
-              <w:t xml:space="preserve"> </w:t>
-            </w:r>
-            <w:proofErr w:type="spellStart"/>
-            <w:r>
-              <w:rPr>
-                <w:lang w:val="en-US"/>
-              </w:rPr>
-              <w:t>balthica</w:t>
-            </w:r>
-            <w:proofErr w:type="spellEnd"/>
-            <w:r>
-              <w:rPr>
-                <w:lang w:val="en-US"/>
-              </w:rPr>
-              <w:t xml:space="preserve"> (North Gironde estuary species)</w:t>
+              <w:t>Some crustaceans: Corophium volutator, Cyathura carinata</w:t>
+            </w:r>
+          </w:p>
+          <w:p>
+            <w:pPr>
+              <w:pStyle w:val="Sansinterligne"/>
+              <w:rPr>
+                <w:lang w:val="en-US"/>
+              </w:rPr>
+            </w:pPr>
+            <w:r>
+              <w:rPr>
+                <w:lang w:val="en-US"/>
+              </w:rPr>
+              <w:t>Some molluscs : Scrobicularia plana, Limecola balthica (North Gironde estuary species)</w:t>
             </w:r>
           </w:p>
         </w:tc>
@@ -30341,21 +26835,7 @@
               <w:rPr>
                 <w:lang w:val="en-US"/>
               </w:rPr>
-              <w:t xml:space="preserve">Fine sand (20 and 200 </w:t>
-            </w:r>
-            <w:proofErr w:type="spellStart"/>
-            <w:r>
-              <w:rPr>
-                <w:lang w:val="en-US"/>
-              </w:rPr>
-              <w:t>μm</w:t>
-            </w:r>
-            <w:proofErr w:type="spellEnd"/>
-            <w:r>
-              <w:rPr>
-                <w:lang w:val="en-US"/>
-              </w:rPr>
-              <w:t>)</w:t>
+              <w:t>Fine sand (20 and 200 μm)</w:t>
             </w:r>
           </w:p>
           <w:p>
@@ -30456,19 +26936,11 @@
                 <w:lang w:val="en-US"/>
               </w:rPr>
             </w:pPr>
-            <w:proofErr w:type="spellStart"/>
-            <w:r>
-              <w:rPr>
-                <w:lang w:val="en-US"/>
-              </w:rPr>
-              <w:t>SSaVS</w:t>
-            </w:r>
-            <w:proofErr w:type="spellEnd"/>
-            <w:r>
-              <w:rPr>
-                <w:lang w:val="en-US"/>
-              </w:rPr>
-              <w:t xml:space="preserve"> A5.22</w:t>
+            <w:r>
+              <w:rPr>
+                <w:lang w:val="en-US"/>
+              </w:rPr>
+              <w:t>SSaVS A5.22</w:t>
             </w:r>
           </w:p>
         </w:tc>
@@ -30519,133 +26991,41 @@
                 <w:lang w:val="en-US"/>
               </w:rPr>
               <w:br/>
-              <w:t xml:space="preserve">Amphipods: Eurydice spp., </w:t>
-            </w:r>
-            <w:proofErr w:type="spellStart"/>
-            <w:r>
-              <w:rPr>
-                <w:lang w:val="en-US"/>
-              </w:rPr>
-              <w:t>Bathyporeia</w:t>
-            </w:r>
-            <w:proofErr w:type="spellEnd"/>
-            <w:r>
-              <w:rPr>
-                <w:lang w:val="en-US"/>
-              </w:rPr>
-              <w:t xml:space="preserve"> spp.  </w:t>
-            </w:r>
-            <w:r>
-              <w:rPr>
-                <w:lang w:val="en-US"/>
-              </w:rPr>
-              <w:t>(</w:t>
-            </w:r>
-            <w:proofErr w:type="gramStart"/>
-            <w:r>
-              <w:rPr>
-                <w:lang w:val="en-US"/>
-              </w:rPr>
-              <w:t>highly</w:t>
-            </w:r>
-            <w:proofErr w:type="gramEnd"/>
-            <w:r>
-              <w:rPr>
-                <w:lang w:val="en-US"/>
-              </w:rPr>
-              <w:t xml:space="preserve"> mobile)</w:t>
-            </w:r>
-          </w:p>
-          <w:p>
-            <w:pPr>
-              <w:pStyle w:val="Sansinterligne"/>
-              <w:rPr>
-                <w:lang w:val="en-US"/>
-              </w:rPr>
-            </w:pPr>
-            <w:r>
-              <w:rPr>
-                <w:lang w:val="en-US"/>
-              </w:rPr>
-              <w:t xml:space="preserve">Polychaetes: </w:t>
-            </w:r>
-            <w:proofErr w:type="spellStart"/>
-            <w:r>
-              <w:rPr>
-                <w:lang w:val="en-US"/>
-              </w:rPr>
-              <w:t>Capitellidar</w:t>
-            </w:r>
-            <w:proofErr w:type="spellEnd"/>
-            <w:r>
-              <w:rPr>
-                <w:lang w:val="en-US"/>
-              </w:rPr>
-              <w:t xml:space="preserve">, </w:t>
-            </w:r>
-            <w:proofErr w:type="spellStart"/>
-            <w:r>
-              <w:rPr>
-                <w:lang w:val="en-US"/>
-              </w:rPr>
-              <w:t>Ophelidae</w:t>
-            </w:r>
-            <w:proofErr w:type="spellEnd"/>
-            <w:r>
-              <w:rPr>
-                <w:lang w:val="en-US"/>
-              </w:rPr>
-              <w:t xml:space="preserve">, </w:t>
-            </w:r>
-            <w:proofErr w:type="spellStart"/>
-            <w:r>
-              <w:rPr>
-                <w:lang w:val="en-US"/>
-              </w:rPr>
-              <w:t>Nephtyidae</w:t>
-            </w:r>
-            <w:proofErr w:type="spellEnd"/>
-          </w:p>
-          <w:p>
-            <w:pPr>
-              <w:pStyle w:val="Sansinterligne"/>
-              <w:rPr>
-                <w:lang w:val="en-US"/>
-              </w:rPr>
-            </w:pPr>
-            <w:r>
-              <w:rPr>
-                <w:lang w:val="en-US"/>
-              </w:rPr>
-              <w:t xml:space="preserve">Mysids </w:t>
-            </w:r>
-            <w:proofErr w:type="gramStart"/>
-            <w:r>
-              <w:rPr>
-                <w:lang w:val="en-US"/>
-              </w:rPr>
-              <w:t>shrimps :</w:t>
-            </w:r>
-            <w:proofErr w:type="gramEnd"/>
-            <w:r>
-              <w:rPr>
-                <w:lang w:val="en-US"/>
-              </w:rPr>
-              <w:t xml:space="preserve"> </w:t>
-            </w:r>
-            <w:proofErr w:type="spellStart"/>
-            <w:r>
-              <w:rPr>
-                <w:lang w:val="en-US"/>
-              </w:rPr>
-              <w:t>Gastrosaccus</w:t>
-            </w:r>
-            <w:proofErr w:type="spellEnd"/>
-            <w:r>
-              <w:rPr>
-                <w:lang w:val="en-US"/>
-              </w:rPr>
-              <w:t xml:space="preserve"> spp.</w:t>
+              <w:t xml:space="preserve">Amphipods: Eurydice spp., Bathyporeia spp.  </w:t>
+            </w:r>
+            <w:r>
+              <w:rPr>
+                <w:lang w:val="en-US"/>
+              </w:rPr>
+              <w:t>(highly mobile)</w:t>
+            </w:r>
+          </w:p>
+          <w:p>
+            <w:pPr>
+              <w:pStyle w:val="Sansinterligne"/>
+              <w:rPr>
+                <w:lang w:val="en-US"/>
+              </w:rPr>
+            </w:pPr>
+            <w:r>
+              <w:rPr>
+                <w:lang w:val="en-US"/>
+              </w:rPr>
+              <w:t>Polychaetes: Capitellidar, Ophelidae, Nephtyidae</w:t>
+            </w:r>
+          </w:p>
+          <w:p>
+            <w:pPr>
+              <w:pStyle w:val="Sansinterligne"/>
+              <w:rPr>
+                <w:lang w:val="en-US"/>
+              </w:rPr>
+            </w:pPr>
+            <w:r>
+              <w:rPr>
+                <w:lang w:val="en-US"/>
+              </w:rPr>
+              <w:t>Mysids shrimps : Gastrosaccus spp.</w:t>
             </w:r>
           </w:p>
         </w:tc>
@@ -30802,19 +27182,11 @@
                 <w:lang w:val="en-US"/>
               </w:rPr>
             </w:pPr>
-            <w:proofErr w:type="spellStart"/>
-            <w:r>
-              <w:rPr>
-                <w:lang w:val="en-US"/>
-              </w:rPr>
-              <w:t>IMuSa</w:t>
-            </w:r>
-            <w:proofErr w:type="spellEnd"/>
-            <w:r>
-              <w:rPr>
-                <w:lang w:val="en-US"/>
-              </w:rPr>
-              <w:t xml:space="preserve"> A5.24</w:t>
+            <w:r>
+              <w:rPr>
+                <w:lang w:val="en-US"/>
+              </w:rPr>
+              <w:t>IMuSa A5.24</w:t>
             </w:r>
           </w:p>
         </w:tc>
@@ -30839,21 +27211,7 @@
               <w:rPr>
                 <w:lang w:val="en-US"/>
               </w:rPr>
-              <w:t xml:space="preserve"> (around </w:t>
-            </w:r>
-            <w:proofErr w:type="spellStart"/>
-            <w:r>
-              <w:rPr>
-                <w:lang w:val="en-US"/>
-              </w:rPr>
-              <w:t>MEst</w:t>
-            </w:r>
-            <w:proofErr w:type="spellEnd"/>
-            <w:r>
-              <w:rPr>
-                <w:lang w:val="en-US"/>
-              </w:rPr>
-              <w:t>)</w:t>
+              <w:t xml:space="preserve"> (around MEst)</w:t>
             </w:r>
           </w:p>
         </w:tc>
@@ -30879,46 +27237,12 @@
             <w:pPr>
               <w:pStyle w:val="Sansinterligne"/>
             </w:pPr>
-            <w:proofErr w:type="gramStart"/>
             <w:r>
               <w:t>Polychaetes</w:t>
             </w:r>
             <w:r>
-              <w:t>:</w:t>
-            </w:r>
-            <w:proofErr w:type="gramEnd"/>
-            <w:r>
-              <w:t xml:space="preserve"> </w:t>
-            </w:r>
-            <w:proofErr w:type="spellStart"/>
-            <w:r>
-              <w:t>Magelona</w:t>
-            </w:r>
-            <w:proofErr w:type="spellEnd"/>
-            <w:r>
-              <w:t xml:space="preserve"> mirabilis, </w:t>
-            </w:r>
-            <w:proofErr w:type="spellStart"/>
-            <w:r>
-              <w:t>Spiophanes</w:t>
-            </w:r>
-            <w:proofErr w:type="spellEnd"/>
-            <w:r>
-              <w:t xml:space="preserve"> bombyx et </w:t>
-            </w:r>
-            <w:proofErr w:type="spellStart"/>
-            <w:r>
-              <w:t>Chaetozone</w:t>
-            </w:r>
-            <w:proofErr w:type="spellEnd"/>
-            <w:r>
-              <w:t xml:space="preserve"> </w:t>
-            </w:r>
-            <w:proofErr w:type="spellStart"/>
-            <w:r>
-              <w:t>setosa</w:t>
-            </w:r>
-            <w:proofErr w:type="spellEnd"/>
+              <w:t>: Magelona mirabilis, Spiophanes bombyx et Chaetozone setosa</w:t>
+            </w:r>
           </w:p>
           <w:p>
             <w:pPr>
@@ -30943,30 +27267,8 @@
               <w:rPr>
                 <w:lang w:val="en-US"/>
               </w:rPr>
-              <w:t xml:space="preserve">Tellina fabula et </w:t>
-            </w:r>
-            <w:proofErr w:type="spellStart"/>
-            <w:r>
-              <w:rPr>
-                <w:lang w:val="en-US"/>
-              </w:rPr>
-              <w:t>Chamelea</w:t>
-            </w:r>
-            <w:proofErr w:type="spellEnd"/>
-            <w:r>
-              <w:rPr>
-                <w:lang w:val="en-US"/>
-              </w:rPr>
-              <w:t xml:space="preserve"> </w:t>
-            </w:r>
-            <w:proofErr w:type="spellStart"/>
-            <w:r>
-              <w:rPr>
-                <w:lang w:val="en-US"/>
-              </w:rPr>
-              <w:t>gallina</w:t>
-            </w:r>
-            <w:proofErr w:type="spellEnd"/>
+              <w:t>Tellina fabula et Chamelea gallina</w:t>
+            </w:r>
           </w:p>
         </w:tc>
         <w:tc>
@@ -31286,14 +27588,12 @@
                 <w:lang w:eastAsia="fr-FR"/>
               </w:rPr>
             </w:pPr>
-            <w:proofErr w:type="gramStart"/>
             <w:r>
               <w:rPr>
                 <w:lang w:eastAsia="fr-FR"/>
               </w:rPr>
               <w:t>tidal</w:t>
             </w:r>
-            <w:proofErr w:type="gramEnd"/>
           </w:p>
         </w:tc>
         <w:tc>
@@ -31310,14 +27610,12 @@
                 <w:lang w:eastAsia="fr-FR"/>
               </w:rPr>
             </w:pPr>
-            <w:proofErr w:type="gramStart"/>
             <w:r>
               <w:rPr>
                 <w:lang w:eastAsia="fr-FR"/>
               </w:rPr>
               <w:t>phylum</w:t>
             </w:r>
-            <w:proofErr w:type="gramEnd"/>
           </w:p>
         </w:tc>
         <w:tc>
@@ -31334,14 +27632,12 @@
                 <w:lang w:eastAsia="fr-FR"/>
               </w:rPr>
             </w:pPr>
-            <w:proofErr w:type="gramStart"/>
             <w:r>
               <w:rPr>
                 <w:lang w:eastAsia="fr-FR"/>
               </w:rPr>
               <w:t>class</w:t>
             </w:r>
-            <w:proofErr w:type="gramEnd"/>
           </w:p>
         </w:tc>
         <w:tc>
@@ -31358,16 +27654,12 @@
                 <w:lang w:eastAsia="fr-FR"/>
               </w:rPr>
             </w:pPr>
-            <w:proofErr w:type="spellStart"/>
-            <w:proofErr w:type="gramStart"/>
             <w:r>
               <w:rPr>
                 <w:lang w:eastAsia="fr-FR"/>
               </w:rPr>
               <w:t>order</w:t>
             </w:r>
-            <w:proofErr w:type="spellEnd"/>
-            <w:proofErr w:type="gramEnd"/>
           </w:p>
         </w:tc>
         <w:tc>
@@ -31384,16 +27676,12 @@
                 <w:lang w:eastAsia="fr-FR"/>
               </w:rPr>
             </w:pPr>
-            <w:proofErr w:type="spellStart"/>
-            <w:proofErr w:type="gramStart"/>
             <w:r>
               <w:rPr>
                 <w:lang w:eastAsia="fr-FR"/>
               </w:rPr>
               <w:t>species</w:t>
             </w:r>
-            <w:proofErr w:type="spellEnd"/>
-            <w:proofErr w:type="gramEnd"/>
           </w:p>
         </w:tc>
         <w:tc>
@@ -31410,22 +27698,12 @@
                 <w:lang w:eastAsia="fr-FR"/>
               </w:rPr>
             </w:pPr>
-            <w:proofErr w:type="spellStart"/>
-            <w:proofErr w:type="gramStart"/>
             <w:r>
               <w:rPr>
                 <w:lang w:eastAsia="fr-FR"/>
               </w:rPr>
-              <w:t>abundance</w:t>
-            </w:r>
-            <w:proofErr w:type="gramEnd"/>
-            <w:r>
-              <w:rPr>
-                <w:lang w:eastAsia="fr-FR"/>
-              </w:rPr>
-              <w:t>_prop</w:t>
-            </w:r>
-            <w:proofErr w:type="spellEnd"/>
+              <w:t>abundance_prop</w:t>
+            </w:r>
           </w:p>
         </w:tc>
       </w:tr>
@@ -31470,14 +27748,12 @@
                 <w:lang w:eastAsia="fr-FR"/>
               </w:rPr>
             </w:pPr>
-            <w:proofErr w:type="gramStart"/>
             <w:r>
               <w:rPr>
                 <w:lang w:eastAsia="fr-FR"/>
               </w:rPr>
               <w:t>intertidal</w:t>
             </w:r>
-            <w:proofErr w:type="gramEnd"/>
           </w:p>
         </w:tc>
         <w:tc>
@@ -31494,14 +27770,12 @@
                 <w:lang w:eastAsia="fr-FR"/>
               </w:rPr>
             </w:pPr>
-            <w:proofErr w:type="spellStart"/>
             <w:r>
               <w:rPr>
                 <w:lang w:eastAsia="fr-FR"/>
               </w:rPr>
               <w:t>Arthropoda</w:t>
             </w:r>
-            <w:proofErr w:type="spellEnd"/>
           </w:p>
         </w:tc>
         <w:tc>
@@ -31518,14 +27792,12 @@
                 <w:lang w:eastAsia="fr-FR"/>
               </w:rPr>
             </w:pPr>
-            <w:proofErr w:type="spellStart"/>
             <w:r>
               <w:rPr>
                 <w:lang w:eastAsia="fr-FR"/>
               </w:rPr>
               <w:t>Crustacea</w:t>
             </w:r>
-            <w:proofErr w:type="spellEnd"/>
           </w:p>
         </w:tc>
         <w:tc>
@@ -31542,14 +27814,12 @@
                 <w:lang w:eastAsia="fr-FR"/>
               </w:rPr>
             </w:pPr>
-            <w:proofErr w:type="spellStart"/>
             <w:r>
               <w:rPr>
                 <w:lang w:eastAsia="fr-FR"/>
               </w:rPr>
               <w:t>Multicrustacea</w:t>
             </w:r>
-            <w:proofErr w:type="spellEnd"/>
           </w:p>
         </w:tc>
         <w:tc>
@@ -31566,28 +27836,12 @@
                 <w:lang w:eastAsia="fr-FR"/>
               </w:rPr>
             </w:pPr>
-            <w:proofErr w:type="spellStart"/>
             <w:r>
               <w:rPr>
                 <w:lang w:eastAsia="fr-FR"/>
               </w:rPr>
-              <w:t>Corophium</w:t>
-            </w:r>
-            <w:proofErr w:type="spellEnd"/>
-            <w:r>
-              <w:rPr>
-                <w:lang w:eastAsia="fr-FR"/>
-              </w:rPr>
-              <w:t xml:space="preserve"> </w:t>
-            </w:r>
-            <w:proofErr w:type="spellStart"/>
-            <w:r>
-              <w:rPr>
-                <w:lang w:eastAsia="fr-FR"/>
-              </w:rPr>
-              <w:t>volutator</w:t>
-            </w:r>
-            <w:proofErr w:type="spellEnd"/>
+              <w:t>Corophium volutator</w:t>
+            </w:r>
           </w:p>
         </w:tc>
         <w:tc>
@@ -31653,14 +27907,12 @@
                 <w:lang w:eastAsia="fr-FR"/>
               </w:rPr>
             </w:pPr>
-            <w:proofErr w:type="gramStart"/>
             <w:r>
               <w:rPr>
                 <w:lang w:eastAsia="fr-FR"/>
               </w:rPr>
               <w:t>intertidal</w:t>
             </w:r>
-            <w:proofErr w:type="gramEnd"/>
           </w:p>
         </w:tc>
         <w:tc>
@@ -31677,14 +27929,12 @@
                 <w:lang w:eastAsia="fr-FR"/>
               </w:rPr>
             </w:pPr>
-            <w:proofErr w:type="spellStart"/>
             <w:r>
               <w:rPr>
                 <w:lang w:eastAsia="fr-FR"/>
               </w:rPr>
               <w:t>Mollusca</w:t>
             </w:r>
-            <w:proofErr w:type="spellEnd"/>
           </w:p>
         </w:tc>
         <w:tc>
@@ -31701,14 +27951,12 @@
                 <w:lang w:eastAsia="fr-FR"/>
               </w:rPr>
             </w:pPr>
-            <w:proofErr w:type="spellStart"/>
             <w:r>
               <w:rPr>
                 <w:lang w:eastAsia="fr-FR"/>
               </w:rPr>
               <w:t>Bivalvia</w:t>
             </w:r>
-            <w:proofErr w:type="spellEnd"/>
           </w:p>
         </w:tc>
         <w:tc>
@@ -31725,14 +27973,12 @@
                 <w:lang w:eastAsia="fr-FR"/>
               </w:rPr>
             </w:pPr>
-            <w:proofErr w:type="spellStart"/>
             <w:r>
               <w:rPr>
                 <w:lang w:eastAsia="fr-FR"/>
               </w:rPr>
               <w:t>Autobranchia</w:t>
             </w:r>
-            <w:proofErr w:type="spellEnd"/>
           </w:p>
         </w:tc>
         <w:tc>
@@ -31749,19 +27995,11 @@
                 <w:lang w:eastAsia="fr-FR"/>
               </w:rPr>
             </w:pPr>
-            <w:proofErr w:type="spellStart"/>
             <w:r>
               <w:rPr>
                 <w:lang w:eastAsia="fr-FR"/>
               </w:rPr>
-              <w:t>Scrobicularia</w:t>
-            </w:r>
-            <w:proofErr w:type="spellEnd"/>
-            <w:r>
-              <w:rPr>
-                <w:lang w:eastAsia="fr-FR"/>
-              </w:rPr>
-              <w:t xml:space="preserve"> plana</w:t>
+              <w:t>Scrobicularia plana</w:t>
             </w:r>
           </w:p>
         </w:tc>
@@ -31829,14 +28067,12 @@
                 <w:lang w:eastAsia="fr-FR"/>
               </w:rPr>
             </w:pPr>
-            <w:proofErr w:type="gramStart"/>
             <w:r>
               <w:rPr>
                 <w:lang w:eastAsia="fr-FR"/>
               </w:rPr>
               <w:t>intertidal</w:t>
             </w:r>
-            <w:proofErr w:type="gramEnd"/>
           </w:p>
         </w:tc>
         <w:tc>
@@ -31853,14 +28089,12 @@
                 <w:lang w:eastAsia="fr-FR"/>
               </w:rPr>
             </w:pPr>
-            <w:proofErr w:type="spellStart"/>
             <w:r>
               <w:rPr>
                 <w:lang w:eastAsia="fr-FR"/>
               </w:rPr>
               <w:t>Mollusca</w:t>
             </w:r>
-            <w:proofErr w:type="spellEnd"/>
           </w:p>
         </w:tc>
         <w:tc>
@@ -31877,14 +28111,12 @@
                 <w:lang w:eastAsia="fr-FR"/>
               </w:rPr>
             </w:pPr>
-            <w:proofErr w:type="spellStart"/>
             <w:r>
               <w:rPr>
                 <w:lang w:eastAsia="fr-FR"/>
               </w:rPr>
               <w:t>Gastropoda</w:t>
             </w:r>
-            <w:proofErr w:type="spellEnd"/>
           </w:p>
         </w:tc>
         <w:tc>
@@ -31901,14 +28133,12 @@
                 <w:lang w:eastAsia="fr-FR"/>
               </w:rPr>
             </w:pPr>
-            <w:proofErr w:type="spellStart"/>
             <w:r>
               <w:rPr>
                 <w:lang w:eastAsia="fr-FR"/>
               </w:rPr>
               <w:t>Caenogastropoda</w:t>
             </w:r>
-            <w:proofErr w:type="spellEnd"/>
           </w:p>
         </w:tc>
         <w:tc>
@@ -31925,28 +28155,12 @@
                 <w:lang w:eastAsia="fr-FR"/>
               </w:rPr>
             </w:pPr>
-            <w:proofErr w:type="spellStart"/>
             <w:r>
               <w:rPr>
                 <w:lang w:eastAsia="fr-FR"/>
               </w:rPr>
-              <w:t>Peringia</w:t>
-            </w:r>
-            <w:proofErr w:type="spellEnd"/>
-            <w:r>
-              <w:rPr>
-                <w:lang w:eastAsia="fr-FR"/>
-              </w:rPr>
-              <w:t xml:space="preserve"> </w:t>
-            </w:r>
-            <w:proofErr w:type="spellStart"/>
-            <w:r>
-              <w:rPr>
-                <w:lang w:eastAsia="fr-FR"/>
-              </w:rPr>
-              <w:t>ulvae</w:t>
-            </w:r>
-            <w:proofErr w:type="spellEnd"/>
+              <w:t>Peringia ulvae</w:t>
+            </w:r>
           </w:p>
         </w:tc>
         <w:tc>
@@ -32012,16 +28226,12 @@
                 <w:lang w:eastAsia="fr-FR"/>
               </w:rPr>
             </w:pPr>
-            <w:proofErr w:type="spellStart"/>
-            <w:proofErr w:type="gramStart"/>
             <w:r>
               <w:rPr>
                 <w:lang w:eastAsia="fr-FR"/>
               </w:rPr>
               <w:t>subtidal</w:t>
             </w:r>
-            <w:proofErr w:type="spellEnd"/>
-            <w:proofErr w:type="gramEnd"/>
           </w:p>
         </w:tc>
         <w:tc>
@@ -32038,14 +28248,12 @@
                 <w:lang w:eastAsia="fr-FR"/>
               </w:rPr>
             </w:pPr>
-            <w:proofErr w:type="spellStart"/>
             <w:r>
               <w:rPr>
                 <w:lang w:eastAsia="fr-FR"/>
               </w:rPr>
               <w:t>Annelida</w:t>
             </w:r>
-            <w:proofErr w:type="spellEnd"/>
           </w:p>
         </w:tc>
         <w:tc>
@@ -32062,14 +28270,12 @@
                 <w:lang w:eastAsia="fr-FR"/>
               </w:rPr>
             </w:pPr>
-            <w:proofErr w:type="spellStart"/>
             <w:r>
               <w:rPr>
                 <w:lang w:eastAsia="fr-FR"/>
               </w:rPr>
               <w:t>Polychaeta</w:t>
             </w:r>
-            <w:proofErr w:type="spellEnd"/>
           </w:p>
         </w:tc>
         <w:tc>
@@ -32086,14 +28292,12 @@
                 <w:lang w:eastAsia="fr-FR"/>
               </w:rPr>
             </w:pPr>
-            <w:proofErr w:type="spellStart"/>
             <w:r>
               <w:rPr>
                 <w:lang w:eastAsia="fr-FR"/>
               </w:rPr>
               <w:t>Sedentaria</w:t>
             </w:r>
-            <w:proofErr w:type="spellEnd"/>
           </w:p>
         </w:tc>
         <w:tc>
@@ -32110,28 +28314,12 @@
                 <w:lang w:eastAsia="fr-FR"/>
               </w:rPr>
             </w:pPr>
-            <w:proofErr w:type="spellStart"/>
             <w:r>
               <w:rPr>
                 <w:lang w:eastAsia="fr-FR"/>
               </w:rPr>
-              <w:t>Heteromastus</w:t>
-            </w:r>
-            <w:proofErr w:type="spellEnd"/>
-            <w:r>
-              <w:rPr>
-                <w:lang w:eastAsia="fr-FR"/>
-              </w:rPr>
-              <w:t xml:space="preserve"> </w:t>
-            </w:r>
-            <w:proofErr w:type="spellStart"/>
-            <w:r>
-              <w:rPr>
-                <w:lang w:eastAsia="fr-FR"/>
-              </w:rPr>
-              <w:t>filiformis</w:t>
-            </w:r>
-            <w:proofErr w:type="spellEnd"/>
+              <w:t>Heteromastus filiformis</w:t>
+            </w:r>
           </w:p>
         </w:tc>
         <w:tc>
@@ -32198,16 +28386,12 @@
                 <w:lang w:eastAsia="fr-FR"/>
               </w:rPr>
             </w:pPr>
-            <w:proofErr w:type="spellStart"/>
-            <w:proofErr w:type="gramStart"/>
             <w:r>
               <w:rPr>
                 <w:lang w:eastAsia="fr-FR"/>
               </w:rPr>
               <w:t>subtidal</w:t>
             </w:r>
-            <w:proofErr w:type="spellEnd"/>
-            <w:proofErr w:type="gramEnd"/>
           </w:p>
         </w:tc>
         <w:tc>
@@ -32224,14 +28408,12 @@
                 <w:lang w:eastAsia="fr-FR"/>
               </w:rPr>
             </w:pPr>
-            <w:proofErr w:type="spellStart"/>
             <w:r>
               <w:rPr>
                 <w:lang w:eastAsia="fr-FR"/>
               </w:rPr>
               <w:t>Arthropoda</w:t>
             </w:r>
-            <w:proofErr w:type="spellEnd"/>
           </w:p>
         </w:tc>
         <w:tc>
@@ -32248,14 +28430,12 @@
                 <w:lang w:eastAsia="fr-FR"/>
               </w:rPr>
             </w:pPr>
-            <w:proofErr w:type="spellStart"/>
             <w:r>
               <w:rPr>
                 <w:lang w:eastAsia="fr-FR"/>
               </w:rPr>
               <w:t>Crustacea</w:t>
             </w:r>
-            <w:proofErr w:type="spellEnd"/>
           </w:p>
         </w:tc>
         <w:tc>
@@ -32272,14 +28452,12 @@
                 <w:lang w:eastAsia="fr-FR"/>
               </w:rPr>
             </w:pPr>
-            <w:proofErr w:type="spellStart"/>
             <w:r>
               <w:rPr>
                 <w:lang w:eastAsia="fr-FR"/>
               </w:rPr>
               <w:t>Multicrustacea</w:t>
             </w:r>
-            <w:proofErr w:type="spellEnd"/>
           </w:p>
         </w:tc>
         <w:tc>
@@ -32296,28 +28474,12 @@
                 <w:lang w:eastAsia="fr-FR"/>
               </w:rPr>
             </w:pPr>
-            <w:proofErr w:type="spellStart"/>
             <w:r>
               <w:rPr>
                 <w:lang w:eastAsia="fr-FR"/>
               </w:rPr>
-              <w:t>Mesopodopsis</w:t>
-            </w:r>
-            <w:proofErr w:type="spellEnd"/>
-            <w:r>
-              <w:rPr>
-                <w:lang w:eastAsia="fr-FR"/>
-              </w:rPr>
-              <w:t xml:space="preserve"> </w:t>
-            </w:r>
-            <w:proofErr w:type="spellStart"/>
-            <w:r>
-              <w:rPr>
-                <w:lang w:eastAsia="fr-FR"/>
-              </w:rPr>
-              <w:t>slabberi</w:t>
-            </w:r>
-            <w:proofErr w:type="spellEnd"/>
+              <w:t>Mesopodopsis slabberi</w:t>
+            </w:r>
           </w:p>
         </w:tc>
         <w:tc>
@@ -32383,14 +28545,12 @@
                 <w:lang w:eastAsia="fr-FR"/>
               </w:rPr>
             </w:pPr>
-            <w:proofErr w:type="gramStart"/>
             <w:r>
               <w:rPr>
                 <w:lang w:eastAsia="fr-FR"/>
               </w:rPr>
               <w:t>intertidal</w:t>
             </w:r>
-            <w:proofErr w:type="gramEnd"/>
           </w:p>
         </w:tc>
         <w:tc>
@@ -32407,14 +28567,12 @@
                 <w:lang w:eastAsia="fr-FR"/>
               </w:rPr>
             </w:pPr>
-            <w:proofErr w:type="spellStart"/>
             <w:r>
               <w:rPr>
                 <w:lang w:eastAsia="fr-FR"/>
               </w:rPr>
               <w:t>Annelida</w:t>
             </w:r>
-            <w:proofErr w:type="spellEnd"/>
           </w:p>
         </w:tc>
         <w:tc>
@@ -32431,14 +28589,12 @@
                 <w:lang w:eastAsia="fr-FR"/>
               </w:rPr>
             </w:pPr>
-            <w:proofErr w:type="spellStart"/>
             <w:r>
               <w:rPr>
                 <w:lang w:eastAsia="fr-FR"/>
               </w:rPr>
               <w:t>Polychaeta</w:t>
             </w:r>
-            <w:proofErr w:type="spellEnd"/>
           </w:p>
         </w:tc>
         <w:tc>
@@ -32455,14 +28611,12 @@
                 <w:lang w:eastAsia="fr-FR"/>
               </w:rPr>
             </w:pPr>
-            <w:proofErr w:type="spellStart"/>
             <w:r>
               <w:rPr>
                 <w:lang w:eastAsia="fr-FR"/>
               </w:rPr>
               <w:t>Sedentaria</w:t>
             </w:r>
-            <w:proofErr w:type="spellEnd"/>
           </w:p>
         </w:tc>
         <w:tc>
@@ -32479,28 +28633,12 @@
                 <w:lang w:eastAsia="fr-FR"/>
               </w:rPr>
             </w:pPr>
-            <w:proofErr w:type="spellStart"/>
             <w:r>
               <w:rPr>
                 <w:lang w:eastAsia="fr-FR"/>
               </w:rPr>
-              <w:t>Heteromastus</w:t>
-            </w:r>
-            <w:proofErr w:type="spellEnd"/>
-            <w:r>
-              <w:rPr>
-                <w:lang w:eastAsia="fr-FR"/>
-              </w:rPr>
-              <w:t xml:space="preserve"> </w:t>
-            </w:r>
-            <w:proofErr w:type="spellStart"/>
-            <w:r>
-              <w:rPr>
-                <w:lang w:eastAsia="fr-FR"/>
-              </w:rPr>
-              <w:t>filiformis</w:t>
-            </w:r>
-            <w:proofErr w:type="spellEnd"/>
+              <w:t>Heteromastus filiformis</w:t>
+            </w:r>
           </w:p>
         </w:tc>
         <w:tc>
@@ -32567,14 +28705,12 @@
                 <w:lang w:eastAsia="fr-FR"/>
               </w:rPr>
             </w:pPr>
-            <w:proofErr w:type="gramStart"/>
             <w:r>
               <w:rPr>
                 <w:lang w:eastAsia="fr-FR"/>
               </w:rPr>
               <w:t>intertidal</w:t>
             </w:r>
-            <w:proofErr w:type="gramEnd"/>
           </w:p>
         </w:tc>
         <w:tc>
@@ -32591,14 +28727,12 @@
                 <w:lang w:eastAsia="fr-FR"/>
               </w:rPr>
             </w:pPr>
-            <w:proofErr w:type="spellStart"/>
             <w:r>
               <w:rPr>
                 <w:lang w:eastAsia="fr-FR"/>
               </w:rPr>
               <w:t>Mollusca</w:t>
             </w:r>
-            <w:proofErr w:type="spellEnd"/>
           </w:p>
         </w:tc>
         <w:tc>
@@ -32615,14 +28749,12 @@
                 <w:lang w:eastAsia="fr-FR"/>
               </w:rPr>
             </w:pPr>
-            <w:proofErr w:type="spellStart"/>
             <w:r>
               <w:rPr>
                 <w:lang w:eastAsia="fr-FR"/>
               </w:rPr>
               <w:t>Bivalvia</w:t>
             </w:r>
-            <w:proofErr w:type="spellEnd"/>
           </w:p>
         </w:tc>
         <w:tc>
@@ -32639,14 +28771,12 @@
                 <w:lang w:eastAsia="fr-FR"/>
               </w:rPr>
             </w:pPr>
-            <w:proofErr w:type="spellStart"/>
             <w:r>
               <w:rPr>
                 <w:lang w:eastAsia="fr-FR"/>
               </w:rPr>
               <w:t>Autobranchia</w:t>
             </w:r>
-            <w:proofErr w:type="spellEnd"/>
           </w:p>
         </w:tc>
         <w:tc>
@@ -32663,19 +28793,11 @@
                 <w:lang w:eastAsia="fr-FR"/>
               </w:rPr>
             </w:pPr>
-            <w:proofErr w:type="spellStart"/>
             <w:r>
               <w:rPr>
                 <w:lang w:eastAsia="fr-FR"/>
               </w:rPr>
-              <w:t>Scrobicularia</w:t>
-            </w:r>
-            <w:proofErr w:type="spellEnd"/>
-            <w:r>
-              <w:rPr>
-                <w:lang w:eastAsia="fr-FR"/>
-              </w:rPr>
-              <w:t xml:space="preserve"> plana</w:t>
+              <w:t>Scrobicularia plana</w:t>
             </w:r>
           </w:p>
         </w:tc>
@@ -32742,16 +28864,12 @@
                 <w:lang w:eastAsia="fr-FR"/>
               </w:rPr>
             </w:pPr>
-            <w:proofErr w:type="spellStart"/>
-            <w:proofErr w:type="gramStart"/>
             <w:r>
               <w:rPr>
                 <w:lang w:eastAsia="fr-FR"/>
               </w:rPr>
               <w:t>subtidal</w:t>
             </w:r>
-            <w:proofErr w:type="spellEnd"/>
-            <w:proofErr w:type="gramEnd"/>
           </w:p>
         </w:tc>
         <w:tc>
@@ -32768,14 +28886,12 @@
                 <w:lang w:eastAsia="fr-FR"/>
               </w:rPr>
             </w:pPr>
-            <w:proofErr w:type="spellStart"/>
             <w:r>
               <w:rPr>
                 <w:lang w:eastAsia="fr-FR"/>
               </w:rPr>
               <w:t>Annelida</w:t>
             </w:r>
-            <w:proofErr w:type="spellEnd"/>
           </w:p>
         </w:tc>
         <w:tc>
@@ -32792,14 +28908,12 @@
                 <w:lang w:eastAsia="fr-FR"/>
               </w:rPr>
             </w:pPr>
-            <w:proofErr w:type="spellStart"/>
             <w:r>
               <w:rPr>
                 <w:lang w:eastAsia="fr-FR"/>
               </w:rPr>
               <w:t>Polychaeta</w:t>
             </w:r>
-            <w:proofErr w:type="spellEnd"/>
           </w:p>
         </w:tc>
         <w:tc>
@@ -32816,14 +28930,12 @@
                 <w:lang w:eastAsia="fr-FR"/>
               </w:rPr>
             </w:pPr>
-            <w:proofErr w:type="spellStart"/>
             <w:r>
               <w:rPr>
                 <w:lang w:eastAsia="fr-FR"/>
               </w:rPr>
               <w:t>Sedentaria</w:t>
             </w:r>
-            <w:proofErr w:type="spellEnd"/>
           </w:p>
         </w:tc>
         <w:tc>
@@ -32840,28 +28952,12 @@
                 <w:lang w:eastAsia="fr-FR"/>
               </w:rPr>
             </w:pPr>
-            <w:proofErr w:type="spellStart"/>
             <w:r>
               <w:rPr>
                 <w:lang w:eastAsia="fr-FR"/>
               </w:rPr>
-              <w:t>Boccardiella</w:t>
-            </w:r>
-            <w:proofErr w:type="spellEnd"/>
-            <w:r>
-              <w:rPr>
-                <w:lang w:eastAsia="fr-FR"/>
-              </w:rPr>
-              <w:t xml:space="preserve"> </w:t>
-            </w:r>
-            <w:proofErr w:type="spellStart"/>
-            <w:r>
-              <w:rPr>
-                <w:lang w:eastAsia="fr-FR"/>
-              </w:rPr>
-              <w:t>ligerica</w:t>
-            </w:r>
-            <w:proofErr w:type="spellEnd"/>
+              <w:t>Boccardiella ligerica</w:t>
+            </w:r>
           </w:p>
         </w:tc>
         <w:tc>
@@ -32928,14 +29024,12 @@
                 <w:lang w:eastAsia="fr-FR"/>
               </w:rPr>
             </w:pPr>
-            <w:proofErr w:type="gramStart"/>
             <w:r>
               <w:rPr>
                 <w:lang w:eastAsia="fr-FR"/>
               </w:rPr>
               <w:t>intertidal</w:t>
             </w:r>
-            <w:proofErr w:type="gramEnd"/>
           </w:p>
         </w:tc>
         <w:tc>
@@ -32952,14 +29046,12 @@
                 <w:lang w:eastAsia="fr-FR"/>
               </w:rPr>
             </w:pPr>
-            <w:proofErr w:type="spellStart"/>
             <w:r>
               <w:rPr>
                 <w:lang w:eastAsia="fr-FR"/>
               </w:rPr>
               <w:t>Mollusca</w:t>
             </w:r>
-            <w:proofErr w:type="spellEnd"/>
           </w:p>
         </w:tc>
         <w:tc>
@@ -32976,14 +29068,12 @@
                 <w:lang w:eastAsia="fr-FR"/>
               </w:rPr>
             </w:pPr>
-            <w:proofErr w:type="spellStart"/>
             <w:r>
               <w:rPr>
                 <w:lang w:eastAsia="fr-FR"/>
               </w:rPr>
               <w:t>Bivalvia</w:t>
             </w:r>
-            <w:proofErr w:type="spellEnd"/>
           </w:p>
         </w:tc>
         <w:tc>
@@ -33000,14 +29090,12 @@
                 <w:lang w:eastAsia="fr-FR"/>
               </w:rPr>
             </w:pPr>
-            <w:proofErr w:type="spellStart"/>
             <w:r>
               <w:rPr>
                 <w:lang w:eastAsia="fr-FR"/>
               </w:rPr>
               <w:t>Autobranchia</w:t>
             </w:r>
-            <w:proofErr w:type="spellEnd"/>
           </w:p>
         </w:tc>
         <w:tc>
@@ -33024,28 +29112,12 @@
                 <w:lang w:eastAsia="fr-FR"/>
               </w:rPr>
             </w:pPr>
-            <w:proofErr w:type="spellStart"/>
             <w:r>
               <w:rPr>
                 <w:lang w:eastAsia="fr-FR"/>
               </w:rPr>
-              <w:t>Cerastoderma</w:t>
-            </w:r>
-            <w:proofErr w:type="spellEnd"/>
-            <w:r>
-              <w:rPr>
-                <w:lang w:eastAsia="fr-FR"/>
-              </w:rPr>
-              <w:t xml:space="preserve"> </w:t>
-            </w:r>
-            <w:proofErr w:type="spellStart"/>
-            <w:r>
-              <w:rPr>
-                <w:lang w:eastAsia="fr-FR"/>
-              </w:rPr>
-              <w:t>edule</w:t>
-            </w:r>
-            <w:proofErr w:type="spellEnd"/>
+              <w:t>Cerastoderma edule</w:t>
+            </w:r>
           </w:p>
         </w:tc>
         <w:tc>
@@ -33111,14 +29183,12 @@
                 <w:lang w:eastAsia="fr-FR"/>
               </w:rPr>
             </w:pPr>
-            <w:proofErr w:type="gramStart"/>
             <w:r>
               <w:rPr>
                 <w:lang w:eastAsia="fr-FR"/>
               </w:rPr>
               <w:t>intertidal</w:t>
             </w:r>
-            <w:proofErr w:type="gramEnd"/>
           </w:p>
         </w:tc>
         <w:tc>
@@ -33135,14 +29205,12 @@
                 <w:lang w:eastAsia="fr-FR"/>
               </w:rPr>
             </w:pPr>
-            <w:proofErr w:type="spellStart"/>
             <w:r>
               <w:rPr>
                 <w:lang w:eastAsia="fr-FR"/>
               </w:rPr>
               <w:t>Mollusca</w:t>
             </w:r>
-            <w:proofErr w:type="spellEnd"/>
           </w:p>
         </w:tc>
         <w:tc>
@@ -33159,14 +29227,12 @@
                 <w:lang w:eastAsia="fr-FR"/>
               </w:rPr>
             </w:pPr>
-            <w:proofErr w:type="spellStart"/>
             <w:r>
               <w:rPr>
                 <w:lang w:eastAsia="fr-FR"/>
               </w:rPr>
               <w:t>Bivalvia</w:t>
             </w:r>
-            <w:proofErr w:type="spellEnd"/>
           </w:p>
         </w:tc>
         <w:tc>
@@ -33183,14 +29249,12 @@
                 <w:lang w:eastAsia="fr-FR"/>
               </w:rPr>
             </w:pPr>
-            <w:proofErr w:type="spellStart"/>
             <w:r>
               <w:rPr>
                 <w:lang w:eastAsia="fr-FR"/>
               </w:rPr>
               <w:t>Autobranchia</w:t>
             </w:r>
-            <w:proofErr w:type="spellEnd"/>
           </w:p>
         </w:tc>
         <w:tc>
@@ -33207,28 +29271,12 @@
                 <w:lang w:eastAsia="fr-FR"/>
               </w:rPr>
             </w:pPr>
-            <w:proofErr w:type="spellStart"/>
             <w:r>
               <w:rPr>
                 <w:lang w:eastAsia="fr-FR"/>
               </w:rPr>
-              <w:t>Macoma</w:t>
-            </w:r>
-            <w:proofErr w:type="spellEnd"/>
-            <w:r>
-              <w:rPr>
-                <w:lang w:eastAsia="fr-FR"/>
-              </w:rPr>
-              <w:t xml:space="preserve"> </w:t>
-            </w:r>
-            <w:proofErr w:type="spellStart"/>
-            <w:r>
-              <w:rPr>
-                <w:lang w:eastAsia="fr-FR"/>
-              </w:rPr>
-              <w:t>balthica</w:t>
-            </w:r>
-            <w:proofErr w:type="spellEnd"/>
+              <w:t>Macoma balthica</w:t>
+            </w:r>
           </w:p>
         </w:tc>
         <w:tc>
@@ -33295,16 +29343,12 @@
                 <w:lang w:eastAsia="fr-FR"/>
               </w:rPr>
             </w:pPr>
-            <w:proofErr w:type="spellStart"/>
-            <w:proofErr w:type="gramStart"/>
             <w:r>
               <w:rPr>
                 <w:lang w:eastAsia="fr-FR"/>
               </w:rPr>
               <w:t>subtidal</w:t>
             </w:r>
-            <w:proofErr w:type="spellEnd"/>
-            <w:proofErr w:type="gramEnd"/>
           </w:p>
         </w:tc>
         <w:tc>
@@ -33321,14 +29365,12 @@
                 <w:lang w:eastAsia="fr-FR"/>
               </w:rPr>
             </w:pPr>
-            <w:proofErr w:type="spellStart"/>
             <w:r>
               <w:rPr>
                 <w:lang w:eastAsia="fr-FR"/>
               </w:rPr>
               <w:t>Annelida</w:t>
             </w:r>
-            <w:proofErr w:type="spellEnd"/>
           </w:p>
         </w:tc>
         <w:tc>
@@ -33345,14 +29387,12 @@
                 <w:lang w:eastAsia="fr-FR"/>
               </w:rPr>
             </w:pPr>
-            <w:proofErr w:type="spellStart"/>
             <w:r>
               <w:rPr>
                 <w:lang w:eastAsia="fr-FR"/>
               </w:rPr>
               <w:t>Polychaeta</w:t>
             </w:r>
-            <w:proofErr w:type="spellEnd"/>
           </w:p>
         </w:tc>
         <w:tc>
@@ -33369,14 +29409,12 @@
                 <w:lang w:eastAsia="fr-FR"/>
               </w:rPr>
             </w:pPr>
-            <w:proofErr w:type="spellStart"/>
             <w:r>
               <w:rPr>
                 <w:lang w:eastAsia="fr-FR"/>
               </w:rPr>
               <w:t>Errantia</w:t>
             </w:r>
-            <w:proofErr w:type="spellEnd"/>
           </w:p>
         </w:tc>
         <w:tc>
@@ -33393,14 +29431,12 @@
                 <w:lang w:eastAsia="fr-FR"/>
               </w:rPr>
             </w:pPr>
-            <w:proofErr w:type="spellStart"/>
             <w:r>
               <w:rPr>
                 <w:lang w:eastAsia="fr-FR"/>
               </w:rPr>
               <w:t>Microphthalmus</w:t>
             </w:r>
-            <w:proofErr w:type="spellEnd"/>
           </w:p>
         </w:tc>
         <w:tc>
@@ -33466,16 +29502,12 @@
                 <w:lang w:eastAsia="fr-FR"/>
               </w:rPr>
             </w:pPr>
-            <w:proofErr w:type="spellStart"/>
-            <w:proofErr w:type="gramStart"/>
             <w:r>
               <w:rPr>
                 <w:lang w:eastAsia="fr-FR"/>
               </w:rPr>
               <w:t>subtidal</w:t>
             </w:r>
-            <w:proofErr w:type="spellEnd"/>
-            <w:proofErr w:type="gramEnd"/>
           </w:p>
         </w:tc>
         <w:tc>
@@ -33492,14 +29524,12 @@
                 <w:lang w:eastAsia="fr-FR"/>
               </w:rPr>
             </w:pPr>
-            <w:proofErr w:type="spellStart"/>
             <w:r>
               <w:rPr>
                 <w:lang w:eastAsia="fr-FR"/>
               </w:rPr>
               <w:t>Arthropoda</w:t>
             </w:r>
-            <w:proofErr w:type="spellEnd"/>
           </w:p>
         </w:tc>
         <w:tc>
@@ -33516,14 +29546,12 @@
                 <w:lang w:eastAsia="fr-FR"/>
               </w:rPr>
             </w:pPr>
-            <w:proofErr w:type="spellStart"/>
             <w:r>
               <w:rPr>
                 <w:lang w:eastAsia="fr-FR"/>
               </w:rPr>
               <w:t>Crustacea</w:t>
             </w:r>
-            <w:proofErr w:type="spellEnd"/>
           </w:p>
         </w:tc>
         <w:tc>
@@ -33540,14 +29568,12 @@
                 <w:lang w:eastAsia="fr-FR"/>
               </w:rPr>
             </w:pPr>
-            <w:proofErr w:type="spellStart"/>
             <w:r>
               <w:rPr>
                 <w:lang w:eastAsia="fr-FR"/>
               </w:rPr>
               <w:t>Multicrustacea</w:t>
             </w:r>
-            <w:proofErr w:type="spellEnd"/>
           </w:p>
         </w:tc>
         <w:tc>
@@ -33564,28 +29590,12 @@
                 <w:lang w:eastAsia="fr-FR"/>
               </w:rPr>
             </w:pPr>
-            <w:proofErr w:type="spellStart"/>
             <w:r>
               <w:rPr>
                 <w:lang w:eastAsia="fr-FR"/>
               </w:rPr>
-              <w:t>Haustorius</w:t>
-            </w:r>
-            <w:proofErr w:type="spellEnd"/>
-            <w:r>
-              <w:rPr>
-                <w:lang w:eastAsia="fr-FR"/>
-              </w:rPr>
-              <w:t xml:space="preserve"> </w:t>
-            </w:r>
-            <w:proofErr w:type="spellStart"/>
-            <w:r>
-              <w:rPr>
-                <w:lang w:eastAsia="fr-FR"/>
-              </w:rPr>
-              <w:t>arenarius</w:t>
-            </w:r>
-            <w:proofErr w:type="spellEnd"/>
+              <w:t>Haustorius arenarius</w:t>
+            </w:r>
           </w:p>
         </w:tc>
         <w:tc>
@@ -33652,16 +29662,12 @@
                 <w:lang w:eastAsia="fr-FR"/>
               </w:rPr>
             </w:pPr>
-            <w:proofErr w:type="spellStart"/>
-            <w:proofErr w:type="gramStart"/>
             <w:r>
               <w:rPr>
                 <w:lang w:eastAsia="fr-FR"/>
               </w:rPr>
               <w:t>subtidal</w:t>
             </w:r>
-            <w:proofErr w:type="spellEnd"/>
-            <w:proofErr w:type="gramEnd"/>
           </w:p>
         </w:tc>
         <w:tc>
@@ -33678,14 +29684,12 @@
                 <w:lang w:eastAsia="fr-FR"/>
               </w:rPr>
             </w:pPr>
-            <w:proofErr w:type="spellStart"/>
             <w:r>
               <w:rPr>
                 <w:lang w:eastAsia="fr-FR"/>
               </w:rPr>
               <w:t>Arthropoda</w:t>
             </w:r>
-            <w:proofErr w:type="spellEnd"/>
           </w:p>
         </w:tc>
         <w:tc>
@@ -33702,14 +29706,12 @@
                 <w:lang w:eastAsia="fr-FR"/>
               </w:rPr>
             </w:pPr>
-            <w:proofErr w:type="spellStart"/>
             <w:r>
               <w:rPr>
                 <w:lang w:eastAsia="fr-FR"/>
               </w:rPr>
               <w:t>Crustacea</w:t>
             </w:r>
-            <w:proofErr w:type="spellEnd"/>
           </w:p>
         </w:tc>
         <w:tc>
@@ -33726,14 +29728,12 @@
                 <w:lang w:eastAsia="fr-FR"/>
               </w:rPr>
             </w:pPr>
-            <w:proofErr w:type="spellStart"/>
             <w:r>
               <w:rPr>
                 <w:lang w:eastAsia="fr-FR"/>
               </w:rPr>
               <w:t>Multicrustacea</w:t>
             </w:r>
-            <w:proofErr w:type="spellEnd"/>
           </w:p>
         </w:tc>
         <w:tc>
@@ -33750,28 +29750,12 @@
                 <w:lang w:eastAsia="fr-FR"/>
               </w:rPr>
             </w:pPr>
-            <w:proofErr w:type="spellStart"/>
             <w:r>
               <w:rPr>
                 <w:lang w:eastAsia="fr-FR"/>
               </w:rPr>
-              <w:t>Bathyporeia</w:t>
-            </w:r>
-            <w:proofErr w:type="spellEnd"/>
-            <w:r>
-              <w:rPr>
-                <w:lang w:eastAsia="fr-FR"/>
-              </w:rPr>
-              <w:t xml:space="preserve"> </w:t>
-            </w:r>
-            <w:proofErr w:type="spellStart"/>
-            <w:r>
-              <w:rPr>
-                <w:lang w:eastAsia="fr-FR"/>
-              </w:rPr>
-              <w:t>pilosa</w:t>
-            </w:r>
-            <w:proofErr w:type="spellEnd"/>
+              <w:t>Bathyporeia pilosa</w:t>
+            </w:r>
           </w:p>
         </w:tc>
         <w:tc>

--- a/inst/report/Draft_Etat_conditions_nourriceries_estuariennes.docx
+++ b/inst/report/Draft_Etat_conditions_nourriceries_estuariennes.docx
@@ -82,20 +82,6 @@
           <w:lang w:val="en-US"/>
         </w:rPr>
         <w:lastRenderedPageBreak/>
-        <w:t>Introduction</w:t>
-      </w:r>
-    </w:p>
-    <w:p>
-      <w:pPr>
-        <w:pStyle w:val="Titre2"/>
-        <w:rPr>
-          <w:lang w:val="en-US"/>
-        </w:rPr>
-      </w:pPr>
-      <w:r>
-        <w:rPr>
-          <w:lang w:val="en-US"/>
-        </w:rPr>
         <w:t>Material and methods</w:t>
       </w:r>
     </w:p>
@@ -390,8 +376,37 @@
         <w:rPr>
           <w:lang w:val="en-US"/>
         </w:rPr>
-        <w:t xml:space="preserve">NQE (Norme de Qualité </w:t>
-      </w:r>
+        <w:t>NQE (</w:t>
+      </w:r>
+      <w:proofErr w:type="spellStart"/>
+      <w:r>
+        <w:rPr>
+          <w:lang w:val="en-US"/>
+        </w:rPr>
+        <w:t>Norme</w:t>
+      </w:r>
+      <w:proofErr w:type="spellEnd"/>
+      <w:r>
+        <w:rPr>
+          <w:lang w:val="en-US"/>
+        </w:rPr>
+        <w:t xml:space="preserve"> de </w:t>
+      </w:r>
+      <w:proofErr w:type="spellStart"/>
+      <w:r>
+        <w:rPr>
+          <w:lang w:val="en-US"/>
+        </w:rPr>
+        <w:t>Qualité</w:t>
+      </w:r>
+      <w:proofErr w:type="spellEnd"/>
+      <w:r>
+        <w:rPr>
+          <w:lang w:val="en-US"/>
+        </w:rPr>
+        <w:t xml:space="preserve"> </w:t>
+      </w:r>
+      <w:proofErr w:type="spellStart"/>
       <w:r>
         <w:rPr>
           <w:lang w:val="en-US"/>
@@ -402,7 +417,14 @@
         <w:rPr>
           <w:lang w:val="en-US"/>
         </w:rPr>
-        <w:t xml:space="preserve">nvironnementale: French equivalent of EQS), </w:t>
+        <w:t>nvironnementale</w:t>
+      </w:r>
+      <w:proofErr w:type="spellEnd"/>
+      <w:r>
+        <w:rPr>
+          <w:lang w:val="en-US"/>
+        </w:rPr>
+        <w:t xml:space="preserve">: French equivalent of EQS), </w:t>
       </w:r>
       <w:r>
         <w:rPr>
@@ -416,12 +438,28 @@
         </w:rPr>
         <w:t xml:space="preserve"> (</w:t>
       </w:r>
-      <w:r>
-        <w:rPr>
-          <w:lang w:val="en-US"/>
-        </w:rPr>
-        <w:t>Valeurs Guide Environnementales</w:t>
-      </w:r>
+      <w:proofErr w:type="spellStart"/>
+      <w:r>
+        <w:rPr>
+          <w:lang w:val="en-US"/>
+        </w:rPr>
+        <w:t>Valeurs</w:t>
+      </w:r>
+      <w:proofErr w:type="spellEnd"/>
+      <w:r>
+        <w:rPr>
+          <w:lang w:val="en-US"/>
+        </w:rPr>
+        <w:t xml:space="preserve"> Guide </w:t>
+      </w:r>
+      <w:proofErr w:type="spellStart"/>
+      <w:r>
+        <w:rPr>
+          <w:lang w:val="en-US"/>
+        </w:rPr>
+        <w:t>Environnementales</w:t>
+      </w:r>
+      <w:proofErr w:type="spellEnd"/>
       <w:r>
         <w:rPr>
           <w:lang w:val="en-US"/>
@@ -486,8 +524,16 @@
         <w:rPr>
           <w:lang w:val="en-US"/>
         </w:rPr>
-        <w:t>m: molluscs</w:t>
-      </w:r>
+        <w:t xml:space="preserve">m: </w:t>
+      </w:r>
+      <w:proofErr w:type="spellStart"/>
+      <w:r>
+        <w:rPr>
+          <w:lang w:val="en-US"/>
+        </w:rPr>
+        <w:t>molluscs</w:t>
+      </w:r>
+      <w:proofErr w:type="spellEnd"/>
       <w:r>
         <w:rPr>
           <w:lang w:val="en-US"/>
@@ -516,7 +562,21 @@
         <w:rPr>
           <w:lang w:val="en-US"/>
         </w:rPr>
-        <w:t xml:space="preserve">¤ long term evolution, last short term evolution, deviation from limit value (blue: [0-50%[, green: [50-100%[, </w:t>
+        <w:t>¤ long term evolution, last short term evolution, deviation from limit value (blue: [0-50</w:t>
+      </w:r>
+      <w:proofErr w:type="gramStart"/>
+      <w:r>
+        <w:rPr>
+          <w:lang w:val="en-US"/>
+        </w:rPr>
+        <w:t>%[</w:t>
+      </w:r>
+      <w:proofErr w:type="gramEnd"/>
+      <w:r>
+        <w:rPr>
+          <w:lang w:val="en-US"/>
+        </w:rPr>
+        <w:t xml:space="preserve">, green: [50-100%[, </w:t>
       </w:r>
       <w:r>
         <w:rPr>
@@ -1133,8 +1193,16 @@
               <w:rPr>
                 <w:lang w:val="en-US"/>
               </w:rPr>
-              <w:t>500 ng/g ww</w:t>
-            </w:r>
+              <w:t xml:space="preserve">500 ng/g </w:t>
+            </w:r>
+            <w:proofErr w:type="spellStart"/>
+            <w:r>
+              <w:rPr>
+                <w:lang w:val="en-US"/>
+              </w:rPr>
+              <w:t>ww</w:t>
+            </w:r>
+            <w:proofErr w:type="spellEnd"/>
           </w:p>
         </w:tc>
         <w:tc>
@@ -1212,8 +1280,13 @@
             <w:pPr>
               <w:pStyle w:val="Sansinterligne"/>
             </w:pPr>
-            <w:r>
-              <w:t xml:space="preserve">→  →  </w:t>
+            <w:proofErr w:type="gramStart"/>
+            <w:r>
+              <w:t>→  →</w:t>
+            </w:r>
+            <w:proofErr w:type="gramEnd"/>
+            <w:r>
+              <w:t xml:space="preserve">  </w:t>
             </w:r>
             <w:r>
               <w:t xml:space="preserve"> </w:t>
@@ -1238,8 +1311,13 @@
             <w:pPr>
               <w:pStyle w:val="Sansinterligne"/>
             </w:pPr>
-            <w:r>
-              <w:t xml:space="preserve">→  →  </w:t>
+            <w:proofErr w:type="gramStart"/>
+            <w:r>
+              <w:t>→  →</w:t>
+            </w:r>
+            <w:proofErr w:type="gramEnd"/>
+            <w:r>
+              <w:t xml:space="preserve">  </w:t>
             </w:r>
             <w:r>
               <w:t xml:space="preserve"> </w:t>
@@ -1264,8 +1342,13 @@
             <w:pPr>
               <w:pStyle w:val="Sansinterligne"/>
             </w:pPr>
-            <w:r>
-              <w:t xml:space="preserve">→  →  </w:t>
+            <w:proofErr w:type="gramStart"/>
+            <w:r>
+              <w:t>→  →</w:t>
+            </w:r>
+            <w:proofErr w:type="gramEnd"/>
+            <w:r>
+              <w:t xml:space="preserve">  </w:t>
             </w:r>
             <w:r>
               <w:t xml:space="preserve"> </w:t>
@@ -1382,8 +1465,16 @@
               <w:rPr>
                 <w:lang w:val="en-US"/>
               </w:rPr>
-              <w:t>1000 ng/g ww</w:t>
-            </w:r>
+              <w:t xml:space="preserve">1000 ng/g </w:t>
+            </w:r>
+            <w:proofErr w:type="spellStart"/>
+            <w:r>
+              <w:rPr>
+                <w:lang w:val="en-US"/>
+              </w:rPr>
+              <w:t>ww</w:t>
+            </w:r>
+            <w:proofErr w:type="spellEnd"/>
           </w:p>
         </w:tc>
         <w:tc>
@@ -1449,6 +1540,7 @@
             <w:pPr>
               <w:pStyle w:val="Sansinterligne"/>
             </w:pPr>
+            <w:proofErr w:type="gramStart"/>
             <w:r>
               <w:rPr>
                 <w:color w:val="70AD47" w:themeColor="accent6"/>
@@ -1456,7 +1548,11 @@
               <w:t>↓</w:t>
             </w:r>
             <w:r>
-              <w:t xml:space="preserve">  →  </w:t>
+              <w:t xml:space="preserve">  →</w:t>
+            </w:r>
+            <w:proofErr w:type="gramEnd"/>
+            <w:r>
+              <w:t xml:space="preserve">  </w:t>
             </w:r>
             <w:r>
               <w:t xml:space="preserve"> </w:t>
@@ -1478,6 +1574,7 @@
             <w:pPr>
               <w:pStyle w:val="Sansinterligne"/>
             </w:pPr>
+            <w:proofErr w:type="gramStart"/>
             <w:r>
               <w:rPr>
                 <w:color w:val="70AD47" w:themeColor="accent6"/>
@@ -1493,6 +1590,7 @@
               </w:rPr>
               <w:t>↓</w:t>
             </w:r>
+            <w:proofErr w:type="gramEnd"/>
             <w:r>
               <w:t xml:space="preserve">  </w:t>
             </w:r>
@@ -1516,6 +1614,7 @@
             <w:pPr>
               <w:pStyle w:val="Sansinterligne"/>
             </w:pPr>
+            <w:proofErr w:type="gramStart"/>
             <w:r>
               <w:rPr>
                 <w:color w:val="70AD47" w:themeColor="accent6"/>
@@ -1523,7 +1622,11 @@
               <w:t>↓</w:t>
             </w:r>
             <w:r>
-              <w:t xml:space="preserve">  →  </w:t>
+              <w:t xml:space="preserve">  →</w:t>
+            </w:r>
+            <w:proofErr w:type="gramEnd"/>
+            <w:r>
+              <w:t xml:space="preserve">  </w:t>
             </w:r>
             <w:r>
               <w:t xml:space="preserve"> </w:t>
@@ -1652,8 +1755,16 @@
               <w:rPr>
                 <w:lang w:val="en-US"/>
               </w:rPr>
-              <w:t>1500 ng/g ww</w:t>
-            </w:r>
+              <w:t xml:space="preserve">1500 ng/g </w:t>
+            </w:r>
+            <w:proofErr w:type="spellStart"/>
+            <w:r>
+              <w:rPr>
+                <w:lang w:val="en-US"/>
+              </w:rPr>
+              <w:t>ww</w:t>
+            </w:r>
+            <w:proofErr w:type="spellEnd"/>
           </w:p>
         </w:tc>
         <w:tc>
@@ -1719,8 +1830,13 @@
             <w:pPr>
               <w:pStyle w:val="Sansinterligne"/>
             </w:pPr>
-            <w:r>
-              <w:t xml:space="preserve">→  →  </w:t>
+            <w:proofErr w:type="gramStart"/>
+            <w:r>
+              <w:t>→  →</w:t>
+            </w:r>
+            <w:proofErr w:type="gramEnd"/>
+            <w:r>
+              <w:t xml:space="preserve">  </w:t>
             </w:r>
             <w:r>
               <w:t xml:space="preserve"> </w:t>
@@ -1742,6 +1858,7 @@
             <w:pPr>
               <w:pStyle w:val="Sansinterligne"/>
             </w:pPr>
+            <w:proofErr w:type="gramStart"/>
             <w:r>
               <w:rPr>
                 <w:color w:val="70AD47" w:themeColor="accent6"/>
@@ -1757,6 +1874,7 @@
               </w:rPr>
               <w:t>↓</w:t>
             </w:r>
+            <w:proofErr w:type="gramEnd"/>
             <w:r>
               <w:t xml:space="preserve">  </w:t>
             </w:r>
@@ -1780,8 +1898,13 @@
             <w:pPr>
               <w:pStyle w:val="Sansinterligne"/>
             </w:pPr>
-            <w:r>
-              <w:t xml:space="preserve">→  →  </w:t>
+            <w:proofErr w:type="gramStart"/>
+            <w:r>
+              <w:t>→  →</w:t>
+            </w:r>
+            <w:proofErr w:type="gramEnd"/>
+            <w:r>
+              <w:t xml:space="preserve">  </w:t>
             </w:r>
             <w:r>
               <w:t xml:space="preserve"> </w:t>
@@ -2076,31 +2199,41 @@
                 <w:lang w:val="en-US"/>
               </w:rPr>
             </w:pPr>
+            <w:proofErr w:type="spellStart"/>
             <w:r>
               <w:rPr>
                 <w:rStyle w:val="lev"/>
                 <w:b w:val="0"/>
                 <w:bCs w:val="0"/>
               </w:rPr>
-              <w:t>Organochlorin pesticides</w:t>
-            </w:r>
-          </w:p>
-        </w:tc>
-        <w:tc>
-          <w:tcPr>
-            <w:tcW w:w="1418" w:type="dxa"/>
-            <w:tcBorders>
-              <w:bottom w:val="single" w:sz="4" w:space="0" w:color="auto"/>
-            </w:tcBorders>
-            <w:vAlign w:val="center"/>
-          </w:tcPr>
-          <w:p>
-            <w:pPr>
-              <w:pStyle w:val="Sansinterligne"/>
+              <w:t>Organochlorin</w:t>
+            </w:r>
+            <w:proofErr w:type="spellEnd"/>
+            <w:r>
               <w:rPr>
                 <w:rStyle w:val="lev"/>
                 <w:b w:val="0"/>
                 <w:bCs w:val="0"/>
+              </w:rPr>
+              <w:t xml:space="preserve"> pesticides</w:t>
+            </w:r>
+          </w:p>
+        </w:tc>
+        <w:tc>
+          <w:tcPr>
+            <w:tcW w:w="1418" w:type="dxa"/>
+            <w:tcBorders>
+              <w:bottom w:val="single" w:sz="4" w:space="0" w:color="auto"/>
+            </w:tcBorders>
+            <w:vAlign w:val="center"/>
+          </w:tcPr>
+          <w:p>
+            <w:pPr>
+              <w:pStyle w:val="Sansinterligne"/>
+              <w:rPr>
+                <w:rStyle w:val="lev"/>
+                <w:b w:val="0"/>
+                <w:bCs w:val="0"/>
                 <w:lang w:val="en-US"/>
               </w:rPr>
             </w:pPr>
@@ -2191,8 +2324,21 @@
               </w:rPr>
             </w:pPr>
             <w:r>
-              <w:t>1282 ng/g ww</w:t>
-            </w:r>
+              <w:t xml:space="preserve">1282 </w:t>
+            </w:r>
+            <w:proofErr w:type="spellStart"/>
+            <w:r>
+              <w:t>ng</w:t>
+            </w:r>
+            <w:proofErr w:type="spellEnd"/>
+            <w:r>
+              <w:t xml:space="preserve">/g </w:t>
+            </w:r>
+            <w:proofErr w:type="spellStart"/>
+            <w:r>
+              <w:t>ww</w:t>
+            </w:r>
+            <w:proofErr w:type="spellEnd"/>
           </w:p>
         </w:tc>
         <w:tc>
@@ -2211,9 +2357,11 @@
                 <w:lang w:val="en-US"/>
               </w:rPr>
             </w:pPr>
+            <w:proofErr w:type="gramStart"/>
             <w:r>
               <w:t>b</w:t>
             </w:r>
+            <w:proofErr w:type="gramEnd"/>
           </w:p>
         </w:tc>
         <w:tc>
@@ -2286,6 +2434,7 @@
                 <w:lang w:val="en-US"/>
               </w:rPr>
             </w:pPr>
+            <w:proofErr w:type="gramStart"/>
             <w:r>
               <w:rPr>
                 <w:color w:val="70AD47" w:themeColor="accent6"/>
@@ -2293,7 +2442,11 @@
               <w:t>↓</w:t>
             </w:r>
             <w:r>
-              <w:t xml:space="preserve">  →  </w:t>
+              <w:t xml:space="preserve">  →</w:t>
+            </w:r>
+            <w:proofErr w:type="gramEnd"/>
+            <w:r>
+              <w:t xml:space="preserve">  </w:t>
             </w:r>
             <w:r>
               <w:t xml:space="preserve"> </w:t>
@@ -2322,6 +2475,7 @@
                 <w:lang w:val="en-US"/>
               </w:rPr>
             </w:pPr>
+            <w:proofErr w:type="gramStart"/>
             <w:r>
               <w:rPr>
                 <w:color w:val="70AD47" w:themeColor="accent6"/>
@@ -2329,7 +2483,11 @@
               <w:t>↓</w:t>
             </w:r>
             <w:r>
-              <w:t xml:space="preserve">  →  </w:t>
+              <w:t xml:space="preserve">  →</w:t>
+            </w:r>
+            <w:proofErr w:type="gramEnd"/>
+            <w:r>
+              <w:t xml:space="preserve">  </w:t>
             </w:r>
             <w:r>
               <w:t xml:space="preserve"> </w:t>
@@ -2358,12 +2516,14 @@
                 <w:lang w:val="en-US"/>
               </w:rPr>
             </w:pPr>
+            <w:proofErr w:type="gramStart"/>
             <w:r>
               <w:rPr>
                 <w:color w:val="70AD47" w:themeColor="accent6"/>
               </w:rPr>
               <w:t>↓  ↓</w:t>
             </w:r>
+            <w:proofErr w:type="gramEnd"/>
             <w:r>
               <w:t xml:space="preserve">  </w:t>
             </w:r>
@@ -2511,9 +2671,19 @@
               </w:rPr>
               <w:t xml:space="preserve">0.29 </w:t>
             </w:r>
-            <w:r>
-              <w:t>ng/g ww</w:t>
-            </w:r>
+            <w:proofErr w:type="spellStart"/>
+            <w:r>
+              <w:t>ng</w:t>
+            </w:r>
+            <w:proofErr w:type="spellEnd"/>
+            <w:r>
+              <w:t xml:space="preserve">/g </w:t>
+            </w:r>
+            <w:proofErr w:type="spellStart"/>
+            <w:r>
+              <w:t>ww</w:t>
+            </w:r>
+            <w:proofErr w:type="spellEnd"/>
           </w:p>
         </w:tc>
         <w:tc>
@@ -2532,9 +2702,11 @@
                 <w:lang w:val="en-US"/>
               </w:rPr>
             </w:pPr>
+            <w:proofErr w:type="gramStart"/>
             <w:r>
               <w:t>b</w:t>
             </w:r>
+            <w:proofErr w:type="gramEnd"/>
           </w:p>
         </w:tc>
         <w:tc>
@@ -2591,11 +2763,19 @@
                 <w:lang w:val="en-US"/>
               </w:rPr>
             </w:pPr>
+            <w:proofErr w:type="gramStart"/>
             <w:r>
               <w:rPr>
                 <w:color w:val="70AD47" w:themeColor="accent6"/>
               </w:rPr>
-              <w:t xml:space="preserve">↓  ↓   </w:t>
+              <w:t>↓  ↓</w:t>
+            </w:r>
+            <w:proofErr w:type="gramEnd"/>
+            <w:r>
+              <w:rPr>
+                <w:color w:val="70AD47" w:themeColor="accent6"/>
+              </w:rPr>
+              <w:t xml:space="preserve">   </w:t>
             </w:r>
             <w:r>
               <w:rPr>
@@ -2621,6 +2801,7 @@
                 <w:lang w:val="en-US"/>
               </w:rPr>
             </w:pPr>
+            <w:proofErr w:type="gramStart"/>
             <w:r>
               <w:rPr>
                 <w:color w:val="70AD47" w:themeColor="accent6"/>
@@ -2633,6 +2814,7 @@
             <w:r>
               <w:t>NA</w:t>
             </w:r>
+            <w:proofErr w:type="gramEnd"/>
             <w:r>
               <w:t xml:space="preserve">  </w:t>
             </w:r>
@@ -2663,6 +2845,7 @@
                 <w:lang w:val="en-US"/>
               </w:rPr>
             </w:pPr>
+            <w:proofErr w:type="gramStart"/>
             <w:r>
               <w:rPr>
                 <w:color w:val="70AD47" w:themeColor="accent6"/>
@@ -2678,6 +2861,7 @@
               </w:rPr>
               <w:t>↓</w:t>
             </w:r>
+            <w:proofErr w:type="gramEnd"/>
             <w:r>
               <w:t xml:space="preserve">  </w:t>
             </w:r>
@@ -2717,49 +2901,89 @@
                 <w:bCs w:val="0"/>
               </w:rPr>
             </w:pPr>
+            <w:proofErr w:type="spellStart"/>
             <w:r>
               <w:rPr>
                 <w:rStyle w:val="lev"/>
                 <w:b w:val="0"/>
                 <w:bCs w:val="0"/>
               </w:rPr>
-              <w:t>Polycyclic aromatic hydrocarbon</w:t>
-            </w:r>
+              <w:t>Polycyclic</w:t>
+            </w:r>
+            <w:proofErr w:type="spellEnd"/>
             <w:r>
               <w:rPr>
                 <w:rStyle w:val="lev"/>
                 <w:b w:val="0"/>
                 <w:bCs w:val="0"/>
               </w:rPr>
-              <w:t xml:space="preserve"> (PAH)</w:t>
-            </w:r>
-          </w:p>
-        </w:tc>
-        <w:tc>
-          <w:tcPr>
-            <w:tcW w:w="1418" w:type="dxa"/>
-            <w:tcBorders>
-              <w:top w:val="single" w:sz="12" w:space="0" w:color="auto"/>
-            </w:tcBorders>
-            <w:vAlign w:val="center"/>
-          </w:tcPr>
-          <w:p>
-            <w:pPr>
-              <w:pStyle w:val="Sansinterligne"/>
+              <w:t xml:space="preserve"> </w:t>
+            </w:r>
+            <w:proofErr w:type="spellStart"/>
+            <w:r>
               <w:rPr>
                 <w:rStyle w:val="lev"/>
                 <w:b w:val="0"/>
                 <w:bCs w:val="0"/>
               </w:rPr>
-            </w:pPr>
+              <w:t>aromatic</w:t>
+            </w:r>
+            <w:proofErr w:type="spellEnd"/>
             <w:r>
               <w:rPr>
                 <w:rStyle w:val="lev"/>
                 <w:b w:val="0"/>
                 <w:bCs w:val="0"/>
               </w:rPr>
+              <w:t xml:space="preserve"> </w:t>
+            </w:r>
+            <w:proofErr w:type="spellStart"/>
+            <w:r>
+              <w:rPr>
+                <w:rStyle w:val="lev"/>
+                <w:b w:val="0"/>
+                <w:bCs w:val="0"/>
+              </w:rPr>
+              <w:t>hydrocarbon</w:t>
+            </w:r>
+            <w:proofErr w:type="spellEnd"/>
+            <w:r>
+              <w:rPr>
+                <w:rStyle w:val="lev"/>
+                <w:b w:val="0"/>
+                <w:bCs w:val="0"/>
+              </w:rPr>
+              <w:t xml:space="preserve"> (PAH)</w:t>
+            </w:r>
+          </w:p>
+        </w:tc>
+        <w:tc>
+          <w:tcPr>
+            <w:tcW w:w="1418" w:type="dxa"/>
+            <w:tcBorders>
+              <w:top w:val="single" w:sz="12" w:space="0" w:color="auto"/>
+            </w:tcBorders>
+            <w:vAlign w:val="center"/>
+          </w:tcPr>
+          <w:p>
+            <w:pPr>
+              <w:pStyle w:val="Sansinterligne"/>
+              <w:rPr>
+                <w:rStyle w:val="lev"/>
+                <w:b w:val="0"/>
+                <w:bCs w:val="0"/>
+              </w:rPr>
+            </w:pPr>
+            <w:proofErr w:type="spellStart"/>
+            <w:r>
+              <w:rPr>
+                <w:rStyle w:val="lev"/>
+                <w:b w:val="0"/>
+                <w:bCs w:val="0"/>
+              </w:rPr>
               <w:t>Fluoranthene</w:t>
             </w:r>
+            <w:proofErr w:type="spellEnd"/>
           </w:p>
         </w:tc>
         <w:tc>
@@ -2776,8 +3000,21 @@
               <w:pStyle w:val="Sansinterligne"/>
             </w:pPr>
             <w:r>
-              <w:t>Combustion, oil spills</w:t>
-            </w:r>
+              <w:t xml:space="preserve">Combustion, </w:t>
+            </w:r>
+            <w:proofErr w:type="spellStart"/>
+            <w:r>
+              <w:t>oil</w:t>
+            </w:r>
+            <w:proofErr w:type="spellEnd"/>
+            <w:r>
+              <w:t xml:space="preserve"> </w:t>
+            </w:r>
+            <w:proofErr w:type="spellStart"/>
+            <w:r>
+              <w:t>spills</w:t>
+            </w:r>
+            <w:proofErr w:type="spellEnd"/>
           </w:p>
         </w:tc>
         <w:tc>
@@ -2816,8 +3053,21 @@
               <w:jc w:val="center"/>
             </w:pPr>
             <w:r>
-              <w:t>110 ng/g dw</w:t>
-            </w:r>
+              <w:t xml:space="preserve">110 </w:t>
+            </w:r>
+            <w:proofErr w:type="spellStart"/>
+            <w:r>
+              <w:t>ng</w:t>
+            </w:r>
+            <w:proofErr w:type="spellEnd"/>
+            <w:r>
+              <w:t xml:space="preserve">/g </w:t>
+            </w:r>
+            <w:proofErr w:type="spellStart"/>
+            <w:r>
+              <w:t>dw</w:t>
+            </w:r>
+            <w:proofErr w:type="spellEnd"/>
           </w:p>
         </w:tc>
         <w:tc>
@@ -2833,9 +3083,11 @@
               <w:pStyle w:val="Sansinterligne"/>
               <w:jc w:val="center"/>
             </w:pPr>
+            <w:proofErr w:type="gramStart"/>
             <w:r>
               <w:t>b</w:t>
             </w:r>
+            <w:proofErr w:type="gramEnd"/>
           </w:p>
         </w:tc>
         <w:tc>
@@ -2902,8 +3154,13 @@
               <w:pStyle w:val="Sansinterligne"/>
               <w:jc w:val="center"/>
             </w:pPr>
-            <w:r>
-              <w:t xml:space="preserve">→  →  </w:t>
+            <w:proofErr w:type="gramStart"/>
+            <w:r>
+              <w:t>→  →</w:t>
+            </w:r>
+            <w:proofErr w:type="gramEnd"/>
+            <w:r>
+              <w:t xml:space="preserve">  </w:t>
             </w:r>
             <w:r>
               <w:t xml:space="preserve"> </w:t>
@@ -2929,6 +3186,7 @@
               <w:pStyle w:val="Sansinterligne"/>
               <w:jc w:val="center"/>
             </w:pPr>
+            <w:proofErr w:type="gramStart"/>
             <w:r>
               <w:rPr>
                 <w:color w:val="70AD47" w:themeColor="accent6"/>
@@ -2936,7 +3194,11 @@
               <w:t xml:space="preserve">↓ </w:t>
             </w:r>
             <w:r>
-              <w:t xml:space="preserve"> →  </w:t>
+              <w:t xml:space="preserve"> →</w:t>
+            </w:r>
+            <w:proofErr w:type="gramEnd"/>
+            <w:r>
+              <w:t xml:space="preserve">  </w:t>
             </w:r>
             <w:r>
               <w:t xml:space="preserve"> </w:t>
@@ -2962,6 +3224,7 @@
               <w:pStyle w:val="Sansinterligne"/>
               <w:jc w:val="center"/>
             </w:pPr>
+            <w:proofErr w:type="gramStart"/>
             <w:r>
               <w:rPr>
                 <w:color w:val="70AD47" w:themeColor="accent6"/>
@@ -2969,7 +3232,11 @@
               <w:t xml:space="preserve">↓ </w:t>
             </w:r>
             <w:r>
-              <w:t xml:space="preserve"> →  </w:t>
+              <w:t xml:space="preserve"> →</w:t>
+            </w:r>
+            <w:proofErr w:type="gramEnd"/>
+            <w:r>
+              <w:t xml:space="preserve">  </w:t>
             </w:r>
             <w:r>
               <w:t xml:space="preserve"> </w:t>
@@ -3020,14 +3287,34 @@
                 <w:bCs w:val="0"/>
               </w:rPr>
             </w:pPr>
+            <w:proofErr w:type="spellStart"/>
             <w:r>
               <w:rPr>
                 <w:rStyle w:val="lev"/>
                 <w:b w:val="0"/>
                 <w:bCs w:val="0"/>
               </w:rPr>
-              <w:t>Benzo(a)pyrene</w:t>
-            </w:r>
+              <w:t>Benzo</w:t>
+            </w:r>
+            <w:proofErr w:type="spellEnd"/>
+            <w:r>
+              <w:rPr>
+                <w:rStyle w:val="lev"/>
+                <w:b w:val="0"/>
+                <w:bCs w:val="0"/>
+              </w:rPr>
+              <w:t>(a)</w:t>
+            </w:r>
+            <w:proofErr w:type="spellStart"/>
+            <w:r>
+              <w:rPr>
+                <w:rStyle w:val="lev"/>
+                <w:b w:val="0"/>
+                <w:bCs w:val="0"/>
+              </w:rPr>
+              <w:t>pyrene</w:t>
+            </w:r>
+            <w:proofErr w:type="spellEnd"/>
           </w:p>
         </w:tc>
         <w:tc>
@@ -3066,8 +3353,21 @@
               <w:jc w:val="center"/>
             </w:pPr>
             <w:r>
-              <w:t>600 ng/g dw</w:t>
-            </w:r>
+              <w:t xml:space="preserve">600 </w:t>
+            </w:r>
+            <w:proofErr w:type="spellStart"/>
+            <w:r>
+              <w:t>ng</w:t>
+            </w:r>
+            <w:proofErr w:type="spellEnd"/>
+            <w:r>
+              <w:t xml:space="preserve">/g </w:t>
+            </w:r>
+            <w:proofErr w:type="spellStart"/>
+            <w:r>
+              <w:t>dw</w:t>
+            </w:r>
+            <w:proofErr w:type="spellEnd"/>
           </w:p>
         </w:tc>
         <w:tc>
@@ -3080,9 +3380,11 @@
               <w:pStyle w:val="Sansinterligne"/>
               <w:jc w:val="center"/>
             </w:pPr>
+            <w:proofErr w:type="gramStart"/>
             <w:r>
               <w:t>b</w:t>
             </w:r>
+            <w:proofErr w:type="gramEnd"/>
           </w:p>
         </w:tc>
         <w:tc>
@@ -3147,6 +3449,7 @@
               <w:pStyle w:val="Sansinterligne"/>
               <w:jc w:val="center"/>
             </w:pPr>
+            <w:proofErr w:type="gramStart"/>
             <w:r>
               <w:t xml:space="preserve">→  </w:t>
             </w:r>
@@ -3156,6 +3459,7 @@
               </w:rPr>
               <w:t>↓</w:t>
             </w:r>
+            <w:proofErr w:type="gramEnd"/>
             <w:r>
               <w:t xml:space="preserve">  </w:t>
             </w:r>
@@ -3180,8 +3484,13 @@
               <w:pStyle w:val="Sansinterligne"/>
               <w:jc w:val="center"/>
             </w:pPr>
-            <w:r>
-              <w:t xml:space="preserve">→  →  </w:t>
+            <w:proofErr w:type="gramStart"/>
+            <w:r>
+              <w:t>→  →</w:t>
+            </w:r>
+            <w:proofErr w:type="gramEnd"/>
+            <w:r>
+              <w:t xml:space="preserve">  </w:t>
             </w:r>
             <w:r>
               <w:t xml:space="preserve"> </w:t>
@@ -3204,8 +3513,13 @@
               <w:pStyle w:val="Sansinterligne"/>
               <w:jc w:val="center"/>
             </w:pPr>
-            <w:r>
-              <w:t xml:space="preserve">→  →  </w:t>
+            <w:proofErr w:type="gramStart"/>
+            <w:r>
+              <w:t>→  →</w:t>
+            </w:r>
+            <w:proofErr w:type="gramEnd"/>
+            <w:r>
+              <w:t xml:space="preserve">  </w:t>
             </w:r>
             <w:r>
               <w:t xml:space="preserve"> </w:t>
@@ -3256,6 +3570,7 @@
                 <w:bCs w:val="0"/>
               </w:rPr>
             </w:pPr>
+            <w:proofErr w:type="spellStart"/>
             <w:r>
               <w:rPr>
                 <w:rStyle w:val="lev"/>
@@ -3264,6 +3579,7 @@
               </w:rPr>
               <w:t>Pyrene</w:t>
             </w:r>
+            <w:proofErr w:type="spellEnd"/>
           </w:p>
         </w:tc>
         <w:tc>
@@ -3302,8 +3618,21 @@
               <w:jc w:val="center"/>
             </w:pPr>
             <w:r>
-              <w:t>100 ng/g dw</w:t>
-            </w:r>
+              <w:t xml:space="preserve">100 </w:t>
+            </w:r>
+            <w:proofErr w:type="spellStart"/>
+            <w:r>
+              <w:t>ng</w:t>
+            </w:r>
+            <w:proofErr w:type="spellEnd"/>
+            <w:r>
+              <w:t xml:space="preserve">/g </w:t>
+            </w:r>
+            <w:proofErr w:type="spellStart"/>
+            <w:r>
+              <w:t>dw</w:t>
+            </w:r>
+            <w:proofErr w:type="spellEnd"/>
           </w:p>
         </w:tc>
         <w:tc>
@@ -3316,9 +3645,11 @@
               <w:pStyle w:val="Sansinterligne"/>
               <w:jc w:val="center"/>
             </w:pPr>
+            <w:proofErr w:type="gramStart"/>
             <w:r>
               <w:t>b</w:t>
             </w:r>
+            <w:proofErr w:type="gramEnd"/>
           </w:p>
         </w:tc>
         <w:tc>
@@ -3383,8 +3714,13 @@
               <w:pStyle w:val="Sansinterligne"/>
               <w:jc w:val="center"/>
             </w:pPr>
-            <w:r>
-              <w:t xml:space="preserve">→  →  </w:t>
+            <w:proofErr w:type="gramStart"/>
+            <w:r>
+              <w:t>→  →</w:t>
+            </w:r>
+            <w:proofErr w:type="gramEnd"/>
+            <w:r>
+              <w:t xml:space="preserve">  </w:t>
             </w:r>
             <w:r>
               <w:t xml:space="preserve"> </w:t>
@@ -3407,6 +3743,7 @@
               <w:pStyle w:val="Sansinterligne"/>
               <w:jc w:val="center"/>
             </w:pPr>
+            <w:proofErr w:type="gramStart"/>
             <w:r>
               <w:rPr>
                 <w:color w:val="70AD47" w:themeColor="accent6"/>
@@ -3414,7 +3751,11 @@
               <w:t xml:space="preserve">↓  </w:t>
             </w:r>
             <w:r>
-              <w:t xml:space="preserve">→  </w:t>
+              <w:t>→</w:t>
+            </w:r>
+            <w:proofErr w:type="gramEnd"/>
+            <w:r>
+              <w:t xml:space="preserve">  </w:t>
             </w:r>
             <w:r>
               <w:t xml:space="preserve"> </w:t>
@@ -3437,6 +3778,7 @@
               <w:pStyle w:val="Sansinterligne"/>
               <w:jc w:val="center"/>
             </w:pPr>
+            <w:proofErr w:type="gramStart"/>
             <w:r>
               <w:rPr>
                 <w:color w:val="70AD47" w:themeColor="accent6"/>
@@ -3444,7 +3786,11 @@
               <w:t xml:space="preserve">↓  </w:t>
             </w:r>
             <w:r>
-              <w:t xml:space="preserve">→  </w:t>
+              <w:t>→</w:t>
+            </w:r>
+            <w:proofErr w:type="gramEnd"/>
+            <w:r>
+              <w:t xml:space="preserve">  </w:t>
             </w:r>
             <w:r>
               <w:t xml:space="preserve"> </w:t>
@@ -3495,14 +3841,34 @@
                 <w:bCs w:val="0"/>
               </w:rPr>
             </w:pPr>
+            <w:proofErr w:type="spellStart"/>
             <w:r>
               <w:rPr>
                 <w:rStyle w:val="lev"/>
                 <w:b w:val="0"/>
                 <w:bCs w:val="0"/>
               </w:rPr>
-              <w:t>Benzo(a)anthracene</w:t>
-            </w:r>
+              <w:t>Benzo</w:t>
+            </w:r>
+            <w:proofErr w:type="spellEnd"/>
+            <w:r>
+              <w:rPr>
+                <w:rStyle w:val="lev"/>
+                <w:b w:val="0"/>
+                <w:bCs w:val="0"/>
+              </w:rPr>
+              <w:t>(a)</w:t>
+            </w:r>
+            <w:proofErr w:type="spellStart"/>
+            <w:r>
+              <w:rPr>
+                <w:rStyle w:val="lev"/>
+                <w:b w:val="0"/>
+                <w:bCs w:val="0"/>
+              </w:rPr>
+              <w:t>anthracene</w:t>
+            </w:r>
+            <w:proofErr w:type="spellEnd"/>
           </w:p>
         </w:tc>
         <w:tc>
@@ -3541,8 +3907,21 @@
               <w:jc w:val="center"/>
             </w:pPr>
             <w:r>
-              <w:t>80 ng/g dw</w:t>
-            </w:r>
+              <w:t xml:space="preserve">80 </w:t>
+            </w:r>
+            <w:proofErr w:type="spellStart"/>
+            <w:r>
+              <w:t>ng</w:t>
+            </w:r>
+            <w:proofErr w:type="spellEnd"/>
+            <w:r>
+              <w:t xml:space="preserve">/g </w:t>
+            </w:r>
+            <w:proofErr w:type="spellStart"/>
+            <w:r>
+              <w:t>dw</w:t>
+            </w:r>
+            <w:proofErr w:type="spellEnd"/>
           </w:p>
         </w:tc>
         <w:tc>
@@ -3555,9 +3934,11 @@
               <w:pStyle w:val="Sansinterligne"/>
               <w:jc w:val="center"/>
             </w:pPr>
+            <w:proofErr w:type="gramStart"/>
             <w:r>
               <w:t>b</w:t>
             </w:r>
+            <w:proofErr w:type="gramEnd"/>
           </w:p>
         </w:tc>
         <w:tc>
@@ -3622,8 +4003,13 @@
               <w:pStyle w:val="Sansinterligne"/>
               <w:jc w:val="center"/>
             </w:pPr>
-            <w:r>
-              <w:t xml:space="preserve">→  →  </w:t>
+            <w:proofErr w:type="gramStart"/>
+            <w:r>
+              <w:t>→  →</w:t>
+            </w:r>
+            <w:proofErr w:type="gramEnd"/>
+            <w:r>
+              <w:t xml:space="preserve">  </w:t>
             </w:r>
             <w:r>
               <w:t xml:space="preserve"> </w:t>
@@ -3646,8 +4032,13 @@
               <w:pStyle w:val="Sansinterligne"/>
               <w:jc w:val="center"/>
             </w:pPr>
-            <w:r>
-              <w:t xml:space="preserve">→  →  </w:t>
+            <w:proofErr w:type="gramStart"/>
+            <w:r>
+              <w:t>→  →</w:t>
+            </w:r>
+            <w:proofErr w:type="gramEnd"/>
+            <w:r>
+              <w:t xml:space="preserve">  </w:t>
             </w:r>
             <w:r>
               <w:t xml:space="preserve"> </w:t>
@@ -3670,8 +4061,13 @@
               <w:pStyle w:val="Sansinterligne"/>
               <w:jc w:val="center"/>
             </w:pPr>
-            <w:r>
-              <w:t xml:space="preserve">→  →  </w:t>
+            <w:proofErr w:type="gramStart"/>
+            <w:r>
+              <w:t>→  →</w:t>
+            </w:r>
+            <w:proofErr w:type="gramEnd"/>
+            <w:r>
+              <w:t xml:space="preserve">  </w:t>
             </w:r>
             <w:r>
               <w:t xml:space="preserve"> </w:t>
@@ -3730,7 +4126,38 @@
                 <w:bCs w:val="0"/>
                 <w:lang w:val="en-US"/>
               </w:rPr>
-              <w:t>Benzo(g,h,i)perylene</w:t>
+              <w:t>Benzo(</w:t>
+            </w:r>
+            <w:proofErr w:type="spellStart"/>
+            <w:proofErr w:type="gramStart"/>
+            <w:r>
+              <w:rPr>
+                <w:rStyle w:val="lev"/>
+                <w:b w:val="0"/>
+                <w:bCs w:val="0"/>
+                <w:lang w:val="en-US"/>
+              </w:rPr>
+              <w:t>g,h</w:t>
+            </w:r>
+            <w:proofErr w:type="gramEnd"/>
+            <w:r>
+              <w:rPr>
+                <w:rStyle w:val="lev"/>
+                <w:b w:val="0"/>
+                <w:bCs w:val="0"/>
+                <w:lang w:val="en-US"/>
+              </w:rPr>
+              <w:t>,i</w:t>
+            </w:r>
+            <w:proofErr w:type="spellEnd"/>
+            <w:r>
+              <w:rPr>
+                <w:rStyle w:val="lev"/>
+                <w:b w:val="0"/>
+                <w:bCs w:val="0"/>
+                <w:lang w:val="en-US"/>
+              </w:rPr>
+              <w:t>)perylene</w:t>
             </w:r>
           </w:p>
         </w:tc>
@@ -3779,8 +4206,16 @@
               <w:rPr>
                 <w:lang w:val="en-US"/>
               </w:rPr>
-              <w:t>110 ng/g dw</w:t>
-            </w:r>
+              <w:t xml:space="preserve">110 ng/g </w:t>
+            </w:r>
+            <w:proofErr w:type="spellStart"/>
+            <w:r>
+              <w:rPr>
+                <w:lang w:val="en-US"/>
+              </w:rPr>
+              <w:t>dw</w:t>
+            </w:r>
+            <w:proofErr w:type="spellEnd"/>
           </w:p>
         </w:tc>
         <w:tc>
@@ -3793,9 +4228,11 @@
               <w:pStyle w:val="Sansinterligne"/>
               <w:jc w:val="center"/>
             </w:pPr>
+            <w:proofErr w:type="gramStart"/>
             <w:r>
               <w:t>b</w:t>
             </w:r>
+            <w:proofErr w:type="gramEnd"/>
           </w:p>
         </w:tc>
         <w:tc>
@@ -3863,6 +4300,7 @@
               <w:pStyle w:val="Sansinterligne"/>
               <w:jc w:val="center"/>
             </w:pPr>
+            <w:proofErr w:type="gramStart"/>
             <w:r>
               <w:t xml:space="preserve">→  </w:t>
             </w:r>
@@ -3872,6 +4310,7 @@
               </w:rPr>
               <w:t>↑</w:t>
             </w:r>
+            <w:proofErr w:type="gramEnd"/>
             <w:r>
               <w:t xml:space="preserve">  </w:t>
             </w:r>
@@ -3896,6 +4335,7 @@
               <w:pStyle w:val="Sansinterligne"/>
               <w:jc w:val="center"/>
             </w:pPr>
+            <w:proofErr w:type="gramStart"/>
             <w:r>
               <w:rPr>
                 <w:color w:val="70AD47" w:themeColor="accent6"/>
@@ -3903,7 +4343,11 @@
               <w:t xml:space="preserve">↓  </w:t>
             </w:r>
             <w:r>
-              <w:t xml:space="preserve">→  </w:t>
+              <w:t>→</w:t>
+            </w:r>
+            <w:proofErr w:type="gramEnd"/>
+            <w:r>
+              <w:t xml:space="preserve">  </w:t>
             </w:r>
             <w:r>
               <w:t xml:space="preserve"> </w:t>
@@ -3926,8 +4370,13 @@
               <w:pStyle w:val="Sansinterligne"/>
               <w:jc w:val="center"/>
             </w:pPr>
-            <w:r>
-              <w:t xml:space="preserve">→  →  </w:t>
+            <w:proofErr w:type="gramStart"/>
+            <w:r>
+              <w:t>→  →</w:t>
+            </w:r>
+            <w:proofErr w:type="gramEnd"/>
+            <w:r>
+              <w:t xml:space="preserve">  </w:t>
             </w:r>
             <w:r>
               <w:t xml:space="preserve"> </w:t>
@@ -3978,6 +4427,7 @@
                 <w:bCs w:val="0"/>
               </w:rPr>
             </w:pPr>
+            <w:proofErr w:type="spellStart"/>
             <w:r>
               <w:rPr>
                 <w:rStyle w:val="lev"/>
@@ -3986,6 +4436,7 @@
               </w:rPr>
               <w:t>Anthracene</w:t>
             </w:r>
+            <w:proofErr w:type="spellEnd"/>
           </w:p>
         </w:tc>
         <w:tc>
@@ -4024,8 +4475,21 @@
               <w:jc w:val="center"/>
             </w:pPr>
             <w:r>
-              <w:t>290 ng/g dw</w:t>
-            </w:r>
+              <w:t xml:space="preserve">290 </w:t>
+            </w:r>
+            <w:proofErr w:type="spellStart"/>
+            <w:r>
+              <w:t>ng</w:t>
+            </w:r>
+            <w:proofErr w:type="spellEnd"/>
+            <w:r>
+              <w:t xml:space="preserve">/g </w:t>
+            </w:r>
+            <w:proofErr w:type="spellStart"/>
+            <w:r>
+              <w:t>dw</w:t>
+            </w:r>
+            <w:proofErr w:type="spellEnd"/>
           </w:p>
         </w:tc>
         <w:tc>
@@ -4038,9 +4502,11 @@
               <w:pStyle w:val="Sansinterligne"/>
               <w:jc w:val="center"/>
             </w:pPr>
+            <w:proofErr w:type="gramStart"/>
             <w:r>
               <w:t>b</w:t>
             </w:r>
+            <w:proofErr w:type="gramEnd"/>
           </w:p>
         </w:tc>
         <w:tc>
@@ -4108,8 +4574,13 @@
               <w:pStyle w:val="Sansinterligne"/>
               <w:jc w:val="center"/>
             </w:pPr>
-            <w:r>
-              <w:t xml:space="preserve">→  →  </w:t>
+            <w:proofErr w:type="gramStart"/>
+            <w:r>
+              <w:t>→  →</w:t>
+            </w:r>
+            <w:proofErr w:type="gramEnd"/>
+            <w:r>
+              <w:t xml:space="preserve">  </w:t>
             </w:r>
             <w:r>
               <w:t xml:space="preserve"> </w:t>
@@ -4135,8 +4606,13 @@
                 <w:color w:val="70AD47" w:themeColor="accent6"/>
               </w:rPr>
             </w:pPr>
-            <w:r>
-              <w:t xml:space="preserve">→  →  </w:t>
+            <w:proofErr w:type="gramStart"/>
+            <w:r>
+              <w:t>→  →</w:t>
+            </w:r>
+            <w:proofErr w:type="gramEnd"/>
+            <w:r>
+              <w:t xml:space="preserve">  </w:t>
             </w:r>
             <w:r>
               <w:t xml:space="preserve"> </w:t>
@@ -4162,8 +4638,13 @@
                 <w:color w:val="70AD47" w:themeColor="accent6"/>
               </w:rPr>
             </w:pPr>
-            <w:r>
-              <w:t xml:space="preserve">→  →  </w:t>
+            <w:proofErr w:type="gramStart"/>
+            <w:r>
+              <w:t>→  →</w:t>
+            </w:r>
+            <w:proofErr w:type="gramEnd"/>
+            <w:r>
+              <w:t xml:space="preserve">  </w:t>
             </w:r>
             <w:r>
               <w:t xml:space="preserve"> </w:t>
@@ -4214,6 +4695,7 @@
                 <w:bCs w:val="0"/>
               </w:rPr>
             </w:pPr>
+            <w:proofErr w:type="spellStart"/>
             <w:r>
               <w:rPr>
                 <w:rStyle w:val="lev"/>
@@ -4222,6 +4704,7 @@
               </w:rPr>
               <w:t>Naphtalene</w:t>
             </w:r>
+            <w:proofErr w:type="spellEnd"/>
           </w:p>
         </w:tc>
         <w:tc>
@@ -4260,8 +4743,21 @@
               <w:jc w:val="center"/>
             </w:pPr>
             <w:r>
-              <w:t>340 ng/g dw</w:t>
-            </w:r>
+              <w:t xml:space="preserve">340 </w:t>
+            </w:r>
+            <w:proofErr w:type="spellStart"/>
+            <w:r>
+              <w:t>ng</w:t>
+            </w:r>
+            <w:proofErr w:type="spellEnd"/>
+            <w:r>
+              <w:t xml:space="preserve">/g </w:t>
+            </w:r>
+            <w:proofErr w:type="spellStart"/>
+            <w:r>
+              <w:t>dw</w:t>
+            </w:r>
+            <w:proofErr w:type="spellEnd"/>
           </w:p>
         </w:tc>
         <w:tc>
@@ -4274,9 +4770,11 @@
               <w:pStyle w:val="Sansinterligne"/>
               <w:jc w:val="center"/>
             </w:pPr>
+            <w:proofErr w:type="gramStart"/>
             <w:r>
               <w:t>b</w:t>
             </w:r>
+            <w:proofErr w:type="gramEnd"/>
           </w:p>
         </w:tc>
         <w:tc>
@@ -4344,8 +4842,13 @@
               <w:pStyle w:val="Sansinterligne"/>
               <w:jc w:val="center"/>
             </w:pPr>
-            <w:r>
-              <w:t xml:space="preserve">→  →  </w:t>
+            <w:proofErr w:type="gramStart"/>
+            <w:r>
+              <w:t>→  →</w:t>
+            </w:r>
+            <w:proofErr w:type="gramEnd"/>
+            <w:r>
+              <w:t xml:space="preserve">  </w:t>
             </w:r>
             <w:r>
               <w:t xml:space="preserve"> </w:t>
@@ -4371,6 +4874,7 @@
                 <w:color w:val="70AD47" w:themeColor="accent6"/>
               </w:rPr>
             </w:pPr>
+            <w:proofErr w:type="gramStart"/>
             <w:r>
               <w:t xml:space="preserve">→  </w:t>
             </w:r>
@@ -4380,6 +4884,7 @@
               </w:rPr>
               <w:t>↓</w:t>
             </w:r>
+            <w:proofErr w:type="gramEnd"/>
             <w:r>
               <w:t xml:space="preserve">  </w:t>
             </w:r>
@@ -4407,12 +4912,14 @@
                 <w:color w:val="70AD47" w:themeColor="accent6"/>
               </w:rPr>
             </w:pPr>
+            <w:proofErr w:type="gramStart"/>
             <w:r>
               <w:rPr>
                 <w:color w:val="70AD47" w:themeColor="accent6"/>
               </w:rPr>
               <w:t>↓  ↓</w:t>
             </w:r>
+            <w:proofErr w:type="gramEnd"/>
             <w:r>
               <w:t xml:space="preserve">  </w:t>
             </w:r>
@@ -4471,6 +4978,7 @@
                 <w:bCs w:val="0"/>
               </w:rPr>
             </w:pPr>
+            <w:proofErr w:type="spellStart"/>
             <w:r>
               <w:rPr>
                 <w:rStyle w:val="lev"/>
@@ -4479,6 +4987,7 @@
               </w:rPr>
               <w:t>Phenanthrene</w:t>
             </w:r>
+            <w:proofErr w:type="spellEnd"/>
           </w:p>
         </w:tc>
         <w:tc>
@@ -4526,8 +5035,21 @@
               <w:jc w:val="center"/>
             </w:pPr>
             <w:r>
-              <w:t>1 700 ng/g dw</w:t>
-            </w:r>
+              <w:t xml:space="preserve">1 700 </w:t>
+            </w:r>
+            <w:proofErr w:type="spellStart"/>
+            <w:r>
+              <w:t>ng</w:t>
+            </w:r>
+            <w:proofErr w:type="spellEnd"/>
+            <w:r>
+              <w:t xml:space="preserve">/g </w:t>
+            </w:r>
+            <w:proofErr w:type="spellStart"/>
+            <w:r>
+              <w:t>dw</w:t>
+            </w:r>
+            <w:proofErr w:type="spellEnd"/>
           </w:p>
         </w:tc>
         <w:tc>
@@ -4543,9 +5065,11 @@
               <w:pStyle w:val="Sansinterligne"/>
               <w:jc w:val="center"/>
             </w:pPr>
+            <w:proofErr w:type="gramStart"/>
             <w:r>
               <w:t>b</w:t>
             </w:r>
+            <w:proofErr w:type="gramEnd"/>
           </w:p>
         </w:tc>
         <w:tc>
@@ -4645,6 +5169,7 @@
                 <w:color w:val="70AD47" w:themeColor="accent6"/>
               </w:rPr>
             </w:pPr>
+            <w:proofErr w:type="gramStart"/>
             <w:r>
               <w:rPr>
                 <w:color w:val="70AD47" w:themeColor="accent6"/>
@@ -4652,7 +5177,11 @@
               <w:t>↓</w:t>
             </w:r>
             <w:r>
-              <w:t xml:space="preserve">  →  </w:t>
+              <w:t xml:space="preserve">  →</w:t>
+            </w:r>
+            <w:proofErr w:type="gramEnd"/>
+            <w:r>
+              <w:t xml:space="preserve">  </w:t>
             </w:r>
             <w:r>
               <w:t xml:space="preserve"> </w:t>
@@ -4681,6 +5210,7 @@
                 <w:color w:val="70AD47" w:themeColor="accent6"/>
               </w:rPr>
             </w:pPr>
+            <w:proofErr w:type="gramStart"/>
             <w:r>
               <w:rPr>
                 <w:color w:val="70AD47" w:themeColor="accent6"/>
@@ -4688,7 +5218,11 @@
               <w:t>↓</w:t>
             </w:r>
             <w:r>
-              <w:t xml:space="preserve">  →  </w:t>
+              <w:t xml:space="preserve">  →</w:t>
+            </w:r>
+            <w:proofErr w:type="gramEnd"/>
+            <w:r>
+              <w:t xml:space="preserve">  </w:t>
             </w:r>
             <w:r>
               <w:t xml:space="preserve"> </w:t>
@@ -4742,7 +5276,14 @@
               <w:rPr>
                 <w:lang w:val="en-US"/>
               </w:rPr>
-              <w:t>(PCB</w:t>
+              <w:t>(</w:t>
+            </w:r>
+            <w:proofErr w:type="spellStart"/>
+            <w:r>
+              <w:rPr>
+                <w:lang w:val="en-US"/>
+              </w:rPr>
+              <w:t>PCB</w:t>
             </w:r>
             <w:r>
               <w:rPr>
@@ -4750,6 +5291,7 @@
               </w:rPr>
               <w:t>i</w:t>
             </w:r>
+            <w:proofErr w:type="spellEnd"/>
             <w:r>
               <w:rPr>
                 <w:lang w:val="en-US"/>
@@ -4803,9 +5345,27 @@
                 <w:lang w:val="en-US"/>
               </w:rPr>
             </w:pPr>
-            <w:r>
-              <w:t>Dielectric fluids, sealants</w:t>
-            </w:r>
+            <w:proofErr w:type="spellStart"/>
+            <w:r>
+              <w:t>Dielectric</w:t>
+            </w:r>
+            <w:proofErr w:type="spellEnd"/>
+            <w:r>
+              <w:t xml:space="preserve"> </w:t>
+            </w:r>
+            <w:proofErr w:type="spellStart"/>
+            <w:r>
+              <w:t>fluids</w:t>
+            </w:r>
+            <w:proofErr w:type="spellEnd"/>
+            <w:r>
+              <w:t xml:space="preserve">, </w:t>
+            </w:r>
+            <w:proofErr w:type="spellStart"/>
+            <w:r>
+              <w:t>sealants</w:t>
+            </w:r>
+            <w:proofErr w:type="spellEnd"/>
           </w:p>
         </w:tc>
         <w:tc>
@@ -4871,8 +5431,19 @@
                 <w:bCs w:val="0"/>
                 <w:lang w:val="en-US"/>
               </w:rPr>
-              <w:t>/g lw</w:t>
-            </w:r>
+              <w:t xml:space="preserve">/g </w:t>
+            </w:r>
+            <w:proofErr w:type="spellStart"/>
+            <w:r>
+              <w:rPr>
+                <w:rStyle w:val="lev"/>
+                <w:b w:val="0"/>
+                <w:bCs w:val="0"/>
+                <w:lang w:val="en-US"/>
+              </w:rPr>
+              <w:t>lw</w:t>
+            </w:r>
+            <w:proofErr w:type="spellEnd"/>
           </w:p>
         </w:tc>
         <w:tc>
@@ -4992,6 +5563,7 @@
                 <w:lang w:val="en-US"/>
               </w:rPr>
             </w:pPr>
+            <w:proofErr w:type="gramStart"/>
             <w:r>
               <w:rPr>
                 <w:color w:val="70AD47" w:themeColor="accent6"/>
@@ -4999,7 +5571,11 @@
               <w:t xml:space="preserve">↓  </w:t>
             </w:r>
             <w:r>
-              <w:t xml:space="preserve">→   </w:t>
+              <w:t>→</w:t>
+            </w:r>
+            <w:proofErr w:type="gramEnd"/>
+            <w:r>
+              <w:t xml:space="preserve">   </w:t>
             </w:r>
             <w:r>
               <w:rPr>
@@ -5025,6 +5601,7 @@
                 <w:lang w:val="en-US"/>
               </w:rPr>
             </w:pPr>
+            <w:proofErr w:type="gramStart"/>
             <w:r>
               <w:rPr>
                 <w:color w:val="70AD47" w:themeColor="accent6"/>
@@ -5032,7 +5609,11 @@
               <w:t xml:space="preserve">↓  </w:t>
             </w:r>
             <w:r>
-              <w:t xml:space="preserve">→   </w:t>
+              <w:t>→</w:t>
+            </w:r>
+            <w:proofErr w:type="gramEnd"/>
+            <w:r>
+              <w:t xml:space="preserve">   </w:t>
             </w:r>
             <w:r>
               <w:rPr>
@@ -5147,8 +5728,19 @@
                 <w:bCs w:val="0"/>
                 <w:lang w:val="en-US"/>
               </w:rPr>
-              <w:t>108 ng/g lw</w:t>
-            </w:r>
+              <w:t xml:space="preserve">108 ng/g </w:t>
+            </w:r>
+            <w:proofErr w:type="spellStart"/>
+            <w:r>
+              <w:rPr>
+                <w:rStyle w:val="lev"/>
+                <w:b w:val="0"/>
+                <w:bCs w:val="0"/>
+                <w:lang w:val="en-US"/>
+              </w:rPr>
+              <w:t>lw</w:t>
+            </w:r>
+            <w:proofErr w:type="spellEnd"/>
           </w:p>
         </w:tc>
         <w:tc>
@@ -5200,6 +5792,7 @@
                 <w:lang w:val="en-US"/>
               </w:rPr>
             </w:pPr>
+            <w:proofErr w:type="gramStart"/>
             <w:r>
               <w:rPr>
                 <w:color w:val="70AD47" w:themeColor="accent6"/>
@@ -5207,7 +5800,11 @@
               <w:t xml:space="preserve">↓  </w:t>
             </w:r>
             <w:r>
-              <w:t xml:space="preserve">→   </w:t>
+              <w:t>→</w:t>
+            </w:r>
+            <w:proofErr w:type="gramEnd"/>
+            <w:r>
+              <w:t xml:space="preserve">   </w:t>
             </w:r>
             <w:r>
               <w:rPr>
@@ -5230,6 +5827,7 @@
                 <w:lang w:val="en-US"/>
               </w:rPr>
             </w:pPr>
+            <w:proofErr w:type="gramStart"/>
             <w:r>
               <w:rPr>
                 <w:color w:val="70AD47" w:themeColor="accent6"/>
@@ -5237,7 +5835,11 @@
               <w:t xml:space="preserve">↓  </w:t>
             </w:r>
             <w:r>
-              <w:t xml:space="preserve">→  </w:t>
+              <w:t>→</w:t>
+            </w:r>
+            <w:proofErr w:type="gramEnd"/>
+            <w:r>
+              <w:t xml:space="preserve">  </w:t>
             </w:r>
             <w:r>
               <w:rPr>
@@ -5260,12 +5862,14 @@
                 <w:lang w:val="en-US"/>
               </w:rPr>
             </w:pPr>
+            <w:proofErr w:type="gramStart"/>
             <w:r>
               <w:rPr>
                 <w:color w:val="70AD47" w:themeColor="accent6"/>
               </w:rPr>
               <w:t>↓  ↓</w:t>
             </w:r>
+            <w:proofErr w:type="gramEnd"/>
             <w:r>
               <w:t xml:space="preserve">   </w:t>
             </w:r>
@@ -5382,8 +5986,19 @@
                 <w:bCs w:val="0"/>
                 <w:lang w:val="en-US"/>
               </w:rPr>
-              <w:t>121 ng/g lw</w:t>
-            </w:r>
+              <w:t xml:space="preserve">121 ng/g </w:t>
+            </w:r>
+            <w:proofErr w:type="spellStart"/>
+            <w:r>
+              <w:rPr>
+                <w:rStyle w:val="lev"/>
+                <w:b w:val="0"/>
+                <w:bCs w:val="0"/>
+                <w:lang w:val="en-US"/>
+              </w:rPr>
+              <w:t>lw</w:t>
+            </w:r>
+            <w:proofErr w:type="spellEnd"/>
           </w:p>
         </w:tc>
         <w:tc>
@@ -5435,8 +6050,13 @@
                 <w:lang w:val="en-US"/>
               </w:rPr>
             </w:pPr>
-            <w:r>
-              <w:t xml:space="preserve">→  →   </w:t>
+            <w:proofErr w:type="gramStart"/>
+            <w:r>
+              <w:t>→  →</w:t>
+            </w:r>
+            <w:proofErr w:type="gramEnd"/>
+            <w:r>
+              <w:t xml:space="preserve">   </w:t>
             </w:r>
             <w:r>
               <w:rPr>
@@ -5459,6 +6079,7 @@
                 <w:lang w:val="en-US"/>
               </w:rPr>
             </w:pPr>
+            <w:proofErr w:type="gramStart"/>
             <w:r>
               <w:rPr>
                 <w:color w:val="70AD47" w:themeColor="accent6"/>
@@ -5466,7 +6087,11 @@
               <w:t>↓</w:t>
             </w:r>
             <w:r>
-              <w:t xml:space="preserve">  →   </w:t>
+              <w:t xml:space="preserve">  →</w:t>
+            </w:r>
+            <w:proofErr w:type="gramEnd"/>
+            <w:r>
+              <w:t xml:space="preserve">   </w:t>
             </w:r>
             <w:r>
               <w:rPr>
@@ -5489,6 +6114,7 @@
                 <w:lang w:val="en-US"/>
               </w:rPr>
             </w:pPr>
+            <w:proofErr w:type="gramStart"/>
             <w:r>
               <w:rPr>
                 <w:color w:val="70AD47" w:themeColor="accent6"/>
@@ -5496,7 +6122,11 @@
               <w:t xml:space="preserve">↓  </w:t>
             </w:r>
             <w:r>
-              <w:t xml:space="preserve">→   </w:t>
+              <w:t>→</w:t>
+            </w:r>
+            <w:proofErr w:type="gramEnd"/>
+            <w:r>
+              <w:t xml:space="preserve">   </w:t>
             </w:r>
             <w:r>
               <w:rPr>
@@ -5611,8 +6241,19 @@
                 <w:bCs w:val="0"/>
                 <w:lang w:val="en-US"/>
               </w:rPr>
-              <w:t>25 ng/g lw</w:t>
-            </w:r>
+              <w:t xml:space="preserve">25 ng/g </w:t>
+            </w:r>
+            <w:proofErr w:type="spellStart"/>
+            <w:r>
+              <w:rPr>
+                <w:rStyle w:val="lev"/>
+                <w:b w:val="0"/>
+                <w:bCs w:val="0"/>
+                <w:lang w:val="en-US"/>
+              </w:rPr>
+              <w:t>lw</w:t>
+            </w:r>
+            <w:proofErr w:type="spellEnd"/>
           </w:p>
         </w:tc>
         <w:tc>
@@ -5664,8 +6305,13 @@
                 <w:lang w:val="en-US"/>
               </w:rPr>
             </w:pPr>
-            <w:r>
-              <w:t xml:space="preserve">→  →   </w:t>
+            <w:proofErr w:type="gramStart"/>
+            <w:r>
+              <w:t>→  →</w:t>
+            </w:r>
+            <w:proofErr w:type="gramEnd"/>
+            <w:r>
+              <w:t xml:space="preserve">   </w:t>
             </w:r>
             <w:r>
               <w:rPr>
@@ -5688,6 +6334,7 @@
                 <w:lang w:val="en-US"/>
               </w:rPr>
             </w:pPr>
+            <w:proofErr w:type="gramStart"/>
             <w:r>
               <w:rPr>
                 <w:color w:val="70AD47" w:themeColor="accent6"/>
@@ -5695,7 +6342,11 @@
               <w:t>↓</w:t>
             </w:r>
             <w:r>
-              <w:t xml:space="preserve">  →   </w:t>
+              <w:t xml:space="preserve">  →</w:t>
+            </w:r>
+            <w:proofErr w:type="gramEnd"/>
+            <w:r>
+              <w:t xml:space="preserve">   </w:t>
             </w:r>
             <w:r>
               <w:rPr>
@@ -5840,8 +6491,19 @@
                 <w:bCs w:val="0"/>
                 <w:lang w:val="en-US"/>
               </w:rPr>
-              <w:t>317 ng/g lw</w:t>
-            </w:r>
+              <w:t xml:space="preserve">317 ng/g </w:t>
+            </w:r>
+            <w:proofErr w:type="spellStart"/>
+            <w:r>
+              <w:rPr>
+                <w:rStyle w:val="lev"/>
+                <w:b w:val="0"/>
+                <w:bCs w:val="0"/>
+                <w:lang w:val="en-US"/>
+              </w:rPr>
+              <w:t>lw</w:t>
+            </w:r>
+            <w:proofErr w:type="spellEnd"/>
           </w:p>
         </w:tc>
         <w:tc>
@@ -5893,6 +6555,7 @@
                 <w:lang w:val="en-US"/>
               </w:rPr>
             </w:pPr>
+            <w:proofErr w:type="gramStart"/>
             <w:r>
               <w:rPr>
                 <w:color w:val="70AD47" w:themeColor="accent6"/>
@@ -5900,7 +6563,11 @@
               <w:t xml:space="preserve">↓  </w:t>
             </w:r>
             <w:r>
-              <w:t xml:space="preserve">→   </w:t>
+              <w:t>→</w:t>
+            </w:r>
+            <w:proofErr w:type="gramEnd"/>
+            <w:r>
+              <w:t xml:space="preserve">   </w:t>
             </w:r>
             <w:r>
               <w:rPr>
@@ -5923,6 +6590,7 @@
                 <w:lang w:val="en-US"/>
               </w:rPr>
             </w:pPr>
+            <w:proofErr w:type="gramStart"/>
             <w:r>
               <w:rPr>
                 <w:color w:val="70AD47" w:themeColor="accent6"/>
@@ -5930,7 +6598,11 @@
               <w:t xml:space="preserve">↓  </w:t>
             </w:r>
             <w:r>
-              <w:t xml:space="preserve">→   </w:t>
+              <w:t>→</w:t>
+            </w:r>
+            <w:proofErr w:type="gramEnd"/>
+            <w:r>
+              <w:t xml:space="preserve">   </w:t>
             </w:r>
             <w:r>
               <w:rPr>
@@ -5953,6 +6625,7 @@
                 <w:lang w:val="en-US"/>
               </w:rPr>
             </w:pPr>
+            <w:proofErr w:type="gramStart"/>
             <w:r>
               <w:rPr>
                 <w:color w:val="70AD47" w:themeColor="accent6"/>
@@ -5960,7 +6633,11 @@
               <w:t xml:space="preserve">↓  </w:t>
             </w:r>
             <w:r>
-              <w:t xml:space="preserve">→   </w:t>
+              <w:t>→</w:t>
+            </w:r>
+            <w:proofErr w:type="gramEnd"/>
+            <w:r>
+              <w:t xml:space="preserve">   </w:t>
             </w:r>
             <w:r>
               <w:rPr>
@@ -6075,8 +6752,19 @@
                 <w:bCs w:val="0"/>
                 <w:lang w:val="en-US"/>
               </w:rPr>
-              <w:t>1585 ng/g lw</w:t>
-            </w:r>
+              <w:t xml:space="preserve">1585 ng/g </w:t>
+            </w:r>
+            <w:proofErr w:type="spellStart"/>
+            <w:r>
+              <w:rPr>
+                <w:rStyle w:val="lev"/>
+                <w:b w:val="0"/>
+                <w:bCs w:val="0"/>
+                <w:lang w:val="en-US"/>
+              </w:rPr>
+              <w:t>lw</w:t>
+            </w:r>
+            <w:proofErr w:type="spellEnd"/>
           </w:p>
         </w:tc>
         <w:tc>
@@ -6128,8 +6816,13 @@
                 <w:lang w:val="en-US"/>
               </w:rPr>
             </w:pPr>
-            <w:r>
-              <w:t xml:space="preserve">→  →   </w:t>
+            <w:proofErr w:type="gramStart"/>
+            <w:r>
+              <w:t>→  →</w:t>
+            </w:r>
+            <w:proofErr w:type="gramEnd"/>
+            <w:r>
+              <w:t xml:space="preserve">   </w:t>
             </w:r>
             <w:r>
               <w:rPr>
@@ -6152,6 +6845,7 @@
                 <w:lang w:val="en-US"/>
               </w:rPr>
             </w:pPr>
+            <w:proofErr w:type="gramStart"/>
             <w:r>
               <w:rPr>
                 <w:color w:val="70AD47" w:themeColor="accent6"/>
@@ -6161,6 +6855,7 @@
             <w:r>
               <w:t>→</w:t>
             </w:r>
+            <w:proofErr w:type="gramEnd"/>
             <w:r>
               <w:rPr>
                 <w:color w:val="70AD47" w:themeColor="accent6"/>
@@ -6188,6 +6883,7 @@
                 <w:lang w:val="en-US"/>
               </w:rPr>
             </w:pPr>
+            <w:proofErr w:type="gramStart"/>
             <w:r>
               <w:rPr>
                 <w:color w:val="70AD47" w:themeColor="accent6"/>
@@ -6195,7 +6891,11 @@
               <w:t xml:space="preserve">↓  </w:t>
             </w:r>
             <w:r>
-              <w:t xml:space="preserve">→   </w:t>
+              <w:t>→</w:t>
+            </w:r>
+            <w:proofErr w:type="gramEnd"/>
+            <w:r>
+              <w:t xml:space="preserve">   </w:t>
             </w:r>
             <w:r>
               <w:rPr>
@@ -6325,8 +7025,19 @@
                 <w:bCs w:val="0"/>
                 <w:lang w:val="en-US"/>
               </w:rPr>
-              <w:t>469 ng/g lw</w:t>
-            </w:r>
+              <w:t xml:space="preserve">469 ng/g </w:t>
+            </w:r>
+            <w:proofErr w:type="spellStart"/>
+            <w:r>
+              <w:rPr>
+                <w:rStyle w:val="lev"/>
+                <w:b w:val="0"/>
+                <w:bCs w:val="0"/>
+                <w:lang w:val="en-US"/>
+              </w:rPr>
+              <w:t>lw</w:t>
+            </w:r>
+            <w:proofErr w:type="spellEnd"/>
           </w:p>
         </w:tc>
         <w:tc>
@@ -6383,6 +7094,7 @@
                 <w:lang w:val="en-US"/>
               </w:rPr>
             </w:pPr>
+            <w:proofErr w:type="gramStart"/>
             <w:r>
               <w:rPr>
                 <w:color w:val="70AD47" w:themeColor="accent6"/>
@@ -6392,6 +7104,7 @@
             <w:r>
               <w:t>→</w:t>
             </w:r>
+            <w:proofErr w:type="gramEnd"/>
             <w:r>
               <w:rPr>
                 <w:color w:val="70AD47" w:themeColor="accent6"/>
@@ -6422,6 +7135,7 @@
                 <w:lang w:val="en-US"/>
               </w:rPr>
             </w:pPr>
+            <w:proofErr w:type="gramStart"/>
             <w:r>
               <w:rPr>
                 <w:color w:val="70AD47" w:themeColor="accent6"/>
@@ -6429,7 +7143,11 @@
               <w:t xml:space="preserve">↓  </w:t>
             </w:r>
             <w:r>
-              <w:t xml:space="preserve">→   </w:t>
+              <w:t>→</w:t>
+            </w:r>
+            <w:proofErr w:type="gramEnd"/>
+            <w:r>
+              <w:t xml:space="preserve">   </w:t>
             </w:r>
             <w:r>
               <w:rPr>
@@ -6455,6 +7173,7 @@
                 <w:lang w:val="en-US"/>
               </w:rPr>
             </w:pPr>
+            <w:proofErr w:type="gramStart"/>
             <w:r>
               <w:rPr>
                 <w:color w:val="70AD47" w:themeColor="accent6"/>
@@ -6462,7 +7181,11 @@
               <w:t xml:space="preserve">↓ </w:t>
             </w:r>
             <w:r>
-              <w:t xml:space="preserve"> →   </w:t>
+              <w:t xml:space="preserve"> →</w:t>
+            </w:r>
+            <w:proofErr w:type="gramEnd"/>
+            <w:r>
+              <w:t xml:space="preserve">   </w:t>
             </w:r>
             <w:r>
               <w:rPr>
@@ -6813,6 +7536,7 @@
                 <w:color w:val="70AD47" w:themeColor="accent6"/>
               </w:rPr>
             </w:pPr>
+            <w:proofErr w:type="gramStart"/>
             <w:r>
               <w:rPr>
                 <w:color w:val="FF0000"/>
@@ -6828,6 +7552,7 @@
               </w:rPr>
               <w:t>🔵</w:t>
             </w:r>
+            <w:proofErr w:type="gramEnd"/>
           </w:p>
         </w:tc>
         <w:tc>
@@ -6846,6 +7571,7 @@
                 <w:color w:val="70AD47" w:themeColor="accent6"/>
               </w:rPr>
             </w:pPr>
+            <w:proofErr w:type="gramStart"/>
             <w:r>
               <w:t xml:space="preserve">→  </w:t>
             </w:r>
@@ -6855,6 +7581,7 @@
               </w:rPr>
               <w:t>🟠</w:t>
             </w:r>
+            <w:proofErr w:type="gramEnd"/>
           </w:p>
         </w:tc>
       </w:tr>
@@ -6882,9 +7609,14 @@
                 <w:lang w:val="en-US"/>
               </w:rPr>
             </w:pPr>
+            <w:proofErr w:type="spellStart"/>
             <w:r>
               <w:lastRenderedPageBreak/>
-              <w:t>Brominated flame retardant</w:t>
+              <w:t>Brominated</w:t>
+            </w:r>
+            <w:proofErr w:type="spellEnd"/>
+            <w:r>
+              <w:t xml:space="preserve"> flame retardant</w:t>
             </w:r>
           </w:p>
         </w:tc>
@@ -7018,8 +7750,16 @@
               <w:rPr>
                 <w:lang w:val="en-US"/>
               </w:rPr>
-              <w:t xml:space="preserve"> ng/g ww</w:t>
-            </w:r>
+              <w:t xml:space="preserve"> ng/g </w:t>
+            </w:r>
+            <w:proofErr w:type="spellStart"/>
+            <w:r>
+              <w:rPr>
+                <w:lang w:val="en-US"/>
+              </w:rPr>
+              <w:t>ww</w:t>
+            </w:r>
+            <w:proofErr w:type="spellEnd"/>
           </w:p>
         </w:tc>
         <w:tc>
@@ -7433,8 +8173,16 @@
               <w:rPr>
                 <w:lang w:val="en-US"/>
               </w:rPr>
-              <w:t>0.0085 ng/g ww</w:t>
-            </w:r>
+              <w:t xml:space="preserve">0.0085 ng/g </w:t>
+            </w:r>
+            <w:proofErr w:type="spellStart"/>
+            <w:r>
+              <w:rPr>
+                <w:lang w:val="en-US"/>
+              </w:rPr>
+              <w:t>ww</w:t>
+            </w:r>
+            <w:proofErr w:type="spellEnd"/>
           </w:p>
         </w:tc>
         <w:tc>
@@ -7627,8 +8375,13 @@
                 <w:bCs w:val="0"/>
               </w:rPr>
             </w:pPr>
-            <w:r>
-              <w:t>Perfluorinated compounds</w:t>
+            <w:proofErr w:type="spellStart"/>
+            <w:r>
+              <w:t>Perfluorinated</w:t>
+            </w:r>
+            <w:proofErr w:type="spellEnd"/>
+            <w:r>
+              <w:t xml:space="preserve"> compounds</w:t>
             </w:r>
           </w:p>
         </w:tc>
@@ -7648,11 +8401,19 @@
                 <w:lang w:val="en-US"/>
               </w:rPr>
             </w:pPr>
-            <w:r>
-              <w:rPr>
-                <w:lang w:val="en-US"/>
-              </w:rPr>
-              <w:t>Perfluorooctane sulfonate (PFOS)</w:t>
+            <w:proofErr w:type="spellStart"/>
+            <w:r>
+              <w:rPr>
+                <w:lang w:val="en-US"/>
+              </w:rPr>
+              <w:t>Perfluorooctane</w:t>
+            </w:r>
+            <w:proofErr w:type="spellEnd"/>
+            <w:r>
+              <w:rPr>
+                <w:lang w:val="en-US"/>
+              </w:rPr>
+              <w:t xml:space="preserve"> sulfonate (PFOS)</w:t>
             </w:r>
           </w:p>
         </w:tc>
@@ -7672,9 +8433,35 @@
                 <w:lang w:val="en-US"/>
               </w:rPr>
             </w:pPr>
-            <w:r>
-              <w:t>Stain repellents, firefighting foams</w:t>
-            </w:r>
+            <w:proofErr w:type="spellStart"/>
+            <w:r>
+              <w:t>Stain</w:t>
+            </w:r>
+            <w:proofErr w:type="spellEnd"/>
+            <w:r>
+              <w:t xml:space="preserve"> </w:t>
+            </w:r>
+            <w:proofErr w:type="spellStart"/>
+            <w:r>
+              <w:t>repellents</w:t>
+            </w:r>
+            <w:proofErr w:type="spellEnd"/>
+            <w:r>
+              <w:t xml:space="preserve">, </w:t>
+            </w:r>
+            <w:proofErr w:type="spellStart"/>
+            <w:r>
+              <w:t>firefighting</w:t>
+            </w:r>
+            <w:proofErr w:type="spellEnd"/>
+            <w:r>
+              <w:t xml:space="preserve"> </w:t>
+            </w:r>
+            <w:proofErr w:type="spellStart"/>
+            <w:r>
+              <w:t>foams</w:t>
+            </w:r>
+            <w:proofErr w:type="spellEnd"/>
           </w:p>
         </w:tc>
         <w:tc>
@@ -7723,8 +8510,16 @@
               <w:rPr>
                 <w:lang w:val="en-US"/>
               </w:rPr>
-              <w:t>9.1 ng/g ww</w:t>
-            </w:r>
+              <w:t xml:space="preserve">9.1 ng/g </w:t>
+            </w:r>
+            <w:proofErr w:type="spellStart"/>
+            <w:r>
+              <w:rPr>
+                <w:lang w:val="en-US"/>
+              </w:rPr>
+              <w:t>ww</w:t>
+            </w:r>
+            <w:proofErr w:type="spellEnd"/>
           </w:p>
         </w:tc>
         <w:tc>
@@ -7904,6 +8699,7 @@
             <w:pPr>
               <w:pStyle w:val="Sansinterligne"/>
             </w:pPr>
+            <w:proofErr w:type="spellStart"/>
             <w:r>
               <w:rPr>
                 <w:rStyle w:val="lev"/>
@@ -7928,6 +8724,7 @@
               </w:rPr>
               <w:t>stannic</w:t>
             </w:r>
+            <w:proofErr w:type="spellEnd"/>
             <w:r>
               <w:rPr>
                 <w:rStyle w:val="lev"/>
@@ -7953,8 +8750,13 @@
                 <w:lang w:val="en-US"/>
               </w:rPr>
             </w:pPr>
-            <w:r>
-              <w:t>Tributyltin cation</w:t>
+            <w:proofErr w:type="spellStart"/>
+            <w:r>
+              <w:t>Tributyltin</w:t>
+            </w:r>
+            <w:proofErr w:type="spellEnd"/>
+            <w:r>
+              <w:t xml:space="preserve"> cation</w:t>
             </w:r>
           </w:p>
         </w:tc>
@@ -7971,8 +8773,13 @@
               <w:pStyle w:val="Sansinterligne"/>
             </w:pPr>
             <w:r>
-              <w:t>Antifouling paints</w:t>
-            </w:r>
+              <w:t xml:space="preserve">Antifouling </w:t>
+            </w:r>
+            <w:proofErr w:type="spellStart"/>
+            <w:r>
+              <w:t>paints</w:t>
+            </w:r>
+            <w:proofErr w:type="spellEnd"/>
           </w:p>
         </w:tc>
         <w:tc>
@@ -8027,6 +8834,7 @@
               </w:rPr>
               <w:t xml:space="preserve">ng/g </w:t>
             </w:r>
+            <w:proofErr w:type="spellStart"/>
             <w:r>
               <w:rPr>
                 <w:color w:val="FF0000"/>
@@ -8034,6 +8842,7 @@
               </w:rPr>
               <w:t>dw</w:t>
             </w:r>
+            <w:proofErr w:type="spellEnd"/>
           </w:p>
         </w:tc>
         <w:tc>
@@ -8112,6 +8921,7 @@
               <w:pStyle w:val="Sansinterligne"/>
               <w:jc w:val="center"/>
             </w:pPr>
+            <w:proofErr w:type="gramStart"/>
             <w:r>
               <w:t>→</w:t>
             </w:r>
@@ -8124,6 +8934,7 @@
               </w:rPr>
               <w:t>🔵</w:t>
             </w:r>
+            <w:proofErr w:type="gramEnd"/>
           </w:p>
         </w:tc>
         <w:tc>
@@ -8139,6 +8950,7 @@
               <w:pStyle w:val="Sansinterligne"/>
               <w:jc w:val="center"/>
             </w:pPr>
+            <w:proofErr w:type="gramStart"/>
             <w:r>
               <w:t>→</w:t>
             </w:r>
@@ -8154,6 +8966,7 @@
               </w:rPr>
               <w:t>🟢</w:t>
             </w:r>
+            <w:proofErr w:type="gramEnd"/>
           </w:p>
         </w:tc>
         <w:tc>
@@ -8199,6 +9012,634 @@
       <w:pPr>
         <w:pStyle w:val="Titre3"/>
         <w:rPr>
+          <w:lang w:val="en-US"/>
+        </w:rPr>
+      </w:pPr>
+      <w:r>
+        <w:rPr>
+          <w:lang w:val="en-US"/>
+        </w:rPr>
+        <w:lastRenderedPageBreak/>
+        <w:t xml:space="preserve">Contamination of biota </w:t>
+      </w:r>
+      <w:r>
+        <w:rPr>
+          <w:lang w:val="en-US"/>
+        </w:rPr>
+        <w:t xml:space="preserve">and sea water </w:t>
+      </w:r>
+      <w:r>
+        <w:rPr>
+          <w:lang w:val="en-US"/>
+        </w:rPr>
+        <w:t xml:space="preserve">by </w:t>
+      </w:r>
+      <w:r>
+        <w:rPr>
+          <w:lang w:val="en-US"/>
+        </w:rPr>
+        <w:t>emerg</w:t>
+      </w:r>
+      <w:r>
+        <w:rPr>
+          <w:lang w:val="en-US"/>
+        </w:rPr>
+        <w:t>ing</w:t>
+      </w:r>
+      <w:r>
+        <w:rPr>
+          <w:lang w:val="en-US"/>
+        </w:rPr>
+        <w:t xml:space="preserve"> </w:t>
+      </w:r>
+      <w:r>
+        <w:rPr>
+          <w:lang w:val="en-US"/>
+        </w:rPr>
+        <w:t>biocides</w:t>
+      </w:r>
+    </w:p>
+    <w:p>
+      <w:pPr>
+        <w:rPr>
+          <w:lang w:val="en-US"/>
+        </w:rPr>
+      </w:pPr>
+      <w:r>
+        <w:rPr>
+          <w:lang w:val="en-US"/>
+        </w:rPr>
+        <w:t xml:space="preserve">As part of the revision of the national list of Specific Pollutants of Ecological Status (PSEE), aimed at identifying relevant substances for monitoring in coastal environments, </w:t>
+      </w:r>
+      <w:proofErr w:type="spellStart"/>
+      <w:r>
+        <w:rPr>
+          <w:lang w:val="en-US"/>
+        </w:rPr>
+        <w:t>Ifremer</w:t>
+      </w:r>
+      <w:proofErr w:type="spellEnd"/>
+      <w:r>
+        <w:rPr>
+          <w:lang w:val="en-US"/>
+        </w:rPr>
+        <w:t xml:space="preserve"> investigated 102 emerging organic substances (i.e., not currently regulated for the marine environment), including </w:t>
+      </w:r>
+      <w:r>
+        <w:rPr>
+          <w:lang w:val="en-US"/>
+        </w:rPr>
+        <w:t>different types of</w:t>
+      </w:r>
+      <w:r>
+        <w:rPr>
+          <w:lang w:val="en-US"/>
+        </w:rPr>
+        <w:t xml:space="preserve"> biocides</w:t>
+      </w:r>
+      <w:r>
+        <w:rPr>
+          <w:lang w:val="en-US"/>
+        </w:rPr>
+        <w:t xml:space="preserve"> </w:t>
+      </w:r>
+      <w:r>
+        <w:rPr>
+          <w:lang w:val="en-US"/>
+        </w:rPr>
+        <w:fldChar w:fldCharType="begin"/>
+      </w:r>
+      <w:r>
+        <w:rPr>
+          <w:lang w:val="en-US"/>
+        </w:rPr>
+        <w:instrText xml:space="preserve"> ADDIN ZOTERO_ITEM CSL_CITATION {"citationID":"APQfKCTY","properties":{"formattedCitation":"(Amouroux {\\i{}et al.}, 2025)","plainCitation":"(Amouroux et al., 2025)","noteIndex":0},"citationItems":[{"id":1207,"uris":["http://zotero.org/users/3305729/items/V6X6YRI4"],"itemData":{"id":1207,"type":"article-journal","abstract":"le projet emergent’sea a été conduit en france métropolitaine sur la période 2021‐2024, par ifremer, epoc et ofb. ce projet a permis l’acquisition de données de concentration sur des substances d’intérêt émergent (pesticides, pharmaceutiques, biocides, biocides antisalissures, plastifiants, composés métalliques) sur des points de suivi considérés comme exposés à des apports de contaminants issus des bassins versants, sur des matrices intégratrices : mollusques (34 points de suivi) et échantillonneurs passifs (pocis, dgt) (26 points de suivi). ce projet a ainsi permis une acquisition, sur l’ensemble du littoral français, de données aussi homogènes que possible : période d’acquisition, échantillonnage, analyses, traitement des données. l’objectif final était de pouvoir identifier les substances pertinentes pouvant être proposées in fine en tant que substances candidates psee (polluants spécifiques de l’etat ecologique) pour les eaux littorales dans le cadre de la dce. la priorisation des substances est réalisée en considérant l’occurrence des contaminations et une approche risque, elle s’appuie sur la méthodologie de priorisation du cep (comité expert priorisation), et utilise des pnec (concentration prédite sans effet) déterminées par ineris, ou issues du réseau norman. la priorisation concerne uniquement les substances organiques. parmi les 102 substances organiques recherchées, 77% des substances « quantifiables » sont quantifiées en eau marine (51 / 66 substances) et 65 % dans les mollusques (34/52 substances). ce projet permet ainsi de proposer une liste de substances priorisées sur eau marine et une liste de substances priorisées sur mollusques, substances pouvant être considérées comme pertinentes pour un suivi en eau littorale. cette démarche permet de démontrer à l’échelle nationale la complémentarité des suivis en eau marine via échantillonneurs passifs et dans les mollusques, elle met également en évidence un manque de pnec eau marine, pnec mollusques[...]","container-title":"Ref. Ifremer/RBE/CCEM‐ARC‐15.12.2024","language":"fr","page":"61","source":"archimer.ifremer.fr","title":"Emergent’Sea. Recherche des substances d’intérêt émergent en milieu marin","volume":"Contrat R&amp;D OFB 21‐453","author":[{"family":"Amouroux","given":"Isabelle"},{"family":"Gonzalez","given":"Jean-Louis"},{"family":"Grouhel","given":"Anne"},{"family":"Chavanon","given":"Fabienne"},{"family":"Augagneur","given":"Sylvie"},{"family":"Bruneau","given":"Audrey"},{"family":"Budzinski","given":"Hélène"},{"family":"Dagault","given":"Francoise"},{"family":"Duquesne","given":"Vincent"},{"family":"Gabellec","given":"Raoul"},{"family":"Le Bon","given":"Fabien"},{"family":"Lebrun","given":"Luc"},{"family":"Le Fur","given":"Ines"},{"family":"Le Gall","given":"Patrik"},{"family":"Gianaroli","given":"Camille"},{"family":"Lissardy","given":"Muriel"},{"family":"Maheux","given":"Frank"},{"family":"Munaron","given":"Dominique"},{"family":"Pierre Duplessix","given":"Olivier"},{"family":"Ravel","given":"Christophe"},{"family":"Retho","given":"Michael"},{"family":"Schmidt","given":"Anne"},{"family":"Simon","given":"Benjamin"},{"family":"Sireau","given":"Teddy"},{"family":"Staub","given":"Pierre-François"},{"family":"Tapie","given":"Nathalie"},{"family":"Thevand","given":"Adeline"}],"issued":{"date-parts":[["2025",4,17]]},"citation-key":"amourouxEmergentSeaRechercheSubstances2025"}}],"schema":"https://github.com/citation-style-language/schema/raw/master/csl-citation.json"} </w:instrText>
+      </w:r>
+      <w:r>
+        <w:rPr>
+          <w:lang w:val="en-US"/>
+        </w:rPr>
+        <w:fldChar w:fldCharType="separate"/>
+      </w:r>
+      <w:r>
+        <w:rPr>
+          <w:rFonts w:ascii="Calibri Light" w:hAnsi="Calibri Light" w:cs="Calibri Light"/>
+          <w:szCs w:val="24"/>
+          <w:lang w:val="en-US"/>
+        </w:rPr>
+        <w:t xml:space="preserve">(Amouroux </w:t>
+      </w:r>
+      <w:r>
+        <w:rPr>
+          <w:rFonts w:ascii="Calibri Light" w:hAnsi="Calibri Light" w:cs="Calibri Light"/>
+          <w:i/>
+          <w:iCs/>
+          <w:szCs w:val="24"/>
+          <w:lang w:val="en-US"/>
+        </w:rPr>
+        <w:t>et al.</w:t>
+      </w:r>
+      <w:r>
+        <w:rPr>
+          <w:rFonts w:ascii="Calibri Light" w:hAnsi="Calibri Light" w:cs="Calibri Light"/>
+          <w:szCs w:val="24"/>
+          <w:lang w:val="en-US"/>
+        </w:rPr>
+        <w:t>, 2025)</w:t>
+      </w:r>
+      <w:r>
+        <w:rPr>
+          <w:lang w:val="en-US"/>
+        </w:rPr>
+        <w:fldChar w:fldCharType="end"/>
+      </w:r>
+      <w:r>
+        <w:rPr>
+          <w:lang w:val="en-US"/>
+        </w:rPr>
+        <w:t>. These measurements were carried out in 2021 and 2022, alongside ROCCHMV sampling, using integrative matrices—namely, bivalves and passive samplers (POCIS)—to facilitate the detection of these substances.</w:t>
+      </w:r>
+      <w:r>
+        <w:rPr>
+          <w:lang w:val="en-US"/>
+        </w:rPr>
+        <w:t xml:space="preserve"> </w:t>
+      </w:r>
+      <w:r>
+        <w:rPr>
+          <w:lang w:val="en-US"/>
+        </w:rPr>
+        <w:t xml:space="preserve">The use of passive samplers is particularly suited for targeting organic compounds with low hydrophobicity, which are expected to exhibit limited bioconcentration and bioaccumulation in marine organisms. </w:t>
+      </w:r>
+      <w:r>
+        <w:rPr>
+          <w:lang w:val="en-US"/>
+        </w:rPr>
+        <w:t>In addition, the compounds studied are generally less persistent than those subject to regulation, making them more susceptible to seasonal variation.</w:t>
+      </w:r>
+    </w:p>
+    <w:p>
+      <w:pPr>
+        <w:rPr>
+          <w:lang w:val="en-US"/>
+        </w:rPr>
+      </w:pPr>
+      <w:r>
+        <w:rPr>
+          <w:lang w:val="en-US"/>
+        </w:rPr>
+        <w:t xml:space="preserve">Sampling sites and periods were selected to coincide with locations and times of known contaminant inputs (i.e., related to usage patterns). The emerging compounds selected for this study </w:t>
+      </w:r>
+      <w:r>
+        <w:rPr>
+          <w:lang w:val="en-US"/>
+        </w:rPr>
+        <w:t xml:space="preserve">(see </w:t>
+      </w:r>
+      <w:r>
+        <w:rPr>
+          <w:lang w:val="en-US"/>
+        </w:rPr>
+        <w:fldChar w:fldCharType="begin"/>
+      </w:r>
+      <w:r>
+        <w:rPr>
+          <w:lang w:val="en-US"/>
+        </w:rPr>
+        <w:instrText xml:space="preserve"> REF _Ref204761649 \h </w:instrText>
+      </w:r>
+      <w:r>
+        <w:rPr>
+          <w:lang w:val="en-US"/>
+        </w:rPr>
+      </w:r>
+      <w:r>
+        <w:rPr>
+          <w:lang w:val="en-US"/>
+        </w:rPr>
+        <w:fldChar w:fldCharType="separate"/>
+      </w:r>
+      <w:r>
+        <w:rPr>
+          <w:lang w:val="en-US"/>
+        </w:rPr>
+        <w:t xml:space="preserve">Table </w:t>
+      </w:r>
+      <w:r>
+        <w:rPr>
+          <w:noProof/>
+          <w:lang w:val="en-US"/>
+        </w:rPr>
+        <w:t>5</w:t>
+      </w:r>
+      <w:r>
+        <w:rPr>
+          <w:lang w:val="en-US"/>
+        </w:rPr>
+        <w:fldChar w:fldCharType="end"/>
+      </w:r>
+      <w:r>
+        <w:rPr>
+          <w:lang w:val="en-US"/>
+        </w:rPr>
+        <w:t xml:space="preserve">) </w:t>
+      </w:r>
+      <w:r>
+        <w:rPr>
+          <w:lang w:val="en-US"/>
+        </w:rPr>
+        <w:t xml:space="preserve">include those quantified </w:t>
+      </w:r>
+      <w:r>
+        <w:rPr>
+          <w:lang w:val="en-US"/>
+        </w:rPr>
+        <w:t xml:space="preserve">in at least </w:t>
+      </w:r>
+      <w:r>
+        <w:rPr>
+          <w:lang w:val="en-US"/>
+        </w:rPr>
+        <w:t>one</w:t>
+      </w:r>
+      <w:r>
+        <w:rPr>
+          <w:lang w:val="en-US"/>
+        </w:rPr>
+        <w:t xml:space="preserve"> </w:t>
+      </w:r>
+      <w:r>
+        <w:rPr>
+          <w:lang w:val="en-US"/>
+        </w:rPr>
+        <w:t xml:space="preserve">of the three </w:t>
+      </w:r>
+      <w:r>
+        <w:rPr>
+          <w:lang w:val="en-US"/>
+        </w:rPr>
+        <w:t>estuary</w:t>
+      </w:r>
+      <w:r>
+        <w:rPr>
+          <w:lang w:val="en-US"/>
+        </w:rPr>
+        <w:t xml:space="preserve"> </w:t>
+      </w:r>
+      <w:r>
+        <w:rPr>
+          <w:lang w:val="en-US"/>
+        </w:rPr>
+        <w:t xml:space="preserve">(Seine: </w:t>
+      </w:r>
+      <w:proofErr w:type="spellStart"/>
+      <w:r>
+        <w:rPr>
+          <w:lang w:val="en-US"/>
+        </w:rPr>
+        <w:t>Villerville</w:t>
+      </w:r>
+      <w:proofErr w:type="spellEnd"/>
+      <w:r>
+        <w:rPr>
+          <w:lang w:val="en-US"/>
+        </w:rPr>
+        <w:t xml:space="preserve"> site; Loire: </w:t>
+      </w:r>
+      <w:proofErr w:type="spellStart"/>
+      <w:r>
+        <w:rPr>
+          <w:lang w:val="en-US"/>
+        </w:rPr>
+        <w:t>Montoir</w:t>
+      </w:r>
+      <w:proofErr w:type="spellEnd"/>
+      <w:r>
+        <w:rPr>
+          <w:lang w:val="en-US"/>
+        </w:rPr>
+        <w:t xml:space="preserve">-Ponton site; Gironde: </w:t>
+      </w:r>
+      <w:proofErr w:type="spellStart"/>
+      <w:r>
+        <w:rPr>
+          <w:lang w:val="en-US"/>
+        </w:rPr>
+        <w:t>Pontaillac</w:t>
+      </w:r>
+      <w:proofErr w:type="spellEnd"/>
+      <w:r>
+        <w:rPr>
+          <w:lang w:val="en-US"/>
+        </w:rPr>
+        <w:t xml:space="preserve"> site)</w:t>
+      </w:r>
+      <w:r>
+        <w:rPr>
+          <w:lang w:val="en-US"/>
+        </w:rPr>
+        <w:t xml:space="preserve"> and quantified </w:t>
+      </w:r>
+      <w:r>
+        <w:rPr>
+          <w:lang w:val="en-US"/>
+        </w:rPr>
+        <w:t>in seawater (</w:t>
+      </w:r>
+      <w:r>
+        <w:rPr>
+          <w:lang w:val="en-US"/>
+        </w:rPr>
+        <w:t>2</w:t>
+      </w:r>
+      <w:r>
+        <w:rPr>
+          <w:lang w:val="en-US"/>
+        </w:rPr>
+        <w:t xml:space="preserve"> </w:t>
+      </w:r>
+      <w:r>
+        <w:rPr>
+          <w:lang w:val="en-US"/>
+        </w:rPr>
+        <w:t xml:space="preserve">herbicides) </w:t>
+      </w:r>
+      <w:r>
+        <w:rPr>
+          <w:lang w:val="en-US"/>
+        </w:rPr>
+        <w:t>or</w:t>
+      </w:r>
+      <w:r>
+        <w:rPr>
+          <w:lang w:val="en-US"/>
+        </w:rPr>
+        <w:t xml:space="preserve"> in bivalves (</w:t>
+      </w:r>
+      <w:r>
+        <w:rPr>
+          <w:lang w:val="en-US"/>
+        </w:rPr>
+        <w:t xml:space="preserve">7 </w:t>
+      </w:r>
+      <w:r>
+        <w:rPr>
+          <w:lang w:val="en-US"/>
+        </w:rPr>
+        <w:t>antifouling agents,</w:t>
+      </w:r>
+      <w:r>
+        <w:rPr>
+          <w:lang w:val="en-US"/>
+        </w:rPr>
+        <w:t xml:space="preserve"> </w:t>
+      </w:r>
+      <w:r>
+        <w:rPr>
+          <w:lang w:val="en-US"/>
+        </w:rPr>
+        <w:t xml:space="preserve">7 </w:t>
+      </w:r>
+      <w:r>
+        <w:rPr>
+          <w:lang w:val="en-US"/>
+        </w:rPr>
+        <w:t xml:space="preserve">fungicides, 1 insecticide and </w:t>
+      </w:r>
+      <w:r>
+        <w:rPr>
+          <w:lang w:val="en-US"/>
+        </w:rPr>
+        <w:t xml:space="preserve">14 </w:t>
+      </w:r>
+      <w:r>
+        <w:rPr>
+          <w:lang w:val="en-US"/>
+        </w:rPr>
+        <w:t>herbicid</w:t>
+      </w:r>
+      <w:r>
+        <w:rPr>
+          <w:lang w:val="en-US"/>
+        </w:rPr>
+        <w:t>e</w:t>
+      </w:r>
+      <w:r>
+        <w:rPr>
+          <w:lang w:val="en-US"/>
+        </w:rPr>
+        <w:t>s)</w:t>
+      </w:r>
+      <w:r>
+        <w:rPr>
+          <w:lang w:val="en-US"/>
+        </w:rPr>
+        <w:t xml:space="preserve">. </w:t>
+      </w:r>
+    </w:p>
+    <w:p>
+      <w:pPr>
+        <w:rPr>
+          <w:lang w:val="en-US"/>
+        </w:rPr>
+      </w:pPr>
+      <w:r>
+        <w:rPr>
+          <w:lang w:val="en-US"/>
+        </w:rPr>
+        <w:t xml:space="preserve">To </w:t>
+      </w:r>
+      <w:r>
+        <w:rPr>
+          <w:lang w:val="en-US"/>
+        </w:rPr>
+        <w:t>determine w</w:t>
+      </w:r>
+      <w:r>
+        <w:rPr>
+          <w:lang w:val="en-US"/>
+        </w:rPr>
+        <w:t>h</w:t>
+      </w:r>
+      <w:r>
+        <w:rPr>
+          <w:lang w:val="en-US"/>
+        </w:rPr>
+        <w:t xml:space="preserve">ether the </w:t>
+      </w:r>
+      <w:r>
+        <w:rPr>
+          <w:lang w:val="en-US"/>
+        </w:rPr>
+        <w:t xml:space="preserve">estuaries were more contaminated than </w:t>
+      </w:r>
+      <w:r>
+        <w:rPr>
+          <w:lang w:val="en-US"/>
+        </w:rPr>
+        <w:t xml:space="preserve">the </w:t>
+      </w:r>
+      <w:r>
+        <w:rPr>
+          <w:lang w:val="en-US"/>
+        </w:rPr>
+        <w:t>French coast</w:t>
+      </w:r>
+      <w:r>
+        <w:rPr>
+          <w:lang w:val="en-US"/>
+        </w:rPr>
+        <w:t>line overall,</w:t>
+      </w:r>
+      <w:r>
+        <w:rPr>
+          <w:lang w:val="en-US"/>
+        </w:rPr>
+        <w:t xml:space="preserve"> a</w:t>
+      </w:r>
+      <w:r>
+        <w:rPr>
+          <w:lang w:val="en-US"/>
+        </w:rPr>
+        <w:t xml:space="preserve">nnual mean concentrations were calculated at the national level </w:t>
+      </w:r>
+      <w:r>
+        <w:rPr>
+          <w:lang w:val="en-US"/>
+        </w:rPr>
+        <w:t>and compared with</w:t>
+      </w:r>
+      <w:r>
+        <w:rPr>
+          <w:lang w:val="en-US"/>
+        </w:rPr>
+        <w:t xml:space="preserve"> </w:t>
+      </w:r>
+      <w:r>
+        <w:rPr>
+          <w:lang w:val="en-US"/>
+        </w:rPr>
+        <w:t xml:space="preserve">the corresponding </w:t>
+      </w:r>
+      <w:r>
+        <w:rPr>
+          <w:lang w:val="en-US"/>
+        </w:rPr>
+        <w:t>yearly mean</w:t>
+      </w:r>
+      <w:r>
+        <w:rPr>
+          <w:lang w:val="en-US"/>
+        </w:rPr>
+        <w:t>s</w:t>
+      </w:r>
+      <w:r>
+        <w:rPr>
+          <w:lang w:val="en-US"/>
+        </w:rPr>
+        <w:t xml:space="preserve"> </w:t>
+      </w:r>
+      <w:r>
+        <w:rPr>
+          <w:lang w:val="en-US"/>
+        </w:rPr>
+        <w:t xml:space="preserve">observed </w:t>
+      </w:r>
+      <w:r>
+        <w:rPr>
+          <w:lang w:val="en-US"/>
+        </w:rPr>
+        <w:t>in</w:t>
+      </w:r>
+      <w:r>
+        <w:rPr>
+          <w:lang w:val="en-US"/>
+        </w:rPr>
+        <w:t xml:space="preserve"> each estuary.</w:t>
+      </w:r>
+      <w:r>
+        <w:rPr>
+          <w:lang w:val="en-US"/>
+        </w:rPr>
+        <w:t xml:space="preserve"> </w:t>
+      </w:r>
+      <w:r>
+        <w:rPr>
+          <w:lang w:val="en-US"/>
+        </w:rPr>
+        <w:t xml:space="preserve">To </w:t>
+      </w:r>
+      <w:r>
+        <w:rPr>
+          <w:lang w:val="en-US"/>
+        </w:rPr>
+        <w:t>assess the potential environmental risk associated with these contamination levels, o</w:t>
+      </w:r>
+      <w:r>
+        <w:rPr>
+          <w:lang w:val="en-US"/>
+        </w:rPr>
+        <w:t xml:space="preserve">bserved </w:t>
+      </w:r>
+      <w:r>
+        <w:rPr>
+          <w:lang w:val="en-US"/>
+        </w:rPr>
+        <w:t>concentrations</w:t>
+      </w:r>
+      <w:r>
+        <w:rPr>
+          <w:lang w:val="en-US"/>
+        </w:rPr>
+        <w:t xml:space="preserve"> were also compared to </w:t>
+      </w:r>
+      <w:r>
+        <w:rPr>
+          <w:lang w:val="en-US"/>
+        </w:rPr>
+        <w:t>Predicted No Effect Concentration</w:t>
+      </w:r>
+      <w:r>
+        <w:rPr>
+          <w:lang w:val="en-US"/>
+        </w:rPr>
+        <w:t xml:space="preserve"> (PNEC</w:t>
+      </w:r>
+      <w:r>
+        <w:rPr>
+          <w:lang w:val="en-US"/>
+        </w:rPr>
+        <w:t>)</w:t>
+      </w:r>
+      <w:r>
+        <w:rPr>
+          <w:lang w:val="en-US"/>
+        </w:rPr>
+        <w:t xml:space="preserve"> values</w:t>
+      </w:r>
+      <w:r>
+        <w:rPr>
+          <w:lang w:val="en-US"/>
+        </w:rPr>
+        <w:t>.</w:t>
+      </w:r>
+      <w:r>
+        <w:rPr>
+          <w:lang w:val="en-US"/>
+        </w:rPr>
+        <w:t xml:space="preserve"> </w:t>
+      </w:r>
+      <w:r>
+        <w:rPr>
+          <w:lang w:val="en-US"/>
+        </w:rPr>
+        <w:t>Another way to evaluate whether contamination levels exceeding the national average may reflect an environmental risk was to consider the ranking of the compounds in the Emergent’Sea program. This ranking is based on the frequency of quantification of each compound, as well as the extent and frequency of PNEC exceedances.</w:t>
+      </w:r>
+    </w:p>
+    <w:p>
+      <w:pPr>
+        <w:pStyle w:val="Titre3"/>
+        <w:rPr>
           <w:highlight w:val="yellow"/>
           <w:lang w:val="en-US"/>
         </w:rPr>
@@ -8208,7 +9649,6 @@
           <w:highlight w:val="yellow"/>
           <w:lang w:val="en-US"/>
         </w:rPr>
-        <w:lastRenderedPageBreak/>
         <w:t>Benthic invertebrate fauna</w:t>
       </w:r>
     </w:p>
@@ -8224,340 +9664,6 @@
           <w:lang w:val="en-US"/>
         </w:rPr>
         <w:t>Data sources</w:t>
-      </w:r>
-    </w:p>
-    <w:p>
-      <w:pPr>
-        <w:rPr>
-          <w:lang w:val="en-US"/>
-        </w:rPr>
-      </w:pPr>
-      <w:r>
-        <w:rPr>
-          <w:lang w:val="en-US"/>
-        </w:rPr>
-        <w:t>Benthic invertebrate fauna</w:t>
-      </w:r>
-      <w:r>
-        <w:rPr>
-          <w:lang w:val="en-US"/>
-        </w:rPr>
-        <w:t xml:space="preserve"> was studied</w:t>
-      </w:r>
-      <w:r>
-        <w:rPr>
-          <w:lang w:val="en-US"/>
-        </w:rPr>
-        <w:t xml:space="preserve"> using data</w:t>
-      </w:r>
-      <w:r>
-        <w:rPr>
-          <w:lang w:val="en-US"/>
-        </w:rPr>
-        <w:t xml:space="preserve"> from:</w:t>
-      </w:r>
-    </w:p>
-    <w:p>
-      <w:pPr>
-        <w:pStyle w:val="Paragraphedeliste"/>
-        <w:numPr>
-          <w:ilvl w:val="0"/>
-          <w:numId w:val="10"/>
-        </w:numPr>
-        <w:rPr>
-          <w:lang w:val="en-US"/>
-        </w:rPr>
-      </w:pPr>
-      <w:r>
-        <w:rPr>
-          <w:lang w:val="en-US"/>
-        </w:rPr>
-        <w:t>The REBENT program for the Gironde estuary (2007, 2008, 2012, 2016, 2017, 2020, 2023), the Seine estuary (2007, 2014, 2017, 2020, 2023), and the Loire estuary (2020).</w:t>
-      </w:r>
-    </w:p>
-    <w:p>
-      <w:pPr>
-        <w:pStyle w:val="Paragraphedeliste"/>
-        <w:numPr>
-          <w:ilvl w:val="0"/>
-          <w:numId w:val="10"/>
-        </w:numPr>
-        <w:rPr>
-          <w:lang w:val="en-US"/>
-        </w:rPr>
-      </w:pPr>
-      <w:r>
-        <w:rPr>
-          <w:lang w:val="en-US"/>
-        </w:rPr>
-        <w:t xml:space="preserve">The EDF &amp; INRAE French program of </w:t>
-      </w:r>
-      <w:r>
-        <w:rPr>
-          <w:lang w:val="en-US"/>
-        </w:rPr>
-        <w:t>monitoring of the aquatic environment linked to the operation of the Cordemais energy production unit</w:t>
-      </w:r>
-      <w:r>
-        <w:rPr>
-          <w:lang w:val="en-US"/>
-        </w:rPr>
-        <w:t xml:space="preserve"> for the Loire estuary (2008-2024).</w:t>
-      </w:r>
-    </w:p>
-    <w:p>
-      <w:pPr>
-        <w:rPr>
-          <w:lang w:val="en-US"/>
-        </w:rPr>
-      </w:pPr>
-      <w:r>
-        <w:rPr>
-          <w:lang w:val="en-US"/>
-        </w:rPr>
-        <w:t>T</w:t>
-      </w:r>
-      <w:r>
-        <w:rPr>
-          <w:lang w:val="en-US"/>
-        </w:rPr>
-        <w:t xml:space="preserve">he </w:t>
-      </w:r>
-      <w:r>
-        <w:rPr>
-          <w:rStyle w:val="lev"/>
-          <w:lang w:val="en-US"/>
-        </w:rPr>
-        <w:t>REBENT</w:t>
-      </w:r>
-      <w:r>
-        <w:rPr>
-          <w:lang w:val="en-US"/>
-        </w:rPr>
-        <w:t xml:space="preserve"> (Réseau de surveillance benthique) </w:t>
-      </w:r>
-      <w:r>
-        <w:rPr>
-          <w:lang w:val="en-US"/>
-        </w:rPr>
-        <w:t xml:space="preserve">French program, used also in the </w:t>
-      </w:r>
-      <w:r>
-        <w:rPr>
-          <w:rStyle w:val="lev"/>
-          <w:lang w:val="en-US"/>
-        </w:rPr>
-        <w:t>DCE-Benthos</w:t>
-      </w:r>
-      <w:r>
-        <w:rPr>
-          <w:lang w:val="en-US"/>
-        </w:rPr>
-        <w:t xml:space="preserve"> (part of the </w:t>
-      </w:r>
-      <w:r>
-        <w:rPr>
-          <w:rStyle w:val="lev"/>
-          <w:lang w:val="en-US"/>
-        </w:rPr>
-        <w:t>Directive Cadre sur l’Eau</w:t>
-      </w:r>
-      <w:r>
-        <w:rPr>
-          <w:lang w:val="en-US"/>
-        </w:rPr>
-        <w:t xml:space="preserve"> - Water Framework Directive, or WFD) </w:t>
-      </w:r>
-      <w:r>
-        <w:rPr>
-          <w:lang w:val="en-US"/>
-        </w:rPr>
-        <w:t>European program, proceed to a</w:t>
-      </w:r>
-      <w:r>
-        <w:rPr>
-          <w:lang w:val="en-US"/>
-        </w:rPr>
-        <w:t xml:space="preserve"> </w:t>
-      </w:r>
-      <w:r>
-        <w:rPr>
-          <w:rStyle w:val="lev"/>
-          <w:lang w:val="en-US"/>
-        </w:rPr>
-        <w:t>benthic macrofauna</w:t>
-      </w:r>
-      <w:r>
-        <w:rPr>
-          <w:lang w:val="en-US"/>
-        </w:rPr>
-        <w:t xml:space="preserve"> monitoring in coastal and transitional waters. These programs aim to assess the </w:t>
-      </w:r>
-      <w:r>
-        <w:rPr>
-          <w:rStyle w:val="lev"/>
-          <w:lang w:val="en-US"/>
-        </w:rPr>
-        <w:t>ecological quality of marine and coastal environments</w:t>
-      </w:r>
-      <w:r>
-        <w:rPr>
-          <w:lang w:val="en-US"/>
-        </w:rPr>
-        <w:t xml:space="preserve"> based on the benthic community structure, which responds to pressures like eutrophication, pollution, sediment disturbance, and climate change.</w:t>
-      </w:r>
-    </w:p>
-    <w:p>
-      <w:pPr>
-        <w:rPr>
-          <w:rFonts w:ascii="Raleway" w:hAnsi="Raleway" w:cs="Calibri"/>
-          <w:lang w:val="en-US"/>
-        </w:rPr>
-      </w:pPr>
-      <w:r>
-        <w:rPr>
-          <w:lang w:val="en-US"/>
-        </w:rPr>
-        <w:t xml:space="preserve">The EDF program aims at </w:t>
-      </w:r>
-      <w:r>
-        <w:rPr>
-          <w:lang w:val="en-US"/>
-        </w:rPr>
-        <w:t>monitor</w:t>
-      </w:r>
-      <w:r>
-        <w:rPr>
-          <w:lang w:val="en-US"/>
-        </w:rPr>
-        <w:t>ing</w:t>
-      </w:r>
-      <w:r>
-        <w:rPr>
-          <w:lang w:val="en-US"/>
-        </w:rPr>
-        <w:t xml:space="preserve"> the impact of discharges from cooling circuits in the immediate vicinity of the Cordemais power plant site, in compliance with legislation requiring hydrobiological monitoring of the environment.</w:t>
-      </w:r>
-      <w:r>
-        <w:rPr>
-          <w:rFonts w:ascii="Raleway" w:hAnsi="Raleway" w:cs="Calibri"/>
-          <w:lang w:val="en-US"/>
-        </w:rPr>
-        <w:t xml:space="preserve"> </w:t>
-      </w:r>
-    </w:p>
-    <w:p>
-      <w:pPr>
-        <w:pStyle w:val="Paragraphedeliste"/>
-        <w:numPr>
-          <w:ilvl w:val="0"/>
-          <w:numId w:val="10"/>
-        </w:numPr>
-        <w:rPr>
-          <w:lang w:val="en-US"/>
-        </w:rPr>
-      </w:pPr>
-      <w:r>
-        <w:rPr>
-          <w:lang w:val="en-US"/>
-        </w:rPr>
-        <w:t>M</w:t>
-      </w:r>
-      <w:r>
-        <w:rPr>
-          <w:lang w:val="en-US"/>
-        </w:rPr>
-        <w:t>esh sieves</w:t>
-      </w:r>
-      <w:r>
-        <w:rPr>
-          <w:lang w:val="en-US"/>
-        </w:rPr>
-        <w:t xml:space="preserve">: </w:t>
-      </w:r>
-      <w:r>
-        <w:rPr>
-          <w:lang w:val="en-US"/>
-        </w:rPr>
-        <w:t xml:space="preserve">1 mm square </w:t>
-      </w:r>
-      <w:r>
-        <w:rPr>
-          <w:lang w:val="en-US"/>
-        </w:rPr>
-        <w:t>for both programs</w:t>
-      </w:r>
-    </w:p>
-    <w:p>
-      <w:pPr>
-        <w:pStyle w:val="Paragraphedeliste"/>
-        <w:numPr>
-          <w:ilvl w:val="0"/>
-          <w:numId w:val="10"/>
-        </w:numPr>
-        <w:rPr>
-          <w:lang w:val="en-US"/>
-        </w:rPr>
-      </w:pPr>
-      <w:r>
-        <w:rPr>
-          <w:lang w:val="en-US"/>
-        </w:rPr>
-        <w:t xml:space="preserve">Seasonality: </w:t>
-      </w:r>
-    </w:p>
-    <w:p>
-      <w:pPr>
-        <w:pStyle w:val="Paragraphedeliste"/>
-        <w:numPr>
-          <w:ilvl w:val="1"/>
-          <w:numId w:val="10"/>
-        </w:numPr>
-        <w:rPr>
-          <w:lang w:val="en-US"/>
-        </w:rPr>
-      </w:pPr>
-      <w:r>
-        <w:rPr>
-          <w:lang w:val="en-US"/>
-        </w:rPr>
-        <w:t>REBENT: 2007 (04-05), other years (9,10,11)</w:t>
-      </w:r>
-    </w:p>
-    <w:p>
-      <w:pPr>
-        <w:pStyle w:val="Paragraphedeliste"/>
-        <w:numPr>
-          <w:ilvl w:val="1"/>
-          <w:numId w:val="10"/>
-        </w:numPr>
-        <w:rPr>
-          <w:lang w:val="en-US"/>
-        </w:rPr>
-      </w:pPr>
-      <w:r>
-        <w:rPr>
-          <w:lang w:val="en-US"/>
-        </w:rPr>
-        <w:t>EDF: spring (05-06-07) and autumn (10-11)</w:t>
-      </w:r>
-    </w:p>
-    <w:p>
-      <w:pPr>
-        <w:pStyle w:val="Paragraphedeliste"/>
-        <w:numPr>
-          <w:ilvl w:val="1"/>
-          <w:numId w:val="10"/>
-        </w:numPr>
-        <w:rPr>
-          <w:lang w:val="en-US"/>
-        </w:rPr>
-      </w:pPr>
-      <w:r>
-        <w:rPr>
-          <w:lang w:val="en-US"/>
-        </w:rPr>
-        <w:t>=&gt; only autumn was kept</w:t>
       </w:r>
     </w:p>
     <w:p>
@@ -8587,7 +9693,23 @@
         </w:numPr>
       </w:pPr>
       <w:r>
-        <w:t>Loire EDF: oligohaline (</w:t>
+        <w:t xml:space="preserve">Loire </w:t>
+      </w:r>
+      <w:proofErr w:type="gramStart"/>
+      <w:r>
+        <w:t>EDF:</w:t>
+      </w:r>
+      <w:proofErr w:type="gramEnd"/>
+      <w:r>
+        <w:t xml:space="preserve"> </w:t>
+      </w:r>
+      <w:proofErr w:type="spellStart"/>
+      <w:r>
+        <w:t>oligohaline</w:t>
+      </w:r>
+      <w:proofErr w:type="spellEnd"/>
+      <w:r>
+        <w:t xml:space="preserve"> (</w:t>
       </w:r>
       <w:r>
         <w:t>1</w:t>
@@ -8608,7 +9730,15 @@
         </w:numPr>
       </w:pPr>
       <w:r>
-        <w:t xml:space="preserve">Loire REBENT: </w:t>
+        <w:t xml:space="preserve">Loire </w:t>
+      </w:r>
+      <w:proofErr w:type="gramStart"/>
+      <w:r>
+        <w:t>REBENT:</w:t>
+      </w:r>
+      <w:proofErr w:type="gramEnd"/>
+      <w:r>
+        <w:t xml:space="preserve"> </w:t>
       </w:r>
     </w:p>
     <w:p>
@@ -8626,7 +9756,21 @@
         <w:rPr>
           <w:lang w:val="en-US"/>
         </w:rPr>
-        <w:t>Seine REBENT : delete points at th</w:t>
+        <w:t xml:space="preserve">Seine </w:t>
+      </w:r>
+      <w:proofErr w:type="gramStart"/>
+      <w:r>
+        <w:rPr>
+          <w:lang w:val="en-US"/>
+        </w:rPr>
+        <w:t>REBENT :</w:t>
+      </w:r>
+      <w:proofErr w:type="gramEnd"/>
+      <w:r>
+        <w:rPr>
+          <w:lang w:val="en-US"/>
+        </w:rPr>
+        <w:t xml:space="preserve"> delete points at th</w:t>
       </w:r>
       <w:r>
         <w:rPr>
@@ -9002,18 +10146,28 @@
         </w:rPr>
         <w:t xml:space="preserve">). Than compute AMBI value following the equation using the function </w:t>
       </w:r>
+      <w:proofErr w:type="spellStart"/>
       <w:r>
         <w:rPr>
           <w:lang w:val="en-US"/>
         </w:rPr>
         <w:t>ambi</w:t>
       </w:r>
-      <w:r>
-        <w:rPr>
-          <w:lang w:val="en-US"/>
-        </w:rPr>
-        <w:t xml:space="preserve"> from the package {benthos} :</w:t>
-      </w:r>
+      <w:proofErr w:type="spellEnd"/>
+      <w:r>
+        <w:rPr>
+          <w:lang w:val="en-US"/>
+        </w:rPr>
+        <w:t xml:space="preserve"> from the package {benthos</w:t>
+      </w:r>
+      <w:proofErr w:type="gramStart"/>
+      <w:r>
+        <w:rPr>
+          <w:lang w:val="en-US"/>
+        </w:rPr>
+        <w:t>} :</w:t>
+      </w:r>
+      <w:proofErr w:type="gramEnd"/>
     </w:p>
     <w:p>
       <w:pPr>
@@ -9492,6 +10646,7 @@
           <w:bCs/>
           <w:lang w:val="en-US"/>
         </w:rPr>
+        <w:lastRenderedPageBreak/>
         <w:t>BEQI-FR (French Benthic Ecosystem Quality Index):</w:t>
       </w:r>
       <w:r>
@@ -9572,14 +10727,7 @@
         <w:rPr>
           <w:lang w:val="en-US"/>
         </w:rPr>
-        <w:t xml:space="preserve">. This method combines the Ecological Quality Ratios (EQR, i.e., scoring </w:t>
-      </w:r>
-      <w:r>
-        <w:rPr>
-          <w:lang w:val="en-US"/>
-        </w:rPr>
-        <w:lastRenderedPageBreak/>
-        <w:t xml:space="preserve">method) of the AMBI index </w:t>
+        <w:t xml:space="preserve">. This method combines the Ecological Quality Ratios (EQR, i.e., scoring method) of the AMBI index </w:t>
       </w:r>
       <w:r>
         <w:rPr>
@@ -10223,12 +11371,28 @@
               </w:rPr>
               <w:t xml:space="preserve">Gastropod: </w:t>
             </w:r>
-            <w:r>
-              <w:rPr>
-                <w:lang w:val="en-US"/>
-              </w:rPr>
-              <w:t>Peringia ulvae</w:t>
-            </w:r>
+            <w:proofErr w:type="spellStart"/>
+            <w:r>
+              <w:rPr>
+                <w:lang w:val="en-US"/>
+              </w:rPr>
+              <w:t>Peringia</w:t>
+            </w:r>
+            <w:proofErr w:type="spellEnd"/>
+            <w:r>
+              <w:rPr>
+                <w:lang w:val="en-US"/>
+              </w:rPr>
+              <w:t xml:space="preserve"> </w:t>
+            </w:r>
+            <w:proofErr w:type="spellStart"/>
+            <w:r>
+              <w:rPr>
+                <w:lang w:val="en-US"/>
+              </w:rPr>
+              <w:t>ulvae</w:t>
+            </w:r>
+            <w:proofErr w:type="spellEnd"/>
             <w:r>
               <w:rPr>
                 <w:lang w:val="en-US"/>
@@ -10242,11 +11406,19 @@
               <w:br/>
               <w:t xml:space="preserve">Bivalve: </w:t>
             </w:r>
-            <w:r>
-              <w:rPr>
-                <w:lang w:val="en-US"/>
-              </w:rPr>
-              <w:t>Scrobicularia plana</w:t>
+            <w:proofErr w:type="spellStart"/>
+            <w:r>
+              <w:rPr>
+                <w:lang w:val="en-US"/>
+              </w:rPr>
+              <w:t>Scrobicularia</w:t>
+            </w:r>
+            <w:proofErr w:type="spellEnd"/>
+            <w:r>
+              <w:rPr>
+                <w:lang w:val="en-US"/>
+              </w:rPr>
+              <w:t xml:space="preserve"> plana</w:t>
             </w:r>
             <w:r>
               <w:rPr>
@@ -10261,12 +11433,28 @@
               <w:br/>
               <w:t xml:space="preserve">Crustacea: </w:t>
             </w:r>
-            <w:r>
-              <w:rPr>
-                <w:lang w:val="en-US"/>
-              </w:rPr>
-              <w:t>Corophium volutator</w:t>
-            </w:r>
+            <w:proofErr w:type="spellStart"/>
+            <w:r>
+              <w:rPr>
+                <w:lang w:val="en-US"/>
+              </w:rPr>
+              <w:t>Corophium</w:t>
+            </w:r>
+            <w:proofErr w:type="spellEnd"/>
+            <w:r>
+              <w:rPr>
+                <w:lang w:val="en-US"/>
+              </w:rPr>
+              <w:t xml:space="preserve"> </w:t>
+            </w:r>
+            <w:proofErr w:type="spellStart"/>
+            <w:r>
+              <w:rPr>
+                <w:lang w:val="en-US"/>
+              </w:rPr>
+              <w:t>volutator</w:t>
+            </w:r>
+            <w:proofErr w:type="spellEnd"/>
             <w:r>
               <w:rPr>
                 <w:lang w:val="en-US"/>
@@ -10286,25 +11474,47 @@
                 <w:lang w:val="en-US"/>
               </w:rPr>
             </w:pPr>
-            <w:r>
-              <w:rPr>
-                <w:lang w:val="en-US"/>
-              </w:rPr>
-              <w:t xml:space="preserve">MEst </w:t>
-            </w:r>
-          </w:p>
-          <w:p>
-            <w:pPr>
-              <w:pStyle w:val="Sansinterligne"/>
-              <w:rPr>
-                <w:lang w:val="en-US"/>
-              </w:rPr>
-            </w:pPr>
-            <w:r>
-              <w:rPr>
-                <w:lang w:val="en-US"/>
-              </w:rPr>
-              <w:t>(code A2.31)</w:t>
+            <w:proofErr w:type="spellStart"/>
+            <w:r>
+              <w:rPr>
+                <w:lang w:val="en-US"/>
+              </w:rPr>
+              <w:t>MEst</w:t>
+            </w:r>
+            <w:proofErr w:type="spellEnd"/>
+            <w:r>
+              <w:rPr>
+                <w:lang w:val="en-US"/>
+              </w:rPr>
+              <w:t xml:space="preserve"> </w:t>
+            </w:r>
+          </w:p>
+          <w:p>
+            <w:pPr>
+              <w:pStyle w:val="Sansinterligne"/>
+              <w:rPr>
+                <w:lang w:val="en-US"/>
+              </w:rPr>
+            </w:pPr>
+            <w:r>
+              <w:rPr>
+                <w:lang w:val="en-US"/>
+              </w:rPr>
+              <w:t>(</w:t>
+            </w:r>
+            <w:proofErr w:type="gramStart"/>
+            <w:r>
+              <w:rPr>
+                <w:lang w:val="en-US"/>
+              </w:rPr>
+              <w:t>code</w:t>
+            </w:r>
+            <w:proofErr w:type="gramEnd"/>
+            <w:r>
+              <w:rPr>
+                <w:lang w:val="en-US"/>
+              </w:rPr>
+              <w:t xml:space="preserve"> A2.31)</w:t>
             </w:r>
           </w:p>
         </w:tc>
@@ -10403,14 +11613,44 @@
               <w:rPr>
                 <w:lang w:val="en-US"/>
               </w:rPr>
-              <w:t xml:space="preserve">Sed. polychete: </w:t>
-            </w:r>
-            <w:r>
-              <w:rPr>
-                <w:lang w:val="en-US"/>
-              </w:rPr>
-              <w:t>Heteromastus filiformis</w:t>
-            </w:r>
+              <w:t xml:space="preserve">Sed. </w:t>
+            </w:r>
+            <w:proofErr w:type="spellStart"/>
+            <w:r>
+              <w:rPr>
+                <w:lang w:val="en-US"/>
+              </w:rPr>
+              <w:t>polychete</w:t>
+            </w:r>
+            <w:proofErr w:type="spellEnd"/>
+            <w:r>
+              <w:rPr>
+                <w:lang w:val="en-US"/>
+              </w:rPr>
+              <w:t xml:space="preserve">: </w:t>
+            </w:r>
+            <w:proofErr w:type="spellStart"/>
+            <w:r>
+              <w:rPr>
+                <w:lang w:val="en-US"/>
+              </w:rPr>
+              <w:t>Heteromastus</w:t>
+            </w:r>
+            <w:proofErr w:type="spellEnd"/>
+            <w:r>
+              <w:rPr>
+                <w:lang w:val="en-US"/>
+              </w:rPr>
+              <w:t xml:space="preserve"> </w:t>
+            </w:r>
+            <w:proofErr w:type="spellStart"/>
+            <w:r>
+              <w:rPr>
+                <w:lang w:val="en-US"/>
+              </w:rPr>
+              <w:t>filiformis</w:t>
+            </w:r>
+            <w:proofErr w:type="spellEnd"/>
             <w:r>
               <w:rPr>
                 <w:lang w:val="en-US"/>
@@ -10424,12 +11664,28 @@
               <w:br/>
               <w:t xml:space="preserve">Crustacea: </w:t>
             </w:r>
-            <w:r>
-              <w:rPr>
-                <w:lang w:val="en-US"/>
-              </w:rPr>
-              <w:t>Mesopodopsis slabberi</w:t>
-            </w:r>
+            <w:proofErr w:type="spellStart"/>
+            <w:r>
+              <w:rPr>
+                <w:lang w:val="en-US"/>
+              </w:rPr>
+              <w:t>Mesopodopsis</w:t>
+            </w:r>
+            <w:proofErr w:type="spellEnd"/>
+            <w:r>
+              <w:rPr>
+                <w:lang w:val="en-US"/>
+              </w:rPr>
+              <w:t xml:space="preserve"> </w:t>
+            </w:r>
+            <w:proofErr w:type="spellStart"/>
+            <w:r>
+              <w:rPr>
+                <w:lang w:val="en-US"/>
+              </w:rPr>
+              <w:t>slabberi</w:t>
+            </w:r>
+            <w:proofErr w:type="spellEnd"/>
             <w:r>
               <w:rPr>
                 <w:lang w:val="en-US"/>
@@ -10449,25 +11705,47 @@
                 <w:lang w:val="en-US"/>
               </w:rPr>
             </w:pPr>
-            <w:r>
-              <w:rPr>
-                <w:lang w:val="en-US"/>
-              </w:rPr>
-              <w:t xml:space="preserve">SMuVS </w:t>
-            </w:r>
-          </w:p>
-          <w:p>
-            <w:pPr>
-              <w:pStyle w:val="Sansinterligne"/>
-              <w:rPr>
-                <w:lang w:val="en-US"/>
-              </w:rPr>
-            </w:pPr>
-            <w:r>
-              <w:rPr>
-                <w:lang w:val="en-US"/>
-              </w:rPr>
-              <w:t>(code A5.32)</w:t>
+            <w:proofErr w:type="spellStart"/>
+            <w:r>
+              <w:rPr>
+                <w:lang w:val="en-US"/>
+              </w:rPr>
+              <w:t>SMuVS</w:t>
+            </w:r>
+            <w:proofErr w:type="spellEnd"/>
+            <w:r>
+              <w:rPr>
+                <w:lang w:val="en-US"/>
+              </w:rPr>
+              <w:t xml:space="preserve"> </w:t>
+            </w:r>
+          </w:p>
+          <w:p>
+            <w:pPr>
+              <w:pStyle w:val="Sansinterligne"/>
+              <w:rPr>
+                <w:lang w:val="en-US"/>
+              </w:rPr>
+            </w:pPr>
+            <w:r>
+              <w:rPr>
+                <w:lang w:val="en-US"/>
+              </w:rPr>
+              <w:t>(</w:t>
+            </w:r>
+            <w:proofErr w:type="gramStart"/>
+            <w:r>
+              <w:rPr>
+                <w:lang w:val="en-US"/>
+              </w:rPr>
+              <w:t>code</w:t>
+            </w:r>
+            <w:proofErr w:type="gramEnd"/>
+            <w:r>
+              <w:rPr>
+                <w:lang w:val="en-US"/>
+              </w:rPr>
+              <w:t xml:space="preserve"> A5.32)</w:t>
             </w:r>
           </w:p>
         </w:tc>
@@ -10572,7 +11850,49 @@
               <w:rPr>
                 <w:lang w:val="en-US"/>
               </w:rPr>
-              <w:t>Sed. polychete: Heteromastus filiformis (36 %)</w:t>
+              <w:t xml:space="preserve">Sed. </w:t>
+            </w:r>
+            <w:proofErr w:type="spellStart"/>
+            <w:r>
+              <w:rPr>
+                <w:lang w:val="en-US"/>
+              </w:rPr>
+              <w:t>polychete</w:t>
+            </w:r>
+            <w:proofErr w:type="spellEnd"/>
+            <w:r>
+              <w:rPr>
+                <w:lang w:val="en-US"/>
+              </w:rPr>
+              <w:t xml:space="preserve">: </w:t>
+            </w:r>
+            <w:proofErr w:type="spellStart"/>
+            <w:r>
+              <w:rPr>
+                <w:lang w:val="en-US"/>
+              </w:rPr>
+              <w:t>Heteromastus</w:t>
+            </w:r>
+            <w:proofErr w:type="spellEnd"/>
+            <w:r>
+              <w:rPr>
+                <w:lang w:val="en-US"/>
+              </w:rPr>
+              <w:t xml:space="preserve"> </w:t>
+            </w:r>
+            <w:proofErr w:type="spellStart"/>
+            <w:r>
+              <w:rPr>
+                <w:lang w:val="en-US"/>
+              </w:rPr>
+              <w:t>filiformis</w:t>
+            </w:r>
+            <w:proofErr w:type="spellEnd"/>
+            <w:r>
+              <w:rPr>
+                <w:lang w:val="en-US"/>
+              </w:rPr>
+              <w:t xml:space="preserve"> (36 %)</w:t>
             </w:r>
             <w:r>
               <w:rPr>
@@ -10586,11 +11906,19 @@
               </w:rPr>
               <w:t xml:space="preserve">Bivalve: </w:t>
             </w:r>
-            <w:r>
-              <w:rPr>
-                <w:lang w:val="en-US"/>
-              </w:rPr>
-              <w:t>Scrobicularia plana (16%)</w:t>
+            <w:proofErr w:type="spellStart"/>
+            <w:r>
+              <w:rPr>
+                <w:lang w:val="en-US"/>
+              </w:rPr>
+              <w:t>Scrobicularia</w:t>
+            </w:r>
+            <w:proofErr w:type="spellEnd"/>
+            <w:r>
+              <w:rPr>
+                <w:lang w:val="en-US"/>
+              </w:rPr>
+              <w:t xml:space="preserve"> plana (16%)</w:t>
             </w:r>
           </w:p>
         </w:tc>
@@ -10605,25 +11933,47 @@
                 <w:lang w:val="en-US"/>
               </w:rPr>
             </w:pPr>
-            <w:r>
-              <w:rPr>
-                <w:lang w:val="en-US"/>
-              </w:rPr>
-              <w:t xml:space="preserve">MEst </w:t>
-            </w:r>
-          </w:p>
-          <w:p>
-            <w:pPr>
-              <w:pStyle w:val="Sansinterligne"/>
-              <w:rPr>
-                <w:lang w:val="en-US"/>
-              </w:rPr>
-            </w:pPr>
-            <w:r>
-              <w:rPr>
-                <w:lang w:val="en-US"/>
-              </w:rPr>
-              <w:t>(code A2.31)</w:t>
+            <w:proofErr w:type="spellStart"/>
+            <w:r>
+              <w:rPr>
+                <w:lang w:val="en-US"/>
+              </w:rPr>
+              <w:t>MEst</w:t>
+            </w:r>
+            <w:proofErr w:type="spellEnd"/>
+            <w:r>
+              <w:rPr>
+                <w:lang w:val="en-US"/>
+              </w:rPr>
+              <w:t xml:space="preserve"> </w:t>
+            </w:r>
+          </w:p>
+          <w:p>
+            <w:pPr>
+              <w:pStyle w:val="Sansinterligne"/>
+              <w:rPr>
+                <w:lang w:val="en-US"/>
+              </w:rPr>
+            </w:pPr>
+            <w:r>
+              <w:rPr>
+                <w:lang w:val="en-US"/>
+              </w:rPr>
+              <w:t>(</w:t>
+            </w:r>
+            <w:proofErr w:type="gramStart"/>
+            <w:r>
+              <w:rPr>
+                <w:lang w:val="en-US"/>
+              </w:rPr>
+              <w:t>code</w:t>
+            </w:r>
+            <w:proofErr w:type="gramEnd"/>
+            <w:r>
+              <w:rPr>
+                <w:lang w:val="en-US"/>
+              </w:rPr>
+              <w:t xml:space="preserve"> A2.31)</w:t>
             </w:r>
           </w:p>
         </w:tc>
@@ -10722,7 +12072,21 @@
               <w:rPr>
                 <w:lang w:val="en-US"/>
               </w:rPr>
-              <w:t>Sed. polychete:</w:t>
+              <w:t xml:space="preserve">Sed. </w:t>
+            </w:r>
+            <w:proofErr w:type="spellStart"/>
+            <w:r>
+              <w:rPr>
+                <w:lang w:val="en-US"/>
+              </w:rPr>
+              <w:t>polychete</w:t>
+            </w:r>
+            <w:proofErr w:type="spellEnd"/>
+            <w:r>
+              <w:rPr>
+                <w:lang w:val="en-US"/>
+              </w:rPr>
+              <w:t>:</w:t>
             </w:r>
             <w:r>
               <w:rPr>
@@ -10730,12 +12094,28 @@
               </w:rPr>
               <w:t xml:space="preserve"> </w:t>
             </w:r>
-            <w:r>
-              <w:rPr>
-                <w:lang w:val="en-US"/>
-              </w:rPr>
-              <w:t>Boccardiella ligerica</w:t>
-            </w:r>
+            <w:proofErr w:type="spellStart"/>
+            <w:r>
+              <w:rPr>
+                <w:lang w:val="en-US"/>
+              </w:rPr>
+              <w:t>Boccardiella</w:t>
+            </w:r>
+            <w:proofErr w:type="spellEnd"/>
+            <w:r>
+              <w:rPr>
+                <w:lang w:val="en-US"/>
+              </w:rPr>
+              <w:t xml:space="preserve"> </w:t>
+            </w:r>
+            <w:proofErr w:type="spellStart"/>
+            <w:r>
+              <w:rPr>
+                <w:lang w:val="en-US"/>
+              </w:rPr>
+              <w:t>ligerica</w:t>
+            </w:r>
+            <w:proofErr w:type="spellEnd"/>
             <w:r>
               <w:rPr>
                 <w:lang w:val="en-US"/>
@@ -10755,25 +12135,47 @@
                 <w:lang w:val="en-US"/>
               </w:rPr>
             </w:pPr>
-            <w:r>
-              <w:rPr>
-                <w:lang w:val="en-US"/>
-              </w:rPr>
-              <w:t xml:space="preserve">IMuSa </w:t>
-            </w:r>
-          </w:p>
-          <w:p>
-            <w:pPr>
-              <w:pStyle w:val="Sansinterligne"/>
-              <w:rPr>
-                <w:lang w:val="en-US"/>
-              </w:rPr>
-            </w:pPr>
-            <w:r>
-              <w:rPr>
-                <w:lang w:val="en-US"/>
-              </w:rPr>
-              <w:t>(code A5.25)</w:t>
+            <w:proofErr w:type="spellStart"/>
+            <w:r>
+              <w:rPr>
+                <w:lang w:val="en-US"/>
+              </w:rPr>
+              <w:t>IMuSa</w:t>
+            </w:r>
+            <w:proofErr w:type="spellEnd"/>
+            <w:r>
+              <w:rPr>
+                <w:lang w:val="en-US"/>
+              </w:rPr>
+              <w:t xml:space="preserve"> </w:t>
+            </w:r>
+          </w:p>
+          <w:p>
+            <w:pPr>
+              <w:pStyle w:val="Sansinterligne"/>
+              <w:rPr>
+                <w:lang w:val="en-US"/>
+              </w:rPr>
+            </w:pPr>
+            <w:r>
+              <w:rPr>
+                <w:lang w:val="en-US"/>
+              </w:rPr>
+              <w:t>(</w:t>
+            </w:r>
+            <w:proofErr w:type="gramStart"/>
+            <w:r>
+              <w:rPr>
+                <w:lang w:val="en-US"/>
+              </w:rPr>
+              <w:t>code</w:t>
+            </w:r>
+            <w:proofErr w:type="gramEnd"/>
+            <w:r>
+              <w:rPr>
+                <w:lang w:val="en-US"/>
+              </w:rPr>
+              <w:t xml:space="preserve"> A5.25)</w:t>
             </w:r>
           </w:p>
         </w:tc>
@@ -10894,24 +12296,56 @@
               </w:rPr>
               <w:t xml:space="preserve">Bivalves: </w:t>
             </w:r>
-            <w:r>
-              <w:rPr>
-                <w:lang w:val="en-US"/>
-              </w:rPr>
-              <w:t>Cerastoderma edule</w:t>
-            </w:r>
+            <w:proofErr w:type="spellStart"/>
+            <w:r>
+              <w:rPr>
+                <w:lang w:val="en-US"/>
+              </w:rPr>
+              <w:t>Cerastoderma</w:t>
+            </w:r>
+            <w:proofErr w:type="spellEnd"/>
+            <w:r>
+              <w:rPr>
+                <w:lang w:val="en-US"/>
+              </w:rPr>
+              <w:t xml:space="preserve"> </w:t>
+            </w:r>
+            <w:proofErr w:type="spellStart"/>
+            <w:r>
+              <w:rPr>
+                <w:lang w:val="en-US"/>
+              </w:rPr>
+              <w:t>edule</w:t>
+            </w:r>
+            <w:proofErr w:type="spellEnd"/>
             <w:r>
               <w:rPr>
                 <w:lang w:val="en-US"/>
               </w:rPr>
               <w:t xml:space="preserve"> (25 %), </w:t>
             </w:r>
-            <w:r>
-              <w:rPr>
-                <w:lang w:val="en-US"/>
-              </w:rPr>
-              <w:t>Macoma balthica</w:t>
-            </w:r>
+            <w:proofErr w:type="spellStart"/>
+            <w:r>
+              <w:rPr>
+                <w:lang w:val="en-US"/>
+              </w:rPr>
+              <w:t>Macoma</w:t>
+            </w:r>
+            <w:proofErr w:type="spellEnd"/>
+            <w:r>
+              <w:rPr>
+                <w:lang w:val="en-US"/>
+              </w:rPr>
+              <w:t xml:space="preserve"> </w:t>
+            </w:r>
+            <w:proofErr w:type="spellStart"/>
+            <w:r>
+              <w:rPr>
+                <w:lang w:val="en-US"/>
+              </w:rPr>
+              <w:t>balthica</w:t>
+            </w:r>
+            <w:proofErr w:type="spellEnd"/>
             <w:r>
               <w:rPr>
                 <w:lang w:val="en-US"/>
@@ -10931,25 +12365,47 @@
                 <w:lang w:val="en-US"/>
               </w:rPr>
             </w:pPr>
-            <w:r>
-              <w:rPr>
-                <w:lang w:val="en-US"/>
-              </w:rPr>
-              <w:t xml:space="preserve">MuSa </w:t>
-            </w:r>
-          </w:p>
-          <w:p>
-            <w:pPr>
-              <w:pStyle w:val="Sansinterligne"/>
-              <w:rPr>
-                <w:lang w:val="en-US"/>
-              </w:rPr>
-            </w:pPr>
-            <w:r>
-              <w:rPr>
-                <w:lang w:val="en-US"/>
-              </w:rPr>
-              <w:t>(code A2.24):</w:t>
+            <w:proofErr w:type="spellStart"/>
+            <w:r>
+              <w:rPr>
+                <w:lang w:val="en-US"/>
+              </w:rPr>
+              <w:t>MuSa</w:t>
+            </w:r>
+            <w:proofErr w:type="spellEnd"/>
+            <w:r>
+              <w:rPr>
+                <w:lang w:val="en-US"/>
+              </w:rPr>
+              <w:t xml:space="preserve"> </w:t>
+            </w:r>
+          </w:p>
+          <w:p>
+            <w:pPr>
+              <w:pStyle w:val="Sansinterligne"/>
+              <w:rPr>
+                <w:lang w:val="en-US"/>
+              </w:rPr>
+            </w:pPr>
+            <w:r>
+              <w:rPr>
+                <w:lang w:val="en-US"/>
+              </w:rPr>
+              <w:t>(</w:t>
+            </w:r>
+            <w:proofErr w:type="gramStart"/>
+            <w:r>
+              <w:rPr>
+                <w:lang w:val="en-US"/>
+              </w:rPr>
+              <w:t>code</w:t>
+            </w:r>
+            <w:proofErr w:type="gramEnd"/>
+            <w:r>
+              <w:rPr>
+                <w:lang w:val="en-US"/>
+              </w:rPr>
+              <w:t xml:space="preserve"> A2.24):</w:t>
             </w:r>
           </w:p>
         </w:tc>
@@ -11064,24 +12520,56 @@
               </w:rPr>
               <w:t xml:space="preserve">Crustacea: </w:t>
             </w:r>
-            <w:r>
-              <w:rPr>
-                <w:lang w:val="en-US"/>
-              </w:rPr>
-              <w:t>Haustorius arenarius</w:t>
-            </w:r>
+            <w:proofErr w:type="spellStart"/>
+            <w:r>
+              <w:rPr>
+                <w:lang w:val="en-US"/>
+              </w:rPr>
+              <w:t>Haustorius</w:t>
+            </w:r>
+            <w:proofErr w:type="spellEnd"/>
+            <w:r>
+              <w:rPr>
+                <w:lang w:val="en-US"/>
+              </w:rPr>
+              <w:t xml:space="preserve"> </w:t>
+            </w:r>
+            <w:proofErr w:type="spellStart"/>
+            <w:r>
+              <w:rPr>
+                <w:lang w:val="en-US"/>
+              </w:rPr>
+              <w:t>arenarius</w:t>
+            </w:r>
+            <w:proofErr w:type="spellEnd"/>
             <w:r>
               <w:rPr>
                 <w:lang w:val="en-US"/>
               </w:rPr>
               <w:t xml:space="preserve"> (18 %), </w:t>
             </w:r>
-            <w:r>
-              <w:rPr>
-                <w:lang w:val="en-US"/>
-              </w:rPr>
-              <w:t>Bathyporeia pilosa</w:t>
-            </w:r>
+            <w:proofErr w:type="spellStart"/>
+            <w:r>
+              <w:rPr>
+                <w:lang w:val="en-US"/>
+              </w:rPr>
+              <w:t>Bathyporeia</w:t>
+            </w:r>
+            <w:proofErr w:type="spellEnd"/>
+            <w:r>
+              <w:rPr>
+                <w:lang w:val="en-US"/>
+              </w:rPr>
+              <w:t xml:space="preserve"> </w:t>
+            </w:r>
+            <w:proofErr w:type="spellStart"/>
+            <w:r>
+              <w:rPr>
+                <w:lang w:val="en-US"/>
+              </w:rPr>
+              <w:t>pilosa</w:t>
+            </w:r>
+            <w:proofErr w:type="spellEnd"/>
             <w:r>
               <w:rPr>
                 <w:lang w:val="en-US"/>
@@ -11093,14 +12581,30 @@
                 <w:lang w:val="en-US"/>
               </w:rPr>
               <w:br/>
-              <w:t xml:space="preserve">Err. polychete: </w:t>
-            </w:r>
+              <w:t xml:space="preserve">Err. </w:t>
+            </w:r>
+            <w:proofErr w:type="spellStart"/>
+            <w:r>
+              <w:rPr>
+                <w:lang w:val="en-US"/>
+              </w:rPr>
+              <w:t>polychete</w:t>
+            </w:r>
+            <w:proofErr w:type="spellEnd"/>
+            <w:r>
+              <w:rPr>
+                <w:lang w:val="en-US"/>
+              </w:rPr>
+              <w:t xml:space="preserve">: </w:t>
+            </w:r>
+            <w:proofErr w:type="spellStart"/>
             <w:r>
               <w:rPr>
                 <w:lang w:val="en-US"/>
               </w:rPr>
               <w:t>Microphthalmus</w:t>
             </w:r>
+            <w:proofErr w:type="spellEnd"/>
             <w:r>
               <w:rPr>
                 <w:lang w:val="en-US"/>
@@ -11120,25 +12624,47 @@
                 <w:lang w:val="en-US"/>
               </w:rPr>
             </w:pPr>
-            <w:r>
-              <w:rPr>
-                <w:lang w:val="en-US"/>
-              </w:rPr>
-              <w:t xml:space="preserve">SSaVS </w:t>
-            </w:r>
-          </w:p>
-          <w:p>
-            <w:pPr>
-              <w:pStyle w:val="Sansinterligne"/>
-              <w:rPr>
-                <w:lang w:val="en-US"/>
-              </w:rPr>
-            </w:pPr>
-            <w:r>
-              <w:rPr>
-                <w:lang w:val="en-US"/>
-              </w:rPr>
-              <w:t>(code A5.22)</w:t>
+            <w:proofErr w:type="spellStart"/>
+            <w:r>
+              <w:rPr>
+                <w:lang w:val="en-US"/>
+              </w:rPr>
+              <w:t>SSaVS</w:t>
+            </w:r>
+            <w:proofErr w:type="spellEnd"/>
+            <w:r>
+              <w:rPr>
+                <w:lang w:val="en-US"/>
+              </w:rPr>
+              <w:t xml:space="preserve"> </w:t>
+            </w:r>
+          </w:p>
+          <w:p>
+            <w:pPr>
+              <w:pStyle w:val="Sansinterligne"/>
+              <w:rPr>
+                <w:lang w:val="en-US"/>
+              </w:rPr>
+            </w:pPr>
+            <w:r>
+              <w:rPr>
+                <w:lang w:val="en-US"/>
+              </w:rPr>
+              <w:t>(</w:t>
+            </w:r>
+            <w:proofErr w:type="gramStart"/>
+            <w:r>
+              <w:rPr>
+                <w:lang w:val="en-US"/>
+              </w:rPr>
+              <w:t>code</w:t>
+            </w:r>
+            <w:proofErr w:type="gramEnd"/>
+            <w:r>
+              <w:rPr>
+                <w:lang w:val="en-US"/>
+              </w:rPr>
+              <w:t xml:space="preserve"> A5.22)</w:t>
             </w:r>
           </w:p>
         </w:tc>
@@ -11265,12 +12791,14 @@
                 <w:lang w:val="en-US"/>
               </w:rPr>
             </w:pPr>
+            <w:proofErr w:type="spellStart"/>
             <w:r>
               <w:rPr>
                 <w:lang w:val="en-US"/>
               </w:rPr>
               <w:t>AMBIref</w:t>
             </w:r>
+            <w:proofErr w:type="spellEnd"/>
           </w:p>
         </w:tc>
         <w:tc>
@@ -11284,12 +12812,14 @@
                 <w:lang w:val="en-US"/>
               </w:rPr>
             </w:pPr>
+            <w:proofErr w:type="spellStart"/>
             <w:r>
               <w:rPr>
                 <w:lang w:val="en-US"/>
               </w:rPr>
               <w:t>H’ref</w:t>
             </w:r>
+            <w:proofErr w:type="spellEnd"/>
           </w:p>
         </w:tc>
         <w:tc>
@@ -11303,12 +12833,14 @@
                 <w:lang w:val="en-US"/>
               </w:rPr>
             </w:pPr>
+            <w:proofErr w:type="spellStart"/>
             <w:r>
               <w:rPr>
                 <w:lang w:val="en-US"/>
               </w:rPr>
               <w:t>Sref</w:t>
             </w:r>
+            <w:proofErr w:type="spellEnd"/>
           </w:p>
         </w:tc>
       </w:tr>
@@ -11344,11 +12876,19 @@
                 <w:lang w:val="en-US"/>
               </w:rPr>
             </w:pPr>
-            <w:r>
-              <w:rPr>
-                <w:lang w:val="en-US"/>
-              </w:rPr>
-              <w:t>MEst (code A2.31</w:t>
+            <w:proofErr w:type="spellStart"/>
+            <w:r>
+              <w:rPr>
+                <w:lang w:val="en-US"/>
+              </w:rPr>
+              <w:t>MEst</w:t>
+            </w:r>
+            <w:proofErr w:type="spellEnd"/>
+            <w:r>
+              <w:rPr>
+                <w:lang w:val="en-US"/>
+              </w:rPr>
+              <w:t xml:space="preserve"> (code A2.31</w:t>
             </w:r>
             <w:r>
               <w:rPr>
@@ -11439,11 +12979,19 @@
             <w:pPr>
               <w:pStyle w:val="Sansinterligne"/>
             </w:pPr>
-            <w:r>
-              <w:rPr>
-                <w:lang w:val="en-US"/>
-              </w:rPr>
-              <w:t>MuSa (code A2.24)</w:t>
+            <w:proofErr w:type="spellStart"/>
+            <w:r>
+              <w:rPr>
+                <w:lang w:val="en-US"/>
+              </w:rPr>
+              <w:t>MuSa</w:t>
+            </w:r>
+            <w:proofErr w:type="spellEnd"/>
+            <w:r>
+              <w:rPr>
+                <w:lang w:val="en-US"/>
+              </w:rPr>
+              <w:t xml:space="preserve"> (code A2.24)</w:t>
             </w:r>
           </w:p>
         </w:tc>
@@ -11537,11 +13085,19 @@
                 <w:lang w:val="en-US"/>
               </w:rPr>
             </w:pPr>
-            <w:r>
-              <w:rPr>
-                <w:lang w:val="en-US"/>
-              </w:rPr>
-              <w:t>SMuVS (code A5.32)</w:t>
+            <w:proofErr w:type="spellStart"/>
+            <w:r>
+              <w:rPr>
+                <w:lang w:val="en-US"/>
+              </w:rPr>
+              <w:t>SMuVS</w:t>
+            </w:r>
+            <w:proofErr w:type="spellEnd"/>
+            <w:r>
+              <w:rPr>
+                <w:lang w:val="en-US"/>
+              </w:rPr>
+              <w:t xml:space="preserve"> (code A5.32)</w:t>
             </w:r>
           </w:p>
         </w:tc>
@@ -11629,11 +13185,19 @@
                 <w:lang w:val="en-US"/>
               </w:rPr>
             </w:pPr>
-            <w:r>
-              <w:rPr>
-                <w:lang w:val="en-US"/>
-              </w:rPr>
-              <w:t>IMuSa (code A5.25)</w:t>
+            <w:proofErr w:type="spellStart"/>
+            <w:r>
+              <w:rPr>
+                <w:lang w:val="en-US"/>
+              </w:rPr>
+              <w:t>IMuSa</w:t>
+            </w:r>
+            <w:proofErr w:type="spellEnd"/>
+            <w:r>
+              <w:rPr>
+                <w:lang w:val="en-US"/>
+              </w:rPr>
+              <w:t xml:space="preserve"> (code A5.25)</w:t>
             </w:r>
           </w:p>
         </w:tc>
@@ -11721,11 +13285,19 @@
                 <w:lang w:val="en-US"/>
               </w:rPr>
             </w:pPr>
-            <w:r>
-              <w:rPr>
-                <w:lang w:val="en-US"/>
-              </w:rPr>
-              <w:t>SSaVS (code A5.22)</w:t>
+            <w:proofErr w:type="spellStart"/>
+            <w:r>
+              <w:rPr>
+                <w:lang w:val="en-US"/>
+              </w:rPr>
+              <w:t>SSaVS</w:t>
+            </w:r>
+            <w:proofErr w:type="spellEnd"/>
+            <w:r>
+              <w:rPr>
+                <w:lang w:val="en-US"/>
+              </w:rPr>
+              <w:t xml:space="preserve"> (code A5.22)</w:t>
             </w:r>
           </w:p>
         </w:tc>
@@ -12257,13 +13829,22 @@
           <w:lang w:val="en-US"/>
         </w:rPr>
       </w:pPr>
+      <w:proofErr w:type="spellStart"/>
       <w:r>
         <w:rPr>
           <w:highlight w:val="yellow"/>
           <w:lang w:val="en-US"/>
         </w:rPr>
         <w:lastRenderedPageBreak/>
-        <w:t>Physico-chemical parameters</w:t>
+        <w:t>Physico</w:t>
+      </w:r>
+      <w:proofErr w:type="spellEnd"/>
+      <w:r>
+        <w:rPr>
+          <w:highlight w:val="yellow"/>
+          <w:lang w:val="en-US"/>
+        </w:rPr>
+        <w:t>-chemical parameters</w:t>
       </w:r>
     </w:p>
     <w:p>
@@ -12292,11 +13873,32 @@
         <w:t xml:space="preserve"> </w:t>
       </w:r>
       <w:r>
-        <w:t>List of measured parameters</w:t>
-      </w:r>
+        <w:t xml:space="preserve">List of </w:t>
+      </w:r>
+      <w:proofErr w:type="spellStart"/>
+      <w:r>
+        <w:t>measured</w:t>
+      </w:r>
+      <w:proofErr w:type="spellEnd"/>
+      <w:r>
+        <w:t xml:space="preserve"> </w:t>
+      </w:r>
+      <w:proofErr w:type="spellStart"/>
+      <w:r>
+        <w:t>parameters</w:t>
+      </w:r>
+      <w:proofErr w:type="spellEnd"/>
       <w:r>
         <w:br/>
-        <w:t>(1) Ratio &gt;&gt; 1 =&gt; OK ;~1 ou &lt;1 =&gt; pollution récente ammonium OU blocage nitrification (hypoxie, basse température, inhibition bactérienne)</w:t>
+        <w:t>(1) Ratio &gt;&gt; 1 =&gt; OK</w:t>
+      </w:r>
+      <w:proofErr w:type="gramStart"/>
+      <w:r>
+        <w:t xml:space="preserve"> ;~</w:t>
+      </w:r>
+      <w:proofErr w:type="gramEnd"/>
+      <w:r>
+        <w:t>1 ou &lt;1 =&gt; pollution récente ammonium OU blocage nitrification (hypoxie, basse température, inhibition bactérienne)</w:t>
       </w:r>
       <w:r>
         <w:br/>
@@ -12381,11 +13983,19 @@
                 <w:lang w:val="en-US"/>
               </w:rPr>
             </w:pPr>
-            <w:r>
-              <w:rPr>
-                <w:lang w:val="en-US"/>
-              </w:rPr>
-              <w:t>Physico-chemistry</w:t>
+            <w:proofErr w:type="spellStart"/>
+            <w:r>
+              <w:rPr>
+                <w:lang w:val="en-US"/>
+              </w:rPr>
+              <w:t>Physico</w:t>
+            </w:r>
+            <w:proofErr w:type="spellEnd"/>
+            <w:r>
+              <w:rPr>
+                <w:lang w:val="en-US"/>
+              </w:rPr>
+              <w:t>-chemistry</w:t>
             </w:r>
           </w:p>
         </w:tc>
@@ -12507,10 +14117,18 @@
               <w:pStyle w:val="Sansinterligne"/>
             </w:pPr>
             <w:r>
-              <w:t>-&gt; changement de matériel entre l</w:t>
-            </w:r>
-            <w:r>
-              <w:t>es programme, non valorisable</w:t>
+              <w:t xml:space="preserve">-&gt; changement de matériel entre </w:t>
+            </w:r>
+            <w:proofErr w:type="gramStart"/>
+            <w:r>
+              <w:t>l</w:t>
+            </w:r>
+            <w:r>
+              <w:t>es programme</w:t>
+            </w:r>
+            <w:proofErr w:type="gramEnd"/>
+            <w:r>
+              <w:t>, non valorisable</w:t>
             </w:r>
           </w:p>
         </w:tc>
@@ -12565,11 +14183,19 @@
                 <w:lang w:val="en-US"/>
               </w:rPr>
             </w:pPr>
-            <w:r>
-              <w:rPr>
-                <w:lang w:val="en-US"/>
-              </w:rPr>
-              <w:t>/!\ mg/L et ml/L</w:t>
+            <w:proofErr w:type="gramStart"/>
+            <w:r>
+              <w:rPr>
+                <w:lang w:val="en-US"/>
+              </w:rPr>
+              <w:t>/!\</w:t>
+            </w:r>
+            <w:proofErr w:type="gramEnd"/>
+            <w:r>
+              <w:rPr>
+                <w:lang w:val="en-US"/>
+              </w:rPr>
+              <w:t xml:space="preserve"> mg/L et ml/L</w:t>
             </w:r>
           </w:p>
         </w:tc>
@@ -12623,7 +14249,37 @@
               <w:rPr>
                 <w:lang w:val="en-US"/>
               </w:rPr>
-              <w:t>(voir mail Jérèm)</w:t>
+              <w:t>(</w:t>
+            </w:r>
+            <w:proofErr w:type="spellStart"/>
+            <w:proofErr w:type="gramStart"/>
+            <w:r>
+              <w:rPr>
+                <w:lang w:val="en-US"/>
+              </w:rPr>
+              <w:t>voir</w:t>
+            </w:r>
+            <w:proofErr w:type="spellEnd"/>
+            <w:proofErr w:type="gramEnd"/>
+            <w:r>
+              <w:rPr>
+                <w:lang w:val="en-US"/>
+              </w:rPr>
+              <w:t xml:space="preserve"> mail </w:t>
+            </w:r>
+            <w:proofErr w:type="spellStart"/>
+            <w:r>
+              <w:rPr>
+                <w:lang w:val="en-US"/>
+              </w:rPr>
+              <w:t>Jérèm</w:t>
+            </w:r>
+            <w:proofErr w:type="spellEnd"/>
+            <w:r>
+              <w:rPr>
+                <w:lang w:val="en-US"/>
+              </w:rPr>
+              <w:t>)</w:t>
             </w:r>
           </w:p>
         </w:tc>
@@ -12716,7 +14372,21 @@
               <w:rPr>
                 <w:lang w:val="en-US"/>
               </w:rPr>
-              <w:t>- Photosynthese limitation</w:t>
+              <w:t xml:space="preserve">- </w:t>
+            </w:r>
+            <w:proofErr w:type="spellStart"/>
+            <w:r>
+              <w:rPr>
+                <w:lang w:val="en-US"/>
+              </w:rPr>
+              <w:t>Photosynthese</w:t>
+            </w:r>
+            <w:proofErr w:type="spellEnd"/>
+            <w:r>
+              <w:rPr>
+                <w:lang w:val="en-US"/>
+              </w:rPr>
+              <w:t xml:space="preserve"> limitation</w:t>
             </w:r>
           </w:p>
           <w:p>
@@ -12750,7 +14420,21 @@
               <w:rPr>
                 <w:lang w:val="en-US"/>
               </w:rPr>
-              <w:t xml:space="preserve">- Contaminant biodisponibility </w:t>
+              <w:t xml:space="preserve">- Contaminant </w:t>
+            </w:r>
+            <w:proofErr w:type="spellStart"/>
+            <w:r>
+              <w:rPr>
+                <w:lang w:val="en-US"/>
+              </w:rPr>
+              <w:t>biodisponibility</w:t>
+            </w:r>
+            <w:proofErr w:type="spellEnd"/>
+            <w:r>
+              <w:rPr>
+                <w:lang w:val="en-US"/>
+              </w:rPr>
+              <w:t xml:space="preserve"> </w:t>
             </w:r>
           </w:p>
         </w:tc>
@@ -13188,7 +14872,21 @@
               <w:rPr>
                 <w:lang w:val="en-US"/>
               </w:rPr>
-              <w:t>Global indicator of eutrophization (stable)</w:t>
+              <w:t xml:space="preserve">Global indicator of </w:t>
+            </w:r>
+            <w:proofErr w:type="spellStart"/>
+            <w:r>
+              <w:rPr>
+                <w:lang w:val="en-US"/>
+              </w:rPr>
+              <w:t>eutrophization</w:t>
+            </w:r>
+            <w:proofErr w:type="spellEnd"/>
+            <w:r>
+              <w:rPr>
+                <w:lang w:val="en-US"/>
+              </w:rPr>
+              <w:t xml:space="preserve"> (stable)</w:t>
             </w:r>
           </w:p>
         </w:tc>
@@ -13235,9 +14933,11 @@
             <w:pPr>
               <w:pStyle w:val="Sansinterligne"/>
             </w:pPr>
+            <w:proofErr w:type="gramStart"/>
             <w:r>
               <w:t>phosphate</w:t>
             </w:r>
+            <w:proofErr w:type="gramEnd"/>
           </w:p>
         </w:tc>
         <w:tc>
@@ -13272,7 +14972,21 @@
                 <w:lang w:val="en-US"/>
               </w:rPr>
               <w:br/>
-              <w:t>- eutrophization at high level</w:t>
+              <w:t xml:space="preserve">- </w:t>
+            </w:r>
+            <w:proofErr w:type="spellStart"/>
+            <w:r>
+              <w:rPr>
+                <w:lang w:val="en-US"/>
+              </w:rPr>
+              <w:t>eutrophization</w:t>
+            </w:r>
+            <w:proofErr w:type="spellEnd"/>
+            <w:r>
+              <w:rPr>
+                <w:lang w:val="en-US"/>
+              </w:rPr>
+              <w:t xml:space="preserve"> at high level</w:t>
             </w:r>
           </w:p>
         </w:tc>
@@ -13372,7 +15086,21 @@
               <w:rPr>
                 <w:lang w:val="en-US"/>
               </w:rPr>
-              <w:t>- eutrophisation (hypoxia)</w:t>
+              <w:t xml:space="preserve">- </w:t>
+            </w:r>
+            <w:proofErr w:type="spellStart"/>
+            <w:r>
+              <w:rPr>
+                <w:lang w:val="en-US"/>
+              </w:rPr>
+              <w:t>eutrophisation</w:t>
+            </w:r>
+            <w:proofErr w:type="spellEnd"/>
+            <w:r>
+              <w:rPr>
+                <w:lang w:val="en-US"/>
+              </w:rPr>
+              <w:t xml:space="preserve"> (hypoxia)</w:t>
             </w:r>
           </w:p>
         </w:tc>
@@ -13392,7 +15120,35 @@
               <w:rPr>
                 <w:lang w:val="en-US"/>
               </w:rPr>
-              <w:t xml:space="preserve">High ratio pheopigments / chlorophyl : stressed system </w:t>
+              <w:t xml:space="preserve">High ratio </w:t>
+            </w:r>
+            <w:proofErr w:type="spellStart"/>
+            <w:r>
+              <w:rPr>
+                <w:lang w:val="en-US"/>
+              </w:rPr>
+              <w:t>pheopigments</w:t>
+            </w:r>
+            <w:proofErr w:type="spellEnd"/>
+            <w:r>
+              <w:rPr>
+                <w:lang w:val="en-US"/>
+              </w:rPr>
+              <w:t xml:space="preserve"> / </w:t>
+            </w:r>
+            <w:proofErr w:type="gramStart"/>
+            <w:r>
+              <w:rPr>
+                <w:lang w:val="en-US"/>
+              </w:rPr>
+              <w:t>chlorophyl :</w:t>
+            </w:r>
+            <w:proofErr w:type="gramEnd"/>
+            <w:r>
+              <w:rPr>
+                <w:lang w:val="en-US"/>
+              </w:rPr>
+              <w:t xml:space="preserve"> stressed system </w:t>
             </w:r>
             <w:r>
               <w:rPr>
@@ -13400,6 +15156,7 @@
               </w:rPr>
               <w:t xml:space="preserve">(rapid </w:t>
             </w:r>
+            <w:proofErr w:type="spellStart"/>
             <w:r>
               <w:rPr>
                 <w:rStyle w:val="lev"/>
@@ -13414,6 +15171,7 @@
               </w:rPr>
               <w:t>c</w:t>
             </w:r>
+            <w:proofErr w:type="spellEnd"/>
             <w:r>
               <w:rPr>
                 <w:rStyle w:val="lev"/>
@@ -13457,12 +15215,14 @@
                 <w:lang w:val="en-US"/>
               </w:rPr>
             </w:pPr>
+            <w:proofErr w:type="spellStart"/>
             <w:r>
               <w:rPr>
                 <w:lang w:val="en-US"/>
               </w:rPr>
               <w:t>Pheopigments</w:t>
             </w:r>
+            <w:proofErr w:type="spellEnd"/>
           </w:p>
         </w:tc>
         <w:tc>
@@ -13555,8 +15315,13 @@
           <w:numId w:val="22"/>
         </w:numPr>
       </w:pPr>
-      <w:r>
-        <w:t>non paramétrique, aucune hypothèse de normalité</w:t>
+      <w:proofErr w:type="gramStart"/>
+      <w:r>
+        <w:t>non</w:t>
+      </w:r>
+      <w:proofErr w:type="gramEnd"/>
+      <w:r>
+        <w:t xml:space="preserve"> paramétrique, aucune hypothèse de normalité</w:t>
       </w:r>
     </w:p>
     <w:p>
@@ -13567,8 +15332,13 @@
           <w:numId w:val="22"/>
         </w:numPr>
       </w:pPr>
-      <w:r>
-        <w:t>détection d'une tendance monotone globale (pas forcément linéaire)</w:t>
+      <w:proofErr w:type="gramStart"/>
+      <w:r>
+        <w:t>détection</w:t>
+      </w:r>
+      <w:proofErr w:type="gramEnd"/>
+      <w:r>
+        <w:t xml:space="preserve"> d'une tendance monotone globale (pas forcément linéaire)</w:t>
       </w:r>
     </w:p>
     <w:p>
@@ -13579,8 +15349,13 @@
           <w:numId w:val="22"/>
         </w:numPr>
       </w:pPr>
-      <w:r>
-        <w:t>regarde si les valeurs augmentent plus souvent qu'elles ne diminuent au fil du temps</w:t>
+      <w:proofErr w:type="gramStart"/>
+      <w:r>
+        <w:t>regarde</w:t>
+      </w:r>
+      <w:proofErr w:type="gramEnd"/>
+      <w:r>
+        <w:t xml:space="preserve"> si les valeurs augmentent plus souvent qu'elles ne diminuent au fil du temps</w:t>
       </w:r>
     </w:p>
     <w:p>
@@ -13591,8 +15366,13 @@
           <w:numId w:val="22"/>
         </w:numPr>
       </w:pPr>
-      <w:r>
-        <w:t>robuste aux valeurs extrêmes</w:t>
+      <w:proofErr w:type="gramStart"/>
+      <w:r>
+        <w:t>robuste</w:t>
+      </w:r>
+      <w:proofErr w:type="gramEnd"/>
+      <w:r>
+        <w:t xml:space="preserve"> aux valeurs extrêmes</w:t>
       </w:r>
     </w:p>
     <w:p>
@@ -13603,8 +15383,13 @@
           <w:numId w:val="22"/>
         </w:numPr>
       </w:pPr>
-      <w:r>
-        <w:t>ne donne pas d'estimation de pente</w:t>
+      <w:proofErr w:type="gramStart"/>
+      <w:r>
+        <w:t>ne</w:t>
+      </w:r>
+      <w:proofErr w:type="gramEnd"/>
+      <w:r>
+        <w:t xml:space="preserve"> donne pas d'estimation de pente</w:t>
       </w:r>
     </w:p>
     <w:p>
@@ -13616,7 +15401,23 @@
         </w:numPr>
       </w:pPr>
       <w:r>
-        <w:t>{trend} mk.test()</w:t>
+        <w:t>{</w:t>
+      </w:r>
+      <w:proofErr w:type="gramStart"/>
+      <w:r>
+        <w:t>trend</w:t>
+      </w:r>
+      <w:proofErr w:type="gramEnd"/>
+      <w:r>
+        <w:t xml:space="preserve">} </w:t>
+      </w:r>
+      <w:proofErr w:type="spellStart"/>
+      <w:r>
+        <w:t>mk.test</w:t>
+      </w:r>
+      <w:proofErr w:type="spellEnd"/>
+      <w:r>
+        <w:t>()</w:t>
       </w:r>
     </w:p>
     <w:p>
@@ -13628,13 +15429,63 @@
         </w:numPr>
       </w:pPr>
       <w:r>
-        <w:t>{modifiedmk} mmkh() =&gt; mk() avec correction d'auto-correlation =&gt; {stats} acf()</w:t>
+        <w:t>{</w:t>
+      </w:r>
+      <w:proofErr w:type="spellStart"/>
+      <w:proofErr w:type="gramStart"/>
+      <w:r>
+        <w:t>modifiedmk</w:t>
+      </w:r>
+      <w:proofErr w:type="spellEnd"/>
+      <w:proofErr w:type="gramEnd"/>
+      <w:r>
+        <w:t xml:space="preserve">} </w:t>
+      </w:r>
+      <w:proofErr w:type="spellStart"/>
+      <w:r>
+        <w:t>mmkh</w:t>
+      </w:r>
+      <w:proofErr w:type="spellEnd"/>
+      <w:r>
+        <w:t xml:space="preserve">() =&gt; </w:t>
+      </w:r>
+      <w:proofErr w:type="spellStart"/>
+      <w:r>
+        <w:t>mk</w:t>
+      </w:r>
+      <w:proofErr w:type="spellEnd"/>
+      <w:r>
+        <w:t>() avec correction d'</w:t>
+      </w:r>
+      <w:proofErr w:type="spellStart"/>
+      <w:r>
+        <w:t>auto-correlation</w:t>
+      </w:r>
+      <w:proofErr w:type="spellEnd"/>
+      <w:r>
+        <w:t xml:space="preserve"> =&gt; {stats} </w:t>
+      </w:r>
+      <w:proofErr w:type="spellStart"/>
+      <w:r>
+        <w:t>acf</w:t>
+      </w:r>
+      <w:proofErr w:type="spellEnd"/>
+      <w:r>
+        <w:t>()</w:t>
       </w:r>
     </w:p>
     <w:p/>
     <w:p>
       <w:r>
-        <w:t xml:space="preserve"> Theil–Sen estimator / Pente de Sen</w:t>
+        <w:t xml:space="preserve"> Theil–Sen </w:t>
+      </w:r>
+      <w:proofErr w:type="spellStart"/>
+      <w:r>
+        <w:t>estimator</w:t>
+      </w:r>
+      <w:proofErr w:type="spellEnd"/>
+      <w:r>
+        <w:t xml:space="preserve"> / Pente de Sen</w:t>
       </w:r>
       <w:r>
         <w:t> :</w:t>
@@ -13648,8 +15499,13 @@
           <w:numId w:val="23"/>
         </w:numPr>
       </w:pPr>
-      <w:r>
-        <w:t>estime l'intensité de la tendance</w:t>
+      <w:proofErr w:type="gramStart"/>
+      <w:r>
+        <w:t>estime</w:t>
+      </w:r>
+      <w:proofErr w:type="gramEnd"/>
+      <w:r>
+        <w:t xml:space="preserve"> l'intensité de la tendance</w:t>
       </w:r>
     </w:p>
     <w:p>
@@ -13660,9 +15516,19 @@
           <w:numId w:val="23"/>
         </w:numPr>
       </w:pPr>
-      <w:r>
-        <w:t>robuste aux outliers</w:t>
-      </w:r>
+      <w:proofErr w:type="gramStart"/>
+      <w:r>
+        <w:t>robuste</w:t>
+      </w:r>
+      <w:proofErr w:type="gramEnd"/>
+      <w:r>
+        <w:t xml:space="preserve"> aux </w:t>
+      </w:r>
+      <w:proofErr w:type="spellStart"/>
+      <w:r>
+        <w:t>outliers</w:t>
+      </w:r>
+      <w:proofErr w:type="spellEnd"/>
     </w:p>
     <w:p/>
     <w:p>
@@ -13681,8 +15547,13 @@
           <w:numId w:val="24"/>
         </w:numPr>
       </w:pPr>
-      <w:r>
-        <w:t>permet la visualisation d'une tendance si elle était strictement linéaire sur toute la période</w:t>
+      <w:proofErr w:type="gramStart"/>
+      <w:r>
+        <w:t>permet</w:t>
+      </w:r>
+      <w:proofErr w:type="gramEnd"/>
+      <w:r>
+        <w:t xml:space="preserve"> la visualisation d'une tendance si elle était strictement linéaire sur toute la période</w:t>
       </w:r>
     </w:p>
     <w:p>
@@ -13693,9 +15564,19 @@
           <w:numId w:val="24"/>
         </w:numPr>
       </w:pPr>
-      <w:r>
-        <w:t>sensible à la forte variabilité interannuelle et aux outliers</w:t>
-      </w:r>
+      <w:proofErr w:type="gramStart"/>
+      <w:r>
+        <w:t>sensible</w:t>
+      </w:r>
+      <w:proofErr w:type="gramEnd"/>
+      <w:r>
+        <w:t xml:space="preserve"> à la forte variabilité interannuelle et aux </w:t>
+      </w:r>
+      <w:proofErr w:type="spellStart"/>
+      <w:r>
+        <w:t>outliers</w:t>
+      </w:r>
+      <w:proofErr w:type="spellEnd"/>
     </w:p>
     <w:p>
       <w:r>
@@ -13705,12 +15586,32 @@
     <w:p>
       <w:r>
         <w:lastRenderedPageBreak/>
-        <w:t>{changepoint} : périodes caractérisées par des moyennes différentes</w:t>
+        <w:t>{</w:t>
+      </w:r>
+      <w:proofErr w:type="spellStart"/>
+      <w:proofErr w:type="gramStart"/>
+      <w:r>
+        <w:t>changepoint</w:t>
+      </w:r>
+      <w:proofErr w:type="spellEnd"/>
+      <w:proofErr w:type="gramEnd"/>
+      <w:r>
+        <w:t>} : périodes caractérisées par des moyennes différentes</w:t>
       </w:r>
     </w:p>
     <w:p>
       <w:r>
-        <w:t>{segmented} : tendances différentes</w:t>
+        <w:t>{</w:t>
+      </w:r>
+      <w:proofErr w:type="spellStart"/>
+      <w:proofErr w:type="gramStart"/>
+      <w:r>
+        <w:t>segmented</w:t>
+      </w:r>
+      <w:proofErr w:type="spellEnd"/>
+      <w:proofErr w:type="gramEnd"/>
+      <w:r>
+        <w:t>} : tendances différentes</w:t>
       </w:r>
     </w:p>
     <w:p>
@@ -13870,6 +15771,7 @@
         </w:rPr>
         <w:t xml:space="preserve">in </w:t>
       </w:r>
+      <w:proofErr w:type="spellStart"/>
       <w:r>
         <w:rPr>
           <w:lang w:val="en-US"/>
@@ -13880,8 +15782,23 @@
         <w:rPr>
           <w:lang w:val="en-US"/>
         </w:rPr>
-        <w:t>g/kg_ww</w:t>
-      </w:r>
+        <w:t>g</w:t>
+      </w:r>
+      <w:proofErr w:type="spellEnd"/>
+      <w:r>
+        <w:rPr>
+          <w:lang w:val="en-US"/>
+        </w:rPr>
+        <w:t>/</w:t>
+      </w:r>
+      <w:proofErr w:type="spellStart"/>
+      <w:r>
+        <w:rPr>
+          <w:lang w:val="en-US"/>
+        </w:rPr>
+        <w:t>kg_ww</w:t>
+      </w:r>
+      <w:proofErr w:type="spellEnd"/>
       <w:r>
         <w:rPr>
           <w:lang w:val="en-US"/>
@@ -13943,7 +15860,21 @@
         <w:rPr>
           <w:lang w:val="en-US"/>
         </w:rPr>
-        <w:t xml:space="preserve">: [0-100%[, yellow:[100-200%[, orange: [200-300%[, red: [300-400%[, black: &gt; 400%). </w:t>
+        <w:t>: [0-100</w:t>
+      </w:r>
+      <w:proofErr w:type="gramStart"/>
+      <w:r>
+        <w:rPr>
+          <w:lang w:val="en-US"/>
+        </w:rPr>
+        <w:t>%[</w:t>
+      </w:r>
+      <w:proofErr w:type="gramEnd"/>
+      <w:r>
+        <w:rPr>
+          <w:lang w:val="en-US"/>
+        </w:rPr>
+        <w:t xml:space="preserve">, yellow:[100-200%[, orange: [200-300%[, red: [300-400%[, black: &gt; 400%). </w:t>
       </w:r>
       <w:r>
         <w:rPr>
@@ -13979,7 +15910,21 @@
         <w:rPr>
           <w:lang w:val="en-US"/>
         </w:rPr>
-        <w:t xml:space="preserve"> the degree of priorisation of the substance </w:t>
+        <w:t xml:space="preserve"> the degree of </w:t>
+      </w:r>
+      <w:proofErr w:type="spellStart"/>
+      <w:r>
+        <w:rPr>
+          <w:lang w:val="en-US"/>
+        </w:rPr>
+        <w:t>priorisation</w:t>
+      </w:r>
+      <w:proofErr w:type="spellEnd"/>
+      <w:r>
+        <w:rPr>
+          <w:lang w:val="en-US"/>
+        </w:rPr>
+        <w:t xml:space="preserve"> of the substance </w:t>
       </w:r>
       <w:r>
         <w:rPr>
@@ -14875,6 +16820,7 @@
             <w:pPr>
               <w:pStyle w:val="Sansinterligne"/>
             </w:pPr>
+            <w:proofErr w:type="spellStart"/>
             <w:r>
               <w:t>M</w:t>
             </w:r>
@@ -14890,6 +16836,7 @@
             <w:r>
               <w:t>tomidine</w:t>
             </w:r>
+            <w:proofErr w:type="spellEnd"/>
           </w:p>
         </w:tc>
         <w:tc>
@@ -15055,9 +17002,11 @@
             <w:pPr>
               <w:pStyle w:val="Sansinterligne"/>
             </w:pPr>
+            <w:proofErr w:type="spellStart"/>
             <w:r>
               <w:t>Tralopyril</w:t>
             </w:r>
+            <w:proofErr w:type="spellEnd"/>
           </w:p>
         </w:tc>
         <w:tc>
@@ -15215,9 +17164,11 @@
             <w:pPr>
               <w:pStyle w:val="Sansinterligne"/>
             </w:pPr>
+            <w:proofErr w:type="spellStart"/>
             <w:r>
               <w:t>Fungicide</w:t>
             </w:r>
+            <w:proofErr w:type="spellEnd"/>
           </w:p>
         </w:tc>
         <w:tc>
@@ -15231,9 +17182,11 @@
             <w:pPr>
               <w:pStyle w:val="Sansinterligne"/>
             </w:pPr>
+            <w:proofErr w:type="spellStart"/>
             <w:r>
               <w:t>Azoxystrobin</w:t>
             </w:r>
+            <w:proofErr w:type="spellEnd"/>
           </w:p>
         </w:tc>
         <w:tc>
@@ -16099,6 +18052,7 @@
             <w:pPr>
               <w:pStyle w:val="Sansinterligne"/>
             </w:pPr>
+            <w:proofErr w:type="spellStart"/>
             <w:r>
               <w:t>T</w:t>
             </w:r>
@@ -16108,6 +18062,7 @@
             <w:r>
               <w:t>buconazole</w:t>
             </w:r>
+            <w:proofErr w:type="spellEnd"/>
           </w:p>
         </w:tc>
         <w:tc>
@@ -17523,7 +19478,11 @@
               <w:t>(</w:t>
             </w:r>
             <w:r>
-              <w:t>Atrazine d</w:t>
+              <w:t xml:space="preserve">Atrazine </w:t>
+            </w:r>
+            <w:proofErr w:type="spellStart"/>
+            <w:r>
+              <w:t>d</w:t>
             </w:r>
             <w:r>
               <w:t>e</w:t>
@@ -17537,6 +19496,7 @@
             <w:r>
               <w:t>thyl</w:t>
             </w:r>
+            <w:proofErr w:type="spellEnd"/>
             <w:r>
               <w:t>)</w:t>
             </w:r>
@@ -18391,9 +20351,11 @@
             <w:pPr>
               <w:pStyle w:val="Sansinterligne"/>
             </w:pPr>
+            <w:proofErr w:type="spellStart"/>
             <w:r>
               <w:t>Metoxuron</w:t>
             </w:r>
+            <w:proofErr w:type="spellEnd"/>
           </w:p>
         </w:tc>
         <w:tc>
@@ -18560,6 +20522,7 @@
             <w:pPr>
               <w:pStyle w:val="Sansinterligne"/>
             </w:pPr>
+            <w:proofErr w:type="spellStart"/>
             <w:r>
               <w:t>M</w:t>
             </w:r>
@@ -18569,6 +20532,7 @@
             <w:r>
               <w:t>tolachlor</w:t>
             </w:r>
+            <w:proofErr w:type="spellEnd"/>
           </w:p>
         </w:tc>
         <w:tc>
@@ -18736,9 +20700,11 @@
             <w:pPr>
               <w:pStyle w:val="Sansinterligne"/>
             </w:pPr>
+            <w:proofErr w:type="spellStart"/>
             <w:r>
               <w:t>Propazine</w:t>
             </w:r>
+            <w:proofErr w:type="spellEnd"/>
           </w:p>
         </w:tc>
         <w:tc>
@@ -18910,7 +20876,11 @@
               <w:pStyle w:val="Sansinterligne"/>
             </w:pPr>
             <w:r>
-              <w:t>Terbuthylazine d</w:t>
+              <w:t xml:space="preserve">Terbuthylazine </w:t>
+            </w:r>
+            <w:proofErr w:type="spellStart"/>
+            <w:r>
+              <w:t>d</w:t>
             </w:r>
             <w:r>
               <w:t>e</w:t>
@@ -18918,6 +20888,7 @@
             <w:r>
               <w:t>sethyl</w:t>
             </w:r>
+            <w:proofErr w:type="spellEnd"/>
           </w:p>
         </w:tc>
         <w:tc>
@@ -19365,7 +21336,21 @@
         <w:rPr>
           <w:lang w:val="en-US"/>
         </w:rPr>
-        <w:t xml:space="preserve">compounds, diflufenican and fipronil, </w:t>
+        <w:t xml:space="preserve">compounds, </w:t>
+      </w:r>
+      <w:proofErr w:type="spellStart"/>
+      <w:r>
+        <w:rPr>
+          <w:lang w:val="en-US"/>
+        </w:rPr>
+        <w:t>diflufenican</w:t>
+      </w:r>
+      <w:proofErr w:type="spellEnd"/>
+      <w:r>
+        <w:rPr>
+          <w:lang w:val="en-US"/>
+        </w:rPr>
+        <w:t xml:space="preserve"> and fipronil, </w:t>
       </w:r>
       <w:r>
         <w:rPr>
@@ -19461,7 +21446,21 @@
         <w:rPr>
           <w:lang w:val="en-US"/>
         </w:rPr>
-        <w:t>The fact that fipronil and diflufenican are not systematically detected at higher concentrations in estuaries compared to the national average suggests that PNEC exceedances are also frequent along other parts of the French coastline, justifying their high prioritization.</w:t>
+        <w:t xml:space="preserve">The fact that fipronil and </w:t>
+      </w:r>
+      <w:proofErr w:type="spellStart"/>
+      <w:r>
+        <w:rPr>
+          <w:lang w:val="en-US"/>
+        </w:rPr>
+        <w:t>diflufenican</w:t>
+      </w:r>
+      <w:proofErr w:type="spellEnd"/>
+      <w:r>
+        <w:rPr>
+          <w:lang w:val="en-US"/>
+        </w:rPr>
+        <w:t xml:space="preserve"> are not systematically detected at higher concentrations in estuaries compared to the national average suggests that PNEC exceedances are also frequent along other parts of the French coastline, justifying their high prioritization.</w:t>
       </w:r>
       <w:r>
         <w:rPr>
@@ -19488,6 +21487,7 @@
         </w:rPr>
         <w:t xml:space="preserve"> herbicides, in addition to </w:t>
       </w:r>
+      <w:proofErr w:type="spellStart"/>
       <w:r>
         <w:rPr>
           <w:lang w:val="en-US"/>
@@ -19498,7 +21498,14 @@
         <w:rPr>
           <w:lang w:val="en-US"/>
         </w:rPr>
-        <w:t xml:space="preserve">iflufenican, </w:t>
+        <w:t>iflufenican</w:t>
+      </w:r>
+      <w:proofErr w:type="spellEnd"/>
+      <w:r>
+        <w:rPr>
+          <w:lang w:val="en-US"/>
+        </w:rPr>
+        <w:t xml:space="preserve">, </w:t>
       </w:r>
       <w:r>
         <w:rPr>
@@ -19687,12 +21694,14 @@
         </w:rPr>
         <w:t xml:space="preserve">. </w:t>
       </w:r>
+      <w:proofErr w:type="spellStart"/>
       <w:r>
         <w:rPr>
           <w:lang w:val="en-US"/>
         </w:rPr>
         <w:t>Dichlofluanide</w:t>
       </w:r>
+      <w:proofErr w:type="spellEnd"/>
       <w:r>
         <w:rPr>
           <w:lang w:val="en-US"/>
@@ -20511,11 +22520,19 @@
         </w:rPr>
         <w:t xml:space="preserve"> for Gironde and Seine, annelids in Loire (</w:t>
       </w:r>
-      <w:r>
-        <w:rPr>
-          <w:lang w:val="en-US"/>
-        </w:rPr>
-        <w:t xml:space="preserve">Cordemay </w:t>
+      <w:proofErr w:type="spellStart"/>
+      <w:r>
+        <w:rPr>
+          <w:lang w:val="en-US"/>
+        </w:rPr>
+        <w:t>Cordemay</w:t>
+      </w:r>
+      <w:proofErr w:type="spellEnd"/>
+      <w:r>
+        <w:rPr>
+          <w:lang w:val="en-US"/>
+        </w:rPr>
+        <w:t xml:space="preserve"> </w:t>
       </w:r>
       <w:r>
         <w:rPr>
@@ -20753,11 +22770,19 @@
                 <w:lang w:val="en-US"/>
               </w:rPr>
             </w:pPr>
-            <w:r>
-              <w:rPr>
-                <w:lang w:val="en-US"/>
-              </w:rPr>
-              <w:t>3 fold higher in Loire intertidal areas than the highest densities in other estuaries and areas.</w:t>
+            <w:proofErr w:type="gramStart"/>
+            <w:r>
+              <w:rPr>
+                <w:lang w:val="en-US"/>
+              </w:rPr>
+              <w:t>3 fold</w:t>
+            </w:r>
+            <w:proofErr w:type="gramEnd"/>
+            <w:r>
+              <w:rPr>
+                <w:lang w:val="en-US"/>
+              </w:rPr>
+              <w:t xml:space="preserve"> higher in Loire intertidal areas than the highest densities in other estuaries and areas.</w:t>
             </w:r>
           </w:p>
           <w:p>
@@ -20910,7 +22935,23 @@
           <w:lang w:val="en-US"/>
         </w:rPr>
         <w:lastRenderedPageBreak/>
-        <w:t>Fish and demerso-pelagic preys</w:t>
+        <w:t xml:space="preserve">Fish and </w:t>
+      </w:r>
+      <w:proofErr w:type="spellStart"/>
+      <w:r>
+        <w:rPr>
+          <w:highlight w:val="yellow"/>
+          <w:lang w:val="en-US"/>
+        </w:rPr>
+        <w:t>demerso</w:t>
+      </w:r>
+      <w:proofErr w:type="spellEnd"/>
+      <w:r>
+        <w:rPr>
+          <w:highlight w:val="yellow"/>
+          <w:lang w:val="en-US"/>
+        </w:rPr>
+        <w:t>-pelagic preys</w:t>
       </w:r>
     </w:p>
     <w:p>
@@ -20941,12 +22982,21 @@
           <w:lang w:val="en-US"/>
         </w:rPr>
       </w:pPr>
+      <w:proofErr w:type="spellStart"/>
       <w:r>
         <w:rPr>
           <w:highlight w:val="yellow"/>
           <w:lang w:val="en-US"/>
         </w:rPr>
-        <w:t>Physico-chemical parameters</w:t>
+        <w:t>Physico</w:t>
+      </w:r>
+      <w:proofErr w:type="spellEnd"/>
+      <w:r>
+        <w:rPr>
+          <w:highlight w:val="yellow"/>
+          <w:lang w:val="en-US"/>
+        </w:rPr>
+        <w:t>-chemical parameters</w:t>
       </w:r>
     </w:p>
     <w:p>
@@ -20995,7 +23045,21 @@
           <w:lang w:val="en-US"/>
         </w:rPr>
         <w:lastRenderedPageBreak/>
-        <w:t>Primary production: pheopigment / chlorophyl a</w:t>
+        <w:t xml:space="preserve">Primary production: </w:t>
+      </w:r>
+      <w:proofErr w:type="spellStart"/>
+      <w:r>
+        <w:rPr>
+          <w:lang w:val="en-US"/>
+        </w:rPr>
+        <w:t>pheopigment</w:t>
+      </w:r>
+      <w:proofErr w:type="spellEnd"/>
+      <w:r>
+        <w:rPr>
+          <w:lang w:val="en-US"/>
+        </w:rPr>
+        <w:t xml:space="preserve"> / chlorophyl a</w:t>
       </w:r>
     </w:p>
     <w:p>
@@ -21057,11 +23121,24 @@
         <w:pStyle w:val="Titre4"/>
       </w:pPr>
       <w:r>
-        <w:t>Nitrification cycle: Ammonium / nitrate+ni</w:t>
+        <w:t xml:space="preserve">Nitrification </w:t>
+      </w:r>
+      <w:proofErr w:type="gramStart"/>
+      <w:r>
+        <w:t>cycle:</w:t>
+      </w:r>
+      <w:proofErr w:type="gramEnd"/>
+      <w:r>
+        <w:t xml:space="preserve"> Ammonium / </w:t>
+      </w:r>
+      <w:proofErr w:type="spellStart"/>
+      <w:r>
+        <w:t>nitrate+ni</w:t>
       </w:r>
       <w:r>
         <w:t>trite</w:t>
       </w:r>
+      <w:proofErr w:type="spellEnd"/>
     </w:p>
     <w:tbl>
       <w:tblPr>
@@ -21166,7 +23243,15 @@
               </w:numPr>
             </w:pPr>
             <w:r>
-              <w:t>Reconstruction de la somme nitrate+nitrite à partir de la valeur max de « Nitrate + nitrite » ou « sumNO2NO3 »</w:t>
+              <w:t xml:space="preserve">Reconstruction de la somme </w:t>
+            </w:r>
+            <w:proofErr w:type="spellStart"/>
+            <w:r>
+              <w:t>nitrate+nitrite</w:t>
+            </w:r>
+            <w:proofErr w:type="spellEnd"/>
+            <w:r>
+              <w:t xml:space="preserve"> à partir de la valeur max de « Nitrate + nitrite » ou « sumNO2NO3 »</w:t>
             </w:r>
           </w:p>
           <w:p>
@@ -21237,13 +23322,23 @@
               </w:rPr>
               <w:t>“</w:t>
             </w:r>
+            <w:proofErr w:type="gramStart"/>
             <w:r>
               <w:rPr>
                 <w:rFonts w:ascii="Georgia" w:hAnsi="Georgia"/>
                 <w:color w:val="1F1F1F"/>
                 <w:lang w:val="en-US"/>
               </w:rPr>
-              <w:t>ammonium serves as an essential indicator for the evaluation and regulation of the health status of aquatic ecological environments. Ammonium can enter the </w:t>
+              <w:t>ammonium</w:t>
+            </w:r>
+            <w:proofErr w:type="gramEnd"/>
+            <w:r>
+              <w:rPr>
+                <w:rFonts w:ascii="Georgia" w:hAnsi="Georgia"/>
+                <w:color w:val="1F1F1F"/>
+                <w:lang w:val="en-US"/>
+              </w:rPr>
+              <w:t xml:space="preserve"> serves as an essential indicator for the evaluation and regulation of the health status of aquatic ecological environments. Ammonium can enter the </w:t>
             </w:r>
             <w:hyperlink r:id="rId16" w:history="1">
               <w:r>
@@ -21591,9 +23686,11 @@
       <w:pPr>
         <w:pStyle w:val="Titre4"/>
       </w:pPr>
+      <w:proofErr w:type="spellStart"/>
       <w:r>
         <w:t>Metals</w:t>
       </w:r>
+      <w:proofErr w:type="spellEnd"/>
     </w:p>
     <w:p>
       <w:pPr>
@@ -21732,7 +23829,21 @@
         <w:rPr>
           <w:lang w:val="en-US"/>
         </w:rPr>
-        <w:t>Although cadmium levels declined significantly between approximately 1990 and 2000, following the cessation of zinc metallurgy in Aveyron and the containment of associated waste, no further decrease has been observed in the Gironde estuary over the past two decades. As of 2024, cadmium concentrations remain above the sanitary threshold for shellfish consumption. This persistent contamination is linked to the sedimentary reservoir within the watershed and estuary, which continues to release metals during major hydrodynamic events such as floods</w:t>
+        <w:t xml:space="preserve">Although cadmium levels declined significantly between approximately 1990 and 2000, following the cessation of zinc metallurgy in </w:t>
+      </w:r>
+      <w:proofErr w:type="spellStart"/>
+      <w:r>
+        <w:rPr>
+          <w:lang w:val="en-US"/>
+        </w:rPr>
+        <w:t>Aveyron</w:t>
+      </w:r>
+      <w:proofErr w:type="spellEnd"/>
+      <w:r>
+        <w:rPr>
+          <w:lang w:val="en-US"/>
+        </w:rPr>
+        <w:t xml:space="preserve"> and the containment of associated waste, no further decrease has been observed in the Gironde estuary over the past two decades. As of 2024, cadmium concentrations remain above the sanitary threshold for shellfish consumption. This persistent contamination is linked to the sedimentary reservoir within the watershed and estuary, which continues to release metals during major hydrodynamic events such as floods</w:t>
       </w:r>
       <w:r>
         <w:rPr>
@@ -22327,7 +24438,28 @@
         <w:rPr>
           <w:lang w:val="en-US"/>
         </w:rPr>
-        <w:t>the degree of threshold exceedance appears to be correlated with the bioaccumulation potential of the congeners. This potential can be approximated by physicochemical properties such as log Kow. Studies have shown a parabolic relationship between bioaccumulation/biomagnification and log K</w:t>
+        <w:t>the degree of threshold exceedance appears to be correlated with the bioaccumulation potential of the congeners. This potential can be approximated by physicochemical properties such as log </w:t>
+      </w:r>
+      <w:proofErr w:type="spellStart"/>
+      <w:r>
+        <w:rPr>
+          <w:lang w:val="en-US"/>
+        </w:rPr>
+        <w:t>Kow</w:t>
+      </w:r>
+      <w:proofErr w:type="spellEnd"/>
+      <w:r>
+        <w:rPr>
+          <w:lang w:val="en-US"/>
+        </w:rPr>
+        <w:t>. Studies have shown a parabolic relationship between bioaccumulation/biomagnification and log </w:t>
+      </w:r>
+      <w:proofErr w:type="spellStart"/>
+      <w:r>
+        <w:rPr>
+          <w:lang w:val="en-US"/>
+        </w:rPr>
+        <w:t>K</w:t>
       </w:r>
       <w:r>
         <w:rPr>
@@ -22335,11 +24467,19 @@
         </w:rPr>
         <w:t>ow</w:t>
       </w:r>
-      <w:r>
-        <w:rPr>
-          <w:lang w:val="en-US"/>
-        </w:rPr>
-        <w:t xml:space="preserve"> values, with accumulation increasing up to a log K</w:t>
+      <w:proofErr w:type="spellEnd"/>
+      <w:r>
+        <w:rPr>
+          <w:lang w:val="en-US"/>
+        </w:rPr>
+        <w:t xml:space="preserve"> values, with accumulation increasing up to a log </w:t>
+      </w:r>
+      <w:proofErr w:type="spellStart"/>
+      <w:r>
+        <w:rPr>
+          <w:lang w:val="en-US"/>
+        </w:rPr>
+        <w:t>K</w:t>
       </w:r>
       <w:r>
         <w:rPr>
@@ -22347,6 +24487,7 @@
         </w:rPr>
         <w:t>ow</w:t>
       </w:r>
+      <w:proofErr w:type="spellEnd"/>
       <w:r>
         <w:rPr>
           <w:lang w:val="en-US"/>
@@ -22437,7 +24578,14 @@
         <w:rPr>
           <w:lang w:val="en-US"/>
         </w:rPr>
-        <w:t>This is consistent with the limited threshold exceedance observed for CB 28 (log K</w:t>
+        <w:t>This is consistent with the limited threshold exceedance observed for CB 28 (log </w:t>
+      </w:r>
+      <w:proofErr w:type="spellStart"/>
+      <w:r>
+        <w:rPr>
+          <w:lang w:val="en-US"/>
+        </w:rPr>
+        <w:t>K</w:t>
       </w:r>
       <w:r>
         <w:rPr>
@@ -22445,11 +24593,19 @@
         </w:rPr>
         <w:t>ow</w:t>
       </w:r>
-      <w:r>
-        <w:rPr>
-          <w:lang w:val="en-US"/>
-        </w:rPr>
-        <w:t xml:space="preserve"> = 5.67) and CB 180 (log K</w:t>
+      <w:proofErr w:type="spellEnd"/>
+      <w:r>
+        <w:rPr>
+          <w:lang w:val="en-US"/>
+        </w:rPr>
+        <w:t xml:space="preserve"> = 5.67) and CB 180 (log </w:t>
+      </w:r>
+      <w:proofErr w:type="spellStart"/>
+      <w:r>
+        <w:rPr>
+          <w:lang w:val="en-US"/>
+        </w:rPr>
+        <w:t>K</w:t>
       </w:r>
       <w:r>
         <w:rPr>
@@ -22457,6 +24613,7 @@
         </w:rPr>
         <w:t>ow</w:t>
       </w:r>
+      <w:proofErr w:type="spellEnd"/>
       <w:r>
         <w:rPr>
           <w:lang w:val="en-US"/>
@@ -22966,7 +25123,21 @@
         <w:rPr>
           <w:lang w:val="en-US"/>
         </w:rPr>
-        <w:t>/glw in</w:t>
+        <w:t>/</w:t>
+      </w:r>
+      <w:proofErr w:type="spellStart"/>
+      <w:r>
+        <w:rPr>
+          <w:lang w:val="en-US"/>
+        </w:rPr>
+        <w:t>glw</w:t>
+      </w:r>
+      <w:proofErr w:type="spellEnd"/>
+      <w:r>
+        <w:rPr>
+          <w:lang w:val="en-US"/>
+        </w:rPr>
+        <w:t xml:space="preserve"> in</w:t>
       </w:r>
       <w:r>
         <w:rPr>
@@ -23728,6 +25899,7 @@
         </w:rPr>
         <w:t xml:space="preserve"> </w:t>
       </w:r>
+      <w:proofErr w:type="spellStart"/>
       <w:r>
         <w:rPr>
           <w:lang w:val="en-US"/>
@@ -23738,7 +25910,14 @@
         <w:rPr>
           <w:lang w:val="en-US"/>
         </w:rPr>
-        <w:t>iflufenican,</w:t>
+        <w:t>iflufenican</w:t>
+      </w:r>
+      <w:proofErr w:type="spellEnd"/>
+      <w:r>
+        <w:rPr>
+          <w:lang w:val="en-US"/>
+        </w:rPr>
+        <w:t>,</w:t>
       </w:r>
       <w:r>
         <w:rPr>
@@ -24950,7 +27129,21 @@
         <w:rPr>
           <w:lang w:val="en-US"/>
         </w:rPr>
-        <w:t>Contamination by emerging biocidal compounds is of greater concern, with several substances exceeding their predicted no-effect concentrations (PNECs), and known to impact multiple levels of estuarine nursery food webs. All three estuaries are affected, although contamination profiles differ among them. Notably, diflufenican (herbicide) and fipronil (insecticide) exceed PNEC values consistently across all sites.</w:t>
+        <w:t xml:space="preserve">Contamination by emerging biocidal compounds is of greater concern, with several substances exceeding their predicted no-effect concentrations (PNECs), and known to impact multiple levels of estuarine nursery food webs. All three estuaries are affected, although contamination profiles differ among them. Notably, </w:t>
+      </w:r>
+      <w:proofErr w:type="spellStart"/>
+      <w:r>
+        <w:rPr>
+          <w:lang w:val="en-US"/>
+        </w:rPr>
+        <w:t>diflufenican</w:t>
+      </w:r>
+      <w:proofErr w:type="spellEnd"/>
+      <w:r>
+        <w:rPr>
+          <w:lang w:val="en-US"/>
+        </w:rPr>
+        <w:t xml:space="preserve"> (herbicide) and fipronil (insecticide) exceed PNEC values consistently across all sites.</w:t>
       </w:r>
     </w:p>
     <w:p>
@@ -25278,12 +27471,14 @@
                 <w:lang w:val="en-US"/>
               </w:rPr>
             </w:pPr>
+            <w:proofErr w:type="spellStart"/>
             <w:r>
               <w:rPr>
                 <w:lang w:val="en-US"/>
               </w:rPr>
               <w:t>MoSa</w:t>
             </w:r>
+            <w:proofErr w:type="spellEnd"/>
             <w:r>
               <w:rPr>
                 <w:lang w:val="en-US"/>
@@ -25348,11 +27543,19 @@
                 <w:lang w:val="en-US"/>
               </w:rPr>
             </w:pPr>
-            <w:r>
-              <w:rPr>
-                <w:lang w:val="en-US"/>
-              </w:rPr>
-              <w:t>Potential : mobile crustaceans</w:t>
+            <w:proofErr w:type="gramStart"/>
+            <w:r>
+              <w:rPr>
+                <w:lang w:val="en-US"/>
+              </w:rPr>
+              <w:t>Potential :</w:t>
+            </w:r>
+            <w:proofErr w:type="gramEnd"/>
+            <w:r>
+              <w:rPr>
+                <w:lang w:val="en-US"/>
+              </w:rPr>
+              <w:t xml:space="preserve"> mobile crustaceans</w:t>
             </w:r>
           </w:p>
         </w:tc>
@@ -25421,8 +27624,16 @@
               <w:rPr>
                 <w:lang w:val="en-US"/>
               </w:rPr>
-              <w:t>o fine particules</w:t>
-            </w:r>
+              <w:t xml:space="preserve">o fine </w:t>
+            </w:r>
+            <w:proofErr w:type="spellStart"/>
+            <w:r>
+              <w:rPr>
+                <w:lang w:val="en-US"/>
+              </w:rPr>
+              <w:t>particules</w:t>
+            </w:r>
+            <w:proofErr w:type="spellEnd"/>
           </w:p>
         </w:tc>
         <w:tc>
@@ -25495,11 +27706,19 @@
                 <w:lang w:val="en-US"/>
               </w:rPr>
             </w:pPr>
-            <w:r>
-              <w:rPr>
-                <w:lang w:val="en-US"/>
-              </w:rPr>
-              <w:t>FiSa A2.23</w:t>
+            <w:proofErr w:type="spellStart"/>
+            <w:r>
+              <w:rPr>
+                <w:lang w:val="en-US"/>
+              </w:rPr>
+              <w:t>FiSa</w:t>
+            </w:r>
+            <w:proofErr w:type="spellEnd"/>
+            <w:r>
+              <w:rPr>
+                <w:lang w:val="en-US"/>
+              </w:rPr>
+              <w:t xml:space="preserve"> A2.23</w:t>
             </w:r>
           </w:p>
         </w:tc>
@@ -25514,11 +27733,19 @@
                 <w:lang w:val="en-US"/>
               </w:rPr>
             </w:pPr>
-            <w:r>
-              <w:rPr>
-                <w:lang w:val="en-US"/>
-              </w:rPr>
-              <w:t>Polychaete or amphipod-dominated fine sand shores</w:t>
+            <w:proofErr w:type="spellStart"/>
+            <w:r>
+              <w:rPr>
+                <w:lang w:val="en-US"/>
+              </w:rPr>
+              <w:t>Polychaete</w:t>
+            </w:r>
+            <w:proofErr w:type="spellEnd"/>
+            <w:r>
+              <w:rPr>
+                <w:lang w:val="en-US"/>
+              </w:rPr>
+              <w:t xml:space="preserve"> or amphipod-dominated fine sand shores</w:t>
             </w:r>
           </w:p>
         </w:tc>
@@ -25537,7 +27764,77 @@
               <w:rPr>
                 <w:lang w:val="en-US"/>
               </w:rPr>
-              <w:t>Major: amphipods (haustorids maily Bathyporeia spp.) OR polychaetes (Eteone sp., Capitellidae)</w:t>
+              <w:t>Major: amphipods (</w:t>
+            </w:r>
+            <w:proofErr w:type="spellStart"/>
+            <w:r>
+              <w:rPr>
+                <w:lang w:val="en-US"/>
+              </w:rPr>
+              <w:t>haustorids</w:t>
+            </w:r>
+            <w:proofErr w:type="spellEnd"/>
+            <w:r>
+              <w:rPr>
+                <w:lang w:val="en-US"/>
+              </w:rPr>
+              <w:t xml:space="preserve"> </w:t>
+            </w:r>
+            <w:proofErr w:type="spellStart"/>
+            <w:r>
+              <w:rPr>
+                <w:lang w:val="en-US"/>
+              </w:rPr>
+              <w:t>maily</w:t>
+            </w:r>
+            <w:proofErr w:type="spellEnd"/>
+            <w:r>
+              <w:rPr>
+                <w:lang w:val="en-US"/>
+              </w:rPr>
+              <w:t xml:space="preserve"> </w:t>
+            </w:r>
+            <w:proofErr w:type="spellStart"/>
+            <w:r>
+              <w:rPr>
+                <w:lang w:val="en-US"/>
+              </w:rPr>
+              <w:t>Bathyporeia</w:t>
+            </w:r>
+            <w:proofErr w:type="spellEnd"/>
+            <w:r>
+              <w:rPr>
+                <w:lang w:val="en-US"/>
+              </w:rPr>
+              <w:t xml:space="preserve"> spp.) OR polychaetes (</w:t>
+            </w:r>
+            <w:proofErr w:type="spellStart"/>
+            <w:r>
+              <w:rPr>
+                <w:lang w:val="en-US"/>
+              </w:rPr>
+              <w:t>Eteone</w:t>
+            </w:r>
+            <w:proofErr w:type="spellEnd"/>
+            <w:r>
+              <w:rPr>
+                <w:lang w:val="en-US"/>
+              </w:rPr>
+              <w:t xml:space="preserve"> sp., </w:t>
+            </w:r>
+            <w:proofErr w:type="spellStart"/>
+            <w:r>
+              <w:rPr>
+                <w:lang w:val="en-US"/>
+              </w:rPr>
+              <w:t>Capitellidae</w:t>
+            </w:r>
+            <w:proofErr w:type="spellEnd"/>
+            <w:r>
+              <w:rPr>
+                <w:lang w:val="en-US"/>
+              </w:rPr>
+              <w:t>)</w:t>
             </w:r>
           </w:p>
         </w:tc>
@@ -25600,8 +27897,16 @@
               <w:rPr>
                 <w:lang w:val="en-US"/>
               </w:rPr>
-              <w:t>o fine particules</w:t>
-            </w:r>
+              <w:t xml:space="preserve">o fine </w:t>
+            </w:r>
+            <w:proofErr w:type="spellStart"/>
+            <w:r>
+              <w:rPr>
+                <w:lang w:val="en-US"/>
+              </w:rPr>
+              <w:t>particules</w:t>
+            </w:r>
+            <w:proofErr w:type="spellEnd"/>
           </w:p>
         </w:tc>
         <w:tc>
@@ -25674,11 +27979,19 @@
                 <w:lang w:val="en-US"/>
               </w:rPr>
             </w:pPr>
-            <w:r>
-              <w:rPr>
-                <w:lang w:val="en-US"/>
-              </w:rPr>
-              <w:t>MuSa A2.24</w:t>
+            <w:proofErr w:type="spellStart"/>
+            <w:r>
+              <w:rPr>
+                <w:lang w:val="en-US"/>
+              </w:rPr>
+              <w:t>MuSa</w:t>
+            </w:r>
+            <w:proofErr w:type="spellEnd"/>
+            <w:r>
+              <w:rPr>
+                <w:lang w:val="en-US"/>
+              </w:rPr>
+              <w:t xml:space="preserve"> A2.24</w:t>
             </w:r>
           </w:p>
         </w:tc>
@@ -25693,11 +28006,19 @@
                 <w:lang w:val="en-US"/>
               </w:rPr>
             </w:pPr>
-            <w:r>
-              <w:rPr>
-                <w:lang w:val="en-US"/>
-              </w:rPr>
-              <w:t>Polychaete or bivalve-dominated muddy sand shores.</w:t>
+            <w:proofErr w:type="spellStart"/>
+            <w:r>
+              <w:rPr>
+                <w:lang w:val="en-US"/>
+              </w:rPr>
+              <w:t>Polychaete</w:t>
+            </w:r>
+            <w:proofErr w:type="spellEnd"/>
+            <w:r>
+              <w:rPr>
+                <w:lang w:val="en-US"/>
+              </w:rPr>
+              <w:t xml:space="preserve"> or bivalve-dominated muddy sand shores.</w:t>
             </w:r>
           </w:p>
         </w:tc>
@@ -25722,7 +28043,49 @@
               <w:rPr>
                 <w:lang w:val="en-US"/>
               </w:rPr>
-              <w:t>(tolerant e.g. Spionidae or indicator of pollution Capitellidae)</w:t>
+              <w:t xml:space="preserve">(tolerant </w:t>
+            </w:r>
+            <w:proofErr w:type="gramStart"/>
+            <w:r>
+              <w:rPr>
+                <w:lang w:val="en-US"/>
+              </w:rPr>
+              <w:t>e.g.</w:t>
+            </w:r>
+            <w:proofErr w:type="gramEnd"/>
+            <w:r>
+              <w:rPr>
+                <w:lang w:val="en-US"/>
+              </w:rPr>
+              <w:t xml:space="preserve"> </w:t>
+            </w:r>
+            <w:proofErr w:type="spellStart"/>
+            <w:r>
+              <w:rPr>
+                <w:lang w:val="en-US"/>
+              </w:rPr>
+              <w:t>Spionidae</w:t>
+            </w:r>
+            <w:proofErr w:type="spellEnd"/>
+            <w:r>
+              <w:rPr>
+                <w:lang w:val="en-US"/>
+              </w:rPr>
+              <w:t xml:space="preserve"> or indicator of pollution </w:t>
+            </w:r>
+            <w:proofErr w:type="spellStart"/>
+            <w:r>
+              <w:rPr>
+                <w:lang w:val="en-US"/>
+              </w:rPr>
+              <w:t>Capitellidae</w:t>
+            </w:r>
+            <w:proofErr w:type="spellEnd"/>
+            <w:r>
+              <w:rPr>
+                <w:lang w:val="en-US"/>
+              </w:rPr>
+              <w:t>)</w:t>
             </w:r>
           </w:p>
           <w:p>
@@ -25742,7 +28105,21 @@
               <w:rPr>
                 <w:lang w:val="en-US"/>
               </w:rPr>
-              <w:t xml:space="preserve"> (tellinids and semelids)</w:t>
+              <w:t xml:space="preserve"> (tellinids and </w:t>
+            </w:r>
+            <w:proofErr w:type="spellStart"/>
+            <w:r>
+              <w:rPr>
+                <w:lang w:val="en-US"/>
+              </w:rPr>
+              <w:t>semelids</w:t>
+            </w:r>
+            <w:proofErr w:type="spellEnd"/>
+            <w:r>
+              <w:rPr>
+                <w:lang w:val="en-US"/>
+              </w:rPr>
+              <w:t>)</w:t>
             </w:r>
             <w:r>
               <w:rPr>
@@ -25801,7 +28178,21 @@
               <w:rPr>
                 <w:lang w:val="en-US"/>
               </w:rPr>
-              <w:t>(100 and 300 μm)</w:t>
+              <w:t xml:space="preserve">(100 and 300 </w:t>
+            </w:r>
+            <w:proofErr w:type="spellStart"/>
+            <w:r>
+              <w:rPr>
+                <w:lang w:val="en-US"/>
+              </w:rPr>
+              <w:t>μm</w:t>
+            </w:r>
+            <w:proofErr w:type="spellEnd"/>
+            <w:r>
+              <w:rPr>
+                <w:lang w:val="en-US"/>
+              </w:rPr>
+              <w:t>)</w:t>
             </w:r>
           </w:p>
           <w:p>
@@ -25902,11 +28293,19 @@
                 <w:lang w:val="en-US"/>
               </w:rPr>
             </w:pPr>
-            <w:r>
-              <w:rPr>
-                <w:lang w:val="en-US"/>
-              </w:rPr>
-              <w:t>MEst A2.31</w:t>
+            <w:proofErr w:type="spellStart"/>
+            <w:r>
+              <w:rPr>
+                <w:lang w:val="en-US"/>
+              </w:rPr>
+              <w:t>MEst</w:t>
+            </w:r>
+            <w:proofErr w:type="spellEnd"/>
+            <w:r>
+              <w:rPr>
+                <w:lang w:val="en-US"/>
+              </w:rPr>
+              <w:t xml:space="preserve"> A2.31</w:t>
             </w:r>
           </w:p>
         </w:tc>
@@ -25921,11 +28320,19 @@
                 <w:lang w:val="en-US"/>
               </w:rPr>
             </w:pPr>
-            <w:r>
-              <w:rPr>
-                <w:lang w:val="en-US"/>
-              </w:rPr>
-              <w:t>Polychaete/bivalves-dominated mid estuarine mud shores.</w:t>
+            <w:proofErr w:type="spellStart"/>
+            <w:r>
+              <w:rPr>
+                <w:lang w:val="en-US"/>
+              </w:rPr>
+              <w:t>Polychaete</w:t>
+            </w:r>
+            <w:proofErr w:type="spellEnd"/>
+            <w:r>
+              <w:rPr>
+                <w:lang w:val="en-US"/>
+              </w:rPr>
+              <w:t>/bivalves-dominated mid estuarine mud shores.</w:t>
             </w:r>
           </w:p>
         </w:tc>
@@ -25977,24 +28384,154 @@
               </w:rPr>
               <w:t xml:space="preserve"> (</w:t>
             </w:r>
-            <w:r>
-              <w:rPr>
-                <w:lang w:val="en-US"/>
-              </w:rPr>
-              <w:t xml:space="preserve">Nephtys hombergii, </w:t>
-            </w:r>
+            <w:proofErr w:type="spellStart"/>
+            <w:r>
+              <w:rPr>
+                <w:lang w:val="en-US"/>
+              </w:rPr>
+              <w:t>Nephtys</w:t>
+            </w:r>
+            <w:proofErr w:type="spellEnd"/>
+            <w:r>
+              <w:rPr>
+                <w:lang w:val="en-US"/>
+              </w:rPr>
+              <w:t xml:space="preserve"> </w:t>
+            </w:r>
+            <w:proofErr w:type="spellStart"/>
+            <w:r>
+              <w:rPr>
+                <w:lang w:val="en-US"/>
+              </w:rPr>
+              <w:t>hombergii</w:t>
+            </w:r>
+            <w:proofErr w:type="spellEnd"/>
+            <w:r>
+              <w:rPr>
+                <w:lang w:val="en-US"/>
+              </w:rPr>
+              <w:t xml:space="preserve">, </w:t>
+            </w:r>
+            <w:proofErr w:type="spellStart"/>
             <w:r>
               <w:rPr>
                 <w:lang w:val="en-US"/>
               </w:rPr>
               <w:t>Hediste</w:t>
             </w:r>
-            <w:r>
-              <w:rPr>
-                <w:lang w:val="en-US"/>
-              </w:rPr>
-              <w:t xml:space="preserve"> diversicolor, Heteromastus filiformis, Pygospio elegans and Eteone sp.. Peringia ulvae</w:t>
-            </w:r>
+            <w:proofErr w:type="spellEnd"/>
+            <w:r>
+              <w:rPr>
+                <w:lang w:val="en-US"/>
+              </w:rPr>
+              <w:t xml:space="preserve"> </w:t>
+            </w:r>
+            <w:proofErr w:type="spellStart"/>
+            <w:r>
+              <w:rPr>
+                <w:lang w:val="en-US"/>
+              </w:rPr>
+              <w:t>diversicolor</w:t>
+            </w:r>
+            <w:proofErr w:type="spellEnd"/>
+            <w:r>
+              <w:rPr>
+                <w:lang w:val="en-US"/>
+              </w:rPr>
+              <w:t xml:space="preserve">, </w:t>
+            </w:r>
+            <w:proofErr w:type="spellStart"/>
+            <w:r>
+              <w:rPr>
+                <w:lang w:val="en-US"/>
+              </w:rPr>
+              <w:t>Heteromastus</w:t>
+            </w:r>
+            <w:proofErr w:type="spellEnd"/>
+            <w:r>
+              <w:rPr>
+                <w:lang w:val="en-US"/>
+              </w:rPr>
+              <w:t xml:space="preserve"> </w:t>
+            </w:r>
+            <w:proofErr w:type="spellStart"/>
+            <w:r>
+              <w:rPr>
+                <w:lang w:val="en-US"/>
+              </w:rPr>
+              <w:t>filiformis</w:t>
+            </w:r>
+            <w:proofErr w:type="spellEnd"/>
+            <w:r>
+              <w:rPr>
+                <w:lang w:val="en-US"/>
+              </w:rPr>
+              <w:t xml:space="preserve">, </w:t>
+            </w:r>
+            <w:proofErr w:type="spellStart"/>
+            <w:r>
+              <w:rPr>
+                <w:lang w:val="en-US"/>
+              </w:rPr>
+              <w:t>Pygospio</w:t>
+            </w:r>
+            <w:proofErr w:type="spellEnd"/>
+            <w:r>
+              <w:rPr>
+                <w:lang w:val="en-US"/>
+              </w:rPr>
+              <w:t xml:space="preserve"> elegans and </w:t>
+            </w:r>
+            <w:proofErr w:type="spellStart"/>
+            <w:r>
+              <w:rPr>
+                <w:lang w:val="en-US"/>
+              </w:rPr>
+              <w:t>Eteone</w:t>
+            </w:r>
+            <w:proofErr w:type="spellEnd"/>
+            <w:r>
+              <w:rPr>
+                <w:lang w:val="en-US"/>
+              </w:rPr>
+              <w:t xml:space="preserve"> </w:t>
+            </w:r>
+            <w:proofErr w:type="gramStart"/>
+            <w:r>
+              <w:rPr>
+                <w:lang w:val="en-US"/>
+              </w:rPr>
+              <w:t>sp..</w:t>
+            </w:r>
+            <w:proofErr w:type="gramEnd"/>
+            <w:r>
+              <w:rPr>
+                <w:lang w:val="en-US"/>
+              </w:rPr>
+              <w:t xml:space="preserve"> </w:t>
+            </w:r>
+            <w:proofErr w:type="spellStart"/>
+            <w:r>
+              <w:rPr>
+                <w:lang w:val="en-US"/>
+              </w:rPr>
+              <w:t>Peringia</w:t>
+            </w:r>
+            <w:proofErr w:type="spellEnd"/>
+            <w:r>
+              <w:rPr>
+                <w:lang w:val="en-US"/>
+              </w:rPr>
+              <w:t xml:space="preserve"> </w:t>
+            </w:r>
+            <w:proofErr w:type="spellStart"/>
+            <w:r>
+              <w:rPr>
+                <w:lang w:val="en-US"/>
+              </w:rPr>
+              <w:t>ulvae</w:t>
+            </w:r>
+            <w:proofErr w:type="spellEnd"/>
             <w:r>
               <w:rPr>
                 <w:lang w:val="en-US"/>
@@ -26025,7 +28562,105 @@
               <w:rPr>
                 <w:lang w:val="en-US"/>
               </w:rPr>
-              <w:t xml:space="preserve"> (Limecola balthica, Scrobicularia plana &gt; Cerastoderma edule, Ruditapes spp., Abra tenuis)</w:t>
+              <w:t xml:space="preserve"> (</w:t>
+            </w:r>
+            <w:proofErr w:type="spellStart"/>
+            <w:r>
+              <w:rPr>
+                <w:lang w:val="en-US"/>
+              </w:rPr>
+              <w:t>Limecola</w:t>
+            </w:r>
+            <w:proofErr w:type="spellEnd"/>
+            <w:r>
+              <w:rPr>
+                <w:lang w:val="en-US"/>
+              </w:rPr>
+              <w:t xml:space="preserve"> </w:t>
+            </w:r>
+            <w:proofErr w:type="spellStart"/>
+            <w:r>
+              <w:rPr>
+                <w:lang w:val="en-US"/>
+              </w:rPr>
+              <w:t>balthica</w:t>
+            </w:r>
+            <w:proofErr w:type="spellEnd"/>
+            <w:r>
+              <w:rPr>
+                <w:lang w:val="en-US"/>
+              </w:rPr>
+              <w:t xml:space="preserve">, </w:t>
+            </w:r>
+            <w:proofErr w:type="spellStart"/>
+            <w:r>
+              <w:rPr>
+                <w:lang w:val="en-US"/>
+              </w:rPr>
+              <w:t>Scrobicularia</w:t>
+            </w:r>
+            <w:proofErr w:type="spellEnd"/>
+            <w:r>
+              <w:rPr>
+                <w:lang w:val="en-US"/>
+              </w:rPr>
+              <w:t xml:space="preserve"> plana &gt; </w:t>
+            </w:r>
+            <w:proofErr w:type="spellStart"/>
+            <w:r>
+              <w:rPr>
+                <w:lang w:val="en-US"/>
+              </w:rPr>
+              <w:t>Cerastoderma</w:t>
+            </w:r>
+            <w:proofErr w:type="spellEnd"/>
+            <w:r>
+              <w:rPr>
+                <w:lang w:val="en-US"/>
+              </w:rPr>
+              <w:t xml:space="preserve"> </w:t>
+            </w:r>
+            <w:proofErr w:type="spellStart"/>
+            <w:r>
+              <w:rPr>
+                <w:lang w:val="en-US"/>
+              </w:rPr>
+              <w:t>edule</w:t>
+            </w:r>
+            <w:proofErr w:type="spellEnd"/>
+            <w:r>
+              <w:rPr>
+                <w:lang w:val="en-US"/>
+              </w:rPr>
+              <w:t xml:space="preserve">, </w:t>
+            </w:r>
+            <w:proofErr w:type="spellStart"/>
+            <w:r>
+              <w:rPr>
+                <w:lang w:val="en-US"/>
+              </w:rPr>
+              <w:t>Ruditapes</w:t>
+            </w:r>
+            <w:proofErr w:type="spellEnd"/>
+            <w:r>
+              <w:rPr>
+                <w:lang w:val="en-US"/>
+              </w:rPr>
+              <w:t xml:space="preserve"> spp., </w:t>
+            </w:r>
+            <w:proofErr w:type="spellStart"/>
+            <w:r>
+              <w:rPr>
+                <w:lang w:val="en-US"/>
+              </w:rPr>
+              <w:t>Abra</w:t>
+            </w:r>
+            <w:proofErr w:type="spellEnd"/>
+            <w:r>
+              <w:rPr>
+                <w:lang w:val="en-US"/>
+              </w:rPr>
+              <w:t xml:space="preserve"> tenuis)</w:t>
             </w:r>
           </w:p>
         </w:tc>
@@ -26063,7 +28698,21 @@
               <w:rPr>
                 <w:lang w:val="en-US"/>
               </w:rPr>
-              <w:t>mud (20 and 150 μm)</w:t>
+              <w:t xml:space="preserve">mud (20 and 150 </w:t>
+            </w:r>
+            <w:proofErr w:type="spellStart"/>
+            <w:r>
+              <w:rPr>
+                <w:lang w:val="en-US"/>
+              </w:rPr>
+              <w:t>μm</w:t>
+            </w:r>
+            <w:proofErr w:type="spellEnd"/>
+            <w:r>
+              <w:rPr>
+                <w:lang w:val="en-US"/>
+              </w:rPr>
+              <w:t>)</w:t>
             </w:r>
             <w:r>
               <w:rPr>
@@ -26163,17 +28812,39 @@
                 <w:lang w:val="en-US"/>
               </w:rPr>
             </w:pPr>
-            <w:r>
-              <w:rPr>
-                <w:lang w:val="en-US"/>
-              </w:rPr>
-              <w:t>UEst A2.32</w:t>
-            </w:r>
-            <w:r>
-              <w:rPr>
-                <w:lang w:val="en-US"/>
-              </w:rPr>
-              <w:t xml:space="preserve"> (upper MEst)</w:t>
+            <w:proofErr w:type="spellStart"/>
+            <w:r>
+              <w:rPr>
+                <w:lang w:val="en-US"/>
+              </w:rPr>
+              <w:t>UEst</w:t>
+            </w:r>
+            <w:proofErr w:type="spellEnd"/>
+            <w:r>
+              <w:rPr>
+                <w:lang w:val="en-US"/>
+              </w:rPr>
+              <w:t xml:space="preserve"> A2.32</w:t>
+            </w:r>
+            <w:r>
+              <w:rPr>
+                <w:lang w:val="en-US"/>
+              </w:rPr>
+              <w:t xml:space="preserve"> (upper </w:t>
+            </w:r>
+            <w:proofErr w:type="spellStart"/>
+            <w:r>
+              <w:rPr>
+                <w:lang w:val="en-US"/>
+              </w:rPr>
+              <w:t>MEst</w:t>
+            </w:r>
+            <w:proofErr w:type="spellEnd"/>
+            <w:r>
+              <w:rPr>
+                <w:lang w:val="en-US"/>
+              </w:rPr>
+              <w:t>)</w:t>
             </w:r>
           </w:p>
         </w:tc>
@@ -26188,11 +28859,19 @@
                 <w:lang w:val="en-US"/>
               </w:rPr>
             </w:pPr>
-            <w:r>
-              <w:rPr>
-                <w:lang w:val="en-US"/>
-              </w:rPr>
-              <w:t>Polychaete/oligochaete-dominated upper estuarine mud shores.</w:t>
+            <w:proofErr w:type="spellStart"/>
+            <w:r>
+              <w:rPr>
+                <w:lang w:val="en-US"/>
+              </w:rPr>
+              <w:t>Polychaete</w:t>
+            </w:r>
+            <w:proofErr w:type="spellEnd"/>
+            <w:r>
+              <w:rPr>
+                <w:lang w:val="en-US"/>
+              </w:rPr>
+              <w:t>/oligochaete-dominated upper estuarine mud shores.</w:t>
             </w:r>
           </w:p>
         </w:tc>
@@ -26211,19 +28890,89 @@
               <w:rPr>
                 <w:lang w:val="en-US"/>
               </w:rPr>
-              <w:t xml:space="preserve">- Polychetes </w:t>
-            </w:r>
-            <w:r>
-              <w:rPr>
-                <w:lang w:val="en-US"/>
-              </w:rPr>
-              <w:t>(Nereids Allita succinea, Spionids Bo</w:t>
-            </w:r>
-            <w:r>
-              <w:rPr>
-                <w:lang w:val="en-US"/>
-              </w:rPr>
-              <w:t>ccardiella sp.</w:t>
+              <w:t xml:space="preserve">- </w:t>
+            </w:r>
+            <w:proofErr w:type="spellStart"/>
+            <w:r>
+              <w:rPr>
+                <w:lang w:val="en-US"/>
+              </w:rPr>
+              <w:t>Polychetes</w:t>
+            </w:r>
+            <w:proofErr w:type="spellEnd"/>
+            <w:r>
+              <w:rPr>
+                <w:lang w:val="en-US"/>
+              </w:rPr>
+              <w:t xml:space="preserve"> </w:t>
+            </w:r>
+            <w:r>
+              <w:rPr>
+                <w:lang w:val="en-US"/>
+              </w:rPr>
+              <w:t xml:space="preserve">(Nereids </w:t>
+            </w:r>
+            <w:proofErr w:type="spellStart"/>
+            <w:r>
+              <w:rPr>
+                <w:lang w:val="en-US"/>
+              </w:rPr>
+              <w:t>Allita</w:t>
+            </w:r>
+            <w:proofErr w:type="spellEnd"/>
+            <w:r>
+              <w:rPr>
+                <w:lang w:val="en-US"/>
+              </w:rPr>
+              <w:t xml:space="preserve"> </w:t>
+            </w:r>
+            <w:proofErr w:type="spellStart"/>
+            <w:r>
+              <w:rPr>
+                <w:lang w:val="en-US"/>
+              </w:rPr>
+              <w:t>succinea</w:t>
+            </w:r>
+            <w:proofErr w:type="spellEnd"/>
+            <w:r>
+              <w:rPr>
+                <w:lang w:val="en-US"/>
+              </w:rPr>
+              <w:t xml:space="preserve">, </w:t>
+            </w:r>
+            <w:proofErr w:type="spellStart"/>
+            <w:r>
+              <w:rPr>
+                <w:lang w:val="en-US"/>
+              </w:rPr>
+              <w:t>Spionids</w:t>
+            </w:r>
+            <w:proofErr w:type="spellEnd"/>
+            <w:r>
+              <w:rPr>
+                <w:lang w:val="en-US"/>
+              </w:rPr>
+              <w:t xml:space="preserve"> </w:t>
+            </w:r>
+            <w:proofErr w:type="spellStart"/>
+            <w:r>
+              <w:rPr>
+                <w:lang w:val="en-US"/>
+              </w:rPr>
+              <w:t>Bo</w:t>
+            </w:r>
+            <w:r>
+              <w:rPr>
+                <w:lang w:val="en-US"/>
+              </w:rPr>
+              <w:t>ccardiella</w:t>
+            </w:r>
+            <w:proofErr w:type="spellEnd"/>
+            <w:r>
+              <w:rPr>
+                <w:lang w:val="en-US"/>
+              </w:rPr>
+              <w:t xml:space="preserve"> sp.</w:t>
             </w:r>
             <w:r>
               <w:rPr>
@@ -26235,8 +28984,16 @@
               <w:rPr>
                 <w:lang w:val="en-US"/>
               </w:rPr>
-              <w:t>and oligochetes</w:t>
-            </w:r>
+              <w:t xml:space="preserve">and </w:t>
+            </w:r>
+            <w:proofErr w:type="spellStart"/>
+            <w:r>
+              <w:rPr>
+                <w:lang w:val="en-US"/>
+              </w:rPr>
+              <w:t>oligochetes</w:t>
+            </w:r>
+            <w:proofErr w:type="spellEnd"/>
             <w:r>
               <w:rPr>
                 <w:lang w:val="en-US"/>
@@ -26255,14 +29012,72 @@
               <w:rPr>
                 <w:lang w:val="en-US"/>
               </w:rPr>
-              <w:t xml:space="preserve">- also crustaceans (Corophium volutator, </w:t>
-            </w:r>
-            <w:r>
-              <w:rPr>
-                <w:lang w:val="en-US"/>
-              </w:rPr>
-              <w:t>Cyathura carinata</w:t>
-            </w:r>
+              <w:t xml:space="preserve">- </w:t>
+            </w:r>
+            <w:proofErr w:type="gramStart"/>
+            <w:r>
+              <w:rPr>
+                <w:lang w:val="en-US"/>
+              </w:rPr>
+              <w:t>also</w:t>
+            </w:r>
+            <w:proofErr w:type="gramEnd"/>
+            <w:r>
+              <w:rPr>
+                <w:lang w:val="en-US"/>
+              </w:rPr>
+              <w:t xml:space="preserve"> crustaceans (</w:t>
+            </w:r>
+            <w:proofErr w:type="spellStart"/>
+            <w:r>
+              <w:rPr>
+                <w:lang w:val="en-US"/>
+              </w:rPr>
+              <w:t>Corophium</w:t>
+            </w:r>
+            <w:proofErr w:type="spellEnd"/>
+            <w:r>
+              <w:rPr>
+                <w:lang w:val="en-US"/>
+              </w:rPr>
+              <w:t xml:space="preserve"> </w:t>
+            </w:r>
+            <w:proofErr w:type="spellStart"/>
+            <w:r>
+              <w:rPr>
+                <w:lang w:val="en-US"/>
+              </w:rPr>
+              <w:t>volutator</w:t>
+            </w:r>
+            <w:proofErr w:type="spellEnd"/>
+            <w:r>
+              <w:rPr>
+                <w:lang w:val="en-US"/>
+              </w:rPr>
+              <w:t xml:space="preserve">, </w:t>
+            </w:r>
+            <w:proofErr w:type="spellStart"/>
+            <w:r>
+              <w:rPr>
+                <w:lang w:val="en-US"/>
+              </w:rPr>
+              <w:t>Cyathura</w:t>
+            </w:r>
+            <w:proofErr w:type="spellEnd"/>
+            <w:r>
+              <w:rPr>
+                <w:lang w:val="en-US"/>
+              </w:rPr>
+              <w:t xml:space="preserve"> </w:t>
+            </w:r>
+            <w:proofErr w:type="spellStart"/>
+            <w:r>
+              <w:rPr>
+                <w:lang w:val="en-US"/>
+              </w:rPr>
+              <w:t>carinata</w:t>
+            </w:r>
+            <w:proofErr w:type="spellEnd"/>
             <w:r>
               <w:rPr>
                 <w:lang w:val="en-US"/>
@@ -26274,21 +29089,49 @@
                 <w:lang w:val="en-US"/>
               </w:rPr>
               <w:br/>
-              <w:t>- Disparition of sensitive species (e.g. S. plana)</w:t>
-            </w:r>
-          </w:p>
-          <w:p>
-            <w:pPr>
-              <w:pStyle w:val="Sansinterligne"/>
-              <w:rPr>
-                <w:lang w:val="en-US"/>
-              </w:rPr>
-            </w:pPr>
-            <w:r>
-              <w:rPr>
-                <w:lang w:val="en-US"/>
-              </w:rPr>
-              <w:t>- Apparition of invasive freshwater species (Corbicula fluminea)</w:t>
+              <w:t xml:space="preserve">- </w:t>
+            </w:r>
+            <w:proofErr w:type="spellStart"/>
+            <w:r>
+              <w:rPr>
+                <w:lang w:val="en-US"/>
+              </w:rPr>
+              <w:t>Disparition</w:t>
+            </w:r>
+            <w:proofErr w:type="spellEnd"/>
+            <w:r>
+              <w:rPr>
+                <w:lang w:val="en-US"/>
+              </w:rPr>
+              <w:t xml:space="preserve"> of sensitive species (e.g. S. plana)</w:t>
+            </w:r>
+          </w:p>
+          <w:p>
+            <w:pPr>
+              <w:pStyle w:val="Sansinterligne"/>
+              <w:rPr>
+                <w:lang w:val="en-US"/>
+              </w:rPr>
+            </w:pPr>
+            <w:r>
+              <w:rPr>
+                <w:lang w:val="en-US"/>
+              </w:rPr>
+              <w:t xml:space="preserve">- Apparition of invasive freshwater species (Corbicula </w:t>
+            </w:r>
+            <w:proofErr w:type="spellStart"/>
+            <w:r>
+              <w:rPr>
+                <w:lang w:val="en-US"/>
+              </w:rPr>
+              <w:t>fluminea</w:t>
+            </w:r>
+            <w:proofErr w:type="spellEnd"/>
+            <w:r>
+              <w:rPr>
+                <w:lang w:val="en-US"/>
+              </w:rPr>
+              <w:t>)</w:t>
             </w:r>
           </w:p>
           <w:p>
@@ -26352,8 +29195,16 @@
               <w:rPr>
                 <w:lang w:val="en-US"/>
               </w:rPr>
-              <w:t>20 and 60 μm</w:t>
-            </w:r>
+              <w:t xml:space="preserve">20 and 60 </w:t>
+            </w:r>
+            <w:proofErr w:type="spellStart"/>
+            <w:r>
+              <w:rPr>
+                <w:lang w:val="en-US"/>
+              </w:rPr>
+              <w:t>μm</w:t>
+            </w:r>
+            <w:proofErr w:type="spellEnd"/>
             <w:r>
               <w:rPr>
                 <w:lang w:val="en-US"/>
@@ -26706,11 +29557,19 @@
                 <w:lang w:val="en-US"/>
               </w:rPr>
             </w:pPr>
-            <w:r>
-              <w:rPr>
-                <w:lang w:val="en-US"/>
-              </w:rPr>
-              <w:t>SMuVS A5.32</w:t>
+            <w:proofErr w:type="spellStart"/>
+            <w:r>
+              <w:rPr>
+                <w:lang w:val="en-US"/>
+              </w:rPr>
+              <w:t>SMuVS</w:t>
+            </w:r>
+            <w:proofErr w:type="spellEnd"/>
+            <w:r>
+              <w:rPr>
+                <w:lang w:val="en-US"/>
+              </w:rPr>
+              <w:t xml:space="preserve"> A5.32</w:t>
             </w:r>
           </w:p>
         </w:tc>
@@ -26743,7 +29602,49 @@
               <w:rPr>
                 <w:lang w:val="en-US"/>
               </w:rPr>
-              <w:t>(intertidal habitas of UEst)</w:t>
+              <w:t>(</w:t>
+            </w:r>
+            <w:proofErr w:type="gramStart"/>
+            <w:r>
+              <w:rPr>
+                <w:lang w:val="en-US"/>
+              </w:rPr>
+              <w:t>intertidal</w:t>
+            </w:r>
+            <w:proofErr w:type="gramEnd"/>
+            <w:r>
+              <w:rPr>
+                <w:lang w:val="en-US"/>
+              </w:rPr>
+              <w:t xml:space="preserve"> </w:t>
+            </w:r>
+            <w:proofErr w:type="spellStart"/>
+            <w:r>
+              <w:rPr>
+                <w:lang w:val="en-US"/>
+              </w:rPr>
+              <w:t>habitas</w:t>
+            </w:r>
+            <w:proofErr w:type="spellEnd"/>
+            <w:r>
+              <w:rPr>
+                <w:lang w:val="en-US"/>
+              </w:rPr>
+              <w:t xml:space="preserve"> of </w:t>
+            </w:r>
+            <w:proofErr w:type="spellStart"/>
+            <w:r>
+              <w:rPr>
+                <w:lang w:val="en-US"/>
+              </w:rPr>
+              <w:t>UEst</w:t>
+            </w:r>
+            <w:proofErr w:type="spellEnd"/>
+            <w:r>
+              <w:rPr>
+                <w:lang w:val="en-US"/>
+              </w:rPr>
+              <w:t>)</w:t>
             </w:r>
           </w:p>
         </w:tc>
@@ -26776,28 +29677,206 @@
               <w:rPr>
                 <w:lang w:val="en-US"/>
               </w:rPr>
-              <w:t>Polychaetes: Capitellidae (Heteromastus sp.), Spionidae, Nereidae, Phyllodocidae</w:t>
-            </w:r>
+              <w:t xml:space="preserve">Polychaetes: </w:t>
+            </w:r>
+            <w:proofErr w:type="spellStart"/>
+            <w:r>
+              <w:rPr>
+                <w:lang w:val="en-US"/>
+              </w:rPr>
+              <w:t>Capitellidae</w:t>
+            </w:r>
+            <w:proofErr w:type="spellEnd"/>
+            <w:r>
+              <w:rPr>
+                <w:lang w:val="en-US"/>
+              </w:rPr>
+              <w:t xml:space="preserve"> (</w:t>
+            </w:r>
+            <w:proofErr w:type="spellStart"/>
+            <w:r>
+              <w:rPr>
+                <w:lang w:val="en-US"/>
+              </w:rPr>
+              <w:t>Heteromastus</w:t>
+            </w:r>
+            <w:proofErr w:type="spellEnd"/>
+            <w:r>
+              <w:rPr>
+                <w:lang w:val="en-US"/>
+              </w:rPr>
+              <w:t xml:space="preserve"> sp.), </w:t>
+            </w:r>
+            <w:proofErr w:type="spellStart"/>
+            <w:r>
+              <w:rPr>
+                <w:lang w:val="en-US"/>
+              </w:rPr>
+              <w:t>Spionidae</w:t>
+            </w:r>
+            <w:proofErr w:type="spellEnd"/>
+            <w:r>
+              <w:rPr>
+                <w:lang w:val="en-US"/>
+              </w:rPr>
+              <w:t xml:space="preserve">, </w:t>
+            </w:r>
+            <w:proofErr w:type="spellStart"/>
+            <w:r>
+              <w:rPr>
+                <w:lang w:val="en-US"/>
+              </w:rPr>
+              <w:t>Nereidae</w:t>
+            </w:r>
+            <w:proofErr w:type="spellEnd"/>
+            <w:r>
+              <w:rPr>
+                <w:lang w:val="en-US"/>
+              </w:rPr>
+              <w:t xml:space="preserve">, </w:t>
+            </w:r>
+            <w:proofErr w:type="spellStart"/>
+            <w:r>
+              <w:rPr>
+                <w:lang w:val="en-US"/>
+              </w:rPr>
+              <w:t>Phyllodocidae</w:t>
+            </w:r>
+            <w:proofErr w:type="spellEnd"/>
             <w:r>
               <w:rPr>
                 <w:lang w:val="en-US"/>
               </w:rPr>
               <w:br/>
-              <w:t>Some crustaceans: Corophium volutator, Cyathura carinata</w:t>
-            </w:r>
-          </w:p>
-          <w:p>
-            <w:pPr>
-              <w:pStyle w:val="Sansinterligne"/>
-              <w:rPr>
-                <w:lang w:val="en-US"/>
-              </w:rPr>
-            </w:pPr>
-            <w:r>
-              <w:rPr>
-                <w:lang w:val="en-US"/>
-              </w:rPr>
-              <w:t>Some molluscs : Scrobicularia plana, Limecola balthica (North Gironde estuary species)</w:t>
+              <w:t xml:space="preserve">Some crustaceans: </w:t>
+            </w:r>
+            <w:proofErr w:type="spellStart"/>
+            <w:r>
+              <w:rPr>
+                <w:lang w:val="en-US"/>
+              </w:rPr>
+              <w:t>Corophium</w:t>
+            </w:r>
+            <w:proofErr w:type="spellEnd"/>
+            <w:r>
+              <w:rPr>
+                <w:lang w:val="en-US"/>
+              </w:rPr>
+              <w:t xml:space="preserve"> </w:t>
+            </w:r>
+            <w:proofErr w:type="spellStart"/>
+            <w:r>
+              <w:rPr>
+                <w:lang w:val="en-US"/>
+              </w:rPr>
+              <w:t>volutator</w:t>
+            </w:r>
+            <w:proofErr w:type="spellEnd"/>
+            <w:r>
+              <w:rPr>
+                <w:lang w:val="en-US"/>
+              </w:rPr>
+              <w:t xml:space="preserve">, </w:t>
+            </w:r>
+            <w:proofErr w:type="spellStart"/>
+            <w:r>
+              <w:rPr>
+                <w:lang w:val="en-US"/>
+              </w:rPr>
+              <w:t>Cyathura</w:t>
+            </w:r>
+            <w:proofErr w:type="spellEnd"/>
+            <w:r>
+              <w:rPr>
+                <w:lang w:val="en-US"/>
+              </w:rPr>
+              <w:t xml:space="preserve"> </w:t>
+            </w:r>
+            <w:proofErr w:type="spellStart"/>
+            <w:r>
+              <w:rPr>
+                <w:lang w:val="en-US"/>
+              </w:rPr>
+              <w:t>carinata</w:t>
+            </w:r>
+            <w:proofErr w:type="spellEnd"/>
+          </w:p>
+          <w:p>
+            <w:pPr>
+              <w:pStyle w:val="Sansinterligne"/>
+              <w:rPr>
+                <w:lang w:val="en-US"/>
+              </w:rPr>
+            </w:pPr>
+            <w:r>
+              <w:rPr>
+                <w:lang w:val="en-US"/>
+              </w:rPr>
+              <w:t xml:space="preserve">Some </w:t>
+            </w:r>
+            <w:proofErr w:type="spellStart"/>
+            <w:proofErr w:type="gramStart"/>
+            <w:r>
+              <w:rPr>
+                <w:lang w:val="en-US"/>
+              </w:rPr>
+              <w:t>molluscs</w:t>
+            </w:r>
+            <w:proofErr w:type="spellEnd"/>
+            <w:r>
+              <w:rPr>
+                <w:lang w:val="en-US"/>
+              </w:rPr>
+              <w:t> :</w:t>
+            </w:r>
+            <w:proofErr w:type="gramEnd"/>
+            <w:r>
+              <w:rPr>
+                <w:lang w:val="en-US"/>
+              </w:rPr>
+              <w:t xml:space="preserve"> </w:t>
+            </w:r>
+            <w:proofErr w:type="spellStart"/>
+            <w:r>
+              <w:rPr>
+                <w:lang w:val="en-US"/>
+              </w:rPr>
+              <w:t>Scrobicularia</w:t>
+            </w:r>
+            <w:proofErr w:type="spellEnd"/>
+            <w:r>
+              <w:rPr>
+                <w:lang w:val="en-US"/>
+              </w:rPr>
+              <w:t xml:space="preserve"> plana, </w:t>
+            </w:r>
+            <w:proofErr w:type="spellStart"/>
+            <w:r>
+              <w:rPr>
+                <w:lang w:val="en-US"/>
+              </w:rPr>
+              <w:t>Limecola</w:t>
+            </w:r>
+            <w:proofErr w:type="spellEnd"/>
+            <w:r>
+              <w:rPr>
+                <w:lang w:val="en-US"/>
+              </w:rPr>
+              <w:t xml:space="preserve"> </w:t>
+            </w:r>
+            <w:proofErr w:type="spellStart"/>
+            <w:r>
+              <w:rPr>
+                <w:lang w:val="en-US"/>
+              </w:rPr>
+              <w:t>balthica</w:t>
+            </w:r>
+            <w:proofErr w:type="spellEnd"/>
+            <w:r>
+              <w:rPr>
+                <w:lang w:val="en-US"/>
+              </w:rPr>
+              <w:t xml:space="preserve"> (North Gironde estuary species)</w:t>
             </w:r>
           </w:p>
         </w:tc>
@@ -26835,7 +29914,21 @@
               <w:rPr>
                 <w:lang w:val="en-US"/>
               </w:rPr>
-              <w:t>Fine sand (20 and 200 μm)</w:t>
+              <w:t xml:space="preserve">Fine sand (20 and 200 </w:t>
+            </w:r>
+            <w:proofErr w:type="spellStart"/>
+            <w:r>
+              <w:rPr>
+                <w:lang w:val="en-US"/>
+              </w:rPr>
+              <w:t>μm</w:t>
+            </w:r>
+            <w:proofErr w:type="spellEnd"/>
+            <w:r>
+              <w:rPr>
+                <w:lang w:val="en-US"/>
+              </w:rPr>
+              <w:t>)</w:t>
             </w:r>
           </w:p>
           <w:p>
@@ -26936,11 +30029,19 @@
                 <w:lang w:val="en-US"/>
               </w:rPr>
             </w:pPr>
-            <w:r>
-              <w:rPr>
-                <w:lang w:val="en-US"/>
-              </w:rPr>
-              <w:t>SSaVS A5.22</w:t>
+            <w:proofErr w:type="spellStart"/>
+            <w:r>
+              <w:rPr>
+                <w:lang w:val="en-US"/>
+              </w:rPr>
+              <w:t>SSaVS</w:t>
+            </w:r>
+            <w:proofErr w:type="spellEnd"/>
+            <w:r>
+              <w:rPr>
+                <w:lang w:val="en-US"/>
+              </w:rPr>
+              <w:t xml:space="preserve"> A5.22</w:t>
             </w:r>
           </w:p>
         </w:tc>
@@ -26991,41 +30092,133 @@
                 <w:lang w:val="en-US"/>
               </w:rPr>
               <w:br/>
-              <w:t xml:space="preserve">Amphipods: Eurydice spp., Bathyporeia spp.  </w:t>
-            </w:r>
-            <w:r>
-              <w:rPr>
-                <w:lang w:val="en-US"/>
-              </w:rPr>
-              <w:t>(highly mobile)</w:t>
-            </w:r>
-          </w:p>
-          <w:p>
-            <w:pPr>
-              <w:pStyle w:val="Sansinterligne"/>
-              <w:rPr>
-                <w:lang w:val="en-US"/>
-              </w:rPr>
-            </w:pPr>
-            <w:r>
-              <w:rPr>
-                <w:lang w:val="en-US"/>
-              </w:rPr>
-              <w:t>Polychaetes: Capitellidar, Ophelidae, Nephtyidae</w:t>
-            </w:r>
-          </w:p>
-          <w:p>
-            <w:pPr>
-              <w:pStyle w:val="Sansinterligne"/>
-              <w:rPr>
-                <w:lang w:val="en-US"/>
-              </w:rPr>
-            </w:pPr>
-            <w:r>
-              <w:rPr>
-                <w:lang w:val="en-US"/>
-              </w:rPr>
-              <w:t>Mysids shrimps : Gastrosaccus spp.</w:t>
+              <w:t xml:space="preserve">Amphipods: Eurydice spp., </w:t>
+            </w:r>
+            <w:proofErr w:type="spellStart"/>
+            <w:r>
+              <w:rPr>
+                <w:lang w:val="en-US"/>
+              </w:rPr>
+              <w:t>Bathyporeia</w:t>
+            </w:r>
+            <w:proofErr w:type="spellEnd"/>
+            <w:r>
+              <w:rPr>
+                <w:lang w:val="en-US"/>
+              </w:rPr>
+              <w:t xml:space="preserve"> spp.  </w:t>
+            </w:r>
+            <w:r>
+              <w:rPr>
+                <w:lang w:val="en-US"/>
+              </w:rPr>
+              <w:t>(</w:t>
+            </w:r>
+            <w:proofErr w:type="gramStart"/>
+            <w:r>
+              <w:rPr>
+                <w:lang w:val="en-US"/>
+              </w:rPr>
+              <w:t>highly</w:t>
+            </w:r>
+            <w:proofErr w:type="gramEnd"/>
+            <w:r>
+              <w:rPr>
+                <w:lang w:val="en-US"/>
+              </w:rPr>
+              <w:t xml:space="preserve"> mobile)</w:t>
+            </w:r>
+          </w:p>
+          <w:p>
+            <w:pPr>
+              <w:pStyle w:val="Sansinterligne"/>
+              <w:rPr>
+                <w:lang w:val="en-US"/>
+              </w:rPr>
+            </w:pPr>
+            <w:r>
+              <w:rPr>
+                <w:lang w:val="en-US"/>
+              </w:rPr>
+              <w:t xml:space="preserve">Polychaetes: </w:t>
+            </w:r>
+            <w:proofErr w:type="spellStart"/>
+            <w:r>
+              <w:rPr>
+                <w:lang w:val="en-US"/>
+              </w:rPr>
+              <w:t>Capitellidar</w:t>
+            </w:r>
+            <w:proofErr w:type="spellEnd"/>
+            <w:r>
+              <w:rPr>
+                <w:lang w:val="en-US"/>
+              </w:rPr>
+              <w:t xml:space="preserve">, </w:t>
+            </w:r>
+            <w:proofErr w:type="spellStart"/>
+            <w:r>
+              <w:rPr>
+                <w:lang w:val="en-US"/>
+              </w:rPr>
+              <w:t>Ophelidae</w:t>
+            </w:r>
+            <w:proofErr w:type="spellEnd"/>
+            <w:r>
+              <w:rPr>
+                <w:lang w:val="en-US"/>
+              </w:rPr>
+              <w:t xml:space="preserve">, </w:t>
+            </w:r>
+            <w:proofErr w:type="spellStart"/>
+            <w:r>
+              <w:rPr>
+                <w:lang w:val="en-US"/>
+              </w:rPr>
+              <w:t>Nephtyidae</w:t>
+            </w:r>
+            <w:proofErr w:type="spellEnd"/>
+          </w:p>
+          <w:p>
+            <w:pPr>
+              <w:pStyle w:val="Sansinterligne"/>
+              <w:rPr>
+                <w:lang w:val="en-US"/>
+              </w:rPr>
+            </w:pPr>
+            <w:r>
+              <w:rPr>
+                <w:lang w:val="en-US"/>
+              </w:rPr>
+              <w:t xml:space="preserve">Mysids </w:t>
+            </w:r>
+            <w:proofErr w:type="gramStart"/>
+            <w:r>
+              <w:rPr>
+                <w:lang w:val="en-US"/>
+              </w:rPr>
+              <w:t>shrimps :</w:t>
+            </w:r>
+            <w:proofErr w:type="gramEnd"/>
+            <w:r>
+              <w:rPr>
+                <w:lang w:val="en-US"/>
+              </w:rPr>
+              <w:t xml:space="preserve"> </w:t>
+            </w:r>
+            <w:proofErr w:type="spellStart"/>
+            <w:r>
+              <w:rPr>
+                <w:lang w:val="en-US"/>
+              </w:rPr>
+              <w:t>Gastrosaccus</w:t>
+            </w:r>
+            <w:proofErr w:type="spellEnd"/>
+            <w:r>
+              <w:rPr>
+                <w:lang w:val="en-US"/>
+              </w:rPr>
+              <w:t xml:space="preserve"> spp.</w:t>
             </w:r>
           </w:p>
         </w:tc>
@@ -27182,11 +30375,19 @@
                 <w:lang w:val="en-US"/>
               </w:rPr>
             </w:pPr>
-            <w:r>
-              <w:rPr>
-                <w:lang w:val="en-US"/>
-              </w:rPr>
-              <w:t>IMuSa A5.24</w:t>
+            <w:proofErr w:type="spellStart"/>
+            <w:r>
+              <w:rPr>
+                <w:lang w:val="en-US"/>
+              </w:rPr>
+              <w:t>IMuSa</w:t>
+            </w:r>
+            <w:proofErr w:type="spellEnd"/>
+            <w:r>
+              <w:rPr>
+                <w:lang w:val="en-US"/>
+              </w:rPr>
+              <w:t xml:space="preserve"> A5.24</w:t>
             </w:r>
           </w:p>
         </w:tc>
@@ -27211,7 +30412,21 @@
               <w:rPr>
                 <w:lang w:val="en-US"/>
               </w:rPr>
-              <w:t xml:space="preserve"> (around MEst)</w:t>
+              <w:t xml:space="preserve"> (around </w:t>
+            </w:r>
+            <w:proofErr w:type="spellStart"/>
+            <w:r>
+              <w:rPr>
+                <w:lang w:val="en-US"/>
+              </w:rPr>
+              <w:t>MEst</w:t>
+            </w:r>
+            <w:proofErr w:type="spellEnd"/>
+            <w:r>
+              <w:rPr>
+                <w:lang w:val="en-US"/>
+              </w:rPr>
+              <w:t>)</w:t>
             </w:r>
           </w:p>
         </w:tc>
@@ -27237,12 +30452,46 @@
             <w:pPr>
               <w:pStyle w:val="Sansinterligne"/>
             </w:pPr>
+            <w:proofErr w:type="gramStart"/>
             <w:r>
               <w:t>Polychaetes</w:t>
             </w:r>
             <w:r>
-              <w:t>: Magelona mirabilis, Spiophanes bombyx et Chaetozone setosa</w:t>
-            </w:r>
+              <w:t>:</w:t>
+            </w:r>
+            <w:proofErr w:type="gramEnd"/>
+            <w:r>
+              <w:t xml:space="preserve"> </w:t>
+            </w:r>
+            <w:proofErr w:type="spellStart"/>
+            <w:r>
+              <w:t>Magelona</w:t>
+            </w:r>
+            <w:proofErr w:type="spellEnd"/>
+            <w:r>
+              <w:t xml:space="preserve"> mirabilis, </w:t>
+            </w:r>
+            <w:proofErr w:type="spellStart"/>
+            <w:r>
+              <w:t>Spiophanes</w:t>
+            </w:r>
+            <w:proofErr w:type="spellEnd"/>
+            <w:r>
+              <w:t xml:space="preserve"> bombyx et </w:t>
+            </w:r>
+            <w:proofErr w:type="spellStart"/>
+            <w:r>
+              <w:t>Chaetozone</w:t>
+            </w:r>
+            <w:proofErr w:type="spellEnd"/>
+            <w:r>
+              <w:t xml:space="preserve"> </w:t>
+            </w:r>
+            <w:proofErr w:type="spellStart"/>
+            <w:r>
+              <w:t>setosa</w:t>
+            </w:r>
+            <w:proofErr w:type="spellEnd"/>
           </w:p>
           <w:p>
             <w:pPr>
@@ -27267,8 +30516,30 @@
               <w:rPr>
                 <w:lang w:val="en-US"/>
               </w:rPr>
-              <w:t>Tellina fabula et Chamelea gallina</w:t>
-            </w:r>
+              <w:t xml:space="preserve">Tellina fabula et </w:t>
+            </w:r>
+            <w:proofErr w:type="spellStart"/>
+            <w:r>
+              <w:rPr>
+                <w:lang w:val="en-US"/>
+              </w:rPr>
+              <w:t>Chamelea</w:t>
+            </w:r>
+            <w:proofErr w:type="spellEnd"/>
+            <w:r>
+              <w:rPr>
+                <w:lang w:val="en-US"/>
+              </w:rPr>
+              <w:t xml:space="preserve"> </w:t>
+            </w:r>
+            <w:proofErr w:type="spellStart"/>
+            <w:r>
+              <w:rPr>
+                <w:lang w:val="en-US"/>
+              </w:rPr>
+              <w:t>gallina</w:t>
+            </w:r>
+            <w:proofErr w:type="spellEnd"/>
           </w:p>
         </w:tc>
         <w:tc>
@@ -27588,12 +30859,14 @@
                 <w:lang w:eastAsia="fr-FR"/>
               </w:rPr>
             </w:pPr>
+            <w:proofErr w:type="gramStart"/>
             <w:r>
               <w:rPr>
                 <w:lang w:eastAsia="fr-FR"/>
               </w:rPr>
               <w:t>tidal</w:t>
             </w:r>
+            <w:proofErr w:type="gramEnd"/>
           </w:p>
         </w:tc>
         <w:tc>
@@ -27610,12 +30883,14 @@
                 <w:lang w:eastAsia="fr-FR"/>
               </w:rPr>
             </w:pPr>
+            <w:proofErr w:type="gramStart"/>
             <w:r>
               <w:rPr>
                 <w:lang w:eastAsia="fr-FR"/>
               </w:rPr>
               <w:t>phylum</w:t>
             </w:r>
+            <w:proofErr w:type="gramEnd"/>
           </w:p>
         </w:tc>
         <w:tc>
@@ -27632,12 +30907,14 @@
                 <w:lang w:eastAsia="fr-FR"/>
               </w:rPr>
             </w:pPr>
+            <w:proofErr w:type="gramStart"/>
             <w:r>
               <w:rPr>
                 <w:lang w:eastAsia="fr-FR"/>
               </w:rPr>
               <w:t>class</w:t>
             </w:r>
+            <w:proofErr w:type="gramEnd"/>
           </w:p>
         </w:tc>
         <w:tc>
@@ -27654,12 +30931,16 @@
                 <w:lang w:eastAsia="fr-FR"/>
               </w:rPr>
             </w:pPr>
+            <w:proofErr w:type="spellStart"/>
+            <w:proofErr w:type="gramStart"/>
             <w:r>
               <w:rPr>
                 <w:lang w:eastAsia="fr-FR"/>
               </w:rPr>
               <w:t>order</w:t>
             </w:r>
+            <w:proofErr w:type="spellEnd"/>
+            <w:proofErr w:type="gramEnd"/>
           </w:p>
         </w:tc>
         <w:tc>
@@ -27676,12 +30957,16 @@
                 <w:lang w:eastAsia="fr-FR"/>
               </w:rPr>
             </w:pPr>
+            <w:proofErr w:type="spellStart"/>
+            <w:proofErr w:type="gramStart"/>
             <w:r>
               <w:rPr>
                 <w:lang w:eastAsia="fr-FR"/>
               </w:rPr>
               <w:t>species</w:t>
             </w:r>
+            <w:proofErr w:type="spellEnd"/>
+            <w:proofErr w:type="gramEnd"/>
           </w:p>
         </w:tc>
         <w:tc>
@@ -27698,12 +30983,22 @@
                 <w:lang w:eastAsia="fr-FR"/>
               </w:rPr>
             </w:pPr>
+            <w:proofErr w:type="spellStart"/>
+            <w:proofErr w:type="gramStart"/>
             <w:r>
               <w:rPr>
                 <w:lang w:eastAsia="fr-FR"/>
               </w:rPr>
-              <w:t>abundance_prop</w:t>
-            </w:r>
+              <w:t>abundance</w:t>
+            </w:r>
+            <w:proofErr w:type="gramEnd"/>
+            <w:r>
+              <w:rPr>
+                <w:lang w:eastAsia="fr-FR"/>
+              </w:rPr>
+              <w:t>_prop</w:t>
+            </w:r>
+            <w:proofErr w:type="spellEnd"/>
           </w:p>
         </w:tc>
       </w:tr>
@@ -27748,12 +31043,14 @@
                 <w:lang w:eastAsia="fr-FR"/>
               </w:rPr>
             </w:pPr>
+            <w:proofErr w:type="gramStart"/>
             <w:r>
               <w:rPr>
                 <w:lang w:eastAsia="fr-FR"/>
               </w:rPr>
               <w:t>intertidal</w:t>
             </w:r>
+            <w:proofErr w:type="gramEnd"/>
           </w:p>
         </w:tc>
         <w:tc>
@@ -27770,12 +31067,14 @@
                 <w:lang w:eastAsia="fr-FR"/>
               </w:rPr>
             </w:pPr>
+            <w:proofErr w:type="spellStart"/>
             <w:r>
               <w:rPr>
                 <w:lang w:eastAsia="fr-FR"/>
               </w:rPr>
               <w:t>Arthropoda</w:t>
             </w:r>
+            <w:proofErr w:type="spellEnd"/>
           </w:p>
         </w:tc>
         <w:tc>
@@ -27792,12 +31091,14 @@
                 <w:lang w:eastAsia="fr-FR"/>
               </w:rPr>
             </w:pPr>
+            <w:proofErr w:type="spellStart"/>
             <w:r>
               <w:rPr>
                 <w:lang w:eastAsia="fr-FR"/>
               </w:rPr>
               <w:t>Crustacea</w:t>
             </w:r>
+            <w:proofErr w:type="spellEnd"/>
           </w:p>
         </w:tc>
         <w:tc>
@@ -27814,12 +31115,14 @@
                 <w:lang w:eastAsia="fr-FR"/>
               </w:rPr>
             </w:pPr>
+            <w:proofErr w:type="spellStart"/>
             <w:r>
               <w:rPr>
                 <w:lang w:eastAsia="fr-FR"/>
               </w:rPr>
               <w:t>Multicrustacea</w:t>
             </w:r>
+            <w:proofErr w:type="spellEnd"/>
           </w:p>
         </w:tc>
         <w:tc>
@@ -27836,12 +31139,28 @@
                 <w:lang w:eastAsia="fr-FR"/>
               </w:rPr>
             </w:pPr>
+            <w:proofErr w:type="spellStart"/>
             <w:r>
               <w:rPr>
                 <w:lang w:eastAsia="fr-FR"/>
               </w:rPr>
-              <w:t>Corophium volutator</w:t>
-            </w:r>
+              <w:t>Corophium</w:t>
+            </w:r>
+            <w:proofErr w:type="spellEnd"/>
+            <w:r>
+              <w:rPr>
+                <w:lang w:eastAsia="fr-FR"/>
+              </w:rPr>
+              <w:t xml:space="preserve"> </w:t>
+            </w:r>
+            <w:proofErr w:type="spellStart"/>
+            <w:r>
+              <w:rPr>
+                <w:lang w:eastAsia="fr-FR"/>
+              </w:rPr>
+              <w:t>volutator</w:t>
+            </w:r>
+            <w:proofErr w:type="spellEnd"/>
           </w:p>
         </w:tc>
         <w:tc>
@@ -27907,12 +31226,14 @@
                 <w:lang w:eastAsia="fr-FR"/>
               </w:rPr>
             </w:pPr>
+            <w:proofErr w:type="gramStart"/>
             <w:r>
               <w:rPr>
                 <w:lang w:eastAsia="fr-FR"/>
               </w:rPr>
               <w:t>intertidal</w:t>
             </w:r>
+            <w:proofErr w:type="gramEnd"/>
           </w:p>
         </w:tc>
         <w:tc>
@@ -27929,12 +31250,14 @@
                 <w:lang w:eastAsia="fr-FR"/>
               </w:rPr>
             </w:pPr>
+            <w:proofErr w:type="spellStart"/>
             <w:r>
               <w:rPr>
                 <w:lang w:eastAsia="fr-FR"/>
               </w:rPr>
               <w:t>Mollusca</w:t>
             </w:r>
+            <w:proofErr w:type="spellEnd"/>
           </w:p>
         </w:tc>
         <w:tc>
@@ -27951,12 +31274,14 @@
                 <w:lang w:eastAsia="fr-FR"/>
               </w:rPr>
             </w:pPr>
+            <w:proofErr w:type="spellStart"/>
             <w:r>
               <w:rPr>
                 <w:lang w:eastAsia="fr-FR"/>
               </w:rPr>
               <w:t>Bivalvia</w:t>
             </w:r>
+            <w:proofErr w:type="spellEnd"/>
           </w:p>
         </w:tc>
         <w:tc>
@@ -27973,12 +31298,14 @@
                 <w:lang w:eastAsia="fr-FR"/>
               </w:rPr>
             </w:pPr>
+            <w:proofErr w:type="spellStart"/>
             <w:r>
               <w:rPr>
                 <w:lang w:eastAsia="fr-FR"/>
               </w:rPr>
               <w:t>Autobranchia</w:t>
             </w:r>
+            <w:proofErr w:type="spellEnd"/>
           </w:p>
         </w:tc>
         <w:tc>
@@ -27995,11 +31322,19 @@
                 <w:lang w:eastAsia="fr-FR"/>
               </w:rPr>
             </w:pPr>
+            <w:proofErr w:type="spellStart"/>
             <w:r>
               <w:rPr>
                 <w:lang w:eastAsia="fr-FR"/>
               </w:rPr>
-              <w:t>Scrobicularia plana</w:t>
+              <w:t>Scrobicularia</w:t>
+            </w:r>
+            <w:proofErr w:type="spellEnd"/>
+            <w:r>
+              <w:rPr>
+                <w:lang w:eastAsia="fr-FR"/>
+              </w:rPr>
+              <w:t xml:space="preserve"> plana</w:t>
             </w:r>
           </w:p>
         </w:tc>
@@ -28067,12 +31402,14 @@
                 <w:lang w:eastAsia="fr-FR"/>
               </w:rPr>
             </w:pPr>
+            <w:proofErr w:type="gramStart"/>
             <w:r>
               <w:rPr>
                 <w:lang w:eastAsia="fr-FR"/>
               </w:rPr>
               <w:t>intertidal</w:t>
             </w:r>
+            <w:proofErr w:type="gramEnd"/>
           </w:p>
         </w:tc>
         <w:tc>
@@ -28089,12 +31426,14 @@
                 <w:lang w:eastAsia="fr-FR"/>
               </w:rPr>
             </w:pPr>
+            <w:proofErr w:type="spellStart"/>
             <w:r>
               <w:rPr>
                 <w:lang w:eastAsia="fr-FR"/>
               </w:rPr>
               <w:t>Mollusca</w:t>
             </w:r>
+            <w:proofErr w:type="spellEnd"/>
           </w:p>
         </w:tc>
         <w:tc>
@@ -28111,12 +31450,14 @@
                 <w:lang w:eastAsia="fr-FR"/>
               </w:rPr>
             </w:pPr>
+            <w:proofErr w:type="spellStart"/>
             <w:r>
               <w:rPr>
                 <w:lang w:eastAsia="fr-FR"/>
               </w:rPr>
               <w:t>Gastropoda</w:t>
             </w:r>
+            <w:proofErr w:type="spellEnd"/>
           </w:p>
         </w:tc>
         <w:tc>
@@ -28133,12 +31474,14 @@
                 <w:lang w:eastAsia="fr-FR"/>
               </w:rPr>
             </w:pPr>
+            <w:proofErr w:type="spellStart"/>
             <w:r>
               <w:rPr>
                 <w:lang w:eastAsia="fr-FR"/>
               </w:rPr>
               <w:t>Caenogastropoda</w:t>
             </w:r>
+            <w:proofErr w:type="spellEnd"/>
           </w:p>
         </w:tc>
         <w:tc>
@@ -28155,12 +31498,28 @@
                 <w:lang w:eastAsia="fr-FR"/>
               </w:rPr>
             </w:pPr>
+            <w:proofErr w:type="spellStart"/>
             <w:r>
               <w:rPr>
                 <w:lang w:eastAsia="fr-FR"/>
               </w:rPr>
-              <w:t>Peringia ulvae</w:t>
-            </w:r>
+              <w:t>Peringia</w:t>
+            </w:r>
+            <w:proofErr w:type="spellEnd"/>
+            <w:r>
+              <w:rPr>
+                <w:lang w:eastAsia="fr-FR"/>
+              </w:rPr>
+              <w:t xml:space="preserve"> </w:t>
+            </w:r>
+            <w:proofErr w:type="spellStart"/>
+            <w:r>
+              <w:rPr>
+                <w:lang w:eastAsia="fr-FR"/>
+              </w:rPr>
+              <w:t>ulvae</w:t>
+            </w:r>
+            <w:proofErr w:type="spellEnd"/>
           </w:p>
         </w:tc>
         <w:tc>
@@ -28226,12 +31585,16 @@
                 <w:lang w:eastAsia="fr-FR"/>
               </w:rPr>
             </w:pPr>
+            <w:proofErr w:type="spellStart"/>
+            <w:proofErr w:type="gramStart"/>
             <w:r>
               <w:rPr>
                 <w:lang w:eastAsia="fr-FR"/>
               </w:rPr>
               <w:t>subtidal</w:t>
             </w:r>
+            <w:proofErr w:type="spellEnd"/>
+            <w:proofErr w:type="gramEnd"/>
           </w:p>
         </w:tc>
         <w:tc>
@@ -28248,12 +31611,14 @@
                 <w:lang w:eastAsia="fr-FR"/>
               </w:rPr>
             </w:pPr>
+            <w:proofErr w:type="spellStart"/>
             <w:r>
               <w:rPr>
                 <w:lang w:eastAsia="fr-FR"/>
               </w:rPr>
               <w:t>Annelida</w:t>
             </w:r>
+            <w:proofErr w:type="spellEnd"/>
           </w:p>
         </w:tc>
         <w:tc>
@@ -28270,12 +31635,14 @@
                 <w:lang w:eastAsia="fr-FR"/>
               </w:rPr>
             </w:pPr>
+            <w:proofErr w:type="spellStart"/>
             <w:r>
               <w:rPr>
                 <w:lang w:eastAsia="fr-FR"/>
               </w:rPr>
               <w:t>Polychaeta</w:t>
             </w:r>
+            <w:proofErr w:type="spellEnd"/>
           </w:p>
         </w:tc>
         <w:tc>
@@ -28292,12 +31659,14 @@
                 <w:lang w:eastAsia="fr-FR"/>
               </w:rPr>
             </w:pPr>
+            <w:proofErr w:type="spellStart"/>
             <w:r>
               <w:rPr>
                 <w:lang w:eastAsia="fr-FR"/>
               </w:rPr>
               <w:t>Sedentaria</w:t>
             </w:r>
+            <w:proofErr w:type="spellEnd"/>
           </w:p>
         </w:tc>
         <w:tc>
@@ -28314,12 +31683,28 @@
                 <w:lang w:eastAsia="fr-FR"/>
               </w:rPr>
             </w:pPr>
+            <w:proofErr w:type="spellStart"/>
             <w:r>
               <w:rPr>
                 <w:lang w:eastAsia="fr-FR"/>
               </w:rPr>
-              <w:t>Heteromastus filiformis</w:t>
-            </w:r>
+              <w:t>Heteromastus</w:t>
+            </w:r>
+            <w:proofErr w:type="spellEnd"/>
+            <w:r>
+              <w:rPr>
+                <w:lang w:eastAsia="fr-FR"/>
+              </w:rPr>
+              <w:t xml:space="preserve"> </w:t>
+            </w:r>
+            <w:proofErr w:type="spellStart"/>
+            <w:r>
+              <w:rPr>
+                <w:lang w:eastAsia="fr-FR"/>
+              </w:rPr>
+              <w:t>filiformis</w:t>
+            </w:r>
+            <w:proofErr w:type="spellEnd"/>
           </w:p>
         </w:tc>
         <w:tc>
@@ -28386,12 +31771,16 @@
                 <w:lang w:eastAsia="fr-FR"/>
               </w:rPr>
             </w:pPr>
+            <w:proofErr w:type="spellStart"/>
+            <w:proofErr w:type="gramStart"/>
             <w:r>
               <w:rPr>
                 <w:lang w:eastAsia="fr-FR"/>
               </w:rPr>
               <w:t>subtidal</w:t>
             </w:r>
+            <w:proofErr w:type="spellEnd"/>
+            <w:proofErr w:type="gramEnd"/>
           </w:p>
         </w:tc>
         <w:tc>
@@ -28408,12 +31797,14 @@
                 <w:lang w:eastAsia="fr-FR"/>
               </w:rPr>
             </w:pPr>
+            <w:proofErr w:type="spellStart"/>
             <w:r>
               <w:rPr>
                 <w:lang w:eastAsia="fr-FR"/>
               </w:rPr>
               <w:t>Arthropoda</w:t>
             </w:r>
+            <w:proofErr w:type="spellEnd"/>
           </w:p>
         </w:tc>
         <w:tc>
@@ -28430,12 +31821,14 @@
                 <w:lang w:eastAsia="fr-FR"/>
               </w:rPr>
             </w:pPr>
+            <w:proofErr w:type="spellStart"/>
             <w:r>
               <w:rPr>
                 <w:lang w:eastAsia="fr-FR"/>
               </w:rPr>
               <w:t>Crustacea</w:t>
             </w:r>
+            <w:proofErr w:type="spellEnd"/>
           </w:p>
         </w:tc>
         <w:tc>
@@ -28452,12 +31845,14 @@
                 <w:lang w:eastAsia="fr-FR"/>
               </w:rPr>
             </w:pPr>
+            <w:proofErr w:type="spellStart"/>
             <w:r>
               <w:rPr>
                 <w:lang w:eastAsia="fr-FR"/>
               </w:rPr>
               <w:t>Multicrustacea</w:t>
             </w:r>
+            <w:proofErr w:type="spellEnd"/>
           </w:p>
         </w:tc>
         <w:tc>
@@ -28474,12 +31869,28 @@
                 <w:lang w:eastAsia="fr-FR"/>
               </w:rPr>
             </w:pPr>
+            <w:proofErr w:type="spellStart"/>
             <w:r>
               <w:rPr>
                 <w:lang w:eastAsia="fr-FR"/>
               </w:rPr>
-              <w:t>Mesopodopsis slabberi</w:t>
-            </w:r>
+              <w:t>Mesopodopsis</w:t>
+            </w:r>
+            <w:proofErr w:type="spellEnd"/>
+            <w:r>
+              <w:rPr>
+                <w:lang w:eastAsia="fr-FR"/>
+              </w:rPr>
+              <w:t xml:space="preserve"> </w:t>
+            </w:r>
+            <w:proofErr w:type="spellStart"/>
+            <w:r>
+              <w:rPr>
+                <w:lang w:eastAsia="fr-FR"/>
+              </w:rPr>
+              <w:t>slabberi</w:t>
+            </w:r>
+            <w:proofErr w:type="spellEnd"/>
           </w:p>
         </w:tc>
         <w:tc>
@@ -28545,12 +31956,14 @@
                 <w:lang w:eastAsia="fr-FR"/>
               </w:rPr>
             </w:pPr>
+            <w:proofErr w:type="gramStart"/>
             <w:r>
               <w:rPr>
                 <w:lang w:eastAsia="fr-FR"/>
               </w:rPr>
               <w:t>intertidal</w:t>
             </w:r>
+            <w:proofErr w:type="gramEnd"/>
           </w:p>
         </w:tc>
         <w:tc>
@@ -28567,12 +31980,14 @@
                 <w:lang w:eastAsia="fr-FR"/>
               </w:rPr>
             </w:pPr>
+            <w:proofErr w:type="spellStart"/>
             <w:r>
               <w:rPr>
                 <w:lang w:eastAsia="fr-FR"/>
               </w:rPr>
               <w:t>Annelida</w:t>
             </w:r>
+            <w:proofErr w:type="spellEnd"/>
           </w:p>
         </w:tc>
         <w:tc>
@@ -28589,12 +32004,14 @@
                 <w:lang w:eastAsia="fr-FR"/>
               </w:rPr>
             </w:pPr>
+            <w:proofErr w:type="spellStart"/>
             <w:r>
               <w:rPr>
                 <w:lang w:eastAsia="fr-FR"/>
               </w:rPr>
               <w:t>Polychaeta</w:t>
             </w:r>
+            <w:proofErr w:type="spellEnd"/>
           </w:p>
         </w:tc>
         <w:tc>
@@ -28611,12 +32028,14 @@
                 <w:lang w:eastAsia="fr-FR"/>
               </w:rPr>
             </w:pPr>
+            <w:proofErr w:type="spellStart"/>
             <w:r>
               <w:rPr>
                 <w:lang w:eastAsia="fr-FR"/>
               </w:rPr>
               <w:t>Sedentaria</w:t>
             </w:r>
+            <w:proofErr w:type="spellEnd"/>
           </w:p>
         </w:tc>
         <w:tc>
@@ -28633,12 +32052,28 @@
                 <w:lang w:eastAsia="fr-FR"/>
               </w:rPr>
             </w:pPr>
+            <w:proofErr w:type="spellStart"/>
             <w:r>
               <w:rPr>
                 <w:lang w:eastAsia="fr-FR"/>
               </w:rPr>
-              <w:t>Heteromastus filiformis</w:t>
-            </w:r>
+              <w:t>Heteromastus</w:t>
+            </w:r>
+            <w:proofErr w:type="spellEnd"/>
+            <w:r>
+              <w:rPr>
+                <w:lang w:eastAsia="fr-FR"/>
+              </w:rPr>
+              <w:t xml:space="preserve"> </w:t>
+            </w:r>
+            <w:proofErr w:type="spellStart"/>
+            <w:r>
+              <w:rPr>
+                <w:lang w:eastAsia="fr-FR"/>
+              </w:rPr>
+              <w:t>filiformis</w:t>
+            </w:r>
+            <w:proofErr w:type="spellEnd"/>
           </w:p>
         </w:tc>
         <w:tc>
@@ -28705,12 +32140,14 @@
                 <w:lang w:eastAsia="fr-FR"/>
               </w:rPr>
             </w:pPr>
+            <w:proofErr w:type="gramStart"/>
             <w:r>
               <w:rPr>
                 <w:lang w:eastAsia="fr-FR"/>
               </w:rPr>
               <w:t>intertidal</w:t>
             </w:r>
+            <w:proofErr w:type="gramEnd"/>
           </w:p>
         </w:tc>
         <w:tc>
@@ -28727,12 +32164,14 @@
                 <w:lang w:eastAsia="fr-FR"/>
               </w:rPr>
             </w:pPr>
+            <w:proofErr w:type="spellStart"/>
             <w:r>
               <w:rPr>
                 <w:lang w:eastAsia="fr-FR"/>
               </w:rPr>
               <w:t>Mollusca</w:t>
             </w:r>
+            <w:proofErr w:type="spellEnd"/>
           </w:p>
         </w:tc>
         <w:tc>
@@ -28749,12 +32188,14 @@
                 <w:lang w:eastAsia="fr-FR"/>
               </w:rPr>
             </w:pPr>
+            <w:proofErr w:type="spellStart"/>
             <w:r>
               <w:rPr>
                 <w:lang w:eastAsia="fr-FR"/>
               </w:rPr>
               <w:t>Bivalvia</w:t>
             </w:r>
+            <w:proofErr w:type="spellEnd"/>
           </w:p>
         </w:tc>
         <w:tc>
@@ -28771,12 +32212,14 @@
                 <w:lang w:eastAsia="fr-FR"/>
               </w:rPr>
             </w:pPr>
+            <w:proofErr w:type="spellStart"/>
             <w:r>
               <w:rPr>
                 <w:lang w:eastAsia="fr-FR"/>
               </w:rPr>
               <w:t>Autobranchia</w:t>
             </w:r>
+            <w:proofErr w:type="spellEnd"/>
           </w:p>
         </w:tc>
         <w:tc>
@@ -28793,11 +32236,19 @@
                 <w:lang w:eastAsia="fr-FR"/>
               </w:rPr>
             </w:pPr>
+            <w:proofErr w:type="spellStart"/>
             <w:r>
               <w:rPr>
                 <w:lang w:eastAsia="fr-FR"/>
               </w:rPr>
-              <w:t>Scrobicularia plana</w:t>
+              <w:t>Scrobicularia</w:t>
+            </w:r>
+            <w:proofErr w:type="spellEnd"/>
+            <w:r>
+              <w:rPr>
+                <w:lang w:eastAsia="fr-FR"/>
+              </w:rPr>
+              <w:t xml:space="preserve"> plana</w:t>
             </w:r>
           </w:p>
         </w:tc>
@@ -28864,12 +32315,16 @@
                 <w:lang w:eastAsia="fr-FR"/>
               </w:rPr>
             </w:pPr>
+            <w:proofErr w:type="spellStart"/>
+            <w:proofErr w:type="gramStart"/>
             <w:r>
               <w:rPr>
                 <w:lang w:eastAsia="fr-FR"/>
               </w:rPr>
               <w:t>subtidal</w:t>
             </w:r>
+            <w:proofErr w:type="spellEnd"/>
+            <w:proofErr w:type="gramEnd"/>
           </w:p>
         </w:tc>
         <w:tc>
@@ -28886,12 +32341,14 @@
                 <w:lang w:eastAsia="fr-FR"/>
               </w:rPr>
             </w:pPr>
+            <w:proofErr w:type="spellStart"/>
             <w:r>
               <w:rPr>
                 <w:lang w:eastAsia="fr-FR"/>
               </w:rPr>
               <w:t>Annelida</w:t>
             </w:r>
+            <w:proofErr w:type="spellEnd"/>
           </w:p>
         </w:tc>
         <w:tc>
@@ -28908,12 +32365,14 @@
                 <w:lang w:eastAsia="fr-FR"/>
               </w:rPr>
             </w:pPr>
+            <w:proofErr w:type="spellStart"/>
             <w:r>
               <w:rPr>
                 <w:lang w:eastAsia="fr-FR"/>
               </w:rPr>
               <w:t>Polychaeta</w:t>
             </w:r>
+            <w:proofErr w:type="spellEnd"/>
           </w:p>
         </w:tc>
         <w:tc>
@@ -28930,12 +32389,14 @@
                 <w:lang w:eastAsia="fr-FR"/>
               </w:rPr>
             </w:pPr>
+            <w:proofErr w:type="spellStart"/>
             <w:r>
               <w:rPr>
                 <w:lang w:eastAsia="fr-FR"/>
               </w:rPr>
               <w:t>Sedentaria</w:t>
             </w:r>
+            <w:proofErr w:type="spellEnd"/>
           </w:p>
         </w:tc>
         <w:tc>
@@ -28952,12 +32413,28 @@
                 <w:lang w:eastAsia="fr-FR"/>
               </w:rPr>
             </w:pPr>
+            <w:proofErr w:type="spellStart"/>
             <w:r>
               <w:rPr>
                 <w:lang w:eastAsia="fr-FR"/>
               </w:rPr>
-              <w:t>Boccardiella ligerica</w:t>
-            </w:r>
+              <w:t>Boccardiella</w:t>
+            </w:r>
+            <w:proofErr w:type="spellEnd"/>
+            <w:r>
+              <w:rPr>
+                <w:lang w:eastAsia="fr-FR"/>
+              </w:rPr>
+              <w:t xml:space="preserve"> </w:t>
+            </w:r>
+            <w:proofErr w:type="spellStart"/>
+            <w:r>
+              <w:rPr>
+                <w:lang w:eastAsia="fr-FR"/>
+              </w:rPr>
+              <w:t>ligerica</w:t>
+            </w:r>
+            <w:proofErr w:type="spellEnd"/>
           </w:p>
         </w:tc>
         <w:tc>
@@ -29024,12 +32501,14 @@
                 <w:lang w:eastAsia="fr-FR"/>
               </w:rPr>
             </w:pPr>
+            <w:proofErr w:type="gramStart"/>
             <w:r>
               <w:rPr>
                 <w:lang w:eastAsia="fr-FR"/>
               </w:rPr>
               <w:t>intertidal</w:t>
             </w:r>
+            <w:proofErr w:type="gramEnd"/>
           </w:p>
         </w:tc>
         <w:tc>
@@ -29046,12 +32525,14 @@
                 <w:lang w:eastAsia="fr-FR"/>
               </w:rPr>
             </w:pPr>
+            <w:proofErr w:type="spellStart"/>
             <w:r>
               <w:rPr>
                 <w:lang w:eastAsia="fr-FR"/>
               </w:rPr>
               <w:t>Mollusca</w:t>
             </w:r>
+            <w:proofErr w:type="spellEnd"/>
           </w:p>
         </w:tc>
         <w:tc>
@@ -29068,12 +32549,14 @@
                 <w:lang w:eastAsia="fr-FR"/>
               </w:rPr>
             </w:pPr>
+            <w:proofErr w:type="spellStart"/>
             <w:r>
               <w:rPr>
                 <w:lang w:eastAsia="fr-FR"/>
               </w:rPr>
               <w:t>Bivalvia</w:t>
             </w:r>
+            <w:proofErr w:type="spellEnd"/>
           </w:p>
         </w:tc>
         <w:tc>
@@ -29090,12 +32573,14 @@
                 <w:lang w:eastAsia="fr-FR"/>
               </w:rPr>
             </w:pPr>
+            <w:proofErr w:type="spellStart"/>
             <w:r>
               <w:rPr>
                 <w:lang w:eastAsia="fr-FR"/>
               </w:rPr>
               <w:t>Autobranchia</w:t>
             </w:r>
+            <w:proofErr w:type="spellEnd"/>
           </w:p>
         </w:tc>
         <w:tc>
@@ -29112,12 +32597,28 @@
                 <w:lang w:eastAsia="fr-FR"/>
               </w:rPr>
             </w:pPr>
+            <w:proofErr w:type="spellStart"/>
             <w:r>
               <w:rPr>
                 <w:lang w:eastAsia="fr-FR"/>
               </w:rPr>
-              <w:t>Cerastoderma edule</w:t>
-            </w:r>
+              <w:t>Cerastoderma</w:t>
+            </w:r>
+            <w:proofErr w:type="spellEnd"/>
+            <w:r>
+              <w:rPr>
+                <w:lang w:eastAsia="fr-FR"/>
+              </w:rPr>
+              <w:t xml:space="preserve"> </w:t>
+            </w:r>
+            <w:proofErr w:type="spellStart"/>
+            <w:r>
+              <w:rPr>
+                <w:lang w:eastAsia="fr-FR"/>
+              </w:rPr>
+              <w:t>edule</w:t>
+            </w:r>
+            <w:proofErr w:type="spellEnd"/>
           </w:p>
         </w:tc>
         <w:tc>
@@ -29183,12 +32684,14 @@
                 <w:lang w:eastAsia="fr-FR"/>
               </w:rPr>
             </w:pPr>
+            <w:proofErr w:type="gramStart"/>
             <w:r>
               <w:rPr>
                 <w:lang w:eastAsia="fr-FR"/>
               </w:rPr>
               <w:t>intertidal</w:t>
             </w:r>
+            <w:proofErr w:type="gramEnd"/>
           </w:p>
         </w:tc>
         <w:tc>
@@ -29205,12 +32708,14 @@
                 <w:lang w:eastAsia="fr-FR"/>
               </w:rPr>
             </w:pPr>
+            <w:proofErr w:type="spellStart"/>
             <w:r>
               <w:rPr>
                 <w:lang w:eastAsia="fr-FR"/>
               </w:rPr>
               <w:t>Mollusca</w:t>
             </w:r>
+            <w:proofErr w:type="spellEnd"/>
           </w:p>
         </w:tc>
         <w:tc>
@@ -29227,12 +32732,14 @@
                 <w:lang w:eastAsia="fr-FR"/>
               </w:rPr>
             </w:pPr>
+            <w:proofErr w:type="spellStart"/>
             <w:r>
               <w:rPr>
                 <w:lang w:eastAsia="fr-FR"/>
               </w:rPr>
               <w:t>Bivalvia</w:t>
             </w:r>
+            <w:proofErr w:type="spellEnd"/>
           </w:p>
         </w:tc>
         <w:tc>
@@ -29249,12 +32756,14 @@
                 <w:lang w:eastAsia="fr-FR"/>
               </w:rPr>
             </w:pPr>
+            <w:proofErr w:type="spellStart"/>
             <w:r>
               <w:rPr>
                 <w:lang w:eastAsia="fr-FR"/>
               </w:rPr>
               <w:t>Autobranchia</w:t>
             </w:r>
+            <w:proofErr w:type="spellEnd"/>
           </w:p>
         </w:tc>
         <w:tc>
@@ -29271,12 +32780,28 @@
                 <w:lang w:eastAsia="fr-FR"/>
               </w:rPr>
             </w:pPr>
+            <w:proofErr w:type="spellStart"/>
             <w:r>
               <w:rPr>
                 <w:lang w:eastAsia="fr-FR"/>
               </w:rPr>
-              <w:t>Macoma balthica</w:t>
-            </w:r>
+              <w:t>Macoma</w:t>
+            </w:r>
+            <w:proofErr w:type="spellEnd"/>
+            <w:r>
+              <w:rPr>
+                <w:lang w:eastAsia="fr-FR"/>
+              </w:rPr>
+              <w:t xml:space="preserve"> </w:t>
+            </w:r>
+            <w:proofErr w:type="spellStart"/>
+            <w:r>
+              <w:rPr>
+                <w:lang w:eastAsia="fr-FR"/>
+              </w:rPr>
+              <w:t>balthica</w:t>
+            </w:r>
+            <w:proofErr w:type="spellEnd"/>
           </w:p>
         </w:tc>
         <w:tc>
@@ -29343,12 +32868,16 @@
                 <w:lang w:eastAsia="fr-FR"/>
               </w:rPr>
             </w:pPr>
+            <w:proofErr w:type="spellStart"/>
+            <w:proofErr w:type="gramStart"/>
             <w:r>
               <w:rPr>
                 <w:lang w:eastAsia="fr-FR"/>
               </w:rPr>
               <w:t>subtidal</w:t>
             </w:r>
+            <w:proofErr w:type="spellEnd"/>
+            <w:proofErr w:type="gramEnd"/>
           </w:p>
         </w:tc>
         <w:tc>
@@ -29365,12 +32894,14 @@
                 <w:lang w:eastAsia="fr-FR"/>
               </w:rPr>
             </w:pPr>
+            <w:proofErr w:type="spellStart"/>
             <w:r>
               <w:rPr>
                 <w:lang w:eastAsia="fr-FR"/>
               </w:rPr>
               <w:t>Annelida</w:t>
             </w:r>
+            <w:proofErr w:type="spellEnd"/>
           </w:p>
         </w:tc>
         <w:tc>
@@ -29387,12 +32918,14 @@
                 <w:lang w:eastAsia="fr-FR"/>
               </w:rPr>
             </w:pPr>
+            <w:proofErr w:type="spellStart"/>
             <w:r>
               <w:rPr>
                 <w:lang w:eastAsia="fr-FR"/>
               </w:rPr>
               <w:t>Polychaeta</w:t>
             </w:r>
+            <w:proofErr w:type="spellEnd"/>
           </w:p>
         </w:tc>
         <w:tc>
@@ -29409,12 +32942,14 @@
                 <w:lang w:eastAsia="fr-FR"/>
               </w:rPr>
             </w:pPr>
+            <w:proofErr w:type="spellStart"/>
             <w:r>
               <w:rPr>
                 <w:lang w:eastAsia="fr-FR"/>
               </w:rPr>
               <w:t>Errantia</w:t>
             </w:r>
+            <w:proofErr w:type="spellEnd"/>
           </w:p>
         </w:tc>
         <w:tc>
@@ -29431,12 +32966,14 @@
                 <w:lang w:eastAsia="fr-FR"/>
               </w:rPr>
             </w:pPr>
+            <w:proofErr w:type="spellStart"/>
             <w:r>
               <w:rPr>
                 <w:lang w:eastAsia="fr-FR"/>
               </w:rPr>
               <w:t>Microphthalmus</w:t>
             </w:r>
+            <w:proofErr w:type="spellEnd"/>
           </w:p>
         </w:tc>
         <w:tc>
@@ -29502,12 +33039,16 @@
                 <w:lang w:eastAsia="fr-FR"/>
               </w:rPr>
             </w:pPr>
+            <w:proofErr w:type="spellStart"/>
+            <w:proofErr w:type="gramStart"/>
             <w:r>
               <w:rPr>
                 <w:lang w:eastAsia="fr-FR"/>
               </w:rPr>
               <w:t>subtidal</w:t>
             </w:r>
+            <w:proofErr w:type="spellEnd"/>
+            <w:proofErr w:type="gramEnd"/>
           </w:p>
         </w:tc>
         <w:tc>
@@ -29524,12 +33065,14 @@
                 <w:lang w:eastAsia="fr-FR"/>
               </w:rPr>
             </w:pPr>
+            <w:proofErr w:type="spellStart"/>
             <w:r>
               <w:rPr>
                 <w:lang w:eastAsia="fr-FR"/>
               </w:rPr>
               <w:t>Arthropoda</w:t>
             </w:r>
+            <w:proofErr w:type="spellEnd"/>
           </w:p>
         </w:tc>
         <w:tc>
@@ -29546,12 +33089,14 @@
                 <w:lang w:eastAsia="fr-FR"/>
               </w:rPr>
             </w:pPr>
+            <w:proofErr w:type="spellStart"/>
             <w:r>
               <w:rPr>
                 <w:lang w:eastAsia="fr-FR"/>
               </w:rPr>
               <w:t>Crustacea</w:t>
             </w:r>
+            <w:proofErr w:type="spellEnd"/>
           </w:p>
         </w:tc>
         <w:tc>
@@ -29568,12 +33113,14 @@
                 <w:lang w:eastAsia="fr-FR"/>
               </w:rPr>
             </w:pPr>
+            <w:proofErr w:type="spellStart"/>
             <w:r>
               <w:rPr>
                 <w:lang w:eastAsia="fr-FR"/>
               </w:rPr>
               <w:t>Multicrustacea</w:t>
             </w:r>
+            <w:proofErr w:type="spellEnd"/>
           </w:p>
         </w:tc>
         <w:tc>
@@ -29590,12 +33137,28 @@
                 <w:lang w:eastAsia="fr-FR"/>
               </w:rPr>
             </w:pPr>
+            <w:proofErr w:type="spellStart"/>
             <w:r>
               <w:rPr>
                 <w:lang w:eastAsia="fr-FR"/>
               </w:rPr>
-              <w:t>Haustorius arenarius</w:t>
-            </w:r>
+              <w:t>Haustorius</w:t>
+            </w:r>
+            <w:proofErr w:type="spellEnd"/>
+            <w:r>
+              <w:rPr>
+                <w:lang w:eastAsia="fr-FR"/>
+              </w:rPr>
+              <w:t xml:space="preserve"> </w:t>
+            </w:r>
+            <w:proofErr w:type="spellStart"/>
+            <w:r>
+              <w:rPr>
+                <w:lang w:eastAsia="fr-FR"/>
+              </w:rPr>
+              <w:t>arenarius</w:t>
+            </w:r>
+            <w:proofErr w:type="spellEnd"/>
           </w:p>
         </w:tc>
         <w:tc>
@@ -29662,12 +33225,16 @@
                 <w:lang w:eastAsia="fr-FR"/>
               </w:rPr>
             </w:pPr>
+            <w:proofErr w:type="spellStart"/>
+            <w:proofErr w:type="gramStart"/>
             <w:r>
               <w:rPr>
                 <w:lang w:eastAsia="fr-FR"/>
               </w:rPr>
               <w:t>subtidal</w:t>
             </w:r>
+            <w:proofErr w:type="spellEnd"/>
+            <w:proofErr w:type="gramEnd"/>
           </w:p>
         </w:tc>
         <w:tc>
@@ -29684,12 +33251,14 @@
                 <w:lang w:eastAsia="fr-FR"/>
               </w:rPr>
             </w:pPr>
+            <w:proofErr w:type="spellStart"/>
             <w:r>
               <w:rPr>
                 <w:lang w:eastAsia="fr-FR"/>
               </w:rPr>
               <w:t>Arthropoda</w:t>
             </w:r>
+            <w:proofErr w:type="spellEnd"/>
           </w:p>
         </w:tc>
         <w:tc>
@@ -29706,12 +33275,14 @@
                 <w:lang w:eastAsia="fr-FR"/>
               </w:rPr>
             </w:pPr>
+            <w:proofErr w:type="spellStart"/>
             <w:r>
               <w:rPr>
                 <w:lang w:eastAsia="fr-FR"/>
               </w:rPr>
               <w:t>Crustacea</w:t>
             </w:r>
+            <w:proofErr w:type="spellEnd"/>
           </w:p>
         </w:tc>
         <w:tc>
@@ -29728,12 +33299,14 @@
                 <w:lang w:eastAsia="fr-FR"/>
               </w:rPr>
             </w:pPr>
+            <w:proofErr w:type="spellStart"/>
             <w:r>
               <w:rPr>
                 <w:lang w:eastAsia="fr-FR"/>
               </w:rPr>
               <w:t>Multicrustacea</w:t>
             </w:r>
+            <w:proofErr w:type="spellEnd"/>
           </w:p>
         </w:tc>
         <w:tc>
@@ -29750,12 +33323,28 @@
                 <w:lang w:eastAsia="fr-FR"/>
               </w:rPr>
             </w:pPr>
+            <w:proofErr w:type="spellStart"/>
             <w:r>
               <w:rPr>
                 <w:lang w:eastAsia="fr-FR"/>
               </w:rPr>
-              <w:t>Bathyporeia pilosa</w:t>
-            </w:r>
+              <w:t>Bathyporeia</w:t>
+            </w:r>
+            <w:proofErr w:type="spellEnd"/>
+            <w:r>
+              <w:rPr>
+                <w:lang w:eastAsia="fr-FR"/>
+              </w:rPr>
+              <w:t xml:space="preserve"> </w:t>
+            </w:r>
+            <w:proofErr w:type="spellStart"/>
+            <w:r>
+              <w:rPr>
+                <w:lang w:eastAsia="fr-FR"/>
+              </w:rPr>
+              <w:t>pilosa</w:t>
+            </w:r>
+            <w:proofErr w:type="spellEnd"/>
           </w:p>
         </w:tc>
         <w:tc>

--- a/inst/report/Draft_Etat_conditions_nourriceries_estuariennes.docx
+++ b/inst/report/Draft_Etat_conditions_nourriceries_estuariennes.docx
@@ -87,59 +87,6 @@
     </w:p>
     <w:p>
       <w:pPr>
-        <w:pStyle w:val="Titre3"/>
-        <w:rPr>
-          <w:lang w:val="en-US"/>
-        </w:rPr>
-      </w:pPr>
-      <w:r>
-        <w:rPr>
-          <w:lang w:val="en-US"/>
-        </w:rPr>
-        <w:t>Study sites</w:t>
-      </w:r>
-    </w:p>
-    <w:p>
-      <w:pPr>
-        <w:pStyle w:val="Titre4"/>
-        <w:rPr>
-          <w:lang w:val="en-US"/>
-        </w:rPr>
-      </w:pPr>
-      <w:r>
-        <w:rPr>
-          <w:lang w:val="en-US"/>
-        </w:rPr>
-        <w:t xml:space="preserve">Studied </w:t>
-      </w:r>
-      <w:r>
-        <w:rPr>
-          <w:lang w:val="en-US"/>
-        </w:rPr>
-        <w:t>compounds</w:t>
-      </w:r>
-      <w:r>
-        <w:rPr>
-          <w:lang w:val="en-US"/>
-        </w:rPr>
-        <w:br w:type="page"/>
-      </w:r>
-    </w:p>
-    <w:p>
-      <w:pPr>
-        <w:rPr>
-          <w:lang w:val="en-US"/>
-        </w:rPr>
-        <w:sectPr>
-          <w:pgSz w:w="11906" w:h="16838"/>
-          <w:pgMar w:top="1417" w:right="1417" w:bottom="1417" w:left="1417" w:header="708" w:footer="708" w:gutter="0"/>
-          <w:cols w:space="708"/>
-          <w:docGrid w:linePitch="360"/>
-        </w:sectPr>
-      </w:pPr>
-    </w:p>
-    <w:p>
-      <w:pPr>
         <w:pStyle w:val="Lgende"/>
         <w:keepNext/>
         <w:rPr>
@@ -151,7 +98,6 @@
         <w:rPr>
           <w:lang w:val="en-US"/>
         </w:rPr>
-        <w:lastRenderedPageBreak/>
         <w:t xml:space="preserve">Table </w:t>
       </w:r>
       <w:r>
@@ -250,333 +196,13 @@
         <w:rPr>
           <w:lang w:val="en-US"/>
         </w:rPr>
-        <w:t xml:space="preserve">Threshold </w:t>
-      </w:r>
-      <w:r>
-        <w:rPr>
-          <w:lang w:val="en-US"/>
-        </w:rPr>
-        <w:t xml:space="preserve">type </w:t>
-      </w:r>
-      <w:r>
-        <w:rPr>
-          <w:lang w:val="en-US"/>
-        </w:rPr>
-        <w:t xml:space="preserve">related to human health: </w:t>
-      </w:r>
-      <w:r>
-        <w:rPr>
-          <w:lang w:val="en-US"/>
-        </w:rPr>
-        <w:t>QS(HH) (EU Quality Standard for Human Health)</w:t>
-      </w:r>
-      <w:r>
-        <w:rPr>
-          <w:lang w:val="en-US"/>
-        </w:rPr>
-        <w:t>, EC MPC (</w:t>
-      </w:r>
-      <w:r>
-        <w:rPr>
-          <w:lang w:val="en-US"/>
-        </w:rPr>
-        <w:t>European Commission maximum permissible concentrations</w:t>
-      </w:r>
-      <w:r>
-        <w:rPr>
-          <w:lang w:val="en-US"/>
-        </w:rPr>
-        <w:t>)</w:t>
-      </w:r>
-      <w:r>
-        <w:rPr>
-          <w:lang w:val="en-US"/>
-        </w:rPr>
-        <w:t xml:space="preserve">. </w:t>
-      </w:r>
-      <w:r>
-        <w:rPr>
-          <w:lang w:val="en-US"/>
-        </w:rPr>
         <w:br/>
       </w:r>
       <w:r>
         <w:rPr>
           <w:lang w:val="en-US"/>
         </w:rPr>
-        <w:t xml:space="preserve">Threshold </w:t>
-      </w:r>
-      <w:r>
-        <w:rPr>
-          <w:lang w:val="en-US"/>
-        </w:rPr>
-        <w:t xml:space="preserve">types </w:t>
-      </w:r>
-      <w:r>
-        <w:rPr>
-          <w:lang w:val="en-US"/>
-        </w:rPr>
-        <w:t>related to ecotoxicology: EQS (</w:t>
-      </w:r>
-      <w:r>
-        <w:rPr>
-          <w:lang w:val="en-US"/>
-        </w:rPr>
-        <w:t xml:space="preserve">EU </w:t>
-      </w:r>
-      <w:r>
-        <w:rPr>
-          <w:lang w:val="en-US"/>
-        </w:rPr>
-        <w:t xml:space="preserve">Ecological Quality Standard), </w:t>
-      </w:r>
-      <w:r>
-        <w:rPr>
-          <w:lang w:val="en-US"/>
-        </w:rPr>
-        <w:t>EAC (</w:t>
-      </w:r>
-      <w:r>
-        <w:rPr>
-          <w:lang w:val="en-US"/>
-        </w:rPr>
-        <w:t>Environmental Assessment Criteria</w:t>
-      </w:r>
-      <w:r>
-        <w:rPr>
-          <w:lang w:val="en-US"/>
-        </w:rPr>
-        <w:t xml:space="preserve">: </w:t>
-      </w:r>
-      <w:r>
-        <w:rPr>
-          <w:lang w:val="en-US"/>
-        </w:rPr>
-        <w:t>North-Est Atlantic OSPAR equivalent of EQS</w:t>
-      </w:r>
-      <w:r>
-        <w:rPr>
-          <w:lang w:val="en-US"/>
-        </w:rPr>
-        <w:t>)</w:t>
-      </w:r>
-      <w:r>
-        <w:rPr>
-          <w:lang w:val="en-US"/>
-        </w:rPr>
-        <w:t>,</w:t>
-      </w:r>
-      <w:r>
-        <w:rPr>
-          <w:lang w:val="en-US"/>
-        </w:rPr>
-        <w:t xml:space="preserve"> </w:t>
-      </w:r>
-      <w:r>
-        <w:rPr>
-          <w:lang w:val="en-US"/>
-        </w:rPr>
-        <w:t>NQE (</w:t>
-      </w:r>
-      <w:proofErr w:type="spellStart"/>
-      <w:r>
-        <w:rPr>
-          <w:lang w:val="en-US"/>
-        </w:rPr>
-        <w:t>Norme</w:t>
-      </w:r>
-      <w:proofErr w:type="spellEnd"/>
-      <w:r>
-        <w:rPr>
-          <w:lang w:val="en-US"/>
-        </w:rPr>
-        <w:t xml:space="preserve"> de </w:t>
-      </w:r>
-      <w:proofErr w:type="spellStart"/>
-      <w:r>
-        <w:rPr>
-          <w:lang w:val="en-US"/>
-        </w:rPr>
-        <w:t>Qualité</w:t>
-      </w:r>
-      <w:proofErr w:type="spellEnd"/>
-      <w:r>
-        <w:rPr>
-          <w:lang w:val="en-US"/>
-        </w:rPr>
-        <w:t xml:space="preserve"> </w:t>
-      </w:r>
-      <w:proofErr w:type="spellStart"/>
-      <w:r>
-        <w:rPr>
-          <w:lang w:val="en-US"/>
-        </w:rPr>
-        <w:t>E</w:t>
-      </w:r>
-      <w:r>
-        <w:rPr>
-          <w:lang w:val="en-US"/>
-        </w:rPr>
-        <w:t>nvironnementale</w:t>
-      </w:r>
-      <w:proofErr w:type="spellEnd"/>
-      <w:r>
-        <w:rPr>
-          <w:lang w:val="en-US"/>
-        </w:rPr>
-        <w:t xml:space="preserve">: French equivalent of EQS), </w:t>
-      </w:r>
-      <w:r>
-        <w:rPr>
-          <w:lang w:val="en-US"/>
-        </w:rPr>
-        <w:t>VGE</w:t>
-      </w:r>
-      <w:r>
-        <w:rPr>
-          <w:lang w:val="en-US"/>
-        </w:rPr>
-        <w:t xml:space="preserve"> (</w:t>
-      </w:r>
-      <w:proofErr w:type="spellStart"/>
-      <w:r>
-        <w:rPr>
-          <w:lang w:val="en-US"/>
-        </w:rPr>
-        <w:t>Valeurs</w:t>
-      </w:r>
-      <w:proofErr w:type="spellEnd"/>
-      <w:r>
-        <w:rPr>
-          <w:lang w:val="en-US"/>
-        </w:rPr>
-        <w:t xml:space="preserve"> Guide </w:t>
-      </w:r>
-      <w:proofErr w:type="spellStart"/>
-      <w:r>
-        <w:rPr>
-          <w:lang w:val="en-US"/>
-        </w:rPr>
-        <w:t>Environnementales</w:t>
-      </w:r>
-      <w:proofErr w:type="spellEnd"/>
-      <w:r>
-        <w:rPr>
-          <w:lang w:val="en-US"/>
-        </w:rPr>
-        <w:t xml:space="preserve">: </w:t>
-      </w:r>
-      <w:r>
-        <w:rPr>
-          <w:lang w:val="en-US"/>
-        </w:rPr>
-        <w:t>French</w:t>
-      </w:r>
-      <w:r>
-        <w:rPr>
-          <w:lang w:val="en-US"/>
-        </w:rPr>
-        <w:t xml:space="preserve"> equivalent of EQS for bivalves)</w:t>
-      </w:r>
-      <w:r>
-        <w:rPr>
-          <w:lang w:val="en-US"/>
-        </w:rPr>
-        <w:t>.</w:t>
-      </w:r>
-      <w:r>
-        <w:rPr>
-          <w:lang w:val="en-US"/>
-        </w:rPr>
-        <w:t xml:space="preserve"> </w:t>
-      </w:r>
-      <w:r>
-        <w:rPr>
-          <w:lang w:val="en-US"/>
-        </w:rPr>
-        <w:br/>
-      </w:r>
-      <w:r>
-        <w:rPr>
-          <w:lang w:val="en-US"/>
-        </w:rPr>
-        <w:t xml:space="preserve">Matrix </w:t>
-      </w:r>
-      <w:r>
-        <w:rPr>
-          <w:lang w:val="en-US"/>
-        </w:rPr>
-        <w:t>abbreviations</w:t>
-      </w:r>
-      <w:r>
-        <w:rPr>
-          <w:lang w:val="en-US"/>
-        </w:rPr>
-        <w:t xml:space="preserve">: f.: fish, </w:t>
-      </w:r>
-      <w:r>
-        <w:rPr>
-          <w:lang w:val="en-US"/>
-        </w:rPr>
-        <w:t xml:space="preserve">c: crustaceans, </w:t>
-      </w:r>
-      <w:r>
-        <w:rPr>
-          <w:lang w:val="en-US"/>
-        </w:rPr>
-        <w:t xml:space="preserve">m: </w:t>
-      </w:r>
-      <w:proofErr w:type="spellStart"/>
-      <w:r>
-        <w:rPr>
-          <w:lang w:val="en-US"/>
-        </w:rPr>
-        <w:t>molluscs</w:t>
-      </w:r>
-      <w:proofErr w:type="spellEnd"/>
-      <w:r>
-        <w:rPr>
-          <w:lang w:val="en-US"/>
-        </w:rPr>
-        <w:t>, b: bivalves</w:t>
-      </w:r>
-      <w:r>
-        <w:rPr>
-          <w:lang w:val="en-US"/>
-        </w:rPr>
-        <w:t>.</w:t>
-      </w:r>
-      <w:r>
-        <w:rPr>
-          <w:lang w:val="en-US"/>
-        </w:rPr>
-        <w:t xml:space="preserve"> </w:t>
-      </w:r>
-      <w:r>
-        <w:rPr>
-          <w:lang w:val="en-US"/>
-        </w:rPr>
-        <w:br/>
-      </w:r>
-      <w:r>
-        <w:rPr>
-          <w:lang w:val="en-US"/>
-        </w:rPr>
-        <w:t>¤ long term evolution, last short term evolution, deviation from limit value (blue: [0-50</w:t>
-      </w:r>
-      <w:proofErr w:type="gramStart"/>
-      <w:r>
-        <w:rPr>
-          <w:lang w:val="en-US"/>
-        </w:rPr>
-        <w:t>%[</w:t>
-      </w:r>
-      <w:proofErr w:type="gramEnd"/>
-      <w:r>
-        <w:rPr>
-          <w:lang w:val="en-US"/>
-        </w:rPr>
-        <w:t xml:space="preserve">, green: [50-100%[, </w:t>
+        <w:t xml:space="preserve">¤ long term evolution, last short term evolution, deviation from limit value (blue: [0-50%[, green: [50-100%[, </w:t>
       </w:r>
       <w:r>
         <w:rPr>
@@ -1280,13 +906,8 @@
             <w:pPr>
               <w:pStyle w:val="Sansinterligne"/>
             </w:pPr>
-            <w:proofErr w:type="gramStart"/>
-            <w:r>
-              <w:t>→  →</w:t>
-            </w:r>
-            <w:proofErr w:type="gramEnd"/>
-            <w:r>
-              <w:t xml:space="preserve">  </w:t>
+            <w:r>
+              <w:t xml:space="preserve">→  →  </w:t>
             </w:r>
             <w:r>
               <w:t xml:space="preserve"> </w:t>
@@ -1311,13 +932,8 @@
             <w:pPr>
               <w:pStyle w:val="Sansinterligne"/>
             </w:pPr>
-            <w:proofErr w:type="gramStart"/>
-            <w:r>
-              <w:t>→  →</w:t>
-            </w:r>
-            <w:proofErr w:type="gramEnd"/>
-            <w:r>
-              <w:t xml:space="preserve">  </w:t>
+            <w:r>
+              <w:t xml:space="preserve">→  →  </w:t>
             </w:r>
             <w:r>
               <w:t xml:space="preserve"> </w:t>
@@ -1342,13 +958,8 @@
             <w:pPr>
               <w:pStyle w:val="Sansinterligne"/>
             </w:pPr>
-            <w:proofErr w:type="gramStart"/>
-            <w:r>
-              <w:t>→  →</w:t>
-            </w:r>
-            <w:proofErr w:type="gramEnd"/>
-            <w:r>
-              <w:t xml:space="preserve">  </w:t>
+            <w:r>
+              <w:t xml:space="preserve">→  →  </w:t>
             </w:r>
             <w:r>
               <w:t xml:space="preserve"> </w:t>
@@ -1540,7 +1151,6 @@
             <w:pPr>
               <w:pStyle w:val="Sansinterligne"/>
             </w:pPr>
-            <w:proofErr w:type="gramStart"/>
             <w:r>
               <w:rPr>
                 <w:color w:val="70AD47" w:themeColor="accent6"/>
@@ -1548,11 +1158,7 @@
               <w:t>↓</w:t>
             </w:r>
             <w:r>
-              <w:t xml:space="preserve">  →</w:t>
-            </w:r>
-            <w:proofErr w:type="gramEnd"/>
-            <w:r>
-              <w:t xml:space="preserve">  </w:t>
+              <w:t xml:space="preserve">  →  </w:t>
             </w:r>
             <w:r>
               <w:t xml:space="preserve"> </w:t>
@@ -1574,7 +1180,6 @@
             <w:pPr>
               <w:pStyle w:val="Sansinterligne"/>
             </w:pPr>
-            <w:proofErr w:type="gramStart"/>
             <w:r>
               <w:rPr>
                 <w:color w:val="70AD47" w:themeColor="accent6"/>
@@ -1590,7 +1195,6 @@
               </w:rPr>
               <w:t>↓</w:t>
             </w:r>
-            <w:proofErr w:type="gramEnd"/>
             <w:r>
               <w:t xml:space="preserve">  </w:t>
             </w:r>
@@ -1614,7 +1218,6 @@
             <w:pPr>
               <w:pStyle w:val="Sansinterligne"/>
             </w:pPr>
-            <w:proofErr w:type="gramStart"/>
             <w:r>
               <w:rPr>
                 <w:color w:val="70AD47" w:themeColor="accent6"/>
@@ -1622,11 +1225,7 @@
               <w:t>↓</w:t>
             </w:r>
             <w:r>
-              <w:t xml:space="preserve">  →</w:t>
-            </w:r>
-            <w:proofErr w:type="gramEnd"/>
-            <w:r>
-              <w:t xml:space="preserve">  </w:t>
+              <w:t xml:space="preserve">  →  </w:t>
             </w:r>
             <w:r>
               <w:t xml:space="preserve"> </w:t>
@@ -1830,13 +1429,8 @@
             <w:pPr>
               <w:pStyle w:val="Sansinterligne"/>
             </w:pPr>
-            <w:proofErr w:type="gramStart"/>
-            <w:r>
-              <w:t>→  →</w:t>
-            </w:r>
-            <w:proofErr w:type="gramEnd"/>
-            <w:r>
-              <w:t xml:space="preserve">  </w:t>
+            <w:r>
+              <w:t xml:space="preserve">→  →  </w:t>
             </w:r>
             <w:r>
               <w:t xml:space="preserve"> </w:t>
@@ -1858,7 +1452,6 @@
             <w:pPr>
               <w:pStyle w:val="Sansinterligne"/>
             </w:pPr>
-            <w:proofErr w:type="gramStart"/>
             <w:r>
               <w:rPr>
                 <w:color w:val="70AD47" w:themeColor="accent6"/>
@@ -1874,7 +1467,6 @@
               </w:rPr>
               <w:t>↓</w:t>
             </w:r>
-            <w:proofErr w:type="gramEnd"/>
             <w:r>
               <w:t xml:space="preserve">  </w:t>
             </w:r>
@@ -1898,13 +1490,8 @@
             <w:pPr>
               <w:pStyle w:val="Sansinterligne"/>
             </w:pPr>
-            <w:proofErr w:type="gramStart"/>
-            <w:r>
-              <w:t>→  →</w:t>
-            </w:r>
-            <w:proofErr w:type="gramEnd"/>
-            <w:r>
-              <w:t xml:space="preserve">  </w:t>
+            <w:r>
+              <w:t xml:space="preserve">→  →  </w:t>
             </w:r>
             <w:r>
               <w:t xml:space="preserve"> </w:t>
@@ -2357,11 +1944,9 @@
                 <w:lang w:val="en-US"/>
               </w:rPr>
             </w:pPr>
-            <w:proofErr w:type="gramStart"/>
             <w:r>
               <w:t>b</w:t>
             </w:r>
-            <w:proofErr w:type="gramEnd"/>
           </w:p>
         </w:tc>
         <w:tc>
@@ -2434,7 +2019,6 @@
                 <w:lang w:val="en-US"/>
               </w:rPr>
             </w:pPr>
-            <w:proofErr w:type="gramStart"/>
             <w:r>
               <w:rPr>
                 <w:color w:val="70AD47" w:themeColor="accent6"/>
@@ -2442,11 +2026,7 @@
               <w:t>↓</w:t>
             </w:r>
             <w:r>
-              <w:t xml:space="preserve">  →</w:t>
-            </w:r>
-            <w:proofErr w:type="gramEnd"/>
-            <w:r>
-              <w:t xml:space="preserve">  </w:t>
+              <w:t xml:space="preserve">  →  </w:t>
             </w:r>
             <w:r>
               <w:t xml:space="preserve"> </w:t>
@@ -2475,7 +2055,6 @@
                 <w:lang w:val="en-US"/>
               </w:rPr>
             </w:pPr>
-            <w:proofErr w:type="gramStart"/>
             <w:r>
               <w:rPr>
                 <w:color w:val="70AD47" w:themeColor="accent6"/>
@@ -2483,11 +2062,7 @@
               <w:t>↓</w:t>
             </w:r>
             <w:r>
-              <w:t xml:space="preserve">  →</w:t>
-            </w:r>
-            <w:proofErr w:type="gramEnd"/>
-            <w:r>
-              <w:t xml:space="preserve">  </w:t>
+              <w:t xml:space="preserve">  →  </w:t>
             </w:r>
             <w:r>
               <w:t xml:space="preserve"> </w:t>
@@ -2516,14 +2091,12 @@
                 <w:lang w:val="en-US"/>
               </w:rPr>
             </w:pPr>
-            <w:proofErr w:type="gramStart"/>
             <w:r>
               <w:rPr>
                 <w:color w:val="70AD47" w:themeColor="accent6"/>
               </w:rPr>
               <w:t>↓  ↓</w:t>
             </w:r>
-            <w:proofErr w:type="gramEnd"/>
             <w:r>
               <w:t xml:space="preserve">  </w:t>
             </w:r>
@@ -2702,11 +2275,9 @@
                 <w:lang w:val="en-US"/>
               </w:rPr>
             </w:pPr>
-            <w:proofErr w:type="gramStart"/>
             <w:r>
               <w:t>b</w:t>
             </w:r>
-            <w:proofErr w:type="gramEnd"/>
           </w:p>
         </w:tc>
         <w:tc>
@@ -2763,19 +2334,11 @@
                 <w:lang w:val="en-US"/>
               </w:rPr>
             </w:pPr>
-            <w:proofErr w:type="gramStart"/>
             <w:r>
               <w:rPr>
                 <w:color w:val="70AD47" w:themeColor="accent6"/>
               </w:rPr>
-              <w:t>↓  ↓</w:t>
-            </w:r>
-            <w:proofErr w:type="gramEnd"/>
-            <w:r>
-              <w:rPr>
-                <w:color w:val="70AD47" w:themeColor="accent6"/>
-              </w:rPr>
-              <w:t xml:space="preserve">   </w:t>
+              <w:t xml:space="preserve">↓  ↓   </w:t>
             </w:r>
             <w:r>
               <w:rPr>
@@ -2801,7 +2364,6 @@
                 <w:lang w:val="en-US"/>
               </w:rPr>
             </w:pPr>
-            <w:proofErr w:type="gramStart"/>
             <w:r>
               <w:rPr>
                 <w:color w:val="70AD47" w:themeColor="accent6"/>
@@ -2814,7 +2376,6 @@
             <w:r>
               <w:t>NA</w:t>
             </w:r>
-            <w:proofErr w:type="gramEnd"/>
             <w:r>
               <w:t xml:space="preserve">  </w:t>
             </w:r>
@@ -2845,7 +2406,6 @@
                 <w:lang w:val="en-US"/>
               </w:rPr>
             </w:pPr>
-            <w:proofErr w:type="gramStart"/>
             <w:r>
               <w:rPr>
                 <w:color w:val="70AD47" w:themeColor="accent6"/>
@@ -2861,7 +2421,6 @@
               </w:rPr>
               <w:t>↓</w:t>
             </w:r>
-            <w:proofErr w:type="gramEnd"/>
             <w:r>
               <w:t xml:space="preserve">  </w:t>
             </w:r>
@@ -3083,11 +2642,9 @@
               <w:pStyle w:val="Sansinterligne"/>
               <w:jc w:val="center"/>
             </w:pPr>
-            <w:proofErr w:type="gramStart"/>
             <w:r>
               <w:t>b</w:t>
             </w:r>
-            <w:proofErr w:type="gramEnd"/>
           </w:p>
         </w:tc>
         <w:tc>
@@ -3154,13 +2711,8 @@
               <w:pStyle w:val="Sansinterligne"/>
               <w:jc w:val="center"/>
             </w:pPr>
-            <w:proofErr w:type="gramStart"/>
-            <w:r>
-              <w:t>→  →</w:t>
-            </w:r>
-            <w:proofErr w:type="gramEnd"/>
-            <w:r>
-              <w:t xml:space="preserve">  </w:t>
+            <w:r>
+              <w:t xml:space="preserve">→  →  </w:t>
             </w:r>
             <w:r>
               <w:t xml:space="preserve"> </w:t>
@@ -3186,7 +2738,6 @@
               <w:pStyle w:val="Sansinterligne"/>
               <w:jc w:val="center"/>
             </w:pPr>
-            <w:proofErr w:type="gramStart"/>
             <w:r>
               <w:rPr>
                 <w:color w:val="70AD47" w:themeColor="accent6"/>
@@ -3194,11 +2745,7 @@
               <w:t xml:space="preserve">↓ </w:t>
             </w:r>
             <w:r>
-              <w:t xml:space="preserve"> →</w:t>
-            </w:r>
-            <w:proofErr w:type="gramEnd"/>
-            <w:r>
-              <w:t xml:space="preserve">  </w:t>
+              <w:t xml:space="preserve"> →  </w:t>
             </w:r>
             <w:r>
               <w:t xml:space="preserve"> </w:t>
@@ -3224,7 +2771,6 @@
               <w:pStyle w:val="Sansinterligne"/>
               <w:jc w:val="center"/>
             </w:pPr>
-            <w:proofErr w:type="gramStart"/>
             <w:r>
               <w:rPr>
                 <w:color w:val="70AD47" w:themeColor="accent6"/>
@@ -3232,11 +2778,7 @@
               <w:t xml:space="preserve">↓ </w:t>
             </w:r>
             <w:r>
-              <w:t xml:space="preserve"> →</w:t>
-            </w:r>
-            <w:proofErr w:type="gramEnd"/>
-            <w:r>
-              <w:t xml:space="preserve">  </w:t>
+              <w:t xml:space="preserve"> →  </w:t>
             </w:r>
             <w:r>
               <w:t xml:space="preserve"> </w:t>
@@ -3380,11 +2922,9 @@
               <w:pStyle w:val="Sansinterligne"/>
               <w:jc w:val="center"/>
             </w:pPr>
-            <w:proofErr w:type="gramStart"/>
             <w:r>
               <w:t>b</w:t>
             </w:r>
-            <w:proofErr w:type="gramEnd"/>
           </w:p>
         </w:tc>
         <w:tc>
@@ -3449,7 +2989,6 @@
               <w:pStyle w:val="Sansinterligne"/>
               <w:jc w:val="center"/>
             </w:pPr>
-            <w:proofErr w:type="gramStart"/>
             <w:r>
               <w:t xml:space="preserve">→  </w:t>
             </w:r>
@@ -3459,7 +2998,6 @@
               </w:rPr>
               <w:t>↓</w:t>
             </w:r>
-            <w:proofErr w:type="gramEnd"/>
             <w:r>
               <w:t xml:space="preserve">  </w:t>
             </w:r>
@@ -3484,13 +3022,8 @@
               <w:pStyle w:val="Sansinterligne"/>
               <w:jc w:val="center"/>
             </w:pPr>
-            <w:proofErr w:type="gramStart"/>
-            <w:r>
-              <w:t>→  →</w:t>
-            </w:r>
-            <w:proofErr w:type="gramEnd"/>
-            <w:r>
-              <w:t xml:space="preserve">  </w:t>
+            <w:r>
+              <w:t xml:space="preserve">→  →  </w:t>
             </w:r>
             <w:r>
               <w:t xml:space="preserve"> </w:t>
@@ -3513,13 +3046,8 @@
               <w:pStyle w:val="Sansinterligne"/>
               <w:jc w:val="center"/>
             </w:pPr>
-            <w:proofErr w:type="gramStart"/>
-            <w:r>
-              <w:t>→  →</w:t>
-            </w:r>
-            <w:proofErr w:type="gramEnd"/>
-            <w:r>
-              <w:t xml:space="preserve">  </w:t>
+            <w:r>
+              <w:t xml:space="preserve">→  →  </w:t>
             </w:r>
             <w:r>
               <w:t xml:space="preserve"> </w:t>
@@ -3645,11 +3173,9 @@
               <w:pStyle w:val="Sansinterligne"/>
               <w:jc w:val="center"/>
             </w:pPr>
-            <w:proofErr w:type="gramStart"/>
             <w:r>
               <w:t>b</w:t>
             </w:r>
-            <w:proofErr w:type="gramEnd"/>
           </w:p>
         </w:tc>
         <w:tc>
@@ -3714,13 +3240,8 @@
               <w:pStyle w:val="Sansinterligne"/>
               <w:jc w:val="center"/>
             </w:pPr>
-            <w:proofErr w:type="gramStart"/>
-            <w:r>
-              <w:t>→  →</w:t>
-            </w:r>
-            <w:proofErr w:type="gramEnd"/>
-            <w:r>
-              <w:t xml:space="preserve">  </w:t>
+            <w:r>
+              <w:t xml:space="preserve">→  →  </w:t>
             </w:r>
             <w:r>
               <w:t xml:space="preserve"> </w:t>
@@ -3743,7 +3264,6 @@
               <w:pStyle w:val="Sansinterligne"/>
               <w:jc w:val="center"/>
             </w:pPr>
-            <w:proofErr w:type="gramStart"/>
             <w:r>
               <w:rPr>
                 <w:color w:val="70AD47" w:themeColor="accent6"/>
@@ -3751,11 +3271,7 @@
               <w:t xml:space="preserve">↓  </w:t>
             </w:r>
             <w:r>
-              <w:t>→</w:t>
-            </w:r>
-            <w:proofErr w:type="gramEnd"/>
-            <w:r>
-              <w:t xml:space="preserve">  </w:t>
+              <w:t xml:space="preserve">→  </w:t>
             </w:r>
             <w:r>
               <w:t xml:space="preserve"> </w:t>
@@ -3778,7 +3294,6 @@
               <w:pStyle w:val="Sansinterligne"/>
               <w:jc w:val="center"/>
             </w:pPr>
-            <w:proofErr w:type="gramStart"/>
             <w:r>
               <w:rPr>
                 <w:color w:val="70AD47" w:themeColor="accent6"/>
@@ -3786,11 +3301,7 @@
               <w:t xml:space="preserve">↓  </w:t>
             </w:r>
             <w:r>
-              <w:t>→</w:t>
-            </w:r>
-            <w:proofErr w:type="gramEnd"/>
-            <w:r>
-              <w:t xml:space="preserve">  </w:t>
+              <w:t xml:space="preserve">→  </w:t>
             </w:r>
             <w:r>
               <w:t xml:space="preserve"> </w:t>
@@ -3934,11 +3445,9 @@
               <w:pStyle w:val="Sansinterligne"/>
               <w:jc w:val="center"/>
             </w:pPr>
-            <w:proofErr w:type="gramStart"/>
             <w:r>
               <w:t>b</w:t>
             </w:r>
-            <w:proofErr w:type="gramEnd"/>
           </w:p>
         </w:tc>
         <w:tc>
@@ -4003,13 +3512,8 @@
               <w:pStyle w:val="Sansinterligne"/>
               <w:jc w:val="center"/>
             </w:pPr>
-            <w:proofErr w:type="gramStart"/>
-            <w:r>
-              <w:t>→  →</w:t>
-            </w:r>
-            <w:proofErr w:type="gramEnd"/>
-            <w:r>
-              <w:t xml:space="preserve">  </w:t>
+            <w:r>
+              <w:t xml:space="preserve">→  →  </w:t>
             </w:r>
             <w:r>
               <w:t xml:space="preserve"> </w:t>
@@ -4032,13 +3536,8 @@
               <w:pStyle w:val="Sansinterligne"/>
               <w:jc w:val="center"/>
             </w:pPr>
-            <w:proofErr w:type="gramStart"/>
-            <w:r>
-              <w:t>→  →</w:t>
-            </w:r>
-            <w:proofErr w:type="gramEnd"/>
-            <w:r>
-              <w:t xml:space="preserve">  </w:t>
+            <w:r>
+              <w:t xml:space="preserve">→  →  </w:t>
             </w:r>
             <w:r>
               <w:t xml:space="preserve"> </w:t>
@@ -4061,13 +3560,8 @@
               <w:pStyle w:val="Sansinterligne"/>
               <w:jc w:val="center"/>
             </w:pPr>
-            <w:proofErr w:type="gramStart"/>
-            <w:r>
-              <w:t>→  →</w:t>
-            </w:r>
-            <w:proofErr w:type="gramEnd"/>
-            <w:r>
-              <w:t xml:space="preserve">  </w:t>
+            <w:r>
+              <w:t xml:space="preserve">→  →  </w:t>
             </w:r>
             <w:r>
               <w:t xml:space="preserve"> </w:t>
@@ -4129,7 +3623,6 @@
               <w:t>Benzo(</w:t>
             </w:r>
             <w:proofErr w:type="spellStart"/>
-            <w:proofErr w:type="gramStart"/>
             <w:r>
               <w:rPr>
                 <w:rStyle w:val="lev"/>
@@ -4137,9 +3630,9 @@
                 <w:bCs w:val="0"/>
                 <w:lang w:val="en-US"/>
               </w:rPr>
-              <w:t>g,h</w:t>
-            </w:r>
-            <w:proofErr w:type="gramEnd"/>
+              <w:t>g,h,i</w:t>
+            </w:r>
+            <w:proofErr w:type="spellEnd"/>
             <w:r>
               <w:rPr>
                 <w:rStyle w:val="lev"/>
@@ -4147,16 +3640,6 @@
                 <w:bCs w:val="0"/>
                 <w:lang w:val="en-US"/>
               </w:rPr>
-              <w:t>,i</w:t>
-            </w:r>
-            <w:proofErr w:type="spellEnd"/>
-            <w:r>
-              <w:rPr>
-                <w:rStyle w:val="lev"/>
-                <w:b w:val="0"/>
-                <w:bCs w:val="0"/>
-                <w:lang w:val="en-US"/>
-              </w:rPr>
               <w:t>)perylene</w:t>
             </w:r>
           </w:p>
@@ -4228,11 +3711,9 @@
               <w:pStyle w:val="Sansinterligne"/>
               <w:jc w:val="center"/>
             </w:pPr>
-            <w:proofErr w:type="gramStart"/>
             <w:r>
               <w:t>b</w:t>
             </w:r>
-            <w:proofErr w:type="gramEnd"/>
           </w:p>
         </w:tc>
         <w:tc>
@@ -4300,7 +3781,6 @@
               <w:pStyle w:val="Sansinterligne"/>
               <w:jc w:val="center"/>
             </w:pPr>
-            <w:proofErr w:type="gramStart"/>
             <w:r>
               <w:t xml:space="preserve">→  </w:t>
             </w:r>
@@ -4310,7 +3790,6 @@
               </w:rPr>
               <w:t>↑</w:t>
             </w:r>
-            <w:proofErr w:type="gramEnd"/>
             <w:r>
               <w:t xml:space="preserve">  </w:t>
             </w:r>
@@ -4335,7 +3814,6 @@
               <w:pStyle w:val="Sansinterligne"/>
               <w:jc w:val="center"/>
             </w:pPr>
-            <w:proofErr w:type="gramStart"/>
             <w:r>
               <w:rPr>
                 <w:color w:val="70AD47" w:themeColor="accent6"/>
@@ -4343,11 +3821,7 @@
               <w:t xml:space="preserve">↓  </w:t>
             </w:r>
             <w:r>
-              <w:t>→</w:t>
-            </w:r>
-            <w:proofErr w:type="gramEnd"/>
-            <w:r>
-              <w:t xml:space="preserve">  </w:t>
+              <w:t xml:space="preserve">→  </w:t>
             </w:r>
             <w:r>
               <w:t xml:space="preserve"> </w:t>
@@ -4370,13 +3844,8 @@
               <w:pStyle w:val="Sansinterligne"/>
               <w:jc w:val="center"/>
             </w:pPr>
-            <w:proofErr w:type="gramStart"/>
-            <w:r>
-              <w:t>→  →</w:t>
-            </w:r>
-            <w:proofErr w:type="gramEnd"/>
-            <w:r>
-              <w:t xml:space="preserve">  </w:t>
+            <w:r>
+              <w:t xml:space="preserve">→  →  </w:t>
             </w:r>
             <w:r>
               <w:t xml:space="preserve"> </w:t>
@@ -4502,11 +3971,9 @@
               <w:pStyle w:val="Sansinterligne"/>
               <w:jc w:val="center"/>
             </w:pPr>
-            <w:proofErr w:type="gramStart"/>
             <w:r>
               <w:t>b</w:t>
             </w:r>
-            <w:proofErr w:type="gramEnd"/>
           </w:p>
         </w:tc>
         <w:tc>
@@ -4574,13 +4041,8 @@
               <w:pStyle w:val="Sansinterligne"/>
               <w:jc w:val="center"/>
             </w:pPr>
-            <w:proofErr w:type="gramStart"/>
-            <w:r>
-              <w:t>→  →</w:t>
-            </w:r>
-            <w:proofErr w:type="gramEnd"/>
-            <w:r>
-              <w:t xml:space="preserve">  </w:t>
+            <w:r>
+              <w:t xml:space="preserve">→  →  </w:t>
             </w:r>
             <w:r>
               <w:t xml:space="preserve"> </w:t>
@@ -4606,13 +4068,8 @@
                 <w:color w:val="70AD47" w:themeColor="accent6"/>
               </w:rPr>
             </w:pPr>
-            <w:proofErr w:type="gramStart"/>
-            <w:r>
-              <w:t>→  →</w:t>
-            </w:r>
-            <w:proofErr w:type="gramEnd"/>
-            <w:r>
-              <w:t xml:space="preserve">  </w:t>
+            <w:r>
+              <w:t xml:space="preserve">→  →  </w:t>
             </w:r>
             <w:r>
               <w:t xml:space="preserve"> </w:t>
@@ -4638,13 +4095,8 @@
                 <w:color w:val="70AD47" w:themeColor="accent6"/>
               </w:rPr>
             </w:pPr>
-            <w:proofErr w:type="gramStart"/>
-            <w:r>
-              <w:t>→  →</w:t>
-            </w:r>
-            <w:proofErr w:type="gramEnd"/>
-            <w:r>
-              <w:t xml:space="preserve">  </w:t>
+            <w:r>
+              <w:t xml:space="preserve">→  →  </w:t>
             </w:r>
             <w:r>
               <w:t xml:space="preserve"> </w:t>
@@ -4770,11 +4222,9 @@
               <w:pStyle w:val="Sansinterligne"/>
               <w:jc w:val="center"/>
             </w:pPr>
-            <w:proofErr w:type="gramStart"/>
             <w:r>
               <w:t>b</w:t>
             </w:r>
-            <w:proofErr w:type="gramEnd"/>
           </w:p>
         </w:tc>
         <w:tc>
@@ -4842,13 +4292,8 @@
               <w:pStyle w:val="Sansinterligne"/>
               <w:jc w:val="center"/>
             </w:pPr>
-            <w:proofErr w:type="gramStart"/>
-            <w:r>
-              <w:t>→  →</w:t>
-            </w:r>
-            <w:proofErr w:type="gramEnd"/>
-            <w:r>
-              <w:t xml:space="preserve">  </w:t>
+            <w:r>
+              <w:t xml:space="preserve">→  →  </w:t>
             </w:r>
             <w:r>
               <w:t xml:space="preserve"> </w:t>
@@ -4874,7 +4319,6 @@
                 <w:color w:val="70AD47" w:themeColor="accent6"/>
               </w:rPr>
             </w:pPr>
-            <w:proofErr w:type="gramStart"/>
             <w:r>
               <w:t xml:space="preserve">→  </w:t>
             </w:r>
@@ -4884,7 +4328,6 @@
               </w:rPr>
               <w:t>↓</w:t>
             </w:r>
-            <w:proofErr w:type="gramEnd"/>
             <w:r>
               <w:t xml:space="preserve">  </w:t>
             </w:r>
@@ -4912,14 +4355,12 @@
                 <w:color w:val="70AD47" w:themeColor="accent6"/>
               </w:rPr>
             </w:pPr>
-            <w:proofErr w:type="gramStart"/>
             <w:r>
               <w:rPr>
                 <w:color w:val="70AD47" w:themeColor="accent6"/>
               </w:rPr>
               <w:t>↓  ↓</w:t>
             </w:r>
-            <w:proofErr w:type="gramEnd"/>
             <w:r>
               <w:t xml:space="preserve">  </w:t>
             </w:r>
@@ -5065,11 +4506,9 @@
               <w:pStyle w:val="Sansinterligne"/>
               <w:jc w:val="center"/>
             </w:pPr>
-            <w:proofErr w:type="gramStart"/>
             <w:r>
               <w:t>b</w:t>
             </w:r>
-            <w:proofErr w:type="gramEnd"/>
           </w:p>
         </w:tc>
         <w:tc>
@@ -5169,7 +4608,6 @@
                 <w:color w:val="70AD47" w:themeColor="accent6"/>
               </w:rPr>
             </w:pPr>
-            <w:proofErr w:type="gramStart"/>
             <w:r>
               <w:rPr>
                 <w:color w:val="70AD47" w:themeColor="accent6"/>
@@ -5177,11 +4615,7 @@
               <w:t>↓</w:t>
             </w:r>
             <w:r>
-              <w:t xml:space="preserve">  →</w:t>
-            </w:r>
-            <w:proofErr w:type="gramEnd"/>
-            <w:r>
-              <w:t xml:space="preserve">  </w:t>
+              <w:t xml:space="preserve">  →  </w:t>
             </w:r>
             <w:r>
               <w:t xml:space="preserve"> </w:t>
@@ -5210,7 +4644,6 @@
                 <w:color w:val="70AD47" w:themeColor="accent6"/>
               </w:rPr>
             </w:pPr>
-            <w:proofErr w:type="gramStart"/>
             <w:r>
               <w:rPr>
                 <w:color w:val="70AD47" w:themeColor="accent6"/>
@@ -5218,11 +4651,7 @@
               <w:t>↓</w:t>
             </w:r>
             <w:r>
-              <w:t xml:space="preserve">  →</w:t>
-            </w:r>
-            <w:proofErr w:type="gramEnd"/>
-            <w:r>
-              <w:t xml:space="preserve">  </w:t>
+              <w:t xml:space="preserve">  →  </w:t>
             </w:r>
             <w:r>
               <w:t xml:space="preserve"> </w:t>
@@ -5563,7 +4992,6 @@
                 <w:lang w:val="en-US"/>
               </w:rPr>
             </w:pPr>
-            <w:proofErr w:type="gramStart"/>
             <w:r>
               <w:rPr>
                 <w:color w:val="70AD47" w:themeColor="accent6"/>
@@ -5571,11 +4999,7 @@
               <w:t xml:space="preserve">↓  </w:t>
             </w:r>
             <w:r>
-              <w:t>→</w:t>
-            </w:r>
-            <w:proofErr w:type="gramEnd"/>
-            <w:r>
-              <w:t xml:space="preserve">   </w:t>
+              <w:t xml:space="preserve">→   </w:t>
             </w:r>
             <w:r>
               <w:rPr>
@@ -5601,7 +5025,6 @@
                 <w:lang w:val="en-US"/>
               </w:rPr>
             </w:pPr>
-            <w:proofErr w:type="gramStart"/>
             <w:r>
               <w:rPr>
                 <w:color w:val="70AD47" w:themeColor="accent6"/>
@@ -5609,11 +5032,7 @@
               <w:t xml:space="preserve">↓  </w:t>
             </w:r>
             <w:r>
-              <w:t>→</w:t>
-            </w:r>
-            <w:proofErr w:type="gramEnd"/>
-            <w:r>
-              <w:t xml:space="preserve">   </w:t>
+              <w:t xml:space="preserve">→   </w:t>
             </w:r>
             <w:r>
               <w:rPr>
@@ -5792,7 +5211,6 @@
                 <w:lang w:val="en-US"/>
               </w:rPr>
             </w:pPr>
-            <w:proofErr w:type="gramStart"/>
             <w:r>
               <w:rPr>
                 <w:color w:val="70AD47" w:themeColor="accent6"/>
@@ -5800,11 +5218,7 @@
               <w:t xml:space="preserve">↓  </w:t>
             </w:r>
             <w:r>
-              <w:t>→</w:t>
-            </w:r>
-            <w:proofErr w:type="gramEnd"/>
-            <w:r>
-              <w:t xml:space="preserve">   </w:t>
+              <w:t xml:space="preserve">→   </w:t>
             </w:r>
             <w:r>
               <w:rPr>
@@ -5827,7 +5241,6 @@
                 <w:lang w:val="en-US"/>
               </w:rPr>
             </w:pPr>
-            <w:proofErr w:type="gramStart"/>
             <w:r>
               <w:rPr>
                 <w:color w:val="70AD47" w:themeColor="accent6"/>
@@ -5835,11 +5248,7 @@
               <w:t xml:space="preserve">↓  </w:t>
             </w:r>
             <w:r>
-              <w:t>→</w:t>
-            </w:r>
-            <w:proofErr w:type="gramEnd"/>
-            <w:r>
-              <w:t xml:space="preserve">  </w:t>
+              <w:t xml:space="preserve">→  </w:t>
             </w:r>
             <w:r>
               <w:rPr>
@@ -5862,14 +5271,12 @@
                 <w:lang w:val="en-US"/>
               </w:rPr>
             </w:pPr>
-            <w:proofErr w:type="gramStart"/>
             <w:r>
               <w:rPr>
                 <w:color w:val="70AD47" w:themeColor="accent6"/>
               </w:rPr>
               <w:t>↓  ↓</w:t>
             </w:r>
-            <w:proofErr w:type="gramEnd"/>
             <w:r>
               <w:t xml:space="preserve">   </w:t>
             </w:r>
@@ -6050,13 +5457,8 @@
                 <w:lang w:val="en-US"/>
               </w:rPr>
             </w:pPr>
-            <w:proofErr w:type="gramStart"/>
-            <w:r>
-              <w:t>→  →</w:t>
-            </w:r>
-            <w:proofErr w:type="gramEnd"/>
-            <w:r>
-              <w:t xml:space="preserve">   </w:t>
+            <w:r>
+              <w:t xml:space="preserve">→  →   </w:t>
             </w:r>
             <w:r>
               <w:rPr>
@@ -6079,7 +5481,6 @@
                 <w:lang w:val="en-US"/>
               </w:rPr>
             </w:pPr>
-            <w:proofErr w:type="gramStart"/>
             <w:r>
               <w:rPr>
                 <w:color w:val="70AD47" w:themeColor="accent6"/>
@@ -6087,11 +5488,7 @@
               <w:t>↓</w:t>
             </w:r>
             <w:r>
-              <w:t xml:space="preserve">  →</w:t>
-            </w:r>
-            <w:proofErr w:type="gramEnd"/>
-            <w:r>
-              <w:t xml:space="preserve">   </w:t>
+              <w:t xml:space="preserve">  →   </w:t>
             </w:r>
             <w:r>
               <w:rPr>
@@ -6114,7 +5511,6 @@
                 <w:lang w:val="en-US"/>
               </w:rPr>
             </w:pPr>
-            <w:proofErr w:type="gramStart"/>
             <w:r>
               <w:rPr>
                 <w:color w:val="70AD47" w:themeColor="accent6"/>
@@ -6122,11 +5518,7 @@
               <w:t xml:space="preserve">↓  </w:t>
             </w:r>
             <w:r>
-              <w:t>→</w:t>
-            </w:r>
-            <w:proofErr w:type="gramEnd"/>
-            <w:r>
-              <w:t xml:space="preserve">   </w:t>
+              <w:t xml:space="preserve">→   </w:t>
             </w:r>
             <w:r>
               <w:rPr>
@@ -6305,13 +5697,8 @@
                 <w:lang w:val="en-US"/>
               </w:rPr>
             </w:pPr>
-            <w:proofErr w:type="gramStart"/>
-            <w:r>
-              <w:t>→  →</w:t>
-            </w:r>
-            <w:proofErr w:type="gramEnd"/>
-            <w:r>
-              <w:t xml:space="preserve">   </w:t>
+            <w:r>
+              <w:t xml:space="preserve">→  →   </w:t>
             </w:r>
             <w:r>
               <w:rPr>
@@ -6334,7 +5721,6 @@
                 <w:lang w:val="en-US"/>
               </w:rPr>
             </w:pPr>
-            <w:proofErr w:type="gramStart"/>
             <w:r>
               <w:rPr>
                 <w:color w:val="70AD47" w:themeColor="accent6"/>
@@ -6342,11 +5728,7 @@
               <w:t>↓</w:t>
             </w:r>
             <w:r>
-              <w:t xml:space="preserve">  →</w:t>
-            </w:r>
-            <w:proofErr w:type="gramEnd"/>
-            <w:r>
-              <w:t xml:space="preserve">   </w:t>
+              <w:t xml:space="preserve">  →   </w:t>
             </w:r>
             <w:r>
               <w:rPr>
@@ -6555,7 +5937,6 @@
                 <w:lang w:val="en-US"/>
               </w:rPr>
             </w:pPr>
-            <w:proofErr w:type="gramStart"/>
             <w:r>
               <w:rPr>
                 <w:color w:val="70AD47" w:themeColor="accent6"/>
@@ -6563,11 +5944,7 @@
               <w:t xml:space="preserve">↓  </w:t>
             </w:r>
             <w:r>
-              <w:t>→</w:t>
-            </w:r>
-            <w:proofErr w:type="gramEnd"/>
-            <w:r>
-              <w:t xml:space="preserve">   </w:t>
+              <w:t xml:space="preserve">→   </w:t>
             </w:r>
             <w:r>
               <w:rPr>
@@ -6590,7 +5967,6 @@
                 <w:lang w:val="en-US"/>
               </w:rPr>
             </w:pPr>
-            <w:proofErr w:type="gramStart"/>
             <w:r>
               <w:rPr>
                 <w:color w:val="70AD47" w:themeColor="accent6"/>
@@ -6598,11 +5974,7 @@
               <w:t xml:space="preserve">↓  </w:t>
             </w:r>
             <w:r>
-              <w:t>→</w:t>
-            </w:r>
-            <w:proofErr w:type="gramEnd"/>
-            <w:r>
-              <w:t xml:space="preserve">   </w:t>
+              <w:t xml:space="preserve">→   </w:t>
             </w:r>
             <w:r>
               <w:rPr>
@@ -6625,7 +5997,6 @@
                 <w:lang w:val="en-US"/>
               </w:rPr>
             </w:pPr>
-            <w:proofErr w:type="gramStart"/>
             <w:r>
               <w:rPr>
                 <w:color w:val="70AD47" w:themeColor="accent6"/>
@@ -6633,11 +6004,7 @@
               <w:t xml:space="preserve">↓  </w:t>
             </w:r>
             <w:r>
-              <w:t>→</w:t>
-            </w:r>
-            <w:proofErr w:type="gramEnd"/>
-            <w:r>
-              <w:t xml:space="preserve">   </w:t>
+              <w:t xml:space="preserve">→   </w:t>
             </w:r>
             <w:r>
               <w:rPr>
@@ -6816,13 +6183,8 @@
                 <w:lang w:val="en-US"/>
               </w:rPr>
             </w:pPr>
-            <w:proofErr w:type="gramStart"/>
-            <w:r>
-              <w:t>→  →</w:t>
-            </w:r>
-            <w:proofErr w:type="gramEnd"/>
-            <w:r>
-              <w:t xml:space="preserve">   </w:t>
+            <w:r>
+              <w:t xml:space="preserve">→  →   </w:t>
             </w:r>
             <w:r>
               <w:rPr>
@@ -6845,7 +6207,6 @@
                 <w:lang w:val="en-US"/>
               </w:rPr>
             </w:pPr>
-            <w:proofErr w:type="gramStart"/>
             <w:r>
               <w:rPr>
                 <w:color w:val="70AD47" w:themeColor="accent6"/>
@@ -6855,7 +6216,6 @@
             <w:r>
               <w:t>→</w:t>
             </w:r>
-            <w:proofErr w:type="gramEnd"/>
             <w:r>
               <w:rPr>
                 <w:color w:val="70AD47" w:themeColor="accent6"/>
@@ -6883,7 +6243,6 @@
                 <w:lang w:val="en-US"/>
               </w:rPr>
             </w:pPr>
-            <w:proofErr w:type="gramStart"/>
             <w:r>
               <w:rPr>
                 <w:color w:val="70AD47" w:themeColor="accent6"/>
@@ -6891,11 +6250,7 @@
               <w:t xml:space="preserve">↓  </w:t>
             </w:r>
             <w:r>
-              <w:t>→</w:t>
-            </w:r>
-            <w:proofErr w:type="gramEnd"/>
-            <w:r>
-              <w:t xml:space="preserve">   </w:t>
+              <w:t xml:space="preserve">→   </w:t>
             </w:r>
             <w:r>
               <w:rPr>
@@ -7094,7 +6449,6 @@
                 <w:lang w:val="en-US"/>
               </w:rPr>
             </w:pPr>
-            <w:proofErr w:type="gramStart"/>
             <w:r>
               <w:rPr>
                 <w:color w:val="70AD47" w:themeColor="accent6"/>
@@ -7104,7 +6458,6 @@
             <w:r>
               <w:t>→</w:t>
             </w:r>
-            <w:proofErr w:type="gramEnd"/>
             <w:r>
               <w:rPr>
                 <w:color w:val="70AD47" w:themeColor="accent6"/>
@@ -7135,7 +6488,6 @@
                 <w:lang w:val="en-US"/>
               </w:rPr>
             </w:pPr>
-            <w:proofErr w:type="gramStart"/>
             <w:r>
               <w:rPr>
                 <w:color w:val="70AD47" w:themeColor="accent6"/>
@@ -7143,11 +6495,7 @@
               <w:t xml:space="preserve">↓  </w:t>
             </w:r>
             <w:r>
-              <w:t>→</w:t>
-            </w:r>
-            <w:proofErr w:type="gramEnd"/>
-            <w:r>
-              <w:t xml:space="preserve">   </w:t>
+              <w:t xml:space="preserve">→   </w:t>
             </w:r>
             <w:r>
               <w:rPr>
@@ -7173,7 +6521,6 @@
                 <w:lang w:val="en-US"/>
               </w:rPr>
             </w:pPr>
-            <w:proofErr w:type="gramStart"/>
             <w:r>
               <w:rPr>
                 <w:color w:val="70AD47" w:themeColor="accent6"/>
@@ -7181,11 +6528,7 @@
               <w:t xml:space="preserve">↓ </w:t>
             </w:r>
             <w:r>
-              <w:t xml:space="preserve"> →</w:t>
-            </w:r>
-            <w:proofErr w:type="gramEnd"/>
-            <w:r>
-              <w:t xml:space="preserve">   </w:t>
+              <w:t xml:space="preserve"> →   </w:t>
             </w:r>
             <w:r>
               <w:rPr>
@@ -7536,7 +6879,6 @@
                 <w:color w:val="70AD47" w:themeColor="accent6"/>
               </w:rPr>
             </w:pPr>
-            <w:proofErr w:type="gramStart"/>
             <w:r>
               <w:rPr>
                 <w:color w:val="FF0000"/>
@@ -7552,7 +6894,6 @@
               </w:rPr>
               <w:t>🔵</w:t>
             </w:r>
-            <w:proofErr w:type="gramEnd"/>
           </w:p>
         </w:tc>
         <w:tc>
@@ -7571,7 +6912,6 @@
                 <w:color w:val="70AD47" w:themeColor="accent6"/>
               </w:rPr>
             </w:pPr>
-            <w:proofErr w:type="gramStart"/>
             <w:r>
               <w:t xml:space="preserve">→  </w:t>
             </w:r>
@@ -7581,7 +6921,6 @@
               </w:rPr>
               <w:t>🟠</w:t>
             </w:r>
-            <w:proofErr w:type="gramEnd"/>
           </w:p>
         </w:tc>
       </w:tr>
@@ -8921,7 +8260,6 @@
               <w:pStyle w:val="Sansinterligne"/>
               <w:jc w:val="center"/>
             </w:pPr>
-            <w:proofErr w:type="gramStart"/>
             <w:r>
               <w:t>→</w:t>
             </w:r>
@@ -8934,7 +8272,6 @@
               </w:rPr>
               <w:t>🔵</w:t>
             </w:r>
-            <w:proofErr w:type="gramEnd"/>
           </w:p>
         </w:tc>
         <w:tc>
@@ -8950,7 +8287,6 @@
               <w:pStyle w:val="Sansinterligne"/>
               <w:jc w:val="center"/>
             </w:pPr>
-            <w:proofErr w:type="gramStart"/>
             <w:r>
               <w:t>→</w:t>
             </w:r>
@@ -8966,7 +8302,6 @@
               </w:rPr>
               <w:t>🟢</w:t>
             </w:r>
-            <w:proofErr w:type="gramEnd"/>
           </w:p>
         </w:tc>
         <w:tc>
@@ -9693,15 +9028,7 @@
         </w:numPr>
       </w:pPr>
       <w:r>
-        <w:t xml:space="preserve">Loire </w:t>
-      </w:r>
-      <w:proofErr w:type="gramStart"/>
-      <w:r>
-        <w:t>EDF:</w:t>
-      </w:r>
-      <w:proofErr w:type="gramEnd"/>
-      <w:r>
-        <w:t xml:space="preserve"> </w:t>
+        <w:t xml:space="preserve">Loire EDF: </w:t>
       </w:r>
       <w:proofErr w:type="spellStart"/>
       <w:r>
@@ -9730,15 +9057,7 @@
         </w:numPr>
       </w:pPr>
       <w:r>
-        <w:t xml:space="preserve">Loire </w:t>
-      </w:r>
-      <w:proofErr w:type="gramStart"/>
-      <w:r>
-        <w:t>REBENT:</w:t>
-      </w:r>
-      <w:proofErr w:type="gramEnd"/>
-      <w:r>
-        <w:t xml:space="preserve"> </w:t>
+        <w:t xml:space="preserve">Loire REBENT: </w:t>
       </w:r>
     </w:p>
     <w:p>
@@ -9756,21 +9075,7 @@
         <w:rPr>
           <w:lang w:val="en-US"/>
         </w:rPr>
-        <w:t xml:space="preserve">Seine </w:t>
-      </w:r>
-      <w:proofErr w:type="gramStart"/>
-      <w:r>
-        <w:rPr>
-          <w:lang w:val="en-US"/>
-        </w:rPr>
-        <w:t>REBENT :</w:t>
-      </w:r>
-      <w:proofErr w:type="gramEnd"/>
-      <w:r>
-        <w:rPr>
-          <w:lang w:val="en-US"/>
-        </w:rPr>
-        <w:t xml:space="preserve"> delete points at th</w:t>
+        <w:t>Seine REBENT : delete points at th</w:t>
       </w:r>
       <w:r>
         <w:rPr>
@@ -10158,16 +9463,8 @@
         <w:rPr>
           <w:lang w:val="en-US"/>
         </w:rPr>
-        <w:t xml:space="preserve"> from the package {benthos</w:t>
-      </w:r>
-      <w:proofErr w:type="gramStart"/>
-      <w:r>
-        <w:rPr>
-          <w:lang w:val="en-US"/>
-        </w:rPr>
-        <w:t>} :</w:t>
-      </w:r>
-      <w:proofErr w:type="gramEnd"/>
+        <w:t xml:space="preserve"> from the package {benthos} :</w:t>
+      </w:r>
     </w:p>
     <w:p>
       <w:pPr>
@@ -11500,21 +10797,7 @@
               <w:rPr>
                 <w:lang w:val="en-US"/>
               </w:rPr>
-              <w:t>(</w:t>
-            </w:r>
-            <w:proofErr w:type="gramStart"/>
-            <w:r>
-              <w:rPr>
-                <w:lang w:val="en-US"/>
-              </w:rPr>
-              <w:t>code</w:t>
-            </w:r>
-            <w:proofErr w:type="gramEnd"/>
-            <w:r>
-              <w:rPr>
-                <w:lang w:val="en-US"/>
-              </w:rPr>
-              <w:t xml:space="preserve"> A2.31)</w:t>
+              <w:t>(code A2.31)</w:t>
             </w:r>
           </w:p>
         </w:tc>
@@ -11731,21 +11014,7 @@
               <w:rPr>
                 <w:lang w:val="en-US"/>
               </w:rPr>
-              <w:t>(</w:t>
-            </w:r>
-            <w:proofErr w:type="gramStart"/>
-            <w:r>
-              <w:rPr>
-                <w:lang w:val="en-US"/>
-              </w:rPr>
-              <w:t>code</w:t>
-            </w:r>
-            <w:proofErr w:type="gramEnd"/>
-            <w:r>
-              <w:rPr>
-                <w:lang w:val="en-US"/>
-              </w:rPr>
-              <w:t xml:space="preserve"> A5.32)</w:t>
+              <w:t>(code A5.32)</w:t>
             </w:r>
           </w:p>
         </w:tc>
@@ -11959,21 +11228,7 @@
               <w:rPr>
                 <w:lang w:val="en-US"/>
               </w:rPr>
-              <w:t>(</w:t>
-            </w:r>
-            <w:proofErr w:type="gramStart"/>
-            <w:r>
-              <w:rPr>
-                <w:lang w:val="en-US"/>
-              </w:rPr>
-              <w:t>code</w:t>
-            </w:r>
-            <w:proofErr w:type="gramEnd"/>
-            <w:r>
-              <w:rPr>
-                <w:lang w:val="en-US"/>
-              </w:rPr>
-              <w:t xml:space="preserve"> A2.31)</w:t>
+              <w:t>(code A2.31)</w:t>
             </w:r>
           </w:p>
         </w:tc>
@@ -12161,21 +11416,7 @@
               <w:rPr>
                 <w:lang w:val="en-US"/>
               </w:rPr>
-              <w:t>(</w:t>
-            </w:r>
-            <w:proofErr w:type="gramStart"/>
-            <w:r>
-              <w:rPr>
-                <w:lang w:val="en-US"/>
-              </w:rPr>
-              <w:t>code</w:t>
-            </w:r>
-            <w:proofErr w:type="gramEnd"/>
-            <w:r>
-              <w:rPr>
-                <w:lang w:val="en-US"/>
-              </w:rPr>
-              <w:t xml:space="preserve"> A5.25)</w:t>
+              <w:t>(code A5.25)</w:t>
             </w:r>
           </w:p>
         </w:tc>
@@ -12391,21 +11632,7 @@
               <w:rPr>
                 <w:lang w:val="en-US"/>
               </w:rPr>
-              <w:t>(</w:t>
-            </w:r>
-            <w:proofErr w:type="gramStart"/>
-            <w:r>
-              <w:rPr>
-                <w:lang w:val="en-US"/>
-              </w:rPr>
-              <w:t>code</w:t>
-            </w:r>
-            <w:proofErr w:type="gramEnd"/>
-            <w:r>
-              <w:rPr>
-                <w:lang w:val="en-US"/>
-              </w:rPr>
-              <w:t xml:space="preserve"> A2.24):</w:t>
+              <w:t>(code A2.24):</w:t>
             </w:r>
           </w:p>
         </w:tc>
@@ -12650,21 +11877,7 @@
               <w:rPr>
                 <w:lang w:val="en-US"/>
               </w:rPr>
-              <w:t>(</w:t>
-            </w:r>
-            <w:proofErr w:type="gramStart"/>
-            <w:r>
-              <w:rPr>
-                <w:lang w:val="en-US"/>
-              </w:rPr>
-              <w:t>code</w:t>
-            </w:r>
-            <w:proofErr w:type="gramEnd"/>
-            <w:r>
-              <w:rPr>
-                <w:lang w:val="en-US"/>
-              </w:rPr>
-              <w:t xml:space="preserve"> A5.22)</w:t>
+              <w:t>(code A5.22)</w:t>
             </w:r>
           </w:p>
         </w:tc>
@@ -13855,14 +13068,27 @@
       <w:r>
         <w:t xml:space="preserve">Table </w:t>
       </w:r>
-      <w:fldSimple w:instr=" SEQ Table \* ARABIC ">
-        <w:r>
-          <w:rPr>
-            <w:noProof/>
-          </w:rPr>
-          <w:t>4</w:t>
-        </w:r>
-      </w:fldSimple>
+      <w:r>
+        <w:fldChar w:fldCharType="begin"/>
+      </w:r>
+      <w:r>
+        <w:instrText xml:space="preserve"> SEQ Table \* ARABIC </w:instrText>
+      </w:r>
+      <w:r>
+        <w:fldChar w:fldCharType="separate"/>
+      </w:r>
+      <w:r>
+        <w:rPr>
+          <w:noProof/>
+        </w:rPr>
+        <w:t>4</w:t>
+      </w:r>
+      <w:r>
+        <w:rPr>
+          <w:noProof/>
+        </w:rPr>
+        <w:fldChar w:fldCharType="end"/>
+      </w:r>
       <w:r>
         <w:t xml:space="preserve"> </w:t>
       </w:r>
@@ -13890,15 +13116,7 @@
       <w:proofErr w:type="spellEnd"/>
       <w:r>
         <w:br/>
-        <w:t>(1) Ratio &gt;&gt; 1 =&gt; OK</w:t>
-      </w:r>
-      <w:proofErr w:type="gramStart"/>
-      <w:r>
-        <w:t xml:space="preserve"> ;~</w:t>
-      </w:r>
-      <w:proofErr w:type="gramEnd"/>
-      <w:r>
-        <w:t>1 ou &lt;1 =&gt; pollution récente ammonium OU blocage nitrification (hypoxie, basse température, inhibition bactérienne)</w:t>
+        <w:t>(1) Ratio &gt;&gt; 1 =&gt; OK ;~1 ou &lt;1 =&gt; pollution récente ammonium OU blocage nitrification (hypoxie, basse température, inhibition bactérienne)</w:t>
       </w:r>
       <w:r>
         <w:br/>
@@ -14117,18 +13335,10 @@
               <w:pStyle w:val="Sansinterligne"/>
             </w:pPr>
             <w:r>
-              <w:t xml:space="preserve">-&gt; changement de matériel entre </w:t>
-            </w:r>
-            <w:proofErr w:type="gramStart"/>
-            <w:r>
-              <w:t>l</w:t>
-            </w:r>
-            <w:r>
-              <w:t>es programme</w:t>
-            </w:r>
-            <w:proofErr w:type="gramEnd"/>
-            <w:r>
-              <w:t>, non valorisable</w:t>
+              <w:t>-&gt; changement de matériel entre l</w:t>
+            </w:r>
+            <w:r>
+              <w:t>es programme, non valorisable</w:t>
             </w:r>
           </w:p>
         </w:tc>
@@ -14183,19 +13393,11 @@
                 <w:lang w:val="en-US"/>
               </w:rPr>
             </w:pPr>
-            <w:proofErr w:type="gramStart"/>
-            <w:r>
-              <w:rPr>
-                <w:lang w:val="en-US"/>
-              </w:rPr>
-              <w:t>/!\</w:t>
-            </w:r>
-            <w:proofErr w:type="gramEnd"/>
-            <w:r>
-              <w:rPr>
-                <w:lang w:val="en-US"/>
-              </w:rPr>
-              <w:t xml:space="preserve"> mg/L et ml/L</w:t>
+            <w:r>
+              <w:rPr>
+                <w:lang w:val="en-US"/>
+              </w:rPr>
+              <w:t>/!\ mg/L et ml/L</w:t>
             </w:r>
           </w:p>
         </w:tc>
@@ -14252,7 +13454,6 @@
               <w:t>(</w:t>
             </w:r>
             <w:proofErr w:type="spellStart"/>
-            <w:proofErr w:type="gramStart"/>
             <w:r>
               <w:rPr>
                 <w:lang w:val="en-US"/>
@@ -14260,7 +13461,6 @@
               <w:t>voir</w:t>
             </w:r>
             <w:proofErr w:type="spellEnd"/>
-            <w:proofErr w:type="gramEnd"/>
             <w:r>
               <w:rPr>
                 <w:lang w:val="en-US"/>
@@ -14933,11 +14133,9 @@
             <w:pPr>
               <w:pStyle w:val="Sansinterligne"/>
             </w:pPr>
-            <w:proofErr w:type="gramStart"/>
             <w:r>
               <w:t>phosphate</w:t>
             </w:r>
-            <w:proofErr w:type="gramEnd"/>
           </w:p>
         </w:tc>
         <w:tc>
@@ -15134,21 +14332,7 @@
               <w:rPr>
                 <w:lang w:val="en-US"/>
               </w:rPr>
-              <w:t xml:space="preserve"> / </w:t>
-            </w:r>
-            <w:proofErr w:type="gramStart"/>
-            <w:r>
-              <w:rPr>
-                <w:lang w:val="en-US"/>
-              </w:rPr>
-              <w:t>chlorophyl :</w:t>
-            </w:r>
-            <w:proofErr w:type="gramEnd"/>
-            <w:r>
-              <w:rPr>
-                <w:lang w:val="en-US"/>
-              </w:rPr>
-              <w:t xml:space="preserve"> stressed system </w:t>
+              <w:t xml:space="preserve"> / chlorophyl : stressed system </w:t>
             </w:r>
             <w:r>
               <w:rPr>
@@ -15315,13 +14499,8 @@
           <w:numId w:val="22"/>
         </w:numPr>
       </w:pPr>
-      <w:proofErr w:type="gramStart"/>
-      <w:r>
-        <w:t>non</w:t>
-      </w:r>
-      <w:proofErr w:type="gramEnd"/>
-      <w:r>
-        <w:t xml:space="preserve"> paramétrique, aucune hypothèse de normalité</w:t>
+      <w:r>
+        <w:t>non paramétrique, aucune hypothèse de normalité</w:t>
       </w:r>
     </w:p>
     <w:p>
@@ -15332,13 +14511,8 @@
           <w:numId w:val="22"/>
         </w:numPr>
       </w:pPr>
-      <w:proofErr w:type="gramStart"/>
-      <w:r>
-        <w:t>détection</w:t>
-      </w:r>
-      <w:proofErr w:type="gramEnd"/>
-      <w:r>
-        <w:t xml:space="preserve"> d'une tendance monotone globale (pas forcément linéaire)</w:t>
+      <w:r>
+        <w:t>détection d'une tendance monotone globale (pas forcément linéaire)</w:t>
       </w:r>
     </w:p>
     <w:p>
@@ -15349,13 +14523,8 @@
           <w:numId w:val="22"/>
         </w:numPr>
       </w:pPr>
-      <w:proofErr w:type="gramStart"/>
-      <w:r>
-        <w:t>regarde</w:t>
-      </w:r>
-      <w:proofErr w:type="gramEnd"/>
-      <w:r>
-        <w:t xml:space="preserve"> si les valeurs augmentent plus souvent qu'elles ne diminuent au fil du temps</w:t>
+      <w:r>
+        <w:t>regarde si les valeurs augmentent plus souvent qu'elles ne diminuent au fil du temps</w:t>
       </w:r>
     </w:p>
     <w:p>
@@ -15366,13 +14535,8 @@
           <w:numId w:val="22"/>
         </w:numPr>
       </w:pPr>
-      <w:proofErr w:type="gramStart"/>
-      <w:r>
-        <w:t>robuste</w:t>
-      </w:r>
-      <w:proofErr w:type="gramEnd"/>
-      <w:r>
-        <w:t xml:space="preserve"> aux valeurs extrêmes</w:t>
+      <w:r>
+        <w:t>robuste aux valeurs extrêmes</w:t>
       </w:r>
     </w:p>
     <w:p>
@@ -15383,13 +14547,8 @@
           <w:numId w:val="22"/>
         </w:numPr>
       </w:pPr>
-      <w:proofErr w:type="gramStart"/>
-      <w:r>
-        <w:t>ne</w:t>
-      </w:r>
-      <w:proofErr w:type="gramEnd"/>
-      <w:r>
-        <w:t xml:space="preserve"> donne pas d'estimation de pente</w:t>
+      <w:r>
+        <w:t>ne donne pas d'estimation de pente</w:t>
       </w:r>
     </w:p>
     <w:p>
@@ -15401,15 +14560,7 @@
         </w:numPr>
       </w:pPr>
       <w:r>
-        <w:t>{</w:t>
-      </w:r>
-      <w:proofErr w:type="gramStart"/>
-      <w:r>
-        <w:t>trend</w:t>
-      </w:r>
-      <w:proofErr w:type="gramEnd"/>
-      <w:r>
-        <w:t xml:space="preserve">} </w:t>
+        <w:t xml:space="preserve">{trend} </w:t>
       </w:r>
       <w:proofErr w:type="spellStart"/>
       <w:r>
@@ -15432,12 +14583,10 @@
         <w:t>{</w:t>
       </w:r>
       <w:proofErr w:type="spellStart"/>
-      <w:proofErr w:type="gramStart"/>
       <w:r>
         <w:t>modifiedmk</w:t>
       </w:r>
       <w:proofErr w:type="spellEnd"/>
-      <w:proofErr w:type="gramEnd"/>
       <w:r>
         <w:t xml:space="preserve">} </w:t>
       </w:r>
@@ -15499,13 +14648,8 @@
           <w:numId w:val="23"/>
         </w:numPr>
       </w:pPr>
-      <w:proofErr w:type="gramStart"/>
-      <w:r>
-        <w:t>estime</w:t>
-      </w:r>
-      <w:proofErr w:type="gramEnd"/>
-      <w:r>
-        <w:t xml:space="preserve"> l'intensité de la tendance</w:t>
+      <w:r>
+        <w:t>estime l'intensité de la tendance</w:t>
       </w:r>
     </w:p>
     <w:p>
@@ -15516,13 +14660,8 @@
           <w:numId w:val="23"/>
         </w:numPr>
       </w:pPr>
-      <w:proofErr w:type="gramStart"/>
-      <w:r>
-        <w:t>robuste</w:t>
-      </w:r>
-      <w:proofErr w:type="gramEnd"/>
-      <w:r>
-        <w:t xml:space="preserve"> aux </w:t>
+      <w:r>
+        <w:t xml:space="preserve">robuste aux </w:t>
       </w:r>
       <w:proofErr w:type="spellStart"/>
       <w:r>
@@ -15547,13 +14686,8 @@
           <w:numId w:val="24"/>
         </w:numPr>
       </w:pPr>
-      <w:proofErr w:type="gramStart"/>
-      <w:r>
-        <w:t>permet</w:t>
-      </w:r>
-      <w:proofErr w:type="gramEnd"/>
-      <w:r>
-        <w:t xml:space="preserve"> la visualisation d'une tendance si elle était strictement linéaire sur toute la période</w:t>
+      <w:r>
+        <w:t>permet la visualisation d'une tendance si elle était strictement linéaire sur toute la période</w:t>
       </w:r>
     </w:p>
     <w:p>
@@ -15564,13 +14698,8 @@
           <w:numId w:val="24"/>
         </w:numPr>
       </w:pPr>
-      <w:proofErr w:type="gramStart"/>
-      <w:r>
-        <w:t>sensible</w:t>
-      </w:r>
-      <w:proofErr w:type="gramEnd"/>
-      <w:r>
-        <w:t xml:space="preserve"> à la forte variabilité interannuelle et aux </w:t>
+      <w:r>
+        <w:t xml:space="preserve">sensible à la forte variabilité interannuelle et aux </w:t>
       </w:r>
       <w:proofErr w:type="spellStart"/>
       <w:r>
@@ -15589,12 +14718,10 @@
         <w:t>{</w:t>
       </w:r>
       <w:proofErr w:type="spellStart"/>
-      <w:proofErr w:type="gramStart"/>
       <w:r>
         <w:t>changepoint</w:t>
       </w:r>
       <w:proofErr w:type="spellEnd"/>
-      <w:proofErr w:type="gramEnd"/>
       <w:r>
         <w:t>} : périodes caractérisées par des moyennes différentes</w:t>
       </w:r>
@@ -15604,12 +14731,10 @@
         <w:t>{</w:t>
       </w:r>
       <w:proofErr w:type="spellStart"/>
-      <w:proofErr w:type="gramStart"/>
       <w:r>
         <w:t>segmented</w:t>
       </w:r>
       <w:proofErr w:type="spellEnd"/>
-      <w:proofErr w:type="gramEnd"/>
       <w:r>
         <w:t>} : tendances différentes</w:t>
       </w:r>
@@ -15641,6466 +14766,10 @@
     </w:p>
     <w:p>
       <w:pPr>
-        <w:pStyle w:val="Titre3"/>
-        <w:rPr>
-          <w:lang w:val="en-US"/>
-        </w:rPr>
-      </w:pPr>
-      <w:r>
-        <w:rPr>
-          <w:lang w:val="en-US"/>
-        </w:rPr>
-        <w:t xml:space="preserve">Contamination </w:t>
-      </w:r>
-    </w:p>
-    <w:p>
-      <w:pPr>
-        <w:pStyle w:val="Titre4"/>
-        <w:rPr>
-          <w:lang w:val="en-US"/>
-        </w:rPr>
-      </w:pPr>
-      <w:r>
-        <w:rPr>
-          <w:lang w:val="en-US"/>
-        </w:rPr>
-        <w:t>Emerg</w:t>
-      </w:r>
-      <w:r>
-        <w:rPr>
-          <w:lang w:val="en-US"/>
-        </w:rPr>
-        <w:t>ing</w:t>
-      </w:r>
-      <w:r>
-        <w:rPr>
-          <w:lang w:val="en-US"/>
-        </w:rPr>
-        <w:t xml:space="preserve"> biocides</w:t>
-      </w:r>
-    </w:p>
-    <w:p>
-      <w:pPr>
-        <w:pStyle w:val="Lgende"/>
-        <w:keepNext/>
-        <w:rPr>
-          <w:lang w:val="en-US"/>
-        </w:rPr>
-      </w:pPr>
-      <w:bookmarkStart w:id="8" w:name="_Ref204761649"/>
-      <w:r>
-        <w:rPr>
-          <w:lang w:val="en-US"/>
-        </w:rPr>
-        <w:t xml:space="preserve">Table </w:t>
-      </w:r>
-      <w:r>
-        <w:fldChar w:fldCharType="begin"/>
-      </w:r>
-      <w:r>
-        <w:rPr>
-          <w:lang w:val="en-US"/>
-        </w:rPr>
-        <w:instrText xml:space="preserve"> SEQ Table \* ARABIC </w:instrText>
-      </w:r>
-      <w:r>
-        <w:fldChar w:fldCharType="separate"/>
-      </w:r>
-      <w:r>
-        <w:rPr>
-          <w:noProof/>
-          <w:lang w:val="en-US"/>
-        </w:rPr>
-        <w:t>5</w:t>
-      </w:r>
-      <w:r>
-        <w:fldChar w:fldCharType="end"/>
-      </w:r>
-      <w:bookmarkEnd w:id="8"/>
-      <w:r>
-        <w:rPr>
-          <w:lang w:val="en-US"/>
-        </w:rPr>
-        <w:t xml:space="preserve"> </w:t>
-      </w:r>
-      <w:r>
-        <w:rPr>
-          <w:lang w:val="en-US"/>
-        </w:rPr>
-        <w:t>– Emerg</w:t>
-      </w:r>
-      <w:r>
-        <w:rPr>
-          <w:lang w:val="en-US"/>
-        </w:rPr>
-        <w:t>ing</w:t>
-      </w:r>
-      <w:r>
-        <w:rPr>
-          <w:lang w:val="en-US"/>
-        </w:rPr>
-        <w:t xml:space="preserve"> biocides studied </w:t>
-      </w:r>
-      <w:r>
-        <w:rPr>
-          <w:lang w:val="en-US"/>
-        </w:rPr>
-        <w:t xml:space="preserve">in the Gironde, Loire and Seine estuaries </w:t>
-      </w:r>
-      <w:r>
-        <w:rPr>
-          <w:lang w:val="en-US"/>
-        </w:rPr>
-        <w:t>under the Emergent’</w:t>
-      </w:r>
-      <w:r>
-        <w:rPr>
-          <w:lang w:val="en-US"/>
-        </w:rPr>
-        <w:t>S</w:t>
-      </w:r>
-      <w:r>
-        <w:rPr>
-          <w:lang w:val="en-US"/>
-        </w:rPr>
-        <w:t>ea research program along with their PNEC (</w:t>
-      </w:r>
-      <w:r>
-        <w:rPr>
-          <w:lang w:val="en-US"/>
-        </w:rPr>
-        <w:t xml:space="preserve">in </w:t>
-      </w:r>
-      <w:proofErr w:type="spellStart"/>
-      <w:r>
-        <w:rPr>
-          <w:lang w:val="en-US"/>
-        </w:rPr>
-        <w:t>μ</w:t>
-      </w:r>
-      <w:r>
-        <w:rPr>
-          <w:lang w:val="en-US"/>
-        </w:rPr>
-        <w:t>g</w:t>
-      </w:r>
-      <w:proofErr w:type="spellEnd"/>
-      <w:r>
-        <w:rPr>
-          <w:lang w:val="en-US"/>
-        </w:rPr>
-        <w:t>/</w:t>
-      </w:r>
-      <w:proofErr w:type="spellStart"/>
-      <w:r>
-        <w:rPr>
-          <w:lang w:val="en-US"/>
-        </w:rPr>
-        <w:t>kg_ww</w:t>
-      </w:r>
-      <w:proofErr w:type="spellEnd"/>
-      <w:r>
-        <w:rPr>
-          <w:lang w:val="en-US"/>
-        </w:rPr>
-        <w:t xml:space="preserve"> for biota, in </w:t>
-      </w:r>
-      <w:r>
-        <w:t>μ</w:t>
-      </w:r>
-      <w:r>
-        <w:rPr>
-          <w:lang w:val="en-US"/>
-        </w:rPr>
-        <w:t>g/L for POCIS</w:t>
-      </w:r>
-      <w:r>
-        <w:rPr>
-          <w:lang w:val="en-US"/>
-        </w:rPr>
-        <w:t>)</w:t>
-      </w:r>
-      <w:r>
-        <w:rPr>
-          <w:lang w:val="en-US"/>
-        </w:rPr>
-        <w:t xml:space="preserve"> values. Colors correspond to </w:t>
-      </w:r>
-      <w:r>
-        <w:rPr>
-          <w:lang w:val="en-US"/>
-        </w:rPr>
-        <w:t xml:space="preserve">deviation from </w:t>
-      </w:r>
-      <w:r>
-        <w:rPr>
-          <w:lang w:val="en-US"/>
-        </w:rPr>
-        <w:t>PNEC value</w:t>
-      </w:r>
-      <w:r>
-        <w:rPr>
-          <w:lang w:val="en-US"/>
-        </w:rPr>
-        <w:t xml:space="preserve"> </w:t>
-      </w:r>
-      <w:r>
-        <w:rPr>
-          <w:lang w:val="en-US"/>
-        </w:rPr>
-        <w:t>(</w:t>
-      </w:r>
-      <w:r>
-        <w:rPr>
-          <w:lang w:val="en-US"/>
-        </w:rPr>
-        <w:t>white</w:t>
-      </w:r>
-      <w:r>
-        <w:rPr>
-          <w:lang w:val="en-US"/>
-        </w:rPr>
-        <w:t>: [0-100</w:t>
-      </w:r>
-      <w:proofErr w:type="gramStart"/>
-      <w:r>
-        <w:rPr>
-          <w:lang w:val="en-US"/>
-        </w:rPr>
-        <w:t>%[</w:t>
-      </w:r>
-      <w:proofErr w:type="gramEnd"/>
-      <w:r>
-        <w:rPr>
-          <w:lang w:val="en-US"/>
-        </w:rPr>
-        <w:t xml:space="preserve">, yellow:[100-200%[, orange: [200-300%[, red: [300-400%[, black: &gt; 400%). </w:t>
-      </w:r>
-      <w:r>
-        <w:rPr>
-          <w:lang w:val="en-US"/>
-        </w:rPr>
-        <w:t>The p</w:t>
-      </w:r>
-      <w:r>
-        <w:rPr>
-          <w:lang w:val="en-US"/>
-        </w:rPr>
-        <w:t>osition</w:t>
-      </w:r>
-      <w:r>
-        <w:rPr>
-          <w:lang w:val="en-US"/>
-        </w:rPr>
-        <w:t xml:space="preserve"> </w:t>
-      </w:r>
-      <w:r>
-        <w:rPr>
-          <w:lang w:val="en-US"/>
-        </w:rPr>
-        <w:t>indicate</w:t>
-      </w:r>
-      <w:r>
-        <w:rPr>
-          <w:lang w:val="en-US"/>
-        </w:rPr>
-        <w:t>s</w:t>
-      </w:r>
-      <w:r>
-        <w:rPr>
-          <w:lang w:val="en-US"/>
-        </w:rPr>
-        <w:t xml:space="preserve"> the degree of </w:t>
-      </w:r>
-      <w:proofErr w:type="spellStart"/>
-      <w:r>
-        <w:rPr>
-          <w:lang w:val="en-US"/>
-        </w:rPr>
-        <w:t>priorisation</w:t>
-      </w:r>
-      <w:proofErr w:type="spellEnd"/>
-      <w:r>
-        <w:rPr>
-          <w:lang w:val="en-US"/>
-        </w:rPr>
-        <w:t xml:space="preserve"> of the substance </w:t>
-      </w:r>
-      <w:r>
-        <w:rPr>
-          <w:lang w:val="en-US"/>
-        </w:rPr>
-        <w:t>defined by the Emergent’</w:t>
-      </w:r>
-      <w:r>
-        <w:rPr>
-          <w:lang w:val="en-US"/>
-        </w:rPr>
-        <w:t>S</w:t>
-      </w:r>
-      <w:r>
-        <w:rPr>
-          <w:lang w:val="en-US"/>
-        </w:rPr>
-        <w:t>ea program.</w:t>
-      </w:r>
-      <w:r>
-        <w:rPr>
-          <w:lang w:val="en-US"/>
-        </w:rPr>
-        <w:t xml:space="preserve"> </w:t>
-      </w:r>
-    </w:p>
-    <w:tbl>
-      <w:tblPr>
-        <w:tblStyle w:val="Grilledutableau"/>
-        <w:tblW w:w="0" w:type="auto"/>
-        <w:tblLayout w:type="fixed"/>
-        <w:tblLook w:val="04A0" w:firstRow="1" w:lastRow="0" w:firstColumn="1" w:lastColumn="0" w:noHBand="0" w:noVBand="1"/>
-      </w:tblPr>
-      <w:tblGrid>
-        <w:gridCol w:w="1000"/>
-        <w:gridCol w:w="1832"/>
-        <w:gridCol w:w="708"/>
-        <w:gridCol w:w="851"/>
-        <w:gridCol w:w="880"/>
-        <w:gridCol w:w="737"/>
-        <w:gridCol w:w="7"/>
-        <w:gridCol w:w="873"/>
-        <w:gridCol w:w="737"/>
-        <w:gridCol w:w="16"/>
-        <w:gridCol w:w="864"/>
-        <w:gridCol w:w="795"/>
-      </w:tblGrid>
-      <w:tr>
-        <w:tc>
-          <w:tcPr>
-            <w:tcW w:w="1000" w:type="dxa"/>
-            <w:tcBorders>
-              <w:top w:val="nil"/>
-              <w:left w:val="nil"/>
-              <w:bottom w:val="single" w:sz="12" w:space="0" w:color="auto"/>
-              <w:right w:val="nil"/>
-            </w:tcBorders>
-          </w:tcPr>
-          <w:p>
-            <w:pPr>
-              <w:pStyle w:val="Sansinterligne"/>
-              <w:rPr>
-                <w:lang w:val="en-US"/>
-              </w:rPr>
-            </w:pPr>
-          </w:p>
-        </w:tc>
-        <w:tc>
-          <w:tcPr>
-            <w:tcW w:w="1832" w:type="dxa"/>
-            <w:tcBorders>
-              <w:top w:val="nil"/>
-              <w:left w:val="nil"/>
-              <w:bottom w:val="single" w:sz="12" w:space="0" w:color="auto"/>
-              <w:right w:val="nil"/>
-            </w:tcBorders>
-          </w:tcPr>
-          <w:p>
-            <w:pPr>
-              <w:pStyle w:val="Sansinterligne"/>
-              <w:rPr>
-                <w:lang w:val="en-US"/>
-              </w:rPr>
-            </w:pPr>
-          </w:p>
-        </w:tc>
-        <w:tc>
-          <w:tcPr>
-            <w:tcW w:w="708" w:type="dxa"/>
-            <w:tcBorders>
-              <w:top w:val="nil"/>
-              <w:left w:val="nil"/>
-              <w:bottom w:val="single" w:sz="12" w:space="0" w:color="auto"/>
-              <w:right w:val="nil"/>
-            </w:tcBorders>
-          </w:tcPr>
-          <w:p>
-            <w:pPr>
-              <w:pStyle w:val="Sansinterligne"/>
-              <w:rPr>
-                <w:lang w:val="en-US"/>
-              </w:rPr>
-            </w:pPr>
-          </w:p>
-        </w:tc>
-        <w:tc>
-          <w:tcPr>
-            <w:tcW w:w="851" w:type="dxa"/>
-            <w:tcBorders>
-              <w:top w:val="nil"/>
-              <w:left w:val="nil"/>
-              <w:bottom w:val="single" w:sz="12" w:space="0" w:color="auto"/>
-              <w:right w:val="single" w:sz="12" w:space="0" w:color="auto"/>
-            </w:tcBorders>
-          </w:tcPr>
-          <w:p>
-            <w:pPr>
-              <w:pStyle w:val="Sansinterligne"/>
-              <w:rPr>
-                <w:lang w:val="en-US"/>
-              </w:rPr>
-            </w:pPr>
-          </w:p>
-        </w:tc>
-        <w:tc>
-          <w:tcPr>
-            <w:tcW w:w="1624" w:type="dxa"/>
-            <w:gridSpan w:val="3"/>
-            <w:tcBorders>
-              <w:top w:val="single" w:sz="12" w:space="0" w:color="auto"/>
-              <w:left w:val="single" w:sz="12" w:space="0" w:color="auto"/>
-              <w:bottom w:val="single" w:sz="12" w:space="0" w:color="auto"/>
-              <w:right w:val="single" w:sz="12" w:space="0" w:color="auto"/>
-            </w:tcBorders>
-          </w:tcPr>
-          <w:p>
-            <w:pPr>
-              <w:pStyle w:val="Sansinterligne"/>
-            </w:pPr>
-            <w:r>
-              <w:t>Gironde</w:t>
-            </w:r>
-          </w:p>
-        </w:tc>
-        <w:tc>
-          <w:tcPr>
-            <w:tcW w:w="1626" w:type="dxa"/>
-            <w:gridSpan w:val="3"/>
-            <w:tcBorders>
-              <w:top w:val="single" w:sz="12" w:space="0" w:color="auto"/>
-              <w:left w:val="single" w:sz="12" w:space="0" w:color="auto"/>
-              <w:bottom w:val="single" w:sz="12" w:space="0" w:color="auto"/>
-              <w:right w:val="single" w:sz="12" w:space="0" w:color="auto"/>
-            </w:tcBorders>
-          </w:tcPr>
-          <w:p>
-            <w:pPr>
-              <w:pStyle w:val="Sansinterligne"/>
-            </w:pPr>
-            <w:r>
-              <w:t>Loire</w:t>
-            </w:r>
-          </w:p>
-        </w:tc>
-        <w:tc>
-          <w:tcPr>
-            <w:tcW w:w="1659" w:type="dxa"/>
-            <w:gridSpan w:val="2"/>
-            <w:tcBorders>
-              <w:top w:val="single" w:sz="12" w:space="0" w:color="auto"/>
-              <w:left w:val="single" w:sz="12" w:space="0" w:color="auto"/>
-              <w:bottom w:val="single" w:sz="12" w:space="0" w:color="auto"/>
-              <w:right w:val="single" w:sz="12" w:space="0" w:color="auto"/>
-            </w:tcBorders>
-          </w:tcPr>
-          <w:p>
-            <w:pPr>
-              <w:pStyle w:val="Sansinterligne"/>
-            </w:pPr>
-            <w:r>
-              <w:t>Seine</w:t>
-            </w:r>
-          </w:p>
-        </w:tc>
-      </w:tr>
-      <w:tr>
-        <w:tc>
-          <w:tcPr>
-            <w:tcW w:w="1000" w:type="dxa"/>
-            <w:tcBorders>
-              <w:top w:val="single" w:sz="12" w:space="0" w:color="auto"/>
-              <w:left w:val="single" w:sz="12" w:space="0" w:color="auto"/>
-              <w:bottom w:val="single" w:sz="12" w:space="0" w:color="auto"/>
-            </w:tcBorders>
-          </w:tcPr>
-          <w:p>
-            <w:pPr>
-              <w:pStyle w:val="Sansinterligne"/>
-            </w:pPr>
-            <w:r>
-              <w:t>Family</w:t>
-            </w:r>
-          </w:p>
-        </w:tc>
-        <w:tc>
-          <w:tcPr>
-            <w:tcW w:w="1832" w:type="dxa"/>
-            <w:tcBorders>
-              <w:top w:val="single" w:sz="12" w:space="0" w:color="auto"/>
-              <w:bottom w:val="single" w:sz="12" w:space="0" w:color="auto"/>
-            </w:tcBorders>
-          </w:tcPr>
-          <w:p>
-            <w:pPr>
-              <w:pStyle w:val="Sansinterligne"/>
-            </w:pPr>
-            <w:r>
-              <w:t>Compound</w:t>
-            </w:r>
-          </w:p>
-        </w:tc>
-        <w:tc>
-          <w:tcPr>
-            <w:tcW w:w="708" w:type="dxa"/>
-            <w:tcBorders>
-              <w:top w:val="single" w:sz="12" w:space="0" w:color="auto"/>
-              <w:bottom w:val="single" w:sz="12" w:space="0" w:color="auto"/>
-            </w:tcBorders>
-          </w:tcPr>
-          <w:p>
-            <w:pPr>
-              <w:pStyle w:val="Sansinterligne"/>
-            </w:pPr>
-            <w:r>
-              <w:t>PNEC</w:t>
-            </w:r>
-          </w:p>
-        </w:tc>
-        <w:tc>
-          <w:tcPr>
-            <w:tcW w:w="851" w:type="dxa"/>
-            <w:tcBorders>
-              <w:top w:val="single" w:sz="12" w:space="0" w:color="auto"/>
-              <w:bottom w:val="single" w:sz="12" w:space="0" w:color="auto"/>
-              <w:right w:val="single" w:sz="12" w:space="0" w:color="auto"/>
-            </w:tcBorders>
-            <w:vAlign w:val="center"/>
-          </w:tcPr>
-          <w:p>
-            <w:pPr>
-              <w:pStyle w:val="Sansinterligne"/>
-              <w:jc w:val="right"/>
-            </w:pPr>
-            <w:r>
-              <w:t>Position</w:t>
-            </w:r>
-          </w:p>
-        </w:tc>
-        <w:tc>
-          <w:tcPr>
-            <w:tcW w:w="880" w:type="dxa"/>
-            <w:tcBorders>
-              <w:left w:val="single" w:sz="12" w:space="0" w:color="auto"/>
-              <w:bottom w:val="single" w:sz="12" w:space="0" w:color="auto"/>
-            </w:tcBorders>
-          </w:tcPr>
-          <w:p>
-            <w:pPr>
-              <w:pStyle w:val="Sansinterligne"/>
-            </w:pPr>
-            <w:r>
-              <w:t>% France</w:t>
-            </w:r>
-          </w:p>
-        </w:tc>
-        <w:tc>
-          <w:tcPr>
-            <w:tcW w:w="737" w:type="dxa"/>
-            <w:tcBorders>
-              <w:bottom w:val="single" w:sz="12" w:space="0" w:color="auto"/>
-              <w:right w:val="single" w:sz="12" w:space="0" w:color="auto"/>
-            </w:tcBorders>
-            <w:shd w:val="clear" w:color="auto" w:fill="auto"/>
-          </w:tcPr>
-          <w:p>
-            <w:pPr>
-              <w:pStyle w:val="Sansinterligne"/>
-            </w:pPr>
-            <w:r>
-              <w:t>% PNEC</w:t>
-            </w:r>
-          </w:p>
-        </w:tc>
-        <w:tc>
-          <w:tcPr>
-            <w:tcW w:w="880" w:type="dxa"/>
-            <w:gridSpan w:val="2"/>
-            <w:tcBorders>
-              <w:left w:val="single" w:sz="12" w:space="0" w:color="auto"/>
-              <w:bottom w:val="single" w:sz="12" w:space="0" w:color="auto"/>
-            </w:tcBorders>
-          </w:tcPr>
-          <w:p>
-            <w:pPr>
-              <w:pStyle w:val="Sansinterligne"/>
-            </w:pPr>
-            <w:r>
-              <w:t>% France</w:t>
-            </w:r>
-          </w:p>
-        </w:tc>
-        <w:tc>
-          <w:tcPr>
-            <w:tcW w:w="737" w:type="dxa"/>
-            <w:tcBorders>
-              <w:bottom w:val="single" w:sz="12" w:space="0" w:color="auto"/>
-              <w:right w:val="single" w:sz="12" w:space="0" w:color="auto"/>
-            </w:tcBorders>
-          </w:tcPr>
-          <w:p>
-            <w:pPr>
-              <w:pStyle w:val="Sansinterligne"/>
-            </w:pPr>
-            <w:r>
-              <w:t>% PNEC</w:t>
-            </w:r>
-          </w:p>
-        </w:tc>
-        <w:tc>
-          <w:tcPr>
-            <w:tcW w:w="880" w:type="dxa"/>
-            <w:gridSpan w:val="2"/>
-            <w:tcBorders>
-              <w:left w:val="single" w:sz="12" w:space="0" w:color="auto"/>
-              <w:bottom w:val="single" w:sz="12" w:space="0" w:color="auto"/>
-            </w:tcBorders>
-          </w:tcPr>
-          <w:p>
-            <w:pPr>
-              <w:pStyle w:val="Sansinterligne"/>
-            </w:pPr>
-            <w:r>
-              <w:t>% France</w:t>
-            </w:r>
-          </w:p>
-        </w:tc>
-        <w:tc>
-          <w:tcPr>
-            <w:tcW w:w="795" w:type="dxa"/>
-            <w:tcBorders>
-              <w:bottom w:val="single" w:sz="12" w:space="0" w:color="auto"/>
-              <w:right w:val="single" w:sz="12" w:space="0" w:color="auto"/>
-            </w:tcBorders>
-          </w:tcPr>
-          <w:p>
-            <w:pPr>
-              <w:pStyle w:val="Sansinterligne"/>
-            </w:pPr>
-            <w:r>
-              <w:t>% PNEC</w:t>
-            </w:r>
-          </w:p>
-        </w:tc>
-      </w:tr>
-      <w:tr>
-        <w:tc>
-          <w:tcPr>
-            <w:tcW w:w="1000" w:type="dxa"/>
-            <w:vMerge w:val="restart"/>
-            <w:tcBorders>
-              <w:left w:val="single" w:sz="12" w:space="0" w:color="auto"/>
-            </w:tcBorders>
-          </w:tcPr>
-          <w:p>
-            <w:pPr>
-              <w:pStyle w:val="Sansinterligne"/>
-            </w:pPr>
-            <w:r>
-              <w:t>Antifouling</w:t>
-            </w:r>
-          </w:p>
-        </w:tc>
-        <w:tc>
-          <w:tcPr>
-            <w:tcW w:w="1832" w:type="dxa"/>
-          </w:tcPr>
-          <w:p>
-            <w:pPr>
-              <w:pStyle w:val="Sansinterligne"/>
-            </w:pPr>
-            <w:r>
-              <w:t>DCOIT</w:t>
-            </w:r>
-          </w:p>
-        </w:tc>
-        <w:tc>
-          <w:tcPr>
-            <w:tcW w:w="708" w:type="dxa"/>
-          </w:tcPr>
-          <w:p>
-            <w:pPr>
-              <w:pStyle w:val="Sansinterligne"/>
-              <w:rPr>
-                <w:b/>
-                <w:bCs/>
-              </w:rPr>
-            </w:pPr>
-            <w:r>
-              <w:rPr>
-                <w:b/>
-                <w:bCs/>
-              </w:rPr>
-              <w:t>0.07</w:t>
-            </w:r>
-          </w:p>
-        </w:tc>
-        <w:tc>
-          <w:tcPr>
-            <w:tcW w:w="851" w:type="dxa"/>
-            <w:tcBorders>
-              <w:right w:val="single" w:sz="12" w:space="0" w:color="auto"/>
-            </w:tcBorders>
-            <w:vAlign w:val="center"/>
-          </w:tcPr>
-          <w:p>
-            <w:pPr>
-              <w:pStyle w:val="Sansinterligne"/>
-              <w:jc w:val="right"/>
-              <w:rPr>
-                <w:b/>
-                <w:bCs/>
-                <w:color w:val="FF0000"/>
-              </w:rPr>
-            </w:pPr>
-            <w:r>
-              <w:rPr>
-                <w:b/>
-                <w:bCs/>
-              </w:rPr>
-              <w:t>18</w:t>
-            </w:r>
-          </w:p>
-        </w:tc>
-        <w:tc>
-          <w:tcPr>
-            <w:tcW w:w="880" w:type="dxa"/>
-            <w:tcBorders>
-              <w:left w:val="single" w:sz="12" w:space="0" w:color="auto"/>
-            </w:tcBorders>
-            <w:shd w:val="clear" w:color="auto" w:fill="F2F2F2" w:themeFill="background1" w:themeFillShade="F2"/>
-            <w:vAlign w:val="bottom"/>
-          </w:tcPr>
-          <w:p>
-            <w:pPr>
-              <w:pStyle w:val="Sansinterligne"/>
-            </w:pPr>
-          </w:p>
-        </w:tc>
-        <w:tc>
-          <w:tcPr>
-            <w:tcW w:w="737" w:type="dxa"/>
-            <w:tcBorders>
-              <w:right w:val="single" w:sz="12" w:space="0" w:color="auto"/>
-            </w:tcBorders>
-            <w:shd w:val="clear" w:color="auto" w:fill="F2F2F2" w:themeFill="background1" w:themeFillShade="F2"/>
-          </w:tcPr>
-          <w:p>
-            <w:pPr>
-              <w:pStyle w:val="Sansinterligne"/>
-            </w:pPr>
-          </w:p>
-        </w:tc>
-        <w:tc>
-          <w:tcPr>
-            <w:tcW w:w="880" w:type="dxa"/>
-            <w:gridSpan w:val="2"/>
-            <w:tcBorders>
-              <w:left w:val="single" w:sz="12" w:space="0" w:color="auto"/>
-            </w:tcBorders>
-            <w:shd w:val="clear" w:color="auto" w:fill="F2F2F2" w:themeFill="background1" w:themeFillShade="F2"/>
-            <w:vAlign w:val="bottom"/>
-          </w:tcPr>
-          <w:p>
-            <w:pPr>
-              <w:pStyle w:val="Sansinterligne"/>
-            </w:pPr>
-          </w:p>
-        </w:tc>
-        <w:tc>
-          <w:tcPr>
-            <w:tcW w:w="737" w:type="dxa"/>
-            <w:tcBorders>
-              <w:right w:val="single" w:sz="12" w:space="0" w:color="auto"/>
-            </w:tcBorders>
-            <w:shd w:val="clear" w:color="auto" w:fill="F2F2F2" w:themeFill="background1" w:themeFillShade="F2"/>
-          </w:tcPr>
-          <w:p>
-            <w:pPr>
-              <w:pStyle w:val="Sansinterligne"/>
-            </w:pPr>
-          </w:p>
-        </w:tc>
-        <w:tc>
-          <w:tcPr>
-            <w:tcW w:w="880" w:type="dxa"/>
-            <w:gridSpan w:val="2"/>
-            <w:tcBorders>
-              <w:left w:val="single" w:sz="12" w:space="0" w:color="auto"/>
-            </w:tcBorders>
-            <w:shd w:val="clear" w:color="auto" w:fill="F2F2F2" w:themeFill="background1" w:themeFillShade="F2"/>
-            <w:vAlign w:val="bottom"/>
-          </w:tcPr>
-          <w:p>
-            <w:pPr>
-              <w:pStyle w:val="Sansinterligne"/>
-            </w:pPr>
-          </w:p>
-        </w:tc>
-        <w:tc>
-          <w:tcPr>
-            <w:tcW w:w="795" w:type="dxa"/>
-            <w:tcBorders>
-              <w:right w:val="single" w:sz="12" w:space="0" w:color="auto"/>
-            </w:tcBorders>
-            <w:shd w:val="clear" w:color="auto" w:fill="F2F2F2" w:themeFill="background1" w:themeFillShade="F2"/>
-          </w:tcPr>
-          <w:p>
-            <w:pPr>
-              <w:pStyle w:val="Sansinterligne"/>
-            </w:pPr>
-          </w:p>
-        </w:tc>
-      </w:tr>
-      <w:tr>
-        <w:tc>
-          <w:tcPr>
-            <w:tcW w:w="1000" w:type="dxa"/>
-            <w:vMerge/>
-            <w:tcBorders>
-              <w:left w:val="single" w:sz="12" w:space="0" w:color="auto"/>
-            </w:tcBorders>
-          </w:tcPr>
-          <w:p>
-            <w:pPr>
-              <w:pStyle w:val="Sansinterligne"/>
-            </w:pPr>
-          </w:p>
-        </w:tc>
-        <w:tc>
-          <w:tcPr>
-            <w:tcW w:w="1832" w:type="dxa"/>
-          </w:tcPr>
-          <w:p>
-            <w:pPr>
-              <w:pStyle w:val="Sansinterligne"/>
-            </w:pPr>
-            <w:r>
-              <w:t>Dichlofluanide</w:t>
-            </w:r>
-          </w:p>
-        </w:tc>
-        <w:tc>
-          <w:tcPr>
-            <w:tcW w:w="708" w:type="dxa"/>
-          </w:tcPr>
-          <w:p>
-            <w:pPr>
-              <w:pStyle w:val="Sansinterligne"/>
-              <w:rPr>
-                <w:b/>
-                <w:bCs/>
-              </w:rPr>
-            </w:pPr>
-            <w:r>
-              <w:rPr>
-                <w:b/>
-                <w:bCs/>
-              </w:rPr>
-              <w:t>0.03</w:t>
-            </w:r>
-          </w:p>
-        </w:tc>
-        <w:tc>
-          <w:tcPr>
-            <w:tcW w:w="851" w:type="dxa"/>
-            <w:tcBorders>
-              <w:right w:val="single" w:sz="12" w:space="0" w:color="auto"/>
-            </w:tcBorders>
-            <w:vAlign w:val="center"/>
-          </w:tcPr>
-          <w:p>
-            <w:pPr>
-              <w:pStyle w:val="Sansinterligne"/>
-              <w:jc w:val="right"/>
-              <w:rPr>
-                <w:b/>
-                <w:bCs/>
-                <w:color w:val="FF0000"/>
-              </w:rPr>
-            </w:pPr>
-            <w:r>
-              <w:rPr>
-                <w:b/>
-                <w:bCs/>
-                <w:color w:val="FF0000"/>
-              </w:rPr>
-              <w:t>6</w:t>
-            </w:r>
-          </w:p>
-        </w:tc>
-        <w:tc>
-          <w:tcPr>
-            <w:tcW w:w="880" w:type="dxa"/>
-            <w:tcBorders>
-              <w:left w:val="single" w:sz="12" w:space="0" w:color="auto"/>
-            </w:tcBorders>
-            <w:shd w:val="clear" w:color="auto" w:fill="F2F2F2" w:themeFill="background1" w:themeFillShade="F2"/>
-            <w:vAlign w:val="bottom"/>
-          </w:tcPr>
-          <w:p>
-            <w:pPr>
-              <w:pStyle w:val="Sansinterligne"/>
-            </w:pPr>
-          </w:p>
-        </w:tc>
-        <w:tc>
-          <w:tcPr>
-            <w:tcW w:w="737" w:type="dxa"/>
-            <w:tcBorders>
-              <w:right w:val="single" w:sz="12" w:space="0" w:color="auto"/>
-            </w:tcBorders>
-            <w:shd w:val="clear" w:color="auto" w:fill="F2F2F2" w:themeFill="background1" w:themeFillShade="F2"/>
-          </w:tcPr>
-          <w:p>
-            <w:pPr>
-              <w:pStyle w:val="Sansinterligne"/>
-            </w:pPr>
-          </w:p>
-        </w:tc>
-        <w:tc>
-          <w:tcPr>
-            <w:tcW w:w="880" w:type="dxa"/>
-            <w:gridSpan w:val="2"/>
-            <w:tcBorders>
-              <w:left w:val="single" w:sz="12" w:space="0" w:color="auto"/>
-            </w:tcBorders>
-            <w:shd w:val="clear" w:color="auto" w:fill="F2F2F2" w:themeFill="background1" w:themeFillShade="F2"/>
-            <w:vAlign w:val="bottom"/>
-          </w:tcPr>
-          <w:p>
-            <w:pPr>
-              <w:pStyle w:val="Sansinterligne"/>
-            </w:pPr>
-          </w:p>
-        </w:tc>
-        <w:tc>
-          <w:tcPr>
-            <w:tcW w:w="737" w:type="dxa"/>
-            <w:tcBorders>
-              <w:right w:val="single" w:sz="12" w:space="0" w:color="auto"/>
-            </w:tcBorders>
-            <w:shd w:val="clear" w:color="auto" w:fill="F2F2F2" w:themeFill="background1" w:themeFillShade="F2"/>
-          </w:tcPr>
-          <w:p>
-            <w:pPr>
-              <w:pStyle w:val="Sansinterligne"/>
-            </w:pPr>
-          </w:p>
-        </w:tc>
-        <w:tc>
-          <w:tcPr>
-            <w:tcW w:w="880" w:type="dxa"/>
-            <w:gridSpan w:val="2"/>
-            <w:tcBorders>
-              <w:left w:val="single" w:sz="12" w:space="0" w:color="auto"/>
-            </w:tcBorders>
-            <w:shd w:val="clear" w:color="auto" w:fill="FC8604"/>
-            <w:vAlign w:val="bottom"/>
-          </w:tcPr>
-          <w:p>
-            <w:pPr>
-              <w:pStyle w:val="Sansinterligne"/>
-            </w:pPr>
-          </w:p>
-        </w:tc>
-        <w:tc>
-          <w:tcPr>
-            <w:tcW w:w="795" w:type="dxa"/>
-            <w:tcBorders>
-              <w:right w:val="single" w:sz="12" w:space="0" w:color="auto"/>
-            </w:tcBorders>
-            <w:shd w:val="clear" w:color="auto" w:fill="000000" w:themeFill="text1"/>
-          </w:tcPr>
-          <w:p>
-            <w:pPr>
-              <w:pStyle w:val="Sansinterligne"/>
-            </w:pPr>
-            <w:r>
-              <w:t>&gt; PNEC</w:t>
-            </w:r>
-          </w:p>
-        </w:tc>
-      </w:tr>
-      <w:tr>
-        <w:tc>
-          <w:tcPr>
-            <w:tcW w:w="1000" w:type="dxa"/>
-            <w:vMerge/>
-            <w:tcBorders>
-              <w:left w:val="single" w:sz="12" w:space="0" w:color="auto"/>
-            </w:tcBorders>
-          </w:tcPr>
-          <w:p>
-            <w:pPr>
-              <w:pStyle w:val="Sansinterligne"/>
-            </w:pPr>
-          </w:p>
-        </w:tc>
-        <w:tc>
-          <w:tcPr>
-            <w:tcW w:w="1832" w:type="dxa"/>
-          </w:tcPr>
-          <w:p>
-            <w:pPr>
-              <w:pStyle w:val="Sansinterligne"/>
-            </w:pPr>
-            <w:r>
-              <w:t>Irgarol</w:t>
-            </w:r>
-          </w:p>
-        </w:tc>
-        <w:tc>
-          <w:tcPr>
-            <w:tcW w:w="708" w:type="dxa"/>
-          </w:tcPr>
-          <w:p>
-            <w:pPr>
-              <w:pStyle w:val="Sansinterligne"/>
-              <w:rPr>
-                <w:b/>
-                <w:bCs/>
-              </w:rPr>
-            </w:pPr>
-            <w:r>
-              <w:rPr>
-                <w:b/>
-                <w:bCs/>
-              </w:rPr>
-              <w:t>0.01</w:t>
-            </w:r>
-          </w:p>
-        </w:tc>
-        <w:tc>
-          <w:tcPr>
-            <w:tcW w:w="851" w:type="dxa"/>
-            <w:tcBorders>
-              <w:right w:val="single" w:sz="12" w:space="0" w:color="auto"/>
-            </w:tcBorders>
-            <w:vAlign w:val="center"/>
-          </w:tcPr>
-          <w:p>
-            <w:pPr>
-              <w:pStyle w:val="Sansinterligne"/>
-              <w:jc w:val="right"/>
-              <w:rPr>
-                <w:b/>
-                <w:bCs/>
-                <w:color w:val="FF0000"/>
-              </w:rPr>
-            </w:pPr>
-            <w:r>
-              <w:rPr>
-                <w:b/>
-                <w:bCs/>
-              </w:rPr>
-              <w:t>23</w:t>
-            </w:r>
-          </w:p>
-        </w:tc>
-        <w:tc>
-          <w:tcPr>
-            <w:tcW w:w="880" w:type="dxa"/>
-            <w:tcBorders>
-              <w:left w:val="single" w:sz="12" w:space="0" w:color="auto"/>
-            </w:tcBorders>
-            <w:shd w:val="clear" w:color="auto" w:fill="FF0000"/>
-            <w:vAlign w:val="bottom"/>
-          </w:tcPr>
-          <w:p>
-            <w:pPr>
-              <w:pStyle w:val="Sansinterligne"/>
-            </w:pPr>
-          </w:p>
-        </w:tc>
-        <w:tc>
-          <w:tcPr>
-            <w:tcW w:w="737" w:type="dxa"/>
-            <w:tcBorders>
-              <w:right w:val="single" w:sz="12" w:space="0" w:color="auto"/>
-            </w:tcBorders>
-            <w:shd w:val="clear" w:color="auto" w:fill="000000" w:themeFill="text1"/>
-          </w:tcPr>
-          <w:p>
-            <w:pPr>
-              <w:pStyle w:val="Sansinterligne"/>
-            </w:pPr>
-            <w:r>
-              <w:t>&gt; PNEC</w:t>
-            </w:r>
-          </w:p>
-        </w:tc>
-        <w:tc>
-          <w:tcPr>
-            <w:tcW w:w="880" w:type="dxa"/>
-            <w:gridSpan w:val="2"/>
-            <w:tcBorders>
-              <w:left w:val="single" w:sz="12" w:space="0" w:color="auto"/>
-            </w:tcBorders>
-            <w:shd w:val="clear" w:color="auto" w:fill="F2F2F2" w:themeFill="background1" w:themeFillShade="F2"/>
-            <w:vAlign w:val="bottom"/>
-          </w:tcPr>
-          <w:p>
-            <w:pPr>
-              <w:pStyle w:val="Sansinterligne"/>
-            </w:pPr>
-          </w:p>
-        </w:tc>
-        <w:tc>
-          <w:tcPr>
-            <w:tcW w:w="737" w:type="dxa"/>
-            <w:tcBorders>
-              <w:right w:val="single" w:sz="12" w:space="0" w:color="auto"/>
-            </w:tcBorders>
-            <w:shd w:val="clear" w:color="auto" w:fill="F2F2F2" w:themeFill="background1" w:themeFillShade="F2"/>
-          </w:tcPr>
-          <w:p>
-            <w:pPr>
-              <w:pStyle w:val="Sansinterligne"/>
-            </w:pPr>
-          </w:p>
-        </w:tc>
-        <w:tc>
-          <w:tcPr>
-            <w:tcW w:w="880" w:type="dxa"/>
-            <w:gridSpan w:val="2"/>
-            <w:tcBorders>
-              <w:left w:val="single" w:sz="12" w:space="0" w:color="auto"/>
-            </w:tcBorders>
-            <w:shd w:val="clear" w:color="auto" w:fill="F2F2F2" w:themeFill="background1" w:themeFillShade="F2"/>
-            <w:vAlign w:val="bottom"/>
-          </w:tcPr>
-          <w:p>
-            <w:pPr>
-              <w:pStyle w:val="Sansinterligne"/>
-            </w:pPr>
-          </w:p>
-        </w:tc>
-        <w:tc>
-          <w:tcPr>
-            <w:tcW w:w="795" w:type="dxa"/>
-            <w:tcBorders>
-              <w:right w:val="single" w:sz="12" w:space="0" w:color="auto"/>
-            </w:tcBorders>
-            <w:shd w:val="clear" w:color="auto" w:fill="F2F2F2" w:themeFill="background1" w:themeFillShade="F2"/>
-          </w:tcPr>
-          <w:p>
-            <w:pPr>
-              <w:pStyle w:val="Sansinterligne"/>
-            </w:pPr>
-          </w:p>
-        </w:tc>
-      </w:tr>
-      <w:tr>
-        <w:tc>
-          <w:tcPr>
-            <w:tcW w:w="1000" w:type="dxa"/>
-            <w:vMerge/>
-            <w:tcBorders>
-              <w:left w:val="single" w:sz="12" w:space="0" w:color="auto"/>
-            </w:tcBorders>
-          </w:tcPr>
-          <w:p>
-            <w:pPr>
-              <w:pStyle w:val="Sansinterligne"/>
-            </w:pPr>
-          </w:p>
-        </w:tc>
-        <w:tc>
-          <w:tcPr>
-            <w:tcW w:w="1832" w:type="dxa"/>
-          </w:tcPr>
-          <w:p>
-            <w:pPr>
-              <w:pStyle w:val="Sansinterligne"/>
-            </w:pPr>
-            <w:proofErr w:type="spellStart"/>
-            <w:r>
-              <w:t>M</w:t>
-            </w:r>
-            <w:r>
-              <w:t>e</w:t>
-            </w:r>
-            <w:r>
-              <w:t>d</w:t>
-            </w:r>
-            <w:r>
-              <w:t>e</w:t>
-            </w:r>
-            <w:r>
-              <w:t>tomidine</w:t>
-            </w:r>
-            <w:proofErr w:type="spellEnd"/>
-          </w:p>
-        </w:tc>
-        <w:tc>
-          <w:tcPr>
-            <w:tcW w:w="708" w:type="dxa"/>
-          </w:tcPr>
-          <w:p>
-            <w:pPr>
-              <w:pStyle w:val="Sansinterligne"/>
-              <w:rPr>
-                <w:b/>
-                <w:bCs/>
-              </w:rPr>
-            </w:pPr>
-            <w:r>
-              <w:rPr>
-                <w:b/>
-                <w:bCs/>
-                <w:color w:val="FF0000"/>
-              </w:rPr>
-              <w:t>0.00</w:t>
-            </w:r>
-          </w:p>
-        </w:tc>
-        <w:tc>
-          <w:tcPr>
-            <w:tcW w:w="851" w:type="dxa"/>
-            <w:tcBorders>
-              <w:right w:val="single" w:sz="12" w:space="0" w:color="auto"/>
-            </w:tcBorders>
-            <w:vAlign w:val="center"/>
-          </w:tcPr>
-          <w:p>
-            <w:pPr>
-              <w:pStyle w:val="Sansinterligne"/>
-              <w:jc w:val="right"/>
-              <w:rPr>
-                <w:b/>
-                <w:bCs/>
-                <w:color w:val="FF0000"/>
-              </w:rPr>
-            </w:pPr>
-            <w:r>
-              <w:rPr>
-                <w:b/>
-                <w:bCs/>
-                <w:color w:val="FF0000"/>
-              </w:rPr>
-              <w:t>12</w:t>
-            </w:r>
-          </w:p>
-        </w:tc>
-        <w:tc>
-          <w:tcPr>
-            <w:tcW w:w="880" w:type="dxa"/>
-            <w:tcBorders>
-              <w:left w:val="single" w:sz="12" w:space="0" w:color="auto"/>
-            </w:tcBorders>
-            <w:shd w:val="clear" w:color="auto" w:fill="F2F2F2" w:themeFill="background1" w:themeFillShade="F2"/>
-            <w:vAlign w:val="bottom"/>
-          </w:tcPr>
-          <w:p>
-            <w:pPr>
-              <w:pStyle w:val="Sansinterligne"/>
-            </w:pPr>
-          </w:p>
-        </w:tc>
-        <w:tc>
-          <w:tcPr>
-            <w:tcW w:w="737" w:type="dxa"/>
-            <w:tcBorders>
-              <w:right w:val="single" w:sz="12" w:space="0" w:color="auto"/>
-            </w:tcBorders>
-            <w:shd w:val="clear" w:color="auto" w:fill="F2F2F2" w:themeFill="background1" w:themeFillShade="F2"/>
-          </w:tcPr>
-          <w:p>
-            <w:pPr>
-              <w:pStyle w:val="Sansinterligne"/>
-            </w:pPr>
-          </w:p>
-        </w:tc>
-        <w:tc>
-          <w:tcPr>
-            <w:tcW w:w="880" w:type="dxa"/>
-            <w:gridSpan w:val="2"/>
-            <w:tcBorders>
-              <w:left w:val="single" w:sz="12" w:space="0" w:color="auto"/>
-            </w:tcBorders>
-            <w:shd w:val="clear" w:color="auto" w:fill="F2F2F2" w:themeFill="background1" w:themeFillShade="F2"/>
-            <w:vAlign w:val="bottom"/>
-          </w:tcPr>
-          <w:p>
-            <w:pPr>
-              <w:pStyle w:val="Sansinterligne"/>
-            </w:pPr>
-          </w:p>
-        </w:tc>
-        <w:tc>
-          <w:tcPr>
-            <w:tcW w:w="737" w:type="dxa"/>
-            <w:tcBorders>
-              <w:right w:val="single" w:sz="12" w:space="0" w:color="auto"/>
-            </w:tcBorders>
-            <w:shd w:val="clear" w:color="auto" w:fill="F2F2F2" w:themeFill="background1" w:themeFillShade="F2"/>
-          </w:tcPr>
-          <w:p>
-            <w:pPr>
-              <w:pStyle w:val="Sansinterligne"/>
-            </w:pPr>
-          </w:p>
-        </w:tc>
-        <w:tc>
-          <w:tcPr>
-            <w:tcW w:w="880" w:type="dxa"/>
-            <w:gridSpan w:val="2"/>
-            <w:tcBorders>
-              <w:left w:val="single" w:sz="12" w:space="0" w:color="auto"/>
-            </w:tcBorders>
-            <w:shd w:val="clear" w:color="auto" w:fill="F2F2F2" w:themeFill="background1" w:themeFillShade="F2"/>
-            <w:vAlign w:val="bottom"/>
-          </w:tcPr>
-          <w:p>
-            <w:pPr>
-              <w:pStyle w:val="Sansinterligne"/>
-            </w:pPr>
-          </w:p>
-        </w:tc>
-        <w:tc>
-          <w:tcPr>
-            <w:tcW w:w="795" w:type="dxa"/>
-            <w:tcBorders>
-              <w:right w:val="single" w:sz="12" w:space="0" w:color="auto"/>
-            </w:tcBorders>
-            <w:shd w:val="clear" w:color="auto" w:fill="F2F2F2" w:themeFill="background1" w:themeFillShade="F2"/>
-          </w:tcPr>
-          <w:p>
-            <w:pPr>
-              <w:pStyle w:val="Sansinterligne"/>
-            </w:pPr>
-          </w:p>
-        </w:tc>
-      </w:tr>
-      <w:tr>
-        <w:tc>
-          <w:tcPr>
-            <w:tcW w:w="1000" w:type="dxa"/>
-            <w:vMerge/>
-            <w:tcBorders>
-              <w:left w:val="single" w:sz="12" w:space="0" w:color="auto"/>
-            </w:tcBorders>
-          </w:tcPr>
-          <w:p>
-            <w:pPr>
-              <w:pStyle w:val="Sansinterligne"/>
-            </w:pPr>
-          </w:p>
-        </w:tc>
-        <w:tc>
-          <w:tcPr>
-            <w:tcW w:w="1832" w:type="dxa"/>
-          </w:tcPr>
-          <w:p>
-            <w:pPr>
-              <w:pStyle w:val="Sansinterligne"/>
-            </w:pPr>
-            <w:proofErr w:type="spellStart"/>
-            <w:r>
-              <w:t>Tralopyril</w:t>
-            </w:r>
-            <w:proofErr w:type="spellEnd"/>
-          </w:p>
-        </w:tc>
-        <w:tc>
-          <w:tcPr>
-            <w:tcW w:w="708" w:type="dxa"/>
-          </w:tcPr>
-          <w:p>
-            <w:pPr>
-              <w:pStyle w:val="Sansinterligne"/>
-              <w:rPr>
-                <w:b/>
-                <w:bCs/>
-              </w:rPr>
-            </w:pPr>
-            <w:r>
-              <w:rPr>
-                <w:b/>
-                <w:bCs/>
-              </w:rPr>
-              <w:t>0.68</w:t>
-            </w:r>
-          </w:p>
-        </w:tc>
-        <w:tc>
-          <w:tcPr>
-            <w:tcW w:w="851" w:type="dxa"/>
-            <w:tcBorders>
-              <w:right w:val="single" w:sz="12" w:space="0" w:color="auto"/>
-            </w:tcBorders>
-            <w:vAlign w:val="center"/>
-          </w:tcPr>
-          <w:p>
-            <w:pPr>
-              <w:pStyle w:val="Sansinterligne"/>
-              <w:jc w:val="right"/>
-              <w:rPr>
-                <w:b/>
-                <w:bCs/>
-                <w:color w:val="FF0000"/>
-              </w:rPr>
-            </w:pPr>
-            <w:r>
-              <w:rPr>
-                <w:b/>
-                <w:bCs/>
-              </w:rPr>
-              <w:t>17</w:t>
-            </w:r>
-          </w:p>
-        </w:tc>
-        <w:tc>
-          <w:tcPr>
-            <w:tcW w:w="880" w:type="dxa"/>
-            <w:tcBorders>
-              <w:left w:val="single" w:sz="12" w:space="0" w:color="auto"/>
-            </w:tcBorders>
-            <w:shd w:val="clear" w:color="auto" w:fill="F2F2F2" w:themeFill="background1" w:themeFillShade="F2"/>
-            <w:vAlign w:val="bottom"/>
-          </w:tcPr>
-          <w:p>
-            <w:pPr>
-              <w:pStyle w:val="Sansinterligne"/>
-            </w:pPr>
-          </w:p>
-        </w:tc>
-        <w:tc>
-          <w:tcPr>
-            <w:tcW w:w="737" w:type="dxa"/>
-            <w:tcBorders>
-              <w:right w:val="single" w:sz="12" w:space="0" w:color="auto"/>
-            </w:tcBorders>
-            <w:shd w:val="clear" w:color="auto" w:fill="F2F2F2" w:themeFill="background1" w:themeFillShade="F2"/>
-          </w:tcPr>
-          <w:p>
-            <w:pPr>
-              <w:pStyle w:val="Sansinterligne"/>
-            </w:pPr>
-          </w:p>
-        </w:tc>
-        <w:tc>
-          <w:tcPr>
-            <w:tcW w:w="880" w:type="dxa"/>
-            <w:gridSpan w:val="2"/>
-            <w:tcBorders>
-              <w:left w:val="single" w:sz="12" w:space="0" w:color="auto"/>
-            </w:tcBorders>
-            <w:shd w:val="clear" w:color="auto" w:fill="F2F2F2" w:themeFill="background1" w:themeFillShade="F2"/>
-            <w:vAlign w:val="bottom"/>
-          </w:tcPr>
-          <w:p>
-            <w:pPr>
-              <w:pStyle w:val="Sansinterligne"/>
-            </w:pPr>
-          </w:p>
-        </w:tc>
-        <w:tc>
-          <w:tcPr>
-            <w:tcW w:w="737" w:type="dxa"/>
-            <w:tcBorders>
-              <w:right w:val="single" w:sz="12" w:space="0" w:color="auto"/>
-            </w:tcBorders>
-            <w:shd w:val="clear" w:color="auto" w:fill="F2F2F2" w:themeFill="background1" w:themeFillShade="F2"/>
-          </w:tcPr>
-          <w:p>
-            <w:pPr>
-              <w:pStyle w:val="Sansinterligne"/>
-            </w:pPr>
-          </w:p>
-        </w:tc>
-        <w:tc>
-          <w:tcPr>
-            <w:tcW w:w="880" w:type="dxa"/>
-            <w:gridSpan w:val="2"/>
-            <w:tcBorders>
-              <w:left w:val="single" w:sz="12" w:space="0" w:color="auto"/>
-            </w:tcBorders>
-            <w:shd w:val="clear" w:color="auto" w:fill="F2F2F2" w:themeFill="background1" w:themeFillShade="F2"/>
-            <w:vAlign w:val="bottom"/>
-          </w:tcPr>
-          <w:p>
-            <w:pPr>
-              <w:pStyle w:val="Sansinterligne"/>
-            </w:pPr>
-          </w:p>
-        </w:tc>
-        <w:tc>
-          <w:tcPr>
-            <w:tcW w:w="795" w:type="dxa"/>
-            <w:tcBorders>
-              <w:right w:val="single" w:sz="12" w:space="0" w:color="auto"/>
-            </w:tcBorders>
-            <w:shd w:val="clear" w:color="auto" w:fill="F2F2F2" w:themeFill="background1" w:themeFillShade="F2"/>
-          </w:tcPr>
-          <w:p>
-            <w:pPr>
-              <w:pStyle w:val="Sansinterligne"/>
-            </w:pPr>
-          </w:p>
-        </w:tc>
-      </w:tr>
-      <w:tr>
-        <w:trPr>
-          <w:trHeight w:val="204"/>
-        </w:trPr>
-        <w:tc>
-          <w:tcPr>
-            <w:tcW w:w="1000" w:type="dxa"/>
-            <w:vMerge w:val="restart"/>
-            <w:tcBorders>
-              <w:top w:val="single" w:sz="12" w:space="0" w:color="auto"/>
-              <w:left w:val="single" w:sz="12" w:space="0" w:color="auto"/>
-            </w:tcBorders>
-          </w:tcPr>
-          <w:p>
-            <w:pPr>
-              <w:pStyle w:val="Sansinterligne"/>
-            </w:pPr>
-            <w:proofErr w:type="spellStart"/>
-            <w:r>
-              <w:t>Fungicide</w:t>
-            </w:r>
-            <w:proofErr w:type="spellEnd"/>
-          </w:p>
-        </w:tc>
-        <w:tc>
-          <w:tcPr>
-            <w:tcW w:w="1832" w:type="dxa"/>
-            <w:tcBorders>
-              <w:top w:val="single" w:sz="12" w:space="0" w:color="auto"/>
-            </w:tcBorders>
-          </w:tcPr>
-          <w:p>
-            <w:pPr>
-              <w:pStyle w:val="Sansinterligne"/>
-            </w:pPr>
-            <w:proofErr w:type="spellStart"/>
-            <w:r>
-              <w:t>Azoxystrobin</w:t>
-            </w:r>
-            <w:proofErr w:type="spellEnd"/>
-          </w:p>
-        </w:tc>
-        <w:tc>
-          <w:tcPr>
-            <w:tcW w:w="708" w:type="dxa"/>
-            <w:tcBorders>
-              <w:top w:val="single" w:sz="12" w:space="0" w:color="auto"/>
-            </w:tcBorders>
-          </w:tcPr>
-          <w:p>
-            <w:pPr>
-              <w:pStyle w:val="Sansinterligne"/>
-              <w:rPr>
-                <w:b/>
-                <w:bCs/>
-              </w:rPr>
-            </w:pPr>
-            <w:r>
-              <w:rPr>
-                <w:b/>
-                <w:bCs/>
-              </w:rPr>
-              <w:t>0.06</w:t>
-            </w:r>
-          </w:p>
-        </w:tc>
-        <w:tc>
-          <w:tcPr>
-            <w:tcW w:w="851" w:type="dxa"/>
-            <w:tcBorders>
-              <w:top w:val="single" w:sz="12" w:space="0" w:color="auto"/>
-              <w:right w:val="single" w:sz="12" w:space="0" w:color="auto"/>
-            </w:tcBorders>
-            <w:vAlign w:val="center"/>
-          </w:tcPr>
-          <w:p>
-            <w:pPr>
-              <w:pStyle w:val="Sansinterligne"/>
-              <w:jc w:val="right"/>
-              <w:rPr>
-                <w:b/>
-                <w:bCs/>
-                <w:color w:val="FF0000"/>
-              </w:rPr>
-            </w:pPr>
-            <w:r>
-              <w:rPr>
-                <w:b/>
-                <w:bCs/>
-                <w:color w:val="FF0000"/>
-              </w:rPr>
-              <w:t>3</w:t>
-            </w:r>
-          </w:p>
-        </w:tc>
-        <w:tc>
-          <w:tcPr>
-            <w:tcW w:w="880" w:type="dxa"/>
-            <w:tcBorders>
-              <w:top w:val="single" w:sz="12" w:space="0" w:color="auto"/>
-              <w:left w:val="single" w:sz="12" w:space="0" w:color="auto"/>
-            </w:tcBorders>
-            <w:shd w:val="clear" w:color="auto" w:fill="F2F2F2" w:themeFill="background1" w:themeFillShade="F2"/>
-            <w:vAlign w:val="bottom"/>
-          </w:tcPr>
-          <w:p>
-            <w:pPr>
-              <w:pStyle w:val="Sansinterligne"/>
-            </w:pPr>
-          </w:p>
-        </w:tc>
-        <w:tc>
-          <w:tcPr>
-            <w:tcW w:w="737" w:type="dxa"/>
-            <w:tcBorders>
-              <w:top w:val="single" w:sz="12" w:space="0" w:color="auto"/>
-              <w:right w:val="single" w:sz="12" w:space="0" w:color="auto"/>
-            </w:tcBorders>
-            <w:shd w:val="clear" w:color="auto" w:fill="F2F2F2" w:themeFill="background1" w:themeFillShade="F2"/>
-            <w:vAlign w:val="bottom"/>
-          </w:tcPr>
-          <w:p>
-            <w:pPr>
-              <w:pStyle w:val="Sansinterligne"/>
-            </w:pPr>
-          </w:p>
-        </w:tc>
-        <w:tc>
-          <w:tcPr>
-            <w:tcW w:w="880" w:type="dxa"/>
-            <w:gridSpan w:val="2"/>
-            <w:tcBorders>
-              <w:top w:val="single" w:sz="12" w:space="0" w:color="auto"/>
-              <w:left w:val="single" w:sz="12" w:space="0" w:color="auto"/>
-            </w:tcBorders>
-            <w:shd w:val="clear" w:color="auto" w:fill="F2F2F2" w:themeFill="background1" w:themeFillShade="F2"/>
-            <w:vAlign w:val="bottom"/>
-          </w:tcPr>
-          <w:p>
-            <w:pPr>
-              <w:pStyle w:val="Sansinterligne"/>
-            </w:pPr>
-          </w:p>
-        </w:tc>
-        <w:tc>
-          <w:tcPr>
-            <w:tcW w:w="737" w:type="dxa"/>
-            <w:tcBorders>
-              <w:top w:val="single" w:sz="12" w:space="0" w:color="auto"/>
-              <w:right w:val="single" w:sz="12" w:space="0" w:color="auto"/>
-            </w:tcBorders>
-            <w:shd w:val="clear" w:color="auto" w:fill="F2F2F2" w:themeFill="background1" w:themeFillShade="F2"/>
-            <w:vAlign w:val="bottom"/>
-          </w:tcPr>
-          <w:p>
-            <w:pPr>
-              <w:pStyle w:val="Sansinterligne"/>
-            </w:pPr>
-          </w:p>
-        </w:tc>
-        <w:tc>
-          <w:tcPr>
-            <w:tcW w:w="880" w:type="dxa"/>
-            <w:gridSpan w:val="2"/>
-            <w:tcBorders>
-              <w:top w:val="single" w:sz="12" w:space="0" w:color="auto"/>
-              <w:left w:val="single" w:sz="12" w:space="0" w:color="auto"/>
-            </w:tcBorders>
-            <w:shd w:val="clear" w:color="auto" w:fill="FC8604"/>
-            <w:vAlign w:val="bottom"/>
-          </w:tcPr>
-          <w:p>
-            <w:pPr>
-              <w:pStyle w:val="Sansinterligne"/>
-            </w:pPr>
-          </w:p>
-        </w:tc>
-        <w:tc>
-          <w:tcPr>
-            <w:tcW w:w="795" w:type="dxa"/>
-            <w:tcBorders>
-              <w:top w:val="single" w:sz="12" w:space="0" w:color="auto"/>
-              <w:right w:val="single" w:sz="12" w:space="0" w:color="auto"/>
-            </w:tcBorders>
-            <w:shd w:val="clear" w:color="auto" w:fill="FFFF00"/>
-          </w:tcPr>
-          <w:p>
-            <w:pPr>
-              <w:pStyle w:val="Sansinterligne"/>
-            </w:pPr>
-            <w:r>
-              <w:t>&gt; PNEC</w:t>
-            </w:r>
-          </w:p>
-        </w:tc>
-      </w:tr>
-      <w:tr>
-        <w:tc>
-          <w:tcPr>
-            <w:tcW w:w="1000" w:type="dxa"/>
-            <w:vMerge/>
-            <w:tcBorders>
-              <w:left w:val="single" w:sz="12" w:space="0" w:color="auto"/>
-            </w:tcBorders>
-          </w:tcPr>
-          <w:p>
-            <w:pPr>
-              <w:pStyle w:val="Sansinterligne"/>
-            </w:pPr>
-          </w:p>
-        </w:tc>
-        <w:tc>
-          <w:tcPr>
-            <w:tcW w:w="1832" w:type="dxa"/>
-          </w:tcPr>
-          <w:p>
-            <w:pPr>
-              <w:pStyle w:val="Sansinterligne"/>
-            </w:pPr>
-            <w:r>
-              <w:t>Boscalid</w:t>
-            </w:r>
-          </w:p>
-        </w:tc>
-        <w:tc>
-          <w:tcPr>
-            <w:tcW w:w="708" w:type="dxa"/>
-          </w:tcPr>
-          <w:p>
-            <w:pPr>
-              <w:pStyle w:val="Sansinterligne"/>
-              <w:rPr>
-                <w:b/>
-                <w:bCs/>
-              </w:rPr>
-            </w:pPr>
-            <w:r>
-              <w:rPr>
-                <w:b/>
-                <w:bCs/>
-              </w:rPr>
-              <w:t>232.95</w:t>
-            </w:r>
-          </w:p>
-        </w:tc>
-        <w:tc>
-          <w:tcPr>
-            <w:tcW w:w="851" w:type="dxa"/>
-            <w:tcBorders>
-              <w:right w:val="single" w:sz="12" w:space="0" w:color="auto"/>
-            </w:tcBorders>
-            <w:vAlign w:val="center"/>
-          </w:tcPr>
-          <w:p>
-            <w:pPr>
-              <w:pStyle w:val="Sansinterligne"/>
-              <w:jc w:val="right"/>
-              <w:rPr>
-                <w:b/>
-                <w:bCs/>
-                <w:color w:val="FF0000"/>
-              </w:rPr>
-            </w:pPr>
-            <w:r>
-              <w:rPr>
-                <w:b/>
-                <w:bCs/>
-              </w:rPr>
-              <w:t>22</w:t>
-            </w:r>
-          </w:p>
-        </w:tc>
-        <w:tc>
-          <w:tcPr>
-            <w:tcW w:w="880" w:type="dxa"/>
-            <w:tcBorders>
-              <w:left w:val="single" w:sz="12" w:space="0" w:color="auto"/>
-            </w:tcBorders>
-            <w:shd w:val="clear" w:color="auto" w:fill="FFFF00"/>
-            <w:vAlign w:val="bottom"/>
-          </w:tcPr>
-          <w:p>
-            <w:pPr>
-              <w:pStyle w:val="Sansinterligne"/>
-            </w:pPr>
-          </w:p>
-        </w:tc>
-        <w:tc>
-          <w:tcPr>
-            <w:tcW w:w="737" w:type="dxa"/>
-            <w:tcBorders>
-              <w:right w:val="single" w:sz="12" w:space="0" w:color="auto"/>
-            </w:tcBorders>
-            <w:shd w:val="clear" w:color="auto" w:fill="F2F2F2" w:themeFill="background1" w:themeFillShade="F2"/>
-            <w:vAlign w:val="bottom"/>
-          </w:tcPr>
-          <w:p>
-            <w:pPr>
-              <w:pStyle w:val="Sansinterligne"/>
-            </w:pPr>
-          </w:p>
-        </w:tc>
-        <w:tc>
-          <w:tcPr>
-            <w:tcW w:w="880" w:type="dxa"/>
-            <w:gridSpan w:val="2"/>
-            <w:tcBorders>
-              <w:left w:val="single" w:sz="12" w:space="0" w:color="auto"/>
-            </w:tcBorders>
-            <w:shd w:val="clear" w:color="auto" w:fill="FC8604"/>
-            <w:vAlign w:val="bottom"/>
-          </w:tcPr>
-          <w:p>
-            <w:pPr>
-              <w:pStyle w:val="Sansinterligne"/>
-            </w:pPr>
-          </w:p>
-        </w:tc>
-        <w:tc>
-          <w:tcPr>
-            <w:tcW w:w="737" w:type="dxa"/>
-            <w:tcBorders>
-              <w:right w:val="single" w:sz="12" w:space="0" w:color="auto"/>
-            </w:tcBorders>
-            <w:shd w:val="clear" w:color="auto" w:fill="F2F2F2" w:themeFill="background1" w:themeFillShade="F2"/>
-            <w:vAlign w:val="bottom"/>
-          </w:tcPr>
-          <w:p>
-            <w:pPr>
-              <w:pStyle w:val="Sansinterligne"/>
-            </w:pPr>
-          </w:p>
-        </w:tc>
-        <w:tc>
-          <w:tcPr>
-            <w:tcW w:w="880" w:type="dxa"/>
-            <w:gridSpan w:val="2"/>
-            <w:tcBorders>
-              <w:left w:val="single" w:sz="12" w:space="0" w:color="auto"/>
-            </w:tcBorders>
-            <w:shd w:val="clear" w:color="auto" w:fill="F2F2F2" w:themeFill="background1" w:themeFillShade="F2"/>
-            <w:vAlign w:val="bottom"/>
-          </w:tcPr>
-          <w:p>
-            <w:pPr>
-              <w:pStyle w:val="Sansinterligne"/>
-            </w:pPr>
-          </w:p>
-        </w:tc>
-        <w:tc>
-          <w:tcPr>
-            <w:tcW w:w="795" w:type="dxa"/>
-            <w:tcBorders>
-              <w:right w:val="single" w:sz="12" w:space="0" w:color="auto"/>
-            </w:tcBorders>
-            <w:shd w:val="clear" w:color="auto" w:fill="F2F2F2" w:themeFill="background1" w:themeFillShade="F2"/>
-            <w:vAlign w:val="bottom"/>
-          </w:tcPr>
-          <w:p>
-            <w:pPr>
-              <w:pStyle w:val="Sansinterligne"/>
-            </w:pPr>
-          </w:p>
-        </w:tc>
-      </w:tr>
-      <w:tr>
-        <w:tc>
-          <w:tcPr>
-            <w:tcW w:w="1000" w:type="dxa"/>
-            <w:vMerge/>
-            <w:tcBorders>
-              <w:left w:val="single" w:sz="12" w:space="0" w:color="auto"/>
-            </w:tcBorders>
-          </w:tcPr>
-          <w:p>
-            <w:pPr>
-              <w:pStyle w:val="Sansinterligne"/>
-            </w:pPr>
-          </w:p>
-        </w:tc>
-        <w:tc>
-          <w:tcPr>
-            <w:tcW w:w="1832" w:type="dxa"/>
-          </w:tcPr>
-          <w:p>
-            <w:pPr>
-              <w:pStyle w:val="Sansinterligne"/>
-            </w:pPr>
-            <w:r>
-              <w:t>Chlorothalonil</w:t>
-            </w:r>
-          </w:p>
-        </w:tc>
-        <w:tc>
-          <w:tcPr>
-            <w:tcW w:w="708" w:type="dxa"/>
-          </w:tcPr>
-          <w:p>
-            <w:pPr>
-              <w:pStyle w:val="Sansinterligne"/>
-              <w:rPr>
-                <w:b/>
-                <w:bCs/>
-              </w:rPr>
-            </w:pPr>
-            <w:r>
-              <w:rPr>
-                <w:b/>
-                <w:bCs/>
-              </w:rPr>
-              <w:t>0.06</w:t>
-            </w:r>
-          </w:p>
-        </w:tc>
-        <w:tc>
-          <w:tcPr>
-            <w:tcW w:w="851" w:type="dxa"/>
-            <w:tcBorders>
-              <w:right w:val="single" w:sz="12" w:space="0" w:color="auto"/>
-            </w:tcBorders>
-            <w:vAlign w:val="center"/>
-          </w:tcPr>
-          <w:p>
-            <w:pPr>
-              <w:pStyle w:val="Sansinterligne"/>
-              <w:jc w:val="right"/>
-              <w:rPr>
-                <w:b/>
-                <w:bCs/>
-                <w:color w:val="FF0000"/>
-              </w:rPr>
-            </w:pPr>
-            <w:r>
-              <w:rPr>
-                <w:b/>
-                <w:bCs/>
-                <w:color w:val="FF0000"/>
-              </w:rPr>
-              <w:t>9</w:t>
-            </w:r>
-          </w:p>
-        </w:tc>
-        <w:tc>
-          <w:tcPr>
-            <w:tcW w:w="880" w:type="dxa"/>
-            <w:tcBorders>
-              <w:left w:val="single" w:sz="12" w:space="0" w:color="auto"/>
-            </w:tcBorders>
-            <w:shd w:val="clear" w:color="auto" w:fill="F2F2F2" w:themeFill="background1" w:themeFillShade="F2"/>
-            <w:vAlign w:val="bottom"/>
-          </w:tcPr>
-          <w:p>
-            <w:pPr>
-              <w:pStyle w:val="Sansinterligne"/>
-            </w:pPr>
-          </w:p>
-        </w:tc>
-        <w:tc>
-          <w:tcPr>
-            <w:tcW w:w="737" w:type="dxa"/>
-            <w:tcBorders>
-              <w:right w:val="single" w:sz="12" w:space="0" w:color="auto"/>
-            </w:tcBorders>
-            <w:shd w:val="clear" w:color="auto" w:fill="F2F2F2" w:themeFill="background1" w:themeFillShade="F2"/>
-            <w:vAlign w:val="bottom"/>
-          </w:tcPr>
-          <w:p>
-            <w:pPr>
-              <w:pStyle w:val="Sansinterligne"/>
-            </w:pPr>
-          </w:p>
-        </w:tc>
-        <w:tc>
-          <w:tcPr>
-            <w:tcW w:w="880" w:type="dxa"/>
-            <w:gridSpan w:val="2"/>
-            <w:tcBorders>
-              <w:left w:val="single" w:sz="12" w:space="0" w:color="auto"/>
-            </w:tcBorders>
-            <w:shd w:val="clear" w:color="auto" w:fill="F2F2F2" w:themeFill="background1" w:themeFillShade="F2"/>
-            <w:vAlign w:val="bottom"/>
-          </w:tcPr>
-          <w:p>
-            <w:pPr>
-              <w:pStyle w:val="Sansinterligne"/>
-            </w:pPr>
-          </w:p>
-        </w:tc>
-        <w:tc>
-          <w:tcPr>
-            <w:tcW w:w="737" w:type="dxa"/>
-            <w:tcBorders>
-              <w:right w:val="single" w:sz="12" w:space="0" w:color="auto"/>
-            </w:tcBorders>
-            <w:shd w:val="clear" w:color="auto" w:fill="F2F2F2" w:themeFill="background1" w:themeFillShade="F2"/>
-            <w:vAlign w:val="bottom"/>
-          </w:tcPr>
-          <w:p>
-            <w:pPr>
-              <w:pStyle w:val="Sansinterligne"/>
-            </w:pPr>
-          </w:p>
-        </w:tc>
-        <w:tc>
-          <w:tcPr>
-            <w:tcW w:w="880" w:type="dxa"/>
-            <w:gridSpan w:val="2"/>
-            <w:tcBorders>
-              <w:left w:val="single" w:sz="12" w:space="0" w:color="auto"/>
-            </w:tcBorders>
-            <w:shd w:val="clear" w:color="auto" w:fill="F2F2F2" w:themeFill="background1" w:themeFillShade="F2"/>
-            <w:vAlign w:val="bottom"/>
-          </w:tcPr>
-          <w:p>
-            <w:pPr>
-              <w:pStyle w:val="Sansinterligne"/>
-            </w:pPr>
-          </w:p>
-        </w:tc>
-        <w:tc>
-          <w:tcPr>
-            <w:tcW w:w="795" w:type="dxa"/>
-            <w:tcBorders>
-              <w:right w:val="single" w:sz="12" w:space="0" w:color="auto"/>
-            </w:tcBorders>
-            <w:shd w:val="clear" w:color="auto" w:fill="F2F2F2" w:themeFill="background1" w:themeFillShade="F2"/>
-            <w:vAlign w:val="bottom"/>
-          </w:tcPr>
-          <w:p>
-            <w:pPr>
-              <w:pStyle w:val="Sansinterligne"/>
-            </w:pPr>
-          </w:p>
-        </w:tc>
-      </w:tr>
-      <w:tr>
-        <w:tc>
-          <w:tcPr>
-            <w:tcW w:w="1000" w:type="dxa"/>
-            <w:vMerge/>
-            <w:tcBorders>
-              <w:left w:val="single" w:sz="12" w:space="0" w:color="auto"/>
-            </w:tcBorders>
-          </w:tcPr>
-          <w:p>
-            <w:pPr>
-              <w:pStyle w:val="Sansinterligne"/>
-            </w:pPr>
-          </w:p>
-        </w:tc>
-        <w:tc>
-          <w:tcPr>
-            <w:tcW w:w="1832" w:type="dxa"/>
-          </w:tcPr>
-          <w:p>
-            <w:pPr>
-              <w:pStyle w:val="Sansinterligne"/>
-            </w:pPr>
-            <w:r>
-              <w:t>Propiconazole</w:t>
-            </w:r>
-          </w:p>
-        </w:tc>
-        <w:tc>
-          <w:tcPr>
-            <w:tcW w:w="708" w:type="dxa"/>
-          </w:tcPr>
-          <w:p>
-            <w:pPr>
-              <w:pStyle w:val="Sansinterligne"/>
-              <w:rPr>
-                <w:b/>
-                <w:bCs/>
-              </w:rPr>
-            </w:pPr>
-            <w:r>
-              <w:rPr>
-                <w:b/>
-                <w:bCs/>
-              </w:rPr>
-              <w:t>1.60</w:t>
-            </w:r>
-          </w:p>
-        </w:tc>
-        <w:tc>
-          <w:tcPr>
-            <w:tcW w:w="851" w:type="dxa"/>
-            <w:tcBorders>
-              <w:right w:val="single" w:sz="12" w:space="0" w:color="auto"/>
-            </w:tcBorders>
-            <w:vAlign w:val="center"/>
-          </w:tcPr>
-          <w:p>
-            <w:pPr>
-              <w:pStyle w:val="Sansinterligne"/>
-              <w:jc w:val="right"/>
-              <w:rPr>
-                <w:b/>
-                <w:bCs/>
-                <w:color w:val="FF0000"/>
-              </w:rPr>
-            </w:pPr>
-            <w:r>
-              <w:rPr>
-                <w:b/>
-                <w:bCs/>
-              </w:rPr>
-              <w:t>19</w:t>
-            </w:r>
-          </w:p>
-        </w:tc>
-        <w:tc>
-          <w:tcPr>
-            <w:tcW w:w="880" w:type="dxa"/>
-            <w:tcBorders>
-              <w:left w:val="single" w:sz="12" w:space="0" w:color="auto"/>
-            </w:tcBorders>
-            <w:shd w:val="clear" w:color="auto" w:fill="FFFF00"/>
-            <w:vAlign w:val="bottom"/>
-          </w:tcPr>
-          <w:p>
-            <w:pPr>
-              <w:pStyle w:val="Sansinterligne"/>
-            </w:pPr>
-          </w:p>
-        </w:tc>
-        <w:tc>
-          <w:tcPr>
-            <w:tcW w:w="737" w:type="dxa"/>
-            <w:tcBorders>
-              <w:right w:val="single" w:sz="12" w:space="0" w:color="auto"/>
-            </w:tcBorders>
-            <w:shd w:val="clear" w:color="auto" w:fill="F2F2F2" w:themeFill="background1" w:themeFillShade="F2"/>
-            <w:vAlign w:val="bottom"/>
-          </w:tcPr>
-          <w:p>
-            <w:pPr>
-              <w:pStyle w:val="Sansinterligne"/>
-            </w:pPr>
-          </w:p>
-        </w:tc>
-        <w:tc>
-          <w:tcPr>
-            <w:tcW w:w="880" w:type="dxa"/>
-            <w:gridSpan w:val="2"/>
-            <w:tcBorders>
-              <w:left w:val="single" w:sz="12" w:space="0" w:color="auto"/>
-            </w:tcBorders>
-            <w:shd w:val="clear" w:color="auto" w:fill="FC8604"/>
-            <w:vAlign w:val="bottom"/>
-          </w:tcPr>
-          <w:p>
-            <w:pPr>
-              <w:pStyle w:val="Sansinterligne"/>
-            </w:pPr>
-          </w:p>
-        </w:tc>
-        <w:tc>
-          <w:tcPr>
-            <w:tcW w:w="737" w:type="dxa"/>
-            <w:tcBorders>
-              <w:right w:val="single" w:sz="12" w:space="0" w:color="auto"/>
-            </w:tcBorders>
-            <w:shd w:val="clear" w:color="auto" w:fill="F2F2F2" w:themeFill="background1" w:themeFillShade="F2"/>
-            <w:vAlign w:val="bottom"/>
-          </w:tcPr>
-          <w:p>
-            <w:pPr>
-              <w:pStyle w:val="Sansinterligne"/>
-            </w:pPr>
-          </w:p>
-        </w:tc>
-        <w:tc>
-          <w:tcPr>
-            <w:tcW w:w="880" w:type="dxa"/>
-            <w:gridSpan w:val="2"/>
-            <w:tcBorders>
-              <w:left w:val="single" w:sz="12" w:space="0" w:color="auto"/>
-            </w:tcBorders>
-            <w:shd w:val="clear" w:color="auto" w:fill="F2F2F2" w:themeFill="background1" w:themeFillShade="F2"/>
-            <w:vAlign w:val="bottom"/>
-          </w:tcPr>
-          <w:p>
-            <w:pPr>
-              <w:pStyle w:val="Sansinterligne"/>
-            </w:pPr>
-          </w:p>
-        </w:tc>
-        <w:tc>
-          <w:tcPr>
-            <w:tcW w:w="795" w:type="dxa"/>
-            <w:tcBorders>
-              <w:right w:val="single" w:sz="12" w:space="0" w:color="auto"/>
-            </w:tcBorders>
-            <w:shd w:val="clear" w:color="auto" w:fill="F2F2F2" w:themeFill="background1" w:themeFillShade="F2"/>
-            <w:vAlign w:val="bottom"/>
-          </w:tcPr>
-          <w:p>
-            <w:pPr>
-              <w:pStyle w:val="Sansinterligne"/>
-            </w:pPr>
-          </w:p>
-        </w:tc>
-      </w:tr>
-      <w:tr>
-        <w:tc>
-          <w:tcPr>
-            <w:tcW w:w="1000" w:type="dxa"/>
-            <w:vMerge/>
-            <w:tcBorders>
-              <w:left w:val="single" w:sz="12" w:space="0" w:color="auto"/>
-            </w:tcBorders>
-          </w:tcPr>
-          <w:p>
-            <w:pPr>
-              <w:pStyle w:val="Sansinterligne"/>
-            </w:pPr>
-          </w:p>
-        </w:tc>
-        <w:tc>
-          <w:tcPr>
-            <w:tcW w:w="1832" w:type="dxa"/>
-          </w:tcPr>
-          <w:p>
-            <w:pPr>
-              <w:pStyle w:val="Sansinterligne"/>
-            </w:pPr>
-            <w:r>
-              <w:t>Thirame</w:t>
-            </w:r>
-          </w:p>
-        </w:tc>
-        <w:tc>
-          <w:tcPr>
-            <w:tcW w:w="708" w:type="dxa"/>
-          </w:tcPr>
-          <w:p>
-            <w:pPr>
-              <w:pStyle w:val="Sansinterligne"/>
-              <w:rPr>
-                <w:b/>
-                <w:bCs/>
-              </w:rPr>
-            </w:pPr>
-            <w:r>
-              <w:rPr>
-                <w:b/>
-                <w:bCs/>
-              </w:rPr>
-              <w:t>0.04</w:t>
-            </w:r>
-          </w:p>
-        </w:tc>
-        <w:tc>
-          <w:tcPr>
-            <w:tcW w:w="851" w:type="dxa"/>
-            <w:tcBorders>
-              <w:right w:val="single" w:sz="12" w:space="0" w:color="auto"/>
-            </w:tcBorders>
-            <w:vAlign w:val="center"/>
-          </w:tcPr>
-          <w:p>
-            <w:pPr>
-              <w:pStyle w:val="Sansinterligne"/>
-              <w:jc w:val="right"/>
-              <w:rPr>
-                <w:b/>
-                <w:bCs/>
-                <w:color w:val="FF0000"/>
-              </w:rPr>
-            </w:pPr>
-            <w:r>
-              <w:rPr>
-                <w:b/>
-                <w:bCs/>
-                <w:color w:val="FF0000"/>
-              </w:rPr>
-              <w:t>10</w:t>
-            </w:r>
-          </w:p>
-        </w:tc>
-        <w:tc>
-          <w:tcPr>
-            <w:tcW w:w="880" w:type="dxa"/>
-            <w:tcBorders>
-              <w:left w:val="single" w:sz="12" w:space="0" w:color="auto"/>
-            </w:tcBorders>
-            <w:shd w:val="clear" w:color="auto" w:fill="FC8604"/>
-            <w:vAlign w:val="bottom"/>
-          </w:tcPr>
-          <w:p>
-            <w:pPr>
-              <w:pStyle w:val="Sansinterligne"/>
-            </w:pPr>
-          </w:p>
-        </w:tc>
-        <w:tc>
-          <w:tcPr>
-            <w:tcW w:w="737" w:type="dxa"/>
-            <w:tcBorders>
-              <w:right w:val="single" w:sz="12" w:space="0" w:color="auto"/>
-            </w:tcBorders>
-            <w:shd w:val="clear" w:color="auto" w:fill="000000" w:themeFill="text1"/>
-          </w:tcPr>
-          <w:p>
-            <w:pPr>
-              <w:pStyle w:val="Sansinterligne"/>
-            </w:pPr>
-            <w:r>
-              <w:t>&gt; PNEC</w:t>
-            </w:r>
-          </w:p>
-        </w:tc>
-        <w:tc>
-          <w:tcPr>
-            <w:tcW w:w="880" w:type="dxa"/>
-            <w:gridSpan w:val="2"/>
-            <w:tcBorders>
-              <w:left w:val="single" w:sz="12" w:space="0" w:color="auto"/>
-            </w:tcBorders>
-            <w:shd w:val="clear" w:color="auto" w:fill="F2F2F2" w:themeFill="background1" w:themeFillShade="F2"/>
-            <w:vAlign w:val="bottom"/>
-          </w:tcPr>
-          <w:p>
-            <w:pPr>
-              <w:pStyle w:val="Sansinterligne"/>
-            </w:pPr>
-          </w:p>
-        </w:tc>
-        <w:tc>
-          <w:tcPr>
-            <w:tcW w:w="737" w:type="dxa"/>
-            <w:tcBorders>
-              <w:right w:val="single" w:sz="12" w:space="0" w:color="auto"/>
-            </w:tcBorders>
-            <w:shd w:val="clear" w:color="auto" w:fill="F2F2F2" w:themeFill="background1" w:themeFillShade="F2"/>
-            <w:vAlign w:val="bottom"/>
-          </w:tcPr>
-          <w:p>
-            <w:pPr>
-              <w:pStyle w:val="Sansinterligne"/>
-            </w:pPr>
-          </w:p>
-        </w:tc>
-        <w:tc>
-          <w:tcPr>
-            <w:tcW w:w="880" w:type="dxa"/>
-            <w:gridSpan w:val="2"/>
-            <w:tcBorders>
-              <w:left w:val="single" w:sz="12" w:space="0" w:color="auto"/>
-            </w:tcBorders>
-            <w:shd w:val="clear" w:color="auto" w:fill="F2F2F2" w:themeFill="background1" w:themeFillShade="F2"/>
-            <w:vAlign w:val="bottom"/>
-          </w:tcPr>
-          <w:p>
-            <w:pPr>
-              <w:pStyle w:val="Sansinterligne"/>
-            </w:pPr>
-          </w:p>
-        </w:tc>
-        <w:tc>
-          <w:tcPr>
-            <w:tcW w:w="795" w:type="dxa"/>
-            <w:tcBorders>
-              <w:right w:val="single" w:sz="12" w:space="0" w:color="auto"/>
-            </w:tcBorders>
-            <w:shd w:val="clear" w:color="auto" w:fill="FFFF00"/>
-          </w:tcPr>
-          <w:p>
-            <w:pPr>
-              <w:pStyle w:val="Sansinterligne"/>
-            </w:pPr>
-            <w:r>
-              <w:t>&gt; PNEC</w:t>
-            </w:r>
-          </w:p>
-        </w:tc>
-      </w:tr>
-      <w:tr>
-        <w:tc>
-          <w:tcPr>
-            <w:tcW w:w="1000" w:type="dxa"/>
-            <w:vMerge/>
-            <w:tcBorders>
-              <w:left w:val="single" w:sz="12" w:space="0" w:color="auto"/>
-              <w:bottom w:val="single" w:sz="12" w:space="0" w:color="auto"/>
-            </w:tcBorders>
-          </w:tcPr>
-          <w:p>
-            <w:pPr>
-              <w:pStyle w:val="Sansinterligne"/>
-            </w:pPr>
-          </w:p>
-        </w:tc>
-        <w:tc>
-          <w:tcPr>
-            <w:tcW w:w="1832" w:type="dxa"/>
-            <w:tcBorders>
-              <w:bottom w:val="single" w:sz="12" w:space="0" w:color="auto"/>
-            </w:tcBorders>
-          </w:tcPr>
-          <w:p>
-            <w:pPr>
-              <w:pStyle w:val="Sansinterligne"/>
-            </w:pPr>
-            <w:proofErr w:type="spellStart"/>
-            <w:r>
-              <w:t>T</w:t>
-            </w:r>
-            <w:r>
-              <w:t>e</w:t>
-            </w:r>
-            <w:r>
-              <w:t>buconazole</w:t>
-            </w:r>
-            <w:proofErr w:type="spellEnd"/>
-          </w:p>
-        </w:tc>
-        <w:tc>
-          <w:tcPr>
-            <w:tcW w:w="708" w:type="dxa"/>
-            <w:tcBorders>
-              <w:bottom w:val="single" w:sz="12" w:space="0" w:color="auto"/>
-            </w:tcBorders>
-          </w:tcPr>
-          <w:p>
-            <w:pPr>
-              <w:pStyle w:val="Sansinterligne"/>
-              <w:rPr>
-                <w:b/>
-                <w:bCs/>
-              </w:rPr>
-            </w:pPr>
-            <w:r>
-              <w:rPr>
-                <w:b/>
-                <w:bCs/>
-              </w:rPr>
-              <w:t>1.46</w:t>
-            </w:r>
-          </w:p>
-        </w:tc>
-        <w:tc>
-          <w:tcPr>
-            <w:tcW w:w="851" w:type="dxa"/>
-            <w:tcBorders>
-              <w:bottom w:val="single" w:sz="12" w:space="0" w:color="auto"/>
-              <w:right w:val="single" w:sz="12" w:space="0" w:color="auto"/>
-            </w:tcBorders>
-            <w:vAlign w:val="center"/>
-          </w:tcPr>
-          <w:p>
-            <w:pPr>
-              <w:pStyle w:val="Sansinterligne"/>
-              <w:jc w:val="right"/>
-              <w:rPr>
-                <w:b/>
-                <w:bCs/>
-                <w:color w:val="FF0000"/>
-              </w:rPr>
-            </w:pPr>
-            <w:r>
-              <w:rPr>
-                <w:b/>
-                <w:bCs/>
-                <w:color w:val="FF0000"/>
-              </w:rPr>
-              <w:t>4</w:t>
-            </w:r>
-          </w:p>
-        </w:tc>
-        <w:tc>
-          <w:tcPr>
-            <w:tcW w:w="880" w:type="dxa"/>
-            <w:tcBorders>
-              <w:left w:val="single" w:sz="12" w:space="0" w:color="auto"/>
-              <w:bottom w:val="single" w:sz="12" w:space="0" w:color="auto"/>
-            </w:tcBorders>
-            <w:shd w:val="clear" w:color="auto" w:fill="F2F2F2" w:themeFill="background1" w:themeFillShade="F2"/>
-            <w:vAlign w:val="bottom"/>
-          </w:tcPr>
-          <w:p>
-            <w:pPr>
-              <w:pStyle w:val="Sansinterligne"/>
-            </w:pPr>
-          </w:p>
-        </w:tc>
-        <w:tc>
-          <w:tcPr>
-            <w:tcW w:w="737" w:type="dxa"/>
-            <w:tcBorders>
-              <w:bottom w:val="single" w:sz="12" w:space="0" w:color="auto"/>
-              <w:right w:val="single" w:sz="12" w:space="0" w:color="auto"/>
-            </w:tcBorders>
-            <w:shd w:val="clear" w:color="auto" w:fill="F2F2F2" w:themeFill="background1" w:themeFillShade="F2"/>
-            <w:vAlign w:val="bottom"/>
-          </w:tcPr>
-          <w:p>
-            <w:pPr>
-              <w:pStyle w:val="Sansinterligne"/>
-            </w:pPr>
-          </w:p>
-        </w:tc>
-        <w:tc>
-          <w:tcPr>
-            <w:tcW w:w="880" w:type="dxa"/>
-            <w:gridSpan w:val="2"/>
-            <w:tcBorders>
-              <w:left w:val="single" w:sz="12" w:space="0" w:color="auto"/>
-              <w:bottom w:val="single" w:sz="12" w:space="0" w:color="auto"/>
-            </w:tcBorders>
-            <w:shd w:val="clear" w:color="auto" w:fill="FFFF00"/>
-            <w:vAlign w:val="bottom"/>
-          </w:tcPr>
-          <w:p>
-            <w:pPr>
-              <w:pStyle w:val="Sansinterligne"/>
-            </w:pPr>
-          </w:p>
-        </w:tc>
-        <w:tc>
-          <w:tcPr>
-            <w:tcW w:w="737" w:type="dxa"/>
-            <w:tcBorders>
-              <w:bottom w:val="single" w:sz="12" w:space="0" w:color="auto"/>
-              <w:right w:val="single" w:sz="12" w:space="0" w:color="auto"/>
-            </w:tcBorders>
-            <w:shd w:val="clear" w:color="auto" w:fill="F2F2F2" w:themeFill="background1" w:themeFillShade="F2"/>
-            <w:vAlign w:val="bottom"/>
-          </w:tcPr>
-          <w:p>
-            <w:pPr>
-              <w:pStyle w:val="Sansinterligne"/>
-            </w:pPr>
-          </w:p>
-        </w:tc>
-        <w:tc>
-          <w:tcPr>
-            <w:tcW w:w="880" w:type="dxa"/>
-            <w:gridSpan w:val="2"/>
-            <w:tcBorders>
-              <w:left w:val="single" w:sz="12" w:space="0" w:color="auto"/>
-              <w:bottom w:val="single" w:sz="12" w:space="0" w:color="auto"/>
-            </w:tcBorders>
-            <w:shd w:val="clear" w:color="auto" w:fill="FFFF00"/>
-            <w:vAlign w:val="bottom"/>
-          </w:tcPr>
-          <w:p>
-            <w:pPr>
-              <w:pStyle w:val="Sansinterligne"/>
-            </w:pPr>
-          </w:p>
-        </w:tc>
-        <w:tc>
-          <w:tcPr>
-            <w:tcW w:w="795" w:type="dxa"/>
-            <w:tcBorders>
-              <w:bottom w:val="single" w:sz="12" w:space="0" w:color="auto"/>
-              <w:right w:val="single" w:sz="12" w:space="0" w:color="auto"/>
-            </w:tcBorders>
-            <w:shd w:val="clear" w:color="auto" w:fill="F2F2F2" w:themeFill="background1" w:themeFillShade="F2"/>
-            <w:vAlign w:val="bottom"/>
-          </w:tcPr>
-          <w:p>
-            <w:pPr>
-              <w:pStyle w:val="Sansinterligne"/>
-            </w:pPr>
-          </w:p>
-        </w:tc>
-      </w:tr>
-      <w:tr>
-        <w:tc>
-          <w:tcPr>
-            <w:tcW w:w="1000" w:type="dxa"/>
-            <w:vMerge w:val="restart"/>
-            <w:tcBorders>
-              <w:top w:val="single" w:sz="12" w:space="0" w:color="auto"/>
-              <w:left w:val="single" w:sz="12" w:space="0" w:color="auto"/>
-            </w:tcBorders>
-          </w:tcPr>
-          <w:p>
-            <w:pPr>
-              <w:pStyle w:val="Sansinterligne"/>
-            </w:pPr>
-            <w:r>
-              <w:t>Herbicide</w:t>
-            </w:r>
-          </w:p>
-        </w:tc>
-        <w:tc>
-          <w:tcPr>
-            <w:tcW w:w="1832" w:type="dxa"/>
-            <w:tcBorders>
-              <w:top w:val="single" w:sz="12" w:space="0" w:color="auto"/>
-            </w:tcBorders>
-          </w:tcPr>
-          <w:p>
-            <w:pPr>
-              <w:pStyle w:val="Sansinterligne"/>
-              <w:rPr>
-                <w:i/>
-                <w:iCs/>
-              </w:rPr>
-            </w:pPr>
-            <w:r>
-              <w:rPr>
-                <w:i/>
-                <w:iCs/>
-              </w:rPr>
-              <w:t>AMPA (POCIS)</w:t>
-            </w:r>
-          </w:p>
-        </w:tc>
-        <w:tc>
-          <w:tcPr>
-            <w:tcW w:w="708" w:type="dxa"/>
-            <w:tcBorders>
-              <w:top w:val="single" w:sz="12" w:space="0" w:color="auto"/>
-            </w:tcBorders>
-          </w:tcPr>
-          <w:p>
-            <w:pPr>
-              <w:pStyle w:val="Sansinterligne"/>
-              <w:rPr>
-                <w:b/>
-                <w:bCs/>
-                <w:i/>
-                <w:iCs/>
-              </w:rPr>
-            </w:pPr>
-            <w:r>
-              <w:rPr>
-                <w:b/>
-                <w:bCs/>
-                <w:i/>
-                <w:iCs/>
-              </w:rPr>
-              <w:t>150</w:t>
-            </w:r>
-          </w:p>
-        </w:tc>
-        <w:tc>
-          <w:tcPr>
-            <w:tcW w:w="851" w:type="dxa"/>
-            <w:tcBorders>
-              <w:top w:val="single" w:sz="12" w:space="0" w:color="auto"/>
-              <w:right w:val="single" w:sz="12" w:space="0" w:color="auto"/>
-            </w:tcBorders>
-            <w:vAlign w:val="center"/>
-          </w:tcPr>
-          <w:p>
-            <w:pPr>
-              <w:pStyle w:val="Sansinterligne"/>
-              <w:jc w:val="right"/>
-              <w:rPr>
-                <w:b/>
-                <w:bCs/>
-                <w:i/>
-                <w:iCs/>
-                <w:color w:val="FF0000"/>
-              </w:rPr>
-            </w:pPr>
-            <w:r>
-              <w:rPr>
-                <w:b/>
-                <w:bCs/>
-                <w:i/>
-                <w:iCs/>
-              </w:rPr>
-              <w:t>33</w:t>
-            </w:r>
-          </w:p>
-        </w:tc>
-        <w:tc>
-          <w:tcPr>
-            <w:tcW w:w="880" w:type="dxa"/>
-            <w:tcBorders>
-              <w:top w:val="single" w:sz="12" w:space="0" w:color="auto"/>
-              <w:left w:val="single" w:sz="12" w:space="0" w:color="auto"/>
-            </w:tcBorders>
-            <w:shd w:val="clear" w:color="auto" w:fill="F2F2F2" w:themeFill="background1" w:themeFillShade="F2"/>
-            <w:vAlign w:val="bottom"/>
-          </w:tcPr>
-          <w:p>
-            <w:pPr>
-              <w:pStyle w:val="Sansinterligne"/>
-            </w:pPr>
-          </w:p>
-        </w:tc>
-        <w:tc>
-          <w:tcPr>
-            <w:tcW w:w="737" w:type="dxa"/>
-            <w:tcBorders>
-              <w:top w:val="single" w:sz="12" w:space="0" w:color="auto"/>
-              <w:right w:val="single" w:sz="12" w:space="0" w:color="auto"/>
-            </w:tcBorders>
-            <w:shd w:val="clear" w:color="auto" w:fill="F2F2F2" w:themeFill="background1" w:themeFillShade="F2"/>
-          </w:tcPr>
-          <w:p>
-            <w:pPr>
-              <w:pStyle w:val="Sansinterligne"/>
-            </w:pPr>
-          </w:p>
-        </w:tc>
-        <w:tc>
-          <w:tcPr>
-            <w:tcW w:w="880" w:type="dxa"/>
-            <w:gridSpan w:val="2"/>
-            <w:tcBorders>
-              <w:top w:val="single" w:sz="12" w:space="0" w:color="auto"/>
-              <w:left w:val="single" w:sz="12" w:space="0" w:color="auto"/>
-            </w:tcBorders>
-            <w:shd w:val="clear" w:color="auto" w:fill="F2F2F2" w:themeFill="background1" w:themeFillShade="F2"/>
-            <w:vAlign w:val="bottom"/>
-          </w:tcPr>
-          <w:p>
-            <w:pPr>
-              <w:pStyle w:val="Sansinterligne"/>
-            </w:pPr>
-          </w:p>
-        </w:tc>
-        <w:tc>
-          <w:tcPr>
-            <w:tcW w:w="737" w:type="dxa"/>
-            <w:tcBorders>
-              <w:top w:val="single" w:sz="12" w:space="0" w:color="auto"/>
-              <w:right w:val="single" w:sz="12" w:space="0" w:color="auto"/>
-            </w:tcBorders>
-            <w:shd w:val="clear" w:color="auto" w:fill="F2F2F2" w:themeFill="background1" w:themeFillShade="F2"/>
-          </w:tcPr>
-          <w:p>
-            <w:pPr>
-              <w:pStyle w:val="Sansinterligne"/>
-            </w:pPr>
-          </w:p>
-        </w:tc>
-        <w:tc>
-          <w:tcPr>
-            <w:tcW w:w="880" w:type="dxa"/>
-            <w:gridSpan w:val="2"/>
-            <w:tcBorders>
-              <w:top w:val="single" w:sz="12" w:space="0" w:color="auto"/>
-              <w:left w:val="single" w:sz="12" w:space="0" w:color="auto"/>
-            </w:tcBorders>
-            <w:shd w:val="clear" w:color="auto" w:fill="FF0000"/>
-            <w:vAlign w:val="bottom"/>
-          </w:tcPr>
-          <w:p>
-            <w:pPr>
-              <w:pStyle w:val="Sansinterligne"/>
-            </w:pPr>
-          </w:p>
-        </w:tc>
-        <w:tc>
-          <w:tcPr>
-            <w:tcW w:w="795" w:type="dxa"/>
-            <w:tcBorders>
-              <w:top w:val="single" w:sz="12" w:space="0" w:color="auto"/>
-              <w:right w:val="single" w:sz="12" w:space="0" w:color="auto"/>
-            </w:tcBorders>
-            <w:shd w:val="clear" w:color="auto" w:fill="F2F2F2" w:themeFill="background1" w:themeFillShade="F2"/>
-          </w:tcPr>
-          <w:p>
-            <w:pPr>
-              <w:pStyle w:val="Sansinterligne"/>
-            </w:pPr>
-          </w:p>
-        </w:tc>
-      </w:tr>
-      <w:tr>
-        <w:tc>
-          <w:tcPr>
-            <w:tcW w:w="1000" w:type="dxa"/>
-            <w:vMerge/>
-            <w:tcBorders>
-              <w:left w:val="single" w:sz="12" w:space="0" w:color="auto"/>
-            </w:tcBorders>
-          </w:tcPr>
-          <w:p>
-            <w:pPr>
-              <w:pStyle w:val="Sansinterligne"/>
-            </w:pPr>
-          </w:p>
-        </w:tc>
-        <w:tc>
-          <w:tcPr>
-            <w:tcW w:w="1832" w:type="dxa"/>
-          </w:tcPr>
-          <w:p>
-            <w:pPr>
-              <w:pStyle w:val="Sansinterligne"/>
-              <w:rPr>
-                <w:i/>
-                <w:iCs/>
-              </w:rPr>
-            </w:pPr>
-            <w:r>
-              <w:rPr>
-                <w:i/>
-                <w:iCs/>
-              </w:rPr>
-              <w:t>Glyphosate (POCIS)</w:t>
-            </w:r>
-          </w:p>
-        </w:tc>
-        <w:tc>
-          <w:tcPr>
-            <w:tcW w:w="708" w:type="dxa"/>
-          </w:tcPr>
-          <w:p>
-            <w:pPr>
-              <w:pStyle w:val="Sansinterligne"/>
-              <w:rPr>
-                <w:b/>
-                <w:bCs/>
-                <w:i/>
-                <w:iCs/>
-              </w:rPr>
-            </w:pPr>
-            <w:r>
-              <w:rPr>
-                <w:b/>
-                <w:bCs/>
-                <w:i/>
-                <w:iCs/>
-              </w:rPr>
-              <w:t>12</w:t>
-            </w:r>
-          </w:p>
-        </w:tc>
-        <w:tc>
-          <w:tcPr>
-            <w:tcW w:w="851" w:type="dxa"/>
-            <w:tcBorders>
-              <w:right w:val="single" w:sz="12" w:space="0" w:color="auto"/>
-            </w:tcBorders>
-            <w:vAlign w:val="center"/>
-          </w:tcPr>
-          <w:p>
-            <w:pPr>
-              <w:pStyle w:val="Sansinterligne"/>
-              <w:jc w:val="right"/>
-              <w:rPr>
-                <w:b/>
-                <w:bCs/>
-                <w:i/>
-                <w:iCs/>
-                <w:color w:val="FF0000"/>
-              </w:rPr>
-            </w:pPr>
-            <w:r>
-              <w:rPr>
-                <w:b/>
-                <w:bCs/>
-                <w:i/>
-                <w:iCs/>
-              </w:rPr>
-              <w:t>20</w:t>
-            </w:r>
-          </w:p>
-        </w:tc>
-        <w:tc>
-          <w:tcPr>
-            <w:tcW w:w="880" w:type="dxa"/>
-            <w:tcBorders>
-              <w:left w:val="single" w:sz="12" w:space="0" w:color="auto"/>
-            </w:tcBorders>
-            <w:shd w:val="clear" w:color="auto" w:fill="F2F2F2" w:themeFill="background1" w:themeFillShade="F2"/>
-            <w:vAlign w:val="bottom"/>
-          </w:tcPr>
-          <w:p>
-            <w:pPr>
-              <w:pStyle w:val="Sansinterligne"/>
-            </w:pPr>
-          </w:p>
-        </w:tc>
-        <w:tc>
-          <w:tcPr>
-            <w:tcW w:w="737" w:type="dxa"/>
-            <w:tcBorders>
-              <w:right w:val="single" w:sz="12" w:space="0" w:color="auto"/>
-            </w:tcBorders>
-            <w:shd w:val="clear" w:color="auto" w:fill="F2F2F2" w:themeFill="background1" w:themeFillShade="F2"/>
-          </w:tcPr>
-          <w:p>
-            <w:pPr>
-              <w:pStyle w:val="Sansinterligne"/>
-            </w:pPr>
-          </w:p>
-        </w:tc>
-        <w:tc>
-          <w:tcPr>
-            <w:tcW w:w="880" w:type="dxa"/>
-            <w:gridSpan w:val="2"/>
-            <w:tcBorders>
-              <w:left w:val="single" w:sz="12" w:space="0" w:color="auto"/>
-            </w:tcBorders>
-            <w:shd w:val="clear" w:color="auto" w:fill="F2F2F2" w:themeFill="background1" w:themeFillShade="F2"/>
-            <w:vAlign w:val="bottom"/>
-          </w:tcPr>
-          <w:p>
-            <w:pPr>
-              <w:pStyle w:val="Sansinterligne"/>
-            </w:pPr>
-          </w:p>
-        </w:tc>
-        <w:tc>
-          <w:tcPr>
-            <w:tcW w:w="737" w:type="dxa"/>
-            <w:tcBorders>
-              <w:right w:val="single" w:sz="12" w:space="0" w:color="auto"/>
-            </w:tcBorders>
-            <w:shd w:val="clear" w:color="auto" w:fill="F2F2F2" w:themeFill="background1" w:themeFillShade="F2"/>
-          </w:tcPr>
-          <w:p>
-            <w:pPr>
-              <w:pStyle w:val="Sansinterligne"/>
-            </w:pPr>
-          </w:p>
-        </w:tc>
-        <w:tc>
-          <w:tcPr>
-            <w:tcW w:w="880" w:type="dxa"/>
-            <w:gridSpan w:val="2"/>
-            <w:tcBorders>
-              <w:left w:val="single" w:sz="12" w:space="0" w:color="auto"/>
-            </w:tcBorders>
-            <w:shd w:val="clear" w:color="auto" w:fill="FFC000"/>
-            <w:vAlign w:val="bottom"/>
-          </w:tcPr>
-          <w:p>
-            <w:pPr>
-              <w:pStyle w:val="Sansinterligne"/>
-            </w:pPr>
-          </w:p>
-        </w:tc>
-        <w:tc>
-          <w:tcPr>
-            <w:tcW w:w="795" w:type="dxa"/>
-            <w:tcBorders>
-              <w:right w:val="single" w:sz="12" w:space="0" w:color="auto"/>
-            </w:tcBorders>
-            <w:shd w:val="clear" w:color="auto" w:fill="F2F2F2" w:themeFill="background1" w:themeFillShade="F2"/>
-          </w:tcPr>
-          <w:p>
-            <w:pPr>
-              <w:pStyle w:val="Sansinterligne"/>
-            </w:pPr>
-          </w:p>
-        </w:tc>
-      </w:tr>
-      <w:tr>
-        <w:tc>
-          <w:tcPr>
-            <w:tcW w:w="1000" w:type="dxa"/>
-            <w:vMerge/>
-            <w:tcBorders>
-              <w:left w:val="single" w:sz="12" w:space="0" w:color="auto"/>
-            </w:tcBorders>
-          </w:tcPr>
-          <w:p>
-            <w:pPr>
-              <w:pStyle w:val="Sansinterligne"/>
-            </w:pPr>
-          </w:p>
-        </w:tc>
-        <w:tc>
-          <w:tcPr>
-            <w:tcW w:w="1832" w:type="dxa"/>
-          </w:tcPr>
-          <w:p>
-            <w:pPr>
-              <w:pStyle w:val="Sansinterligne"/>
-            </w:pPr>
-            <w:r>
-              <w:t>3,4-DCA</w:t>
-            </w:r>
-          </w:p>
-        </w:tc>
-        <w:tc>
-          <w:tcPr>
-            <w:tcW w:w="708" w:type="dxa"/>
-          </w:tcPr>
-          <w:p>
-            <w:pPr>
-              <w:pStyle w:val="Sansinterligne"/>
-              <w:rPr>
-                <w:b/>
-                <w:bCs/>
-              </w:rPr>
-            </w:pPr>
-            <w:r>
-              <w:rPr>
-                <w:b/>
-                <w:bCs/>
-              </w:rPr>
-              <w:t>0.06</w:t>
-            </w:r>
-          </w:p>
-        </w:tc>
-        <w:tc>
-          <w:tcPr>
-            <w:tcW w:w="851" w:type="dxa"/>
-            <w:tcBorders>
-              <w:right w:val="single" w:sz="12" w:space="0" w:color="auto"/>
-            </w:tcBorders>
-            <w:vAlign w:val="center"/>
-          </w:tcPr>
-          <w:p>
-            <w:pPr>
-              <w:pStyle w:val="Sansinterligne"/>
-              <w:jc w:val="right"/>
-              <w:rPr>
-                <w:b/>
-                <w:bCs/>
-              </w:rPr>
-            </w:pPr>
-            <w:r>
-              <w:rPr>
-                <w:b/>
-                <w:bCs/>
-                <w:color w:val="FF0000"/>
-              </w:rPr>
-              <w:t>11</w:t>
-            </w:r>
-          </w:p>
-        </w:tc>
-        <w:tc>
-          <w:tcPr>
-            <w:tcW w:w="880" w:type="dxa"/>
-            <w:tcBorders>
-              <w:left w:val="single" w:sz="12" w:space="0" w:color="auto"/>
-            </w:tcBorders>
-            <w:shd w:val="clear" w:color="auto" w:fill="F2F2F2" w:themeFill="background1" w:themeFillShade="F2"/>
-            <w:vAlign w:val="bottom"/>
-          </w:tcPr>
-          <w:p>
-            <w:pPr>
-              <w:pStyle w:val="Sansinterligne"/>
-            </w:pPr>
-          </w:p>
-        </w:tc>
-        <w:tc>
-          <w:tcPr>
-            <w:tcW w:w="737" w:type="dxa"/>
-            <w:tcBorders>
-              <w:right w:val="single" w:sz="12" w:space="0" w:color="auto"/>
-            </w:tcBorders>
-            <w:shd w:val="clear" w:color="auto" w:fill="F2F2F2" w:themeFill="background1" w:themeFillShade="F2"/>
-            <w:vAlign w:val="bottom"/>
-          </w:tcPr>
-          <w:p>
-            <w:pPr>
-              <w:pStyle w:val="Sansinterligne"/>
-            </w:pPr>
-          </w:p>
-        </w:tc>
-        <w:tc>
-          <w:tcPr>
-            <w:tcW w:w="880" w:type="dxa"/>
-            <w:gridSpan w:val="2"/>
-            <w:tcBorders>
-              <w:left w:val="single" w:sz="12" w:space="0" w:color="auto"/>
-            </w:tcBorders>
-            <w:shd w:val="clear" w:color="auto" w:fill="FF0000"/>
-            <w:vAlign w:val="bottom"/>
-          </w:tcPr>
-          <w:p>
-            <w:pPr>
-              <w:pStyle w:val="Sansinterligne"/>
-            </w:pPr>
-          </w:p>
-        </w:tc>
-        <w:tc>
-          <w:tcPr>
-            <w:tcW w:w="737" w:type="dxa"/>
-            <w:tcBorders>
-              <w:right w:val="single" w:sz="12" w:space="0" w:color="auto"/>
-            </w:tcBorders>
-            <w:shd w:val="clear" w:color="auto" w:fill="000000" w:themeFill="text1"/>
-          </w:tcPr>
-          <w:p>
-            <w:pPr>
-              <w:pStyle w:val="Sansinterligne"/>
-            </w:pPr>
-            <w:r>
-              <w:t>&gt; PNEC</w:t>
-            </w:r>
-          </w:p>
-        </w:tc>
-        <w:tc>
-          <w:tcPr>
-            <w:tcW w:w="880" w:type="dxa"/>
-            <w:gridSpan w:val="2"/>
-            <w:tcBorders>
-              <w:left w:val="single" w:sz="12" w:space="0" w:color="auto"/>
-            </w:tcBorders>
-            <w:shd w:val="clear" w:color="auto" w:fill="F2F2F2" w:themeFill="background1" w:themeFillShade="F2"/>
-            <w:vAlign w:val="bottom"/>
-          </w:tcPr>
-          <w:p>
-            <w:pPr>
-              <w:pStyle w:val="Sansinterligne"/>
-            </w:pPr>
-          </w:p>
-        </w:tc>
-        <w:tc>
-          <w:tcPr>
-            <w:tcW w:w="795" w:type="dxa"/>
-            <w:tcBorders>
-              <w:right w:val="single" w:sz="12" w:space="0" w:color="auto"/>
-            </w:tcBorders>
-            <w:shd w:val="clear" w:color="auto" w:fill="FFFF00"/>
-          </w:tcPr>
-          <w:p>
-            <w:pPr>
-              <w:pStyle w:val="Sansinterligne"/>
-            </w:pPr>
-            <w:r>
-              <w:t>&gt; PNEC</w:t>
-            </w:r>
-          </w:p>
-        </w:tc>
-      </w:tr>
-      <w:tr>
-        <w:tc>
-          <w:tcPr>
-            <w:tcW w:w="1000" w:type="dxa"/>
-            <w:vMerge/>
-            <w:tcBorders>
-              <w:left w:val="single" w:sz="12" w:space="0" w:color="auto"/>
-            </w:tcBorders>
-          </w:tcPr>
-          <w:p>
-            <w:pPr>
-              <w:pStyle w:val="Sansinterligne"/>
-            </w:pPr>
-          </w:p>
-        </w:tc>
-        <w:tc>
-          <w:tcPr>
-            <w:tcW w:w="1832" w:type="dxa"/>
-          </w:tcPr>
-          <w:p>
-            <w:pPr>
-              <w:pStyle w:val="Sansinterligne"/>
-            </w:pPr>
-            <w:r>
-              <w:t>Chlorprophame</w:t>
-            </w:r>
-          </w:p>
-        </w:tc>
-        <w:tc>
-          <w:tcPr>
-            <w:tcW w:w="708" w:type="dxa"/>
-          </w:tcPr>
-          <w:p>
-            <w:pPr>
-              <w:pStyle w:val="Sansinterligne"/>
-              <w:rPr>
-                <w:b/>
-                <w:bCs/>
-              </w:rPr>
-            </w:pPr>
-            <w:r>
-              <w:rPr>
-                <w:b/>
-                <w:bCs/>
-              </w:rPr>
-              <w:t>3.24</w:t>
-            </w:r>
-          </w:p>
-        </w:tc>
-        <w:tc>
-          <w:tcPr>
-            <w:tcW w:w="851" w:type="dxa"/>
-            <w:tcBorders>
-              <w:right w:val="single" w:sz="12" w:space="0" w:color="auto"/>
-            </w:tcBorders>
-            <w:vAlign w:val="center"/>
-          </w:tcPr>
-          <w:p>
-            <w:pPr>
-              <w:pStyle w:val="Sansinterligne"/>
-              <w:jc w:val="right"/>
-              <w:rPr>
-                <w:b/>
-                <w:bCs/>
-              </w:rPr>
-            </w:pPr>
-            <w:r>
-              <w:rPr>
-                <w:b/>
-                <w:bCs/>
-              </w:rPr>
-              <w:t>31</w:t>
-            </w:r>
-          </w:p>
-        </w:tc>
-        <w:tc>
-          <w:tcPr>
-            <w:tcW w:w="880" w:type="dxa"/>
-            <w:tcBorders>
-              <w:left w:val="single" w:sz="12" w:space="0" w:color="auto"/>
-            </w:tcBorders>
-            <w:shd w:val="clear" w:color="auto" w:fill="F2F2F2" w:themeFill="background1" w:themeFillShade="F2"/>
-            <w:vAlign w:val="bottom"/>
-          </w:tcPr>
-          <w:p>
-            <w:pPr>
-              <w:pStyle w:val="Sansinterligne"/>
-            </w:pPr>
-          </w:p>
-        </w:tc>
-        <w:tc>
-          <w:tcPr>
-            <w:tcW w:w="737" w:type="dxa"/>
-            <w:tcBorders>
-              <w:right w:val="single" w:sz="12" w:space="0" w:color="auto"/>
-            </w:tcBorders>
-            <w:shd w:val="clear" w:color="auto" w:fill="F2F2F2" w:themeFill="background1" w:themeFillShade="F2"/>
-            <w:vAlign w:val="bottom"/>
-          </w:tcPr>
-          <w:p>
-            <w:pPr>
-              <w:pStyle w:val="Sansinterligne"/>
-            </w:pPr>
-          </w:p>
-        </w:tc>
-        <w:tc>
-          <w:tcPr>
-            <w:tcW w:w="880" w:type="dxa"/>
-            <w:gridSpan w:val="2"/>
-            <w:tcBorders>
-              <w:left w:val="single" w:sz="12" w:space="0" w:color="auto"/>
-            </w:tcBorders>
-            <w:shd w:val="clear" w:color="auto" w:fill="F2F2F2" w:themeFill="background1" w:themeFillShade="F2"/>
-            <w:vAlign w:val="bottom"/>
-          </w:tcPr>
-          <w:p>
-            <w:pPr>
-              <w:pStyle w:val="Sansinterligne"/>
-            </w:pPr>
-          </w:p>
-        </w:tc>
-        <w:tc>
-          <w:tcPr>
-            <w:tcW w:w="737" w:type="dxa"/>
-            <w:tcBorders>
-              <w:right w:val="single" w:sz="12" w:space="0" w:color="auto"/>
-            </w:tcBorders>
-            <w:shd w:val="clear" w:color="auto" w:fill="F2F2F2" w:themeFill="background1" w:themeFillShade="F2"/>
-            <w:vAlign w:val="bottom"/>
-          </w:tcPr>
-          <w:p>
-            <w:pPr>
-              <w:pStyle w:val="Sansinterligne"/>
-            </w:pPr>
-          </w:p>
-        </w:tc>
-        <w:tc>
-          <w:tcPr>
-            <w:tcW w:w="880" w:type="dxa"/>
-            <w:gridSpan w:val="2"/>
-            <w:tcBorders>
-              <w:left w:val="single" w:sz="12" w:space="0" w:color="auto"/>
-            </w:tcBorders>
-            <w:shd w:val="clear" w:color="auto" w:fill="F2F2F2" w:themeFill="background1" w:themeFillShade="F2"/>
-            <w:vAlign w:val="bottom"/>
-          </w:tcPr>
-          <w:p>
-            <w:pPr>
-              <w:pStyle w:val="Sansinterligne"/>
-            </w:pPr>
-          </w:p>
-        </w:tc>
-        <w:tc>
-          <w:tcPr>
-            <w:tcW w:w="795" w:type="dxa"/>
-            <w:tcBorders>
-              <w:right w:val="single" w:sz="12" w:space="0" w:color="auto"/>
-            </w:tcBorders>
-            <w:shd w:val="clear" w:color="auto" w:fill="F2F2F2" w:themeFill="background1" w:themeFillShade="F2"/>
-            <w:vAlign w:val="bottom"/>
-          </w:tcPr>
-          <w:p>
-            <w:pPr>
-              <w:pStyle w:val="Sansinterligne"/>
-            </w:pPr>
-          </w:p>
-        </w:tc>
-      </w:tr>
-      <w:tr>
-        <w:tc>
-          <w:tcPr>
-            <w:tcW w:w="1000" w:type="dxa"/>
-            <w:vMerge/>
-            <w:tcBorders>
-              <w:left w:val="single" w:sz="12" w:space="0" w:color="auto"/>
-            </w:tcBorders>
-          </w:tcPr>
-          <w:p>
-            <w:pPr>
-              <w:pStyle w:val="Sansinterligne"/>
-            </w:pPr>
-          </w:p>
-        </w:tc>
-        <w:tc>
-          <w:tcPr>
-            <w:tcW w:w="1832" w:type="dxa"/>
-          </w:tcPr>
-          <w:p>
-            <w:pPr>
-              <w:pStyle w:val="Sansinterligne"/>
-            </w:pPr>
-            <w:r>
-              <w:t>Chlortoluron</w:t>
-            </w:r>
-          </w:p>
-        </w:tc>
-        <w:tc>
-          <w:tcPr>
-            <w:tcW w:w="708" w:type="dxa"/>
-          </w:tcPr>
-          <w:p>
-            <w:pPr>
-              <w:pStyle w:val="Sansinterligne"/>
-              <w:rPr>
-                <w:b/>
-                <w:bCs/>
-              </w:rPr>
-            </w:pPr>
-            <w:r>
-              <w:rPr>
-                <w:b/>
-                <w:bCs/>
-              </w:rPr>
-              <w:t>0.54</w:t>
-            </w:r>
-          </w:p>
-        </w:tc>
-        <w:tc>
-          <w:tcPr>
-            <w:tcW w:w="851" w:type="dxa"/>
-            <w:tcBorders>
-              <w:right w:val="single" w:sz="12" w:space="0" w:color="auto"/>
-            </w:tcBorders>
-            <w:vAlign w:val="center"/>
-          </w:tcPr>
-          <w:p>
-            <w:pPr>
-              <w:pStyle w:val="Sansinterligne"/>
-              <w:jc w:val="right"/>
-              <w:rPr>
-                <w:b/>
-                <w:bCs/>
-              </w:rPr>
-            </w:pPr>
-            <w:r>
-              <w:rPr>
-                <w:b/>
-                <w:bCs/>
-              </w:rPr>
-              <w:t>21</w:t>
-            </w:r>
-          </w:p>
-        </w:tc>
-        <w:tc>
-          <w:tcPr>
-            <w:tcW w:w="880" w:type="dxa"/>
-            <w:tcBorders>
-              <w:left w:val="single" w:sz="12" w:space="0" w:color="auto"/>
-            </w:tcBorders>
-            <w:shd w:val="clear" w:color="auto" w:fill="FC8604"/>
-            <w:vAlign w:val="bottom"/>
-          </w:tcPr>
-          <w:p>
-            <w:pPr>
-              <w:pStyle w:val="Sansinterligne"/>
-            </w:pPr>
-          </w:p>
-        </w:tc>
-        <w:tc>
-          <w:tcPr>
-            <w:tcW w:w="737" w:type="dxa"/>
-            <w:tcBorders>
-              <w:right w:val="single" w:sz="12" w:space="0" w:color="auto"/>
-            </w:tcBorders>
-            <w:shd w:val="clear" w:color="auto" w:fill="F2F2F2" w:themeFill="background1" w:themeFillShade="F2"/>
-            <w:vAlign w:val="bottom"/>
-          </w:tcPr>
-          <w:p>
-            <w:pPr>
-              <w:pStyle w:val="Sansinterligne"/>
-            </w:pPr>
-          </w:p>
-        </w:tc>
-        <w:tc>
-          <w:tcPr>
-            <w:tcW w:w="880" w:type="dxa"/>
-            <w:gridSpan w:val="2"/>
-            <w:tcBorders>
-              <w:left w:val="single" w:sz="12" w:space="0" w:color="auto"/>
-            </w:tcBorders>
-            <w:shd w:val="clear" w:color="auto" w:fill="F2F2F2" w:themeFill="background1" w:themeFillShade="F2"/>
-            <w:vAlign w:val="bottom"/>
-          </w:tcPr>
-          <w:p>
-            <w:pPr>
-              <w:pStyle w:val="Sansinterligne"/>
-            </w:pPr>
-          </w:p>
-        </w:tc>
-        <w:tc>
-          <w:tcPr>
-            <w:tcW w:w="737" w:type="dxa"/>
-            <w:tcBorders>
-              <w:right w:val="single" w:sz="12" w:space="0" w:color="auto"/>
-            </w:tcBorders>
-            <w:shd w:val="clear" w:color="auto" w:fill="F2F2F2" w:themeFill="background1" w:themeFillShade="F2"/>
-            <w:vAlign w:val="bottom"/>
-          </w:tcPr>
-          <w:p>
-            <w:pPr>
-              <w:pStyle w:val="Sansinterligne"/>
-            </w:pPr>
-          </w:p>
-        </w:tc>
-        <w:tc>
-          <w:tcPr>
-            <w:tcW w:w="880" w:type="dxa"/>
-            <w:gridSpan w:val="2"/>
-            <w:tcBorders>
-              <w:left w:val="single" w:sz="12" w:space="0" w:color="auto"/>
-            </w:tcBorders>
-            <w:shd w:val="clear" w:color="auto" w:fill="F2F2F2" w:themeFill="background1" w:themeFillShade="F2"/>
-            <w:vAlign w:val="bottom"/>
-          </w:tcPr>
-          <w:p>
-            <w:pPr>
-              <w:pStyle w:val="Sansinterligne"/>
-            </w:pPr>
-          </w:p>
-        </w:tc>
-        <w:tc>
-          <w:tcPr>
-            <w:tcW w:w="795" w:type="dxa"/>
-            <w:tcBorders>
-              <w:right w:val="single" w:sz="12" w:space="0" w:color="auto"/>
-            </w:tcBorders>
-            <w:shd w:val="clear" w:color="auto" w:fill="F2F2F2" w:themeFill="background1" w:themeFillShade="F2"/>
-            <w:vAlign w:val="bottom"/>
-          </w:tcPr>
-          <w:p>
-            <w:pPr>
-              <w:pStyle w:val="Sansinterligne"/>
-            </w:pPr>
-          </w:p>
-        </w:tc>
-      </w:tr>
-      <w:tr>
-        <w:tc>
-          <w:tcPr>
-            <w:tcW w:w="1000" w:type="dxa"/>
-            <w:vMerge/>
-            <w:tcBorders>
-              <w:left w:val="single" w:sz="12" w:space="0" w:color="auto"/>
-            </w:tcBorders>
-          </w:tcPr>
-          <w:p>
-            <w:pPr>
-              <w:pStyle w:val="Sansinterligne"/>
-            </w:pPr>
-          </w:p>
-        </w:tc>
-        <w:tc>
-          <w:tcPr>
-            <w:tcW w:w="1832" w:type="dxa"/>
-          </w:tcPr>
-          <w:p>
-            <w:pPr>
-              <w:pStyle w:val="Sansinterligne"/>
-            </w:pPr>
-            <w:r>
-              <w:t>DCPMU</w:t>
-            </w:r>
-          </w:p>
-        </w:tc>
-        <w:tc>
-          <w:tcPr>
-            <w:tcW w:w="708" w:type="dxa"/>
-          </w:tcPr>
-          <w:p>
-            <w:pPr>
-              <w:pStyle w:val="Sansinterligne"/>
-              <w:rPr>
-                <w:b/>
-                <w:bCs/>
-              </w:rPr>
-            </w:pPr>
-            <w:r>
-              <w:rPr>
-                <w:b/>
-                <w:bCs/>
-              </w:rPr>
-              <w:t>0.88</w:t>
-            </w:r>
-          </w:p>
-        </w:tc>
-        <w:tc>
-          <w:tcPr>
-            <w:tcW w:w="851" w:type="dxa"/>
-            <w:tcBorders>
-              <w:right w:val="single" w:sz="12" w:space="0" w:color="auto"/>
-            </w:tcBorders>
-            <w:vAlign w:val="center"/>
-          </w:tcPr>
-          <w:p>
-            <w:pPr>
-              <w:pStyle w:val="Sansinterligne"/>
-              <w:jc w:val="right"/>
-              <w:rPr>
-                <w:b/>
-                <w:bCs/>
-                <w:color w:val="FF0000"/>
-              </w:rPr>
-            </w:pPr>
-            <w:r>
-              <w:rPr>
-                <w:b/>
-                <w:bCs/>
-                <w:color w:val="FF0000"/>
-              </w:rPr>
-              <w:t>13</w:t>
-            </w:r>
-          </w:p>
-        </w:tc>
-        <w:tc>
-          <w:tcPr>
-            <w:tcW w:w="880" w:type="dxa"/>
-            <w:tcBorders>
-              <w:left w:val="single" w:sz="12" w:space="0" w:color="auto"/>
-            </w:tcBorders>
-            <w:shd w:val="clear" w:color="auto" w:fill="F2F2F2" w:themeFill="background1" w:themeFillShade="F2"/>
-            <w:vAlign w:val="bottom"/>
-          </w:tcPr>
-          <w:p>
-            <w:pPr>
-              <w:pStyle w:val="Sansinterligne"/>
-            </w:pPr>
-          </w:p>
-        </w:tc>
-        <w:tc>
-          <w:tcPr>
-            <w:tcW w:w="737" w:type="dxa"/>
-            <w:tcBorders>
-              <w:right w:val="single" w:sz="12" w:space="0" w:color="auto"/>
-            </w:tcBorders>
-            <w:shd w:val="clear" w:color="auto" w:fill="F2F2F2" w:themeFill="background1" w:themeFillShade="F2"/>
-            <w:vAlign w:val="bottom"/>
-          </w:tcPr>
-          <w:p>
-            <w:pPr>
-              <w:pStyle w:val="Sansinterligne"/>
-            </w:pPr>
-          </w:p>
-        </w:tc>
-        <w:tc>
-          <w:tcPr>
-            <w:tcW w:w="880" w:type="dxa"/>
-            <w:gridSpan w:val="2"/>
-            <w:tcBorders>
-              <w:left w:val="single" w:sz="12" w:space="0" w:color="auto"/>
-            </w:tcBorders>
-            <w:shd w:val="clear" w:color="auto" w:fill="FC8604"/>
-            <w:vAlign w:val="bottom"/>
-          </w:tcPr>
-          <w:p>
-            <w:pPr>
-              <w:pStyle w:val="Sansinterligne"/>
-            </w:pPr>
-          </w:p>
-        </w:tc>
-        <w:tc>
-          <w:tcPr>
-            <w:tcW w:w="737" w:type="dxa"/>
-            <w:tcBorders>
-              <w:right w:val="single" w:sz="12" w:space="0" w:color="auto"/>
-            </w:tcBorders>
-            <w:shd w:val="clear" w:color="auto" w:fill="F2F2F2" w:themeFill="background1" w:themeFillShade="F2"/>
-            <w:vAlign w:val="bottom"/>
-          </w:tcPr>
-          <w:p>
-            <w:pPr>
-              <w:pStyle w:val="Sansinterligne"/>
-            </w:pPr>
-          </w:p>
-        </w:tc>
-        <w:tc>
-          <w:tcPr>
-            <w:tcW w:w="880" w:type="dxa"/>
-            <w:gridSpan w:val="2"/>
-            <w:tcBorders>
-              <w:left w:val="single" w:sz="12" w:space="0" w:color="auto"/>
-            </w:tcBorders>
-            <w:shd w:val="clear" w:color="auto" w:fill="F2F2F2" w:themeFill="background1" w:themeFillShade="F2"/>
-            <w:vAlign w:val="bottom"/>
-          </w:tcPr>
-          <w:p>
-            <w:pPr>
-              <w:pStyle w:val="Sansinterligne"/>
-            </w:pPr>
-          </w:p>
-        </w:tc>
-        <w:tc>
-          <w:tcPr>
-            <w:tcW w:w="795" w:type="dxa"/>
-            <w:tcBorders>
-              <w:right w:val="single" w:sz="12" w:space="0" w:color="auto"/>
-            </w:tcBorders>
-            <w:shd w:val="clear" w:color="auto" w:fill="F2F2F2" w:themeFill="background1" w:themeFillShade="F2"/>
-            <w:vAlign w:val="bottom"/>
-          </w:tcPr>
-          <w:p>
-            <w:pPr>
-              <w:pStyle w:val="Sansinterligne"/>
-            </w:pPr>
-          </w:p>
-        </w:tc>
-      </w:tr>
-      <w:tr>
-        <w:tc>
-          <w:tcPr>
-            <w:tcW w:w="1000" w:type="dxa"/>
-            <w:vMerge/>
-            <w:tcBorders>
-              <w:left w:val="single" w:sz="12" w:space="0" w:color="auto"/>
-            </w:tcBorders>
-          </w:tcPr>
-          <w:p>
-            <w:pPr>
-              <w:pStyle w:val="Sansinterligne"/>
-            </w:pPr>
-          </w:p>
-        </w:tc>
-        <w:tc>
-          <w:tcPr>
-            <w:tcW w:w="1832" w:type="dxa"/>
-          </w:tcPr>
-          <w:p>
-            <w:pPr>
-              <w:pStyle w:val="Sansinterligne"/>
-            </w:pPr>
-            <w:r>
-              <w:t>DCPU</w:t>
-            </w:r>
-          </w:p>
-        </w:tc>
-        <w:tc>
-          <w:tcPr>
-            <w:tcW w:w="708" w:type="dxa"/>
-          </w:tcPr>
-          <w:p>
-            <w:pPr>
-              <w:pStyle w:val="Sansinterligne"/>
-              <w:rPr>
-                <w:b/>
-                <w:bCs/>
-              </w:rPr>
-            </w:pPr>
-            <w:r>
-              <w:rPr>
-                <w:b/>
-                <w:bCs/>
-              </w:rPr>
-              <w:t>2.30</w:t>
-            </w:r>
-          </w:p>
-        </w:tc>
-        <w:tc>
-          <w:tcPr>
-            <w:tcW w:w="851" w:type="dxa"/>
-            <w:tcBorders>
-              <w:right w:val="single" w:sz="12" w:space="0" w:color="auto"/>
-            </w:tcBorders>
-            <w:vAlign w:val="center"/>
-          </w:tcPr>
-          <w:p>
-            <w:pPr>
-              <w:pStyle w:val="Sansinterligne"/>
-              <w:jc w:val="right"/>
-              <w:rPr>
-                <w:b/>
-                <w:bCs/>
-              </w:rPr>
-            </w:pPr>
-            <w:r>
-              <w:rPr>
-                <w:b/>
-                <w:bCs/>
-              </w:rPr>
-              <w:t>20</w:t>
-            </w:r>
-          </w:p>
-        </w:tc>
-        <w:tc>
-          <w:tcPr>
-            <w:tcW w:w="880" w:type="dxa"/>
-            <w:tcBorders>
-              <w:left w:val="single" w:sz="12" w:space="0" w:color="auto"/>
-            </w:tcBorders>
-            <w:shd w:val="clear" w:color="auto" w:fill="F2F2F2" w:themeFill="background1" w:themeFillShade="F2"/>
-            <w:vAlign w:val="bottom"/>
-          </w:tcPr>
-          <w:p>
-            <w:pPr>
-              <w:pStyle w:val="Sansinterligne"/>
-            </w:pPr>
-          </w:p>
-        </w:tc>
-        <w:tc>
-          <w:tcPr>
-            <w:tcW w:w="737" w:type="dxa"/>
-            <w:tcBorders>
-              <w:right w:val="single" w:sz="12" w:space="0" w:color="auto"/>
-            </w:tcBorders>
-            <w:shd w:val="clear" w:color="auto" w:fill="F2F2F2" w:themeFill="background1" w:themeFillShade="F2"/>
-            <w:vAlign w:val="bottom"/>
-          </w:tcPr>
-          <w:p>
-            <w:pPr>
-              <w:pStyle w:val="Sansinterligne"/>
-            </w:pPr>
-          </w:p>
-        </w:tc>
-        <w:tc>
-          <w:tcPr>
-            <w:tcW w:w="880" w:type="dxa"/>
-            <w:gridSpan w:val="2"/>
-            <w:tcBorders>
-              <w:left w:val="single" w:sz="12" w:space="0" w:color="auto"/>
-            </w:tcBorders>
-            <w:shd w:val="clear" w:color="auto" w:fill="FC8604"/>
-            <w:vAlign w:val="bottom"/>
-          </w:tcPr>
-          <w:p>
-            <w:pPr>
-              <w:pStyle w:val="Sansinterligne"/>
-            </w:pPr>
-          </w:p>
-        </w:tc>
-        <w:tc>
-          <w:tcPr>
-            <w:tcW w:w="737" w:type="dxa"/>
-            <w:tcBorders>
-              <w:right w:val="single" w:sz="12" w:space="0" w:color="auto"/>
-            </w:tcBorders>
-            <w:shd w:val="clear" w:color="auto" w:fill="F2F2F2" w:themeFill="background1" w:themeFillShade="F2"/>
-            <w:vAlign w:val="bottom"/>
-          </w:tcPr>
-          <w:p>
-            <w:pPr>
-              <w:pStyle w:val="Sansinterligne"/>
-            </w:pPr>
-          </w:p>
-        </w:tc>
-        <w:tc>
-          <w:tcPr>
-            <w:tcW w:w="880" w:type="dxa"/>
-            <w:gridSpan w:val="2"/>
-            <w:tcBorders>
-              <w:left w:val="single" w:sz="12" w:space="0" w:color="auto"/>
-            </w:tcBorders>
-            <w:shd w:val="clear" w:color="auto" w:fill="F2F2F2" w:themeFill="background1" w:themeFillShade="F2"/>
-            <w:vAlign w:val="bottom"/>
-          </w:tcPr>
-          <w:p>
-            <w:pPr>
-              <w:pStyle w:val="Sansinterligne"/>
-            </w:pPr>
-          </w:p>
-        </w:tc>
-        <w:tc>
-          <w:tcPr>
-            <w:tcW w:w="795" w:type="dxa"/>
-            <w:tcBorders>
-              <w:right w:val="single" w:sz="12" w:space="0" w:color="auto"/>
-            </w:tcBorders>
-            <w:shd w:val="clear" w:color="auto" w:fill="F2F2F2" w:themeFill="background1" w:themeFillShade="F2"/>
-            <w:vAlign w:val="bottom"/>
-          </w:tcPr>
-          <w:p>
-            <w:pPr>
-              <w:pStyle w:val="Sansinterligne"/>
-            </w:pPr>
-          </w:p>
-        </w:tc>
-      </w:tr>
-      <w:tr>
-        <w:tc>
-          <w:tcPr>
-            <w:tcW w:w="1000" w:type="dxa"/>
-            <w:vMerge/>
-            <w:tcBorders>
-              <w:left w:val="single" w:sz="12" w:space="0" w:color="auto"/>
-            </w:tcBorders>
-          </w:tcPr>
-          <w:p>
-            <w:pPr>
-              <w:pStyle w:val="Sansinterligne"/>
-            </w:pPr>
-          </w:p>
-        </w:tc>
-        <w:tc>
-          <w:tcPr>
-            <w:tcW w:w="1832" w:type="dxa"/>
-          </w:tcPr>
-          <w:p>
-            <w:pPr>
-              <w:pStyle w:val="Sansinterligne"/>
-            </w:pPr>
-            <w:r>
-              <w:t>DEA</w:t>
-            </w:r>
-            <w:r>
-              <w:t xml:space="preserve"> </w:t>
-            </w:r>
-            <w:r>
-              <w:t>(</w:t>
-            </w:r>
-            <w:r>
-              <w:t xml:space="preserve">Atrazine </w:t>
-            </w:r>
-            <w:proofErr w:type="spellStart"/>
-            <w:r>
-              <w:t>d</w:t>
-            </w:r>
-            <w:r>
-              <w:t>e</w:t>
-            </w:r>
-            <w:r>
-              <w:t>s</w:t>
-            </w:r>
-            <w:r>
-              <w:t>e</w:t>
-            </w:r>
-            <w:r>
-              <w:t>thyl</w:t>
-            </w:r>
-            <w:proofErr w:type="spellEnd"/>
-            <w:r>
-              <w:t>)</w:t>
-            </w:r>
-          </w:p>
-        </w:tc>
-        <w:tc>
-          <w:tcPr>
-            <w:tcW w:w="708" w:type="dxa"/>
-          </w:tcPr>
-          <w:p>
-            <w:pPr>
-              <w:pStyle w:val="Sansinterligne"/>
-              <w:rPr>
-                <w:b/>
-                <w:bCs/>
-              </w:rPr>
-            </w:pPr>
-            <w:r>
-              <w:rPr>
-                <w:b/>
-                <w:bCs/>
-              </w:rPr>
-              <w:t>0.07</w:t>
-            </w:r>
-          </w:p>
-        </w:tc>
-        <w:tc>
-          <w:tcPr>
-            <w:tcW w:w="851" w:type="dxa"/>
-            <w:tcBorders>
-              <w:right w:val="single" w:sz="12" w:space="0" w:color="auto"/>
-            </w:tcBorders>
-            <w:vAlign w:val="center"/>
-          </w:tcPr>
-          <w:p>
-            <w:pPr>
-              <w:pStyle w:val="Sansinterligne"/>
-              <w:jc w:val="right"/>
-              <w:rPr>
-                <w:b/>
-                <w:bCs/>
-              </w:rPr>
-            </w:pPr>
-            <w:r>
-              <w:rPr>
-                <w:b/>
-                <w:bCs/>
-              </w:rPr>
-              <w:t>25</w:t>
-            </w:r>
-          </w:p>
-        </w:tc>
-        <w:tc>
-          <w:tcPr>
-            <w:tcW w:w="880" w:type="dxa"/>
-            <w:tcBorders>
-              <w:left w:val="single" w:sz="12" w:space="0" w:color="auto"/>
-            </w:tcBorders>
-            <w:shd w:val="clear" w:color="auto" w:fill="F2F2F2" w:themeFill="background1" w:themeFillShade="F2"/>
-            <w:vAlign w:val="bottom"/>
-          </w:tcPr>
-          <w:p>
-            <w:pPr>
-              <w:pStyle w:val="Sansinterligne"/>
-            </w:pPr>
-          </w:p>
-        </w:tc>
-        <w:tc>
-          <w:tcPr>
-            <w:tcW w:w="737" w:type="dxa"/>
-            <w:tcBorders>
-              <w:right w:val="single" w:sz="12" w:space="0" w:color="auto"/>
-            </w:tcBorders>
-            <w:shd w:val="clear" w:color="auto" w:fill="F2F2F2" w:themeFill="background1" w:themeFillShade="F2"/>
-            <w:vAlign w:val="bottom"/>
-          </w:tcPr>
-          <w:p>
-            <w:pPr>
-              <w:pStyle w:val="Sansinterligne"/>
-            </w:pPr>
-          </w:p>
-        </w:tc>
-        <w:tc>
-          <w:tcPr>
-            <w:tcW w:w="880" w:type="dxa"/>
-            <w:gridSpan w:val="2"/>
-            <w:tcBorders>
-              <w:left w:val="single" w:sz="12" w:space="0" w:color="auto"/>
-            </w:tcBorders>
-            <w:shd w:val="clear" w:color="auto" w:fill="F2F2F2" w:themeFill="background1" w:themeFillShade="F2"/>
-            <w:vAlign w:val="bottom"/>
-          </w:tcPr>
-          <w:p>
-            <w:pPr>
-              <w:pStyle w:val="Sansinterligne"/>
-            </w:pPr>
-          </w:p>
-        </w:tc>
-        <w:tc>
-          <w:tcPr>
-            <w:tcW w:w="737" w:type="dxa"/>
-            <w:tcBorders>
-              <w:right w:val="single" w:sz="12" w:space="0" w:color="auto"/>
-            </w:tcBorders>
-            <w:shd w:val="clear" w:color="auto" w:fill="F2F2F2" w:themeFill="background1" w:themeFillShade="F2"/>
-            <w:vAlign w:val="bottom"/>
-          </w:tcPr>
-          <w:p>
-            <w:pPr>
-              <w:pStyle w:val="Sansinterligne"/>
-            </w:pPr>
-          </w:p>
-        </w:tc>
-        <w:tc>
-          <w:tcPr>
-            <w:tcW w:w="880" w:type="dxa"/>
-            <w:gridSpan w:val="2"/>
-            <w:tcBorders>
-              <w:left w:val="single" w:sz="12" w:space="0" w:color="auto"/>
-            </w:tcBorders>
-            <w:shd w:val="clear" w:color="auto" w:fill="FF0000"/>
-            <w:vAlign w:val="bottom"/>
-          </w:tcPr>
-          <w:p>
-            <w:pPr>
-              <w:pStyle w:val="Sansinterligne"/>
-            </w:pPr>
-          </w:p>
-        </w:tc>
-        <w:tc>
-          <w:tcPr>
-            <w:tcW w:w="795" w:type="dxa"/>
-            <w:tcBorders>
-              <w:right w:val="single" w:sz="12" w:space="0" w:color="auto"/>
-            </w:tcBorders>
-            <w:shd w:val="clear" w:color="auto" w:fill="F2F2F2" w:themeFill="background1" w:themeFillShade="F2"/>
-            <w:vAlign w:val="bottom"/>
-          </w:tcPr>
-          <w:p>
-            <w:pPr>
-              <w:pStyle w:val="Sansinterligne"/>
-            </w:pPr>
-          </w:p>
-        </w:tc>
-      </w:tr>
-      <w:tr>
-        <w:tc>
-          <w:tcPr>
-            <w:tcW w:w="1000" w:type="dxa"/>
-            <w:vMerge/>
-            <w:tcBorders>
-              <w:left w:val="single" w:sz="12" w:space="0" w:color="auto"/>
-            </w:tcBorders>
-          </w:tcPr>
-          <w:p>
-            <w:pPr>
-              <w:pStyle w:val="Sansinterligne"/>
-            </w:pPr>
-          </w:p>
-        </w:tc>
-        <w:tc>
-          <w:tcPr>
-            <w:tcW w:w="1832" w:type="dxa"/>
-          </w:tcPr>
-          <w:p>
-            <w:pPr>
-              <w:pStyle w:val="Sansinterligne"/>
-            </w:pPr>
-            <w:r>
-              <w:t>Diflufenican</w:t>
-            </w:r>
-          </w:p>
-        </w:tc>
-        <w:tc>
-          <w:tcPr>
-            <w:tcW w:w="708" w:type="dxa"/>
-          </w:tcPr>
-          <w:p>
-            <w:pPr>
-              <w:pStyle w:val="Sansinterligne"/>
-              <w:rPr>
-                <w:b/>
-                <w:bCs/>
-              </w:rPr>
-            </w:pPr>
-            <w:r>
-              <w:rPr>
-                <w:b/>
-                <w:bCs/>
-              </w:rPr>
-              <w:t>0.01</w:t>
-            </w:r>
-          </w:p>
-        </w:tc>
-        <w:tc>
-          <w:tcPr>
-            <w:tcW w:w="851" w:type="dxa"/>
-            <w:tcBorders>
-              <w:right w:val="single" w:sz="12" w:space="0" w:color="auto"/>
-            </w:tcBorders>
-            <w:vAlign w:val="center"/>
-          </w:tcPr>
-          <w:p>
-            <w:pPr>
-              <w:pStyle w:val="Sansinterligne"/>
-              <w:jc w:val="right"/>
-              <w:rPr>
-                <w:b/>
-                <w:bCs/>
-                <w:color w:val="FF0000"/>
-              </w:rPr>
-            </w:pPr>
-            <w:r>
-              <w:rPr>
-                <w:b/>
-                <w:bCs/>
-                <w:color w:val="FF0000"/>
-              </w:rPr>
-              <w:t>1</w:t>
-            </w:r>
-          </w:p>
-        </w:tc>
-        <w:tc>
-          <w:tcPr>
-            <w:tcW w:w="880" w:type="dxa"/>
-            <w:tcBorders>
-              <w:left w:val="single" w:sz="12" w:space="0" w:color="auto"/>
-            </w:tcBorders>
-            <w:shd w:val="clear" w:color="auto" w:fill="F2F2F2" w:themeFill="background1" w:themeFillShade="F2"/>
-            <w:vAlign w:val="bottom"/>
-          </w:tcPr>
-          <w:p>
-            <w:pPr>
-              <w:pStyle w:val="Sansinterligne"/>
-            </w:pPr>
-          </w:p>
-        </w:tc>
-        <w:tc>
-          <w:tcPr>
-            <w:tcW w:w="737" w:type="dxa"/>
-            <w:tcBorders>
-              <w:right w:val="single" w:sz="12" w:space="0" w:color="auto"/>
-            </w:tcBorders>
-            <w:shd w:val="clear" w:color="auto" w:fill="000000" w:themeFill="text1"/>
-          </w:tcPr>
-          <w:p>
-            <w:pPr>
-              <w:pStyle w:val="Sansinterligne"/>
-            </w:pPr>
-            <w:r>
-              <w:t>&gt; PNEC</w:t>
-            </w:r>
-          </w:p>
-        </w:tc>
-        <w:tc>
-          <w:tcPr>
-            <w:tcW w:w="880" w:type="dxa"/>
-            <w:gridSpan w:val="2"/>
-            <w:tcBorders>
-              <w:left w:val="single" w:sz="12" w:space="0" w:color="auto"/>
-            </w:tcBorders>
-            <w:shd w:val="clear" w:color="auto" w:fill="FFFF00"/>
-            <w:vAlign w:val="bottom"/>
-          </w:tcPr>
-          <w:p>
-            <w:pPr>
-              <w:pStyle w:val="Sansinterligne"/>
-            </w:pPr>
-          </w:p>
-        </w:tc>
-        <w:tc>
-          <w:tcPr>
-            <w:tcW w:w="737" w:type="dxa"/>
-            <w:tcBorders>
-              <w:right w:val="single" w:sz="12" w:space="0" w:color="auto"/>
-            </w:tcBorders>
-            <w:shd w:val="clear" w:color="auto" w:fill="000000" w:themeFill="text1"/>
-          </w:tcPr>
-          <w:p>
-            <w:pPr>
-              <w:pStyle w:val="Sansinterligne"/>
-            </w:pPr>
-            <w:r>
-              <w:t>&gt; PNEC</w:t>
-            </w:r>
-          </w:p>
-        </w:tc>
-        <w:tc>
-          <w:tcPr>
-            <w:tcW w:w="880" w:type="dxa"/>
-            <w:gridSpan w:val="2"/>
-            <w:tcBorders>
-              <w:left w:val="single" w:sz="12" w:space="0" w:color="auto"/>
-            </w:tcBorders>
-            <w:shd w:val="clear" w:color="auto" w:fill="FFFF00"/>
-            <w:vAlign w:val="bottom"/>
-          </w:tcPr>
-          <w:p>
-            <w:pPr>
-              <w:pStyle w:val="Sansinterligne"/>
-            </w:pPr>
-          </w:p>
-        </w:tc>
-        <w:tc>
-          <w:tcPr>
-            <w:tcW w:w="795" w:type="dxa"/>
-            <w:tcBorders>
-              <w:right w:val="single" w:sz="12" w:space="0" w:color="auto"/>
-            </w:tcBorders>
-            <w:shd w:val="clear" w:color="auto" w:fill="000000" w:themeFill="text1"/>
-          </w:tcPr>
-          <w:p>
-            <w:pPr>
-              <w:pStyle w:val="Sansinterligne"/>
-            </w:pPr>
-            <w:r>
-              <w:t>&gt; PNEC</w:t>
-            </w:r>
-          </w:p>
-        </w:tc>
-      </w:tr>
-      <w:tr>
-        <w:tc>
-          <w:tcPr>
-            <w:tcW w:w="1000" w:type="dxa"/>
-            <w:vMerge/>
-            <w:tcBorders>
-              <w:left w:val="single" w:sz="12" w:space="0" w:color="auto"/>
-            </w:tcBorders>
-          </w:tcPr>
-          <w:p>
-            <w:pPr>
-              <w:pStyle w:val="Sansinterligne"/>
-            </w:pPr>
-          </w:p>
-        </w:tc>
-        <w:tc>
-          <w:tcPr>
-            <w:tcW w:w="1832" w:type="dxa"/>
-          </w:tcPr>
-          <w:p>
-            <w:pPr>
-              <w:pStyle w:val="Sansinterligne"/>
-            </w:pPr>
-            <w:r>
-              <w:t>Dimethenamide</w:t>
-            </w:r>
-          </w:p>
-        </w:tc>
-        <w:tc>
-          <w:tcPr>
-            <w:tcW w:w="708" w:type="dxa"/>
-          </w:tcPr>
-          <w:p>
-            <w:pPr>
-              <w:pStyle w:val="Sansinterligne"/>
-              <w:rPr>
-                <w:b/>
-                <w:bCs/>
-              </w:rPr>
-            </w:pPr>
-            <w:r>
-              <w:rPr>
-                <w:b/>
-                <w:bCs/>
-              </w:rPr>
-              <w:t>0.20</w:t>
-            </w:r>
-          </w:p>
-        </w:tc>
-        <w:tc>
-          <w:tcPr>
-            <w:tcW w:w="851" w:type="dxa"/>
-            <w:tcBorders>
-              <w:right w:val="single" w:sz="12" w:space="0" w:color="auto"/>
-            </w:tcBorders>
-            <w:vAlign w:val="center"/>
-          </w:tcPr>
-          <w:p>
-            <w:pPr>
-              <w:pStyle w:val="Sansinterligne"/>
-              <w:jc w:val="right"/>
-              <w:rPr>
-                <w:b/>
-                <w:bCs/>
-              </w:rPr>
-            </w:pPr>
-            <w:r>
-              <w:rPr>
-                <w:b/>
-                <w:bCs/>
-              </w:rPr>
-              <w:t>29</w:t>
-            </w:r>
-          </w:p>
-        </w:tc>
-        <w:tc>
-          <w:tcPr>
-            <w:tcW w:w="880" w:type="dxa"/>
-            <w:tcBorders>
-              <w:left w:val="single" w:sz="12" w:space="0" w:color="auto"/>
-            </w:tcBorders>
-            <w:shd w:val="clear" w:color="auto" w:fill="F2F2F2" w:themeFill="background1" w:themeFillShade="F2"/>
-            <w:vAlign w:val="bottom"/>
-          </w:tcPr>
-          <w:p>
-            <w:pPr>
-              <w:pStyle w:val="Sansinterligne"/>
-            </w:pPr>
-          </w:p>
-        </w:tc>
-        <w:tc>
-          <w:tcPr>
-            <w:tcW w:w="737" w:type="dxa"/>
-            <w:tcBorders>
-              <w:right w:val="single" w:sz="12" w:space="0" w:color="auto"/>
-            </w:tcBorders>
-            <w:shd w:val="clear" w:color="auto" w:fill="F2F2F2" w:themeFill="background1" w:themeFillShade="F2"/>
-            <w:vAlign w:val="bottom"/>
-          </w:tcPr>
-          <w:p>
-            <w:pPr>
-              <w:pStyle w:val="Sansinterligne"/>
-            </w:pPr>
-          </w:p>
-        </w:tc>
-        <w:tc>
-          <w:tcPr>
-            <w:tcW w:w="880" w:type="dxa"/>
-            <w:gridSpan w:val="2"/>
-            <w:tcBorders>
-              <w:left w:val="single" w:sz="12" w:space="0" w:color="auto"/>
-            </w:tcBorders>
-            <w:shd w:val="clear" w:color="auto" w:fill="F2F2F2" w:themeFill="background1" w:themeFillShade="F2"/>
-            <w:vAlign w:val="bottom"/>
-          </w:tcPr>
-          <w:p>
-            <w:pPr>
-              <w:pStyle w:val="Sansinterligne"/>
-            </w:pPr>
-          </w:p>
-        </w:tc>
-        <w:tc>
-          <w:tcPr>
-            <w:tcW w:w="737" w:type="dxa"/>
-            <w:tcBorders>
-              <w:right w:val="single" w:sz="12" w:space="0" w:color="auto"/>
-            </w:tcBorders>
-            <w:shd w:val="clear" w:color="auto" w:fill="F2F2F2" w:themeFill="background1" w:themeFillShade="F2"/>
-            <w:vAlign w:val="bottom"/>
-          </w:tcPr>
-          <w:p>
-            <w:pPr>
-              <w:pStyle w:val="Sansinterligne"/>
-            </w:pPr>
-          </w:p>
-        </w:tc>
-        <w:tc>
-          <w:tcPr>
-            <w:tcW w:w="880" w:type="dxa"/>
-            <w:gridSpan w:val="2"/>
-            <w:tcBorders>
-              <w:left w:val="single" w:sz="12" w:space="0" w:color="auto"/>
-            </w:tcBorders>
-            <w:shd w:val="clear" w:color="auto" w:fill="FF0000"/>
-            <w:vAlign w:val="bottom"/>
-          </w:tcPr>
-          <w:p>
-            <w:pPr>
-              <w:pStyle w:val="Sansinterligne"/>
-            </w:pPr>
-          </w:p>
-        </w:tc>
-        <w:tc>
-          <w:tcPr>
-            <w:tcW w:w="795" w:type="dxa"/>
-            <w:tcBorders>
-              <w:right w:val="single" w:sz="12" w:space="0" w:color="auto"/>
-            </w:tcBorders>
-            <w:shd w:val="clear" w:color="auto" w:fill="F2F2F2" w:themeFill="background1" w:themeFillShade="F2"/>
-            <w:vAlign w:val="bottom"/>
-          </w:tcPr>
-          <w:p>
-            <w:pPr>
-              <w:pStyle w:val="Sansinterligne"/>
-            </w:pPr>
-          </w:p>
-        </w:tc>
-      </w:tr>
-      <w:tr>
-        <w:tc>
-          <w:tcPr>
-            <w:tcW w:w="1000" w:type="dxa"/>
-            <w:vMerge/>
-            <w:tcBorders>
-              <w:left w:val="single" w:sz="12" w:space="0" w:color="auto"/>
-            </w:tcBorders>
-          </w:tcPr>
-          <w:p>
-            <w:pPr>
-              <w:pStyle w:val="Sansinterligne"/>
-            </w:pPr>
-          </w:p>
-        </w:tc>
-        <w:tc>
-          <w:tcPr>
-            <w:tcW w:w="1832" w:type="dxa"/>
-          </w:tcPr>
-          <w:p>
-            <w:pPr>
-              <w:pStyle w:val="Sansinterligne"/>
-            </w:pPr>
-            <w:r>
-              <w:t>Diuron</w:t>
-            </w:r>
-          </w:p>
-        </w:tc>
-        <w:tc>
-          <w:tcPr>
-            <w:tcW w:w="708" w:type="dxa"/>
-          </w:tcPr>
-          <w:p>
-            <w:pPr>
-              <w:pStyle w:val="Sansinterligne"/>
-              <w:rPr>
-                <w:b/>
-                <w:bCs/>
-              </w:rPr>
-            </w:pPr>
-            <w:r>
-              <w:rPr>
-                <w:b/>
-                <w:bCs/>
-              </w:rPr>
-              <w:t>0.71</w:t>
-            </w:r>
-          </w:p>
-        </w:tc>
-        <w:tc>
-          <w:tcPr>
-            <w:tcW w:w="851" w:type="dxa"/>
-            <w:tcBorders>
-              <w:right w:val="single" w:sz="12" w:space="0" w:color="auto"/>
-            </w:tcBorders>
-            <w:vAlign w:val="center"/>
-          </w:tcPr>
-          <w:p>
-            <w:pPr>
-              <w:pStyle w:val="Sansinterligne"/>
-              <w:jc w:val="right"/>
-              <w:rPr>
-                <w:b/>
-                <w:bCs/>
-              </w:rPr>
-            </w:pPr>
-            <w:r>
-              <w:rPr>
-                <w:b/>
-                <w:bCs/>
-              </w:rPr>
-              <w:t>26</w:t>
-            </w:r>
-          </w:p>
-        </w:tc>
-        <w:tc>
-          <w:tcPr>
-            <w:tcW w:w="880" w:type="dxa"/>
-            <w:tcBorders>
-              <w:left w:val="single" w:sz="12" w:space="0" w:color="auto"/>
-            </w:tcBorders>
-            <w:shd w:val="clear" w:color="auto" w:fill="F2F2F2" w:themeFill="background1" w:themeFillShade="F2"/>
-            <w:vAlign w:val="bottom"/>
-          </w:tcPr>
-          <w:p>
-            <w:pPr>
-              <w:pStyle w:val="Sansinterligne"/>
-            </w:pPr>
-          </w:p>
-        </w:tc>
-        <w:tc>
-          <w:tcPr>
-            <w:tcW w:w="737" w:type="dxa"/>
-            <w:tcBorders>
-              <w:right w:val="single" w:sz="12" w:space="0" w:color="auto"/>
-            </w:tcBorders>
-            <w:shd w:val="clear" w:color="auto" w:fill="F2F2F2" w:themeFill="background1" w:themeFillShade="F2"/>
-            <w:vAlign w:val="bottom"/>
-          </w:tcPr>
-          <w:p>
-            <w:pPr>
-              <w:pStyle w:val="Sansinterligne"/>
-            </w:pPr>
-          </w:p>
-        </w:tc>
-        <w:tc>
-          <w:tcPr>
-            <w:tcW w:w="880" w:type="dxa"/>
-            <w:gridSpan w:val="2"/>
-            <w:tcBorders>
-              <w:left w:val="single" w:sz="12" w:space="0" w:color="auto"/>
-            </w:tcBorders>
-            <w:shd w:val="clear" w:color="auto" w:fill="FC8604"/>
-            <w:vAlign w:val="bottom"/>
-          </w:tcPr>
-          <w:p>
-            <w:pPr>
-              <w:pStyle w:val="Sansinterligne"/>
-            </w:pPr>
-          </w:p>
-        </w:tc>
-        <w:tc>
-          <w:tcPr>
-            <w:tcW w:w="737" w:type="dxa"/>
-            <w:tcBorders>
-              <w:right w:val="single" w:sz="12" w:space="0" w:color="auto"/>
-            </w:tcBorders>
-            <w:shd w:val="clear" w:color="auto" w:fill="F2F2F2" w:themeFill="background1" w:themeFillShade="F2"/>
-            <w:vAlign w:val="bottom"/>
-          </w:tcPr>
-          <w:p>
-            <w:pPr>
-              <w:pStyle w:val="Sansinterligne"/>
-            </w:pPr>
-          </w:p>
-        </w:tc>
-        <w:tc>
-          <w:tcPr>
-            <w:tcW w:w="880" w:type="dxa"/>
-            <w:gridSpan w:val="2"/>
-            <w:tcBorders>
-              <w:left w:val="single" w:sz="12" w:space="0" w:color="auto"/>
-            </w:tcBorders>
-            <w:shd w:val="clear" w:color="auto" w:fill="F2F2F2" w:themeFill="background1" w:themeFillShade="F2"/>
-            <w:vAlign w:val="bottom"/>
-          </w:tcPr>
-          <w:p>
-            <w:pPr>
-              <w:pStyle w:val="Sansinterligne"/>
-            </w:pPr>
-          </w:p>
-        </w:tc>
-        <w:tc>
-          <w:tcPr>
-            <w:tcW w:w="795" w:type="dxa"/>
-            <w:tcBorders>
-              <w:right w:val="single" w:sz="12" w:space="0" w:color="auto"/>
-            </w:tcBorders>
-            <w:shd w:val="clear" w:color="auto" w:fill="F2F2F2" w:themeFill="background1" w:themeFillShade="F2"/>
-            <w:vAlign w:val="bottom"/>
-          </w:tcPr>
-          <w:p>
-            <w:pPr>
-              <w:pStyle w:val="Sansinterligne"/>
-            </w:pPr>
-          </w:p>
-        </w:tc>
-      </w:tr>
-      <w:tr>
-        <w:tc>
-          <w:tcPr>
-            <w:tcW w:w="1000" w:type="dxa"/>
-            <w:vMerge/>
-            <w:tcBorders>
-              <w:left w:val="single" w:sz="12" w:space="0" w:color="auto"/>
-            </w:tcBorders>
-          </w:tcPr>
-          <w:p>
-            <w:pPr>
-              <w:pStyle w:val="Sansinterligne"/>
-            </w:pPr>
-          </w:p>
-        </w:tc>
-        <w:tc>
-          <w:tcPr>
-            <w:tcW w:w="1832" w:type="dxa"/>
-          </w:tcPr>
-          <w:p>
-            <w:pPr>
-              <w:pStyle w:val="Sansinterligne"/>
-            </w:pPr>
-            <w:r>
-              <w:t>Linuron</w:t>
-            </w:r>
-          </w:p>
-        </w:tc>
-        <w:tc>
-          <w:tcPr>
-            <w:tcW w:w="708" w:type="dxa"/>
-          </w:tcPr>
-          <w:p>
-            <w:pPr>
-              <w:pStyle w:val="Sansinterligne"/>
-              <w:rPr>
-                <w:b/>
-                <w:bCs/>
-              </w:rPr>
-            </w:pPr>
-            <w:r>
-              <w:rPr>
-                <w:b/>
-                <w:bCs/>
-              </w:rPr>
-              <w:t>0.04</w:t>
-            </w:r>
-          </w:p>
-        </w:tc>
-        <w:tc>
-          <w:tcPr>
-            <w:tcW w:w="851" w:type="dxa"/>
-            <w:tcBorders>
-              <w:right w:val="single" w:sz="12" w:space="0" w:color="auto"/>
-            </w:tcBorders>
-            <w:vAlign w:val="center"/>
-          </w:tcPr>
-          <w:p>
-            <w:pPr>
-              <w:pStyle w:val="Sansinterligne"/>
-              <w:jc w:val="right"/>
-              <w:rPr>
-                <w:b/>
-                <w:bCs/>
-                <w:color w:val="FF0000"/>
-              </w:rPr>
-            </w:pPr>
-            <w:r>
-              <w:rPr>
-                <w:b/>
-                <w:bCs/>
-                <w:color w:val="FF0000"/>
-              </w:rPr>
-              <w:t>5</w:t>
-            </w:r>
-          </w:p>
-        </w:tc>
-        <w:tc>
-          <w:tcPr>
-            <w:tcW w:w="880" w:type="dxa"/>
-            <w:tcBorders>
-              <w:left w:val="single" w:sz="12" w:space="0" w:color="auto"/>
-            </w:tcBorders>
-            <w:shd w:val="clear" w:color="auto" w:fill="FC8604"/>
-            <w:vAlign w:val="bottom"/>
-          </w:tcPr>
-          <w:p>
-            <w:pPr>
-              <w:pStyle w:val="Sansinterligne"/>
-            </w:pPr>
-          </w:p>
-        </w:tc>
-        <w:tc>
-          <w:tcPr>
-            <w:tcW w:w="737" w:type="dxa"/>
-            <w:tcBorders>
-              <w:right w:val="single" w:sz="12" w:space="0" w:color="auto"/>
-            </w:tcBorders>
-            <w:shd w:val="clear" w:color="auto" w:fill="000000" w:themeFill="text1"/>
-          </w:tcPr>
-          <w:p>
-            <w:pPr>
-              <w:pStyle w:val="Sansinterligne"/>
-            </w:pPr>
-            <w:r>
-              <w:t>&gt; PNEC</w:t>
-            </w:r>
-          </w:p>
-        </w:tc>
-        <w:tc>
-          <w:tcPr>
-            <w:tcW w:w="880" w:type="dxa"/>
-            <w:gridSpan w:val="2"/>
-            <w:tcBorders>
-              <w:left w:val="single" w:sz="12" w:space="0" w:color="auto"/>
-            </w:tcBorders>
-            <w:shd w:val="clear" w:color="auto" w:fill="F2F2F2" w:themeFill="background1" w:themeFillShade="F2"/>
-            <w:vAlign w:val="bottom"/>
-          </w:tcPr>
-          <w:p>
-            <w:pPr>
-              <w:pStyle w:val="Sansinterligne"/>
-            </w:pPr>
-          </w:p>
-        </w:tc>
-        <w:tc>
-          <w:tcPr>
-            <w:tcW w:w="737" w:type="dxa"/>
-            <w:tcBorders>
-              <w:right w:val="single" w:sz="12" w:space="0" w:color="auto"/>
-            </w:tcBorders>
-            <w:shd w:val="clear" w:color="auto" w:fill="FFFF00"/>
-          </w:tcPr>
-          <w:p>
-            <w:pPr>
-              <w:pStyle w:val="Sansinterligne"/>
-            </w:pPr>
-            <w:r>
-              <w:t>&gt; PNEC</w:t>
-            </w:r>
-          </w:p>
-        </w:tc>
-        <w:tc>
-          <w:tcPr>
-            <w:tcW w:w="880" w:type="dxa"/>
-            <w:gridSpan w:val="2"/>
-            <w:tcBorders>
-              <w:left w:val="single" w:sz="12" w:space="0" w:color="auto"/>
-            </w:tcBorders>
-            <w:shd w:val="clear" w:color="auto" w:fill="F2F2F2" w:themeFill="background1" w:themeFillShade="F2"/>
-            <w:vAlign w:val="bottom"/>
-          </w:tcPr>
-          <w:p>
-            <w:pPr>
-              <w:pStyle w:val="Sansinterligne"/>
-            </w:pPr>
-          </w:p>
-        </w:tc>
-        <w:tc>
-          <w:tcPr>
-            <w:tcW w:w="795" w:type="dxa"/>
-            <w:tcBorders>
-              <w:right w:val="single" w:sz="12" w:space="0" w:color="auto"/>
-            </w:tcBorders>
-            <w:shd w:val="clear" w:color="auto" w:fill="F2F2F2" w:themeFill="background1" w:themeFillShade="F2"/>
-            <w:vAlign w:val="bottom"/>
-          </w:tcPr>
-          <w:p>
-            <w:pPr>
-              <w:pStyle w:val="Sansinterligne"/>
-            </w:pPr>
-          </w:p>
-        </w:tc>
-      </w:tr>
-      <w:tr>
-        <w:tc>
-          <w:tcPr>
-            <w:tcW w:w="1000" w:type="dxa"/>
-            <w:vMerge/>
-            <w:tcBorders>
-              <w:left w:val="single" w:sz="12" w:space="0" w:color="auto"/>
-            </w:tcBorders>
-          </w:tcPr>
-          <w:p>
-            <w:pPr>
-              <w:pStyle w:val="Sansinterligne"/>
-            </w:pPr>
-          </w:p>
-        </w:tc>
-        <w:tc>
-          <w:tcPr>
-            <w:tcW w:w="1832" w:type="dxa"/>
-          </w:tcPr>
-          <w:p>
-            <w:pPr>
-              <w:pStyle w:val="Sansinterligne"/>
-            </w:pPr>
-            <w:proofErr w:type="spellStart"/>
-            <w:r>
-              <w:t>Metoxuron</w:t>
-            </w:r>
-            <w:proofErr w:type="spellEnd"/>
-          </w:p>
-        </w:tc>
-        <w:tc>
-          <w:tcPr>
-            <w:tcW w:w="708" w:type="dxa"/>
-          </w:tcPr>
-          <w:p>
-            <w:pPr>
-              <w:pStyle w:val="Sansinterligne"/>
-              <w:rPr>
-                <w:b/>
-                <w:bCs/>
-              </w:rPr>
-            </w:pPr>
-            <w:r>
-              <w:rPr>
-                <w:b/>
-                <w:bCs/>
-              </w:rPr>
-              <w:t>0.10</w:t>
-            </w:r>
-          </w:p>
-        </w:tc>
-        <w:tc>
-          <w:tcPr>
-            <w:tcW w:w="851" w:type="dxa"/>
-            <w:tcBorders>
-              <w:right w:val="single" w:sz="12" w:space="0" w:color="auto"/>
-            </w:tcBorders>
-            <w:vAlign w:val="center"/>
-          </w:tcPr>
-          <w:p>
-            <w:pPr>
-              <w:pStyle w:val="Sansinterligne"/>
-              <w:jc w:val="right"/>
-              <w:rPr>
-                <w:b/>
-                <w:bCs/>
-                <w:color w:val="FF0000"/>
-              </w:rPr>
-            </w:pPr>
-            <w:r>
-              <w:rPr>
-                <w:b/>
-                <w:bCs/>
-              </w:rPr>
-              <w:t>27</w:t>
-            </w:r>
-          </w:p>
-        </w:tc>
-        <w:tc>
-          <w:tcPr>
-            <w:tcW w:w="880" w:type="dxa"/>
-            <w:tcBorders>
-              <w:left w:val="single" w:sz="12" w:space="0" w:color="auto"/>
-            </w:tcBorders>
-            <w:shd w:val="clear" w:color="auto" w:fill="FFFF00"/>
-            <w:vAlign w:val="bottom"/>
-          </w:tcPr>
-          <w:p>
-            <w:pPr>
-              <w:pStyle w:val="Sansinterligne"/>
-            </w:pPr>
-          </w:p>
-        </w:tc>
-        <w:tc>
-          <w:tcPr>
-            <w:tcW w:w="737" w:type="dxa"/>
-            <w:tcBorders>
-              <w:right w:val="single" w:sz="12" w:space="0" w:color="auto"/>
-            </w:tcBorders>
-            <w:shd w:val="clear" w:color="auto" w:fill="F2F2F2" w:themeFill="background1" w:themeFillShade="F2"/>
-            <w:vAlign w:val="bottom"/>
-          </w:tcPr>
-          <w:p>
-            <w:pPr>
-              <w:pStyle w:val="Sansinterligne"/>
-            </w:pPr>
-          </w:p>
-        </w:tc>
-        <w:tc>
-          <w:tcPr>
-            <w:tcW w:w="880" w:type="dxa"/>
-            <w:gridSpan w:val="2"/>
-            <w:tcBorders>
-              <w:left w:val="single" w:sz="12" w:space="0" w:color="auto"/>
-            </w:tcBorders>
-            <w:shd w:val="clear" w:color="auto" w:fill="FC8604"/>
-            <w:vAlign w:val="bottom"/>
-          </w:tcPr>
-          <w:p>
-            <w:pPr>
-              <w:pStyle w:val="Sansinterligne"/>
-            </w:pPr>
-          </w:p>
-        </w:tc>
-        <w:tc>
-          <w:tcPr>
-            <w:tcW w:w="737" w:type="dxa"/>
-            <w:tcBorders>
-              <w:right w:val="single" w:sz="12" w:space="0" w:color="auto"/>
-            </w:tcBorders>
-            <w:shd w:val="clear" w:color="auto" w:fill="F2F2F2" w:themeFill="background1" w:themeFillShade="F2"/>
-            <w:vAlign w:val="bottom"/>
-          </w:tcPr>
-          <w:p>
-            <w:pPr>
-              <w:pStyle w:val="Sansinterligne"/>
-            </w:pPr>
-          </w:p>
-        </w:tc>
-        <w:tc>
-          <w:tcPr>
-            <w:tcW w:w="880" w:type="dxa"/>
-            <w:gridSpan w:val="2"/>
-            <w:tcBorders>
-              <w:left w:val="single" w:sz="12" w:space="0" w:color="auto"/>
-            </w:tcBorders>
-            <w:shd w:val="clear" w:color="auto" w:fill="F2F2F2" w:themeFill="background1" w:themeFillShade="F2"/>
-            <w:vAlign w:val="bottom"/>
-          </w:tcPr>
-          <w:p>
-            <w:pPr>
-              <w:pStyle w:val="Sansinterligne"/>
-            </w:pPr>
-          </w:p>
-        </w:tc>
-        <w:tc>
-          <w:tcPr>
-            <w:tcW w:w="795" w:type="dxa"/>
-            <w:tcBorders>
-              <w:right w:val="single" w:sz="12" w:space="0" w:color="auto"/>
-            </w:tcBorders>
-            <w:shd w:val="clear" w:color="auto" w:fill="F2F2F2" w:themeFill="background1" w:themeFillShade="F2"/>
-            <w:vAlign w:val="bottom"/>
-          </w:tcPr>
-          <w:p>
-            <w:pPr>
-              <w:pStyle w:val="Sansinterligne"/>
-            </w:pPr>
-          </w:p>
-        </w:tc>
-      </w:tr>
-      <w:tr>
-        <w:tc>
-          <w:tcPr>
-            <w:tcW w:w="1000" w:type="dxa"/>
-            <w:vMerge/>
-            <w:tcBorders>
-              <w:left w:val="single" w:sz="12" w:space="0" w:color="auto"/>
-            </w:tcBorders>
-          </w:tcPr>
-          <w:p>
-            <w:pPr>
-              <w:pStyle w:val="Sansinterligne"/>
-            </w:pPr>
-          </w:p>
-        </w:tc>
-        <w:tc>
-          <w:tcPr>
-            <w:tcW w:w="1832" w:type="dxa"/>
-          </w:tcPr>
-          <w:p>
-            <w:pPr>
-              <w:pStyle w:val="Sansinterligne"/>
-            </w:pPr>
-            <w:proofErr w:type="spellStart"/>
-            <w:r>
-              <w:t>M</w:t>
-            </w:r>
-            <w:r>
-              <w:t>e</w:t>
-            </w:r>
-            <w:r>
-              <w:t>tolachlor</w:t>
-            </w:r>
-            <w:proofErr w:type="spellEnd"/>
-          </w:p>
-        </w:tc>
-        <w:tc>
-          <w:tcPr>
-            <w:tcW w:w="708" w:type="dxa"/>
-          </w:tcPr>
-          <w:p>
-            <w:pPr>
-              <w:pStyle w:val="Sansinterligne"/>
-              <w:rPr>
-                <w:b/>
-                <w:bCs/>
-              </w:rPr>
-            </w:pPr>
-            <w:r>
-              <w:rPr>
-                <w:b/>
-                <w:bCs/>
-              </w:rPr>
-              <w:t>0.27</w:t>
-            </w:r>
-          </w:p>
-        </w:tc>
-        <w:tc>
-          <w:tcPr>
-            <w:tcW w:w="851" w:type="dxa"/>
-            <w:tcBorders>
-              <w:right w:val="single" w:sz="12" w:space="0" w:color="auto"/>
-            </w:tcBorders>
-            <w:vAlign w:val="center"/>
-          </w:tcPr>
-          <w:p>
-            <w:pPr>
-              <w:pStyle w:val="Sansinterligne"/>
-              <w:jc w:val="right"/>
-              <w:rPr>
-                <w:b/>
-                <w:bCs/>
-                <w:color w:val="FF0000"/>
-              </w:rPr>
-            </w:pPr>
-            <w:r>
-              <w:rPr>
-                <w:b/>
-                <w:bCs/>
-                <w:color w:val="FF0000"/>
-              </w:rPr>
-              <w:t>7</w:t>
-            </w:r>
-          </w:p>
-        </w:tc>
-        <w:tc>
-          <w:tcPr>
-            <w:tcW w:w="880" w:type="dxa"/>
-            <w:tcBorders>
-              <w:left w:val="single" w:sz="12" w:space="0" w:color="auto"/>
-            </w:tcBorders>
-            <w:shd w:val="clear" w:color="auto" w:fill="FC8604"/>
-            <w:vAlign w:val="bottom"/>
-          </w:tcPr>
-          <w:p>
-            <w:pPr>
-              <w:pStyle w:val="Sansinterligne"/>
-            </w:pPr>
-          </w:p>
-        </w:tc>
-        <w:tc>
-          <w:tcPr>
-            <w:tcW w:w="737" w:type="dxa"/>
-            <w:tcBorders>
-              <w:right w:val="single" w:sz="12" w:space="0" w:color="auto"/>
-            </w:tcBorders>
-            <w:shd w:val="clear" w:color="auto" w:fill="F2F2F2" w:themeFill="background1" w:themeFillShade="F2"/>
-            <w:vAlign w:val="bottom"/>
-          </w:tcPr>
-          <w:p>
-            <w:pPr>
-              <w:pStyle w:val="Sansinterligne"/>
-            </w:pPr>
-          </w:p>
-        </w:tc>
-        <w:tc>
-          <w:tcPr>
-            <w:tcW w:w="880" w:type="dxa"/>
-            <w:gridSpan w:val="2"/>
-            <w:tcBorders>
-              <w:left w:val="single" w:sz="12" w:space="0" w:color="auto"/>
-            </w:tcBorders>
-            <w:shd w:val="clear" w:color="auto" w:fill="FFFF00"/>
-            <w:vAlign w:val="bottom"/>
-          </w:tcPr>
-          <w:p>
-            <w:pPr>
-              <w:pStyle w:val="Sansinterligne"/>
-            </w:pPr>
-          </w:p>
-        </w:tc>
-        <w:tc>
-          <w:tcPr>
-            <w:tcW w:w="737" w:type="dxa"/>
-            <w:tcBorders>
-              <w:right w:val="single" w:sz="12" w:space="0" w:color="auto"/>
-            </w:tcBorders>
-            <w:shd w:val="clear" w:color="auto" w:fill="F2F2F2" w:themeFill="background1" w:themeFillShade="F2"/>
-            <w:vAlign w:val="bottom"/>
-          </w:tcPr>
-          <w:p>
-            <w:pPr>
-              <w:pStyle w:val="Sansinterligne"/>
-            </w:pPr>
-          </w:p>
-        </w:tc>
-        <w:tc>
-          <w:tcPr>
-            <w:tcW w:w="880" w:type="dxa"/>
-            <w:gridSpan w:val="2"/>
-            <w:tcBorders>
-              <w:left w:val="single" w:sz="12" w:space="0" w:color="auto"/>
-            </w:tcBorders>
-            <w:shd w:val="clear" w:color="auto" w:fill="F2F2F2" w:themeFill="background1" w:themeFillShade="F2"/>
-            <w:vAlign w:val="bottom"/>
-          </w:tcPr>
-          <w:p>
-            <w:pPr>
-              <w:pStyle w:val="Sansinterligne"/>
-            </w:pPr>
-          </w:p>
-        </w:tc>
-        <w:tc>
-          <w:tcPr>
-            <w:tcW w:w="795" w:type="dxa"/>
-            <w:tcBorders>
-              <w:right w:val="single" w:sz="12" w:space="0" w:color="auto"/>
-            </w:tcBorders>
-            <w:shd w:val="clear" w:color="auto" w:fill="F2F2F2" w:themeFill="background1" w:themeFillShade="F2"/>
-            <w:vAlign w:val="bottom"/>
-          </w:tcPr>
-          <w:p>
-            <w:pPr>
-              <w:pStyle w:val="Sansinterligne"/>
-            </w:pPr>
-          </w:p>
-        </w:tc>
-      </w:tr>
-      <w:tr>
-        <w:tc>
-          <w:tcPr>
-            <w:tcW w:w="1000" w:type="dxa"/>
-            <w:vMerge/>
-            <w:tcBorders>
-              <w:left w:val="single" w:sz="12" w:space="0" w:color="auto"/>
-            </w:tcBorders>
-          </w:tcPr>
-          <w:p>
-            <w:pPr>
-              <w:pStyle w:val="Sansinterligne"/>
-            </w:pPr>
-          </w:p>
-        </w:tc>
-        <w:tc>
-          <w:tcPr>
-            <w:tcW w:w="1832" w:type="dxa"/>
-          </w:tcPr>
-          <w:p>
-            <w:pPr>
-              <w:pStyle w:val="Sansinterligne"/>
-            </w:pPr>
-            <w:proofErr w:type="spellStart"/>
-            <w:r>
-              <w:t>Propazine</w:t>
-            </w:r>
-            <w:proofErr w:type="spellEnd"/>
-          </w:p>
-        </w:tc>
-        <w:tc>
-          <w:tcPr>
-            <w:tcW w:w="708" w:type="dxa"/>
-          </w:tcPr>
-          <w:p>
-            <w:pPr>
-              <w:pStyle w:val="Sansinterligne"/>
-              <w:rPr>
-                <w:b/>
-                <w:bCs/>
-              </w:rPr>
-            </w:pPr>
-            <w:r>
-              <w:rPr>
-                <w:b/>
-                <w:bCs/>
-              </w:rPr>
-              <w:t>0.06</w:t>
-            </w:r>
-          </w:p>
-        </w:tc>
-        <w:tc>
-          <w:tcPr>
-            <w:tcW w:w="851" w:type="dxa"/>
-            <w:tcBorders>
-              <w:right w:val="single" w:sz="12" w:space="0" w:color="auto"/>
-            </w:tcBorders>
-            <w:vAlign w:val="center"/>
-          </w:tcPr>
-          <w:p>
-            <w:pPr>
-              <w:pStyle w:val="Sansinterligne"/>
-              <w:jc w:val="right"/>
-              <w:rPr>
-                <w:b/>
-                <w:bCs/>
-                <w:color w:val="FF0000"/>
-              </w:rPr>
-            </w:pPr>
-            <w:r>
-              <w:rPr>
-                <w:b/>
-                <w:bCs/>
-              </w:rPr>
-              <w:t>24</w:t>
-            </w:r>
-          </w:p>
-        </w:tc>
-        <w:tc>
-          <w:tcPr>
-            <w:tcW w:w="880" w:type="dxa"/>
-            <w:tcBorders>
-              <w:left w:val="single" w:sz="12" w:space="0" w:color="auto"/>
-            </w:tcBorders>
-            <w:shd w:val="clear" w:color="auto" w:fill="F2F2F2" w:themeFill="background1" w:themeFillShade="F2"/>
-            <w:vAlign w:val="bottom"/>
-          </w:tcPr>
-          <w:p>
-            <w:pPr>
-              <w:pStyle w:val="Sansinterligne"/>
-            </w:pPr>
-          </w:p>
-        </w:tc>
-        <w:tc>
-          <w:tcPr>
-            <w:tcW w:w="737" w:type="dxa"/>
-            <w:tcBorders>
-              <w:right w:val="single" w:sz="12" w:space="0" w:color="auto"/>
-            </w:tcBorders>
-            <w:shd w:val="clear" w:color="auto" w:fill="F2F2F2" w:themeFill="background1" w:themeFillShade="F2"/>
-            <w:vAlign w:val="bottom"/>
-          </w:tcPr>
-          <w:p>
-            <w:pPr>
-              <w:pStyle w:val="Sansinterligne"/>
-            </w:pPr>
-          </w:p>
-        </w:tc>
-        <w:tc>
-          <w:tcPr>
-            <w:tcW w:w="880" w:type="dxa"/>
-            <w:gridSpan w:val="2"/>
-            <w:tcBorders>
-              <w:left w:val="single" w:sz="12" w:space="0" w:color="auto"/>
-            </w:tcBorders>
-            <w:shd w:val="clear" w:color="auto" w:fill="F2F2F2" w:themeFill="background1" w:themeFillShade="F2"/>
-            <w:vAlign w:val="bottom"/>
-          </w:tcPr>
-          <w:p>
-            <w:pPr>
-              <w:pStyle w:val="Sansinterligne"/>
-            </w:pPr>
-          </w:p>
-        </w:tc>
-        <w:tc>
-          <w:tcPr>
-            <w:tcW w:w="737" w:type="dxa"/>
-            <w:tcBorders>
-              <w:right w:val="single" w:sz="12" w:space="0" w:color="auto"/>
-            </w:tcBorders>
-            <w:shd w:val="clear" w:color="auto" w:fill="F2F2F2" w:themeFill="background1" w:themeFillShade="F2"/>
-            <w:vAlign w:val="bottom"/>
-          </w:tcPr>
-          <w:p>
-            <w:pPr>
-              <w:pStyle w:val="Sansinterligne"/>
-            </w:pPr>
-          </w:p>
-        </w:tc>
-        <w:tc>
-          <w:tcPr>
-            <w:tcW w:w="880" w:type="dxa"/>
-            <w:gridSpan w:val="2"/>
-            <w:tcBorders>
-              <w:left w:val="single" w:sz="12" w:space="0" w:color="auto"/>
-            </w:tcBorders>
-            <w:shd w:val="clear" w:color="auto" w:fill="F2F2F2" w:themeFill="background1" w:themeFillShade="F2"/>
-            <w:vAlign w:val="bottom"/>
-          </w:tcPr>
-          <w:p>
-            <w:pPr>
-              <w:pStyle w:val="Sansinterligne"/>
-            </w:pPr>
-          </w:p>
-        </w:tc>
-        <w:tc>
-          <w:tcPr>
-            <w:tcW w:w="795" w:type="dxa"/>
-            <w:tcBorders>
-              <w:right w:val="single" w:sz="12" w:space="0" w:color="auto"/>
-            </w:tcBorders>
-            <w:shd w:val="clear" w:color="auto" w:fill="F2F2F2" w:themeFill="background1" w:themeFillShade="F2"/>
-            <w:vAlign w:val="bottom"/>
-          </w:tcPr>
-          <w:p>
-            <w:pPr>
-              <w:pStyle w:val="Sansinterligne"/>
-            </w:pPr>
-          </w:p>
-        </w:tc>
-      </w:tr>
-      <w:tr>
-        <w:tc>
-          <w:tcPr>
-            <w:tcW w:w="1000" w:type="dxa"/>
-            <w:vMerge/>
-            <w:tcBorders>
-              <w:left w:val="single" w:sz="12" w:space="0" w:color="auto"/>
-              <w:bottom w:val="single" w:sz="12" w:space="0" w:color="auto"/>
-            </w:tcBorders>
-          </w:tcPr>
-          <w:p>
-            <w:pPr>
-              <w:pStyle w:val="Sansinterligne"/>
-            </w:pPr>
-          </w:p>
-        </w:tc>
-        <w:tc>
-          <w:tcPr>
-            <w:tcW w:w="1832" w:type="dxa"/>
-            <w:tcBorders>
-              <w:bottom w:val="single" w:sz="12" w:space="0" w:color="auto"/>
-            </w:tcBorders>
-          </w:tcPr>
-          <w:p>
-            <w:pPr>
-              <w:pStyle w:val="Sansinterligne"/>
-            </w:pPr>
-            <w:r>
-              <w:t xml:space="preserve">Terbuthylazine </w:t>
-            </w:r>
-            <w:proofErr w:type="spellStart"/>
-            <w:r>
-              <w:t>d</w:t>
-            </w:r>
-            <w:r>
-              <w:t>e</w:t>
-            </w:r>
-            <w:r>
-              <w:t>sethyl</w:t>
-            </w:r>
-            <w:proofErr w:type="spellEnd"/>
-          </w:p>
-        </w:tc>
-        <w:tc>
-          <w:tcPr>
-            <w:tcW w:w="708" w:type="dxa"/>
-            <w:tcBorders>
-              <w:bottom w:val="single" w:sz="12" w:space="0" w:color="auto"/>
-            </w:tcBorders>
-          </w:tcPr>
-          <w:p>
-            <w:pPr>
-              <w:pStyle w:val="Sansinterligne"/>
-              <w:rPr>
-                <w:b/>
-                <w:bCs/>
-              </w:rPr>
-            </w:pPr>
-            <w:r>
-              <w:rPr>
-                <w:b/>
-                <w:bCs/>
-              </w:rPr>
-              <w:t>0.07</w:t>
-            </w:r>
-          </w:p>
-        </w:tc>
-        <w:tc>
-          <w:tcPr>
-            <w:tcW w:w="851" w:type="dxa"/>
-            <w:tcBorders>
-              <w:bottom w:val="single" w:sz="12" w:space="0" w:color="auto"/>
-              <w:right w:val="single" w:sz="12" w:space="0" w:color="auto"/>
-            </w:tcBorders>
-            <w:vAlign w:val="center"/>
-          </w:tcPr>
-          <w:p>
-            <w:pPr>
-              <w:pStyle w:val="Sansinterligne"/>
-              <w:jc w:val="right"/>
-              <w:rPr>
-                <w:b/>
-                <w:bCs/>
-                <w:color w:val="FF0000"/>
-              </w:rPr>
-            </w:pPr>
-            <w:r>
-              <w:rPr>
-                <w:b/>
-                <w:bCs/>
-                <w:color w:val="FF0000"/>
-              </w:rPr>
-              <w:t>15</w:t>
-            </w:r>
-          </w:p>
-        </w:tc>
-        <w:tc>
-          <w:tcPr>
-            <w:tcW w:w="880" w:type="dxa"/>
-            <w:tcBorders>
-              <w:left w:val="single" w:sz="12" w:space="0" w:color="auto"/>
-              <w:bottom w:val="single" w:sz="12" w:space="0" w:color="auto"/>
-            </w:tcBorders>
-            <w:shd w:val="clear" w:color="auto" w:fill="F2F2F2" w:themeFill="background1" w:themeFillShade="F2"/>
-            <w:vAlign w:val="bottom"/>
-          </w:tcPr>
-          <w:p>
-            <w:pPr>
-              <w:pStyle w:val="Sansinterligne"/>
-            </w:pPr>
-          </w:p>
-        </w:tc>
-        <w:tc>
-          <w:tcPr>
-            <w:tcW w:w="737" w:type="dxa"/>
-            <w:tcBorders>
-              <w:bottom w:val="single" w:sz="12" w:space="0" w:color="auto"/>
-              <w:right w:val="single" w:sz="12" w:space="0" w:color="auto"/>
-            </w:tcBorders>
-            <w:shd w:val="clear" w:color="auto" w:fill="F2F2F2" w:themeFill="background1" w:themeFillShade="F2"/>
-            <w:vAlign w:val="bottom"/>
-          </w:tcPr>
-          <w:p>
-            <w:pPr>
-              <w:pStyle w:val="Sansinterligne"/>
-            </w:pPr>
-          </w:p>
-        </w:tc>
-        <w:tc>
-          <w:tcPr>
-            <w:tcW w:w="880" w:type="dxa"/>
-            <w:gridSpan w:val="2"/>
-            <w:tcBorders>
-              <w:left w:val="single" w:sz="12" w:space="0" w:color="auto"/>
-              <w:bottom w:val="single" w:sz="12" w:space="0" w:color="auto"/>
-            </w:tcBorders>
-            <w:shd w:val="clear" w:color="auto" w:fill="F2F2F2" w:themeFill="background1" w:themeFillShade="F2"/>
-            <w:vAlign w:val="bottom"/>
-          </w:tcPr>
-          <w:p>
-            <w:pPr>
-              <w:pStyle w:val="Sansinterligne"/>
-            </w:pPr>
-          </w:p>
-        </w:tc>
-        <w:tc>
-          <w:tcPr>
-            <w:tcW w:w="737" w:type="dxa"/>
-            <w:tcBorders>
-              <w:bottom w:val="single" w:sz="12" w:space="0" w:color="auto"/>
-              <w:right w:val="single" w:sz="12" w:space="0" w:color="auto"/>
-            </w:tcBorders>
-            <w:shd w:val="clear" w:color="auto" w:fill="F2F2F2" w:themeFill="background1" w:themeFillShade="F2"/>
-            <w:vAlign w:val="bottom"/>
-          </w:tcPr>
-          <w:p>
-            <w:pPr>
-              <w:pStyle w:val="Sansinterligne"/>
-            </w:pPr>
-          </w:p>
-        </w:tc>
-        <w:tc>
-          <w:tcPr>
-            <w:tcW w:w="880" w:type="dxa"/>
-            <w:gridSpan w:val="2"/>
-            <w:tcBorders>
-              <w:left w:val="single" w:sz="12" w:space="0" w:color="auto"/>
-              <w:bottom w:val="single" w:sz="12" w:space="0" w:color="auto"/>
-            </w:tcBorders>
-            <w:shd w:val="clear" w:color="auto" w:fill="F2F2F2" w:themeFill="background1" w:themeFillShade="F2"/>
-            <w:vAlign w:val="bottom"/>
-          </w:tcPr>
-          <w:p>
-            <w:pPr>
-              <w:pStyle w:val="Sansinterligne"/>
-            </w:pPr>
-          </w:p>
-        </w:tc>
-        <w:tc>
-          <w:tcPr>
-            <w:tcW w:w="795" w:type="dxa"/>
-            <w:tcBorders>
-              <w:bottom w:val="single" w:sz="12" w:space="0" w:color="auto"/>
-              <w:right w:val="single" w:sz="12" w:space="0" w:color="auto"/>
-            </w:tcBorders>
-            <w:shd w:val="clear" w:color="auto" w:fill="F2F2F2" w:themeFill="background1" w:themeFillShade="F2"/>
-            <w:vAlign w:val="bottom"/>
-          </w:tcPr>
-          <w:p>
-            <w:pPr>
-              <w:pStyle w:val="Sansinterligne"/>
-            </w:pPr>
-          </w:p>
-        </w:tc>
-      </w:tr>
-      <w:tr>
-        <w:tc>
-          <w:tcPr>
-            <w:tcW w:w="1000" w:type="dxa"/>
-            <w:tcBorders>
-              <w:top w:val="single" w:sz="12" w:space="0" w:color="auto"/>
-              <w:left w:val="single" w:sz="12" w:space="0" w:color="auto"/>
-              <w:bottom w:val="single" w:sz="12" w:space="0" w:color="auto"/>
-            </w:tcBorders>
-          </w:tcPr>
-          <w:p>
-            <w:pPr>
-              <w:pStyle w:val="Sansinterligne"/>
-            </w:pPr>
-            <w:r>
-              <w:t>Insecticide</w:t>
-            </w:r>
-          </w:p>
-        </w:tc>
-        <w:tc>
-          <w:tcPr>
-            <w:tcW w:w="1832" w:type="dxa"/>
-            <w:tcBorders>
-              <w:top w:val="single" w:sz="12" w:space="0" w:color="auto"/>
-              <w:bottom w:val="single" w:sz="12" w:space="0" w:color="auto"/>
-            </w:tcBorders>
-          </w:tcPr>
-          <w:p>
-            <w:pPr>
-              <w:pStyle w:val="Sansinterligne"/>
-            </w:pPr>
-            <w:r>
-              <w:t>Fipronil</w:t>
-            </w:r>
-          </w:p>
-        </w:tc>
-        <w:tc>
-          <w:tcPr>
-            <w:tcW w:w="708" w:type="dxa"/>
-            <w:tcBorders>
-              <w:top w:val="single" w:sz="12" w:space="0" w:color="auto"/>
-              <w:bottom w:val="single" w:sz="12" w:space="0" w:color="auto"/>
-            </w:tcBorders>
-          </w:tcPr>
-          <w:p>
-            <w:pPr>
-              <w:pStyle w:val="Sansinterligne"/>
-              <w:rPr>
-                <w:b/>
-                <w:bCs/>
-              </w:rPr>
-            </w:pPr>
-            <w:r>
-              <w:rPr>
-                <w:b/>
-                <w:bCs/>
-                <w:color w:val="FF0000"/>
-              </w:rPr>
-              <w:t>0.00</w:t>
-            </w:r>
-          </w:p>
-        </w:tc>
-        <w:tc>
-          <w:tcPr>
-            <w:tcW w:w="851" w:type="dxa"/>
-            <w:tcBorders>
-              <w:top w:val="single" w:sz="12" w:space="0" w:color="auto"/>
-              <w:bottom w:val="single" w:sz="12" w:space="0" w:color="auto"/>
-              <w:right w:val="single" w:sz="12" w:space="0" w:color="auto"/>
-            </w:tcBorders>
-            <w:vAlign w:val="center"/>
-          </w:tcPr>
-          <w:p>
-            <w:pPr>
-              <w:pStyle w:val="Sansinterligne"/>
-              <w:jc w:val="right"/>
-              <w:rPr>
-                <w:b/>
-                <w:bCs/>
-                <w:color w:val="FF0000"/>
-              </w:rPr>
-            </w:pPr>
-            <w:r>
-              <w:rPr>
-                <w:b/>
-                <w:bCs/>
-                <w:color w:val="FF0000"/>
-              </w:rPr>
-              <w:t>2</w:t>
-            </w:r>
-          </w:p>
-        </w:tc>
-        <w:tc>
-          <w:tcPr>
-            <w:tcW w:w="880" w:type="dxa"/>
-            <w:tcBorders>
-              <w:top w:val="single" w:sz="12" w:space="0" w:color="auto"/>
-              <w:left w:val="single" w:sz="12" w:space="0" w:color="auto"/>
-              <w:bottom w:val="single" w:sz="12" w:space="0" w:color="auto"/>
-            </w:tcBorders>
-            <w:shd w:val="clear" w:color="auto" w:fill="F2F2F2" w:themeFill="background1" w:themeFillShade="F2"/>
-            <w:vAlign w:val="bottom"/>
-          </w:tcPr>
-          <w:p>
-            <w:pPr>
-              <w:pStyle w:val="Sansinterligne"/>
-            </w:pPr>
-          </w:p>
-        </w:tc>
-        <w:tc>
-          <w:tcPr>
-            <w:tcW w:w="737" w:type="dxa"/>
-            <w:tcBorders>
-              <w:top w:val="single" w:sz="12" w:space="0" w:color="auto"/>
-              <w:bottom w:val="single" w:sz="12" w:space="0" w:color="auto"/>
-              <w:right w:val="single" w:sz="12" w:space="0" w:color="auto"/>
-            </w:tcBorders>
-            <w:shd w:val="clear" w:color="auto" w:fill="000000" w:themeFill="text1"/>
-          </w:tcPr>
-          <w:p>
-            <w:pPr>
-              <w:pStyle w:val="Sansinterligne"/>
-            </w:pPr>
-            <w:r>
-              <w:t>&gt; PNEC</w:t>
-            </w:r>
-          </w:p>
-        </w:tc>
-        <w:tc>
-          <w:tcPr>
-            <w:tcW w:w="880" w:type="dxa"/>
-            <w:gridSpan w:val="2"/>
-            <w:tcBorders>
-              <w:top w:val="single" w:sz="12" w:space="0" w:color="auto"/>
-              <w:left w:val="single" w:sz="12" w:space="0" w:color="auto"/>
-              <w:bottom w:val="single" w:sz="12" w:space="0" w:color="auto"/>
-            </w:tcBorders>
-            <w:shd w:val="clear" w:color="auto" w:fill="F2F2F2" w:themeFill="background1" w:themeFillShade="F2"/>
-            <w:vAlign w:val="bottom"/>
-          </w:tcPr>
-          <w:p>
-            <w:pPr>
-              <w:pStyle w:val="Sansinterligne"/>
-            </w:pPr>
-          </w:p>
-        </w:tc>
-        <w:tc>
-          <w:tcPr>
-            <w:tcW w:w="737" w:type="dxa"/>
-            <w:tcBorders>
-              <w:top w:val="single" w:sz="12" w:space="0" w:color="auto"/>
-              <w:bottom w:val="single" w:sz="12" w:space="0" w:color="auto"/>
-              <w:right w:val="single" w:sz="12" w:space="0" w:color="auto"/>
-            </w:tcBorders>
-            <w:shd w:val="clear" w:color="auto" w:fill="000000" w:themeFill="text1"/>
-          </w:tcPr>
-          <w:p>
-            <w:pPr>
-              <w:pStyle w:val="Sansinterligne"/>
-            </w:pPr>
-            <w:r>
-              <w:t>&gt; PNEC</w:t>
-            </w:r>
-          </w:p>
-        </w:tc>
-        <w:tc>
-          <w:tcPr>
-            <w:tcW w:w="880" w:type="dxa"/>
-            <w:gridSpan w:val="2"/>
-            <w:tcBorders>
-              <w:top w:val="single" w:sz="12" w:space="0" w:color="auto"/>
-              <w:left w:val="single" w:sz="12" w:space="0" w:color="auto"/>
-              <w:bottom w:val="single" w:sz="12" w:space="0" w:color="auto"/>
-            </w:tcBorders>
-            <w:shd w:val="clear" w:color="auto" w:fill="FC8604"/>
-            <w:vAlign w:val="bottom"/>
-          </w:tcPr>
-          <w:p>
-            <w:pPr>
-              <w:pStyle w:val="Sansinterligne"/>
-            </w:pPr>
-          </w:p>
-        </w:tc>
-        <w:tc>
-          <w:tcPr>
-            <w:tcW w:w="795" w:type="dxa"/>
-            <w:tcBorders>
-              <w:top w:val="single" w:sz="12" w:space="0" w:color="auto"/>
-              <w:bottom w:val="single" w:sz="12" w:space="0" w:color="auto"/>
-              <w:right w:val="single" w:sz="12" w:space="0" w:color="auto"/>
-            </w:tcBorders>
-            <w:shd w:val="clear" w:color="auto" w:fill="000000" w:themeFill="text1"/>
-          </w:tcPr>
-          <w:p>
-            <w:pPr>
-              <w:pStyle w:val="Sansinterligne"/>
-            </w:pPr>
-            <w:r>
-              <w:t>&gt; PNEC</w:t>
-            </w:r>
-          </w:p>
-        </w:tc>
-      </w:tr>
-    </w:tbl>
-    <w:p>
-      <w:pPr>
-        <w:rPr>
-          <w:lang w:val="en-US"/>
-        </w:rPr>
-      </w:pPr>
-    </w:p>
-    <w:p>
-      <w:pPr>
-        <w:rPr>
-          <w:lang w:val="en-US"/>
-        </w:rPr>
-      </w:pPr>
-      <w:r>
-        <w:rPr>
-          <w:lang w:val="en-US"/>
-        </w:rPr>
-        <w:t xml:space="preserve">Among the </w:t>
-      </w:r>
-      <w:r>
-        <w:rPr>
-          <w:lang w:val="en-US"/>
-        </w:rPr>
-        <w:t xml:space="preserve">31 </w:t>
-      </w:r>
-      <w:r>
-        <w:rPr>
-          <w:lang w:val="en-US"/>
-        </w:rPr>
-        <w:t>emergent biocides</w:t>
-      </w:r>
-      <w:r>
-        <w:rPr>
-          <w:lang w:val="en-US"/>
-        </w:rPr>
-        <w:t xml:space="preserve"> assessed, eight </w:t>
-      </w:r>
-      <w:r>
-        <w:rPr>
-          <w:lang w:val="en-US"/>
-        </w:rPr>
-        <w:t>exceed</w:t>
-      </w:r>
-      <w:r>
-        <w:rPr>
-          <w:lang w:val="en-US"/>
-        </w:rPr>
-        <w:t>ed</w:t>
-      </w:r>
-      <w:r>
-        <w:rPr>
-          <w:lang w:val="en-US"/>
-        </w:rPr>
-        <w:t xml:space="preserve"> thei</w:t>
-      </w:r>
-      <w:r>
-        <w:rPr>
-          <w:lang w:val="en-US"/>
-        </w:rPr>
-        <w:t>r</w:t>
-      </w:r>
-      <w:r>
-        <w:rPr>
-          <w:lang w:val="en-US"/>
-        </w:rPr>
-        <w:t xml:space="preserve"> </w:t>
-      </w:r>
-      <w:r>
-        <w:rPr>
-          <w:lang w:val="en-US"/>
-        </w:rPr>
-        <w:t xml:space="preserve">respective </w:t>
-      </w:r>
-      <w:r>
-        <w:rPr>
-          <w:lang w:val="en-US"/>
-        </w:rPr>
-        <w:t>PNEC in at least one estuary.</w:t>
-      </w:r>
-      <w:r>
-        <w:rPr>
-          <w:lang w:val="en-US"/>
-        </w:rPr>
-        <w:t xml:space="preserve"> Two </w:t>
-      </w:r>
-      <w:r>
-        <w:rPr>
-          <w:lang w:val="en-US"/>
-        </w:rPr>
-        <w:t xml:space="preserve">compounds, </w:t>
-      </w:r>
-      <w:proofErr w:type="spellStart"/>
-      <w:r>
-        <w:rPr>
-          <w:lang w:val="en-US"/>
-        </w:rPr>
-        <w:t>diflufenican</w:t>
-      </w:r>
-      <w:proofErr w:type="spellEnd"/>
-      <w:r>
-        <w:rPr>
-          <w:lang w:val="en-US"/>
-        </w:rPr>
-        <w:t xml:space="preserve"> and fipronil, </w:t>
-      </w:r>
-      <w:r>
-        <w:rPr>
-          <w:lang w:val="en-US"/>
-        </w:rPr>
-        <w:t>exceed</w:t>
-      </w:r>
-      <w:r>
-        <w:rPr>
-          <w:lang w:val="en-US"/>
-        </w:rPr>
-        <w:t>ed the</w:t>
-      </w:r>
-      <w:r>
-        <w:rPr>
-          <w:lang w:val="en-US"/>
-        </w:rPr>
-        <w:t xml:space="preserve"> PNEC by more than a factor </w:t>
-      </w:r>
-      <w:r>
-        <w:rPr>
-          <w:lang w:val="en-US"/>
-        </w:rPr>
-        <w:t>of four</w:t>
-      </w:r>
-      <w:r>
-        <w:rPr>
-          <w:lang w:val="en-US"/>
-        </w:rPr>
-        <w:t xml:space="preserve"> in all </w:t>
-      </w:r>
-      <w:r>
-        <w:rPr>
-          <w:lang w:val="en-US"/>
-        </w:rPr>
-        <w:t xml:space="preserve">three </w:t>
-      </w:r>
-      <w:r>
-        <w:rPr>
-          <w:lang w:val="en-US"/>
-        </w:rPr>
-        <w:t>estuaries</w:t>
-      </w:r>
-      <w:r>
-        <w:rPr>
-          <w:lang w:val="en-US"/>
-        </w:rPr>
-        <w:t>. These substances are ranked</w:t>
-      </w:r>
-      <w:r>
-        <w:rPr>
-          <w:lang w:val="en-US"/>
-        </w:rPr>
-        <w:t xml:space="preserve"> first and second </w:t>
-      </w:r>
-      <w:r>
-        <w:rPr>
-          <w:lang w:val="en-US"/>
-        </w:rPr>
-        <w:t>in the Emergent’</w:t>
-      </w:r>
-      <w:r>
-        <w:rPr>
-          <w:lang w:val="en-US"/>
-        </w:rPr>
-        <w:t>S</w:t>
-      </w:r>
-      <w:r>
-        <w:rPr>
-          <w:lang w:val="en-US"/>
-        </w:rPr>
-        <w:t xml:space="preserve">ea program’s </w:t>
-      </w:r>
-      <w:r>
-        <w:rPr>
-          <w:lang w:val="en-US"/>
-        </w:rPr>
-        <w:t>monitor</w:t>
-      </w:r>
-      <w:r>
-        <w:rPr>
-          <w:lang w:val="en-US"/>
-        </w:rPr>
-        <w:t>ing prioritization</w:t>
-      </w:r>
-      <w:r>
-        <w:rPr>
-          <w:lang w:val="en-US"/>
-        </w:rPr>
-        <w:t xml:space="preserve">. </w:t>
-      </w:r>
-      <w:r>
-        <w:rPr>
-          <w:lang w:val="en-US"/>
-        </w:rPr>
-        <w:t xml:space="preserve">The fact that fipronil and </w:t>
-      </w:r>
-      <w:proofErr w:type="spellStart"/>
-      <w:r>
-        <w:rPr>
-          <w:lang w:val="en-US"/>
-        </w:rPr>
-        <w:t>diflufenican</w:t>
-      </w:r>
-      <w:proofErr w:type="spellEnd"/>
-      <w:r>
-        <w:rPr>
-          <w:lang w:val="en-US"/>
-        </w:rPr>
-        <w:t xml:space="preserve"> are not systematically detected at higher concentrations in estuaries compared to the national average suggests that PNEC exceedances are also frequent along other parts of the French coastline, justifying their high prioritization.</w:t>
-      </w:r>
-      <w:r>
-        <w:rPr>
-          <w:lang w:val="en-US"/>
-        </w:rPr>
-        <w:t xml:space="preserve"> </w:t>
-      </w:r>
-    </w:p>
-    <w:p>
-      <w:pPr>
-        <w:rPr>
-          <w:lang w:val="en-US"/>
-        </w:rPr>
-      </w:pPr>
-      <w:r>
-        <w:rPr>
-          <w:lang w:val="en-US"/>
-        </w:rPr>
-        <w:t>Among</w:t>
-      </w:r>
-      <w:r>
-        <w:rPr>
-          <w:lang w:val="en-US"/>
-        </w:rPr>
-        <w:t xml:space="preserve"> herbicides, in addition to </w:t>
-      </w:r>
-      <w:proofErr w:type="spellStart"/>
-      <w:r>
-        <w:rPr>
-          <w:lang w:val="en-US"/>
-        </w:rPr>
-        <w:t>d</w:t>
-      </w:r>
-      <w:r>
-        <w:rPr>
-          <w:lang w:val="en-US"/>
-        </w:rPr>
-        <w:t>iflufenican</w:t>
-      </w:r>
-      <w:proofErr w:type="spellEnd"/>
-      <w:r>
-        <w:rPr>
-          <w:lang w:val="en-US"/>
-        </w:rPr>
-        <w:t xml:space="preserve">, </w:t>
-      </w:r>
-      <w:r>
-        <w:rPr>
-          <w:lang w:val="en-US"/>
-        </w:rPr>
-        <w:t>l</w:t>
-      </w:r>
-      <w:r>
-        <w:rPr>
-          <w:lang w:val="en-US"/>
-        </w:rPr>
-        <w:t>inuron</w:t>
-      </w:r>
-      <w:r>
-        <w:rPr>
-          <w:lang w:val="en-US"/>
-        </w:rPr>
-        <w:t xml:space="preserve"> </w:t>
-      </w:r>
-      <w:r>
-        <w:rPr>
-          <w:lang w:val="en-US"/>
-        </w:rPr>
-        <w:t xml:space="preserve">and </w:t>
-      </w:r>
-      <w:r>
-        <w:rPr>
-          <w:lang w:val="en-US"/>
-        </w:rPr>
-        <w:t>3,4-dichloroaniline</w:t>
-      </w:r>
-      <w:r>
-        <w:rPr>
-          <w:lang w:val="en-US"/>
-        </w:rPr>
-        <w:t xml:space="preserve"> (</w:t>
-      </w:r>
-      <w:r>
-        <w:rPr>
-          <w:lang w:val="en-US"/>
-        </w:rPr>
-        <w:t>3,4</w:t>
-      </w:r>
-      <w:r>
-        <w:rPr>
-          <w:lang w:val="en-US"/>
-        </w:rPr>
-        <w:t>-</w:t>
-      </w:r>
-      <w:r>
-        <w:rPr>
-          <w:lang w:val="en-US"/>
-        </w:rPr>
-        <w:t>DCA</w:t>
-      </w:r>
-      <w:r>
-        <w:rPr>
-          <w:lang w:val="en-US"/>
-        </w:rPr>
-        <w:t>)</w:t>
-      </w:r>
-      <w:r>
-        <w:rPr>
-          <w:lang w:val="en-US"/>
-        </w:rPr>
-        <w:t xml:space="preserve"> </w:t>
-      </w:r>
-      <w:r>
-        <w:rPr>
-          <w:lang w:val="en-US"/>
-        </w:rPr>
-        <w:t>were notably</w:t>
-      </w:r>
-      <w:r>
-        <w:rPr>
-          <w:lang w:val="en-US"/>
-        </w:rPr>
-        <w:t xml:space="preserve"> </w:t>
-      </w:r>
-      <w:r>
-        <w:rPr>
-          <w:lang w:val="en-US"/>
-        </w:rPr>
-        <w:t>detected</w:t>
-      </w:r>
-      <w:r>
-        <w:rPr>
-          <w:lang w:val="en-US"/>
-        </w:rPr>
-        <w:t xml:space="preserve"> in the Loire and Gironde estuary, respectively</w:t>
-      </w:r>
-      <w:r>
-        <w:rPr>
-          <w:lang w:val="en-US"/>
-        </w:rPr>
-        <w:t>,</w:t>
-      </w:r>
-      <w:r>
-        <w:rPr>
-          <w:lang w:val="en-US"/>
-        </w:rPr>
-        <w:t xml:space="preserve"> and </w:t>
-      </w:r>
-      <w:r>
-        <w:rPr>
-          <w:lang w:val="en-US"/>
-        </w:rPr>
-        <w:t xml:space="preserve">are </w:t>
-      </w:r>
-      <w:r>
-        <w:rPr>
-          <w:lang w:val="en-US"/>
-        </w:rPr>
-        <w:t xml:space="preserve">also </w:t>
-      </w:r>
-      <w:r>
-        <w:rPr>
-          <w:lang w:val="en-US"/>
-        </w:rPr>
-        <w:t>highly prioritized for monitoring</w:t>
-      </w:r>
-      <w:r>
-        <w:rPr>
-          <w:lang w:val="en-US"/>
-        </w:rPr>
-        <w:t xml:space="preserve">. </w:t>
-      </w:r>
-      <w:r>
-        <w:rPr>
-          <w:lang w:val="en-US"/>
-        </w:rPr>
-        <w:t>Some o</w:t>
-      </w:r>
-      <w:r>
-        <w:rPr>
-          <w:lang w:val="en-US"/>
-        </w:rPr>
-        <w:t>ther herbicides were found at elevated levels in only one estuary but remained below their PNEC values and were assigned a lower monitoring priority</w:t>
-      </w:r>
-      <w:r>
-        <w:rPr>
-          <w:lang w:val="en-US"/>
-        </w:rPr>
-        <w:t>.</w:t>
-      </w:r>
-    </w:p>
-    <w:p>
-      <w:pPr>
-        <w:rPr>
-          <w:lang w:val="en-US"/>
-        </w:rPr>
-      </w:pPr>
-      <w:r>
-        <w:rPr>
-          <w:lang w:val="en-US"/>
-        </w:rPr>
-        <w:t>For</w:t>
-      </w:r>
-      <w:r>
-        <w:rPr>
-          <w:lang w:val="en-US"/>
-        </w:rPr>
-        <w:t xml:space="preserve"> antifouling </w:t>
-      </w:r>
-      <w:r>
-        <w:rPr>
-          <w:lang w:val="en-US"/>
-        </w:rPr>
-        <w:t>agents</w:t>
-      </w:r>
-      <w:r>
-        <w:rPr>
-          <w:lang w:val="en-US"/>
-        </w:rPr>
-        <w:t>, particularly marked</w:t>
-      </w:r>
-      <w:r>
-        <w:rPr>
-          <w:lang w:val="en-US"/>
-        </w:rPr>
-        <w:t xml:space="preserve"> results were observed</w:t>
-      </w:r>
-      <w:r>
-        <w:rPr>
-          <w:lang w:val="en-US"/>
-        </w:rPr>
-        <w:t xml:space="preserve">. </w:t>
-      </w:r>
-      <w:proofErr w:type="spellStart"/>
-      <w:r>
-        <w:rPr>
-          <w:lang w:val="en-US"/>
-        </w:rPr>
-        <w:t>Dichlofluanide</w:t>
-      </w:r>
-      <w:proofErr w:type="spellEnd"/>
-      <w:r>
-        <w:rPr>
-          <w:lang w:val="en-US"/>
-        </w:rPr>
-        <w:t xml:space="preserve"> </w:t>
-      </w:r>
-      <w:r>
-        <w:rPr>
-          <w:lang w:val="en-US"/>
-        </w:rPr>
-        <w:t>wa</w:t>
-      </w:r>
-      <w:r>
-        <w:rPr>
-          <w:lang w:val="en-US"/>
-        </w:rPr>
-        <w:t xml:space="preserve">s found </w:t>
-      </w:r>
-      <w:r>
-        <w:rPr>
-          <w:lang w:val="en-US"/>
-        </w:rPr>
-        <w:t>at concentrations exceeding its</w:t>
-      </w:r>
-      <w:r>
-        <w:rPr>
-          <w:lang w:val="en-US"/>
-        </w:rPr>
-        <w:t xml:space="preserve"> PNEC in the </w:t>
-      </w:r>
-      <w:r>
-        <w:rPr>
-          <w:lang w:val="en-US"/>
-        </w:rPr>
-        <w:t xml:space="preserve">Seine </w:t>
-      </w:r>
-      <w:r>
-        <w:rPr>
-          <w:lang w:val="en-US"/>
-        </w:rPr>
-        <w:t>estuary</w:t>
-      </w:r>
-      <w:r>
-        <w:rPr>
-          <w:lang w:val="en-US"/>
-        </w:rPr>
-        <w:t xml:space="preserve">, while being negligible </w:t>
-      </w:r>
-      <w:r>
-        <w:rPr>
-          <w:lang w:val="en-US"/>
-        </w:rPr>
-        <w:t xml:space="preserve">in other estuaries. </w:t>
-      </w:r>
-      <w:r>
-        <w:rPr>
-          <w:lang w:val="en-US"/>
-        </w:rPr>
-        <w:t xml:space="preserve">Similarly, irgarol was found at elevated levels </w:t>
-      </w:r>
-      <w:r>
-        <w:rPr>
-          <w:lang w:val="en-US"/>
-        </w:rPr>
-        <w:t xml:space="preserve">in the </w:t>
-      </w:r>
-      <w:r>
-        <w:rPr>
-          <w:lang w:val="en-US"/>
-        </w:rPr>
-        <w:t xml:space="preserve">Gironde </w:t>
-      </w:r>
-      <w:r>
-        <w:rPr>
-          <w:lang w:val="en-US"/>
-        </w:rPr>
-        <w:t>estuary</w:t>
-      </w:r>
-      <w:r>
-        <w:rPr>
-          <w:lang w:val="en-US"/>
-        </w:rPr>
-        <w:t>, although it was</w:t>
-      </w:r>
-      <w:r>
-        <w:rPr>
-          <w:lang w:val="en-US"/>
-        </w:rPr>
-        <w:t xml:space="preserve"> not highly </w:t>
-      </w:r>
-      <w:r>
-        <w:rPr>
-          <w:lang w:val="en-US"/>
-        </w:rPr>
-        <w:t>prioritized in the national monitoring framework</w:t>
-      </w:r>
-      <w:r>
-        <w:rPr>
-          <w:lang w:val="en-US"/>
-        </w:rPr>
-        <w:t>.</w:t>
-      </w:r>
-    </w:p>
-    <w:p>
-      <w:pPr>
-        <w:rPr>
-          <w:lang w:val="en-US"/>
-        </w:rPr>
-      </w:pPr>
-      <w:r>
-        <w:rPr>
-          <w:lang w:val="en-US"/>
-        </w:rPr>
-        <w:t>Among</w:t>
-      </w:r>
-      <w:r>
-        <w:rPr>
-          <w:lang w:val="en-US"/>
-        </w:rPr>
-        <w:t xml:space="preserve"> fungicides, </w:t>
-      </w:r>
-      <w:r>
-        <w:rPr>
-          <w:lang w:val="en-US"/>
-        </w:rPr>
-        <w:t>a</w:t>
-      </w:r>
-      <w:r>
-        <w:rPr>
-          <w:lang w:val="en-US"/>
-        </w:rPr>
-        <w:t xml:space="preserve">zoxystrobin </w:t>
-      </w:r>
-      <w:r>
-        <w:rPr>
-          <w:lang w:val="en-US"/>
-        </w:rPr>
-        <w:t>ranked</w:t>
-      </w:r>
-      <w:r>
-        <w:rPr>
-          <w:lang w:val="en-US"/>
-        </w:rPr>
-        <w:t xml:space="preserve"> highest </w:t>
-      </w:r>
-      <w:r>
-        <w:rPr>
-          <w:lang w:val="en-US"/>
-        </w:rPr>
-        <w:t xml:space="preserve">in monitoring </w:t>
-      </w:r>
-      <w:r>
-        <w:rPr>
-          <w:lang w:val="en-US"/>
-        </w:rPr>
-        <w:t>priori</w:t>
-      </w:r>
-      <w:r>
-        <w:rPr>
-          <w:lang w:val="en-US"/>
-        </w:rPr>
-        <w:t>tiz</w:t>
-      </w:r>
-      <w:r>
-        <w:rPr>
-          <w:lang w:val="en-US"/>
-        </w:rPr>
-        <w:t xml:space="preserve">ation and </w:t>
-      </w:r>
-      <w:r>
-        <w:rPr>
-          <w:lang w:val="en-US"/>
-        </w:rPr>
-        <w:t>exceeded its</w:t>
-      </w:r>
-      <w:r>
-        <w:rPr>
-          <w:lang w:val="en-US"/>
-        </w:rPr>
-        <w:t xml:space="preserve"> PNEC in the Seine estuary.</w:t>
-      </w:r>
-      <w:r>
-        <w:rPr>
-          <w:lang w:val="en-US"/>
-        </w:rPr>
-        <w:t xml:space="preserve"> Tebuconazole </w:t>
-      </w:r>
-      <w:r>
-        <w:rPr>
-          <w:lang w:val="en-US"/>
-        </w:rPr>
-        <w:t>also received a</w:t>
-      </w:r>
-      <w:r>
-        <w:rPr>
-          <w:lang w:val="en-US"/>
-        </w:rPr>
-        <w:t xml:space="preserve"> hig</w:t>
-      </w:r>
-      <w:r>
-        <w:rPr>
-          <w:lang w:val="en-US"/>
-        </w:rPr>
-        <w:t>h</w:t>
-      </w:r>
-      <w:r>
-        <w:rPr>
-          <w:lang w:val="en-US"/>
-        </w:rPr>
-        <w:t xml:space="preserve"> priori</w:t>
-      </w:r>
-      <w:r>
-        <w:rPr>
-          <w:lang w:val="en-US"/>
-        </w:rPr>
-        <w:t>ty ranking and was f</w:t>
-      </w:r>
-      <w:r>
-        <w:rPr>
-          <w:lang w:val="en-US"/>
-        </w:rPr>
-        <w:t xml:space="preserve">ound </w:t>
-      </w:r>
-      <w:r>
-        <w:rPr>
-          <w:lang w:val="en-US"/>
-        </w:rPr>
-        <w:t>at the</w:t>
-      </w:r>
-      <w:r>
-        <w:rPr>
-          <w:lang w:val="en-US"/>
-        </w:rPr>
-        <w:t xml:space="preserve"> highest </w:t>
-      </w:r>
-      <w:r>
-        <w:rPr>
-          <w:lang w:val="en-US"/>
-        </w:rPr>
-        <w:t>concentrations</w:t>
-      </w:r>
-      <w:r>
-        <w:rPr>
-          <w:lang w:val="en-US"/>
-        </w:rPr>
-        <w:t xml:space="preserve"> in the </w:t>
-      </w:r>
-      <w:r>
-        <w:rPr>
-          <w:lang w:val="en-US"/>
-        </w:rPr>
-        <w:lastRenderedPageBreak/>
-        <w:t>Gironde and Loire estuar</w:t>
-      </w:r>
-      <w:r>
-        <w:rPr>
-          <w:lang w:val="en-US"/>
-        </w:rPr>
-        <w:t xml:space="preserve">ies, although levels remained </w:t>
-      </w:r>
-      <w:r>
-        <w:rPr>
-          <w:lang w:val="en-US"/>
-        </w:rPr>
-        <w:t xml:space="preserve">below </w:t>
-      </w:r>
-      <w:r>
-        <w:rPr>
-          <w:lang w:val="en-US"/>
-        </w:rPr>
-        <w:t xml:space="preserve">the </w:t>
-      </w:r>
-      <w:r>
-        <w:rPr>
-          <w:lang w:val="en-US"/>
-        </w:rPr>
-        <w:t xml:space="preserve">PNEC. Thiram </w:t>
-      </w:r>
-      <w:r>
-        <w:rPr>
-          <w:lang w:val="en-US"/>
-        </w:rPr>
-        <w:t>exceeded its PNEC in both the Gironde and Seine estuaries</w:t>
-      </w:r>
-      <w:r>
-        <w:rPr>
-          <w:lang w:val="en-US"/>
-        </w:rPr>
-        <w:t>.</w:t>
-      </w:r>
-    </w:p>
-    <w:p>
-      <w:pPr>
-        <w:rPr>
-          <w:lang w:val="en-US"/>
-        </w:rPr>
-      </w:pPr>
-      <w:r>
-        <w:rPr>
-          <w:lang w:val="en-US"/>
-        </w:rPr>
-        <w:t xml:space="preserve">Overall, the Seine estuary </w:t>
-      </w:r>
-      <w:r>
-        <w:rPr>
-          <w:lang w:val="en-US"/>
-        </w:rPr>
-        <w:t>showed the highest</w:t>
-      </w:r>
-      <w:r>
-        <w:rPr>
-          <w:lang w:val="en-US"/>
-        </w:rPr>
-        <w:t xml:space="preserve"> number of compounds</w:t>
-      </w:r>
-      <w:r>
-        <w:rPr>
-          <w:lang w:val="en-US"/>
-        </w:rPr>
-        <w:t xml:space="preserve"> exceeding PNEC values</w:t>
-      </w:r>
-      <w:r>
-        <w:rPr>
-          <w:lang w:val="en-US"/>
-        </w:rPr>
-        <w:t xml:space="preserve"> (n</w:t>
-      </w:r>
-      <w:r>
-        <w:rPr>
-          <w:lang w:val="en-US"/>
-        </w:rPr>
-        <w:t xml:space="preserve"> </w:t>
-      </w:r>
-      <w:r>
-        <w:rPr>
-          <w:lang w:val="en-US"/>
-        </w:rPr>
-        <w:t>=</w:t>
-      </w:r>
-      <w:r>
-        <w:rPr>
-          <w:lang w:val="en-US"/>
-        </w:rPr>
-        <w:t xml:space="preserve"> </w:t>
-      </w:r>
-      <w:r>
-        <w:rPr>
-          <w:lang w:val="en-US"/>
-        </w:rPr>
-        <w:t>6)</w:t>
-      </w:r>
-      <w:r>
-        <w:rPr>
-          <w:lang w:val="en-US"/>
-        </w:rPr>
-        <w:t>, while t</w:t>
-      </w:r>
-      <w:r>
-        <w:rPr>
-          <w:lang w:val="en-US"/>
-        </w:rPr>
-        <w:t xml:space="preserve">he Gironde estuary </w:t>
-      </w:r>
-      <w:r>
-        <w:rPr>
-          <w:lang w:val="en-US"/>
-        </w:rPr>
-        <w:t>exhibited the highest exceedance levels for all</w:t>
-      </w:r>
-      <w:r>
-        <w:rPr>
-          <w:lang w:val="en-US"/>
-        </w:rPr>
-        <w:t xml:space="preserve"> compounds concerned (n</w:t>
-      </w:r>
-      <w:r>
-        <w:rPr>
-          <w:lang w:val="en-US"/>
-        </w:rPr>
-        <w:t xml:space="preserve"> </w:t>
-      </w:r>
-      <w:r>
-        <w:rPr>
-          <w:lang w:val="en-US"/>
-        </w:rPr>
-        <w:t>=</w:t>
-      </w:r>
-      <w:r>
-        <w:rPr>
-          <w:lang w:val="en-US"/>
-        </w:rPr>
-        <w:t xml:space="preserve"> </w:t>
-      </w:r>
-      <w:r>
-        <w:rPr>
-          <w:lang w:val="en-US"/>
-        </w:rPr>
-        <w:t>5).</w:t>
-      </w:r>
+        <w:rPr>
+          <w:lang w:val="en-US"/>
+        </w:rPr>
+      </w:pPr>
     </w:p>
     <w:p>
       <w:pPr>
@@ -22770,19 +15439,11 @@
                 <w:lang w:val="en-US"/>
               </w:rPr>
             </w:pPr>
-            <w:proofErr w:type="gramStart"/>
-            <w:r>
-              <w:rPr>
-                <w:lang w:val="en-US"/>
-              </w:rPr>
-              <w:t>3 fold</w:t>
-            </w:r>
-            <w:proofErr w:type="gramEnd"/>
-            <w:r>
-              <w:rPr>
-                <w:lang w:val="en-US"/>
-              </w:rPr>
-              <w:t xml:space="preserve"> higher in Loire intertidal areas than the highest densities in other estuaries and areas.</w:t>
+            <w:r>
+              <w:rPr>
+                <w:lang w:val="en-US"/>
+              </w:rPr>
+              <w:t>3 fold higher in Loire intertidal areas than the highest densities in other estuaries and areas.</w:t>
             </w:r>
           </w:p>
           <w:p>
@@ -23121,15 +15782,7 @@
         <w:pStyle w:val="Titre4"/>
       </w:pPr>
       <w:r>
-        <w:t xml:space="preserve">Nitrification </w:t>
-      </w:r>
-      <w:proofErr w:type="gramStart"/>
-      <w:r>
-        <w:t>cycle:</w:t>
-      </w:r>
-      <w:proofErr w:type="gramEnd"/>
-      <w:r>
-        <w:t xml:space="preserve"> Ammonium / </w:t>
+        <w:t xml:space="preserve">Nitrification cycle: Ammonium / </w:t>
       </w:r>
       <w:proofErr w:type="spellStart"/>
       <w:r>
@@ -23322,23 +15975,13 @@
               </w:rPr>
               <w:t>“</w:t>
             </w:r>
-            <w:proofErr w:type="gramStart"/>
             <w:r>
               <w:rPr>
                 <w:rFonts w:ascii="Georgia" w:hAnsi="Georgia"/>
                 <w:color w:val="1F1F1F"/>
                 <w:lang w:val="en-US"/>
               </w:rPr>
-              <w:t>ammonium</w:t>
-            </w:r>
-            <w:proofErr w:type="gramEnd"/>
-            <w:r>
-              <w:rPr>
-                <w:rFonts w:ascii="Georgia" w:hAnsi="Georgia"/>
-                <w:color w:val="1F1F1F"/>
-                <w:lang w:val="en-US"/>
-              </w:rPr>
-              <w:t xml:space="preserve"> serves as an essential indicator for the evaluation and regulation of the health status of aquatic ecological environments. Ammonium can enter the </w:t>
+              <w:t>ammonium serves as an essential indicator for the evaluation and regulation of the health status of aquatic ecological environments. Ammonium can enter the </w:t>
             </w:r>
             <w:hyperlink r:id="rId16" w:history="1">
               <w:r>
@@ -23435,7 +16078,7 @@
               </w:rPr>
               <w:t> and the excretion of nitrogenous waste by animals [</w:t>
             </w:r>
-            <w:bookmarkStart w:id="9" w:name="bbib5"/>
+            <w:bookmarkStart w:id="8" w:name="bbib5"/>
             <w:r>
               <w:fldChar w:fldCharType="begin"/>
             </w:r>
@@ -23468,7 +16111,7 @@
               </w:rPr>
               <w:t>,</w:t>
             </w:r>
-            <w:bookmarkStart w:id="10" w:name="bbib6"/>
+            <w:bookmarkStart w:id="9" w:name="bbib6"/>
             <w:r>
               <w:fldChar w:fldCharType="begin"/>
             </w:r>
@@ -23548,7 +16191,7 @@
               <w:lastRenderedPageBreak/>
               <w:t>material, which can result in oxygen depletion within the water and contribute to eutrophication, posing a significant threat to the aquatic environment and ecological security [</w:t>
             </w:r>
-            <w:bookmarkStart w:id="11" w:name="bbib7"/>
+            <w:bookmarkStart w:id="10" w:name="bbib7"/>
             <w:r>
               <w:fldChar w:fldCharType="begin"/>
             </w:r>
@@ -23573,7 +16216,7 @@
             <w:r>
               <w:fldChar w:fldCharType="end"/>
             </w:r>
-            <w:bookmarkEnd w:id="11"/>
+            <w:bookmarkEnd w:id="10"/>
             <w:r>
               <w:rPr>
                 <w:rFonts w:ascii="Georgia" w:hAnsi="Georgia"/>
@@ -23612,7 +16255,7 @@
                 <w:t>5</w:t>
               </w:r>
             </w:hyperlink>
-            <w:bookmarkEnd w:id="9"/>
+            <w:bookmarkEnd w:id="8"/>
             <w:r>
               <w:rPr>
                 <w:rFonts w:ascii="Georgia" w:hAnsi="Georgia"/>
@@ -23632,7 +16275,7 @@
                 <w:t>6</w:t>
               </w:r>
             </w:hyperlink>
-            <w:bookmarkEnd w:id="10"/>
+            <w:bookmarkEnd w:id="9"/>
             <w:r>
               <w:rPr>
                 <w:rFonts w:ascii="Georgia" w:hAnsi="Georgia"/>
@@ -27187,7 +19830,7 @@
           <w:lang w:val="en-US"/>
         </w:rPr>
       </w:pPr>
-      <w:bookmarkStart w:id="12" w:name="_Hlk204159459"/>
+      <w:bookmarkStart w:id="11" w:name="_Hlk204159459"/>
       <w:r>
         <w:rPr>
           <w:lang w:val="en-US"/>
@@ -27543,19 +20186,11 @@
                 <w:lang w:val="en-US"/>
               </w:rPr>
             </w:pPr>
-            <w:proofErr w:type="gramStart"/>
-            <w:r>
-              <w:rPr>
-                <w:lang w:val="en-US"/>
-              </w:rPr>
-              <w:t>Potential :</w:t>
-            </w:r>
-            <w:proofErr w:type="gramEnd"/>
-            <w:r>
-              <w:rPr>
-                <w:lang w:val="en-US"/>
-              </w:rPr>
-              <w:t xml:space="preserve"> mobile crustaceans</w:t>
+            <w:r>
+              <w:rPr>
+                <w:lang w:val="en-US"/>
+              </w:rPr>
+              <w:t>Potential : mobile crustaceans</w:t>
             </w:r>
           </w:p>
         </w:tc>
@@ -28043,21 +20678,7 @@
               <w:rPr>
                 <w:lang w:val="en-US"/>
               </w:rPr>
-              <w:t xml:space="preserve">(tolerant </w:t>
-            </w:r>
-            <w:proofErr w:type="gramStart"/>
-            <w:r>
-              <w:rPr>
-                <w:lang w:val="en-US"/>
-              </w:rPr>
-              <w:t>e.g.</w:t>
-            </w:r>
-            <w:proofErr w:type="gramEnd"/>
-            <w:r>
-              <w:rPr>
-                <w:lang w:val="en-US"/>
-              </w:rPr>
-              <w:t xml:space="preserve"> </w:t>
+              <w:t xml:space="preserve">(tolerant e.g. </w:t>
             </w:r>
             <w:proofErr w:type="spellStart"/>
             <w:r>
@@ -28494,21 +21115,7 @@
               <w:rPr>
                 <w:lang w:val="en-US"/>
               </w:rPr>
-              <w:t xml:space="preserve"> </w:t>
-            </w:r>
-            <w:proofErr w:type="gramStart"/>
-            <w:r>
-              <w:rPr>
-                <w:lang w:val="en-US"/>
-              </w:rPr>
-              <w:t>sp..</w:t>
-            </w:r>
-            <w:proofErr w:type="gramEnd"/>
-            <w:r>
-              <w:rPr>
-                <w:lang w:val="en-US"/>
-              </w:rPr>
-              <w:t xml:space="preserve"> </w:t>
+              <w:t xml:space="preserve"> sp.. </w:t>
             </w:r>
             <w:proofErr w:type="spellStart"/>
             <w:r>
@@ -29012,21 +21619,7 @@
               <w:rPr>
                 <w:lang w:val="en-US"/>
               </w:rPr>
-              <w:t xml:space="preserve">- </w:t>
-            </w:r>
-            <w:proofErr w:type="gramStart"/>
-            <w:r>
-              <w:rPr>
-                <w:lang w:val="en-US"/>
-              </w:rPr>
-              <w:t>also</w:t>
-            </w:r>
-            <w:proofErr w:type="gramEnd"/>
-            <w:r>
-              <w:rPr>
-                <w:lang w:val="en-US"/>
-              </w:rPr>
-              <w:t xml:space="preserve"> crustaceans (</w:t>
+              <w:t>- also crustaceans (</w:t>
             </w:r>
             <w:proofErr w:type="spellStart"/>
             <w:r>
@@ -29602,21 +22195,7 @@
               <w:rPr>
                 <w:lang w:val="en-US"/>
               </w:rPr>
-              <w:t>(</w:t>
-            </w:r>
-            <w:proofErr w:type="gramStart"/>
-            <w:r>
-              <w:rPr>
-                <w:lang w:val="en-US"/>
-              </w:rPr>
-              <w:t>intertidal</w:t>
-            </w:r>
-            <w:proofErr w:type="gramEnd"/>
-            <w:r>
-              <w:rPr>
-                <w:lang w:val="en-US"/>
-              </w:rPr>
-              <w:t xml:space="preserve"> </w:t>
+              <w:t xml:space="preserve">(intertidal </w:t>
             </w:r>
             <w:proofErr w:type="spellStart"/>
             <w:r>
@@ -29815,7 +22394,6 @@
               <w:t xml:space="preserve">Some </w:t>
             </w:r>
             <w:proofErr w:type="spellStart"/>
-            <w:proofErr w:type="gramStart"/>
             <w:r>
               <w:rPr>
                 <w:lang w:val="en-US"/>
@@ -29827,14 +22405,7 @@
               <w:rPr>
                 <w:lang w:val="en-US"/>
               </w:rPr>
-              <w:t> :</w:t>
-            </w:r>
-            <w:proofErr w:type="gramEnd"/>
-            <w:r>
-              <w:rPr>
-                <w:lang w:val="en-US"/>
-              </w:rPr>
-              <w:t xml:space="preserve"> </w:t>
+              <w:t xml:space="preserve"> : </w:t>
             </w:r>
             <w:proofErr w:type="spellStart"/>
             <w:r>
@@ -30112,21 +22683,7 @@
               <w:rPr>
                 <w:lang w:val="en-US"/>
               </w:rPr>
-              <w:t>(</w:t>
-            </w:r>
-            <w:proofErr w:type="gramStart"/>
-            <w:r>
-              <w:rPr>
-                <w:lang w:val="en-US"/>
-              </w:rPr>
-              <w:t>highly</w:t>
-            </w:r>
-            <w:proofErr w:type="gramEnd"/>
-            <w:r>
-              <w:rPr>
-                <w:lang w:val="en-US"/>
-              </w:rPr>
-              <w:t xml:space="preserve"> mobile)</w:t>
+              <w:t>(highly mobile)</w:t>
             </w:r>
           </w:p>
           <w:p>
@@ -30190,21 +22747,7 @@
               <w:rPr>
                 <w:lang w:val="en-US"/>
               </w:rPr>
-              <w:t xml:space="preserve">Mysids </w:t>
-            </w:r>
-            <w:proofErr w:type="gramStart"/>
-            <w:r>
-              <w:rPr>
-                <w:lang w:val="en-US"/>
-              </w:rPr>
-              <w:t>shrimps :</w:t>
-            </w:r>
-            <w:proofErr w:type="gramEnd"/>
-            <w:r>
-              <w:rPr>
-                <w:lang w:val="en-US"/>
-              </w:rPr>
-              <w:t xml:space="preserve"> </w:t>
+              <w:t xml:space="preserve">Mysids shrimps : </w:t>
             </w:r>
             <w:proofErr w:type="spellStart"/>
             <w:r>
@@ -30452,16 +22995,11 @@
             <w:pPr>
               <w:pStyle w:val="Sansinterligne"/>
             </w:pPr>
-            <w:proofErr w:type="gramStart"/>
             <w:r>
               <w:t>Polychaetes</w:t>
             </w:r>
             <w:r>
-              <w:t>:</w:t>
-            </w:r>
-            <w:proofErr w:type="gramEnd"/>
-            <w:r>
-              <w:t xml:space="preserve"> </w:t>
+              <w:t xml:space="preserve">: </w:t>
             </w:r>
             <w:proofErr w:type="spellStart"/>
             <w:r>
@@ -30859,14 +23397,12 @@
                 <w:lang w:eastAsia="fr-FR"/>
               </w:rPr>
             </w:pPr>
-            <w:proofErr w:type="gramStart"/>
             <w:r>
               <w:rPr>
                 <w:lang w:eastAsia="fr-FR"/>
               </w:rPr>
               <w:t>tidal</w:t>
             </w:r>
-            <w:proofErr w:type="gramEnd"/>
           </w:p>
         </w:tc>
         <w:tc>
@@ -30883,14 +23419,12 @@
                 <w:lang w:eastAsia="fr-FR"/>
               </w:rPr>
             </w:pPr>
-            <w:proofErr w:type="gramStart"/>
             <w:r>
               <w:rPr>
                 <w:lang w:eastAsia="fr-FR"/>
               </w:rPr>
               <w:t>phylum</w:t>
             </w:r>
-            <w:proofErr w:type="gramEnd"/>
           </w:p>
         </w:tc>
         <w:tc>
@@ -30907,14 +23441,12 @@
                 <w:lang w:eastAsia="fr-FR"/>
               </w:rPr>
             </w:pPr>
-            <w:proofErr w:type="gramStart"/>
             <w:r>
               <w:rPr>
                 <w:lang w:eastAsia="fr-FR"/>
               </w:rPr>
               <w:t>class</w:t>
             </w:r>
-            <w:proofErr w:type="gramEnd"/>
           </w:p>
         </w:tc>
         <w:tc>
@@ -30932,7 +23464,6 @@
               </w:rPr>
             </w:pPr>
             <w:proofErr w:type="spellStart"/>
-            <w:proofErr w:type="gramStart"/>
             <w:r>
               <w:rPr>
                 <w:lang w:eastAsia="fr-FR"/>
@@ -30940,7 +23471,6 @@
               <w:t>order</w:t>
             </w:r>
             <w:proofErr w:type="spellEnd"/>
-            <w:proofErr w:type="gramEnd"/>
           </w:p>
         </w:tc>
         <w:tc>
@@ -30958,7 +23488,6 @@
               </w:rPr>
             </w:pPr>
             <w:proofErr w:type="spellStart"/>
-            <w:proofErr w:type="gramStart"/>
             <w:r>
               <w:rPr>
                 <w:lang w:eastAsia="fr-FR"/>
@@ -30966,7 +23495,6 @@
               <w:t>species</w:t>
             </w:r>
             <w:proofErr w:type="spellEnd"/>
-            <w:proofErr w:type="gramEnd"/>
           </w:p>
         </w:tc>
         <w:tc>
@@ -30984,19 +23512,11 @@
               </w:rPr>
             </w:pPr>
             <w:proofErr w:type="spellStart"/>
-            <w:proofErr w:type="gramStart"/>
             <w:r>
               <w:rPr>
                 <w:lang w:eastAsia="fr-FR"/>
               </w:rPr>
-              <w:t>abundance</w:t>
-            </w:r>
-            <w:proofErr w:type="gramEnd"/>
-            <w:r>
-              <w:rPr>
-                <w:lang w:eastAsia="fr-FR"/>
-              </w:rPr>
-              <w:t>_prop</w:t>
+              <w:t>abundance_prop</w:t>
             </w:r>
             <w:proofErr w:type="spellEnd"/>
           </w:p>
@@ -31043,14 +23563,12 @@
                 <w:lang w:eastAsia="fr-FR"/>
               </w:rPr>
             </w:pPr>
-            <w:proofErr w:type="gramStart"/>
             <w:r>
               <w:rPr>
                 <w:lang w:eastAsia="fr-FR"/>
               </w:rPr>
               <w:t>intertidal</w:t>
             </w:r>
-            <w:proofErr w:type="gramEnd"/>
           </w:p>
         </w:tc>
         <w:tc>
@@ -31226,14 +23744,12 @@
                 <w:lang w:eastAsia="fr-FR"/>
               </w:rPr>
             </w:pPr>
-            <w:proofErr w:type="gramStart"/>
             <w:r>
               <w:rPr>
                 <w:lang w:eastAsia="fr-FR"/>
               </w:rPr>
               <w:t>intertidal</w:t>
             </w:r>
-            <w:proofErr w:type="gramEnd"/>
           </w:p>
         </w:tc>
         <w:tc>
@@ -31402,14 +23918,12 @@
                 <w:lang w:eastAsia="fr-FR"/>
               </w:rPr>
             </w:pPr>
-            <w:proofErr w:type="gramStart"/>
             <w:r>
               <w:rPr>
                 <w:lang w:eastAsia="fr-FR"/>
               </w:rPr>
               <w:t>intertidal</w:t>
             </w:r>
-            <w:proofErr w:type="gramEnd"/>
           </w:p>
         </w:tc>
         <w:tc>
@@ -31586,7 +24100,6 @@
               </w:rPr>
             </w:pPr>
             <w:proofErr w:type="spellStart"/>
-            <w:proofErr w:type="gramStart"/>
             <w:r>
               <w:rPr>
                 <w:lang w:eastAsia="fr-FR"/>
@@ -31594,7 +24107,6 @@
               <w:t>subtidal</w:t>
             </w:r>
             <w:proofErr w:type="spellEnd"/>
-            <w:proofErr w:type="gramEnd"/>
           </w:p>
         </w:tc>
         <w:tc>
@@ -31772,7 +24284,6 @@
               </w:rPr>
             </w:pPr>
             <w:proofErr w:type="spellStart"/>
-            <w:proofErr w:type="gramStart"/>
             <w:r>
               <w:rPr>
                 <w:lang w:eastAsia="fr-FR"/>
@@ -31780,7 +24291,6 @@
               <w:t>subtidal</w:t>
             </w:r>
             <w:proofErr w:type="spellEnd"/>
-            <w:proofErr w:type="gramEnd"/>
           </w:p>
         </w:tc>
         <w:tc>
@@ -31956,14 +24466,12 @@
                 <w:lang w:eastAsia="fr-FR"/>
               </w:rPr>
             </w:pPr>
-            <w:proofErr w:type="gramStart"/>
             <w:r>
               <w:rPr>
                 <w:lang w:eastAsia="fr-FR"/>
               </w:rPr>
               <w:t>intertidal</w:t>
             </w:r>
-            <w:proofErr w:type="gramEnd"/>
           </w:p>
         </w:tc>
         <w:tc>
@@ -32140,14 +24648,12 @@
                 <w:lang w:eastAsia="fr-FR"/>
               </w:rPr>
             </w:pPr>
-            <w:proofErr w:type="gramStart"/>
             <w:r>
               <w:rPr>
                 <w:lang w:eastAsia="fr-FR"/>
               </w:rPr>
               <w:t>intertidal</w:t>
             </w:r>
-            <w:proofErr w:type="gramEnd"/>
           </w:p>
         </w:tc>
         <w:tc>
@@ -32316,7 +24822,6 @@
               </w:rPr>
             </w:pPr>
             <w:proofErr w:type="spellStart"/>
-            <w:proofErr w:type="gramStart"/>
             <w:r>
               <w:rPr>
                 <w:lang w:eastAsia="fr-FR"/>
@@ -32324,7 +24829,6 @@
               <w:t>subtidal</w:t>
             </w:r>
             <w:proofErr w:type="spellEnd"/>
-            <w:proofErr w:type="gramEnd"/>
           </w:p>
         </w:tc>
         <w:tc>
@@ -32501,14 +25005,12 @@
                 <w:lang w:eastAsia="fr-FR"/>
               </w:rPr>
             </w:pPr>
-            <w:proofErr w:type="gramStart"/>
             <w:r>
               <w:rPr>
                 <w:lang w:eastAsia="fr-FR"/>
               </w:rPr>
               <w:t>intertidal</w:t>
             </w:r>
-            <w:proofErr w:type="gramEnd"/>
           </w:p>
         </w:tc>
         <w:tc>
@@ -32684,14 +25186,12 @@
                 <w:lang w:eastAsia="fr-FR"/>
               </w:rPr>
             </w:pPr>
-            <w:proofErr w:type="gramStart"/>
             <w:r>
               <w:rPr>
                 <w:lang w:eastAsia="fr-FR"/>
               </w:rPr>
               <w:t>intertidal</w:t>
             </w:r>
-            <w:proofErr w:type="gramEnd"/>
           </w:p>
         </w:tc>
         <w:tc>
@@ -32869,7 +25369,6 @@
               </w:rPr>
             </w:pPr>
             <w:proofErr w:type="spellStart"/>
-            <w:proofErr w:type="gramStart"/>
             <w:r>
               <w:rPr>
                 <w:lang w:eastAsia="fr-FR"/>
@@ -32877,7 +25376,6 @@
               <w:t>subtidal</w:t>
             </w:r>
             <w:proofErr w:type="spellEnd"/>
-            <w:proofErr w:type="gramEnd"/>
           </w:p>
         </w:tc>
         <w:tc>
@@ -33040,7 +25538,6 @@
               </w:rPr>
             </w:pPr>
             <w:proofErr w:type="spellStart"/>
-            <w:proofErr w:type="gramStart"/>
             <w:r>
               <w:rPr>
                 <w:lang w:eastAsia="fr-FR"/>
@@ -33048,7 +25545,6 @@
               <w:t>subtidal</w:t>
             </w:r>
             <w:proofErr w:type="spellEnd"/>
-            <w:proofErr w:type="gramEnd"/>
           </w:p>
         </w:tc>
         <w:tc>
@@ -33226,7 +25722,6 @@
               </w:rPr>
             </w:pPr>
             <w:proofErr w:type="spellStart"/>
-            <w:proofErr w:type="gramStart"/>
             <w:r>
               <w:rPr>
                 <w:lang w:eastAsia="fr-FR"/>
@@ -33234,7 +25729,6 @@
               <w:t>subtidal</w:t>
             </w:r>
             <w:proofErr w:type="spellEnd"/>
-            <w:proofErr w:type="gramEnd"/>
           </w:p>
         </w:tc>
         <w:tc>
@@ -33384,7 +25878,7 @@
         <w:br w:type="page"/>
       </w:r>
     </w:p>
-    <w:bookmarkEnd w:id="12"/>
+    <w:bookmarkEnd w:id="11"/>
     <w:p>
       <w:pPr>
         <w:pStyle w:val="Titre2"/>

--- a/inst/report/Draft_Etat_conditions_nourriceries_estuariennes.docx
+++ b/inst/report/Draft_Etat_conditions_nourriceries_estuariennes.docx
@@ -4,74 +4,6 @@
   <w:body>
     <w:p>
       <w:pPr>
-        <w:pStyle w:val="Titre1"/>
-        <w:rPr>
-          <w:lang w:val="en-US"/>
-        </w:rPr>
-      </w:pPr>
-      <w:r>
-        <w:rPr>
-          <w:lang w:val="en-US"/>
-        </w:rPr>
-        <w:t xml:space="preserve">Historical Trends and </w:t>
-      </w:r>
-      <w:r>
-        <w:rPr>
-          <w:lang w:val="en-US"/>
-        </w:rPr>
-        <w:t>Emerg</w:t>
-      </w:r>
-      <w:r>
-        <w:rPr>
-          <w:lang w:val="en-US"/>
-        </w:rPr>
-        <w:t>ing</w:t>
-      </w:r>
-      <w:r>
-        <w:rPr>
-          <w:lang w:val="en-US"/>
-        </w:rPr>
-        <w:t xml:space="preserve"> </w:t>
-      </w:r>
-      <w:r>
-        <w:rPr>
-          <w:lang w:val="en-US"/>
-        </w:rPr>
-        <w:t xml:space="preserve">Environmental Pressures </w:t>
-      </w:r>
-      <w:r>
-        <w:rPr>
-          <w:lang w:val="en-US"/>
-        </w:rPr>
-        <w:t>on</w:t>
-      </w:r>
-      <w:r>
-        <w:rPr>
-          <w:lang w:val="en-US"/>
-        </w:rPr>
-        <w:t xml:space="preserve"> Nursery Function in French Estuaries: An Integrated Approach Combining Contaminants, Water Quality, Benthic </w:t>
-      </w:r>
-      <w:r>
-        <w:rPr>
-          <w:lang w:val="en-US"/>
-        </w:rPr>
-        <w:t xml:space="preserve">Fauna </w:t>
-      </w:r>
-      <w:r>
-        <w:rPr>
-          <w:lang w:val="en-US"/>
-        </w:rPr>
-        <w:t>and Fish Communities</w:t>
-      </w:r>
-      <w:r>
-        <w:rPr>
-          <w:lang w:val="en-US"/>
-        </w:rPr>
-        <w:br w:type="page"/>
-      </w:r>
-    </w:p>
-    <w:p>
-      <w:pPr>
         <w:pStyle w:val="Titre2"/>
         <w:rPr>
           <w:lang w:val="en-US"/>
@@ -81,7 +13,6 @@
         <w:rPr>
           <w:lang w:val="en-US"/>
         </w:rPr>
-        <w:lastRenderedPageBreak/>
         <w:t>Material and methods</w:t>
       </w:r>
     </w:p>
@@ -8347,643 +8278,16 @@
       <w:pPr>
         <w:pStyle w:val="Titre3"/>
         <w:rPr>
-          <w:lang w:val="en-US"/>
-        </w:rPr>
-      </w:pPr>
-      <w:r>
-        <w:rPr>
+          <w:highlight w:val="yellow"/>
+          <w:lang w:val="en-US"/>
+        </w:rPr>
+      </w:pPr>
+      <w:r>
+        <w:rPr>
+          <w:highlight w:val="yellow"/>
           <w:lang w:val="en-US"/>
         </w:rPr>
         <w:lastRenderedPageBreak/>
-        <w:t xml:space="preserve">Contamination of biota </w:t>
-      </w:r>
-      <w:r>
-        <w:rPr>
-          <w:lang w:val="en-US"/>
-        </w:rPr>
-        <w:t xml:space="preserve">and sea water </w:t>
-      </w:r>
-      <w:r>
-        <w:rPr>
-          <w:lang w:val="en-US"/>
-        </w:rPr>
-        <w:t xml:space="preserve">by </w:t>
-      </w:r>
-      <w:r>
-        <w:rPr>
-          <w:lang w:val="en-US"/>
-        </w:rPr>
-        <w:t>emerg</w:t>
-      </w:r>
-      <w:r>
-        <w:rPr>
-          <w:lang w:val="en-US"/>
-        </w:rPr>
-        <w:t>ing</w:t>
-      </w:r>
-      <w:r>
-        <w:rPr>
-          <w:lang w:val="en-US"/>
-        </w:rPr>
-        <w:t xml:space="preserve"> </w:t>
-      </w:r>
-      <w:r>
-        <w:rPr>
-          <w:lang w:val="en-US"/>
-        </w:rPr>
-        <w:t>biocides</w:t>
-      </w:r>
-    </w:p>
-    <w:p>
-      <w:pPr>
-        <w:rPr>
-          <w:lang w:val="en-US"/>
-        </w:rPr>
-      </w:pPr>
-      <w:r>
-        <w:rPr>
-          <w:lang w:val="en-US"/>
-        </w:rPr>
-        <w:t xml:space="preserve">As part of the revision of the national list of Specific Pollutants of Ecological Status (PSEE), aimed at identifying relevant substances for monitoring in coastal environments, </w:t>
-      </w:r>
-      <w:proofErr w:type="spellStart"/>
-      <w:r>
-        <w:rPr>
-          <w:lang w:val="en-US"/>
-        </w:rPr>
-        <w:t>Ifremer</w:t>
-      </w:r>
-      <w:proofErr w:type="spellEnd"/>
-      <w:r>
-        <w:rPr>
-          <w:lang w:val="en-US"/>
-        </w:rPr>
-        <w:t xml:space="preserve"> investigated 102 emerging organic substances (i.e., not currently regulated for the marine environment), including </w:t>
-      </w:r>
-      <w:r>
-        <w:rPr>
-          <w:lang w:val="en-US"/>
-        </w:rPr>
-        <w:t>different types of</w:t>
-      </w:r>
-      <w:r>
-        <w:rPr>
-          <w:lang w:val="en-US"/>
-        </w:rPr>
-        <w:t xml:space="preserve"> biocides</w:t>
-      </w:r>
-      <w:r>
-        <w:rPr>
-          <w:lang w:val="en-US"/>
-        </w:rPr>
-        <w:t xml:space="preserve"> </w:t>
-      </w:r>
-      <w:r>
-        <w:rPr>
-          <w:lang w:val="en-US"/>
-        </w:rPr>
-        <w:fldChar w:fldCharType="begin"/>
-      </w:r>
-      <w:r>
-        <w:rPr>
-          <w:lang w:val="en-US"/>
-        </w:rPr>
-        <w:instrText xml:space="preserve"> ADDIN ZOTERO_ITEM CSL_CITATION {"citationID":"APQfKCTY","properties":{"formattedCitation":"(Amouroux {\\i{}et al.}, 2025)","plainCitation":"(Amouroux et al., 2025)","noteIndex":0},"citationItems":[{"id":1207,"uris":["http://zotero.org/users/3305729/items/V6X6YRI4"],"itemData":{"id":1207,"type":"article-journal","abstract":"le projet emergent’sea a été conduit en france métropolitaine sur la période 2021‐2024, par ifremer, epoc et ofb. ce projet a permis l’acquisition de données de concentration sur des substances d’intérêt émergent (pesticides, pharmaceutiques, biocides, biocides antisalissures, plastifiants, composés métalliques) sur des points de suivi considérés comme exposés à des apports de contaminants issus des bassins versants, sur des matrices intégratrices : mollusques (34 points de suivi) et échantillonneurs passifs (pocis, dgt) (26 points de suivi). ce projet a ainsi permis une acquisition, sur l’ensemble du littoral français, de données aussi homogènes que possible : période d’acquisition, échantillonnage, analyses, traitement des données. l’objectif final était de pouvoir identifier les substances pertinentes pouvant être proposées in fine en tant que substances candidates psee (polluants spécifiques de l’etat ecologique) pour les eaux littorales dans le cadre de la dce. la priorisation des substances est réalisée en considérant l’occurrence des contaminations et une approche risque, elle s’appuie sur la méthodologie de priorisation du cep (comité expert priorisation), et utilise des pnec (concentration prédite sans effet) déterminées par ineris, ou issues du réseau norman. la priorisation concerne uniquement les substances organiques. parmi les 102 substances organiques recherchées, 77% des substances « quantifiables » sont quantifiées en eau marine (51 / 66 substances) et 65 % dans les mollusques (34/52 substances). ce projet permet ainsi de proposer une liste de substances priorisées sur eau marine et une liste de substances priorisées sur mollusques, substances pouvant être considérées comme pertinentes pour un suivi en eau littorale. cette démarche permet de démontrer à l’échelle nationale la complémentarité des suivis en eau marine via échantillonneurs passifs et dans les mollusques, elle met également en évidence un manque de pnec eau marine, pnec mollusques[...]","container-title":"Ref. Ifremer/RBE/CCEM‐ARC‐15.12.2024","language":"fr","page":"61","source":"archimer.ifremer.fr","title":"Emergent’Sea. Recherche des substances d’intérêt émergent en milieu marin","volume":"Contrat R&amp;D OFB 21‐453","author":[{"family":"Amouroux","given":"Isabelle"},{"family":"Gonzalez","given":"Jean-Louis"},{"family":"Grouhel","given":"Anne"},{"family":"Chavanon","given":"Fabienne"},{"family":"Augagneur","given":"Sylvie"},{"family":"Bruneau","given":"Audrey"},{"family":"Budzinski","given":"Hélène"},{"family":"Dagault","given":"Francoise"},{"family":"Duquesne","given":"Vincent"},{"family":"Gabellec","given":"Raoul"},{"family":"Le Bon","given":"Fabien"},{"family":"Lebrun","given":"Luc"},{"family":"Le Fur","given":"Ines"},{"family":"Le Gall","given":"Patrik"},{"family":"Gianaroli","given":"Camille"},{"family":"Lissardy","given":"Muriel"},{"family":"Maheux","given":"Frank"},{"family":"Munaron","given":"Dominique"},{"family":"Pierre Duplessix","given":"Olivier"},{"family":"Ravel","given":"Christophe"},{"family":"Retho","given":"Michael"},{"family":"Schmidt","given":"Anne"},{"family":"Simon","given":"Benjamin"},{"family":"Sireau","given":"Teddy"},{"family":"Staub","given":"Pierre-François"},{"family":"Tapie","given":"Nathalie"},{"family":"Thevand","given":"Adeline"}],"issued":{"date-parts":[["2025",4,17]]},"citation-key":"amourouxEmergentSeaRechercheSubstances2025"}}],"schema":"https://github.com/citation-style-language/schema/raw/master/csl-citation.json"} </w:instrText>
-      </w:r>
-      <w:r>
-        <w:rPr>
-          <w:lang w:val="en-US"/>
-        </w:rPr>
-        <w:fldChar w:fldCharType="separate"/>
-      </w:r>
-      <w:r>
-        <w:rPr>
-          <w:rFonts w:ascii="Calibri Light" w:hAnsi="Calibri Light" w:cs="Calibri Light"/>
-          <w:szCs w:val="24"/>
-          <w:lang w:val="en-US"/>
-        </w:rPr>
-        <w:t xml:space="preserve">(Amouroux </w:t>
-      </w:r>
-      <w:r>
-        <w:rPr>
-          <w:rFonts w:ascii="Calibri Light" w:hAnsi="Calibri Light" w:cs="Calibri Light"/>
-          <w:i/>
-          <w:iCs/>
-          <w:szCs w:val="24"/>
-          <w:lang w:val="en-US"/>
-        </w:rPr>
-        <w:t>et al.</w:t>
-      </w:r>
-      <w:r>
-        <w:rPr>
-          <w:rFonts w:ascii="Calibri Light" w:hAnsi="Calibri Light" w:cs="Calibri Light"/>
-          <w:szCs w:val="24"/>
-          <w:lang w:val="en-US"/>
-        </w:rPr>
-        <w:t>, 2025)</w:t>
-      </w:r>
-      <w:r>
-        <w:rPr>
-          <w:lang w:val="en-US"/>
-        </w:rPr>
-        <w:fldChar w:fldCharType="end"/>
-      </w:r>
-      <w:r>
-        <w:rPr>
-          <w:lang w:val="en-US"/>
-        </w:rPr>
-        <w:t>. These measurements were carried out in 2021 and 2022, alongside ROCCHMV sampling, using integrative matrices—namely, bivalves and passive samplers (POCIS)—to facilitate the detection of these substances.</w:t>
-      </w:r>
-      <w:r>
-        <w:rPr>
-          <w:lang w:val="en-US"/>
-        </w:rPr>
-        <w:t xml:space="preserve"> </w:t>
-      </w:r>
-      <w:r>
-        <w:rPr>
-          <w:lang w:val="en-US"/>
-        </w:rPr>
-        <w:t xml:space="preserve">The use of passive samplers is particularly suited for targeting organic compounds with low hydrophobicity, which are expected to exhibit limited bioconcentration and bioaccumulation in marine organisms. </w:t>
-      </w:r>
-      <w:r>
-        <w:rPr>
-          <w:lang w:val="en-US"/>
-        </w:rPr>
-        <w:t>In addition, the compounds studied are generally less persistent than those subject to regulation, making them more susceptible to seasonal variation.</w:t>
-      </w:r>
-    </w:p>
-    <w:p>
-      <w:pPr>
-        <w:rPr>
-          <w:lang w:val="en-US"/>
-        </w:rPr>
-      </w:pPr>
-      <w:r>
-        <w:rPr>
-          <w:lang w:val="en-US"/>
-        </w:rPr>
-        <w:t xml:space="preserve">Sampling sites and periods were selected to coincide with locations and times of known contaminant inputs (i.e., related to usage patterns). The emerging compounds selected for this study </w:t>
-      </w:r>
-      <w:r>
-        <w:rPr>
-          <w:lang w:val="en-US"/>
-        </w:rPr>
-        <w:t xml:space="preserve">(see </w:t>
-      </w:r>
-      <w:r>
-        <w:rPr>
-          <w:lang w:val="en-US"/>
-        </w:rPr>
-        <w:fldChar w:fldCharType="begin"/>
-      </w:r>
-      <w:r>
-        <w:rPr>
-          <w:lang w:val="en-US"/>
-        </w:rPr>
-        <w:instrText xml:space="preserve"> REF _Ref204761649 \h </w:instrText>
-      </w:r>
-      <w:r>
-        <w:rPr>
-          <w:lang w:val="en-US"/>
-        </w:rPr>
-      </w:r>
-      <w:r>
-        <w:rPr>
-          <w:lang w:val="en-US"/>
-        </w:rPr>
-        <w:fldChar w:fldCharType="separate"/>
-      </w:r>
-      <w:r>
-        <w:rPr>
-          <w:lang w:val="en-US"/>
-        </w:rPr>
-        <w:t xml:space="preserve">Table </w:t>
-      </w:r>
-      <w:r>
-        <w:rPr>
-          <w:noProof/>
-          <w:lang w:val="en-US"/>
-        </w:rPr>
-        <w:t>5</w:t>
-      </w:r>
-      <w:r>
-        <w:rPr>
-          <w:lang w:val="en-US"/>
-        </w:rPr>
-        <w:fldChar w:fldCharType="end"/>
-      </w:r>
-      <w:r>
-        <w:rPr>
-          <w:lang w:val="en-US"/>
-        </w:rPr>
-        <w:t xml:space="preserve">) </w:t>
-      </w:r>
-      <w:r>
-        <w:rPr>
-          <w:lang w:val="en-US"/>
-        </w:rPr>
-        <w:t xml:space="preserve">include those quantified </w:t>
-      </w:r>
-      <w:r>
-        <w:rPr>
-          <w:lang w:val="en-US"/>
-        </w:rPr>
-        <w:t xml:space="preserve">in at least </w:t>
-      </w:r>
-      <w:r>
-        <w:rPr>
-          <w:lang w:val="en-US"/>
-        </w:rPr>
-        <w:t>one</w:t>
-      </w:r>
-      <w:r>
-        <w:rPr>
-          <w:lang w:val="en-US"/>
-        </w:rPr>
-        <w:t xml:space="preserve"> </w:t>
-      </w:r>
-      <w:r>
-        <w:rPr>
-          <w:lang w:val="en-US"/>
-        </w:rPr>
-        <w:t xml:space="preserve">of the three </w:t>
-      </w:r>
-      <w:r>
-        <w:rPr>
-          <w:lang w:val="en-US"/>
-        </w:rPr>
-        <w:t>estuary</w:t>
-      </w:r>
-      <w:r>
-        <w:rPr>
-          <w:lang w:val="en-US"/>
-        </w:rPr>
-        <w:t xml:space="preserve"> </w:t>
-      </w:r>
-      <w:r>
-        <w:rPr>
-          <w:lang w:val="en-US"/>
-        </w:rPr>
-        <w:t xml:space="preserve">(Seine: </w:t>
-      </w:r>
-      <w:proofErr w:type="spellStart"/>
-      <w:r>
-        <w:rPr>
-          <w:lang w:val="en-US"/>
-        </w:rPr>
-        <w:t>Villerville</w:t>
-      </w:r>
-      <w:proofErr w:type="spellEnd"/>
-      <w:r>
-        <w:rPr>
-          <w:lang w:val="en-US"/>
-        </w:rPr>
-        <w:t xml:space="preserve"> site; Loire: </w:t>
-      </w:r>
-      <w:proofErr w:type="spellStart"/>
-      <w:r>
-        <w:rPr>
-          <w:lang w:val="en-US"/>
-        </w:rPr>
-        <w:t>Montoir</w:t>
-      </w:r>
-      <w:proofErr w:type="spellEnd"/>
-      <w:r>
-        <w:rPr>
-          <w:lang w:val="en-US"/>
-        </w:rPr>
-        <w:t xml:space="preserve">-Ponton site; Gironde: </w:t>
-      </w:r>
-      <w:proofErr w:type="spellStart"/>
-      <w:r>
-        <w:rPr>
-          <w:lang w:val="en-US"/>
-        </w:rPr>
-        <w:t>Pontaillac</w:t>
-      </w:r>
-      <w:proofErr w:type="spellEnd"/>
-      <w:r>
-        <w:rPr>
-          <w:lang w:val="en-US"/>
-        </w:rPr>
-        <w:t xml:space="preserve"> site)</w:t>
-      </w:r>
-      <w:r>
-        <w:rPr>
-          <w:lang w:val="en-US"/>
-        </w:rPr>
-        <w:t xml:space="preserve"> and quantified </w:t>
-      </w:r>
-      <w:r>
-        <w:rPr>
-          <w:lang w:val="en-US"/>
-        </w:rPr>
-        <w:t>in seawater (</w:t>
-      </w:r>
-      <w:r>
-        <w:rPr>
-          <w:lang w:val="en-US"/>
-        </w:rPr>
-        <w:t>2</w:t>
-      </w:r>
-      <w:r>
-        <w:rPr>
-          <w:lang w:val="en-US"/>
-        </w:rPr>
-        <w:t xml:space="preserve"> </w:t>
-      </w:r>
-      <w:r>
-        <w:rPr>
-          <w:lang w:val="en-US"/>
-        </w:rPr>
-        <w:t xml:space="preserve">herbicides) </w:t>
-      </w:r>
-      <w:r>
-        <w:rPr>
-          <w:lang w:val="en-US"/>
-        </w:rPr>
-        <w:t>or</w:t>
-      </w:r>
-      <w:r>
-        <w:rPr>
-          <w:lang w:val="en-US"/>
-        </w:rPr>
-        <w:t xml:space="preserve"> in bivalves (</w:t>
-      </w:r>
-      <w:r>
-        <w:rPr>
-          <w:lang w:val="en-US"/>
-        </w:rPr>
-        <w:t xml:space="preserve">7 </w:t>
-      </w:r>
-      <w:r>
-        <w:rPr>
-          <w:lang w:val="en-US"/>
-        </w:rPr>
-        <w:t>antifouling agents,</w:t>
-      </w:r>
-      <w:r>
-        <w:rPr>
-          <w:lang w:val="en-US"/>
-        </w:rPr>
-        <w:t xml:space="preserve"> </w:t>
-      </w:r>
-      <w:r>
-        <w:rPr>
-          <w:lang w:val="en-US"/>
-        </w:rPr>
-        <w:t xml:space="preserve">7 </w:t>
-      </w:r>
-      <w:r>
-        <w:rPr>
-          <w:lang w:val="en-US"/>
-        </w:rPr>
-        <w:t xml:space="preserve">fungicides, 1 insecticide and </w:t>
-      </w:r>
-      <w:r>
-        <w:rPr>
-          <w:lang w:val="en-US"/>
-        </w:rPr>
-        <w:t xml:space="preserve">14 </w:t>
-      </w:r>
-      <w:r>
-        <w:rPr>
-          <w:lang w:val="en-US"/>
-        </w:rPr>
-        <w:t>herbicid</w:t>
-      </w:r>
-      <w:r>
-        <w:rPr>
-          <w:lang w:val="en-US"/>
-        </w:rPr>
-        <w:t>e</w:t>
-      </w:r>
-      <w:r>
-        <w:rPr>
-          <w:lang w:val="en-US"/>
-        </w:rPr>
-        <w:t>s)</w:t>
-      </w:r>
-      <w:r>
-        <w:rPr>
-          <w:lang w:val="en-US"/>
-        </w:rPr>
-        <w:t xml:space="preserve">. </w:t>
-      </w:r>
-    </w:p>
-    <w:p>
-      <w:pPr>
-        <w:rPr>
-          <w:lang w:val="en-US"/>
-        </w:rPr>
-      </w:pPr>
-      <w:r>
-        <w:rPr>
-          <w:lang w:val="en-US"/>
-        </w:rPr>
-        <w:t xml:space="preserve">To </w:t>
-      </w:r>
-      <w:r>
-        <w:rPr>
-          <w:lang w:val="en-US"/>
-        </w:rPr>
-        <w:t>determine w</w:t>
-      </w:r>
-      <w:r>
-        <w:rPr>
-          <w:lang w:val="en-US"/>
-        </w:rPr>
-        <w:t>h</w:t>
-      </w:r>
-      <w:r>
-        <w:rPr>
-          <w:lang w:val="en-US"/>
-        </w:rPr>
-        <w:t xml:space="preserve">ether the </w:t>
-      </w:r>
-      <w:r>
-        <w:rPr>
-          <w:lang w:val="en-US"/>
-        </w:rPr>
-        <w:t xml:space="preserve">estuaries were more contaminated than </w:t>
-      </w:r>
-      <w:r>
-        <w:rPr>
-          <w:lang w:val="en-US"/>
-        </w:rPr>
-        <w:t xml:space="preserve">the </w:t>
-      </w:r>
-      <w:r>
-        <w:rPr>
-          <w:lang w:val="en-US"/>
-        </w:rPr>
-        <w:t>French coast</w:t>
-      </w:r>
-      <w:r>
-        <w:rPr>
-          <w:lang w:val="en-US"/>
-        </w:rPr>
-        <w:t>line overall,</w:t>
-      </w:r>
-      <w:r>
-        <w:rPr>
-          <w:lang w:val="en-US"/>
-        </w:rPr>
-        <w:t xml:space="preserve"> a</w:t>
-      </w:r>
-      <w:r>
-        <w:rPr>
-          <w:lang w:val="en-US"/>
-        </w:rPr>
-        <w:t xml:space="preserve">nnual mean concentrations were calculated at the national level </w:t>
-      </w:r>
-      <w:r>
-        <w:rPr>
-          <w:lang w:val="en-US"/>
-        </w:rPr>
-        <w:t>and compared with</w:t>
-      </w:r>
-      <w:r>
-        <w:rPr>
-          <w:lang w:val="en-US"/>
-        </w:rPr>
-        <w:t xml:space="preserve"> </w:t>
-      </w:r>
-      <w:r>
-        <w:rPr>
-          <w:lang w:val="en-US"/>
-        </w:rPr>
-        <w:t xml:space="preserve">the corresponding </w:t>
-      </w:r>
-      <w:r>
-        <w:rPr>
-          <w:lang w:val="en-US"/>
-        </w:rPr>
-        <w:t>yearly mean</w:t>
-      </w:r>
-      <w:r>
-        <w:rPr>
-          <w:lang w:val="en-US"/>
-        </w:rPr>
-        <w:t>s</w:t>
-      </w:r>
-      <w:r>
-        <w:rPr>
-          <w:lang w:val="en-US"/>
-        </w:rPr>
-        <w:t xml:space="preserve"> </w:t>
-      </w:r>
-      <w:r>
-        <w:rPr>
-          <w:lang w:val="en-US"/>
-        </w:rPr>
-        <w:t xml:space="preserve">observed </w:t>
-      </w:r>
-      <w:r>
-        <w:rPr>
-          <w:lang w:val="en-US"/>
-        </w:rPr>
-        <w:t>in</w:t>
-      </w:r>
-      <w:r>
-        <w:rPr>
-          <w:lang w:val="en-US"/>
-        </w:rPr>
-        <w:t xml:space="preserve"> each estuary.</w:t>
-      </w:r>
-      <w:r>
-        <w:rPr>
-          <w:lang w:val="en-US"/>
-        </w:rPr>
-        <w:t xml:space="preserve"> </w:t>
-      </w:r>
-      <w:r>
-        <w:rPr>
-          <w:lang w:val="en-US"/>
-        </w:rPr>
-        <w:t xml:space="preserve">To </w:t>
-      </w:r>
-      <w:r>
-        <w:rPr>
-          <w:lang w:val="en-US"/>
-        </w:rPr>
-        <w:t>assess the potential environmental risk associated with these contamination levels, o</w:t>
-      </w:r>
-      <w:r>
-        <w:rPr>
-          <w:lang w:val="en-US"/>
-        </w:rPr>
-        <w:t xml:space="preserve">bserved </w:t>
-      </w:r>
-      <w:r>
-        <w:rPr>
-          <w:lang w:val="en-US"/>
-        </w:rPr>
-        <w:t>concentrations</w:t>
-      </w:r>
-      <w:r>
-        <w:rPr>
-          <w:lang w:val="en-US"/>
-        </w:rPr>
-        <w:t xml:space="preserve"> were also compared to </w:t>
-      </w:r>
-      <w:r>
-        <w:rPr>
-          <w:lang w:val="en-US"/>
-        </w:rPr>
-        <w:t>Predicted No Effect Concentration</w:t>
-      </w:r>
-      <w:r>
-        <w:rPr>
-          <w:lang w:val="en-US"/>
-        </w:rPr>
-        <w:t xml:space="preserve"> (PNEC</w:t>
-      </w:r>
-      <w:r>
-        <w:rPr>
-          <w:lang w:val="en-US"/>
-        </w:rPr>
-        <w:t>)</w:t>
-      </w:r>
-      <w:r>
-        <w:rPr>
-          <w:lang w:val="en-US"/>
-        </w:rPr>
-        <w:t xml:space="preserve"> values</w:t>
-      </w:r>
-      <w:r>
-        <w:rPr>
-          <w:lang w:val="en-US"/>
-        </w:rPr>
-        <w:t>.</w:t>
-      </w:r>
-      <w:r>
-        <w:rPr>
-          <w:lang w:val="en-US"/>
-        </w:rPr>
-        <w:t xml:space="preserve"> </w:t>
-      </w:r>
-      <w:r>
-        <w:rPr>
-          <w:lang w:val="en-US"/>
-        </w:rPr>
-        <w:t>Another way to evaluate whether contamination levels exceeding the national average may reflect an environmental risk was to consider the ranking of the compounds in the Emergent’Sea program. This ranking is based on the frequency of quantification of each compound, as well as the extent and frequency of PNEC exceedances.</w:t>
-      </w:r>
-    </w:p>
-    <w:p>
-      <w:pPr>
-        <w:pStyle w:val="Titre3"/>
-        <w:rPr>
-          <w:highlight w:val="yellow"/>
-          <w:lang w:val="en-US"/>
-        </w:rPr>
-      </w:pPr>
-      <w:r>
-        <w:rPr>
-          <w:highlight w:val="yellow"/>
-          <w:lang w:val="en-US"/>
-        </w:rPr>
         <w:t>Benthic invertebrate fauna</w:t>
       </w:r>
     </w:p>
@@ -9098,3957 +8402,18 @@
     </w:p>
     <w:p>
       <w:pPr>
-        <w:pStyle w:val="Titre4"/>
-        <w:rPr>
-          <w:lang w:val="en-US"/>
-        </w:rPr>
-      </w:pPr>
-      <w:r>
-        <w:rPr>
-          <w:lang w:val="en-US"/>
-        </w:rPr>
-        <w:t>Yearly ecological indices</w:t>
-      </w:r>
-    </w:p>
-    <w:p>
-      <w:pPr>
-        <w:rPr>
-          <w:lang w:val="en-US"/>
-        </w:rPr>
-      </w:pPr>
-      <w:r>
-        <w:rPr>
-          <w:lang w:val="en-US"/>
-        </w:rPr>
-        <w:t xml:space="preserve">French methodology DCE macro-invertebrates </w:t>
-      </w:r>
-      <w:r>
-        <w:rPr>
-          <w:lang w:val="en-US"/>
-        </w:rPr>
-        <w:fldChar w:fldCharType="begin"/>
-      </w:r>
-      <w:r>
-        <w:rPr>
-          <w:lang w:val="en-US"/>
-        </w:rPr>
-        <w:instrText xml:space="preserve"> ADDIN ZOTERO_ITEM CSL_CITATION {"citationID":"N7nC1Myo","properties":{"formattedCitation":"(Blanchet {\\i{}et al.}, 2025)","plainCitation":"(Blanchet et al., 2025)","noteIndex":0},"citationItems":[{"id":1204,"uris":["http://zotero.org/users/3305729/items/Q875VASZ"],"itemData":{"id":1204,"type":"report","collection-title":"Rapport Université de Bordeaux/UMR EPOC &amp; Ifremer.","language":"fr","source":"Zotero","title":"Méthodologie pour la surveillance et l’évaluation du paramètre « Macro-invertébrés benthiques » dans les masses d’eau de transition estuariennes de la façade Manche- Atlantique –","URL":"https://archimer.ifremer.fr/doc/00887/99923/118418.pdf","author":[{"family":"Blanchet","given":"Hugues"},{"family":"Fouet","given":"Marie"},{"family":"Bizzozero","given":"Lucie"},{"family":"Foveau","given":"Aurélie"}],"accessed":{"date-parts":[["2025",7,9]]},"issued":{"date-parts":[["2025",3]]},"citation-key":"blanchetMethodologiePourSurveillance2025"}}],"schema":"https://github.com/citation-style-language/schema/raw/master/csl-citation.json"} </w:instrText>
-      </w:r>
-      <w:r>
-        <w:rPr>
-          <w:lang w:val="en-US"/>
-        </w:rPr>
-        <w:fldChar w:fldCharType="separate"/>
-      </w:r>
-      <w:r>
-        <w:rPr>
-          <w:rFonts w:ascii="Calibri Light" w:hAnsi="Calibri Light" w:cs="Calibri Light"/>
-          <w:szCs w:val="24"/>
-          <w:lang w:val="en-US"/>
-        </w:rPr>
-        <w:t xml:space="preserve">(Blanchet </w:t>
-      </w:r>
-      <w:r>
-        <w:rPr>
-          <w:rFonts w:ascii="Calibri Light" w:hAnsi="Calibri Light" w:cs="Calibri Light"/>
-          <w:i/>
-          <w:iCs/>
-          <w:szCs w:val="24"/>
-          <w:lang w:val="en-US"/>
-        </w:rPr>
-        <w:t>et al.</w:t>
-      </w:r>
-      <w:r>
-        <w:rPr>
-          <w:rFonts w:ascii="Calibri Light" w:hAnsi="Calibri Light" w:cs="Calibri Light"/>
-          <w:szCs w:val="24"/>
-          <w:lang w:val="en-US"/>
-        </w:rPr>
-        <w:t>, 2025)</w:t>
-      </w:r>
-      <w:r>
-        <w:rPr>
-          <w:lang w:val="en-US"/>
-        </w:rPr>
-        <w:fldChar w:fldCharType="end"/>
-      </w:r>
-    </w:p>
-    <w:p>
-      <w:pPr>
-        <w:pStyle w:val="Paragraphedeliste"/>
-        <w:numPr>
-          <w:ilvl w:val="0"/>
-          <w:numId w:val="5"/>
-        </w:numPr>
-        <w:ind w:left="360"/>
-        <w:rPr>
-          <w:lang w:val="en-US"/>
-        </w:rPr>
-      </w:pPr>
-      <w:r>
-        <w:rPr>
-          <w:rStyle w:val="lev"/>
-          <w:lang w:val="en-US"/>
-        </w:rPr>
-        <w:t>Abundance/</w:t>
-      </w:r>
-      <w:r>
-        <w:rPr>
-          <w:rStyle w:val="lev"/>
-          <w:lang w:val="en-US"/>
-        </w:rPr>
-        <w:t>Density</w:t>
-      </w:r>
-      <w:r>
-        <w:rPr>
-          <w:rStyle w:val="lev"/>
-          <w:lang w:val="en-US"/>
-        </w:rPr>
-        <w:t xml:space="preserve">: </w:t>
-      </w:r>
-      <w:r>
-        <w:rPr>
-          <w:rStyle w:val="lev"/>
-          <w:b w:val="0"/>
-          <w:bCs w:val="0"/>
-          <w:lang w:val="en-US"/>
-        </w:rPr>
-        <w:t>total number of individuals per m²</w:t>
-      </w:r>
-    </w:p>
-    <w:p>
-      <w:pPr>
-        <w:pStyle w:val="Paragraphedeliste"/>
-        <w:numPr>
-          <w:ilvl w:val="0"/>
-          <w:numId w:val="5"/>
-        </w:numPr>
-        <w:ind w:left="360"/>
-        <w:rPr>
-          <w:rStyle w:val="lev"/>
-          <w:b w:val="0"/>
-          <w:bCs w:val="0"/>
-          <w:lang w:val="en-US"/>
-        </w:rPr>
-      </w:pPr>
-      <w:r>
-        <w:rPr>
-          <w:rStyle w:val="lev"/>
-          <w:lang w:val="en-US"/>
-        </w:rPr>
-        <w:t xml:space="preserve">Taxonomic Composition: </w:t>
-      </w:r>
-      <w:r>
-        <w:rPr>
-          <w:rStyle w:val="lev"/>
-          <w:b w:val="0"/>
-          <w:bCs w:val="0"/>
-          <w:lang w:val="en-US"/>
-        </w:rPr>
-        <w:t>p</w:t>
-      </w:r>
-      <w:r>
-        <w:rPr>
-          <w:lang w:val="en-US"/>
-        </w:rPr>
-        <w:t>resence and dominance of specific taxonomic groups (e.g., polychaetes, mollusks, crustaceans) (</w:t>
-      </w:r>
-      <w:r>
-        <w:rPr>
-          <w:lang w:val="en-US"/>
-        </w:rPr>
-        <w:t>s</w:t>
-      </w:r>
-      <w:r>
-        <w:rPr>
-          <w:lang w:val="en-US"/>
-        </w:rPr>
-        <w:t>ensitive to pollution and organic enrichment</w:t>
-      </w:r>
-      <w:r>
-        <w:rPr>
-          <w:lang w:val="en-US"/>
-        </w:rPr>
-        <w:t>)</w:t>
-      </w:r>
-      <w:bookmarkStart w:id="2" w:name="_Hlk204160043"/>
-    </w:p>
-    <w:p>
-      <w:pPr>
-        <w:pStyle w:val="Paragraphedeliste"/>
-        <w:numPr>
-          <w:ilvl w:val="0"/>
-          <w:numId w:val="5"/>
-        </w:numPr>
-        <w:ind w:left="360"/>
-        <w:rPr>
-          <w:rStyle w:val="lev"/>
-          <w:b w:val="0"/>
-          <w:bCs w:val="0"/>
-          <w:lang w:val="en-US"/>
-        </w:rPr>
-      </w:pPr>
-      <w:bookmarkStart w:id="3" w:name="_Hlk204160036"/>
-      <w:bookmarkStart w:id="4" w:name="_Hlk204160015"/>
-      <w:bookmarkEnd w:id="2"/>
-      <w:r>
-        <w:rPr>
-          <w:rStyle w:val="lev"/>
-          <w:lang w:val="en-US"/>
-        </w:rPr>
-        <w:t xml:space="preserve">Ecological Quality Ratios </w:t>
-      </w:r>
-      <w:r>
-        <w:rPr>
-          <w:rStyle w:val="lev"/>
-          <w:lang w:val="en-US"/>
-        </w:rPr>
-        <w:t>(EQR)</w:t>
-      </w:r>
-    </w:p>
-    <w:p>
-      <w:pPr>
-        <w:pStyle w:val="Paragraphedeliste"/>
-        <w:numPr>
-          <w:ilvl w:val="1"/>
-          <w:numId w:val="5"/>
-        </w:numPr>
-        <w:rPr>
-          <w:rStyle w:val="lev"/>
-          <w:b w:val="0"/>
-          <w:bCs w:val="0"/>
-          <w:lang w:val="en-US"/>
-        </w:rPr>
-      </w:pPr>
-      <w:r>
-        <w:rPr>
-          <w:rStyle w:val="lev"/>
-          <w:lang w:val="en-US"/>
-        </w:rPr>
-        <w:t xml:space="preserve">EQR-AMBI </w:t>
-      </w:r>
-      <w:r>
-        <w:rPr>
-          <w:rStyle w:val="lev"/>
-          <w:lang w:val="en-US"/>
-        </w:rPr>
-        <w:t xml:space="preserve">(AZTI Marine Biotic Index): </w:t>
-      </w:r>
-    </w:p>
-    <w:p>
-      <w:pPr>
-        <w:ind w:left="1080"/>
-        <w:rPr>
-          <w:rStyle w:val="lev"/>
-          <w:b w:val="0"/>
-          <w:bCs w:val="0"/>
-          <w:lang w:val="en-US"/>
-        </w:rPr>
-      </w:pPr>
-      <w:r>
-        <w:rPr>
-          <w:rStyle w:val="lev"/>
-          <w:lang w:val="en-US"/>
-        </w:rPr>
-        <w:t xml:space="preserve">AMBI is a score of anthropic disturbance response </w:t>
-      </w:r>
-      <w:r>
-        <w:rPr>
-          <w:rStyle w:val="lev"/>
-          <w:lang w:val="en-US"/>
-        </w:rPr>
-        <w:fldChar w:fldCharType="begin"/>
-      </w:r>
-      <w:r>
-        <w:rPr>
-          <w:rStyle w:val="lev"/>
-          <w:lang w:val="en-US"/>
-        </w:rPr>
-        <w:instrText xml:space="preserve"> ADDIN ZOTERO_ITEM CSL_CITATION {"citationID":"aNZrFm7f","properties":{"formattedCitation":"(Borja, Franco et P\\uc0\\u233{}rez, 2000; Borja et Muxika, 2005)","plainCitation":"(Borja, Franco et Pérez, 2000; Borja et Muxika, 2005)","noteIndex":0},"citationItems":[{"id":1195,"uris":["http://zotero.org/users/3305729/items/T3IM36NU"],"itemData":{"id":1195,"type":"article-journal","abstract":"In this paper, a marine Biotic Index (BI) for soft-bottom benthos of European estuarine and coastal environments is proposed. This is derived from the proportions of individual abundance in five ecological groups, which are related to the degree of sensitivity/tolerance to an environmental stress gradient. The main difference with previously published indices is the use of a simple formula that produces a continuous Biotic Coefficient (BC) – which makes it more suitable for statistical analysis, in opposition with previous discreet biotic indices – not affected by subjectivity. Relationships between this coefficient and a complementary BI with several environmental variables are discussed. Finally, a validation of the proposed index is made with data from systems affected by recent human disturbances, showing that different anthropogenic changes in the environment can be detected through the use of this BI.","container-title":"Marine Pollution Bulletin","DOI":"10.1016/S0025-326X(00)00061-8","ISSN":"0025-326X","issue":"12","journalAbbreviation":"Marine Pollution Bulletin","page":"1100-1114","source":"ScienceDirect","title":"A Marine Biotic Index to Establish the Ecological Quality of Soft-Bottom Benthos Within European Estuarine and Coastal Environments","volume":"40","author":[{"family":"Borja","given":"A"},{"family":"Franco","given":"J"},{"family":"Pérez","given":"V"}],"issued":{"date-parts":[["2000",12,1]]},"citation-key":"borjaMarineBioticIndex2000"}},{"id":1190,"uris":["http://zotero.org/users/3305729/items/TNCZRY8P"],"itemData":{"id":1190,"type":"article-journal","container-title":"Marine Pollution Bulletin","DOI":"10.1016/j.marpolbul.2005.04.040","ISSN":"0025-326X","issue":"7","journalAbbreviation":"Marine Pollution Bulletin","page":"787-789","source":"ScienceDirect","title":"Guidelines for the use of AMBI (AZTI’s Marine Biotic Index) in the assessment of the benthic ecological quality","volume":"50","author":[{"family":"Borja","given":"Angel"},{"family":"Muxika","given":"Iñigo"}],"issued":{"date-parts":[["2005",7,1]]},"citation-key":"borjaGuidelinesUseAMBI2005"}}],"schema":"https://github.com/citation-style-language/schema/raw/master/csl-citation.json"} </w:instrText>
-      </w:r>
-      <w:r>
-        <w:rPr>
-          <w:rStyle w:val="lev"/>
-          <w:lang w:val="en-US"/>
-        </w:rPr>
-        <w:fldChar w:fldCharType="separate"/>
-      </w:r>
-      <w:r>
-        <w:rPr>
-          <w:rFonts w:ascii="Calibri Light" w:hAnsi="Calibri Light" w:cs="Calibri Light"/>
-          <w:szCs w:val="24"/>
-          <w:lang w:val="en-US"/>
-        </w:rPr>
-        <w:t>(Borja, Franco et Pérez, 2000; Borja et Muxika, 2005)</w:t>
-      </w:r>
-      <w:r>
-        <w:rPr>
-          <w:rStyle w:val="lev"/>
-          <w:lang w:val="en-US"/>
-        </w:rPr>
-        <w:fldChar w:fldCharType="end"/>
-      </w:r>
-    </w:p>
-    <w:p>
-      <w:pPr>
-        <w:ind w:left="1080"/>
-        <w:rPr>
-          <w:lang w:val="en-US"/>
-        </w:rPr>
-      </w:pPr>
-      <w:r>
-        <w:rPr>
-          <w:lang w:val="en-US"/>
-        </w:rPr>
-        <w:t xml:space="preserve">First needs to </w:t>
-      </w:r>
-      <w:r>
-        <w:rPr>
-          <w:lang w:val="en-US"/>
-        </w:rPr>
-        <w:t>assign</w:t>
-      </w:r>
-      <w:r>
-        <w:rPr>
-          <w:lang w:val="en-US"/>
-        </w:rPr>
-        <w:t xml:space="preserve"> </w:t>
-      </w:r>
-      <w:r>
-        <w:rPr>
-          <w:lang w:val="en-US"/>
-        </w:rPr>
-        <w:t xml:space="preserve">species to </w:t>
-      </w:r>
-      <w:r>
-        <w:rPr>
-          <w:rStyle w:val="lev"/>
-          <w:lang w:val="en-US"/>
-        </w:rPr>
-        <w:t>5 ecological groups</w:t>
-      </w:r>
-      <w:r>
-        <w:rPr>
-          <w:lang w:val="en-US"/>
-        </w:rPr>
-        <w:t xml:space="preserve"> from sensitive to opportunistic, reflecting their tolerance to organic enrichment and pollution</w:t>
-      </w:r>
-      <w:r>
-        <w:rPr>
-          <w:lang w:val="en-US"/>
-        </w:rPr>
-        <w:t xml:space="preserve"> (</w:t>
-      </w:r>
-      <w:r>
-        <w:rPr>
-          <w:lang w:val="en-US"/>
-        </w:rPr>
-        <w:t>GI: sensitive species; GII: indifferent species; GIII: tolerant species; GIV: second-order opportunistic species; GV: first-order opportunistic species</w:t>
-      </w:r>
-      <w:r>
-        <w:rPr>
-          <w:lang w:val="en-US"/>
-        </w:rPr>
-        <w:t xml:space="preserve">). Than compute AMBI value following the equation using the function </w:t>
-      </w:r>
+        <w:pStyle w:val="Titre3"/>
+        <w:rPr>
+          <w:highlight w:val="yellow"/>
+          <w:lang w:val="en-US"/>
+        </w:rPr>
+      </w:pPr>
       <w:proofErr w:type="spellStart"/>
       <w:r>
         <w:rPr>
-          <w:lang w:val="en-US"/>
-        </w:rPr>
-        <w:t>ambi</w:t>
-      </w:r>
-      <w:proofErr w:type="spellEnd"/>
-      <w:r>
-        <w:rPr>
-          <w:lang w:val="en-US"/>
-        </w:rPr>
-        <w:t xml:space="preserve"> from the package {benthos} :</w:t>
-      </w:r>
-    </w:p>
-    <w:p>
-      <w:pPr>
-        <w:rPr>
-          <w:rFonts w:eastAsiaTheme="minorEastAsia"/>
-          <w:lang w:val="en-US"/>
-        </w:rPr>
-      </w:pPr>
-      <m:oMathPara>
-        <m:oMath>
-          <m:r>
-            <w:rPr>
-              <w:rFonts w:ascii="Cambria Math" w:hAnsi="Cambria Math"/>
-              <w:lang w:val="en-US"/>
-            </w:rPr>
-            <m:t xml:space="preserve">AMBI= </m:t>
-          </m:r>
-          <m:f>
-            <m:fPr>
-              <m:ctrlPr>
-                <w:rPr>
-                  <w:rFonts w:ascii="Cambria Math" w:hAnsi="Cambria Math"/>
-                  <w:i/>
-                  <w:lang w:val="en-US"/>
-                </w:rPr>
-              </m:ctrlPr>
-            </m:fPr>
-            <m:num>
-              <m:r>
-                <w:rPr>
-                  <w:rFonts w:ascii="Cambria Math" w:hAnsi="Cambria Math"/>
-                  <w:lang w:val="en-US"/>
-                </w:rPr>
-                <m:t>0*%GI+1.5*%GII+3*%GIII+4.5*%GIV+6*%GV</m:t>
-              </m:r>
-            </m:num>
-            <m:den>
-              <m:r>
-                <w:rPr>
-                  <w:rFonts w:ascii="Cambria Math" w:hAnsi="Cambria Math"/>
-                  <w:lang w:val="en-US"/>
-                </w:rPr>
-                <m:t>100</m:t>
-              </m:r>
-            </m:den>
-          </m:f>
-        </m:oMath>
-      </m:oMathPara>
-    </w:p>
-    <w:p>
-      <w:pPr>
-        <w:pStyle w:val="Paragraphedeliste"/>
-        <w:ind w:left="1440"/>
-        <w:rPr>
-          <w:lang w:val="en-US"/>
-        </w:rPr>
-      </w:pPr>
-      <w:r>
-        <w:rPr>
-          <w:rStyle w:val="lev"/>
-          <w:b w:val="0"/>
-          <w:bCs w:val="0"/>
-          <w:lang w:val="en-US"/>
-        </w:rPr>
-        <w:t xml:space="preserve">EQR(AMBI) has been computed from </w:t>
-      </w:r>
-      <w:r>
-        <w:fldChar w:fldCharType="begin"/>
-      </w:r>
-      <w:r>
-        <w:rPr>
-          <w:lang w:val="en-US"/>
-        </w:rPr>
-        <w:instrText xml:space="preserve"> ADDIN ZOTERO_ITEM CSL_CITATION {"citationID":"EN9jswjx","properties":{"formattedCitation":"(Blanchet {\\i{}et al.}, 2025)","plainCitation":"(Blanchet et al., 2025)","noteIndex":0},"citationItems":[{"id":1204,"uris":["http://zotero.org/users/3305729/items/Q875VASZ"],"itemData":{"id":1204,"type":"report","collection-title":"Rapport Université de Bordeaux/UMR EPOC &amp; Ifremer.","language":"fr","source":"Zotero","title":"Méthodologie pour la surveillance et l’évaluation du paramètre « Macro-invertébrés benthiques » dans les masses d’eau de transition estuariennes de la façade Manche- Atlantique –","URL":"https://archimer.ifremer.fr/doc/00887/99923/118418.pdf","author":[{"family":"Blanchet","given":"Hugues"},{"family":"Fouet","given":"Marie"},{"family":"Bizzozero","given":"Lucie"},{"family":"Foveau","given":"Aurélie"}],"accessed":{"date-parts":[["2025",7,9]]},"issued":{"date-parts":[["2025",3]]},"citation-key":"blanchetMethodologiePourSurveillance2025"}}],"schema":"https://github.com/citation-style-language/schema/raw/master/csl-citation.json"} </w:instrText>
-      </w:r>
-      <w:r>
-        <w:fldChar w:fldCharType="separate"/>
-      </w:r>
-      <w:r>
-        <w:rPr>
-          <w:rFonts w:ascii="Calibri Light" w:hAnsi="Calibri Light" w:cs="Calibri Light"/>
-          <w:szCs w:val="24"/>
-          <w:lang w:val="en-US"/>
-        </w:rPr>
-        <w:t xml:space="preserve">(Blanchet </w:t>
-      </w:r>
-      <w:r>
-        <w:rPr>
-          <w:rFonts w:ascii="Calibri Light" w:hAnsi="Calibri Light" w:cs="Calibri Light"/>
-          <w:i/>
-          <w:iCs/>
-          <w:szCs w:val="24"/>
-          <w:lang w:val="en-US"/>
-        </w:rPr>
-        <w:t>et al.</w:t>
-      </w:r>
-      <w:r>
-        <w:rPr>
-          <w:rFonts w:ascii="Calibri Light" w:hAnsi="Calibri Light" w:cs="Calibri Light"/>
-          <w:szCs w:val="24"/>
-          <w:lang w:val="en-US"/>
-        </w:rPr>
-        <w:t>, 2025)</w:t>
-      </w:r>
-      <w:r>
-        <w:fldChar w:fldCharType="end"/>
-      </w:r>
-      <w:r>
-        <w:rPr>
-          <w:lang w:val="en-US"/>
-        </w:rPr>
-        <w:t xml:space="preserve"> </w:t>
-      </w:r>
-      <w:r>
-        <w:rPr>
-          <w:lang w:val="en-US"/>
-        </w:rPr>
-        <w:t>methodology.</w:t>
-      </w:r>
-    </w:p>
-    <w:p>
-      <m:oMathPara>
-        <m:oMath>
-          <m:r>
-            <w:rPr>
-              <w:rFonts w:ascii="Cambria Math" w:hAnsi="Cambria Math"/>
-            </w:rPr>
-            <m:t>EQR</m:t>
-          </m:r>
-          <m:d>
-            <m:dPr>
-              <m:ctrlPr>
-                <w:rPr>
-                  <w:rFonts w:ascii="Cambria Math" w:hAnsi="Cambria Math"/>
-                  <w:i/>
-                </w:rPr>
-              </m:ctrlPr>
-            </m:dPr>
-            <m:e>
-              <m:r>
-                <w:rPr>
-                  <w:rFonts w:ascii="Cambria Math" w:hAnsi="Cambria Math"/>
-                </w:rPr>
-                <m:t>AMBI</m:t>
-              </m:r>
-            </m:e>
-          </m:d>
-          <m:r>
-            <w:rPr>
-              <w:rFonts w:ascii="Cambria Math" w:hAnsi="Cambria Math"/>
-            </w:rPr>
-            <m:t xml:space="preserve">= </m:t>
-          </m:r>
-          <m:f>
-            <m:fPr>
-              <m:ctrlPr>
-                <w:rPr>
-                  <w:rFonts w:ascii="Cambria Math" w:hAnsi="Cambria Math"/>
-                  <w:i/>
-                </w:rPr>
-              </m:ctrlPr>
-            </m:fPr>
-            <m:num>
-              <m:r>
-                <w:rPr>
-                  <w:rFonts w:ascii="Cambria Math" w:hAnsi="Cambria Math"/>
-                </w:rPr>
-                <m:t>AMBI-7</m:t>
-              </m:r>
-            </m:num>
-            <m:den>
-              <m:sSub>
-                <m:sSubPr>
-                  <m:ctrlPr>
-                    <w:rPr>
-                      <w:rFonts w:ascii="Cambria Math" w:hAnsi="Cambria Math"/>
-                      <w:i/>
-                    </w:rPr>
-                  </m:ctrlPr>
-                </m:sSubPr>
-                <m:e>
-                  <m:r>
-                    <w:rPr>
-                      <w:rFonts w:ascii="Cambria Math" w:hAnsi="Cambria Math"/>
-                    </w:rPr>
-                    <m:t>AMBI</m:t>
-                  </m:r>
-                </m:e>
-                <m:sub>
-                  <m:r>
-                    <w:rPr>
-                      <w:rFonts w:ascii="Cambria Math" w:hAnsi="Cambria Math"/>
-                    </w:rPr>
-                    <m:t>ref</m:t>
-                  </m:r>
-                </m:sub>
-              </m:sSub>
-              <m:r>
-                <w:rPr>
-                  <w:rFonts w:ascii="Cambria Math" w:hAnsi="Cambria Math"/>
-                </w:rPr>
-                <m:t>-7</m:t>
-              </m:r>
-            </m:den>
-          </m:f>
-        </m:oMath>
-      </m:oMathPara>
-    </w:p>
-    <w:tbl>
-      <w:tblPr>
-        <w:tblStyle w:val="Grilledutableau"/>
-        <w:tblW w:w="0" w:type="auto"/>
-        <w:tblLook w:val="04A0" w:firstRow="1" w:lastRow="0" w:firstColumn="1" w:lastColumn="0" w:noHBand="0" w:noVBand="1"/>
-      </w:tblPr>
-      <w:tblGrid>
-        <w:gridCol w:w="1742"/>
-        <w:gridCol w:w="1742"/>
-        <w:gridCol w:w="1743"/>
-        <w:gridCol w:w="1743"/>
-        <w:gridCol w:w="1743"/>
-        <w:gridCol w:w="1743"/>
-      </w:tblGrid>
-      <w:tr>
-        <w:tc>
-          <w:tcPr>
-            <w:tcW w:w="1742" w:type="dxa"/>
-          </w:tcPr>
-          <w:p>
-            <w:pPr>
-              <w:pStyle w:val="Sansinterligne"/>
-              <w:rPr>
-                <w:lang w:val="en-US"/>
-              </w:rPr>
-            </w:pPr>
-            <w:r>
-              <w:rPr>
-                <w:lang w:val="en-US"/>
-              </w:rPr>
-              <w:t>Status</w:t>
-            </w:r>
-          </w:p>
-        </w:tc>
-        <w:tc>
-          <w:tcPr>
-            <w:tcW w:w="1742" w:type="dxa"/>
-          </w:tcPr>
-          <w:p>
-            <w:pPr>
-              <w:pStyle w:val="Sansinterligne"/>
-              <w:rPr>
-                <w:lang w:val="en-US"/>
-              </w:rPr>
-            </w:pPr>
-            <w:r>
-              <w:rPr>
-                <w:lang w:val="en-US"/>
-              </w:rPr>
-              <w:t>High</w:t>
-            </w:r>
-          </w:p>
-        </w:tc>
-        <w:tc>
-          <w:tcPr>
-            <w:tcW w:w="1743" w:type="dxa"/>
-          </w:tcPr>
-          <w:p>
-            <w:pPr>
-              <w:pStyle w:val="Sansinterligne"/>
-              <w:rPr>
-                <w:lang w:val="en-US"/>
-              </w:rPr>
-            </w:pPr>
-            <w:r>
-              <w:rPr>
-                <w:lang w:val="en-US"/>
-              </w:rPr>
-              <w:t>Good</w:t>
-            </w:r>
-          </w:p>
-        </w:tc>
-        <w:tc>
-          <w:tcPr>
-            <w:tcW w:w="1743" w:type="dxa"/>
-          </w:tcPr>
-          <w:p>
-            <w:pPr>
-              <w:pStyle w:val="Sansinterligne"/>
-              <w:rPr>
-                <w:lang w:val="en-US"/>
-              </w:rPr>
-            </w:pPr>
-            <w:r>
-              <w:rPr>
-                <w:lang w:val="en-US"/>
-              </w:rPr>
-              <w:t>Moderate</w:t>
-            </w:r>
-          </w:p>
-        </w:tc>
-        <w:tc>
-          <w:tcPr>
-            <w:tcW w:w="1743" w:type="dxa"/>
-          </w:tcPr>
-          <w:p>
-            <w:pPr>
-              <w:pStyle w:val="Sansinterligne"/>
-              <w:rPr>
-                <w:lang w:val="en-US"/>
-              </w:rPr>
-            </w:pPr>
-            <w:r>
-              <w:rPr>
-                <w:lang w:val="en-US"/>
-              </w:rPr>
-              <w:t>Poor</w:t>
-            </w:r>
-          </w:p>
-        </w:tc>
-        <w:tc>
-          <w:tcPr>
-            <w:tcW w:w="1743" w:type="dxa"/>
-          </w:tcPr>
-          <w:p>
-            <w:pPr>
-              <w:pStyle w:val="Sansinterligne"/>
-              <w:rPr>
-                <w:lang w:val="en-US"/>
-              </w:rPr>
-            </w:pPr>
-            <w:r>
-              <w:rPr>
-                <w:lang w:val="en-US"/>
-              </w:rPr>
-              <w:t>Bad</w:t>
-            </w:r>
-          </w:p>
-        </w:tc>
-      </w:tr>
-      <w:tr>
-        <w:tc>
-          <w:tcPr>
-            <w:tcW w:w="1742" w:type="dxa"/>
-          </w:tcPr>
-          <w:p>
-            <w:pPr>
-              <w:pStyle w:val="Sansinterligne"/>
-              <w:rPr>
-                <w:lang w:val="en-US"/>
-              </w:rPr>
-            </w:pPr>
-            <w:r>
-              <w:rPr>
-                <w:lang w:val="en-US"/>
-              </w:rPr>
-              <w:t>EQR boundaries</w:t>
-            </w:r>
-          </w:p>
-        </w:tc>
-        <w:tc>
-          <w:tcPr>
-            <w:tcW w:w="1742" w:type="dxa"/>
-          </w:tcPr>
-          <w:p>
-            <w:pPr>
-              <w:pStyle w:val="Sansinterligne"/>
-              <w:rPr>
-                <w:lang w:val="en-US"/>
-              </w:rPr>
-            </w:pPr>
-            <w:r>
-              <w:rPr>
-                <w:lang w:val="en-US"/>
-              </w:rPr>
-              <w:t>]1-0,8]</w:t>
-            </w:r>
-          </w:p>
-        </w:tc>
-        <w:tc>
-          <w:tcPr>
-            <w:tcW w:w="1743" w:type="dxa"/>
-          </w:tcPr>
-          <w:p>
-            <w:pPr>
-              <w:pStyle w:val="Sansinterligne"/>
-              <w:rPr>
-                <w:lang w:val="en-US"/>
-              </w:rPr>
-            </w:pPr>
-            <w:r>
-              <w:rPr>
-                <w:lang w:val="en-US"/>
-              </w:rPr>
-              <w:t>]0,8-0,6]</w:t>
-            </w:r>
-          </w:p>
-        </w:tc>
-        <w:tc>
-          <w:tcPr>
-            <w:tcW w:w="1743" w:type="dxa"/>
-          </w:tcPr>
-          <w:p>
-            <w:pPr>
-              <w:pStyle w:val="Sansinterligne"/>
-              <w:rPr>
-                <w:lang w:val="en-US"/>
-              </w:rPr>
-            </w:pPr>
-            <w:r>
-              <w:rPr>
-                <w:lang w:val="en-US"/>
-              </w:rPr>
-              <w:t>]0,6-0,4]</w:t>
-            </w:r>
-          </w:p>
-        </w:tc>
-        <w:tc>
-          <w:tcPr>
-            <w:tcW w:w="1743" w:type="dxa"/>
-          </w:tcPr>
-          <w:p>
-            <w:pPr>
-              <w:pStyle w:val="Sansinterligne"/>
-              <w:rPr>
-                <w:lang w:val="en-US"/>
-              </w:rPr>
-            </w:pPr>
-            <w:r>
-              <w:rPr>
-                <w:lang w:val="en-US"/>
-              </w:rPr>
-              <w:t>]0,4-0,2]</w:t>
-            </w:r>
-          </w:p>
-        </w:tc>
-        <w:tc>
-          <w:tcPr>
-            <w:tcW w:w="1743" w:type="dxa"/>
-          </w:tcPr>
-          <w:p>
-            <w:pPr>
-              <w:pStyle w:val="Sansinterligne"/>
-              <w:rPr>
-                <w:lang w:val="en-US"/>
-              </w:rPr>
-            </w:pPr>
-            <w:r>
-              <w:rPr>
-                <w:lang w:val="en-US"/>
-              </w:rPr>
-              <w:t>]0,2-0]</w:t>
-            </w:r>
-          </w:p>
-        </w:tc>
-      </w:tr>
-    </w:tbl>
-    <w:p>
-      <w:pPr>
-        <w:ind w:left="360"/>
-      </w:pPr>
-    </w:p>
-    <w:bookmarkEnd w:id="3"/>
-    <w:p>
-      <w:pPr>
-        <w:pStyle w:val="Paragraphedeliste"/>
-        <w:numPr>
-          <w:ilvl w:val="1"/>
-          <w:numId w:val="5"/>
-        </w:numPr>
-        <w:rPr>
-          <w:lang w:val="en-US"/>
-        </w:rPr>
-      </w:pPr>
-      <w:r>
-        <w:rPr>
-          <w:b/>
-          <w:bCs/>
-          <w:lang w:val="en-US"/>
-        </w:rPr>
-        <w:lastRenderedPageBreak/>
-        <w:t>BEQI-FR (French Benthic Ecosystem Quality Index):</w:t>
-      </w:r>
-      <w:r>
-        <w:rPr>
-          <w:lang w:val="en-US"/>
-        </w:rPr>
-        <w:t xml:space="preserve"> adopted indicator for assessing the quality of estuarine transitional water bodies in mainland France </w:t>
-      </w:r>
-      <w:r>
-        <w:rPr>
-          <w:lang w:val="en-US"/>
-        </w:rPr>
-        <w:fldChar w:fldCharType="begin"/>
-      </w:r>
-      <w:r>
-        <w:rPr>
-          <w:lang w:val="en-US"/>
-        </w:rPr>
-        <w:instrText xml:space="preserve"> ADDIN ZOTERO_ITEM CSL_CITATION {"citationID":"6djPL60O","properties":{"formattedCitation":"(Fouet {\\i{}et al.}, 2018; Fouet, Blanchet et Lepage, 2020; Blanchet {\\i{}et al.}, 2025)","plainCitation":"(Fouet et al., 2018; Fouet, Blanchet et Lepage, 2020; Blanchet et al., 2025)","noteIndex":0},"citationItems":[{"id":1186,"uris":["http://zotero.org/users/3305729/items/6PJW97GI"],"itemData":{"id":1186,"type":"report","number":"DOC00085633","page":"77","publisher":"Agence française pour la biodiversité - AFB, Université de Bordeaux Irstea","title":"Sélection d’un indicateur DCE « faune benthique invertébrée » adapté aux estuaires","URL":"https://professionnels.ofb.fr/fr/doc/selection-dun-indicateur-dce-faune-benthique-invertebree-adapte-aux-estuaires","author":[{"family":"Fouet","given":"Marie"},{"family":"Blanchet","given":"Hugues"},{"family":"Leconte","given":"Michel"},{"family":"David","given":"Valérie"},{"family":"Lepage","given":"Mario"}],"accessed":{"date-parts":[["2025",7,8]]},"issued":{"date-parts":[["2018",10]]},"citation-key":"fouetSelectionDunIndicateur2018"}},{"id":1205,"uris":["http://zotero.org/users/3305729/items/2QE4R2S7"],"itemData":{"id":1205,"type":"report","genre":"Water framework directive","title":"Intercalibration of biological elements for French transitional water bodies: benthic invertebrates","author":[{"family":"Fouet","given":"Marie"},{"family":"Blanchet","given":"Hugues"},{"family":"Lepage","given":"Mario"}],"issued":{"date-parts":[["2020",10]]},"citation-key":"fouetIntercalibrationBiologicalElements2020"}},{"id":1204,"uris":["http://zotero.org/users/3305729/items/Q875VASZ"],"itemData":{"id":1204,"type":"report","collection-title":"Rapport Université de Bordeaux/UMR EPOC &amp; Ifremer.","language":"fr","source":"Zotero","title":"Méthodologie pour la surveillance et l’évaluation du paramètre « Macro-invertébrés benthiques » dans les masses d’eau de transition estuariennes de la façade Manche- Atlantique –","URL":"https://archimer.ifremer.fr/doc/00887/99923/118418.pdf","author":[{"family":"Blanchet","given":"Hugues"},{"family":"Fouet","given":"Marie"},{"family":"Bizzozero","given":"Lucie"},{"family":"Foveau","given":"Aurélie"}],"accessed":{"date-parts":[["2025",7,9]]},"issued":{"date-parts":[["2025",3]]},"citation-key":"blanchetMethodologiePourSurveillance2025"}}],"schema":"https://github.com/citation-style-language/schema/raw/master/csl-citation.json"} </w:instrText>
-      </w:r>
-      <w:r>
-        <w:rPr>
-          <w:lang w:val="en-US"/>
-        </w:rPr>
-        <w:fldChar w:fldCharType="separate"/>
-      </w:r>
-      <w:r>
-        <w:rPr>
-          <w:rFonts w:ascii="Calibri Light" w:hAnsi="Calibri Light" w:cs="Calibri Light"/>
-          <w:szCs w:val="24"/>
-          <w:lang w:val="en-US"/>
-        </w:rPr>
-        <w:t xml:space="preserve">(Fouet </w:t>
-      </w:r>
-      <w:r>
-        <w:rPr>
-          <w:rFonts w:ascii="Calibri Light" w:hAnsi="Calibri Light" w:cs="Calibri Light"/>
-          <w:i/>
-          <w:iCs/>
-          <w:szCs w:val="24"/>
-          <w:lang w:val="en-US"/>
-        </w:rPr>
-        <w:t>et al.</w:t>
-      </w:r>
-      <w:r>
-        <w:rPr>
-          <w:rFonts w:ascii="Calibri Light" w:hAnsi="Calibri Light" w:cs="Calibri Light"/>
-          <w:szCs w:val="24"/>
-          <w:lang w:val="en-US"/>
-        </w:rPr>
-        <w:t xml:space="preserve">, 2018; Fouet, Blanchet et Lepage, 2020; Blanchet </w:t>
-      </w:r>
-      <w:r>
-        <w:rPr>
-          <w:rFonts w:ascii="Calibri Light" w:hAnsi="Calibri Light" w:cs="Calibri Light"/>
-          <w:i/>
-          <w:iCs/>
-          <w:szCs w:val="24"/>
-          <w:lang w:val="en-US"/>
-        </w:rPr>
-        <w:t>et al.</w:t>
-      </w:r>
-      <w:r>
-        <w:rPr>
-          <w:rFonts w:ascii="Calibri Light" w:hAnsi="Calibri Light" w:cs="Calibri Light"/>
-          <w:szCs w:val="24"/>
-          <w:lang w:val="en-US"/>
-        </w:rPr>
-        <w:t>, 2025)</w:t>
-      </w:r>
-      <w:r>
-        <w:rPr>
-          <w:lang w:val="en-US"/>
-        </w:rPr>
-        <w:fldChar w:fldCharType="end"/>
-      </w:r>
-      <w:r>
-        <w:rPr>
-          <w:lang w:val="en-US"/>
-        </w:rPr>
-        <w:t xml:space="preserve">. This method combines the Ecological Quality Ratios (EQR, i.e., scoring method) of the AMBI index </w:t>
-      </w:r>
-      <w:r>
-        <w:rPr>
-          <w:lang w:val="en-US"/>
-        </w:rPr>
-        <w:fldChar w:fldCharType="begin"/>
-      </w:r>
-      <w:r>
-        <w:rPr>
-          <w:lang w:val="en-US"/>
-        </w:rPr>
-        <w:instrText xml:space="preserve"> ADDIN ZOTERO_ITEM CSL_CITATION {"citationID":"0Wsjqm5D","properties":{"formattedCitation":"(Borja, Franco et P\\uc0\\u233{}rez, 2000; van\\uc0\\u160{}Loon {\\i{}et al.}, 2015)","plainCitation":"(Borja, Franco et Pérez, 2000; van Loon et al., 2015)","noteIndex":0},"citationItems":[{"id":1195,"uris":["http://zotero.org/users/3305729/items/T3IM36NU"],"itemData":{"id":1195,"type":"article-journal","abstract":"In this paper, a marine Biotic Index (BI) for soft-bottom benthos of European estuarine and coastal environments is proposed. This is derived from the proportions of individual abundance in five ecological groups, which are related to the degree of sensitivity/tolerance to an environmental stress gradient. The main difference with previously published indices is the use of a simple formula that produces a continuous Biotic Coefficient (BC) – which makes it more suitable for statistical analysis, in opposition with previous discreet biotic indices – not affected by subjectivity. Relationships between this coefficient and a complementary BI with several environmental variables are discussed. Finally, a validation of the proposed index is made with data from systems affected by recent human disturbances, showing that different anthropogenic changes in the environment can be detected through the use of this BI.","container-title":"Marine Pollution Bulletin","DOI":"10.1016/S0025-326X(00)00061-8","ISSN":"0025-326X","issue":"12","journalAbbreviation":"Marine Pollution Bulletin","page":"1100-1114","source":"ScienceDirect","title":"A Marine Biotic Index to Establish the Ecological Quality of Soft-Bottom Benthos Within European Estuarine and Coastal Environments","volume":"40","author":[{"family":"Borja","given":"A"},{"family":"Franco","given":"J"},{"family":"Pérez","given":"V"}],"issued":{"date-parts":[["2000",12,1]]},"citation-key":"borjaMarineBioticIndex2000"}},{"id":1198,"uris":["http://zotero.org/users/3305729/items/W8ZI65EJ"],"itemData":{"id":1198,"type":"article-journal","abstract":"The Benthic Ecosystem Quality Index 2 (BEQI2) is the Dutch multi-metric index (MMI) for assessing the status and trend of benthic invertebrates in transitional and coastal waters for the Water Framework Directive (WFD). It contains the same indicators, i.e. species richness, Shannon index and AMBI, as in the multivariate m-AMBI. The latter MMI has been adopted by several European countries in the context of WFD implementation. In contrast to m-AMBI, the BEQI2 calculation procedure has been strongly simplified and consists of two steps, i.e. the separate indicator values are normalized using their long-term reference values resulting in three Ecological Quality Ratios (EQRs), which are subsequently averaged to give one BEQI2 value. Using this method only small numbers of samples need to be analysed by Dutch benthos laboratories annually, without the necessity to co-analyse a larger historical dataset. BEQI2 EQR values appeared to correlate quantitatively very well with m-AMBI EQR values. In addition, a data pooling procedure has been added to the BEQI2 tool which enables the pooling of small core samples (0.01–0.025m2) into larger standardized data pools of 0.1m2 in order to meet the data requirements of the AMBI indicator and to obtain comparable reference values. Furthermore, the BEQI2 tool automatically and efficiently converts species synonym names into standardized species names. The BEQI2 tool has been applied to all Dutch benthos data monitored by Rijkswaterstaat in the period of 1991–2010 in the transitional and coastal waters and salt lakes and these results are reported here for the first time. Reference values for species richness and Shannon index (99 percentile values) and AMBI reference values (1 percentile values) were estimated for all water body–ecotopes and are discussed. BEQI2 results for all these water bodies are discussed in view of natural and human pressures. The pressure sensitivity of the BEQI2 for sewage and dredging/dumping, via the state variables oxygen and suspended matter respectively, was demonstrated.","container-title":"Journal of Sea Research","DOI":"10.1016/j.seares.2015.05.002","ISSN":"1385-1101","journalAbbreviation":"Journal of Sea Research","page":"1-13","source":"ScienceDirect","title":"Application of the Benthic Ecosystem Quality Index 2 to benthos in Dutch transitional and coastal waters","volume":"103","author":[{"family":"Loon","given":"W. M. G. M.","non-dropping-particle":"van"},{"family":"Boon","given":"A. R."},{"family":"Gittenberger","given":"A."},{"family":"Walvoort","given":"D. J. J."},{"family":"Lavaleye","given":"M."},{"family":"Duineveld","given":"G. C. A."},{"family":"Verschoor","given":"A. J."}],"issued":{"date-parts":[["2015",9,1]]},"citation-key":"vanloonApplicationBenthicEcosystem2015"}}],"schema":"https://github.com/citation-style-language/schema/raw/master/csl-citation.json"} </w:instrText>
-      </w:r>
-      <w:r>
-        <w:rPr>
-          <w:lang w:val="en-US"/>
-        </w:rPr>
-        <w:fldChar w:fldCharType="separate"/>
-      </w:r>
-      <w:r>
-        <w:rPr>
-          <w:rFonts w:ascii="Calibri Light" w:hAnsi="Calibri Light" w:cs="Calibri Light"/>
-          <w:szCs w:val="24"/>
-          <w:lang w:val="en-US"/>
-        </w:rPr>
-        <w:t xml:space="preserve">(Borja, Franco et Pérez, 2000; van Loon </w:t>
-      </w:r>
-      <w:r>
-        <w:rPr>
-          <w:rFonts w:ascii="Calibri Light" w:hAnsi="Calibri Light" w:cs="Calibri Light"/>
-          <w:i/>
-          <w:iCs/>
-          <w:szCs w:val="24"/>
-          <w:lang w:val="en-US"/>
-        </w:rPr>
-        <w:t>et al.</w:t>
-      </w:r>
-      <w:r>
-        <w:rPr>
-          <w:rFonts w:ascii="Calibri Light" w:hAnsi="Calibri Light" w:cs="Calibri Light"/>
-          <w:szCs w:val="24"/>
-          <w:lang w:val="en-US"/>
-        </w:rPr>
-        <w:t>, 2015)</w:t>
-      </w:r>
-      <w:r>
-        <w:rPr>
-          <w:lang w:val="en-US"/>
-        </w:rPr>
-        <w:fldChar w:fldCharType="end"/>
-      </w:r>
-      <w:r>
-        <w:rPr>
-          <w:lang w:val="en-US"/>
-        </w:rPr>
-        <w:t>, the number of species (S), and the Shannon index (H'):</w:t>
-      </w:r>
-    </w:p>
-    <w:p>
-      <w:pPr>
-        <w:rPr>
-          <w:rFonts w:eastAsiaTheme="minorEastAsia"/>
-          <w:lang w:val="en-US"/>
-        </w:rPr>
-      </w:pPr>
-      <m:oMathPara>
-        <m:oMath>
-          <m:r>
-            <w:rPr>
-              <w:rFonts w:ascii="Cambria Math" w:hAnsi="Cambria Math"/>
-              <w:lang w:val="en-US"/>
-            </w:rPr>
-            <m:t xml:space="preserve">BEQI-FR= </m:t>
-          </m:r>
-          <m:f>
-            <m:fPr>
-              <m:ctrlPr>
-                <w:rPr>
-                  <w:rFonts w:ascii="Cambria Math" w:hAnsi="Cambria Math"/>
-                  <w:i/>
-                  <w:lang w:val="en-US"/>
-                </w:rPr>
-              </m:ctrlPr>
-            </m:fPr>
-            <m:num>
-              <m:f>
-                <m:fPr>
-                  <m:ctrlPr>
-                    <w:rPr>
-                      <w:rFonts w:ascii="Cambria Math" w:hAnsi="Cambria Math"/>
-                      <w:i/>
-                      <w:lang w:val="en-US"/>
-                    </w:rPr>
-                  </m:ctrlPr>
-                </m:fPr>
-                <m:num>
-                  <m:sSub>
-                    <m:sSubPr>
-                      <m:ctrlPr>
-                        <w:rPr>
-                          <w:rFonts w:ascii="Cambria Math" w:hAnsi="Cambria Math"/>
-                          <w:i/>
-                          <w:lang w:val="en-US"/>
-                        </w:rPr>
-                      </m:ctrlPr>
-                    </m:sSubPr>
-                    <m:e>
-                      <m:r>
-                        <w:rPr>
-                          <w:rFonts w:ascii="Cambria Math" w:hAnsi="Cambria Math"/>
-                          <w:lang w:val="en-US"/>
-                        </w:rPr>
-                        <m:t>S</m:t>
-                      </m:r>
-                    </m:e>
-                    <m:sub>
-                      <m:r>
-                        <w:rPr>
-                          <w:rFonts w:ascii="Cambria Math" w:hAnsi="Cambria Math"/>
-                          <w:lang w:val="en-US"/>
-                        </w:rPr>
-                        <m:t>obs</m:t>
-                      </m:r>
-                    </m:sub>
-                  </m:sSub>
-                </m:num>
-                <m:den>
-                  <m:sSub>
-                    <m:sSubPr>
-                      <m:ctrlPr>
-                        <w:rPr>
-                          <w:rFonts w:ascii="Cambria Math" w:hAnsi="Cambria Math"/>
-                          <w:i/>
-                          <w:lang w:val="en-US"/>
-                        </w:rPr>
-                      </m:ctrlPr>
-                    </m:sSubPr>
-                    <m:e>
-                      <m:r>
-                        <w:rPr>
-                          <w:rFonts w:ascii="Cambria Math" w:hAnsi="Cambria Math"/>
-                          <w:lang w:val="en-US"/>
-                        </w:rPr>
-                        <m:t>S</m:t>
-                      </m:r>
-                    </m:e>
-                    <m:sub>
-                      <m:r>
-                        <w:rPr>
-                          <w:rFonts w:ascii="Cambria Math" w:hAnsi="Cambria Math"/>
-                          <w:lang w:val="en-US"/>
-                        </w:rPr>
-                        <m:t>ref</m:t>
-                      </m:r>
-                    </m:sub>
-                  </m:sSub>
-                </m:den>
-              </m:f>
-              <m:r>
-                <w:rPr>
-                  <w:rFonts w:ascii="Cambria Math" w:hAnsi="Cambria Math"/>
-                  <w:lang w:val="en-US"/>
-                </w:rPr>
-                <m:t>+</m:t>
-              </m:r>
-              <m:f>
-                <m:fPr>
-                  <m:ctrlPr>
-                    <w:rPr>
-                      <w:rFonts w:ascii="Cambria Math" w:hAnsi="Cambria Math"/>
-                      <w:i/>
-                      <w:lang w:val="en-US"/>
-                    </w:rPr>
-                  </m:ctrlPr>
-                </m:fPr>
-                <m:num>
-                  <m:sSub>
-                    <m:sSubPr>
-                      <m:ctrlPr>
-                        <w:rPr>
-                          <w:rFonts w:ascii="Cambria Math" w:hAnsi="Cambria Math"/>
-                          <w:i/>
-                          <w:lang w:val="en-US"/>
-                        </w:rPr>
-                      </m:ctrlPr>
-                    </m:sSubPr>
-                    <m:e>
-                      <m:r>
-                        <w:rPr>
-                          <w:rFonts w:ascii="Cambria Math" w:hAnsi="Cambria Math"/>
-                          <w:lang w:val="en-US"/>
-                        </w:rPr>
-                        <m:t>H'</m:t>
-                      </m:r>
-                    </m:e>
-                    <m:sub>
-                      <m:r>
-                        <w:rPr>
-                          <w:rFonts w:ascii="Cambria Math" w:hAnsi="Cambria Math"/>
-                          <w:lang w:val="en-US"/>
-                        </w:rPr>
-                        <m:t>obs</m:t>
-                      </m:r>
-                    </m:sub>
-                  </m:sSub>
-                </m:num>
-                <m:den>
-                  <m:sSub>
-                    <m:sSubPr>
-                      <m:ctrlPr>
-                        <w:rPr>
-                          <w:rFonts w:ascii="Cambria Math" w:hAnsi="Cambria Math"/>
-                          <w:i/>
-                          <w:lang w:val="en-US"/>
-                        </w:rPr>
-                      </m:ctrlPr>
-                    </m:sSubPr>
-                    <m:e>
-                      <m:r>
-                        <w:rPr>
-                          <w:rFonts w:ascii="Cambria Math" w:hAnsi="Cambria Math"/>
-                          <w:lang w:val="en-US"/>
-                        </w:rPr>
-                        <m:t>H'</m:t>
-                      </m:r>
-                    </m:e>
-                    <m:sub>
-                      <m:r>
-                        <w:rPr>
-                          <w:rFonts w:ascii="Cambria Math" w:hAnsi="Cambria Math"/>
-                          <w:lang w:val="en-US"/>
-                        </w:rPr>
-                        <m:t>ref</m:t>
-                      </m:r>
-                    </m:sub>
-                  </m:sSub>
-                </m:den>
-              </m:f>
-              <m:r>
-                <w:rPr>
-                  <w:rFonts w:ascii="Cambria Math" w:hAnsi="Cambria Math"/>
-                  <w:lang w:val="en-US"/>
-                </w:rPr>
-                <m:t>+</m:t>
-              </m:r>
-              <m:f>
-                <m:fPr>
-                  <m:ctrlPr>
-                    <w:rPr>
-                      <w:rFonts w:ascii="Cambria Math" w:hAnsi="Cambria Math"/>
-                      <w:i/>
-                      <w:lang w:val="en-US"/>
-                    </w:rPr>
-                  </m:ctrlPr>
-                </m:fPr>
-                <m:num>
-                  <m:r>
-                    <w:rPr>
-                      <w:rFonts w:ascii="Cambria Math" w:hAnsi="Cambria Math"/>
-                      <w:lang w:val="en-US"/>
-                    </w:rPr>
-                    <m:t>(</m:t>
-                  </m:r>
-                  <m:sSub>
-                    <m:sSubPr>
-                      <m:ctrlPr>
-                        <w:rPr>
-                          <w:rFonts w:ascii="Cambria Math" w:hAnsi="Cambria Math"/>
-                          <w:i/>
-                          <w:lang w:val="en-US"/>
-                        </w:rPr>
-                      </m:ctrlPr>
-                    </m:sSubPr>
-                    <m:e>
-                      <m:r>
-                        <w:rPr>
-                          <w:rFonts w:ascii="Cambria Math" w:hAnsi="Cambria Math"/>
-                          <w:lang w:val="en-US"/>
-                        </w:rPr>
-                        <m:t>AMBI</m:t>
-                      </m:r>
-                    </m:e>
-                    <m:sub>
-                      <m:r>
-                        <w:rPr>
-                          <w:rFonts w:ascii="Cambria Math" w:hAnsi="Cambria Math"/>
-                          <w:lang w:val="en-US"/>
-                        </w:rPr>
-                        <m:t>obs</m:t>
-                      </m:r>
-                    </m:sub>
-                  </m:sSub>
-                  <m:r>
-                    <w:rPr>
-                      <w:rFonts w:ascii="Cambria Math" w:hAnsi="Cambria Math"/>
-                      <w:lang w:val="en-US"/>
-                    </w:rPr>
-                    <m:t>-7)</m:t>
-                  </m:r>
-                </m:num>
-                <m:den>
-                  <m:sSub>
-                    <m:sSubPr>
-                      <m:ctrlPr>
-                        <w:rPr>
-                          <w:rFonts w:ascii="Cambria Math" w:hAnsi="Cambria Math"/>
-                          <w:i/>
-                          <w:lang w:val="en-US"/>
-                        </w:rPr>
-                      </m:ctrlPr>
-                    </m:sSubPr>
-                    <m:e>
-                      <m:r>
-                        <w:rPr>
-                          <w:rFonts w:ascii="Cambria Math" w:hAnsi="Cambria Math"/>
-                          <w:lang w:val="en-US"/>
-                        </w:rPr>
-                        <m:t>(AMBI</m:t>
-                      </m:r>
-                    </m:e>
-                    <m:sub>
-                      <m:r>
-                        <w:rPr>
-                          <w:rFonts w:ascii="Cambria Math" w:hAnsi="Cambria Math"/>
-                          <w:lang w:val="en-US"/>
-                        </w:rPr>
-                        <m:t>ref</m:t>
-                      </m:r>
-                    </m:sub>
-                  </m:sSub>
-                  <m:r>
-                    <w:rPr>
-                      <w:rFonts w:ascii="Cambria Math" w:hAnsi="Cambria Math"/>
-                      <w:lang w:val="en-US"/>
-                    </w:rPr>
-                    <m:t>-7)</m:t>
-                  </m:r>
-                </m:den>
-              </m:f>
-              <m:r>
-                <w:rPr>
-                  <w:rFonts w:ascii="Cambria Math" w:hAnsi="Cambria Math"/>
-                  <w:lang w:val="en-US"/>
-                </w:rPr>
-                <m:t xml:space="preserve"> </m:t>
-              </m:r>
-            </m:num>
-            <m:den>
-              <m:r>
-                <w:rPr>
-                  <w:rFonts w:ascii="Cambria Math" w:hAnsi="Cambria Math"/>
-                  <w:lang w:val="en-US"/>
-                </w:rPr>
-                <m:t>3</m:t>
-              </m:r>
-            </m:den>
-          </m:f>
-        </m:oMath>
-      </m:oMathPara>
-    </w:p>
-    <w:p>
-      <w:pPr>
-        <w:pStyle w:val="Lgende"/>
-        <w:keepNext/>
-        <w:rPr>
-          <w:lang w:val="en-US"/>
-        </w:rPr>
-      </w:pPr>
-      <w:bookmarkStart w:id="5" w:name="_Hlk204160562"/>
-      <w:bookmarkEnd w:id="4"/>
-      <w:r>
-        <w:rPr>
-          <w:lang w:val="en-US"/>
-        </w:rPr>
-        <w:t xml:space="preserve">Table </w:t>
-      </w:r>
-      <w:r>
-        <w:fldChar w:fldCharType="begin"/>
-      </w:r>
-      <w:r>
-        <w:rPr>
-          <w:lang w:val="en-US"/>
-        </w:rPr>
-        <w:instrText xml:space="preserve"> SEQ Table \* ARABIC </w:instrText>
-      </w:r>
-      <w:r>
-        <w:fldChar w:fldCharType="separate"/>
-      </w:r>
-      <w:r>
-        <w:rPr>
-          <w:noProof/>
-          <w:lang w:val="en-US"/>
-        </w:rPr>
-        <w:t>1</w:t>
-      </w:r>
-      <w:r>
-        <w:fldChar w:fldCharType="end"/>
-      </w:r>
-      <w:r>
-        <w:rPr>
-          <w:lang w:val="en-US"/>
-        </w:rPr>
-        <w:t xml:space="preserve"> – </w:t>
-      </w:r>
-      <w:r>
-        <w:rPr>
-          <w:lang w:val="en-US"/>
-        </w:rPr>
-        <w:t>Estuaries sediment and macrobenthos characteristics and corresponding EUNIS habitat.</w:t>
-      </w:r>
-    </w:p>
-    <w:tbl>
-      <w:tblPr>
-        <w:tblStyle w:val="Grilledutableau"/>
-        <w:tblW w:w="9529" w:type="dxa"/>
-        <w:tblLook w:val="04A0" w:firstRow="1" w:lastRow="0" w:firstColumn="1" w:lastColumn="0" w:noHBand="0" w:noVBand="1"/>
-      </w:tblPr>
-      <w:tblGrid>
-        <w:gridCol w:w="778"/>
-        <w:gridCol w:w="848"/>
-        <w:gridCol w:w="1548"/>
-        <w:gridCol w:w="932"/>
-        <w:gridCol w:w="4111"/>
-        <w:gridCol w:w="1312"/>
-      </w:tblGrid>
-      <w:tr>
-        <w:tc>
-          <w:tcPr>
-            <w:tcW w:w="778" w:type="dxa"/>
-          </w:tcPr>
-          <w:p>
-            <w:pPr>
-              <w:pStyle w:val="Sansinterligne"/>
-              <w:rPr>
-                <w:lang w:val="en-US"/>
-              </w:rPr>
-            </w:pPr>
-            <w:r>
-              <w:rPr>
-                <w:lang w:val="en-US"/>
-              </w:rPr>
-              <w:t>Estuary</w:t>
-            </w:r>
-          </w:p>
-        </w:tc>
-        <w:tc>
-          <w:tcPr>
-            <w:tcW w:w="848" w:type="dxa"/>
-          </w:tcPr>
-          <w:p>
-            <w:pPr>
-              <w:pStyle w:val="Sansinterligne"/>
-              <w:rPr>
-                <w:lang w:val="en-US"/>
-              </w:rPr>
-            </w:pPr>
-            <w:r>
-              <w:rPr>
-                <w:lang w:val="en-US"/>
-              </w:rPr>
-              <w:t>Level</w:t>
-            </w:r>
-          </w:p>
-        </w:tc>
-        <w:tc>
-          <w:tcPr>
-            <w:tcW w:w="1548" w:type="dxa"/>
-          </w:tcPr>
-          <w:p>
-            <w:pPr>
-              <w:pStyle w:val="Sansinterligne"/>
-              <w:rPr>
-                <w:lang w:val="en-US"/>
-              </w:rPr>
-            </w:pPr>
-            <w:r>
-              <w:rPr>
-                <w:lang w:val="en-US"/>
-              </w:rPr>
-              <w:t>Main grain size</w:t>
-            </w:r>
-          </w:p>
-        </w:tc>
-        <w:tc>
-          <w:tcPr>
-            <w:tcW w:w="932" w:type="dxa"/>
-          </w:tcPr>
-          <w:p>
-            <w:pPr>
-              <w:pStyle w:val="Sansinterligne"/>
-              <w:rPr>
-                <w:lang w:val="en-US"/>
-              </w:rPr>
-            </w:pPr>
-            <w:r>
-              <w:rPr>
-                <w:lang w:val="en-US"/>
-              </w:rPr>
-              <w:t>Organic matter (% median [Q1-Q3])</w:t>
-            </w:r>
-          </w:p>
-        </w:tc>
-        <w:tc>
-          <w:tcPr>
-            <w:tcW w:w="4111" w:type="dxa"/>
-          </w:tcPr>
-          <w:p>
-            <w:pPr>
-              <w:pStyle w:val="Sansinterligne"/>
-              <w:rPr>
-                <w:lang w:val="en-US"/>
-              </w:rPr>
-            </w:pPr>
-            <w:r>
-              <w:rPr>
-                <w:lang w:val="en-US"/>
-              </w:rPr>
-              <w:t>Main phyla</w:t>
-            </w:r>
-          </w:p>
-        </w:tc>
-        <w:tc>
-          <w:tcPr>
-            <w:tcW w:w="1312" w:type="dxa"/>
-          </w:tcPr>
-          <w:p>
-            <w:pPr>
-              <w:pStyle w:val="Sansinterligne"/>
-              <w:rPr>
-                <w:lang w:val="en-US"/>
-              </w:rPr>
-            </w:pPr>
-            <w:r>
-              <w:rPr>
-                <w:lang w:val="en-US"/>
-              </w:rPr>
-              <w:t>EUNIS habitat</w:t>
-            </w:r>
-          </w:p>
-        </w:tc>
-      </w:tr>
-      <w:tr>
-        <w:tc>
-          <w:tcPr>
-            <w:tcW w:w="778" w:type="dxa"/>
-            <w:vMerge w:val="restart"/>
-          </w:tcPr>
-          <w:p>
-            <w:pPr>
-              <w:pStyle w:val="Sansinterligne"/>
-              <w:rPr>
-                <w:lang w:val="en-US"/>
-              </w:rPr>
-            </w:pPr>
-            <w:r>
-              <w:rPr>
-                <w:lang w:val="en-US"/>
-              </w:rPr>
-              <w:t>Gironde</w:t>
-            </w:r>
-          </w:p>
-        </w:tc>
-        <w:tc>
-          <w:tcPr>
-            <w:tcW w:w="848" w:type="dxa"/>
-          </w:tcPr>
-          <w:p>
-            <w:pPr>
-              <w:pStyle w:val="Sansinterligne"/>
-              <w:rPr>
-                <w:lang w:val="en-US"/>
-              </w:rPr>
-            </w:pPr>
-            <w:r>
-              <w:rPr>
-                <w:lang w:val="en-US"/>
-              </w:rPr>
-              <w:t>Intertidal</w:t>
-            </w:r>
-          </w:p>
-        </w:tc>
-        <w:tc>
-          <w:tcPr>
-            <w:tcW w:w="1548" w:type="dxa"/>
-          </w:tcPr>
-          <w:p>
-            <w:pPr>
-              <w:pStyle w:val="Sansinterligne"/>
-              <w:rPr>
-                <w:lang w:val="en-US"/>
-              </w:rPr>
-            </w:pPr>
-            <w:r>
-              <w:rPr>
-                <w:lang w:val="en-US"/>
-              </w:rPr>
-              <w:t>&lt; 65 µm (96 %)</w:t>
-            </w:r>
-          </w:p>
-        </w:tc>
-        <w:tc>
-          <w:tcPr>
-            <w:tcW w:w="932" w:type="dxa"/>
-          </w:tcPr>
-          <w:p>
-            <w:pPr>
-              <w:pStyle w:val="Sansinterligne"/>
-              <w:rPr>
-                <w:lang w:val="en-US"/>
-              </w:rPr>
-            </w:pPr>
-            <w:r>
-              <w:rPr>
-                <w:lang w:val="en-US"/>
-              </w:rPr>
-              <w:t xml:space="preserve">4.9 </w:t>
-            </w:r>
-            <w:r>
-              <w:rPr>
-                <w:lang w:val="en-US"/>
-              </w:rPr>
-              <w:br/>
-              <w:t>[4.2-5.6]</w:t>
-            </w:r>
-          </w:p>
-        </w:tc>
-        <w:tc>
-          <w:tcPr>
-            <w:tcW w:w="4111" w:type="dxa"/>
-          </w:tcPr>
-          <w:p>
-            <w:pPr>
-              <w:pStyle w:val="Sansinterligne"/>
-              <w:rPr>
-                <w:lang w:val="en-US"/>
-              </w:rPr>
-            </w:pPr>
-            <w:r>
-              <w:rPr>
-                <w:lang w:val="en-US"/>
-              </w:rPr>
-              <w:t xml:space="preserve">Gastropod: </w:t>
-            </w:r>
-            <w:proofErr w:type="spellStart"/>
-            <w:r>
-              <w:rPr>
-                <w:lang w:val="en-US"/>
-              </w:rPr>
-              <w:t>Peringia</w:t>
-            </w:r>
-            <w:proofErr w:type="spellEnd"/>
-            <w:r>
-              <w:rPr>
-                <w:lang w:val="en-US"/>
-              </w:rPr>
-              <w:t xml:space="preserve"> </w:t>
-            </w:r>
-            <w:proofErr w:type="spellStart"/>
-            <w:r>
-              <w:rPr>
-                <w:lang w:val="en-US"/>
-              </w:rPr>
-              <w:t>ulvae</w:t>
-            </w:r>
-            <w:proofErr w:type="spellEnd"/>
-            <w:r>
-              <w:rPr>
-                <w:lang w:val="en-US"/>
-              </w:rPr>
-              <w:t xml:space="preserve"> (48 %)</w:t>
-            </w:r>
-            <w:r>
-              <w:rPr>
-                <w:lang w:val="en-US"/>
-              </w:rPr>
-              <w:br/>
-              <w:t xml:space="preserve">Bivalve: </w:t>
-            </w:r>
-            <w:proofErr w:type="spellStart"/>
-            <w:r>
-              <w:rPr>
-                <w:lang w:val="en-US"/>
-              </w:rPr>
-              <w:t>Scrobicularia</w:t>
-            </w:r>
-            <w:proofErr w:type="spellEnd"/>
-            <w:r>
-              <w:rPr>
-                <w:lang w:val="en-US"/>
-              </w:rPr>
-              <w:t xml:space="preserve"> plana</w:t>
-            </w:r>
-            <w:r>
-              <w:rPr>
-                <w:lang w:val="en-US"/>
-              </w:rPr>
-              <w:t xml:space="preserve"> (11 %)</w:t>
-            </w:r>
-            <w:r>
-              <w:rPr>
-                <w:lang w:val="en-US"/>
-              </w:rPr>
-              <w:br/>
-              <w:t xml:space="preserve">Crustacea: </w:t>
-            </w:r>
-            <w:proofErr w:type="spellStart"/>
-            <w:r>
-              <w:rPr>
-                <w:lang w:val="en-US"/>
-              </w:rPr>
-              <w:t>Corophium</w:t>
-            </w:r>
-            <w:proofErr w:type="spellEnd"/>
-            <w:r>
-              <w:rPr>
-                <w:lang w:val="en-US"/>
-              </w:rPr>
-              <w:t xml:space="preserve"> </w:t>
-            </w:r>
-            <w:proofErr w:type="spellStart"/>
-            <w:r>
-              <w:rPr>
-                <w:lang w:val="en-US"/>
-              </w:rPr>
-              <w:t>volutator</w:t>
-            </w:r>
-            <w:proofErr w:type="spellEnd"/>
-            <w:r>
-              <w:rPr>
-                <w:lang w:val="en-US"/>
-              </w:rPr>
-              <w:t xml:space="preserve"> (11 %)</w:t>
-            </w:r>
-          </w:p>
-        </w:tc>
-        <w:tc>
-          <w:tcPr>
-            <w:tcW w:w="1312" w:type="dxa"/>
-          </w:tcPr>
-          <w:p>
-            <w:pPr>
-              <w:pStyle w:val="Sansinterligne"/>
-              <w:rPr>
-                <w:lang w:val="en-US"/>
-              </w:rPr>
-            </w:pPr>
-            <w:proofErr w:type="spellStart"/>
-            <w:r>
-              <w:rPr>
-                <w:lang w:val="en-US"/>
-              </w:rPr>
-              <w:t>MEst</w:t>
-            </w:r>
-            <w:proofErr w:type="spellEnd"/>
-            <w:r>
-              <w:rPr>
-                <w:lang w:val="en-US"/>
-              </w:rPr>
-              <w:t xml:space="preserve"> </w:t>
-            </w:r>
-          </w:p>
-          <w:p>
-            <w:pPr>
-              <w:pStyle w:val="Sansinterligne"/>
-              <w:rPr>
-                <w:lang w:val="en-US"/>
-              </w:rPr>
-            </w:pPr>
-            <w:r>
-              <w:rPr>
-                <w:lang w:val="en-US"/>
-              </w:rPr>
-              <w:t>(code A2.31)</w:t>
-            </w:r>
-          </w:p>
-        </w:tc>
-      </w:tr>
-      <w:tr>
-        <w:tc>
-          <w:tcPr>
-            <w:tcW w:w="778" w:type="dxa"/>
-            <w:vMerge/>
-          </w:tcPr>
-          <w:p>
-            <w:pPr>
-              <w:pStyle w:val="Sansinterligne"/>
-              <w:rPr>
-                <w:lang w:val="en-US"/>
-              </w:rPr>
-            </w:pPr>
-          </w:p>
-        </w:tc>
-        <w:tc>
-          <w:tcPr>
-            <w:tcW w:w="848" w:type="dxa"/>
-          </w:tcPr>
-          <w:p>
-            <w:pPr>
-              <w:pStyle w:val="Sansinterligne"/>
-              <w:rPr>
-                <w:lang w:val="en-US"/>
-              </w:rPr>
-            </w:pPr>
-            <w:r>
-              <w:rPr>
-                <w:lang w:val="en-US"/>
-              </w:rPr>
-              <w:t>Subtidal</w:t>
-            </w:r>
-          </w:p>
-        </w:tc>
-        <w:tc>
-          <w:tcPr>
-            <w:tcW w:w="1548" w:type="dxa"/>
-          </w:tcPr>
-          <w:p>
-            <w:pPr>
-              <w:pStyle w:val="Sansinterligne"/>
-              <w:rPr>
-                <w:lang w:val="en-US"/>
-              </w:rPr>
-            </w:pPr>
-            <w:r>
-              <w:rPr>
-                <w:lang w:val="en-US"/>
-              </w:rPr>
-              <w:t>&lt; 65 µm (84 %)</w:t>
-            </w:r>
-          </w:p>
-        </w:tc>
-        <w:tc>
-          <w:tcPr>
-            <w:tcW w:w="932" w:type="dxa"/>
-          </w:tcPr>
-          <w:p>
-            <w:pPr>
-              <w:pStyle w:val="Sansinterligne"/>
-              <w:rPr>
-                <w:lang w:val="en-US"/>
-              </w:rPr>
-            </w:pPr>
-            <w:r>
-              <w:rPr>
-                <w:lang w:val="en-US"/>
-              </w:rPr>
-              <w:t xml:space="preserve">4.6 </w:t>
-            </w:r>
-            <w:r>
-              <w:rPr>
-                <w:lang w:val="en-US"/>
-              </w:rPr>
-              <w:br/>
-              <w:t>[2.8-5.8]</w:t>
-            </w:r>
-          </w:p>
-        </w:tc>
-        <w:tc>
-          <w:tcPr>
-            <w:tcW w:w="4111" w:type="dxa"/>
-          </w:tcPr>
-          <w:p>
-            <w:pPr>
-              <w:pStyle w:val="Sansinterligne"/>
-              <w:rPr>
-                <w:lang w:val="en-US"/>
-              </w:rPr>
-            </w:pPr>
-            <w:r>
-              <w:rPr>
-                <w:lang w:val="en-US"/>
-              </w:rPr>
-              <w:t xml:space="preserve">Sed. </w:t>
-            </w:r>
-            <w:proofErr w:type="spellStart"/>
-            <w:r>
-              <w:rPr>
-                <w:lang w:val="en-US"/>
-              </w:rPr>
-              <w:t>polychete</w:t>
-            </w:r>
-            <w:proofErr w:type="spellEnd"/>
-            <w:r>
-              <w:rPr>
-                <w:lang w:val="en-US"/>
-              </w:rPr>
-              <w:t xml:space="preserve">: </w:t>
-            </w:r>
-            <w:proofErr w:type="spellStart"/>
-            <w:r>
-              <w:rPr>
-                <w:lang w:val="en-US"/>
-              </w:rPr>
-              <w:t>Heteromastus</w:t>
-            </w:r>
-            <w:proofErr w:type="spellEnd"/>
-            <w:r>
-              <w:rPr>
-                <w:lang w:val="en-US"/>
-              </w:rPr>
-              <w:t xml:space="preserve"> </w:t>
-            </w:r>
-            <w:proofErr w:type="spellStart"/>
-            <w:r>
-              <w:rPr>
-                <w:lang w:val="en-US"/>
-              </w:rPr>
-              <w:t>filiformis</w:t>
-            </w:r>
-            <w:proofErr w:type="spellEnd"/>
-            <w:r>
-              <w:rPr>
-                <w:lang w:val="en-US"/>
-              </w:rPr>
-              <w:t xml:space="preserve"> (42 %)</w:t>
-            </w:r>
-            <w:r>
-              <w:rPr>
-                <w:lang w:val="en-US"/>
-              </w:rPr>
-              <w:br/>
-              <w:t xml:space="preserve">Crustacea: </w:t>
-            </w:r>
-            <w:proofErr w:type="spellStart"/>
-            <w:r>
-              <w:rPr>
-                <w:lang w:val="en-US"/>
-              </w:rPr>
-              <w:t>Mesopodopsis</w:t>
-            </w:r>
-            <w:proofErr w:type="spellEnd"/>
-            <w:r>
-              <w:rPr>
-                <w:lang w:val="en-US"/>
-              </w:rPr>
-              <w:t xml:space="preserve"> </w:t>
-            </w:r>
-            <w:proofErr w:type="spellStart"/>
-            <w:r>
-              <w:rPr>
-                <w:lang w:val="en-US"/>
-              </w:rPr>
-              <w:t>slabberi</w:t>
-            </w:r>
-            <w:proofErr w:type="spellEnd"/>
-            <w:r>
-              <w:rPr>
-                <w:lang w:val="en-US"/>
-              </w:rPr>
-              <w:t xml:space="preserve"> (21 %)</w:t>
-            </w:r>
-          </w:p>
-        </w:tc>
-        <w:tc>
-          <w:tcPr>
-            <w:tcW w:w="1312" w:type="dxa"/>
-          </w:tcPr>
-          <w:p>
-            <w:pPr>
-              <w:pStyle w:val="Sansinterligne"/>
-              <w:rPr>
-                <w:lang w:val="en-US"/>
-              </w:rPr>
-            </w:pPr>
-            <w:proofErr w:type="spellStart"/>
-            <w:r>
-              <w:rPr>
-                <w:lang w:val="en-US"/>
-              </w:rPr>
-              <w:t>SMuVS</w:t>
-            </w:r>
-            <w:proofErr w:type="spellEnd"/>
-            <w:r>
-              <w:rPr>
-                <w:lang w:val="en-US"/>
-              </w:rPr>
-              <w:t xml:space="preserve"> </w:t>
-            </w:r>
-          </w:p>
-          <w:p>
-            <w:pPr>
-              <w:pStyle w:val="Sansinterligne"/>
-              <w:rPr>
-                <w:lang w:val="en-US"/>
-              </w:rPr>
-            </w:pPr>
-            <w:r>
-              <w:rPr>
-                <w:lang w:val="en-US"/>
-              </w:rPr>
-              <w:t>(code A5.32)</w:t>
-            </w:r>
-          </w:p>
-        </w:tc>
-      </w:tr>
-      <w:tr>
-        <w:tc>
-          <w:tcPr>
-            <w:tcW w:w="778" w:type="dxa"/>
-            <w:vMerge w:val="restart"/>
-          </w:tcPr>
-          <w:p>
-            <w:pPr>
-              <w:pStyle w:val="Sansinterligne"/>
-              <w:rPr>
-                <w:lang w:val="en-US"/>
-              </w:rPr>
-            </w:pPr>
-            <w:r>
-              <w:rPr>
-                <w:lang w:val="en-US"/>
-              </w:rPr>
-              <w:t>Loire</w:t>
-            </w:r>
-          </w:p>
-        </w:tc>
-        <w:tc>
-          <w:tcPr>
-            <w:tcW w:w="848" w:type="dxa"/>
-          </w:tcPr>
-          <w:p>
-            <w:pPr>
-              <w:pStyle w:val="Sansinterligne"/>
-              <w:rPr>
-                <w:lang w:val="en-US"/>
-              </w:rPr>
-            </w:pPr>
-            <w:r>
-              <w:rPr>
-                <w:lang w:val="en-US"/>
-              </w:rPr>
-              <w:t>Intertidal</w:t>
-            </w:r>
-          </w:p>
-        </w:tc>
-        <w:tc>
-          <w:tcPr>
-            <w:tcW w:w="1548" w:type="dxa"/>
-          </w:tcPr>
-          <w:p>
-            <w:pPr>
-              <w:pStyle w:val="Sansinterligne"/>
-              <w:rPr>
-                <w:lang w:val="en-US"/>
-              </w:rPr>
-            </w:pPr>
-            <w:r>
-              <w:rPr>
-                <w:lang w:val="en-US"/>
-              </w:rPr>
-              <w:t>&lt; 65 µm (72 %)</w:t>
-            </w:r>
-          </w:p>
-        </w:tc>
-        <w:tc>
-          <w:tcPr>
-            <w:tcW w:w="932" w:type="dxa"/>
-          </w:tcPr>
-          <w:p>
-            <w:pPr>
-              <w:pStyle w:val="Sansinterligne"/>
-              <w:rPr>
-                <w:lang w:val="en-US"/>
-              </w:rPr>
-            </w:pPr>
-            <w:r>
-              <w:rPr>
-                <w:lang w:val="en-US"/>
-              </w:rPr>
-              <w:t xml:space="preserve">4.4 </w:t>
-            </w:r>
-            <w:r>
-              <w:rPr>
-                <w:lang w:val="en-US"/>
-              </w:rPr>
-              <w:br/>
-              <w:t>[2.2-6.0]</w:t>
-            </w:r>
-          </w:p>
-        </w:tc>
-        <w:tc>
-          <w:tcPr>
-            <w:tcW w:w="4111" w:type="dxa"/>
-          </w:tcPr>
-          <w:p>
-            <w:pPr>
-              <w:pStyle w:val="Sansinterligne"/>
-              <w:rPr>
-                <w:lang w:val="en-US"/>
-              </w:rPr>
-            </w:pPr>
-            <w:r>
-              <w:rPr>
-                <w:lang w:val="en-US"/>
-              </w:rPr>
-              <w:t xml:space="preserve">Sed. </w:t>
-            </w:r>
-            <w:proofErr w:type="spellStart"/>
-            <w:r>
-              <w:rPr>
-                <w:lang w:val="en-US"/>
-              </w:rPr>
-              <w:t>polychete</w:t>
-            </w:r>
-            <w:proofErr w:type="spellEnd"/>
-            <w:r>
-              <w:rPr>
-                <w:lang w:val="en-US"/>
-              </w:rPr>
-              <w:t xml:space="preserve">: </w:t>
-            </w:r>
-            <w:proofErr w:type="spellStart"/>
-            <w:r>
-              <w:rPr>
-                <w:lang w:val="en-US"/>
-              </w:rPr>
-              <w:t>Heteromastus</w:t>
-            </w:r>
-            <w:proofErr w:type="spellEnd"/>
-            <w:r>
-              <w:rPr>
-                <w:lang w:val="en-US"/>
-              </w:rPr>
-              <w:t xml:space="preserve"> </w:t>
-            </w:r>
-            <w:proofErr w:type="spellStart"/>
-            <w:r>
-              <w:rPr>
-                <w:lang w:val="en-US"/>
-              </w:rPr>
-              <w:t>filiformis</w:t>
-            </w:r>
-            <w:proofErr w:type="spellEnd"/>
-            <w:r>
-              <w:rPr>
-                <w:lang w:val="en-US"/>
-              </w:rPr>
-              <w:t xml:space="preserve"> (36 %)</w:t>
-            </w:r>
-            <w:r>
-              <w:rPr>
-                <w:lang w:val="en-US"/>
-              </w:rPr>
-              <w:br/>
-            </w:r>
-            <w:r>
-              <w:rPr>
-                <w:lang w:val="en-US"/>
-              </w:rPr>
-              <w:t xml:space="preserve">Bivalve: </w:t>
-            </w:r>
-            <w:proofErr w:type="spellStart"/>
-            <w:r>
-              <w:rPr>
-                <w:lang w:val="en-US"/>
-              </w:rPr>
-              <w:t>Scrobicularia</w:t>
-            </w:r>
-            <w:proofErr w:type="spellEnd"/>
-            <w:r>
-              <w:rPr>
-                <w:lang w:val="en-US"/>
-              </w:rPr>
-              <w:t xml:space="preserve"> plana (16%)</w:t>
-            </w:r>
-          </w:p>
-        </w:tc>
-        <w:tc>
-          <w:tcPr>
-            <w:tcW w:w="1312" w:type="dxa"/>
-          </w:tcPr>
-          <w:p>
-            <w:pPr>
-              <w:pStyle w:val="Sansinterligne"/>
-              <w:rPr>
-                <w:lang w:val="en-US"/>
-              </w:rPr>
-            </w:pPr>
-            <w:proofErr w:type="spellStart"/>
-            <w:r>
-              <w:rPr>
-                <w:lang w:val="en-US"/>
-              </w:rPr>
-              <w:t>MEst</w:t>
-            </w:r>
-            <w:proofErr w:type="spellEnd"/>
-            <w:r>
-              <w:rPr>
-                <w:lang w:val="en-US"/>
-              </w:rPr>
-              <w:t xml:space="preserve"> </w:t>
-            </w:r>
-          </w:p>
-          <w:p>
-            <w:pPr>
-              <w:pStyle w:val="Sansinterligne"/>
-              <w:rPr>
-                <w:lang w:val="en-US"/>
-              </w:rPr>
-            </w:pPr>
-            <w:r>
-              <w:rPr>
-                <w:lang w:val="en-US"/>
-              </w:rPr>
-              <w:t>(code A2.31)</w:t>
-            </w:r>
-          </w:p>
-        </w:tc>
-      </w:tr>
-      <w:tr>
-        <w:tc>
-          <w:tcPr>
-            <w:tcW w:w="778" w:type="dxa"/>
-            <w:vMerge/>
-          </w:tcPr>
-          <w:p>
-            <w:pPr>
-              <w:pStyle w:val="Sansinterligne"/>
-              <w:rPr>
-                <w:lang w:val="en-US"/>
-              </w:rPr>
-            </w:pPr>
-          </w:p>
-        </w:tc>
-        <w:tc>
-          <w:tcPr>
-            <w:tcW w:w="848" w:type="dxa"/>
-          </w:tcPr>
-          <w:p>
-            <w:pPr>
-              <w:pStyle w:val="Sansinterligne"/>
-              <w:rPr>
-                <w:lang w:val="en-US"/>
-              </w:rPr>
-            </w:pPr>
-            <w:r>
-              <w:rPr>
-                <w:lang w:val="en-US"/>
-              </w:rPr>
-              <w:t>Subtidal</w:t>
-            </w:r>
-          </w:p>
-        </w:tc>
-        <w:tc>
-          <w:tcPr>
-            <w:tcW w:w="1548" w:type="dxa"/>
-          </w:tcPr>
-          <w:p>
-            <w:pPr>
-              <w:pStyle w:val="Sansinterligne"/>
-              <w:rPr>
-                <w:lang w:val="en-US"/>
-              </w:rPr>
-            </w:pPr>
-            <w:r>
-              <w:rPr>
-                <w:lang w:val="en-US"/>
-              </w:rPr>
-              <w:t>&lt; 65 µm (42 %)</w:t>
-            </w:r>
-          </w:p>
-        </w:tc>
-        <w:tc>
-          <w:tcPr>
-            <w:tcW w:w="932" w:type="dxa"/>
-          </w:tcPr>
-          <w:p>
-            <w:pPr>
-              <w:pStyle w:val="Sansinterligne"/>
-              <w:rPr>
-                <w:lang w:val="en-US"/>
-              </w:rPr>
-            </w:pPr>
-            <w:r>
-              <w:rPr>
-                <w:lang w:val="en-US"/>
-              </w:rPr>
-              <w:t>2.2</w:t>
-            </w:r>
-            <w:r>
-              <w:rPr>
-                <w:lang w:val="en-US"/>
-              </w:rPr>
-              <w:br/>
-              <w:t>[1.5-4.0]</w:t>
-            </w:r>
-          </w:p>
-        </w:tc>
-        <w:tc>
-          <w:tcPr>
-            <w:tcW w:w="4111" w:type="dxa"/>
-          </w:tcPr>
-          <w:p>
-            <w:pPr>
-              <w:pStyle w:val="Sansinterligne"/>
-              <w:rPr>
-                <w:lang w:val="en-US"/>
-              </w:rPr>
-            </w:pPr>
-            <w:r>
-              <w:rPr>
-                <w:lang w:val="en-US"/>
-              </w:rPr>
-              <w:t xml:space="preserve">Sed. </w:t>
-            </w:r>
-            <w:proofErr w:type="spellStart"/>
-            <w:r>
-              <w:rPr>
-                <w:lang w:val="en-US"/>
-              </w:rPr>
-              <w:t>polychete</w:t>
-            </w:r>
-            <w:proofErr w:type="spellEnd"/>
-            <w:r>
-              <w:rPr>
-                <w:lang w:val="en-US"/>
-              </w:rPr>
-              <w:t>:</w:t>
-            </w:r>
-            <w:r>
-              <w:rPr>
-                <w:lang w:val="en-US"/>
-              </w:rPr>
-              <w:t xml:space="preserve"> </w:t>
-            </w:r>
-            <w:proofErr w:type="spellStart"/>
-            <w:r>
-              <w:rPr>
-                <w:lang w:val="en-US"/>
-              </w:rPr>
-              <w:t>Boccardiella</w:t>
-            </w:r>
-            <w:proofErr w:type="spellEnd"/>
-            <w:r>
-              <w:rPr>
-                <w:lang w:val="en-US"/>
-              </w:rPr>
-              <w:t xml:space="preserve"> </w:t>
-            </w:r>
-            <w:proofErr w:type="spellStart"/>
-            <w:r>
-              <w:rPr>
-                <w:lang w:val="en-US"/>
-              </w:rPr>
-              <w:t>ligerica</w:t>
-            </w:r>
-            <w:proofErr w:type="spellEnd"/>
-            <w:r>
-              <w:rPr>
-                <w:lang w:val="en-US"/>
-              </w:rPr>
-              <w:t xml:space="preserve"> (70 %)</w:t>
-            </w:r>
-          </w:p>
-        </w:tc>
-        <w:tc>
-          <w:tcPr>
-            <w:tcW w:w="1312" w:type="dxa"/>
-          </w:tcPr>
-          <w:p>
-            <w:pPr>
-              <w:pStyle w:val="Sansinterligne"/>
-              <w:rPr>
-                <w:lang w:val="en-US"/>
-              </w:rPr>
-            </w:pPr>
-            <w:proofErr w:type="spellStart"/>
-            <w:r>
-              <w:rPr>
-                <w:lang w:val="en-US"/>
-              </w:rPr>
-              <w:t>IMuSa</w:t>
-            </w:r>
-            <w:proofErr w:type="spellEnd"/>
-            <w:r>
-              <w:rPr>
-                <w:lang w:val="en-US"/>
-              </w:rPr>
-              <w:t xml:space="preserve"> </w:t>
-            </w:r>
-          </w:p>
-          <w:p>
-            <w:pPr>
-              <w:pStyle w:val="Sansinterligne"/>
-              <w:rPr>
-                <w:lang w:val="en-US"/>
-              </w:rPr>
-            </w:pPr>
-            <w:r>
-              <w:rPr>
-                <w:lang w:val="en-US"/>
-              </w:rPr>
-              <w:t>(code A5.25)</w:t>
-            </w:r>
-          </w:p>
-        </w:tc>
-      </w:tr>
-      <w:tr>
-        <w:tc>
-          <w:tcPr>
-            <w:tcW w:w="778" w:type="dxa"/>
-            <w:vMerge w:val="restart"/>
-          </w:tcPr>
-          <w:p>
-            <w:pPr>
-              <w:pStyle w:val="Sansinterligne"/>
-              <w:rPr>
-                <w:lang w:val="en-US"/>
-              </w:rPr>
-            </w:pPr>
-            <w:r>
-              <w:rPr>
-                <w:lang w:val="en-US"/>
-              </w:rPr>
-              <w:t>Seine</w:t>
-            </w:r>
-          </w:p>
-        </w:tc>
-        <w:tc>
-          <w:tcPr>
-            <w:tcW w:w="848" w:type="dxa"/>
-          </w:tcPr>
-          <w:p>
-            <w:pPr>
-              <w:pStyle w:val="Sansinterligne"/>
-              <w:rPr>
-                <w:lang w:val="en-US"/>
-              </w:rPr>
-            </w:pPr>
-            <w:r>
-              <w:rPr>
-                <w:lang w:val="en-US"/>
-              </w:rPr>
-              <w:t>Intertidal</w:t>
-            </w:r>
-          </w:p>
-        </w:tc>
-        <w:tc>
-          <w:tcPr>
-            <w:tcW w:w="1548" w:type="dxa"/>
-          </w:tcPr>
-          <w:p>
-            <w:pPr>
-              <w:pStyle w:val="Sansinterligne"/>
-              <w:rPr>
-                <w:lang w:val="en-US"/>
-              </w:rPr>
-            </w:pPr>
-            <w:r>
-              <w:rPr>
-                <w:lang w:val="en-US"/>
-              </w:rPr>
-              <w:t>160 – 200 µm (26 %)</w:t>
-            </w:r>
-            <w:r>
-              <w:rPr>
-                <w:lang w:val="en-US"/>
-              </w:rPr>
-              <w:br/>
-              <w:t>125 – 160 µm (18 %)</w:t>
-            </w:r>
-          </w:p>
-        </w:tc>
-        <w:tc>
-          <w:tcPr>
-            <w:tcW w:w="932" w:type="dxa"/>
-          </w:tcPr>
-          <w:p>
-            <w:pPr>
-              <w:pStyle w:val="Sansinterligne"/>
-              <w:rPr>
-                <w:lang w:val="en-US"/>
-              </w:rPr>
-            </w:pPr>
-            <w:r>
-              <w:rPr>
-                <w:lang w:val="en-US"/>
-              </w:rPr>
-              <w:t xml:space="preserve">1.3 </w:t>
-            </w:r>
-          </w:p>
-          <w:p>
-            <w:pPr>
-              <w:pStyle w:val="Sansinterligne"/>
-              <w:rPr>
-                <w:lang w:val="en-US"/>
-              </w:rPr>
-            </w:pPr>
-            <w:r>
-              <w:rPr>
-                <w:lang w:val="en-US"/>
-              </w:rPr>
-              <w:t>[0.8-3.7]</w:t>
-            </w:r>
-          </w:p>
-        </w:tc>
-        <w:tc>
-          <w:tcPr>
-            <w:tcW w:w="4111" w:type="dxa"/>
-          </w:tcPr>
-          <w:p>
-            <w:pPr>
-              <w:pStyle w:val="Sansinterligne"/>
-              <w:rPr>
-                <w:lang w:val="en-US"/>
-              </w:rPr>
-            </w:pPr>
-            <w:r>
-              <w:rPr>
-                <w:lang w:val="en-US"/>
-              </w:rPr>
-              <w:t xml:space="preserve">Bivalves: </w:t>
-            </w:r>
-            <w:proofErr w:type="spellStart"/>
-            <w:r>
-              <w:rPr>
-                <w:lang w:val="en-US"/>
-              </w:rPr>
-              <w:t>Cerastoderma</w:t>
-            </w:r>
-            <w:proofErr w:type="spellEnd"/>
-            <w:r>
-              <w:rPr>
-                <w:lang w:val="en-US"/>
-              </w:rPr>
-              <w:t xml:space="preserve"> </w:t>
-            </w:r>
-            <w:proofErr w:type="spellStart"/>
-            <w:r>
-              <w:rPr>
-                <w:lang w:val="en-US"/>
-              </w:rPr>
-              <w:t>edule</w:t>
-            </w:r>
-            <w:proofErr w:type="spellEnd"/>
-            <w:r>
-              <w:rPr>
-                <w:lang w:val="en-US"/>
-              </w:rPr>
-              <w:t xml:space="preserve"> (25 %), </w:t>
-            </w:r>
-            <w:proofErr w:type="spellStart"/>
-            <w:r>
-              <w:rPr>
-                <w:lang w:val="en-US"/>
-              </w:rPr>
-              <w:t>Macoma</w:t>
-            </w:r>
-            <w:proofErr w:type="spellEnd"/>
-            <w:r>
-              <w:rPr>
-                <w:lang w:val="en-US"/>
-              </w:rPr>
-              <w:t xml:space="preserve"> </w:t>
-            </w:r>
-            <w:proofErr w:type="spellStart"/>
-            <w:r>
-              <w:rPr>
-                <w:lang w:val="en-US"/>
-              </w:rPr>
-              <w:t>balthica</w:t>
-            </w:r>
-            <w:proofErr w:type="spellEnd"/>
-            <w:r>
-              <w:rPr>
-                <w:lang w:val="en-US"/>
-              </w:rPr>
-              <w:t xml:space="preserve"> (21 %)</w:t>
-            </w:r>
-          </w:p>
-        </w:tc>
-        <w:tc>
-          <w:tcPr>
-            <w:tcW w:w="1312" w:type="dxa"/>
-          </w:tcPr>
-          <w:p>
-            <w:pPr>
-              <w:pStyle w:val="Sansinterligne"/>
-              <w:rPr>
-                <w:lang w:val="en-US"/>
-              </w:rPr>
-            </w:pPr>
-            <w:proofErr w:type="spellStart"/>
-            <w:r>
-              <w:rPr>
-                <w:lang w:val="en-US"/>
-              </w:rPr>
-              <w:t>MuSa</w:t>
-            </w:r>
-            <w:proofErr w:type="spellEnd"/>
-            <w:r>
-              <w:rPr>
-                <w:lang w:val="en-US"/>
-              </w:rPr>
-              <w:t xml:space="preserve"> </w:t>
-            </w:r>
-          </w:p>
-          <w:p>
-            <w:pPr>
-              <w:pStyle w:val="Sansinterligne"/>
-              <w:rPr>
-                <w:lang w:val="en-US"/>
-              </w:rPr>
-            </w:pPr>
-            <w:r>
-              <w:rPr>
-                <w:lang w:val="en-US"/>
-              </w:rPr>
-              <w:t>(code A2.24):</w:t>
-            </w:r>
-          </w:p>
-        </w:tc>
-      </w:tr>
-      <w:tr>
-        <w:tc>
-          <w:tcPr>
-            <w:tcW w:w="778" w:type="dxa"/>
-            <w:vMerge/>
-          </w:tcPr>
-          <w:p>
-            <w:pPr>
-              <w:pStyle w:val="Sansinterligne"/>
-              <w:rPr>
-                <w:lang w:val="en-US"/>
-              </w:rPr>
-            </w:pPr>
-          </w:p>
-        </w:tc>
-        <w:tc>
-          <w:tcPr>
-            <w:tcW w:w="848" w:type="dxa"/>
-          </w:tcPr>
-          <w:p>
-            <w:pPr>
-              <w:pStyle w:val="Sansinterligne"/>
-              <w:rPr>
-                <w:lang w:val="en-US"/>
-              </w:rPr>
-            </w:pPr>
-            <w:r>
-              <w:rPr>
-                <w:lang w:val="en-US"/>
-              </w:rPr>
-              <w:t>Subtidal</w:t>
-            </w:r>
-          </w:p>
-        </w:tc>
-        <w:tc>
-          <w:tcPr>
-            <w:tcW w:w="1548" w:type="dxa"/>
-          </w:tcPr>
-          <w:p>
-            <w:pPr>
-              <w:pStyle w:val="Sansinterligne"/>
-              <w:rPr>
-                <w:lang w:val="en-US"/>
-              </w:rPr>
-            </w:pPr>
-            <w:r>
-              <w:rPr>
-                <w:lang w:val="en-US"/>
-              </w:rPr>
-              <w:t>200-250 µm (19 %)</w:t>
-            </w:r>
-            <w:r>
-              <w:rPr>
-                <w:lang w:val="en-US"/>
-              </w:rPr>
-              <w:br/>
-              <w:t>250 – 315 µm (21 %)</w:t>
-            </w:r>
-          </w:p>
-        </w:tc>
-        <w:tc>
-          <w:tcPr>
-            <w:tcW w:w="932" w:type="dxa"/>
-          </w:tcPr>
-          <w:p>
-            <w:pPr>
-              <w:pStyle w:val="Sansinterligne"/>
-              <w:rPr>
-                <w:lang w:val="en-US"/>
-              </w:rPr>
-            </w:pPr>
-            <w:r>
-              <w:rPr>
-                <w:lang w:val="en-US"/>
-              </w:rPr>
-              <w:t xml:space="preserve">1.2 </w:t>
-            </w:r>
-          </w:p>
-          <w:p>
-            <w:pPr>
-              <w:pStyle w:val="Sansinterligne"/>
-              <w:rPr>
-                <w:lang w:val="en-US"/>
-              </w:rPr>
-            </w:pPr>
-            <w:r>
-              <w:rPr>
-                <w:lang w:val="en-US"/>
-              </w:rPr>
-              <w:t>[0.7-1.7]</w:t>
-            </w:r>
-          </w:p>
-        </w:tc>
-        <w:tc>
-          <w:tcPr>
-            <w:tcW w:w="4111" w:type="dxa"/>
-          </w:tcPr>
-          <w:p>
-            <w:pPr>
-              <w:pStyle w:val="Sansinterligne"/>
-              <w:rPr>
-                <w:lang w:val="en-US"/>
-              </w:rPr>
-            </w:pPr>
-            <w:r>
-              <w:rPr>
-                <w:lang w:val="en-US"/>
-              </w:rPr>
-              <w:t xml:space="preserve">Crustacea: </w:t>
-            </w:r>
-            <w:proofErr w:type="spellStart"/>
-            <w:r>
-              <w:rPr>
-                <w:lang w:val="en-US"/>
-              </w:rPr>
-              <w:t>Haustorius</w:t>
-            </w:r>
-            <w:proofErr w:type="spellEnd"/>
-            <w:r>
-              <w:rPr>
-                <w:lang w:val="en-US"/>
-              </w:rPr>
-              <w:t xml:space="preserve"> </w:t>
-            </w:r>
-            <w:proofErr w:type="spellStart"/>
-            <w:r>
-              <w:rPr>
-                <w:lang w:val="en-US"/>
-              </w:rPr>
-              <w:t>arenarius</w:t>
-            </w:r>
-            <w:proofErr w:type="spellEnd"/>
-            <w:r>
-              <w:rPr>
-                <w:lang w:val="en-US"/>
-              </w:rPr>
-              <w:t xml:space="preserve"> (18 %), </w:t>
-            </w:r>
-            <w:proofErr w:type="spellStart"/>
-            <w:r>
-              <w:rPr>
-                <w:lang w:val="en-US"/>
-              </w:rPr>
-              <w:t>Bathyporeia</w:t>
-            </w:r>
-            <w:proofErr w:type="spellEnd"/>
-            <w:r>
-              <w:rPr>
-                <w:lang w:val="en-US"/>
-              </w:rPr>
-              <w:t xml:space="preserve"> </w:t>
-            </w:r>
-            <w:proofErr w:type="spellStart"/>
-            <w:r>
-              <w:rPr>
-                <w:lang w:val="en-US"/>
-              </w:rPr>
-              <w:t>pilosa</w:t>
-            </w:r>
-            <w:proofErr w:type="spellEnd"/>
-            <w:r>
-              <w:rPr>
-                <w:lang w:val="en-US"/>
-              </w:rPr>
-              <w:t xml:space="preserve"> (13 %)</w:t>
-            </w:r>
-            <w:r>
-              <w:rPr>
-                <w:lang w:val="en-US"/>
-              </w:rPr>
-              <w:br/>
-              <w:t xml:space="preserve">Err. </w:t>
-            </w:r>
-            <w:proofErr w:type="spellStart"/>
-            <w:r>
-              <w:rPr>
-                <w:lang w:val="en-US"/>
-              </w:rPr>
-              <w:t>polychete</w:t>
-            </w:r>
-            <w:proofErr w:type="spellEnd"/>
-            <w:r>
-              <w:rPr>
-                <w:lang w:val="en-US"/>
-              </w:rPr>
-              <w:t xml:space="preserve">: </w:t>
-            </w:r>
-            <w:proofErr w:type="spellStart"/>
-            <w:r>
-              <w:rPr>
-                <w:lang w:val="en-US"/>
-              </w:rPr>
-              <w:t>Microphthalmus</w:t>
-            </w:r>
-            <w:proofErr w:type="spellEnd"/>
-            <w:r>
-              <w:rPr>
-                <w:lang w:val="en-US"/>
-              </w:rPr>
-              <w:t xml:space="preserve"> (28 %)</w:t>
-            </w:r>
-          </w:p>
-        </w:tc>
-        <w:tc>
-          <w:tcPr>
-            <w:tcW w:w="1312" w:type="dxa"/>
-          </w:tcPr>
-          <w:p>
-            <w:pPr>
-              <w:pStyle w:val="Sansinterligne"/>
-              <w:rPr>
-                <w:lang w:val="en-US"/>
-              </w:rPr>
-            </w:pPr>
-            <w:proofErr w:type="spellStart"/>
-            <w:r>
-              <w:rPr>
-                <w:lang w:val="en-US"/>
-              </w:rPr>
-              <w:t>SSaVS</w:t>
-            </w:r>
-            <w:proofErr w:type="spellEnd"/>
-            <w:r>
-              <w:rPr>
-                <w:lang w:val="en-US"/>
-              </w:rPr>
-              <w:t xml:space="preserve"> </w:t>
-            </w:r>
-          </w:p>
-          <w:p>
-            <w:pPr>
-              <w:pStyle w:val="Sansinterligne"/>
-              <w:rPr>
-                <w:lang w:val="en-US"/>
-              </w:rPr>
-            </w:pPr>
-            <w:r>
-              <w:rPr>
-                <w:lang w:val="en-US"/>
-              </w:rPr>
-              <w:t>(code A5.22)</w:t>
-            </w:r>
-          </w:p>
-        </w:tc>
-      </w:tr>
-    </w:tbl>
-    <w:p>
-      <w:pPr>
-        <w:rPr>
-          <w:lang w:val="en-US"/>
-        </w:rPr>
-      </w:pPr>
-    </w:p>
-    <w:p>
-      <w:pPr>
-        <w:pStyle w:val="Lgende"/>
-        <w:keepNext/>
-        <w:rPr>
-          <w:lang w:val="en-US"/>
-        </w:rPr>
-      </w:pPr>
-      <w:bookmarkStart w:id="6" w:name="_Hlk204160125"/>
-      <w:bookmarkEnd w:id="5"/>
-      <w:r>
-        <w:rPr>
-          <w:lang w:val="en-US"/>
-        </w:rPr>
-        <w:t xml:space="preserve">Table </w:t>
-      </w:r>
-      <w:r>
-        <w:fldChar w:fldCharType="begin"/>
-      </w:r>
-      <w:r>
-        <w:rPr>
-          <w:lang w:val="en-US"/>
-        </w:rPr>
-        <w:instrText xml:space="preserve"> SEQ Table \* ARABIC </w:instrText>
-      </w:r>
-      <w:r>
-        <w:fldChar w:fldCharType="separate"/>
-      </w:r>
-      <w:r>
-        <w:rPr>
-          <w:noProof/>
-          <w:lang w:val="en-US"/>
-        </w:rPr>
-        <w:t>2</w:t>
-      </w:r>
-      <w:r>
-        <w:fldChar w:fldCharType="end"/>
-      </w:r>
-      <w:r>
-        <w:rPr>
-          <w:lang w:val="en-US"/>
-        </w:rPr>
-        <w:t>- Reference conditions of A</w:t>
-      </w:r>
-      <w:r>
-        <w:rPr>
-          <w:lang w:val="en-US"/>
-        </w:rPr>
-        <w:t>MBI, H’ and S</w:t>
-      </w:r>
-    </w:p>
-    <w:tbl>
-      <w:tblPr>
-        <w:tblStyle w:val="Grilledutableau"/>
-        <w:tblW w:w="6804" w:type="dxa"/>
-        <w:tblLook w:val="04A0" w:firstRow="1" w:lastRow="0" w:firstColumn="1" w:lastColumn="0" w:noHBand="0" w:noVBand="1"/>
-      </w:tblPr>
-      <w:tblGrid>
-        <w:gridCol w:w="1271"/>
-        <w:gridCol w:w="2131"/>
-        <w:gridCol w:w="1134"/>
-        <w:gridCol w:w="1134"/>
-        <w:gridCol w:w="1134"/>
-      </w:tblGrid>
-      <w:tr>
-        <w:tc>
-          <w:tcPr>
-            <w:tcW w:w="1271" w:type="dxa"/>
-          </w:tcPr>
-          <w:p>
-            <w:pPr>
-              <w:pStyle w:val="Sansinterligne"/>
-              <w:rPr>
-                <w:lang w:val="en-US"/>
-              </w:rPr>
-            </w:pPr>
-            <w:r>
-              <w:rPr>
-                <w:lang w:val="en-US"/>
-              </w:rPr>
-              <w:t>Level</w:t>
-            </w:r>
-          </w:p>
-        </w:tc>
-        <w:tc>
-          <w:tcPr>
-            <w:tcW w:w="2131" w:type="dxa"/>
-          </w:tcPr>
-          <w:p>
-            <w:pPr>
-              <w:pStyle w:val="Sansinterligne"/>
-              <w:rPr>
-                <w:lang w:val="en-US"/>
-              </w:rPr>
-            </w:pPr>
-            <w:r>
-              <w:rPr>
-                <w:lang w:val="en-US"/>
-              </w:rPr>
-              <w:t>EUNIS habitat</w:t>
-            </w:r>
-          </w:p>
-        </w:tc>
-        <w:tc>
-          <w:tcPr>
-            <w:tcW w:w="1134" w:type="dxa"/>
-          </w:tcPr>
-          <w:p>
-            <w:pPr>
-              <w:pStyle w:val="Sansinterligne"/>
-              <w:rPr>
-                <w:lang w:val="en-US"/>
-              </w:rPr>
-            </w:pPr>
-            <w:proofErr w:type="spellStart"/>
-            <w:r>
-              <w:rPr>
-                <w:lang w:val="en-US"/>
-              </w:rPr>
-              <w:t>AMBIref</w:t>
-            </w:r>
-            <w:proofErr w:type="spellEnd"/>
-          </w:p>
-        </w:tc>
-        <w:tc>
-          <w:tcPr>
-            <w:tcW w:w="1134" w:type="dxa"/>
-          </w:tcPr>
-          <w:p>
-            <w:pPr>
-              <w:pStyle w:val="Sansinterligne"/>
-              <w:rPr>
-                <w:lang w:val="en-US"/>
-              </w:rPr>
-            </w:pPr>
-            <w:proofErr w:type="spellStart"/>
-            <w:r>
-              <w:rPr>
-                <w:lang w:val="en-US"/>
-              </w:rPr>
-              <w:t>H’ref</w:t>
-            </w:r>
-            <w:proofErr w:type="spellEnd"/>
-          </w:p>
-        </w:tc>
-        <w:tc>
-          <w:tcPr>
-            <w:tcW w:w="1134" w:type="dxa"/>
-          </w:tcPr>
-          <w:p>
-            <w:pPr>
-              <w:pStyle w:val="Sansinterligne"/>
-              <w:rPr>
-                <w:lang w:val="en-US"/>
-              </w:rPr>
-            </w:pPr>
-            <w:proofErr w:type="spellStart"/>
-            <w:r>
-              <w:rPr>
-                <w:lang w:val="en-US"/>
-              </w:rPr>
-              <w:t>Sref</w:t>
-            </w:r>
-            <w:proofErr w:type="spellEnd"/>
-          </w:p>
-        </w:tc>
-      </w:tr>
-      <w:tr>
-        <w:tc>
-          <w:tcPr>
-            <w:tcW w:w="1271" w:type="dxa"/>
-            <w:vMerge w:val="restart"/>
-          </w:tcPr>
-          <w:p>
-            <w:pPr>
-              <w:pStyle w:val="Sansinterligne"/>
-              <w:rPr>
-                <w:lang w:val="en-US"/>
-              </w:rPr>
-            </w:pPr>
-            <w:r>
-              <w:rPr>
-                <w:lang w:val="en-US"/>
-              </w:rPr>
-              <w:t>Intertidal</w:t>
-            </w:r>
-          </w:p>
-        </w:tc>
-        <w:tc>
-          <w:tcPr>
-            <w:tcW w:w="2131" w:type="dxa"/>
-          </w:tcPr>
-          <w:p>
-            <w:pPr>
-              <w:pStyle w:val="Sansinterligne"/>
-              <w:rPr>
-                <w:lang w:val="en-US"/>
-              </w:rPr>
-            </w:pPr>
-            <w:proofErr w:type="spellStart"/>
-            <w:r>
-              <w:rPr>
-                <w:lang w:val="en-US"/>
-              </w:rPr>
-              <w:t>MEst</w:t>
-            </w:r>
-            <w:proofErr w:type="spellEnd"/>
-            <w:r>
-              <w:rPr>
-                <w:lang w:val="en-US"/>
-              </w:rPr>
-              <w:t xml:space="preserve"> (code A2.31</w:t>
-            </w:r>
-            <w:r>
-              <w:rPr>
-                <w:lang w:val="en-US"/>
-              </w:rPr>
-              <w:t>)</w:t>
-            </w:r>
-          </w:p>
-        </w:tc>
-        <w:tc>
-          <w:tcPr>
-            <w:tcW w:w="1134" w:type="dxa"/>
-          </w:tcPr>
-          <w:p>
-            <w:pPr>
-              <w:pStyle w:val="Sansinterligne"/>
-              <w:rPr>
-                <w:lang w:val="en-US"/>
-              </w:rPr>
-            </w:pPr>
-            <w:r>
-              <w:rPr>
-                <w:lang w:val="en-US"/>
-              </w:rPr>
-              <w:t>2.5</w:t>
-            </w:r>
-          </w:p>
-        </w:tc>
-        <w:tc>
-          <w:tcPr>
-            <w:tcW w:w="1134" w:type="dxa"/>
-          </w:tcPr>
-          <w:p>
-            <w:pPr>
-              <w:pStyle w:val="Sansinterligne"/>
-              <w:rPr>
-                <w:lang w:val="en-US"/>
-              </w:rPr>
-            </w:pPr>
-            <w:r>
-              <w:rPr>
-                <w:lang w:val="en-US"/>
-              </w:rPr>
-              <w:t>2.9</w:t>
-            </w:r>
-          </w:p>
-        </w:tc>
-        <w:tc>
-          <w:tcPr>
-            <w:tcW w:w="1134" w:type="dxa"/>
-          </w:tcPr>
-          <w:p>
-            <w:pPr>
-              <w:pStyle w:val="Sansinterligne"/>
-              <w:rPr>
-                <w:lang w:val="en-US"/>
-              </w:rPr>
-            </w:pPr>
-            <w:r>
-              <w:rPr>
-                <w:lang w:val="en-US"/>
-              </w:rPr>
-              <w:t>14</w:t>
-            </w:r>
-          </w:p>
-        </w:tc>
-      </w:tr>
-      <w:tr>
-        <w:tc>
-          <w:tcPr>
-            <w:tcW w:w="1271" w:type="dxa"/>
-            <w:vMerge/>
-          </w:tcPr>
-          <w:p>
-            <w:pPr>
-              <w:pStyle w:val="Sansinterligne"/>
-              <w:rPr>
-                <w:lang w:val="en-US"/>
-              </w:rPr>
-            </w:pPr>
-          </w:p>
-        </w:tc>
-        <w:tc>
-          <w:tcPr>
-            <w:tcW w:w="2131" w:type="dxa"/>
-          </w:tcPr>
-          <w:p>
-            <w:pPr>
-              <w:pStyle w:val="Sansinterligne"/>
-            </w:pPr>
-            <w:proofErr w:type="spellStart"/>
-            <w:r>
-              <w:rPr>
-                <w:lang w:val="en-US"/>
-              </w:rPr>
-              <w:t>MuSa</w:t>
-            </w:r>
-            <w:proofErr w:type="spellEnd"/>
-            <w:r>
-              <w:rPr>
-                <w:lang w:val="en-US"/>
-              </w:rPr>
-              <w:t xml:space="preserve"> (code A2.24)</w:t>
-            </w:r>
-          </w:p>
-        </w:tc>
-        <w:tc>
-          <w:tcPr>
-            <w:tcW w:w="1134" w:type="dxa"/>
-          </w:tcPr>
-          <w:p>
-            <w:pPr>
-              <w:pStyle w:val="Sansinterligne"/>
-              <w:rPr>
-                <w:lang w:val="en-US"/>
-              </w:rPr>
-            </w:pPr>
-            <w:r>
-              <w:rPr>
-                <w:lang w:val="en-US"/>
-              </w:rPr>
-              <w:t>1.4</w:t>
-            </w:r>
-          </w:p>
-        </w:tc>
-        <w:tc>
-          <w:tcPr>
-            <w:tcW w:w="1134" w:type="dxa"/>
-          </w:tcPr>
-          <w:p>
-            <w:pPr>
-              <w:pStyle w:val="Sansinterligne"/>
-              <w:rPr>
-                <w:lang w:val="en-US"/>
-              </w:rPr>
-            </w:pPr>
-            <w:r>
-              <w:rPr>
-                <w:lang w:val="en-US"/>
-              </w:rPr>
-              <w:t>3.7</w:t>
-            </w:r>
-          </w:p>
-        </w:tc>
-        <w:tc>
-          <w:tcPr>
-            <w:tcW w:w="1134" w:type="dxa"/>
-          </w:tcPr>
-          <w:p>
-            <w:pPr>
-              <w:pStyle w:val="Sansinterligne"/>
-              <w:rPr>
-                <w:lang w:val="en-US"/>
-              </w:rPr>
-            </w:pPr>
-            <w:r>
-              <w:rPr>
-                <w:lang w:val="en-US"/>
-              </w:rPr>
-              <w:t>26</w:t>
-            </w:r>
-          </w:p>
-        </w:tc>
-      </w:tr>
-      <w:tr>
-        <w:tc>
-          <w:tcPr>
-            <w:tcW w:w="1271" w:type="dxa"/>
-            <w:vMerge w:val="restart"/>
-          </w:tcPr>
-          <w:p>
-            <w:pPr>
-              <w:pStyle w:val="Sansinterligne"/>
-              <w:rPr>
-                <w:lang w:val="en-US"/>
-              </w:rPr>
-            </w:pPr>
-            <w:r>
-              <w:rPr>
-                <w:lang w:val="en-US"/>
-              </w:rPr>
-              <w:t>Subtidal</w:t>
-            </w:r>
-          </w:p>
-        </w:tc>
-        <w:tc>
-          <w:tcPr>
-            <w:tcW w:w="2131" w:type="dxa"/>
-          </w:tcPr>
-          <w:p>
-            <w:pPr>
-              <w:pStyle w:val="Sansinterligne"/>
-              <w:rPr>
-                <w:lang w:val="en-US"/>
-              </w:rPr>
-            </w:pPr>
-            <w:proofErr w:type="spellStart"/>
-            <w:r>
-              <w:rPr>
-                <w:lang w:val="en-US"/>
-              </w:rPr>
-              <w:t>SMuVS</w:t>
-            </w:r>
-            <w:proofErr w:type="spellEnd"/>
-            <w:r>
-              <w:rPr>
-                <w:lang w:val="en-US"/>
-              </w:rPr>
-              <w:t xml:space="preserve"> (code A5.32)</w:t>
-            </w:r>
-          </w:p>
-        </w:tc>
-        <w:tc>
-          <w:tcPr>
-            <w:tcW w:w="1134" w:type="dxa"/>
-          </w:tcPr>
-          <w:p>
-            <w:pPr>
-              <w:pStyle w:val="Sansinterligne"/>
-              <w:rPr>
-                <w:lang w:val="en-US"/>
-              </w:rPr>
-            </w:pPr>
-            <w:r>
-              <w:rPr>
-                <w:lang w:val="en-US"/>
-              </w:rPr>
-              <w:t>1.9</w:t>
-            </w:r>
-          </w:p>
-        </w:tc>
-        <w:tc>
-          <w:tcPr>
-            <w:tcW w:w="1134" w:type="dxa"/>
-          </w:tcPr>
-          <w:p>
-            <w:pPr>
-              <w:pStyle w:val="Sansinterligne"/>
-              <w:rPr>
-                <w:lang w:val="en-US"/>
-              </w:rPr>
-            </w:pPr>
-            <w:r>
-              <w:rPr>
-                <w:lang w:val="en-US"/>
-              </w:rPr>
-              <w:t>2.5</w:t>
-            </w:r>
-          </w:p>
-        </w:tc>
-        <w:tc>
-          <w:tcPr>
-            <w:tcW w:w="1134" w:type="dxa"/>
-          </w:tcPr>
-          <w:p>
-            <w:pPr>
-              <w:pStyle w:val="Sansinterligne"/>
-              <w:rPr>
-                <w:lang w:val="en-US"/>
-              </w:rPr>
-            </w:pPr>
-            <w:r>
-              <w:rPr>
-                <w:lang w:val="en-US"/>
-              </w:rPr>
-              <w:t>10</w:t>
-            </w:r>
-          </w:p>
-        </w:tc>
-      </w:tr>
-      <w:tr>
-        <w:tc>
-          <w:tcPr>
-            <w:tcW w:w="1271" w:type="dxa"/>
-            <w:vMerge/>
-          </w:tcPr>
-          <w:p>
-            <w:pPr>
-              <w:pStyle w:val="Sansinterligne"/>
-              <w:rPr>
-                <w:lang w:val="en-US"/>
-              </w:rPr>
-            </w:pPr>
-          </w:p>
-        </w:tc>
-        <w:tc>
-          <w:tcPr>
-            <w:tcW w:w="2131" w:type="dxa"/>
-          </w:tcPr>
-          <w:p>
-            <w:pPr>
-              <w:pStyle w:val="Sansinterligne"/>
-              <w:rPr>
-                <w:lang w:val="en-US"/>
-              </w:rPr>
-            </w:pPr>
-            <w:proofErr w:type="spellStart"/>
-            <w:r>
-              <w:rPr>
-                <w:lang w:val="en-US"/>
-              </w:rPr>
-              <w:t>IMuSa</w:t>
-            </w:r>
-            <w:proofErr w:type="spellEnd"/>
-            <w:r>
-              <w:rPr>
-                <w:lang w:val="en-US"/>
-              </w:rPr>
-              <w:t xml:space="preserve"> (code A5.25)</w:t>
-            </w:r>
-          </w:p>
-        </w:tc>
-        <w:tc>
-          <w:tcPr>
-            <w:tcW w:w="1134" w:type="dxa"/>
-          </w:tcPr>
-          <w:p>
-            <w:pPr>
-              <w:pStyle w:val="Sansinterligne"/>
-              <w:rPr>
-                <w:lang w:val="en-US"/>
-              </w:rPr>
-            </w:pPr>
-            <w:r>
-              <w:rPr>
-                <w:lang w:val="en-US"/>
-              </w:rPr>
-              <w:t>1.0</w:t>
-            </w:r>
-          </w:p>
-        </w:tc>
-        <w:tc>
-          <w:tcPr>
-            <w:tcW w:w="1134" w:type="dxa"/>
-          </w:tcPr>
-          <w:p>
-            <w:pPr>
-              <w:pStyle w:val="Sansinterligne"/>
-              <w:rPr>
-                <w:lang w:val="en-US"/>
-              </w:rPr>
-            </w:pPr>
-            <w:r>
-              <w:rPr>
-                <w:lang w:val="en-US"/>
-              </w:rPr>
-              <w:t>3.8</w:t>
-            </w:r>
-          </w:p>
-        </w:tc>
-        <w:tc>
-          <w:tcPr>
-            <w:tcW w:w="1134" w:type="dxa"/>
-          </w:tcPr>
-          <w:p>
-            <w:pPr>
-              <w:pStyle w:val="Sansinterligne"/>
-              <w:rPr>
-                <w:lang w:val="en-US"/>
-              </w:rPr>
-            </w:pPr>
-            <w:r>
-              <w:rPr>
-                <w:lang w:val="en-US"/>
-              </w:rPr>
-              <w:t>33</w:t>
-            </w:r>
-          </w:p>
-        </w:tc>
-      </w:tr>
-      <w:tr>
-        <w:tc>
-          <w:tcPr>
-            <w:tcW w:w="1271" w:type="dxa"/>
-            <w:vMerge/>
-          </w:tcPr>
-          <w:p>
-            <w:pPr>
-              <w:pStyle w:val="Sansinterligne"/>
-              <w:rPr>
-                <w:lang w:val="en-US"/>
-              </w:rPr>
-            </w:pPr>
-          </w:p>
-        </w:tc>
-        <w:tc>
-          <w:tcPr>
-            <w:tcW w:w="2131" w:type="dxa"/>
-          </w:tcPr>
-          <w:p>
-            <w:pPr>
-              <w:pStyle w:val="Sansinterligne"/>
-              <w:rPr>
-                <w:lang w:val="en-US"/>
-              </w:rPr>
-            </w:pPr>
-            <w:proofErr w:type="spellStart"/>
-            <w:r>
-              <w:rPr>
-                <w:lang w:val="en-US"/>
-              </w:rPr>
-              <w:t>SSaVS</w:t>
-            </w:r>
-            <w:proofErr w:type="spellEnd"/>
-            <w:r>
-              <w:rPr>
-                <w:lang w:val="en-US"/>
-              </w:rPr>
-              <w:t xml:space="preserve"> (code A5.22)</w:t>
-            </w:r>
-          </w:p>
-        </w:tc>
-        <w:tc>
-          <w:tcPr>
-            <w:tcW w:w="1134" w:type="dxa"/>
-          </w:tcPr>
-          <w:p>
-            <w:pPr>
-              <w:pStyle w:val="Sansinterligne"/>
-              <w:rPr>
-                <w:lang w:val="en-US"/>
-              </w:rPr>
-            </w:pPr>
-            <w:r>
-              <w:rPr>
-                <w:lang w:val="en-US"/>
-              </w:rPr>
-              <w:t>0.3</w:t>
-            </w:r>
-          </w:p>
-        </w:tc>
-        <w:tc>
-          <w:tcPr>
-            <w:tcW w:w="1134" w:type="dxa"/>
-          </w:tcPr>
-          <w:p>
-            <w:pPr>
-              <w:pStyle w:val="Sansinterligne"/>
-              <w:rPr>
-                <w:lang w:val="en-US"/>
-              </w:rPr>
-            </w:pPr>
-            <w:r>
-              <w:rPr>
-                <w:lang w:val="en-US"/>
-              </w:rPr>
-              <w:t>2.7</w:t>
-            </w:r>
-          </w:p>
-        </w:tc>
-        <w:tc>
-          <w:tcPr>
-            <w:tcW w:w="1134" w:type="dxa"/>
-          </w:tcPr>
-          <w:p>
-            <w:pPr>
-              <w:pStyle w:val="Sansinterligne"/>
-              <w:rPr>
-                <w:lang w:val="en-US"/>
-              </w:rPr>
-            </w:pPr>
-            <w:r>
-              <w:rPr>
-                <w:lang w:val="en-US"/>
-              </w:rPr>
-              <w:t>9</w:t>
-            </w:r>
-          </w:p>
-        </w:tc>
-      </w:tr>
-    </w:tbl>
-    <w:p>
-      <w:pPr>
-        <w:rPr>
-          <w:lang w:val="en-US"/>
-        </w:rPr>
-      </w:pPr>
-    </w:p>
-    <w:p>
-      <w:pPr>
-        <w:rPr>
-          <w:lang w:val="en-US"/>
-        </w:rPr>
-      </w:pPr>
-      <w:r>
-        <w:rPr>
-          <w:lang w:val="en-US"/>
-        </w:rPr>
-        <w:t xml:space="preserve">The </w:t>
-      </w:r>
-      <w:r>
-        <w:rPr>
-          <w:lang w:val="en-US"/>
-        </w:rPr>
-        <w:t xml:space="preserve">scoring of BEQI-FR depends on the type of estuary. The </w:t>
-      </w:r>
-      <w:r>
-        <w:rPr>
-          <w:lang w:val="en-US"/>
-        </w:rPr>
-        <w:t xml:space="preserve">Loire, Gironde and Seine estuaries are </w:t>
-      </w:r>
-      <w:r>
-        <w:rPr>
-          <w:lang w:val="en-US"/>
-        </w:rPr>
-        <w:t xml:space="preserve">typified as large estuaries (type D) and the scoring grid is presented in </w:t>
-      </w:r>
-      <w:r>
-        <w:rPr>
-          <w:lang w:val="en-US"/>
-        </w:rPr>
-        <w:fldChar w:fldCharType="begin"/>
-      </w:r>
-      <w:r>
-        <w:rPr>
-          <w:lang w:val="en-US"/>
-        </w:rPr>
-        <w:instrText xml:space="preserve"> REF _Ref203047237 \h </w:instrText>
-      </w:r>
-      <w:r>
-        <w:rPr>
-          <w:lang w:val="en-US"/>
-        </w:rPr>
-      </w:r>
-      <w:r>
-        <w:rPr>
-          <w:lang w:val="en-US"/>
-        </w:rPr>
-        <w:fldChar w:fldCharType="separate"/>
-      </w:r>
-      <w:r>
-        <w:rPr>
-          <w:lang w:val="en-US"/>
-        </w:rPr>
-        <w:t xml:space="preserve">Table </w:t>
-      </w:r>
-      <w:r>
-        <w:rPr>
-          <w:noProof/>
-          <w:lang w:val="en-US"/>
-        </w:rPr>
-        <w:t>3</w:t>
-      </w:r>
-      <w:r>
-        <w:rPr>
-          <w:lang w:val="en-US"/>
-        </w:rPr>
-        <w:fldChar w:fldCharType="end"/>
-      </w:r>
-      <w:r>
-        <w:rPr>
-          <w:lang w:val="en-US"/>
-        </w:rPr>
-        <w:t xml:space="preserve">. All values above 1 must be fixed to 1 </w:t>
-      </w:r>
-      <w:r>
-        <w:rPr>
-          <w:lang w:val="en-US"/>
-        </w:rPr>
-        <w:fldChar w:fldCharType="begin"/>
-      </w:r>
-      <w:r>
-        <w:rPr>
-          <w:lang w:val="en-US"/>
-        </w:rPr>
-        <w:instrText xml:space="preserve"> ADDIN ZOTERO_ITEM CSL_CITATION {"citationID":"4FHldGs1","properties":{"formattedCitation":"(Blanchet {\\i{}et al.}, 2025)","plainCitation":"(Blanchet et al., 2025)","noteIndex":0},"citationItems":[{"id":1204,"uris":["http://zotero.org/users/3305729/items/Q875VASZ"],"itemData":{"id":1204,"type":"report","collection-title":"Rapport Université de Bordeaux/UMR EPOC &amp; Ifremer.","language":"fr","source":"Zotero","title":"Méthodologie pour la surveillance et l’évaluation du paramètre « Macro-invertébrés benthiques » dans les masses d’eau de transition estuariennes de la façade Manche- Atlantique –","URL":"https://archimer.ifremer.fr/doc/00887/99923/118418.pdf","author":[{"family":"Blanchet","given":"Hugues"},{"family":"Fouet","given":"Marie"},{"family":"Bizzozero","given":"Lucie"},{"family":"Foveau","given":"Aurélie"}],"accessed":{"date-parts":[["2025",7,9]]},"issued":{"date-parts":[["2025",3]]},"citation-key":"blanchetMethodologiePourSurveillance2025"}}],"schema":"https://github.com/citation-style-language/schema/raw/master/csl-citation.json"} </w:instrText>
-      </w:r>
-      <w:r>
-        <w:rPr>
-          <w:lang w:val="en-US"/>
-        </w:rPr>
-        <w:fldChar w:fldCharType="separate"/>
-      </w:r>
-      <w:r>
-        <w:rPr>
-          <w:rFonts w:ascii="Calibri Light" w:hAnsi="Calibri Light" w:cs="Calibri Light"/>
-          <w:szCs w:val="24"/>
-          <w:lang w:val="en-US"/>
-        </w:rPr>
-        <w:t xml:space="preserve">(Blanchet </w:t>
-      </w:r>
-      <w:r>
-        <w:rPr>
-          <w:rFonts w:ascii="Calibri Light" w:hAnsi="Calibri Light" w:cs="Calibri Light"/>
-          <w:i/>
-          <w:iCs/>
-          <w:szCs w:val="24"/>
-          <w:lang w:val="en-US"/>
-        </w:rPr>
-        <w:t>et al.</w:t>
-      </w:r>
-      <w:r>
-        <w:rPr>
-          <w:rFonts w:ascii="Calibri Light" w:hAnsi="Calibri Light" w:cs="Calibri Light"/>
-          <w:szCs w:val="24"/>
-          <w:lang w:val="en-US"/>
-        </w:rPr>
-        <w:t>, 2025)</w:t>
-      </w:r>
-      <w:r>
-        <w:rPr>
-          <w:lang w:val="en-US"/>
-        </w:rPr>
-        <w:fldChar w:fldCharType="end"/>
-      </w:r>
-      <w:r>
-        <w:rPr>
-          <w:lang w:val="en-US"/>
-        </w:rPr>
-        <w:t>.</w:t>
-      </w:r>
-    </w:p>
-    <w:p>
-      <w:pPr>
-        <w:pStyle w:val="Lgende"/>
-        <w:keepNext/>
-        <w:rPr>
-          <w:lang w:val="en-US"/>
-        </w:rPr>
-      </w:pPr>
-      <w:bookmarkStart w:id="7" w:name="_Ref203047237"/>
-      <w:r>
-        <w:rPr>
-          <w:lang w:val="en-US"/>
-        </w:rPr>
-        <w:t xml:space="preserve">Table </w:t>
-      </w:r>
-      <w:r>
-        <w:fldChar w:fldCharType="begin"/>
-      </w:r>
-      <w:r>
-        <w:rPr>
-          <w:lang w:val="en-US"/>
-        </w:rPr>
-        <w:instrText xml:space="preserve"> SEQ Table \* ARABIC </w:instrText>
-      </w:r>
-      <w:r>
-        <w:fldChar w:fldCharType="separate"/>
-      </w:r>
-      <w:r>
-        <w:rPr>
-          <w:noProof/>
-          <w:lang w:val="en-US"/>
-        </w:rPr>
-        <w:t>3</w:t>
-      </w:r>
-      <w:r>
-        <w:fldChar w:fldCharType="end"/>
-      </w:r>
-      <w:bookmarkEnd w:id="7"/>
-      <w:r>
-        <w:rPr>
-          <w:lang w:val="en-US"/>
-        </w:rPr>
-        <w:t xml:space="preserve"> - BEQI-FR EQR thresholds</w:t>
-      </w:r>
-      <w:r>
-        <w:rPr>
-          <w:lang w:val="en-US"/>
-        </w:rPr>
-        <w:t xml:space="preserve"> for large estuaries (type D).</w:t>
-      </w:r>
-    </w:p>
-    <w:tbl>
-      <w:tblPr>
-        <w:tblStyle w:val="Grilledutableau"/>
-        <w:tblW w:w="0" w:type="auto"/>
-        <w:tblLook w:val="04A0" w:firstRow="1" w:lastRow="0" w:firstColumn="1" w:lastColumn="0" w:noHBand="0" w:noVBand="1"/>
-      </w:tblPr>
-      <w:tblGrid>
-        <w:gridCol w:w="1742"/>
-        <w:gridCol w:w="1742"/>
-        <w:gridCol w:w="1743"/>
-        <w:gridCol w:w="1743"/>
-        <w:gridCol w:w="1743"/>
-        <w:gridCol w:w="1743"/>
-      </w:tblGrid>
-      <w:tr>
-        <w:tc>
-          <w:tcPr>
-            <w:tcW w:w="1742" w:type="dxa"/>
-          </w:tcPr>
-          <w:p>
-            <w:pPr>
-              <w:pStyle w:val="Sansinterligne"/>
-              <w:rPr>
-                <w:lang w:val="en-US"/>
-              </w:rPr>
-            </w:pPr>
-            <w:r>
-              <w:rPr>
-                <w:lang w:val="en-US"/>
-              </w:rPr>
-              <w:t>BEQI-FR</w:t>
-            </w:r>
-          </w:p>
-        </w:tc>
-        <w:tc>
-          <w:tcPr>
-            <w:tcW w:w="1742" w:type="dxa"/>
-          </w:tcPr>
-          <w:p>
-            <w:pPr>
-              <w:pStyle w:val="Sansinterligne"/>
-              <w:rPr>
-                <w:lang w:val="en-US"/>
-              </w:rPr>
-            </w:pPr>
-            <w:r>
-              <w:rPr>
-                <w:lang w:val="en-US"/>
-              </w:rPr>
-              <w:t>High</w:t>
-            </w:r>
-          </w:p>
-        </w:tc>
-        <w:tc>
-          <w:tcPr>
-            <w:tcW w:w="1743" w:type="dxa"/>
-          </w:tcPr>
-          <w:p>
-            <w:pPr>
-              <w:pStyle w:val="Sansinterligne"/>
-              <w:rPr>
-                <w:lang w:val="en-US"/>
-              </w:rPr>
-            </w:pPr>
-            <w:r>
-              <w:rPr>
-                <w:lang w:val="en-US"/>
-              </w:rPr>
-              <w:t>Good</w:t>
-            </w:r>
-          </w:p>
-        </w:tc>
-        <w:tc>
-          <w:tcPr>
-            <w:tcW w:w="1743" w:type="dxa"/>
-          </w:tcPr>
-          <w:p>
-            <w:pPr>
-              <w:pStyle w:val="Sansinterligne"/>
-              <w:rPr>
-                <w:lang w:val="en-US"/>
-              </w:rPr>
-            </w:pPr>
-            <w:r>
-              <w:rPr>
-                <w:lang w:val="en-US"/>
-              </w:rPr>
-              <w:t>Moderate</w:t>
-            </w:r>
-          </w:p>
-        </w:tc>
-        <w:tc>
-          <w:tcPr>
-            <w:tcW w:w="1743" w:type="dxa"/>
-          </w:tcPr>
-          <w:p>
-            <w:pPr>
-              <w:pStyle w:val="Sansinterligne"/>
-              <w:rPr>
-                <w:lang w:val="en-US"/>
-              </w:rPr>
-            </w:pPr>
-            <w:r>
-              <w:rPr>
-                <w:lang w:val="en-US"/>
-              </w:rPr>
-              <w:t>Poor</w:t>
-            </w:r>
-          </w:p>
-        </w:tc>
-        <w:tc>
-          <w:tcPr>
-            <w:tcW w:w="1743" w:type="dxa"/>
-          </w:tcPr>
-          <w:p>
-            <w:pPr>
-              <w:pStyle w:val="Sansinterligne"/>
-              <w:rPr>
-                <w:lang w:val="en-US"/>
-              </w:rPr>
-            </w:pPr>
-            <w:r>
-              <w:rPr>
-                <w:lang w:val="en-US"/>
-              </w:rPr>
-              <w:t>Bad</w:t>
-            </w:r>
-          </w:p>
-        </w:tc>
-      </w:tr>
-      <w:tr>
-        <w:tc>
-          <w:tcPr>
-            <w:tcW w:w="1742" w:type="dxa"/>
-          </w:tcPr>
-          <w:p>
-            <w:pPr>
-              <w:pStyle w:val="Sansinterligne"/>
-              <w:rPr>
-                <w:lang w:val="en-US"/>
-              </w:rPr>
-            </w:pPr>
-            <w:r>
-              <w:rPr>
-                <w:lang w:val="en-US"/>
-              </w:rPr>
-              <w:t>EQR boundaries</w:t>
-            </w:r>
-          </w:p>
-        </w:tc>
-        <w:tc>
-          <w:tcPr>
-            <w:tcW w:w="1742" w:type="dxa"/>
-          </w:tcPr>
-          <w:p>
-            <w:pPr>
-              <w:pStyle w:val="Sansinterligne"/>
-              <w:rPr>
-                <w:lang w:val="en-US"/>
-              </w:rPr>
-            </w:pPr>
-            <w:r>
-              <w:rPr>
-                <w:lang w:val="en-US"/>
-              </w:rPr>
-              <w:t>]1-0,86]</w:t>
-            </w:r>
-          </w:p>
-        </w:tc>
-        <w:tc>
-          <w:tcPr>
-            <w:tcW w:w="1743" w:type="dxa"/>
-          </w:tcPr>
-          <w:p>
-            <w:pPr>
-              <w:pStyle w:val="Sansinterligne"/>
-              <w:rPr>
-                <w:lang w:val="en-US"/>
-              </w:rPr>
-            </w:pPr>
-            <w:r>
-              <w:rPr>
-                <w:lang w:val="en-US"/>
-              </w:rPr>
-              <w:t>]0,86-0,67]</w:t>
-            </w:r>
-          </w:p>
-        </w:tc>
-        <w:tc>
-          <w:tcPr>
-            <w:tcW w:w="1743" w:type="dxa"/>
-          </w:tcPr>
-          <w:p>
-            <w:pPr>
-              <w:pStyle w:val="Sansinterligne"/>
-              <w:rPr>
-                <w:lang w:val="en-US"/>
-              </w:rPr>
-            </w:pPr>
-            <w:r>
-              <w:rPr>
-                <w:lang w:val="en-US"/>
-              </w:rPr>
-              <w:t>]0,67-0,40]</w:t>
-            </w:r>
-          </w:p>
-        </w:tc>
-        <w:tc>
-          <w:tcPr>
-            <w:tcW w:w="1743" w:type="dxa"/>
-          </w:tcPr>
-          <w:p>
-            <w:pPr>
-              <w:pStyle w:val="Sansinterligne"/>
-              <w:rPr>
-                <w:lang w:val="en-US"/>
-              </w:rPr>
-            </w:pPr>
-            <w:r>
-              <w:rPr>
-                <w:lang w:val="en-US"/>
-              </w:rPr>
-              <w:t>]0,40-0,20]</w:t>
-            </w:r>
-          </w:p>
-        </w:tc>
-        <w:tc>
-          <w:tcPr>
-            <w:tcW w:w="1743" w:type="dxa"/>
-          </w:tcPr>
-          <w:p>
-            <w:pPr>
-              <w:pStyle w:val="Sansinterligne"/>
-              <w:rPr>
-                <w:lang w:val="en-US"/>
-              </w:rPr>
-            </w:pPr>
-            <w:r>
-              <w:rPr>
-                <w:lang w:val="en-US"/>
-              </w:rPr>
-              <w:t>]0,20-0]</w:t>
-            </w:r>
-          </w:p>
-        </w:tc>
-      </w:tr>
-    </w:tbl>
-    <w:p>
-      <w:pPr>
-        <w:rPr>
-          <w:lang w:val="en-US"/>
-        </w:rPr>
-      </w:pPr>
-    </w:p>
-    <w:bookmarkEnd w:id="6"/>
-    <w:p>
-      <w:pPr>
-        <w:rPr>
-          <w:lang w:val="en-US"/>
-        </w:rPr>
-      </w:pPr>
-      <w:r>
-        <w:rPr>
-          <w:lang w:val="en-US"/>
-        </w:rPr>
-        <w:br w:type="page"/>
-      </w:r>
-    </w:p>
-    <w:p>
-      <w:pPr>
-        <w:pStyle w:val="Titre3"/>
-        <w:rPr>
           <w:highlight w:val="yellow"/>
           <w:lang w:val="en-US"/>
         </w:rPr>
-      </w:pPr>
-      <w:proofErr w:type="spellStart"/>
-      <w:r>
-        <w:rPr>
-          <w:highlight w:val="yellow"/>
-          <w:lang w:val="en-US"/>
-        </w:rPr>
-        <w:lastRenderedPageBreak/>
         <w:t>Physico</w:t>
       </w:r>
       <w:proofErr w:type="spellEnd"/>
@@ -14714,7 +10079,6 @@
     </w:p>
     <w:p>
       <w:r>
-        <w:lastRenderedPageBreak/>
         <w:t>{</w:t>
       </w:r>
       <w:proofErr w:type="spellStart"/>
@@ -15018,6 +10382,7 @@
                 <w:noProof/>
                 <w:lang w:val="en-US"/>
               </w:rPr>
+              <w:lastRenderedPageBreak/>
               <w:drawing>
                 <wp:inline distT="0" distB="0" distL="0" distR="0" wp14:anchorId="00D55F42" wp14:editId="458DBC98">
                   <wp:extent cx="4557447" cy="2826327"/>
@@ -15575,65 +10940,6 @@
           <w:lang w:val="en-US"/>
         </w:rPr>
       </w:pPr>
-      <w:r>
-        <w:rPr>
-          <w:lang w:val="en-US"/>
-        </w:rPr>
-        <w:br w:type="page"/>
-      </w:r>
-    </w:p>
-    <w:p>
-      <w:pPr>
-        <w:pStyle w:val="Titre3"/>
-        <w:rPr>
-          <w:highlight w:val="yellow"/>
-          <w:lang w:val="en-US"/>
-        </w:rPr>
-      </w:pPr>
-      <w:r>
-        <w:rPr>
-          <w:highlight w:val="yellow"/>
-          <w:lang w:val="en-US"/>
-        </w:rPr>
-        <w:lastRenderedPageBreak/>
-        <w:t xml:space="preserve">Fish and </w:t>
-      </w:r>
-      <w:proofErr w:type="spellStart"/>
-      <w:r>
-        <w:rPr>
-          <w:highlight w:val="yellow"/>
-          <w:lang w:val="en-US"/>
-        </w:rPr>
-        <w:t>demerso</w:t>
-      </w:r>
-      <w:proofErr w:type="spellEnd"/>
-      <w:r>
-        <w:rPr>
-          <w:highlight w:val="yellow"/>
-          <w:lang w:val="en-US"/>
-        </w:rPr>
-        <w:t>-pelagic preys</w:t>
-      </w:r>
-    </w:p>
-    <w:p>
-      <w:pPr>
-        <w:rPr>
-          <w:lang w:val="en-US"/>
-        </w:rPr>
-      </w:pPr>
-      <w:r>
-        <w:rPr>
-          <w:lang w:val="en-US"/>
-        </w:rPr>
-        <w:br w:type="page"/>
-      </w:r>
-    </w:p>
-    <w:p>
-      <w:pPr>
-        <w:rPr>
-          <w:lang w:val="en-US"/>
-        </w:rPr>
-      </w:pPr>
     </w:p>
     <w:p>
       <w:pPr>
@@ -16078,7 +11384,7 @@
               </w:rPr>
               <w:t> and the excretion of nitrogenous waste by animals [</w:t>
             </w:r>
-            <w:bookmarkStart w:id="8" w:name="bbib5"/>
+            <w:bookmarkStart w:id="2" w:name="bbib5"/>
             <w:r>
               <w:fldChar w:fldCharType="begin"/>
             </w:r>
@@ -16111,7 +11417,7 @@
               </w:rPr>
               <w:t>,</w:t>
             </w:r>
-            <w:bookmarkStart w:id="9" w:name="bbib6"/>
+            <w:bookmarkStart w:id="3" w:name="bbib6"/>
             <w:r>
               <w:fldChar w:fldCharType="begin"/>
             </w:r>
@@ -16191,7 +11497,7 @@
               <w:lastRenderedPageBreak/>
               <w:t>material, which can result in oxygen depletion within the water and contribute to eutrophication, posing a significant threat to the aquatic environment and ecological security [</w:t>
             </w:r>
-            <w:bookmarkStart w:id="10" w:name="bbib7"/>
+            <w:bookmarkStart w:id="4" w:name="bbib7"/>
             <w:r>
               <w:fldChar w:fldCharType="begin"/>
             </w:r>
@@ -16216,7 +11522,7 @@
             <w:r>
               <w:fldChar w:fldCharType="end"/>
             </w:r>
-            <w:bookmarkEnd w:id="10"/>
+            <w:bookmarkEnd w:id="4"/>
             <w:r>
               <w:rPr>
                 <w:rFonts w:ascii="Georgia" w:hAnsi="Georgia"/>
@@ -16255,7 +11561,7 @@
                 <w:t>5</w:t>
               </w:r>
             </w:hyperlink>
-            <w:bookmarkEnd w:id="8"/>
+            <w:bookmarkEnd w:id="2"/>
             <w:r>
               <w:rPr>
                 <w:rFonts w:ascii="Georgia" w:hAnsi="Georgia"/>
@@ -16275,7 +11581,7 @@
                 <w:t>6</w:t>
               </w:r>
             </w:hyperlink>
-            <w:bookmarkEnd w:id="9"/>
+            <w:bookmarkEnd w:id="3"/>
             <w:r>
               <w:rPr>
                 <w:rFonts w:ascii="Georgia" w:hAnsi="Georgia"/>
@@ -19830,7 +15136,7 @@
           <w:lang w:val="en-US"/>
         </w:rPr>
       </w:pPr>
-      <w:bookmarkStart w:id="11" w:name="_Hlk204159459"/>
+      <w:bookmarkStart w:id="5" w:name="_Hlk204159459"/>
       <w:r>
         <w:rPr>
           <w:lang w:val="en-US"/>
@@ -25878,7 +21184,7 @@
         <w:br w:type="page"/>
       </w:r>
     </w:p>
-    <w:bookmarkEnd w:id="11"/>
+    <w:bookmarkEnd w:id="5"/>
     <w:p>
       <w:pPr>
         <w:pStyle w:val="Titre2"/>
